--- a/P2/P2 draft c2v5.docx
+++ b/P2/P2 draft c2v5.docx
@@ -6292,7 +6292,70 @@
     </w:p>
     <w:p>
       <w:r>
-        <w:t xml:space="preserve">Heart rate is derived from the PPG waveform using a peak-detection approach applied to the systolic peaks of successive pulses. The raw PPG signal is first band-pass filtered (0.5Hz–8Hz) using a zero-phase second-order Butterworth filter to remove baseline wander caused by respiration and motion while preserving the pulsatile (cardiac) component of the waveform [8]. Detecting the systolic peak of each pulse in the filtered signal is analogous to R-peak detection in an ECG signal, and is performed using the event-related moving-average algorithm of Elgendi et al. [37], which was reported to achieve a higher sensitivity and positive predictivity (99.84% and 99.89% respectively) than local-maxima, derivative-based and slope-sum-based peak detectors while remaining computationally light enough for real-time, on-device use [37]. The algorithm proceeds in three stages: pre-processing, feature extraction and thresholding.  In pre-processing, the band-pass-filtered signal is clipped to remove negative values, producing a clipped signal, z(n) (dimensionless, where n is the discrete sample index), which is then squared to emphasise the systolic wave and suppress the diastolic wave and residual noise [37]:  </w:t>
+        <w:t xml:space="preserve">Heart rate is derived from the PPG waveform using a peak-detection approach applied to the systolic peaks of successive pulses. The raw PPG signal is first band-pass filtered (0.5Hz–8Hz) using a zero-phase second-order Butterworth filter to remove baseline wander caused by respiration and motion while preserving the pulsatile (cardiac) component of the waveform [8]. Detecting the systolic peak of each pulse in the filtered signal is analogous to R-peak detection in an ECG signal, and is performed using the event-related moving-average algorithm of Elgendi et al. </w:t>
+      </w:r>
+      <w:r>
+        <w:fldChar w:fldCharType="begin"/>
+      </w:r>
+      <w:r>
+        <w:instrText xml:space="preserve"> ADDIN ZOTERO_ITEM CSL_CITATION {"citationID":"EChcYhDP","properties":{"unsorted":false,"formattedCitation":"[37]","plainCitation":"[37]","noteIndex":0},"citationItems":[{"id":328,"uris":["http://zotero.org/users/19683069/items/X49LCWCB"],"itemData":{"id":328,"type":"article-journal","container-title":"PLoS ONE","DOI":"10.1371/journal.pone.0076585","ISSN":"1932-6203","issue":"10","journalAbbreviation":"PLoS ONE","language":"en","page":"e76585","source":"DOI.org (Crossref)","title":"Systolic Peak Detection in Acceleration Photoplethysmograms Measured from Emergency Responders in Tropical Conditions","volume":"8","author":[{"family":"Elgendi","given":"Mohamed"},{"family":"Norton","given":"Ian"},{"family":"Brearley","given":"Matt"},{"family":"Abbott","given":"Derek"},{"family":"Schuurmans","given":"Dale"}],"editor":[{"family":"Bondarenko","given":"Vladimir E."}],"issued":{"date-parts":[["2013",10,22]]}}}],"schema":"https://github.com/citation-style-language/schema/raw/master/csl-citation.json"} </w:instrText>
+      </w:r>
+      <w:r>
+        <w:fldChar w:fldCharType="separate"/>
+      </w:r>
+      <w:r>
+        <w:rPr>
+          <w:rFonts w:ascii="Aptos" w:hAnsi="Aptos"/>
+        </w:rPr>
+        <w:t>[37]</w:t>
+      </w:r>
+      <w:r>
+        <w:fldChar w:fldCharType="end"/>
+      </w:r>
+      <w:r>
+        <w:t xml:space="preserve">, which was reported to achieve a higher sensitivity and positive predictivity (99.84% and 99.89% respectively) than local-maxima, derivative-based and slope-sum-based peak detectors while remaining computationally light enough for real-time, on-device use </w:t>
+      </w:r>
+      <w:r>
+        <w:fldChar w:fldCharType="begin"/>
+      </w:r>
+      <w:r>
+        <w:instrText xml:space="preserve"> ADDIN ZOTERO_ITEM CSL_CITATION {"citationID":"vg7NdcnX","properties":{"unsorted":false,"formattedCitation":"[37]","plainCitation":"[37]","noteIndex":0},"citationItems":[{"id":328,"uris":["http://zotero.org/users/19683069/items/X49LCWCB"],"itemData":{"id":328,"type":"article-journal","container-title":"PLoS ONE","DOI":"10.1371/journal.pone.0076585","ISSN":"1932-6203","issue":"10","journalAbbreviation":"PLoS ONE","language":"en","page":"e76585","source":"DOI.org (Crossref)","title":"Systolic Peak Detection in Acceleration Photoplethysmograms Measured from Emergency Responders in Tropical Conditions","volume":"8","author":[{"family":"Elgendi","given":"Mohamed"},{"family":"Norton","given":"Ian"},{"family":"Brearley","given":"Matt"},{"family":"Abbott","given":"Derek"},{"family":"Schuurmans","given":"Dale"}],"editor":[{"family":"Bondarenko","given":"Vladimir E."}],"issued":{"date-parts":[["2013",10,22]]}}}],"schema":"https://github.com/citation-style-language/schema/raw/master/csl-citation.json"} </w:instrText>
+      </w:r>
+      <w:r>
+        <w:fldChar w:fldCharType="separate"/>
+      </w:r>
+      <w:r>
+        <w:rPr>
+          <w:rFonts w:ascii="Aptos" w:hAnsi="Aptos"/>
+        </w:rPr>
+        <w:t>[37]</w:t>
+      </w:r>
+      <w:r>
+        <w:fldChar w:fldCharType="end"/>
+      </w:r>
+      <w:r>
+        <w:t xml:space="preserve">. The algorithm proceeds in three stages: pre-processing, feature extraction and thresholding.  In pre-processing, the band-pass-filtered signal is clipped to remove negative values, producing a clipped signal, z(n) (dimensionless, where n is the discrete sample index), which is then squared to emphasise the systolic wave and suppress the diastolic wave and residual noise </w:t>
+      </w:r>
+      <w:r>
+        <w:fldChar w:fldCharType="begin"/>
+      </w:r>
+      <w:r>
+        <w:instrText xml:space="preserve"> ADDIN ZOTERO_ITEM CSL_CITATION {"citationID":"VM2kfnq9","properties":{"unsorted":false,"formattedCitation":"[37]","plainCitation":"[37]","noteIndex":0},"citationItems":[{"id":328,"uris":["http://zotero.org/users/19683069/items/X49LCWCB"],"itemData":{"id":328,"type":"article-journal","container-title":"PLoS ONE","DOI":"10.1371/journal.pone.0076585","ISSN":"1932-6203","issue":"10","journalAbbreviation":"PLoS ONE","language":"en","page":"e76585","source":"DOI.org (Crossref)","title":"Systolic Peak Detection in Acceleration Photoplethysmograms Measured from Emergency Responders in Tropical Conditions","volume":"8","author":[{"family":"Elgendi","given":"Mohamed"},{"family":"Norton","given":"Ian"},{"family":"Brearley","given":"Matt"},{"family":"Abbott","given":"Derek"},{"family":"Schuurmans","given":"Dale"}],"editor":[{"family":"Bondarenko","given":"Vladimir E."}],"issued":{"date-parts":[["2013",10,22]]}}}],"schema":"https://github.com/citation-style-language/schema/raw/master/csl-citation.json"} </w:instrText>
+      </w:r>
+      <w:r>
+        <w:fldChar w:fldCharType="separate"/>
+      </w:r>
+      <w:r>
+        <w:rPr>
+          <w:rFonts w:ascii="Aptos" w:hAnsi="Aptos"/>
+        </w:rPr>
+        <w:t>[37]</w:t>
+      </w:r>
+      <w:r>
+        <w:fldChar w:fldCharType="end"/>
+      </w:r>
+      <w:r>
+        <w:t xml:space="preserve">:  </w:t>
       </w:r>
       <w:r>
         <w:rPr>
@@ -6301,7 +6364,28 @@
         <w:t>y(n) = [z(n)]²</w:t>
       </w:r>
       <w:r>
-        <w:t xml:space="preserve">  where y(n) (dimensionless) is the squared, clipped signal at sample n.  In feature extraction, two moving averages of y(n) are computed to identify candidate “blocks of interest” likely to contain a systolic peak [37]. The first, MA_peak(n), uses a short window matched to the expected duration of a systolic peak:  </w:t>
+        <w:t xml:space="preserve">  where y(n) (dimensionless) is the squared, clipped signal at sample n.  In feature extraction, two moving averages of y(n) are computed to identify candidate “blocks of interest” likely to contain a systolic peak </w:t>
+      </w:r>
+      <w:r>
+        <w:fldChar w:fldCharType="begin"/>
+      </w:r>
+      <w:r>
+        <w:instrText xml:space="preserve"> ADDIN ZOTERO_ITEM CSL_CITATION {"citationID":"QuJRPnGg","properties":{"unsorted":false,"formattedCitation":"[37]","plainCitation":"[37]","noteIndex":0},"citationItems":[{"id":328,"uris":["http://zotero.org/users/19683069/items/X49LCWCB"],"itemData":{"id":328,"type":"article-journal","container-title":"PLoS ONE","DOI":"10.1371/journal.pone.0076585","ISSN":"1932-6203","issue":"10","journalAbbreviation":"PLoS ONE","language":"en","page":"e76585","source":"DOI.org (Crossref)","title":"Systolic Peak Detection in Acceleration Photoplethysmograms Measured from Emergency Responders in Tropical Conditions","volume":"8","author":[{"family":"Elgendi","given":"Mohamed"},{"family":"Norton","given":"Ian"},{"family":"Brearley","given":"Matt"},{"family":"Abbott","given":"Derek"},{"family":"Schuurmans","given":"Dale"}],"editor":[{"family":"Bondarenko","given":"Vladimir E."}],"issued":{"date-parts":[["2013",10,22]]}}}],"schema":"https://github.com/citation-style-language/schema/raw/master/csl-citation.json"} </w:instrText>
+      </w:r>
+      <w:r>
+        <w:fldChar w:fldCharType="separate"/>
+      </w:r>
+      <w:r>
+        <w:rPr>
+          <w:rFonts w:ascii="Aptos" w:hAnsi="Aptos"/>
+        </w:rPr>
+        <w:t>[37]</w:t>
+      </w:r>
+      <w:r>
+        <w:fldChar w:fldCharType="end"/>
+      </w:r>
+      <w:r>
+        <w:t xml:space="preserve">. The first, MA_peak(n), uses a short window matched to the expected duration of a systolic peak:  </w:t>
       </w:r>
       <w:r>
         <w:rPr>
@@ -6319,7 +6403,49 @@
         <w:t>W1 = round(0.111 × fs)</w:t>
       </w:r>
       <w:r>
-        <w:t xml:space="preserve">, rounded to the nearest odd integer [37]. The second, MA_beat(n), uses a wider window matched to the expected duration of one full heartbeat, computed in the same way as MA_peak(n) but with a window, W2 (samples), corresponding to 667ms [37].  In thresholding, a dynamic threshold, THR1(n) (dimensionless, same units as y(n)), is formed by adding an offset to MA_beat(n):  </w:t>
+        <w:t xml:space="preserve">, rounded to the nearest odd integer </w:t>
+      </w:r>
+      <w:r>
+        <w:fldChar w:fldCharType="begin"/>
+      </w:r>
+      <w:r>
+        <w:instrText xml:space="preserve"> ADDIN ZOTERO_ITEM CSL_CITATION {"citationID":"2v308g4v","properties":{"unsorted":false,"formattedCitation":"[37]","plainCitation":"[37]","noteIndex":0},"citationItems":[{"id":328,"uris":["http://zotero.org/users/19683069/items/X49LCWCB"],"itemData":{"id":328,"type":"article-journal","container-title":"PLoS ONE","DOI":"10.1371/journal.pone.0076585","ISSN":"1932-6203","issue":"10","journalAbbreviation":"PLoS ONE","language":"en","page":"e76585","source":"DOI.org (Crossref)","title":"Systolic Peak Detection in Acceleration Photoplethysmograms Measured from Emergency Responders in Tropical Conditions","volume":"8","author":[{"family":"Elgendi","given":"Mohamed"},{"family":"Norton","given":"Ian"},{"family":"Brearley","given":"Matt"},{"family":"Abbott","given":"Derek"},{"family":"Schuurmans","given":"Dale"}],"editor":[{"family":"Bondarenko","given":"Vladimir E."}],"issued":{"date-parts":[["2013",10,22]]}}}],"schema":"https://github.com/citation-style-language/schema/raw/master/csl-citation.json"} </w:instrText>
+      </w:r>
+      <w:r>
+        <w:fldChar w:fldCharType="separate"/>
+      </w:r>
+      <w:r>
+        <w:rPr>
+          <w:rFonts w:ascii="Aptos" w:hAnsi="Aptos"/>
+        </w:rPr>
+        <w:t>[37]</w:t>
+      </w:r>
+      <w:r>
+        <w:fldChar w:fldCharType="end"/>
+      </w:r>
+      <w:r>
+        <w:t xml:space="preserve">. The second, MA_beat(n), uses a wider window matched to the expected duration of one full heartbeat, computed in the same way as MA_peak(n) but with a window, W2 (samples), corresponding to 667ms </w:t>
+      </w:r>
+      <w:r>
+        <w:fldChar w:fldCharType="begin"/>
+      </w:r>
+      <w:r>
+        <w:instrText xml:space="preserve"> ADDIN ZOTERO_ITEM CSL_CITATION {"citationID":"9vX6P1zO","properties":{"unsorted":false,"formattedCitation":"[37]","plainCitation":"[37]","noteIndex":0},"citationItems":[{"id":328,"uris":["http://zotero.org/users/19683069/items/X49LCWCB"],"itemData":{"id":328,"type":"article-journal","container-title":"PLoS ONE","DOI":"10.1371/journal.pone.0076585","ISSN":"1932-6203","issue":"10","journalAbbreviation":"PLoS ONE","language":"en","page":"e76585","source":"DOI.org (Crossref)","title":"Systolic Peak Detection in Acceleration Photoplethysmograms Measured from Emergency Responders in Tropical Conditions","volume":"8","author":[{"family":"Elgendi","given":"Mohamed"},{"family":"Norton","given":"Ian"},{"family":"Brearley","given":"Matt"},{"family":"Abbott","given":"Derek"},{"family":"Schuurmans","given":"Dale"}],"editor":[{"family":"Bondarenko","given":"Vladimir E."}],"issued":{"date-parts":[["2013",10,22]]}}}],"schema":"https://github.com/citation-style-language/schema/raw/master/csl-citation.json"} </w:instrText>
+      </w:r>
+      <w:r>
+        <w:fldChar w:fldCharType="separate"/>
+      </w:r>
+      <w:r>
+        <w:rPr>
+          <w:rFonts w:ascii="Aptos" w:hAnsi="Aptos"/>
+        </w:rPr>
+        <w:t>[37]</w:t>
+      </w:r>
+      <w:r>
+        <w:fldChar w:fldCharType="end"/>
+      </w:r>
+      <w:r>
+        <w:t xml:space="preserve">.  In thresholding, a dynamic threshold, THR1(n) (dimensionless, same units as y(n)), is formed by adding an offset to MA_beat(n):  </w:t>
       </w:r>
       <w:r>
         <w:rPr>
@@ -6337,11 +6463,74 @@
         <w:t>β = α × y_mean, α = 0.02</w:t>
       </w:r>
       <w:r>
-        <w:t xml:space="preserve"> is an empirically optimised offset coefficient and y_mean (dimensionless) is the mean value of y(n) over the current analysis window [37]. A block of interest is any contiguous run of samples for which MA_peak(n) ≥ THR1(n); blocks narrower than W1 samples are rejected as noise, since a genuine systolic peak is expected to occupy at least the systolic-peak duration, while blocks meeting or exceeding this width are accepted as containing a systolic peak [37]. Within each </w:t>
+        <w:t xml:space="preserve"> is an empirically optimised offset coefficient and y_mean (dimensionless) is the mean value of y(n) over the current analysis window </w:t>
+      </w:r>
+      <w:r>
+        <w:fldChar w:fldCharType="begin"/>
+      </w:r>
+      <w:r>
+        <w:instrText xml:space="preserve"> ADDIN ZOTERO_ITEM CSL_CITATION {"citationID":"9Tqkfc2i","properties":{"unsorted":false,"formattedCitation":"[37]","plainCitation":"[37]","noteIndex":0},"citationItems":[{"id":328,"uris":["http://zotero.org/users/19683069/items/X49LCWCB"],"itemData":{"id":328,"type":"article-journal","container-title":"PLoS ONE","DOI":"10.1371/journal.pone.0076585","ISSN":"1932-6203","issue":"10","journalAbbreviation":"PLoS ONE","language":"en","page":"e76585","source":"DOI.org (Crossref)","title":"Systolic Peak Detection in Acceleration Photoplethysmograms Measured from Emergency Responders in Tropical Conditions","volume":"8","author":[{"family":"Elgendi","given":"Mohamed"},{"family":"Norton","given":"Ian"},{"family":"Brearley","given":"Matt"},{"family":"Abbott","given":"Derek"},{"family":"Schuurmans","given":"Dale"}],"editor":[{"family":"Bondarenko","given":"Vladimir E."}],"issued":{"date-parts":[["2013",10,22]]}}}],"schema":"https://github.com/citation-style-language/schema/raw/master/csl-citation.json"} </w:instrText>
+      </w:r>
+      <w:r>
+        <w:fldChar w:fldCharType="separate"/>
+      </w:r>
+      <w:r>
+        <w:rPr>
+          <w:rFonts w:ascii="Aptos" w:hAnsi="Aptos"/>
+        </w:rPr>
+        <w:t>[37]</w:t>
+      </w:r>
+      <w:r>
+        <w:fldChar w:fldCharType="end"/>
+      </w:r>
+      <w:r>
+        <w:t xml:space="preserve">. A block of interest is any contiguous run of samples for which MA_peak(n) ≥ THR1(n); blocks narrower than W1 samples are rejected as noise, since a genuine systolic peak is expected to occupy at least the systolic-peak duration, while blocks meeting or exceeding this width are accepted as containing a systolic peak </w:t>
+      </w:r>
+      <w:r>
+        <w:fldChar w:fldCharType="begin"/>
+      </w:r>
+      <w:r>
+        <w:instrText xml:space="preserve"> ADDIN ZOTERO_ITEM CSL_CITATION {"citationID":"fCFHHeVO","properties":{"unsorted":false,"formattedCitation":"[37]","plainCitation":"[37]","noteIndex":0},"citationItems":[{"id":328,"uris":["http://zotero.org/users/19683069/items/X49LCWCB"],"itemData":{"id":328,"type":"article-journal","container-title":"PLoS ONE","DOI":"10.1371/journal.pone.0076585","ISSN":"1932-6203","issue":"10","journalAbbreviation":"PLoS ONE","language":"en","page":"e76585","source":"DOI.org (Crossref)","title":"Systolic Peak Detection in Acceleration Photoplethysmograms Measured from Emergency Responders in Tropical Conditions","volume":"8","author":[{"family":"Elgendi","given":"Mohamed"},{"family":"Norton","given":"Ian"},{"family":"Brearley","given":"Matt"},{"family":"Abbott","given":"Derek"},{"family":"Schuurmans","given":"Dale"}],"editor":[{"family":"Bondarenko","given":"Vladimir E."}],"issued":{"date-parts":[["2013",10,22]]}}}],"schema":"https://github.com/citation-style-language/schema/raw/master/csl-citation.json"} </w:instrText>
+      </w:r>
+      <w:r>
+        <w:fldChar w:fldCharType="separate"/>
+      </w:r>
+      <w:r>
+        <w:rPr>
+          <w:rFonts w:ascii="Aptos" w:hAnsi="Aptos"/>
+        </w:rPr>
+        <w:t>[37]</w:t>
+      </w:r>
+      <w:r>
+        <w:fldChar w:fldCharType="end"/>
+      </w:r>
+      <w:r>
+        <w:t xml:space="preserve">. Within each </w:t>
       </w:r>
       <w:r>
         <w:lastRenderedPageBreak/>
-        <w:t xml:space="preserve">accepted block, the systolic peak location is taken as the sample at which y(n) attains its maximum value [37].  The time between two consecutive accepted systolic peaks is the pulse-to-pulse interval (PPI), measured in milliseconds (ms), and is the PPG-derived equivalent of the RR interval. Intervals corresponding to a physiologically implausible instantaneous heart rate (below 40bpm or above 180bpm, consistent with the danger thresholds established in the Literature Review) are rejected as likely motion-artefact detections rather than genuine pulses [33]. Instantaneous heart rate, HR (measured in beats per minute, bpm), is then computed from each accepted pulse-to-pulse interval as:  </w:t>
+        <w:t xml:space="preserve">accepted block, the systolic peak location is taken as the sample at which y(n) attains its maximum value </w:t>
+      </w:r>
+      <w:r>
+        <w:fldChar w:fldCharType="begin"/>
+      </w:r>
+      <w:r>
+        <w:instrText xml:space="preserve"> ADDIN ZOTERO_ITEM CSL_CITATION {"citationID":"M8WgI11t","properties":{"unsorted":false,"formattedCitation":"[37]","plainCitation":"[37]","noteIndex":0},"citationItems":[{"id":328,"uris":["http://zotero.org/users/19683069/items/X49LCWCB"],"itemData":{"id":328,"type":"article-journal","container-title":"PLoS ONE","DOI":"10.1371/journal.pone.0076585","ISSN":"1932-6203","issue":"10","journalAbbreviation":"PLoS ONE","language":"en","page":"e76585","source":"DOI.org (Crossref)","title":"Systolic Peak Detection in Acceleration Photoplethysmograms Measured from Emergency Responders in Tropical Conditions","volume":"8","author":[{"family":"Elgendi","given":"Mohamed"},{"family":"Norton","given":"Ian"},{"family":"Brearley","given":"Matt"},{"family":"Abbott","given":"Derek"},{"family":"Schuurmans","given":"Dale"}],"editor":[{"family":"Bondarenko","given":"Vladimir E."}],"issued":{"date-parts":[["2013",10,22]]}}}],"schema":"https://github.com/citation-style-language/schema/raw/master/csl-citation.json"} </w:instrText>
+      </w:r>
+      <w:r>
+        <w:fldChar w:fldCharType="separate"/>
+      </w:r>
+      <w:r>
+        <w:rPr>
+          <w:rFonts w:ascii="Aptos" w:hAnsi="Aptos"/>
+        </w:rPr>
+        <w:t>[37]</w:t>
+      </w:r>
+      <w:r>
+        <w:fldChar w:fldCharType="end"/>
+      </w:r>
+      <w:r>
+        <w:t xml:space="preserve">.  The time between two consecutive accepted systolic peaks is the pulse-to-pulse interval (PPI), measured in milliseconds (ms), and is the PPG-derived equivalent of the RR interval. Intervals corresponding to a physiologically implausible instantaneous heart rate (below 40bpm or above 180bpm, consistent with the danger thresholds established in the Literature Review) are rejected as likely motion-artefact detections rather than genuine pulses [33]. Instantaneous heart rate, HR (measured in beats per minute, bpm), is then computed from each accepted pulse-to-pulse interval as:  </w:t>
       </w:r>
       <w:r>
         <w:rPr>
@@ -6355,7 +6544,28 @@
     </w:p>
     <w:p>
       <w:r>
-        <w:t xml:space="preserve">Respiratory rate is extracted from the same PPG waveform used for heart rate, without requiring a separate sensor. Breathing modulates the PPG signal in three known ways: it changes the baseline/DC level of the waveform (respiratory-induced intensity variation), it changes the amplitude of each pulse (respiratory-induced amplitude variation), and it changes the timing between pulses through respiratory sinus arrhythmia (respiratory-induced frequency variation). This project extracts the respiratory-induced intensity variation by low-pass filtering the raw PPG signal to isolate the frequency band in which normal human breathing occurs (approximately 0.1Hz to 0.5Hz, corresponding to 6 to 30 breaths per minute). Peaks in this filtered respiratory waveform are then detected using the same event-related moving-average peak-detection algorithm used for PPG systolic peaks [37], and the time between consecutive respiratory peaks gives the breath-to-breath interval, T (measured in seconds, s). Respiratory rate, RR (measured in breaths per minute), is then:  </w:t>
+        <w:t xml:space="preserve">Respiratory rate is extracted from the same PPG waveform used for heart rate, without requiring a separate sensor. Breathing modulates the PPG signal in three known ways: it changes the baseline/DC level of the waveform (respiratory-induced intensity variation), it changes the amplitude of each pulse (respiratory-induced amplitude variation), and it changes the timing between pulses through respiratory sinus arrhythmia (respiratory-induced frequency variation). This project extracts the respiratory-induced intensity variation by low-pass filtering the raw PPG signal to isolate the frequency band in which normal human breathing occurs (approximately 0.1Hz to 0.5Hz, corresponding to 6 to 30 breaths per minute). Peaks in this filtered respiratory waveform are then detected using the same event-related moving-average peak-detection algorithm used for PPG systolic peaks </w:t>
+      </w:r>
+      <w:r>
+        <w:fldChar w:fldCharType="begin"/>
+      </w:r>
+      <w:r>
+        <w:instrText xml:space="preserve"> ADDIN ZOTERO_ITEM CSL_CITATION {"citationID":"SxvRv7GE","properties":{"unsorted":false,"formattedCitation":"[37]","plainCitation":"[37]","noteIndex":0},"citationItems":[{"id":328,"uris":["http://zotero.org/users/19683069/items/X49LCWCB"],"itemData":{"id":328,"type":"article-journal","container-title":"PLoS ONE","DOI":"10.1371/journal.pone.0076585","ISSN":"1932-6203","issue":"10","journalAbbreviation":"PLoS ONE","language":"en","page":"e76585","source":"DOI.org (Crossref)","title":"Systolic Peak Detection in Acceleration Photoplethysmograms Measured from Emergency Responders in Tropical Conditions","volume":"8","author":[{"family":"Elgendi","given":"Mohamed"},{"family":"Norton","given":"Ian"},{"family":"Brearley","given":"Matt"},{"family":"Abbott","given":"Derek"},{"family":"Schuurmans","given":"Dale"}],"editor":[{"family":"Bondarenko","given":"Vladimir E."}],"issued":{"date-parts":[["2013",10,22]]}}}],"schema":"https://github.com/citation-style-language/schema/raw/master/csl-citation.json"} </w:instrText>
+      </w:r>
+      <w:r>
+        <w:fldChar w:fldCharType="separate"/>
+      </w:r>
+      <w:r>
+        <w:rPr>
+          <w:rFonts w:ascii="Aptos" w:hAnsi="Aptos"/>
+        </w:rPr>
+        <w:t>[37]</w:t>
+      </w:r>
+      <w:r>
+        <w:fldChar w:fldCharType="end"/>
+      </w:r>
+      <w:r>
+        <w:t xml:space="preserve">, and the time between consecutive respiratory peaks gives the breath-to-breath interval, T (measured in seconds, s). Respiratory rate, RR (measured in breaths per minute), is then:  </w:t>
       </w:r>
       <w:r>
         <w:rPr>
@@ -6548,11 +6758,38 @@
     </w:p>
     <w:p>
       <w:r>
-        <w:t xml:space="preserve">Rather than deriving further equations for each of the parameters above, two signal processing choices most strongly affect the accuracy of every downstream metric produced by this layer (heart rate, respiratory rate and every HRV parameter): the PPG sampling frequency and the analysis window size, both of which must be balanced against the hardware and computational-overhead constraints established earlier in this report.  Sampling frequency, fs (measured in samples per second, sps), sets the timing resolution with which pulse peaks, and therefore pulse-to-pulse intervals, can be located. Too low an fs introduces quantisation error into every PPI measurement, which propagates directly into the heart rate and every time-domain HRV parameter calculated from it; RMSSD in particular is highly sensitive to small interval-timing errors since it is computed from successive differences [33]. The PPG sensor used in this project is configured to sample at 100sps, a rate commonly used in wearable PPG heart-rate applications that provides sufficient timing resolution for reliable PPI measurement without the additional power draw of a substantially higher sampling rate [38].  Window size determines how many pulses are available for each reported metric, and different metric types require different minimum windows. Heart rate itself, and most time-domain HRV parameters, can be reliably estimated from windows of about 10s [20]. Frequency-domain parameters, particularly LF power, need enough samples to capture several full oscillation cycles at low frequency and are only reliably estimated using windows of roughly 50s or longer [20]; using a shorter window for these parameters risks spectral leakage and an unstable LF/HF ratio. This window requirement consumes part of the 60s alert-latency budget established in the Requirements and specifications section, leaving the remaining time for classification and alert dispatch. To keep pace with continuous monitoring, the analysis window is advanced using a sliding, overlapping update (rather than being recomputed from scratch after every full window), so that metrics are refreshed more often than the window length itself. Windows containing motion-artefact-corrupted or missing samples are handled by rejecting the affected pulses at the peak-detection stage, since </w:t>
+        <w:t xml:space="preserve">Rather than deriving further equations for each of the parameters above, two signal processing choices most strongly affect the accuracy of every downstream metric produced by this layer (heart rate, respiratory rate and every HRV parameter): the PPG sampling frequency and the analysis window size, both of which must be balanced against the hardware and computational-overhead constraints established earlier in this report.  Sampling frequency, fs (measured in samples per second, sps), sets the timing resolution with which pulse peaks, and therefore pulse-to-pulse intervals, can be located. Too low an fs introduces quantisation error into every PPI measurement, which propagates directly into the heart rate and every time-domain HRV parameter calculated from it; RMSSD in particular is highly sensitive to small interval-timing errors since it is computed from successive differences [33]. </w:t>
+      </w:r>
+      <w:r>
+        <w:t>This project will</w:t>
+      </w:r>
+      <w:r>
+        <w:t xml:space="preserve"> sample at 100sps, a rate commonly used in wearable PPG heart-rate applications that provides sufficient timing resolution for reliable PPI measurement without the additional power draw of a substantially higher sampling rate </w:t>
+      </w:r>
+      <w:r>
+        <w:fldChar w:fldCharType="begin"/>
+      </w:r>
+      <w:r>
+        <w:instrText xml:space="preserve"> ADDIN ZOTERO_ITEM CSL_CITATION {"citationID":"PnQioQH7","properties":{"unsorted":false,"formattedCitation":"[38]","plainCitation":"[38]","noteIndex":0},"citationItems":[{"id":332,"uris":["http://zotero.org/users/19683069/items/UHD56H73"],"itemData":{"id":332,"type":"article-journal","container-title":"Biomedical Signal Processing and Control","DOI":"10.1016/j.bspc.2021.102589","ISSN":"17468094","journalAbbreviation":"Biomedical Signal Processing and Control","language":"en","page":"102589","source":"DOI.org (Crossref)","title":"The minimal sampling frequency of the photoplethysmogram for accurate pulse rate variability parameters in healthy volunteers","volume":"68","author":[{"family":"Béres","given":"Szabolcs"},{"family":"Hejjel","given":"László"}],"issued":{"date-parts":[["2021",7]]}}}],"schema":"https://github.com/citation-style-language/schema/raw/master/csl-citation.json"} </w:instrText>
+      </w:r>
+      <w:r>
+        <w:fldChar w:fldCharType="separate"/>
+      </w:r>
+      <w:r>
+        <w:rPr>
+          <w:rFonts w:ascii="Aptos" w:hAnsi="Aptos"/>
+        </w:rPr>
+        <w:t>[38]</w:t>
+      </w:r>
+      <w:r>
+        <w:fldChar w:fldCharType="end"/>
+      </w:r>
+      <w:r>
+        <w:t xml:space="preserve">.  Window size determines how many pulses are available for each reported metric, and different metric types require different minimum windows. Heart rate itself, and most time-domain HRV parameters, can be reliably estimated from windows of about 10s [20]. Frequency-domain parameters, particularly LF power, need enough samples to capture several full oscillation cycles at low frequency and are only reliably estimated using windows of roughly 50s or longer [20]; using a shorter window for these parameters risks spectral leakage and an unstable LF/HF ratio. This window requirement consumes part of the 60s alert-latency budget established in the Requirements and specifications section, leaving the remaining time for classification and alert dispatch. To keep pace with continuous monitoring, the analysis window is advanced using a sliding, overlapping update (rather than being recomputed from scratch after every full window), so that metrics are refreshed more often than the window length itself. Windows containing motion-artefact-corrupted or missing samples are handled by rejecting the affected </w:t>
       </w:r>
       <w:r>
         <w:lastRenderedPageBreak/>
-        <w:t>including them has been shown to introduce significant error into ultra-short-term HRV estimates [33].</w:t>
+        <w:t>pulses at the peak-detection stage, since including them has been shown to introduce significant error into ultra-short-term HRV estimates [33].</w:t>
       </w:r>
     </w:p>
     <w:p>
@@ -6716,7 +6953,13 @@
         <w:t>Gini = 1 – Σ p_i²</w:t>
       </w:r>
       <w:r>
-        <w:t xml:space="preserve">  where p_i is the proportion of training samples at that node belonging to class i, and the sum is taken over all stress classes present (no stress, moderate stress, severe stress). A node containing only one class has a Gini impurity of 0, while a node with an even mix of classes has a higher impurity value. The algorithm selects, at each node, the split that minimises the weighted average Gini impurity of the resulting child nodes, and repeats this process recursively on each child until a stopping condition is reached (a maximum tree depth, a minimum number of samples remaining at a node, or a node containing only one class). This recursive splitting is what allows the tree to separate stress classes using combinations of HRV parameters rather than any single parameter alone.  Because classification only requires following a path from the root to a leaf, comparing one parameter against one threshold at each node, inference time scales with the depth of the tree rather than the size of the training set. This is what allows the classifier to run locally on a mobile device in real time, supporting the feasibility argument made earlier regarding computational cost.  The outputs of the two methods are combined conservatively: the alert subsystem is passed whichever of the two classifications is more severe, so that either a large sustained heart-rate deviation or a decision-tree-flagged stress state is sufficient to trigger the corresponding alert tier. This redundancy is intended to reduce the chance that a genuine dangerous state is missed because only one of the two methods detected it.</w:t>
+        <w:t xml:space="preserve">  where p_i is the proportion of training samples at that node belonging to class i, and the sum is taken over all stress classes present (no stress, moderate stress, severe stress). A node containing only one class has a Gini impurity of 0, while a node with an even mix of classes has a higher impurity value. The algorithm selects, at each node, the split that minimises the weighted average Gini impurity of the resulting child nodes, and repeats this process recursively on each child until a stopping condition is reached (a maximum tree depth, a minimum number of samples remaining at a node, or a node containing only one class). This recursive splitting is what allows the tree to separate stress classes using combinations of HRV parameters rather than any single parameter alone.  Because classification only requires following a path from the root to a leaf, comparing one parameter against one threshold at each node, inference time scales with the depth of the tree rather than the size of the training set. This is what allows the classifier to run locally on a mobile device in real time, supporting the feasibility argument made earlier regarding computational cost.  The outputs of the two methods are combined conservatively: the alert subsystem is passed whichever of the two classifications is more severe, so that either a </w:t>
+      </w:r>
+      <w:r>
+        <w:t>large, sustained</w:t>
+      </w:r>
+      <w:r>
+        <w:t xml:space="preserve"> heart-rate deviation or a decision-tree-flagged stress state is sufficient to trigger the corresponding alert tier. This redundancy is intended to reduce the chance that a genuine dangerous state is missed because only one of the two methods detected it.</w:t>
       </w:r>
     </w:p>
     <w:p>
@@ -6744,11 +6987,41 @@
     </w:p>
     <w:p>
       <w:r>
-        <w:t xml:space="preserve">Communication between the mobile application and the wearable haptic cuff is handled over a short-range wireless link, established once when the cuff is first paired with the user’s phone and maintained automatically thereafter. Bluetooth and Wi-Fi were both considered for this link. A Bluetooth-based link was selected because the cuff and phone are always within a few centimetres of one another on the same person, well within Bluetooth’s effective range, and Bluetooth’s characteristically lower power draw compared to Wi-Fi is preferable for a small, continuously-worn accessory [39]; Wi-Fi remains a viable alternative should a greater effective range between the cuff and phone ever be required, at the cost of higher power consumption on the cuff side. Once </w:t>
-      </w:r>
-      <w:r>
+        <w:rPr>
+          <w:highlight w:val="yellow"/>
+        </w:rPr>
+        <w:t xml:space="preserve">Communication between the mobile application and the wearable haptic cuff is handled over a short-range wireless link, established once when the cuff is first paired with the user’s phone and maintained automatically thereafter. Bluetooth and Wi-Fi </w:t>
+      </w:r>
+      <w:r>
+        <w:rPr>
+          <w:highlight w:val="yellow"/>
+        </w:rPr>
+        <w:t>are</w:t>
+      </w:r>
+      <w:r>
+        <w:rPr>
+          <w:highlight w:val="yellow"/>
+        </w:rPr>
+        <w:t xml:space="preserve"> consider</w:t>
+      </w:r>
+      <w:r>
+        <w:rPr>
+          <w:highlight w:val="yellow"/>
+        </w:rPr>
+        <w:t>ations</w:t>
+      </w:r>
+      <w:r>
+        <w:rPr>
+          <w:highlight w:val="yellow"/>
+        </w:rPr>
+        <w:t xml:space="preserve"> for this link. Once a severely or extremely stressed state is classified by the data analysis layer, the mobile application transmits a short alert-tier message over this link to the wearable microcontroller, which drives the vibration actuator on the cuff for the specified duration. For remote notifications, the same mobile application instead uses the phone’s existing cellular or Wi-Fi internet connection to reach the </w:t>
+      </w:r>
+      <w:r>
+        <w:rPr>
+          <w:highlight w:val="yellow"/>
+        </w:rPr>
         <w:lastRenderedPageBreak/>
-        <w:t>a moderately, severely or extremely stressed state is classified by the data analysis layer, the mobile application transmits a short alert-tier message over this link to the wearable microcontroller, which drives the vibration actuator on the cuff for the specified duration. For remote notifications, the same mobile application instead uses the phone’s existing cellular or Wi-Fi internet connection to reach the user’s pre-selected emergency contacts once an extreme stress state is detected, since this requires reaching contacts who are not necessarily nearby.</w:t>
+        <w:t>user’s pre-selected emergency contacts once an extreme stress state is detected, since this requires reaching contacts who are not necessarily nearby.</w:t>
       </w:r>
     </w:p>
     <w:p>
@@ -6763,7 +7036,28 @@
     </w:p>
     <w:p>
       <w:r>
-        <w:t>Two general categories of vibration actuator were considered for the cuff: eccentric rotating mass (ERM) motors, which spin an offset weight to produce vibration, and linear resonant actuators (LRA), which oscillate a mass along a single axis. An LRA-type actuator was favoured for this design, as this category of actuator starts and stops vibrating more quickly than ERM motors, which better suits the short, discrete 5–10 second alert pulses specified for this system, and this category is also generally more power-efficient at the vibration frequencies used for haptic alerting [40].</w:t>
+        <w:t xml:space="preserve">Two general categories of vibration actuator were considered for the cuff: eccentric rotating mass (ERM) motors, which spin an offset weight to produce vibration, and linear resonant actuators (LRA), which oscillate a mass along a single axis. An LRA-type actuator was favoured for this design, as this category of actuator starts and stops vibrating more quickly than ERM motors, which better suits the short, discrete 5–10 second alert pulses specified for this system, and this category is also generally more power-efficient at the vibration frequencies used for haptic alerting </w:t>
+      </w:r>
+      <w:r>
+        <w:fldChar w:fldCharType="begin"/>
+      </w:r>
+      <w:r>
+        <w:instrText xml:space="preserve"> ADDIN ZOTERO_ITEM CSL_CITATION {"citationID":"DMcmVcNn","properties":{"unsorted":false,"formattedCitation":"[39]","plainCitation":"[39]","noteIndex":0},"citationItems":[{"id":333,"uris":["http://zotero.org/users/19683069/items/2QKQQDI7"],"itemData":{"id":333,"type":"webpage","abstract":"New to haptics? We've put together this guide to help you understand the different types of vibration motors.","container-title":"TITAN Haptics","language":"en","title":"Haptic Technology 101: A Beginner's Guide to the Different Types of Vibration Motors","title-short":"Haptic Technology 101","URL":"https://titanhaptics.com/haptic-technology-101-a-beginners-guide-to-the-different-types-of-vibration-motors/","accessed":{"date-parts":[["2026",9,13]]},"issued":{"date-parts":[["2024",1,23]]}}}],"schema":"https://github.com/citation-style-language/schema/raw/master/csl-citation.json"} </w:instrText>
+      </w:r>
+      <w:r>
+        <w:fldChar w:fldCharType="separate"/>
+      </w:r>
+      <w:r>
+        <w:rPr>
+          <w:rFonts w:ascii="Aptos" w:hAnsi="Aptos"/>
+        </w:rPr>
+        <w:t>[39]</w:t>
+      </w:r>
+      <w:r>
+        <w:fldChar w:fldCharType="end"/>
+      </w:r>
+      <w:r>
+        <w:t>.</w:t>
       </w:r>
     </w:p>
     <w:p>
@@ -6793,11 +7087,11 @@
     </w:p>
     <w:p>
       <w:r>
-        <w:t>In addition to the heart-rate, HRV-based stress classification and alert-timing specifications listed above, the following metrics are used to evaluate the system: end-</w:t>
+        <w:t xml:space="preserve">In addition to the heart-rate, HRV-based stress classification and alert-timing specifications listed above, the following metrics are used to evaluate the system: end-to-end alert latency, defined as the time between a dangerous state being classified and a notification reaching the user or emergency contact, targeted at under 60s; signal-processing throughput, requiring the signal processing layer to output metrics at least as fast as raw PPG data is streamed in, so that no backlog accumulates during continuous monitoring; false-alert rate, the rate at which alerts are triggered with no </w:t>
       </w:r>
       <w:r>
         <w:lastRenderedPageBreak/>
-        <w:t>to-end alert latency, defined as the time between a dangerous state being classified and a notification reaching the user or emergency contact, targeted at under 60s; signal-processing throughput, requiring the signal processing layer to output metrics at least as fast as raw PPG data is streamed in, so that no backlog accumulates during continuous monitoring; false-alert rate, the rate at which alerts are triggered with no genuine dangerous physiological event present, which is to be minimised so that trust in the alerting subsystem is maintained; and wireless-link reliability, the proportion of alert-tier messages successfully delivered from the mobile application to the wearable cuff on the first attempt.</w:t>
+        <w:t>genuine dangerous physiological event present, which is to be minimised so that trust in the alerting subsystem is maintained; and wireless-link reliability, the proportion of alert-tier messages successfully delivered from the mobile application to the wearable cuff on the first attempt.</w:t>
       </w:r>
     </w:p>
     <w:p>
@@ -6888,7 +7182,6 @@
         </w:numPr>
       </w:pPr>
       <w:r>
-        <w:lastRenderedPageBreak/>
         <w:t>Overview of progress</w:t>
       </w:r>
       <w:bookmarkEnd w:id="38"/>
@@ -6902,6 +7195,7 @@
     <w:p>
       <w:bookmarkStart w:id="40" w:name="_Toc239699089"/>
       <w:r>
+        <w:lastRenderedPageBreak/>
         <w:t xml:space="preserve">The project is on track with 50% of all specifications being met. The mobile application successfully builds on an android device, pairs with a heart rate sensor and obtains data from it with accuracies and errors within acceptable tolerances. Further work is needed on the stress detection model’s implementation and, signal pre-processing and local notification/alert generation to achieve 75% of the project specs. To meet all project specs, future work should focus on implementing physical feedback to the alerts, remote notifications, implementing the app on devices running iOS and refining the analysis of data to cater to multiple age ranges, not to the averages currently used. </w:t>
       </w:r>
     </w:p>
@@ -7094,7 +7388,6 @@
         <w:pStyle w:val="Bibliography"/>
       </w:pPr>
       <w:r>
-        <w:lastRenderedPageBreak/>
         <w:t>[10]</w:t>
       </w:r>
       <w:r>
@@ -7149,6 +7442,7 @@
         <w:pStyle w:val="Bibliography"/>
       </w:pPr>
       <w:r>
+        <w:lastRenderedPageBreak/>
         <w:t>[12]</w:t>
       </w:r>
       <w:r>
@@ -7425,11 +7719,7 @@
       </w:r>
       <w:r>
         <w:tab/>
-        <w:t xml:space="preserve">R. Chen, “Wearable Medical Devices: Regulatory Pathway Guide (FDA, EU MDR 2026).” Accessed: Jul. 17, 2026. [Online]. Available: </w:t>
-      </w:r>
-      <w:r>
-        <w:lastRenderedPageBreak/>
-        <w:t>https://meddeviceguide.com/blog/wearable-medical-devices-regulatory-pathway-guide</w:t>
+        <w:t>R. Chen, “Wearable Medical Devices: Regulatory Pathway Guide (FDA, EU MDR 2026).” Accessed: Jul. 17, 2026. [Online]. Available: https://meddeviceguide.com/blog/wearable-medical-devices-regulatory-pathway-guide</w:t>
       </w:r>
     </w:p>
     <w:p>
@@ -7463,7 +7753,11 @@
       </w:r>
       <w:r>
         <w:tab/>
-        <w:t xml:space="preserve">M. Harford, J. Catherall, S. Gerry, J. Young, and P. Watkinson, “Availability and performance of image-based, non-contact methods of monitoring heart rate, blood pressure, respiratory rate, and oxygen saturation: a systematic review,” </w:t>
+        <w:t xml:space="preserve">M. Harford, J. Catherall, S. Gerry, J. Young, and P. Watkinson, “Availability and performance of image-based, non-contact methods of monitoring heart rate, blood </w:t>
+      </w:r>
+      <w:r>
+        <w:lastRenderedPageBreak/>
+        <w:t xml:space="preserve">pressure, respiratory rate, and oxygen saturation: a systematic review,” </w:t>
       </w:r>
       <w:r>
         <w:rPr>
@@ -7733,43 +8027,52 @@
         <w:pStyle w:val="Bibliography"/>
       </w:pPr>
       <w:r>
-        <w:t xml:space="preserve">[37] M. Elgendi, I. Norton, M. Brearley, D. Abbott, and D. Schuurmans, “Systolic Peak Detection in Acceleration Photoplethysmograms Measured from Emergency </w:t>
-      </w:r>
+        <w:t>[37]</w:t>
+      </w:r>
+      <w:r>
+        <w:tab/>
+        <w:t xml:space="preserve">M. Elgendi, I. Norton, M. Brearley, D. Abbott, and D. Schuurmans, “Systolic Peak Detection in Acceleration Photoplethysmograms Measured from Emergency Responders in Tropical Conditions,” </w:t>
+      </w:r>
+      <w:r>
+        <w:rPr>
+          <w:i/>
+          <w:iCs/>
+        </w:rPr>
+        <w:t>PLoS ONE</w:t>
+      </w:r>
+      <w:r>
+        <w:t>, vol. 8, no. 10, p. e76585, Oct. 2013, doi: 10.1371/journal.pone.0076585.</w:t>
+      </w:r>
+    </w:p>
+    <w:p>
+      <w:pPr>
+        <w:pStyle w:val="Bibliography"/>
+      </w:pPr>
+      <w:r>
+        <w:t>[38]</w:t>
+      </w:r>
+      <w:r>
+        <w:tab/>
+        <w:t xml:space="preserve">S. Béres and L. Hejjel, “The minimal sampling frequency of the photoplethysmogram for accurate pulse rate variability parameters in healthy volunteers,” </w:t>
+      </w:r>
+      <w:r>
+        <w:rPr>
+          <w:i/>
+          <w:iCs/>
+        </w:rPr>
+        <w:t>Biomedical Signal Processing and Control</w:t>
+      </w:r>
+      <w:r>
+        <w:t>, vol. 68, p. 102589, Jul. 2021, doi: 10.1016/j.bspc.2021.102589.</w:t>
+      </w:r>
+    </w:p>
+    <w:p>
+      <w:pPr>
+        <w:pStyle w:val="Bibliography"/>
+      </w:pPr>
       <w:r>
         <w:lastRenderedPageBreak/>
-        <w:t>Responders in Tropical Conditions,” PLoS ONE, vol. 8, no. 10, p. e76585, Oct. 2013, doi: 10.1371/journal.pone.0076585.</w:t>
-      </w:r>
-    </w:p>
-    <w:p>
-      <w:pPr>
-        <w:pStyle w:val="Bibliography"/>
-      </w:pPr>
-      <w:r>
-        <w:t>[38]</w:t>
-      </w:r>
-      <w:r>
-        <w:tab/>
-        <w:t>S. Béres and L. Hejjel, “The minimal sampling frequency of the photoplethysmogram for accurate pulse rate variability parameters in healthy volunteers,” Biomedical Signal Processing and Control, vol. 68, p. 102589, 2021, doi: 10.1016/j.bspc.2021.102589.</w:t>
-      </w:r>
-    </w:p>
-    <w:p>
-      <w:pPr>
-        <w:pStyle w:val="Bibliography"/>
-      </w:pPr>
-      <w:r>
         <w:t>[39]</w:t>
-      </w:r>
-      <w:r>
-        <w:tab/>
-        <w:t>D. Thomas, E. Wilkie, and J. Irvine, “Comparison of Power Consumption of WiFi Inbuilt Internet of Things Device with Bluetooth Low Energy,” World Academy of Science, Engineering and Technology, International Journal of Electronics and Communication Engineering, vol. 10, pp. 1856–1859, 2016.</w:t>
-      </w:r>
-    </w:p>
-    <w:p>
-      <w:pPr>
-        <w:pStyle w:val="Bibliography"/>
-      </w:pPr>
-      <w:r>
-        <w:t>[40]</w:t>
       </w:r>
       <w:r>
         <w:tab/>
@@ -7779,6 +8082,14 @@
     <w:p>
       <w:r>
         <w:fldChar w:fldCharType="end"/>
+      </w:r>
+    </w:p>
+    <w:p>
+      <w:pPr>
+        <w:pStyle w:val="Heading1"/>
+      </w:pPr>
+      <w:r>
+        <w:t>APPENDIX A</w:t>
       </w:r>
     </w:p>
     <w:sectPr>
@@ -9928,7 +10239,6 @@
   <w:style w:type="character" w:default="1" w:styleId="DefaultParagraphFont">
     <w:name w:val="Default Paragraph Font"/>
     <w:uiPriority w:val="1"/>
-    <w:semiHidden/>
     <w:unhideWhenUsed/>
   </w:style>
   <w:style w:type="table" w:default="1" w:styleId="TableNormal">

--- a/P2/P2 draft c2v5.docx
+++ b/P2/P2 draft c2v5.docx
@@ -2,6 +2,28 @@
 <file path=word/document.xml><?xml version="1.0" encoding="utf-8"?>
 <w:document xmlns:wpc="http://schemas.microsoft.com/office/word/2010/wordprocessingCanvas" xmlns:cx="http://schemas.microsoft.com/office/drawing/2014/chartex" xmlns:cx1="http://schemas.microsoft.com/office/drawing/2015/9/8/chartex" xmlns:cx2="http://schemas.microsoft.com/office/drawing/2015/10/21/chartex" xmlns:cx3="http://schemas.microsoft.com/office/drawing/2016/5/9/chartex" xmlns:cx4="http://schemas.microsoft.com/office/drawing/2016/5/10/chartex" xmlns:cx5="http://schemas.microsoft.com/office/drawing/2016/5/11/chartex" xmlns:cx6="http://schemas.microsoft.com/office/drawing/2016/5/12/chartex" xmlns:cx7="http://schemas.microsoft.com/office/drawing/2016/5/13/chartex" xmlns:cx8="http://schemas.microsoft.com/office/drawing/2016/5/14/chartex" xmlns:mc="http://schemas.openxmlformats.org/markup-compatibility/2006" xmlns:aink="http://schemas.microsoft.com/office/drawing/2016/ink" xmlns:am3d="http://schemas.microsoft.com/office/drawing/2017/model3d" xmlns:o="urn:schemas-microsoft-com:office:office" xmlns:oel="http://schemas.microsoft.com/office/2019/extlst" xmlns:r="http://schemas.openxmlformats.org/officeDocument/2006/relationships" xmlns:m="http://schemas.openxmlformats.org/officeDocument/2006/math" xmlns:v="urn:schemas-microsoft-com:vml" xmlns:wp14="http://schemas.microsoft.com/office/word/2010/wordprocessingDrawing" xmlns:wp="http://schemas.openxmlformats.org/drawingml/2006/wordprocessingDrawing" xmlns:w10="urn:schemas-microsoft-com:office:word" xmlns:w="http://schemas.openxmlformats.org/wordprocessingml/2006/main" xmlns:w14="http://schemas.microsoft.com/office/word/2010/wordml" xmlns:w15="http://schemas.microsoft.com/office/word/2012/wordml" xmlns:w16cei="http://schemas.microsoft.com/office/word/2026/wordml/cei" xmlns:w16cex="http://schemas.microsoft.com/office/word/2018/wordml/cex" xmlns:w16cid="http://schemas.microsoft.com/office/word/2016/wordml/cid" xmlns:w16="http://schemas.microsoft.com/office/word/2018/wordml" xmlns:w16du="http://schemas.microsoft.com/office/word/2023/wordml/word16du" xmlns:w16sdtdh="http://schemas.microsoft.com/office/word/2020/wordml/sdtdatahash" xmlns:w16sdtfl="http://schemas.microsoft.com/office/word/2024/wordml/sdtformatlock" xmlns:w16se="http://schemas.microsoft.com/office/word/2015/wordml/symex" xmlns:wpg="http://schemas.microsoft.com/office/word/2010/wordprocessingGroup" xmlns:wpi="http://schemas.microsoft.com/office/word/2010/wordprocessingInk" xmlns:wne="http://schemas.microsoft.com/office/word/2006/wordml" xmlns:wps="http://schemas.microsoft.com/office/word/2010/wordprocessingShape" mc:Ignorable="w14 w15 w16se w16cid w16 w16cex w16sdtdh w16sdtfl w16du wp14">
   <w:body>
+    <w:p>
+      <w:pPr>
+        <w:jc w:val="center"/>
+        <w:rPr>
+          <w:rFonts w:ascii="Times New Roman" w:hAnsi="Times New Roman" w:cs="Times New Roman"/>
+          <w:b/>
+          <w:bCs/>
+          <w:sz w:val="36"/>
+          <w:szCs w:val="36"/>
+        </w:rPr>
+      </w:pPr>
+      <w:r>
+        <w:rPr>
+          <w:rFonts w:ascii="Times New Roman" w:hAnsi="Times New Roman" w:cs="Times New Roman"/>
+          <w:b/>
+          <w:bCs/>
+          <w:sz w:val="36"/>
+          <w:szCs w:val="36"/>
+        </w:rPr>
+        <w:t>ENEL4CB – Computer engineering design project</w:t>
+      </w:r>
+    </w:p>
     <w:p>
       <w:pPr>
         <w:jc w:val="center"/>
@@ -79,100 +101,20 @@
           <w:rFonts w:ascii="Times New Roman" w:hAnsi="Times New Roman" w:cs="Times New Roman"/>
           <w:b/>
           <w:bCs/>
-          <w:sz w:val="32"/>
-          <w:szCs w:val="32"/>
-        </w:rPr>
-      </w:pPr>
-    </w:p>
-    <w:p>
-      <w:pPr>
-        <w:jc w:val="center"/>
+          <w:sz w:val="40"/>
+          <w:szCs w:val="40"/>
+        </w:rPr>
+      </w:pPr>
+      <w:r>
         <w:rPr>
           <w:rFonts w:ascii="Times New Roman" w:hAnsi="Times New Roman" w:cs="Times New Roman"/>
           <w:b/>
           <w:bCs/>
-          <w:sz w:val="36"/>
-          <w:szCs w:val="36"/>
-        </w:rPr>
-      </w:pPr>
-      <w:r>
-        <w:rPr>
-          <w:rFonts w:ascii="Times New Roman" w:hAnsi="Times New Roman" w:cs="Times New Roman"/>
-          <w:b/>
-          <w:bCs/>
-          <w:sz w:val="36"/>
-          <w:szCs w:val="36"/>
-        </w:rPr>
-        <w:t>ENEL4CB – Computer engineering design project</w:t>
-      </w:r>
-    </w:p>
-    <w:p>
-      <w:pPr>
-        <w:jc w:val="center"/>
-        <w:rPr>
-          <w:rFonts w:ascii="Times New Roman" w:hAnsi="Times New Roman" w:cs="Times New Roman"/>
-          <w:b/>
-          <w:bCs/>
-          <w:sz w:val="36"/>
-          <w:szCs w:val="36"/>
-        </w:rPr>
-      </w:pPr>
-      <w:r>
-        <w:rPr>
-          <w:rFonts w:ascii="Times New Roman" w:hAnsi="Times New Roman" w:cs="Times New Roman"/>
-          <w:b/>
-          <w:bCs/>
-          <w:sz w:val="36"/>
-          <w:szCs w:val="36"/>
-        </w:rPr>
-        <w:t>Project title: The Vitality Watchdog System</w:t>
-      </w:r>
-    </w:p>
-    <w:p>
-      <w:pPr>
-        <w:jc w:val="center"/>
-        <w:rPr>
-          <w:rFonts w:ascii="Times New Roman" w:hAnsi="Times New Roman" w:cs="Times New Roman"/>
-          <w:b/>
-          <w:bCs/>
-          <w:sz w:val="36"/>
-          <w:szCs w:val="36"/>
-        </w:rPr>
-      </w:pPr>
-    </w:p>
-    <w:p>
-      <w:pPr>
-        <w:jc w:val="center"/>
-        <w:rPr>
-          <w:rFonts w:ascii="Times New Roman" w:hAnsi="Times New Roman" w:cs="Times New Roman"/>
-          <w:b/>
-          <w:bCs/>
-          <w:sz w:val="36"/>
-          <w:szCs w:val="36"/>
-        </w:rPr>
-      </w:pPr>
-      <w:r>
-        <w:rPr>
-          <w:rFonts w:ascii="Times New Roman" w:hAnsi="Times New Roman" w:cs="Times New Roman"/>
-          <w:b/>
-          <w:bCs/>
-          <w:sz w:val="36"/>
-          <w:szCs w:val="36"/>
-        </w:rPr>
-        <w:t>Phase 1 report</w:t>
-      </w:r>
-    </w:p>
-    <w:p>
-      <w:pPr>
-        <w:jc w:val="center"/>
-        <w:rPr>
-          <w:rFonts w:ascii="Times New Roman" w:hAnsi="Times New Roman" w:cs="Times New Roman"/>
-          <w:b/>
-          <w:bCs/>
-          <w:sz w:val="36"/>
-          <w:szCs w:val="36"/>
-        </w:rPr>
-      </w:pPr>
+          <w:sz w:val="40"/>
+          <w:szCs w:val="40"/>
+        </w:rPr>
+        <w:t>The Vitality Watchdog System</w:t>
+      </w:r>
     </w:p>
     <w:p>
       <w:pPr>
@@ -193,12 +135,9 @@
           <w:sz w:val="32"/>
           <w:szCs w:val="32"/>
         </w:rPr>
-        <w:t>Prepared by Orien S. Harichand (222012115)</w:t>
-      </w:r>
-    </w:p>
-    <w:p>
-      <w:pPr>
-        <w:jc w:val="center"/>
+        <w:t xml:space="preserve">Phase </w:t>
+      </w:r>
+      <w:r>
         <w:rPr>
           <w:rFonts w:ascii="Times New Roman" w:hAnsi="Times New Roman" w:cs="Times New Roman"/>
           <w:b/>
@@ -206,11 +145,9 @@
           <w:sz w:val="32"/>
           <w:szCs w:val="32"/>
         </w:rPr>
-      </w:pPr>
-    </w:p>
-    <w:p>
-      <w:pPr>
-        <w:jc w:val="center"/>
+        <w:t>2</w:t>
+      </w:r>
+      <w:r>
         <w:rPr>
           <w:rFonts w:ascii="Times New Roman" w:hAnsi="Times New Roman" w:cs="Times New Roman"/>
           <w:b/>
@@ -218,7 +155,62 @@
           <w:sz w:val="32"/>
           <w:szCs w:val="32"/>
         </w:rPr>
-      </w:pPr>
+        <w:t xml:space="preserve"> report</w:t>
+      </w:r>
+      <w:r>
+        <w:rPr>
+          <w:rFonts w:ascii="Times New Roman" w:hAnsi="Times New Roman" w:cs="Times New Roman"/>
+          <w:b/>
+          <w:bCs/>
+          <w:sz w:val="32"/>
+          <w:szCs w:val="32"/>
+        </w:rPr>
+        <w:t xml:space="preserve"> 2026</w:t>
+      </w:r>
+    </w:p>
+    <w:p>
+      <w:pPr>
+        <w:jc w:val="center"/>
+        <w:rPr>
+          <w:rFonts w:ascii="Times New Roman" w:hAnsi="Times New Roman" w:cs="Times New Roman"/>
+          <w:sz w:val="28"/>
+          <w:szCs w:val="28"/>
+        </w:rPr>
+      </w:pPr>
+      <w:r>
+        <w:rPr>
+          <w:rFonts w:ascii="Times New Roman" w:hAnsi="Times New Roman" w:cs="Times New Roman"/>
+          <w:sz w:val="28"/>
+          <w:szCs w:val="28"/>
+        </w:rPr>
+        <w:t>Prepared by Orien S. Harichand (222012115)</w:t>
+      </w:r>
+    </w:p>
+    <w:p>
+      <w:pPr>
+        <w:jc w:val="center"/>
+        <w:rPr>
+          <w:rFonts w:ascii="Times New Roman" w:hAnsi="Times New Roman" w:cs="Times New Roman"/>
+          <w:sz w:val="28"/>
+          <w:szCs w:val="28"/>
+        </w:rPr>
+      </w:pPr>
+      <w:r>
+        <w:rPr>
+          <w:rFonts w:ascii="Times New Roman" w:hAnsi="Times New Roman" w:cs="Times New Roman"/>
+          <w:sz w:val="28"/>
+          <w:szCs w:val="28"/>
+        </w:rPr>
+        <w:t>Supervisor</w:t>
+      </w:r>
+      <w:r>
+        <w:rPr>
+          <w:rFonts w:ascii="Times New Roman" w:hAnsi="Times New Roman" w:cs="Times New Roman"/>
+          <w:sz w:val="28"/>
+          <w:szCs w:val="28"/>
+        </w:rPr>
+        <w:t>: Prof. T. Quazi</w:t>
+      </w:r>
     </w:p>
     <w:p>
       <w:pPr>
@@ -501,27 +493,212 @@
     </w:tbl>
     <w:p>
       <w:pPr>
-        <w:jc w:val="center"/>
+        <w:rPr>
+          <w:rFonts w:ascii="Times New Roman" w:hAnsi="Times New Roman" w:cs="Times New Roman"/>
+          <w:sz w:val="28"/>
+          <w:szCs w:val="28"/>
+        </w:rPr>
+      </w:pPr>
+    </w:p>
+    <w:p>
+      <w:pPr>
         <w:rPr>
           <w:rFonts w:ascii="Times New Roman" w:hAnsi="Times New Roman" w:cs="Times New Roman"/>
           <w:b/>
           <w:bCs/>
-          <w:sz w:val="28"/>
-          <w:szCs w:val="28"/>
-        </w:rPr>
-      </w:pPr>
-    </w:p>
-    <w:p>
-      <w:pPr>
-        <w:jc w:val="center"/>
+        </w:rPr>
+      </w:pPr>
+      <w:r>
         <w:rPr>
           <w:rFonts w:ascii="Times New Roman" w:hAnsi="Times New Roman" w:cs="Times New Roman"/>
           <w:b/>
           <w:bCs/>
-          <w:sz w:val="28"/>
-          <w:szCs w:val="28"/>
-        </w:rPr>
-      </w:pPr>
+        </w:rPr>
+        <w:t>AI declaration statement</w:t>
+      </w:r>
+      <w:r>
+        <w:rPr>
+          <w:rFonts w:ascii="Times New Roman" w:hAnsi="Times New Roman" w:cs="Times New Roman"/>
+          <w:b/>
+          <w:bCs/>
+        </w:rPr>
+        <w:t>:</w:t>
+      </w:r>
+    </w:p>
+    <w:p>
+      <w:pPr>
+        <w:rPr>
+          <w:rFonts w:ascii="Times New Roman" w:hAnsi="Times New Roman" w:cs="Times New Roman"/>
+        </w:rPr>
+      </w:pPr>
+      <w:r>
+        <w:rPr>
+          <w:rFonts w:ascii="Times New Roman" w:hAnsi="Times New Roman" w:cs="Times New Roman"/>
+        </w:rPr>
+        <w:t>I</w:t>
+      </w:r>
+      <w:r>
+        <w:rPr>
+          <w:rFonts w:ascii="Times New Roman" w:hAnsi="Times New Roman" w:cs="Times New Roman"/>
+        </w:rPr>
+        <w:t>, Orien S. Harichand, student number 222012115,</w:t>
+      </w:r>
+      <w:r>
+        <w:rPr>
+          <w:rFonts w:ascii="Times New Roman" w:hAnsi="Times New Roman" w:cs="Times New Roman"/>
+        </w:rPr>
+        <w:t xml:space="preserve"> </w:t>
+      </w:r>
+      <w:r>
+        <w:rPr>
+          <w:rFonts w:ascii="Times New Roman" w:hAnsi="Times New Roman" w:cs="Times New Roman"/>
+        </w:rPr>
+        <w:t xml:space="preserve">have </w:t>
+      </w:r>
+      <w:r>
+        <w:rPr>
+          <w:rFonts w:ascii="Times New Roman" w:hAnsi="Times New Roman" w:cs="Times New Roman"/>
+        </w:rPr>
+        <w:t>made use of generative AI in this report and in all instances, the content generated by AI was fully interrogated for applicability, accuracy of content, and plagiarism. Citations were added to statements where applicable, to assign credit to authors.</w:t>
+      </w:r>
+      <w:r>
+        <w:rPr>
+          <w:rFonts w:ascii="Times New Roman" w:hAnsi="Times New Roman" w:cs="Times New Roman"/>
+        </w:rPr>
+        <w:t xml:space="preserve"> </w:t>
+      </w:r>
+      <w:r>
+        <w:rPr>
+          <w:rFonts w:ascii="Times New Roman" w:hAnsi="Times New Roman" w:cs="Times New Roman"/>
+        </w:rPr>
+        <w:t>Detail</w:t>
+      </w:r>
+      <w:r>
+        <w:rPr>
+          <w:rFonts w:ascii="Times New Roman" w:hAnsi="Times New Roman" w:cs="Times New Roman"/>
+        </w:rPr>
+        <w:t>ed use</w:t>
+      </w:r>
+      <w:r>
+        <w:rPr>
+          <w:rFonts w:ascii="Times New Roman" w:hAnsi="Times New Roman" w:cs="Times New Roman"/>
+        </w:rPr>
+        <w:t xml:space="preserve"> of </w:t>
+      </w:r>
+      <w:r>
+        <w:rPr>
+          <w:rFonts w:ascii="Times New Roman" w:hAnsi="Times New Roman" w:cs="Times New Roman"/>
+        </w:rPr>
+        <w:t xml:space="preserve">all </w:t>
+      </w:r>
+      <w:r>
+        <w:rPr>
+          <w:rFonts w:ascii="Times New Roman" w:hAnsi="Times New Roman" w:cs="Times New Roman"/>
+        </w:rPr>
+        <w:t xml:space="preserve">AI </w:t>
+      </w:r>
+      <w:r>
+        <w:rPr>
+          <w:rFonts w:ascii="Times New Roman" w:hAnsi="Times New Roman" w:cs="Times New Roman"/>
+        </w:rPr>
+        <w:t xml:space="preserve">instances </w:t>
+      </w:r>
+      <w:r>
+        <w:rPr>
+          <w:rFonts w:ascii="Times New Roman" w:hAnsi="Times New Roman" w:cs="Times New Roman"/>
+        </w:rPr>
+        <w:t>can be found in the AI append</w:t>
+      </w:r>
+      <w:r>
+        <w:rPr>
+          <w:rFonts w:ascii="Times New Roman" w:hAnsi="Times New Roman" w:cs="Times New Roman"/>
+        </w:rPr>
+        <w:t>ix.</w:t>
+      </w:r>
+    </w:p>
+    <w:p>
+      <w:pPr>
+        <w:rPr>
+          <w:rFonts w:ascii="Times New Roman" w:hAnsi="Times New Roman" w:cs="Times New Roman"/>
+        </w:rPr>
+      </w:pPr>
+      <w:r>
+        <w:rPr>
+          <w:rFonts w:ascii="Times New Roman" w:hAnsi="Times New Roman" w:cs="Times New Roman"/>
+        </w:rPr>
+        <w:t>Signed:</w:t>
+      </w:r>
+      <w:r>
+        <w:rPr>
+          <w:noProof/>
+        </w:rPr>
+        <w:t xml:space="preserve"> </w:t>
+      </w:r>
+      <w:r>
+        <w:rPr>
+          <w:rFonts w:ascii="Times New Roman" w:hAnsi="Times New Roman" w:cs="Times New Roman"/>
+        </w:rPr>
+        <w:drawing>
+          <wp:inline distT="0" distB="0" distL="0" distR="0" wp14:anchorId="67104141" wp14:editId="6064082B">
+            <wp:extent cx="522824" cy="269240"/>
+            <wp:effectExtent l="0" t="0" r="0" b="0"/>
+            <wp:docPr id="1462369628" name="Picture 1"/>
+            <wp:cNvGraphicFramePr>
+              <a:graphicFrameLocks xmlns:a="http://schemas.openxmlformats.org/drawingml/2006/main" noChangeAspect="1"/>
+            </wp:cNvGraphicFramePr>
+            <a:graphic xmlns:a="http://schemas.openxmlformats.org/drawingml/2006/main">
+              <a:graphicData uri="http://schemas.openxmlformats.org/drawingml/2006/picture">
+                <pic:pic xmlns:pic="http://schemas.openxmlformats.org/drawingml/2006/picture">
+                  <pic:nvPicPr>
+                    <pic:cNvPr id="1462369628" name=""/>
+                    <pic:cNvPicPr/>
+                  </pic:nvPicPr>
+                  <pic:blipFill>
+                    <a:blip r:embed="rId7"/>
+                    <a:stretch>
+                      <a:fillRect/>
+                    </a:stretch>
+                  </pic:blipFill>
+                  <pic:spPr>
+                    <a:xfrm>
+                      <a:off x="0" y="0"/>
+                      <a:ext cx="527326" cy="271558"/>
+                    </a:xfrm>
+                    <a:prstGeom prst="rect">
+                      <a:avLst/>
+                    </a:prstGeom>
+                  </pic:spPr>
+                </pic:pic>
+              </a:graphicData>
+            </a:graphic>
+          </wp:inline>
+        </w:drawing>
+      </w:r>
+    </w:p>
+    <w:p>
+      <w:pPr>
+        <w:rPr>
+          <w:rFonts w:ascii="Times New Roman" w:hAnsi="Times New Roman" w:cs="Times New Roman"/>
+        </w:rPr>
+      </w:pPr>
+      <w:r>
+        <w:rPr>
+          <w:rFonts w:ascii="Times New Roman" w:hAnsi="Times New Roman" w:cs="Times New Roman"/>
+        </w:rPr>
+        <w:t>Date: 1</w:t>
+      </w:r>
+      <w:r>
+        <w:rPr>
+          <w:rFonts w:ascii="Times New Roman" w:hAnsi="Times New Roman" w:cs="Times New Roman"/>
+        </w:rPr>
+        <w:t>5</w:t>
+      </w:r>
+      <w:r>
+        <w:rPr>
+          <w:rFonts w:ascii="Times New Roman" w:hAnsi="Times New Roman" w:cs="Times New Roman"/>
+        </w:rPr>
+        <w:t xml:space="preserve"> September 2026</w:t>
+      </w:r>
     </w:p>
     <w:p>
       <w:pPr>
@@ -573,10 +750,10 @@
         <w:tblLook w:val="04A0" w:firstRow="1" w:lastRow="0" w:firstColumn="1" w:lastColumn="0" w:noHBand="0" w:noVBand="1"/>
       </w:tblPr>
       <w:tblGrid>
-        <w:gridCol w:w="1865"/>
-        <w:gridCol w:w="1879"/>
-        <w:gridCol w:w="3616"/>
-        <w:gridCol w:w="1656"/>
+        <w:gridCol w:w="1925"/>
+        <w:gridCol w:w="1998"/>
+        <w:gridCol w:w="4063"/>
+        <w:gridCol w:w="1030"/>
       </w:tblGrid>
       <w:tr>
         <w:trPr>
@@ -1062,6 +1239,8 @@
     </w:tbl>
     <w:p/>
     <w:p/>
+    <w:p/>
+    <w:p/>
     <w:p>
       <w:pPr>
         <w:pStyle w:val="Heading1"/>
@@ -1070,6 +1249,7 @@
       <w:bookmarkStart w:id="2" w:name="_Toc240213116"/>
       <w:commentRangeStart w:id="3"/>
       <w:r>
+        <w:lastRenderedPageBreak/>
         <w:t>Abstract</w:t>
       </w:r>
       <w:bookmarkEnd w:id="1"/>
@@ -1748,7 +1928,21 @@
                 <w:rStyle w:val="Hyperlink"/>
                 <w:noProof/>
               </w:rPr>
-              <w:t>Literature Review</w:t>
+              <w:t>Litera</w:t>
+            </w:r>
+            <w:r>
+              <w:rPr>
+                <w:rStyle w:val="Hyperlink"/>
+                <w:noProof/>
+              </w:rPr>
+              <w:t>t</w:t>
+            </w:r>
+            <w:r>
+              <w:rPr>
+                <w:rStyle w:val="Hyperlink"/>
+                <w:noProof/>
+              </w:rPr>
+              <w:t>ure Review</w:t>
             </w:r>
             <w:r>
               <w:rPr>
@@ -3287,127 +3481,16 @@
     <w:p>
       <w:pPr>
         <w:pStyle w:val="Heading1"/>
-        <w:numPr>
-          <w:ilvl w:val="0"/>
-          <w:numId w:val="2"/>
-        </w:numPr>
-      </w:pPr>
-      <w:bookmarkStart w:id="4" w:name="_Toc239699078"/>
-      <w:bookmarkStart w:id="5" w:name="_Toc240213117"/>
-      <w:r>
-        <w:t>Introduction</w:t>
-      </w:r>
-      <w:bookmarkEnd w:id="4"/>
-      <w:bookmarkEnd w:id="5"/>
-    </w:p>
-    <w:p>
-      <w:pPr>
-        <w:pStyle w:val="NormalWeb"/>
-        <w:rPr>
-          <w:color w:val="000000"/>
-          <w:sz w:val="27"/>
-          <w:szCs w:val="27"/>
-        </w:rPr>
-      </w:pPr>
-      <w:r>
-        <w:rPr>
-          <w:color w:val="000000"/>
-          <w:sz w:val="27"/>
-          <w:szCs w:val="27"/>
-        </w:rPr>
-        <w:t>People often don’t feel the severity of stress and cardiac issues and pass off some symptoms that could indicate cardiac issues (such as prolonged rapid/slow heart rates) as nothing to worry about. People experiencing severe and sudden cardiac issues may also have trouble calling for help and alerting others during the period of distress. Both of these issues can have severe impacts on a person’s health and may even lead to permanent damage should timely intervention not occur.</w:t>
-      </w:r>
-    </w:p>
-    <w:p>
-      <w:pPr>
-        <w:pStyle w:val="NormalWeb"/>
-        <w:rPr>
-          <w:color w:val="000000"/>
-          <w:sz w:val="27"/>
-          <w:szCs w:val="27"/>
-        </w:rPr>
-      </w:pPr>
-      <w:r>
-        <w:rPr>
-          <w:color w:val="000000"/>
-          <w:sz w:val="27"/>
-          <w:szCs w:val="27"/>
+        <w:rPr>
+          <w:rFonts w:eastAsia="Times New Roman"/>
+        </w:rPr>
+      </w:pPr>
+      <w:r>
+        <w:rPr>
+          <w:rFonts w:eastAsia="Times New Roman"/>
         </w:rPr>
         <w:lastRenderedPageBreak/>
-        <w:t>Cardiac events rarely happen without warning signs, but those signs are frequently missed until it is too late. Sudden and severe cardiac events remain a leading cause of preventable harm, and many go unnoticed until a person collapses or becomes unresponsive, by which point the window for effective intervention has often already closed. A system that continuously watches a person’s heart activity, recognises early signs of physiological danger, and can act on that information without needing the wearer to notice or respond themselves, could meaningfully shorten the gap between the onset of a dangerous state and the arrival of help.</w:t>
-      </w:r>
-    </w:p>
-    <w:p>
-      <w:pPr>
-        <w:pStyle w:val="NormalWeb"/>
-        <w:rPr>
-          <w:color w:val="000000"/>
-          <w:sz w:val="27"/>
-          <w:szCs w:val="27"/>
-        </w:rPr>
-      </w:pPr>
-      <w:r>
-        <w:rPr>
-          <w:color w:val="000000"/>
-          <w:sz w:val="27"/>
-          <w:szCs w:val="27"/>
-        </w:rPr>
-        <w:t>This project is intended to benefit several groups. The primary stakeholders are individuals at elevated risk of cardiac events or high stress exposure, who want continuous, unobtrusive monitoring without the premium prices charged by existing high-end wearables. Caregivers and family members of at-risk individuals form a second stakeholder group, since the automatic remote-alerting function is designed to notify them directly during an emergency rather than relying on the wearer to raise the alarm themselves. Healthcare practitioners and emergency responders benefit indirectly, since earlier notification of a deteriorating physiological state can shorten the time to first response. Finally, budget-conscious consumers more broadly, particularly in markets such as South Africa where premium wearables and subscription-based health services are least affordable, are a key stakeholder group that this project’s cost-focused, inclusive design is aimed at.</w:t>
-      </w:r>
-    </w:p>
-    <w:p>
-      <w:pPr>
-        <w:pStyle w:val="NormalWeb"/>
-        <w:rPr>
-          <w:color w:val="000000"/>
-          <w:sz w:val="27"/>
-          <w:szCs w:val="27"/>
-        </w:rPr>
-      </w:pPr>
-      <w:r>
-        <w:rPr>
-          <w:color w:val="000000"/>
-          <w:sz w:val="27"/>
-          <w:szCs w:val="27"/>
-        </w:rPr>
-        <w:t xml:space="preserve">This could be mitigated/lessened if the person had a way of automatically notifying themselves/others if they are in danger (such as when their heart rate (HR)/respiratory rate (RR) is too high/low) so that immediate action/measures can be taken to assist the person. </w:t>
-      </w:r>
-    </w:p>
-    <w:p>
-      <w:pPr>
-        <w:pStyle w:val="NormalWeb"/>
-        <w:rPr>
-          <w:color w:val="000000"/>
-          <w:sz w:val="27"/>
-          <w:szCs w:val="27"/>
-        </w:rPr>
-      </w:pPr>
-      <w:r>
-        <w:rPr>
-          <w:color w:val="000000"/>
-          <w:sz w:val="27"/>
-          <w:szCs w:val="27"/>
-          <w:highlight w:val="yellow"/>
-        </w:rPr>
-        <w:t>Currently, very few devices on the market have all of these capabilities in a singular system, and the ones that do fall into a cost range not suitable for the average household.</w:t>
-      </w:r>
-    </w:p>
-    <w:p>
-      <w:pPr>
-        <w:pStyle w:val="NormalWeb"/>
-        <w:rPr>
-          <w:color w:val="000000"/>
-          <w:sz w:val="27"/>
-          <w:szCs w:val="27"/>
-        </w:rPr>
-      </w:pPr>
-      <w:r>
-        <w:rPr>
-          <w:color w:val="000000"/>
-          <w:sz w:val="27"/>
-          <w:szCs w:val="27"/>
-        </w:rPr>
-        <w:t>//conceptual block here</w:t>
+        <w:t>Table of figures</w:t>
       </w:r>
     </w:p>
     <w:p>
@@ -3417,20 +3500,148 @@
           <w:ilvl w:val="0"/>
           <w:numId w:val="2"/>
         </w:numPr>
-      </w:pPr>
-      <w:bookmarkStart w:id="6" w:name="_Toc240213118"/>
-      <w:r>
-        <w:t>The Problem</w:t>
-      </w:r>
-      <w:bookmarkEnd w:id="6"/>
-    </w:p>
-    <w:p>
-      <w:r>
-        <w:t xml:space="preserve">This project is scoped to the design and implementation of a wearable heart-health and stress-monitoring system, encompassing the sensor hardware needed to acquire a PPG signal, the signal processing required to extract heart rate, respiratory rate and heart rate variability metrics from that signal, the analysis layer that interprets these metrics to classify a wearer’s stress state, and the alerting subsystem that notifies the wearer and their emergency contacts when a dangerous state is detected. The system does not extend to the clinical diagnosis or treatment of any cardiac or psychological condition; </w:t>
-      </w:r>
-      <w:r>
-        <w:lastRenderedPageBreak/>
-        <w:t>its role is limited to detection, classification and notification of general wellness and stress states.</w:t>
+        <w:rPr>
+          <w:rFonts w:eastAsia="Times New Roman"/>
+        </w:rPr>
+      </w:pPr>
+      <w:r>
+        <w:rPr>
+          <w:rFonts w:eastAsia="Times New Roman"/>
+        </w:rPr>
+        <w:t>Introduction</w:t>
+      </w:r>
+    </w:p>
+    <w:p>
+      <w:pPr>
+        <w:rPr>
+          <w:rFonts w:ascii="Times New Roman" w:eastAsia="Times New Roman" w:hAnsi="Times New Roman" w:cs="Times New Roman"/>
+          <w:color w:val="000000"/>
+          <w:kern w:val="0"/>
+          <w:sz w:val="27"/>
+          <w:szCs w:val="27"/>
+          <w:lang w:eastAsia="en-ZA"/>
+          <w14:ligatures w14:val="none"/>
+        </w:rPr>
+      </w:pPr>
+      <w:r>
+        <w:rPr>
+          <w:b/>
+          <w:bCs/>
+        </w:rPr>
+        <w:t>Motivation:</w:t>
+      </w:r>
+      <w:r>
+        <w:rPr>
+          <w:b/>
+          <w:bCs/>
+        </w:rPr>
+        <w:t xml:space="preserve"> </w:t>
+      </w:r>
+      <w:r>
+        <w:rPr>
+          <w:rFonts w:ascii="Times New Roman" w:eastAsia="Times New Roman" w:hAnsi="Times New Roman" w:cs="Times New Roman"/>
+          <w:color w:val="000000"/>
+          <w:kern w:val="0"/>
+          <w:sz w:val="27"/>
+          <w:szCs w:val="27"/>
+          <w:lang w:eastAsia="en-ZA"/>
+          <w14:ligatures w14:val="none"/>
+        </w:rPr>
+        <w:t xml:space="preserve">Individuals often fail to recognize the severity of physiological stress and acute cardiac anomalies, frequently dismissing indicators such as sustained </w:t>
+      </w:r>
+      <w:r>
+        <w:rPr>
+          <w:color w:val="000000"/>
+          <w:sz w:val="27"/>
+          <w:szCs w:val="27"/>
+        </w:rPr>
+        <w:t>high and low heart rates</w:t>
+      </w:r>
+      <w:r>
+        <w:rPr>
+          <w:rFonts w:ascii="Times New Roman" w:eastAsia="Times New Roman" w:hAnsi="Times New Roman" w:cs="Times New Roman"/>
+          <w:color w:val="000000"/>
+          <w:kern w:val="0"/>
+          <w:sz w:val="27"/>
+          <w:szCs w:val="27"/>
+          <w:lang w:eastAsia="en-ZA"/>
+          <w14:ligatures w14:val="none"/>
+        </w:rPr>
+        <w:t>. During sudden, severe cardiac events or acute distress,</w:t>
+      </w:r>
+      <w:r>
+        <w:rPr>
+          <w:color w:val="000000"/>
+          <w:sz w:val="27"/>
+          <w:szCs w:val="27"/>
+        </w:rPr>
+        <w:t xml:space="preserve"> they</w:t>
+      </w:r>
+      <w:r>
+        <w:rPr>
+          <w:rFonts w:ascii="Times New Roman" w:eastAsia="Times New Roman" w:hAnsi="Times New Roman" w:cs="Times New Roman"/>
+          <w:color w:val="000000"/>
+          <w:kern w:val="0"/>
+          <w:sz w:val="27"/>
+          <w:szCs w:val="27"/>
+          <w:lang w:eastAsia="en-ZA"/>
+          <w14:ligatures w14:val="none"/>
+        </w:rPr>
+        <w:t xml:space="preserve"> may experience impaired consciousness or physical incapacitation, preventing them from manually initiating emergency calls. Delayed intervention in these critical windows significantly increases the risk of irreversible physiological damage or mortality. Furthermore, existing commercial health-monitoring solutions with continuous tracking and automated alerting capabilities remain economically inaccessible to average households, particularly within resource-constrained South African environments. </w:t>
+      </w:r>
+    </w:p>
+    <w:p>
+      <w:pPr>
+        <w:pStyle w:val="NormalWeb"/>
+        <w:rPr>
+          <w:color w:val="000000"/>
+          <w:sz w:val="27"/>
+          <w:szCs w:val="27"/>
+        </w:rPr>
+      </w:pPr>
+      <w:r>
+        <w:rPr>
+          <w:color w:val="000000"/>
+          <w:sz w:val="27"/>
+          <w:szCs w:val="27"/>
+        </w:rPr>
+        <w:t xml:space="preserve">Continuous physiological monitoring systems provide critical windows for early intervention, yet current market solutions present distinct implementation gaps. High-end consumer devices incorporate continuous tracking but omit direct, automated emergency escalation to external contacts, relying instead on passive user-facing UI updates. Affordable alternative devices frequently require manual activation of monitoring sessions, failing to capture unexpected continuous physiological declines. </w:t>
+      </w:r>
+    </w:p>
+    <w:p>
+      <w:pPr>
+        <w:pStyle w:val="NormalWeb"/>
+        <w:rPr>
+          <w:color w:val="000000"/>
+          <w:sz w:val="27"/>
+          <w:szCs w:val="27"/>
+        </w:rPr>
+      </w:pPr>
+      <w:r>
+        <w:rPr>
+          <w:color w:val="000000"/>
+          <w:sz w:val="27"/>
+          <w:szCs w:val="27"/>
+        </w:rPr>
+        <w:t xml:space="preserve">To bridge this gap, </w:t>
+      </w:r>
+      <w:r>
+        <w:rPr>
+          <w:i/>
+          <w:iCs/>
+          <w:color w:val="000000"/>
+          <w:sz w:val="27"/>
+          <w:szCs w:val="27"/>
+        </w:rPr>
+        <w:t>The Vitality Watchdog System</w:t>
+      </w:r>
+      <w:r>
+        <w:rPr>
+          <w:color w:val="000000"/>
+          <w:sz w:val="27"/>
+          <w:szCs w:val="27"/>
+        </w:rPr>
+        <w:t xml:space="preserve"> is designed as an integrated, low-cost wearable solution engineered for non-invasive, continuous physiological tracking and automated multi-tier emergency response. Incorporating biomedical signal processing, edge computing, and local machine learning models, the system processes optical photoplethysmography (PPG) waveforms to derive heart rate (HR), respiratory rate (RR), and heart rate variability (HRV) metrics in real time. By deploying a personalized baseline-deviation rule alongside an on-device decision-tree classifier, the system executes continuous stress and cardiac risk stratification without reliance on cloud infrastructure. In severe or critical events, the system autonomously triggers escalating local haptic and auditory feedback alongside automated remote notification to pre-designated emergency contacts, guaranteeing immediate escalation even if the wearer is incapacitated. </w:t>
       </w:r>
     </w:p>
     <w:p>
@@ -3441,466 +3652,103 @@
           <w:numId w:val="2"/>
         </w:numPr>
       </w:pPr>
-      <w:bookmarkStart w:id="7" w:name="_Toc240213119"/>
-      <w:r>
-        <w:t>Problem identification</w:t>
-      </w:r>
-      <w:bookmarkEnd w:id="7"/>
-    </w:p>
-    <w:p>
-      <w:r>
-        <w:t xml:space="preserve">There exists many devices that can measure heart health and detect stress levels in a person, such as the Google Fitbit Versa 4 (~R3000) </w:t>
+      <w:r>
+        <w:t>Conceptual Block diagram</w:t>
+      </w:r>
+    </w:p>
+    <w:p>
+      <w:r>
+        <w:t xml:space="preserve">Below is a visual representation of how the system will work in operation. </w:t>
+      </w:r>
+      <w:r>
+        <w:t xml:space="preserve">Heart rate data (for example) is streamed by the wearable sensor to the persons mobile phone where it is processed. </w:t>
+      </w:r>
+      <w:r>
+        <w:t xml:space="preserve">When </w:t>
+      </w:r>
+      <w:r>
+        <w:t xml:space="preserve">an individual experiences severe cardiac issues such as a very rapid or retarded heart rate, it is regarded as dangerous and the phone displays this </w:t>
+      </w:r>
+      <w:r>
+        <w:lastRenderedPageBreak/>
+        <w:t>state, actuates a haptic feedback cuff (also worn by the individual), creates audible alarms and remotely notifies selected contacts.</w:t>
+      </w:r>
+      <w:r>
+        <w:t xml:space="preserve"> </w:t>
+      </w:r>
+    </w:p>
+    <w:p>
+      <w:pPr>
+        <w:keepNext/>
+      </w:pPr>
+      <w:r>
+        <w:drawing>
+          <wp:inline distT="0" distB="0" distL="0" distR="0" wp14:anchorId="574AF7AC" wp14:editId="57A38C25">
+            <wp:extent cx="5731510" cy="4041140"/>
+            <wp:effectExtent l="0" t="0" r="2540" b="0"/>
+            <wp:docPr id="1104445304" name="Picture 1"/>
+            <wp:cNvGraphicFramePr>
+              <a:graphicFrameLocks xmlns:a="http://schemas.openxmlformats.org/drawingml/2006/main" noChangeAspect="1"/>
+            </wp:cNvGraphicFramePr>
+            <a:graphic xmlns:a="http://schemas.openxmlformats.org/drawingml/2006/main">
+              <a:graphicData uri="http://schemas.openxmlformats.org/drawingml/2006/picture">
+                <pic:pic xmlns:pic="http://schemas.openxmlformats.org/drawingml/2006/picture">
+                  <pic:nvPicPr>
+                    <pic:cNvPr id="1104445304" name=""/>
+                    <pic:cNvPicPr/>
+                  </pic:nvPicPr>
+                  <pic:blipFill>
+                    <a:blip r:embed="rId12"/>
+                    <a:stretch>
+                      <a:fillRect/>
+                    </a:stretch>
+                  </pic:blipFill>
+                  <pic:spPr>
+                    <a:xfrm>
+                      <a:off x="0" y="0"/>
+                      <a:ext cx="5731510" cy="4041140"/>
+                    </a:xfrm>
+                    <a:prstGeom prst="rect">
+                      <a:avLst/>
+                    </a:prstGeom>
+                  </pic:spPr>
+                </pic:pic>
+              </a:graphicData>
+            </a:graphic>
+          </wp:inline>
+        </w:drawing>
+      </w:r>
+    </w:p>
+    <w:p>
+      <w:pPr>
+        <w:pStyle w:val="Caption"/>
+      </w:pPr>
+      <w:r>
+        <w:t xml:space="preserve">Figure </w:t>
       </w:r>
       <w:r>
         <w:fldChar w:fldCharType="begin"/>
       </w:r>
       <w:r>
-        <w:instrText xml:space="preserve"> ADDIN ZOTERO_ITEM CSL_CITATION {"citationID":"ISP4Ucbo","properties":{"unsorted":false,"formattedCitation":"[1]","plainCitation":"[1]","noteIndex":0},"citationItems":[{"id":251,"uris":["http://zotero.org/users/19683069/items/3ID3BEAL"],"itemData":{"id":251,"type":"webpage","title":"Google Fitbit Versa 4","URL":"https://store.google.com/us/product/fitbit_versa_4?hl=en-US&amp;pli=1","accessed":{"date-parts":[["2026",7,26]]}}}],"schema":"https://github.com/citation-style-language/schema/raw/master/csl-citation.json"} </w:instrText>
+        <w:instrText xml:space="preserve"> SEQ Figure \* ARABIC </w:instrText>
       </w:r>
       <w:r>
         <w:fldChar w:fldCharType="separate"/>
       </w:r>
       <w:r>
         <w:rPr>
-          <w:rFonts w:ascii="Aptos" w:hAnsi="Aptos"/>
-        </w:rPr>
-        <w:t>[1]</w:t>
+          <w:noProof/>
+        </w:rPr>
+        <w:t>1</w:t>
       </w:r>
       <w:r>
         <w:fldChar w:fldCharType="end"/>
       </w:r>
       <w:r>
-        <w:t xml:space="preserve">, Garmin Vivosmart 5 (~R2500) </w:t>
-      </w:r>
-      <w:r>
-        <w:fldChar w:fldCharType="begin"/>
-      </w:r>
-      <w:r>
-        <w:instrText xml:space="preserve"> ADDIN ZOTERO_ITEM CSL_CITATION {"citationID":"7YiubmlU","properties":{"unsorted":false,"formattedCitation":"[2]","plainCitation":"[2]","noteIndex":0},"citationItems":[{"id":249,"uris":["http://zotero.org/users/19683069/items/6GG62V98"],"itemData":{"id":249,"type":"webpage","abstract":"Black","container-title":"Garmin","language":"en-US","title":"vívosmart® 5","URL":"https://www.garmin.com/en-US/p/782585/pn/010-02645-00/","author":[{"family":"Garmin","given":""},{"family":"subsidiaries","given":"Garmin Ltd","dropping-particle":"or its"}],"accessed":{"date-parts":[["2026",7,26]]}}}],"schema":"https://github.com/citation-style-language/schema/raw/master/csl-citation.json"} </w:instrText>
-      </w:r>
-      <w:r>
-        <w:fldChar w:fldCharType="separate"/>
-      </w:r>
-      <w:r>
-        <w:rPr>
-          <w:rFonts w:ascii="Aptos" w:hAnsi="Aptos"/>
-        </w:rPr>
-        <w:t>[2]</w:t>
-      </w:r>
-      <w:r>
-        <w:fldChar w:fldCharType="end"/>
-      </w:r>
-      <w:r>
-        <w:t xml:space="preserve">, Wellue O2Ring (~R3000) </w:t>
-      </w:r>
-      <w:r>
-        <w:fldChar w:fldCharType="begin"/>
-      </w:r>
-      <w:r>
-        <w:instrText xml:space="preserve"> ADDIN ZOTERO_ITEM CSL_CITATION {"citationID":"4N9dTxqW","properties":{"unsorted":false,"formattedCitation":"[3]","plainCitation":"[3]","noteIndex":0},"citationItems":[{"id":196,"uris":["http://zotero.org/users/19683069/items/X6DD2VR3"],"itemData":{"id":196,"type":"webpage","abstract":"Smart Ring Pulse Oximeter makes you sleep with peace of mind. Tracks your oxygen levels and heart rates overnight and lets you print or share detailed sleep oximetry reports. Compatible with the ViHealth mobile app (Android &amp; iOS) and O2 Insight Pro PC software.","container-title":"Wellue","language":"en","title":"Wellue O2Ring Smart Ring Pulse Oximeter. Overnight Tracking.","URL":"https://getwellue.com/pages/o2ring-oxygen-monitor","accessed":{"date-parts":[["2026",7,6]]}}}],"schema":"https://github.com/citation-style-language/schema/raw/master/csl-citation.json"} </w:instrText>
-      </w:r>
-      <w:r>
-        <w:fldChar w:fldCharType="separate"/>
-      </w:r>
-      <w:r>
-        <w:rPr>
-          <w:rFonts w:ascii="Aptos" w:hAnsi="Aptos"/>
-        </w:rPr>
-        <w:t>[3]</w:t>
-      </w:r>
-      <w:r>
-        <w:fldChar w:fldCharType="end"/>
-      </w:r>
-      <w:r>
-        <w:t xml:space="preserve"> and Hume Band (~R4600), and others that feature subscription-based models to unlock the full benefits of the device – the Whoop band (~R6000/year for full benefits). These devices are problematic in the sense that they are far too costly for the average consumer who may require heart monitoring solutions. cheaper options exist, such as the Polar H10 (~R1800) </w:t>
-      </w:r>
-      <w:r>
-        <w:fldChar w:fldCharType="begin"/>
-      </w:r>
-      <w:r>
-        <w:instrText xml:space="preserve"> ADDIN ZOTERO_ITEM CSL_CITATION {"citationID":"SQck4Kg7","properties":{"unsorted":false,"formattedCitation":"[4]","plainCitation":"[4]","noteIndex":0},"citationItems":[{"id":217,"uris":["http://zotero.org/users/19683069/items/9DTMAUK6"],"itemData":{"id":217,"type":"webpage","abstract":"Heart rate monitor chest strap Polar H10 measures your heart rate with maximum precision and comfort. Wear the sensor and follow your heart beat. Find out more!","language":"en-US","title":"Polar H10 | Polar USA","URL":"https://www.polar.com/us-en/sensors/h10-heart-rate-sensor","accessed":{"date-parts":[["2026",7,23]]}}}],"schema":"https://github.com/citation-style-language/schema/raw/master/csl-citation.json"} </w:instrText>
-      </w:r>
-      <w:r>
-        <w:fldChar w:fldCharType="separate"/>
-      </w:r>
-      <w:r>
-        <w:rPr>
-          <w:rFonts w:ascii="Aptos" w:hAnsi="Aptos"/>
-        </w:rPr>
-        <w:t>[4]</w:t>
-      </w:r>
-      <w:r>
-        <w:fldChar w:fldCharType="end"/>
-      </w:r>
-      <w:r>
-        <w:t xml:space="preserve"> and Polar Verity Sense (~R1600)</w:t>
-      </w:r>
-      <w:r>
-        <w:fldChar w:fldCharType="begin"/>
-      </w:r>
-      <w:r>
-        <w:instrText xml:space="preserve"> ADDIN ZOTERO_ITEM CSL_CITATION {"citationID":"tiXxQ8he","properties":{"unsorted":false,"formattedCitation":"[5]","plainCitation":"[5]","noteIndex":0},"citationItems":[{"id":213,"uris":["http://zotero.org/users/19683069/items/I7KVS52Y"],"itemData":{"id":213,"type":"webpage","abstract":"Optical Heart Rate Sensor","language":"en-US","title":"Polar Verity Sense | Polar USA","URL":"https://www.polar.com/us-en/products/accessories/polar-verity-sense","accessed":{"date-parts":[["2026",7,23]]}}}],"schema":"https://github.com/citation-style-language/schema/raw/master/csl-citation.json"} </w:instrText>
-      </w:r>
-      <w:r>
-        <w:fldChar w:fldCharType="separate"/>
-      </w:r>
-      <w:r>
-        <w:rPr>
-          <w:rFonts w:ascii="Aptos" w:hAnsi="Aptos"/>
-        </w:rPr>
-        <w:t>[5]</w:t>
-      </w:r>
-      <w:r>
-        <w:fldChar w:fldCharType="end"/>
-      </w:r>
-      <w:r>
-        <w:t xml:space="preserve">, but this range of alternatives provide only a select amount of features, such as dedicated heart rate monitoring sessions that need to be manually activated. Some of the solutions that exist are bulky (the Wellue O2Ring) and can inconvenience/discomfort the user during long-term wear. Furthermore, none of the devices identified had the ability to automatically alert others when periods of high stress were detected – they simply observed and informed the user via a watch interface/mobile application that they were indicating high stress levels when. </w:t>
-      </w:r>
-    </w:p>
-    <w:p>
-      <w:r>
-        <w:t xml:space="preserve">This highlights the need for a </w:t>
-      </w:r>
-      <w:r>
-        <w:rPr>
-          <w:b/>
-          <w:bCs/>
-        </w:rPr>
-        <w:t>low-cos</w:t>
-      </w:r>
-      <w:r>
-        <w:t xml:space="preserve">t device that performs all the functions of higher-end alternatives (continuous heart rate monitoring in a non-invasive manner </w:t>
-      </w:r>
-      <w:r>
-        <w:fldChar w:fldCharType="begin"/>
-      </w:r>
-      <w:r>
-        <w:instrText xml:space="preserve"> ADDIN ZOTERO_ITEM CSL_CITATION {"citationID":"guKhl2YV","properties":{"unsorted":false,"formattedCitation":"[6]","plainCitation":"[6]","noteIndex":0},"citationItems":[{"id":209,"uris":["http://zotero.org/users/19683069/items/LXTW4DB5"],"itemData":{"id":209,"type":"article-journal","container-title":"Measurement","DOI":"10.1016/j.measurement.2025.119472","ISSN":"02632241","journalAbbreviation":"Measurement","language":"en","page":"119472","source":"DOI.org (Crossref)","title":"Non-invasive cardiovascular and vital signs monitoring techniques: review, challenges, and perspectives","title-short":"Non-invasive cardiovascular and vital signs monitoring techniques","volume":"258","author":[{"family":"Yong","given":"Qi"},{"family":"Yang","given":"Lichao"},{"family":"Kardos","given":"Attila"},{"family":"Zhao","given":"Yifan"}],"issued":{"date-parts":[["2026",1]]}}}],"schema":"https://github.com/citation-style-language/schema/raw/master/csl-citation.json"} </w:instrText>
-      </w:r>
-      <w:r>
-        <w:fldChar w:fldCharType="separate"/>
-      </w:r>
-      <w:r>
-        <w:rPr>
-          <w:rFonts w:ascii="Aptos" w:hAnsi="Aptos"/>
-        </w:rPr>
-        <w:t>[6]</w:t>
-      </w:r>
-      <w:r>
-        <w:fldChar w:fldCharType="end"/>
-      </w:r>
-      <w:r>
-        <w:t>, stress detection and mobile interface) as well as possessing the ability to automatically alert the user and others when high stress states are detected.</w:t>
-      </w:r>
-    </w:p>
-    <w:p>
-      <w:r>
-        <w:t xml:space="preserve">Detecting heart and respiratory rates via non-invasive means was a challenge solved with the introduction of the electrocardiogram (ECG) </w:t>
-      </w:r>
-      <w:r>
-        <w:fldChar w:fldCharType="begin"/>
-      </w:r>
-      <w:r>
-        <w:instrText xml:space="preserve"> ADDIN ZOTERO_ITEM CSL_CITATION {"citationID":"lMK2lEYc","properties":{"unsorted":false,"formattedCitation":"[7]","plainCitation":"[7]","noteIndex":0},"citationItems":[{"id":211,"uris":["http://zotero.org/users/19683069/items/32N7HU3N"],"itemData":{"id":211,"type":"webpage","abstract":"Find out more about ECGs (electrocardiograms), including why they're done, the different types, and what happens.","container-title":"nhs.uk","language":"en","note":"section: conditions","title":"Electrocardiogram (ECG)","URL":"https://www.nhs.uk/tests-and-treatments/electrocardiogram/","accessed":{"date-parts":[["2026",7,23]]},"issued":{"date-parts":[["2017",10,18]]}}}],"schema":"https://github.com/citation-style-language/schema/raw/master/csl-citation.json"} </w:instrText>
-      </w:r>
-      <w:r>
-        <w:fldChar w:fldCharType="separate"/>
-      </w:r>
-      <w:r>
-        <w:rPr>
-          <w:rFonts w:ascii="Aptos" w:hAnsi="Aptos"/>
-        </w:rPr>
-        <w:t>[7]</w:t>
-      </w:r>
-      <w:r>
-        <w:fldChar w:fldCharType="end"/>
-      </w:r>
-      <w:r>
-        <w:t xml:space="preserve"> and photoplethysmography (PPG)</w:t>
-      </w:r>
-      <w:r>
-        <w:fldChar w:fldCharType="begin"/>
-      </w:r>
-      <w:r>
-        <w:instrText xml:space="preserve"> ADDIN ZOTERO_ITEM CSL_CITATION {"citationID":"a29D5neF","properties":{"unsorted":false,"formattedCitation":"[8]","plainCitation":"[8]","noteIndex":0},"citationItems":[{"id":244,"uris":["http://zotero.org/users/19683069/items/44U4YJ92"],"itemData":{"id":244,"type":"article-journal","abstract":"Beyond its use in the clinical environment, the photoplethysmogram is increasingly used for the purpose of measuring the physiological state of an individual in daily life. This review aims to examine existing research of the photoplethysmogram concerning its generation mechanisms, measurement principles, clinical applications, noise definition, pre-processing techniques, feature detection techniques, and post-processing techniques for photoplethysmogram processing, especially from an engineering point of view. We performed an extensive search of the PubMed, Google Scholar, Institute of Electrical and Electronics Engineers (IEEE), ScienceDirect, and Web of Science databases. The exclusion conditions did not include the year of publication, but articles not published in English were excluded. Based on 118 articles, we identified four main topics of enabling the PPG: (A) PPG waveform, (B) PPG features and clinical applications, including basic features based on the original PPG waveform, combined features of the PPG, and derivative features of the PPG, (C) PPG noise, including motion artifact baseline wandering and hypoperfusion, and (D) PPG signal processing, including PPG preprocessing, PPG peak detection, and signal quality index. The application field of the photoplethysmogram has been extending beyond the clinical to the mobile environment. Although there is no standardized preprocessing pipeline for PPG signal processing, as PPG data is acquired and accumulated in various ways, the recently proposed machine learning-based method is expected to offer a promising solution.","container-title":"Frontiers in Physiology","DOI":"10.3389/fphys.2021.808451","ISSN":"1664-042X","journalAbbreviation":"Front. Physiol.","language":"English","publisher":"Frontiers","source":"Frontiers","title":"Photoplethysmogram Analysis and Applications: An Integrative Review","title-short":"Photoplethysmogram Analysis and Applications","URL":"https://www.frontiersin.org/journals/physiology/articles/10.3389/fphys.2021.808451/full","volume":"12","author":[{"family":"Park","given":"Junyung"},{"family":"Seok","given":"Hyeon Seok"},{"family":"Kim","given":"Sang-Su"},{"family":"Shin","given":"Hangsik"}],"accessed":{"date-parts":[["2026",7,26]]},"issued":{"date-parts":[["2022",3,1]]}}}],"schema":"https://github.com/citation-style-language/schema/raw/master/csl-citation.json"} </w:instrText>
-      </w:r>
-      <w:r>
-        <w:fldChar w:fldCharType="separate"/>
-      </w:r>
-      <w:r>
-        <w:rPr>
-          <w:rFonts w:ascii="Aptos" w:hAnsi="Aptos"/>
-        </w:rPr>
-        <w:t>[8]</w:t>
-      </w:r>
-      <w:r>
-        <w:fldChar w:fldCharType="end"/>
-      </w:r>
-      <w:r>
-        <w:t xml:space="preserve">. However, real world factors affect these readings, such as motion artifacts </w:t>
-      </w:r>
-      <w:r>
-        <w:fldChar w:fldCharType="begin"/>
-      </w:r>
-      <w:r>
-        <w:instrText xml:space="preserve"> ADDIN ZOTERO_ITEM CSL_CITATION {"citationID":"msXeGXJK","properties":{"unsorted":false,"formattedCitation":"[8]","plainCitation":"[8]","noteIndex":0},"citationItems":[{"id":244,"uris":["http://zotero.org/users/19683069/items/44U4YJ92"],"itemData":{"id":244,"type":"article-journal","abstract":"Beyond its use in the clinical environment, the photoplethysmogram is increasingly used for the purpose of measuring the physiological state of an individual in daily life. This review aims to examine existing research of the photoplethysmogram concerning its generation mechanisms, measurement principles, clinical applications, noise definition, pre-processing techniques, feature detection techniques, and post-processing techniques for photoplethysmogram processing, especially from an engineering point of view. We performed an extensive search of the PubMed, Google Scholar, Institute of Electrical and Electronics Engineers (IEEE), ScienceDirect, and Web of Science databases. The exclusion conditions did not include the year of publication, but articles not published in English were excluded. Based on 118 articles, we identified four main topics of enabling the PPG: (A) PPG waveform, (B) PPG features and clinical applications, including basic features based on the original PPG waveform, combined features of the PPG, and derivative features of the PPG, (C) PPG noise, including motion artifact baseline wandering and hypoperfusion, and (D) PPG signal processing, including PPG preprocessing, PPG peak detection, and signal quality index. The application field of the photoplethysmogram has been extending beyond the clinical to the mobile environment. Although there is no standardized preprocessing pipeline for PPG signal processing, as PPG data is acquired and accumulated in various ways, the recently proposed machine learning-based method is expected to offer a promising solution.","container-title":"Frontiers in Physiology","DOI":"10.3389/fphys.2021.808451","ISSN":"1664-042X","journalAbbreviation":"Front. Physiol.","language":"English","publisher":"Frontiers","source":"Frontiers","title":"Photoplethysmogram Analysis and Applications: An Integrative Review","title-short":"Photoplethysmogram Analysis and Applications","URL":"https://www.frontiersin.org/journals/physiology/articles/10.3389/fphys.2021.808451/full","volume":"12","author":[{"family":"Park","given":"Junyung"},{"family":"Seok","given":"Hyeon Seok"},{"family":"Kim","given":"Sang-Su"},{"family":"Shin","given":"Hangsik"}],"accessed":{"date-parts":[["2026",7,26]]},"issued":{"date-parts":[["2022",3,1]]}}}],"schema":"https://github.com/citation-style-language/schema/raw/master/csl-citation.json"} </w:instrText>
-      </w:r>
-      <w:r>
-        <w:fldChar w:fldCharType="separate"/>
-      </w:r>
-      <w:r>
-        <w:rPr>
-          <w:rFonts w:ascii="Aptos" w:hAnsi="Aptos"/>
-        </w:rPr>
-        <w:t>[8]</w:t>
-      </w:r>
-      <w:r>
-        <w:fldChar w:fldCharType="end"/>
-      </w:r>
-      <w:r>
-        <w:t>, that can hamper accuracy of readings obtained. The accuracy can be improved upon by utilizing various types of filters</w:t>
-      </w:r>
-      <w:r>
-        <w:fldChar w:fldCharType="begin"/>
-      </w:r>
-      <w:r>
-        <w:instrText xml:space="preserve"> ADDIN ZOTERO_ITEM CSL_CITATION {"citationID":"nBYrt5xn","properties":{"unsorted":false,"formattedCitation":"[8], [9]","plainCitation":"[8], [9]","noteIndex":0},"citationItems":[{"id":244,"uris":["http://zotero.org/users/19683069/items/44U4YJ92"],"itemData":{"id":244,"type":"article-journal","abstract":"Beyond its use in the clinical environment, the photoplethysmogram is increasingly used for the purpose of measuring the physiological state of an individual in daily life. This review aims to examine existing research of the photoplethysmogram concerning its generation mechanisms, measurement principles, clinical applications, noise definition, pre-processing techniques, feature detection techniques, and post-processing techniques for photoplethysmogram processing, especially from an engineering point of view. We performed an extensive search of the PubMed, Google Scholar, Institute of Electrical and Electronics Engineers (IEEE), ScienceDirect, and Web of Science databases. The exclusion conditions did not include the year of publication, but articles not published in English were excluded. Based on 118 articles, we identified four main topics of enabling the PPG: (A) PPG waveform, (B) PPG features and clinical applications, including basic features based on the original PPG waveform, combined features of the PPG, and derivative features of the PPG, (C) PPG noise, including motion artifact baseline wandering and hypoperfusion, and (D) PPG signal processing, including PPG preprocessing, PPG peak detection, and signal quality index. The application field of the photoplethysmogram has been extending beyond the clinical to the mobile environment. Although there is no standardized preprocessing pipeline for PPG signal processing, as PPG data is acquired and accumulated in various ways, the recently proposed machine learning-based method is expected to offer a promising solution.","container-title":"Frontiers in Physiology","DOI":"10.3389/fphys.2021.808451","ISSN":"1664-042X","journalAbbreviation":"Front. Physiol.","language":"English","publisher":"Frontiers","source":"Frontiers","title":"Photoplethysmogram Analysis and Applications: An Integrative Review","title-short":"Photoplethysmogram Analysis and Applications","URL":"https://www.frontiersin.org/journals/physiology/articles/10.3389/fphys.2021.808451/full","volume":"12","author":[{"family":"Park","given":"Junyung"},{"family":"Seok","given":"Hyeon Seok"},{"family":"Kim","given":"Sang-Su"},{"family":"Shin","given":"Hangsik"}],"accessed":{"date-parts":[["2026",7,26]]},"issued":{"date-parts":[["2022",3,1]]}}},{"id":301,"uris":["http://zotero.org/users/19683069/items/3UBYU5X8"],"itemData":{"id":301,"type":"paper-conference","container-title":"Proceedings of the 10th IEEE International Conference on Information Technology and Applications in Biomedicine","DOI":"10.1109/ITAB.2010.5687633","event-title":"2010 10th IEEE International Conference on Information Technology and Applications in Biomedicine (ITAB 2010)","ISBN":"978-1-4244-6559-0","page":"1-3","publisher":"IEEE","publisher-place":"Corfu, Greece","source":"DOI.org (Crossref)","title":"The accuracy of respiratory rate estimation using electrocardiography and photoplethysmography","URL":"http://ieeexplore.ieee.org/document/5687633/","author":[{"family":"Wu","given":"Dan"},{"literal":"Guan-Zheng Liu"},{"family":"Wong","given":"Mico Yee Man"},{"family":"Zhang","given":"Yuan-Ting"}],"accessed":{"date-parts":[["2026",9,2]]},"issued":{"date-parts":[["2010",11]]}}}],"schema":"https://github.com/citation-style-language/schema/raw/master/csl-citation.json"} </w:instrText>
-      </w:r>
-      <w:r>
-        <w:fldChar w:fldCharType="separate"/>
-      </w:r>
-      <w:r>
-        <w:rPr>
-          <w:rFonts w:ascii="Aptos" w:hAnsi="Aptos"/>
-        </w:rPr>
-        <w:t>[8], [9]</w:t>
-      </w:r>
-      <w:r>
-        <w:fldChar w:fldCharType="end"/>
-      </w:r>
-      <w:r>
-        <w:t xml:space="preserve"> and signal processing/preprocessing </w:t>
-      </w:r>
-      <w:r>
-        <w:fldChar w:fldCharType="begin"/>
-      </w:r>
-      <w:r>
-        <w:instrText xml:space="preserve"> ADDIN ZOTERO_ITEM CSL_CITATION {"citationID":"ucfVJ5CN","properties":{"unsorted":false,"formattedCitation":"[8]","plainCitation":"[8]","noteIndex":0},"citationItems":[{"id":244,"uris":["http://zotero.org/users/19683069/items/44U4YJ92"],"itemData":{"id":244,"type":"article-journal","abstract":"Beyond its use in the clinical environment, the photoplethysmogram is increasingly used for the purpose of measuring the physiological state of an individual in daily life. This review aims to examine existing research of the photoplethysmogram concerning its generation mechanisms, measurement principles, clinical applications, noise definition, pre-processing techniques, feature detection techniques, and post-processing techniques for photoplethysmogram processing, especially from an engineering point of view. We performed an extensive search of the PubMed, Google Scholar, Institute of Electrical and Electronics Engineers (IEEE), ScienceDirect, and Web of Science databases. The exclusion conditions did not include the year of publication, but articles not published in English were excluded. Based on 118 articles, we identified four main topics of enabling the PPG: (A) PPG waveform, (B) PPG features and clinical applications, including basic features based on the original PPG waveform, combined features of the PPG, and derivative features of the PPG, (C) PPG noise, including motion artifact baseline wandering and hypoperfusion, and (D) PPG signal processing, including PPG preprocessing, PPG peak detection, and signal quality index. The application field of the photoplethysmogram has been extending beyond the clinical to the mobile environment. Although there is no standardized preprocessing pipeline for PPG signal processing, as PPG data is acquired and accumulated in various ways, the recently proposed machine learning-based method is expected to offer a promising solution.","container-title":"Frontiers in Physiology","DOI":"10.3389/fphys.2021.808451","ISSN":"1664-042X","journalAbbreviation":"Front. Physiol.","language":"English","publisher":"Frontiers","source":"Frontiers","title":"Photoplethysmogram Analysis and Applications: An Integrative Review","title-short":"Photoplethysmogram Analysis and Applications","URL":"https://www.frontiersin.org/journals/physiology/articles/10.3389/fphys.2021.808451/full","volume":"12","author":[{"family":"Park","given":"Junyung"},{"family":"Seok","given":"Hyeon Seok"},{"family":"Kim","given":"Sang-Su"},{"family":"Shin","given":"Hangsik"}],"accessed":{"date-parts":[["2026",7,26]]},"issued":{"date-parts":[["2022",3,1]]}}}],"schema":"https://github.com/citation-style-language/schema/raw/master/csl-citation.json"} </w:instrText>
-      </w:r>
-      <w:r>
-        <w:fldChar w:fldCharType="separate"/>
-      </w:r>
-      <w:r>
-        <w:rPr>
-          <w:rFonts w:ascii="Aptos" w:hAnsi="Aptos"/>
-        </w:rPr>
-        <w:t>[8]</w:t>
-      </w:r>
-      <w:r>
-        <w:fldChar w:fldCharType="end"/>
-      </w:r>
-      <w:r>
-        <w:t xml:space="preserve">, but at the cost of power consumption experienced by the hardware and computational overhead taken for signal processing. This indicates the need for a balance between accuracy of results obtained, the hardware (sensors/filters etc.) that is used to implement the system and signal processing algorithms employed. </w:t>
-      </w:r>
-    </w:p>
-    <w:p>
-      <w:r>
-        <w:t>Detecting stress in a person can be achieved via a plethora of approaches. Some of the non-invasive approaches include image-based detection via digital cameras</w:t>
-      </w:r>
-      <w:r>
-        <w:fldChar w:fldCharType="begin"/>
-      </w:r>
-      <w:r>
-        <w:instrText xml:space="preserve"> ADDIN ZOTERO_ITEM CSL_CITATION {"citationID":"mjJmrhwY","properties":{"unsorted":false,"formattedCitation":"[10]","plainCitation":"[10]","noteIndex":0},"citationItems":[{"id":227,"uris":["http://zotero.org/users/19683069/items/RHUUEI9C"],"itemData":{"id":227,"type":"article-journal","abstract":"The measurement of physiological parameters is fundamental to assess the health status of an individual. The contactless monitoring of vital signs may provide benefits in various fields of application, from healthcare and clinical setting to occupational and sports scenarios. Recent research has been focused on the potentiality of camera-based systems working in the visible range (380–750</w:instrText>
-      </w:r>
-      <w:r>
-        <w:rPr>
-          <w:rFonts w:ascii="Arial" w:hAnsi="Arial" w:cs="Arial"/>
-        </w:rPr>
-        <w:instrText> </w:instrText>
-      </w:r>
-      <w:r>
-        <w:instrText xml:space="preserve">nm) for estimating vital signs by capturing subtle color changes or motions caused by physiological activities but invisible to human eyes. These quantities are typically extracted from videos framing some exposed body areas (e.g., face, torso, and hands) with adequate post-processing algorithms. In this review, we provided an overview of the physiological and technical aspects behind the estimation of vital signs like respiratory rate, heart rate, blood oxygen saturation, and blood pressure from digital images as well as the potential fields of application of these technologies. Per each vital sign, we provided the rationale for the measurement, a classification of the different techniques implemented for post-processing the original videos, and the main results obtained during various applications or in validation studies. The available evidence supports the premise of digital cameras as an unobtrusive and easy-to-use technology for physiological signs monitoring. Further research is needed to promote the advancements of the technology, allowing its application in a wide range of population and everyday life, fostering a biometrical holistic of the human body (BHOHB) approach.","container-title":"Frontiers in Physiology","DOI":"10.3389/fphys.2022.801709","ISSN":"1664-042X","journalAbbreviation":"Front. Physiol.","page":"801709","source":"DOI.org (Crossref)","title":"Contactless Vital Signs Monitoring From Videos Recorded With Digital Cameras: An Overview","title-short":"Contactless Vital Signs Monitoring From Videos Recorded With Digital Cameras","volume":"13","author":[{"family":"Molinaro","given":"Nunzia"},{"family":"Schena","given":"Emiliano"},{"family":"Silvestri","given":"Sergio"},{"family":"Bonotti","given":"Fabrizio"},{"family":"Aguzzi","given":"Damiano"},{"family":"Viola","given":"Erika"},{"family":"Buccolini","given":"Fabio"},{"family":"Massaroni","given":"Carlo"}],"issued":{"date-parts":[["2022",2,18]]}}}],"schema":"https://github.com/citation-style-language/schema/raw/master/csl-citation.json"} </w:instrText>
-      </w:r>
-      <w:r>
-        <w:fldChar w:fldCharType="separate"/>
-      </w:r>
-      <w:r>
-        <w:rPr>
-          <w:rFonts w:ascii="Aptos" w:hAnsi="Aptos"/>
-        </w:rPr>
-        <w:t>[10]</w:t>
-      </w:r>
-      <w:r>
-        <w:fldChar w:fldCharType="end"/>
-      </w:r>
-      <w:r>
-        <w:t xml:space="preserve"> and via wearable health devices </w:t>
-      </w:r>
-      <w:r>
-        <w:fldChar w:fldCharType="begin"/>
-      </w:r>
-      <w:r>
-        <w:instrText xml:space="preserve"> ADDIN ZOTERO_ITEM CSL_CITATION {"citationID":"1GYdjdAV","properties":{"unsorted":false,"formattedCitation":"[11]","plainCitation":"[11]","noteIndex":0},"citationItems":[{"id":223,"uris":["http://zotero.org/users/19683069/items/EYAPCHIZ"],"itemData":{"id":223,"type":"article-journal","abstract":"Wearable Health Devices (WHDs) are increasingly helping people to better monitor their health status both at an activity/fitness level for self-health tracking and at a medical level providing more data to clinicians with a potential for earlier diagnostic and guidance of treatment. The technology revolution in the miniaturization of electronic devices is enabling to design more reliable and adaptable wearables, contributing for a world-wide change in the health monitoring approach. In this paper we review important aspects in the WHDs area, listing the state-of-the-art of wearable vital signs sensing technologies plus their system architectures and specifications. A focus on vital signs acquired by WHDs is made: first a discussion about the most important vital signs for health assessment using WHDs is presented and then for each vital sign a description is made concerning its origin and effect on heath, monitoring needs, acquisition methods and WHDs and recent scientific developments on the area (electrocardiogram, heart rate, blood pressure, respiration rate, blood oxygen saturation, blood glucose, skin perspiration, capnography, body temperature, motion evaluation, cardiac implantable devices and ambient parameters). A general WHDs system architecture is presented based on the state-of-the-art. After a global review of WHDs, we zoom in into cardiovascular WHDs, analysing commercial devices and their applicability versus quality, extending this subject to smart t-shirts for medical purposes. Furthermore we present a resumed evolution of these devices based on the prototypes developed along the years. Finally we discuss likely market trends and future challenges for the emerging WHDs area.","container-title":"Sensors","DOI":"10.3390/s18082414","ISSN":"1424-8220","issue":"8","journalAbbreviation":"Sensors","language":"en","page":"2414","source":"DOI.org (Crossref)","title":"Wearable Health Devices—Vital Sign Monitoring, Systems and Technologies","volume":"18","author":[{"family":"Dias","given":"Duarte"},{"family":"Paulo Silva Cunha","given":"João"}],"issued":{"date-parts":[["2018",7,25]]}}}],"schema":"https://github.com/citation-style-language/schema/raw/master/csl-citation.json"} </w:instrText>
-      </w:r>
-      <w:r>
-        <w:fldChar w:fldCharType="separate"/>
-      </w:r>
-      <w:r>
-        <w:rPr>
-          <w:rFonts w:ascii="Aptos" w:hAnsi="Aptos"/>
-        </w:rPr>
-        <w:t>[11]</w:t>
-      </w:r>
-      <w:r>
-        <w:fldChar w:fldCharType="end"/>
-      </w:r>
-      <w:r>
-        <w:t>. This project focuses on a mobility-driven approach so as to allow stress monitoring that isn’t constrained to a singular room/place and will thus focus entirely on a wearable device approach.</w:t>
-      </w:r>
-    </w:p>
-    <w:p>
-      <w:r>
-        <w:t xml:space="preserve">Relating stress to heart health metrics can be achieved by analysing heart rate variability (HRV) </w:t>
-      </w:r>
-      <w:r>
-        <w:fldChar w:fldCharType="begin"/>
-      </w:r>
-      <w:r>
-        <w:instrText xml:space="preserve"> ADDIN ZOTERO_ITEM CSL_CITATION {"citationID":"BfbtyFfZ","properties":{"unsorted":false,"formattedCitation":"[12]","plainCitation":"[12]","noteIndex":0},"citationItems":[{"id":292,"uris":["http://zotero.org/users/19683069/items/3G2D8CJN"],"itemData":{"id":292,"type":"article-journal","abstract":"Heart rate variability (HRV) is significantly associated with average heart rate (HR), therefore, HRV actually provides information on two quantities, that is, on HR and its variability. It is difficult to conclude which of these two plays a principal role in the HRV clinical value, or in other words, what is the HR contribution to the clinical significance of HRV. Moreover, the association between HRV and HR is both a physiological phenomenon and a mathematical one. The physiological HRV dependence on HR is determined by the autonomic nervous system activity, but the mathematical one is caused by the nonlinear relationship between RR interval and HR. By employing modification methods of the HRV and HR relationship, it is possible to investigate the HR contribution to the HRV clinical value. Recent studies have shown that the removal of the HR impact on HRV makes HRV more predictive for noncardiac death, however, the enhancement of this impact causes HRV to be a better predictor of cardiovascular mortality. Thus, HR seems to constitute a cardiovascular factor of the HRV predictive ability. HR also influences the reproducibility of HRV, therefore, HR changes should be considered when one compares HRV measurements in a given patient. This review summarizes methodological aspects of investigations of the HRV and HR interaction as well as latest observations concerning its clinical utility. The issues discussed in this article should also refer to any other heart rate dynamics analysis which indices are significantly associated with HR.","container-title":"Annals of Noninvasive Electrocardiology","DOI":"10.1111/anec.12148","ISSN":"1082-720X, 1542-474X","issue":"3","journalAbbreviation":"Noninvasive Electrocardiol","language":"en","license":"http://onlinelibrary.wiley.com/termsAndConditions#vor","page":"207-216","source":"DOI.org (Crossref)","title":"Interaction between Heart Rate and Heart Rate Variability","volume":"19","author":[{"family":"Sacha","given":"Jerzy"}],"issued":{"date-parts":[["2014",5]]}}}],"schema":"https://github.com/citation-style-language/schema/raw/master/csl-citation.json"} </w:instrText>
-      </w:r>
-      <w:r>
-        <w:fldChar w:fldCharType="separate"/>
-      </w:r>
-      <w:r>
-        <w:rPr>
-          <w:rFonts w:ascii="Aptos" w:hAnsi="Aptos"/>
-        </w:rPr>
-        <w:t>[12]</w:t>
-      </w:r>
-      <w:r>
-        <w:fldChar w:fldCharType="end"/>
-      </w:r>
-      <w:r>
-        <w:t xml:space="preserve"> or Pulse rate variability (PRV) </w:t>
-      </w:r>
-      <w:r>
-        <w:fldChar w:fldCharType="begin"/>
-      </w:r>
-      <w:r>
-        <w:instrText xml:space="preserve"> ADDIN ZOTERO_ITEM CSL_CITATION {"citationID":"ti7uzcuC","properties":{"unsorted":false,"formattedCitation":"[13]","plainCitation":"[13]","noteIndex":0},"citationItems":[{"id":304,"uris":["http://zotero.org/users/19683069/items/BXQTYZVK"],"itemData":{"id":304,"type":"article-journal","abstract":"Wearable technology and neuroimaging equipment using photoplethysmography (PPG) have become increasingly popularized in recent years. Several investigations deriving pulse rate variability (PRV) from PPG have demonstrated that a slight bias exists compared to concurrent heart rate variability (HRV) estimates. PPG devices commonly sample at ~20–100 Hz, where the minimum sampling frequency to derive valid PRV metrics is unknown. Further, due to different autonomic innervation, it is unknown if PRV metrics are harmonious between the cerebral and peripheral vasculature. Cardiac activity via electrocardiography (ECG) and PPG were obtained concurrently in 54 participants (29 females) in an upright orthostatic position. PPG data were collected at three anatomical locations: left third phalanx, middle cerebral artery, and posterior cerebral artery using a Finapres NOVA device and transcranial Doppler ultrasound. Data were sampled for five minutes at 1000 Hz and downsampled to frequencies ranging from 20 to 500 Hz. HRV (via ECG) and PRV (via PPG) were quantified and compared at 1000 Hz using Bland–Altman plots and coefficient of variation (CoV). A sampling frequency of ~100–200 Hz was required to produce PRV metrics with a bias of less than 2%, while a sampling rate of ~40–50 Hz elicited a bias smaller than 20%. At 1000 Hz, time- and frequency-domain PRV measures were slightly elevated compared to those derived from HRV (mean bias: ~1–8%). In conjunction with previous reports, PRV and HRV were not surrogate biomarkers due to the different nature of the collected waveforms. Nevertheless, PRV estimates displayed greater validity at a lower sampling rate compared to HRV estimates.","container-title":"Sensors","DOI":"10.3390/s24072048","ISSN":"1424-8220","issue":"7","journalAbbreviation":"Sensors","language":"en","page":"2048","source":"DOI.org (Crossref)","title":"Heart Rate Variability and Pulse Rate Variability: Do Anatomical Location and Sampling Rate Matter?","title-short":"Heart Rate Variability and Pulse Rate Variability","volume":"24","author":[{"family":"Burma","given":"Joel S."},{"family":"Griffiths","given":"James K."},{"family":"Lapointe","given":"Andrew P."},{"family":"Oni","given":"Ibukunoluwa K."},{"family":"Soroush","given":"Ateyeh"},{"family":"Carere","given":"Joseph"},{"family":"Smirl","given":"Jonathan D."},{"family":"Dunn","given":"Jeff F."}],"issued":{"date-parts":[["2024",3,23]]}}}],"schema":"https://github.com/citation-style-language/schema/raw/master/csl-citation.json"} </w:instrText>
-      </w:r>
-      <w:r>
-        <w:fldChar w:fldCharType="separate"/>
-      </w:r>
-      <w:r>
-        <w:rPr>
-          <w:rFonts w:ascii="Aptos" w:hAnsi="Aptos"/>
-        </w:rPr>
-        <w:t>[13]</w:t>
-      </w:r>
-      <w:r>
-        <w:fldChar w:fldCharType="end"/>
-      </w:r>
-      <w:r>
-        <w:t xml:space="preserve"> metrics which are derived from ECG and PPG waveforms respectively. These metrics can be derived from the </w:t>
-      </w:r>
-      <w:r>
-        <w:lastRenderedPageBreak/>
-        <w:t>respective waveforms and analysed via various methods, which can be grouped into 2 categories – machine learning and algorithmic approaches</w:t>
-      </w:r>
-      <w:r>
-        <w:fldChar w:fldCharType="begin"/>
-      </w:r>
-      <w:r>
-        <w:instrText xml:space="preserve"> ADDIN ZOTERO_ITEM CSL_CITATION {"citationID":"7nBY8qfA","properties":{"unsorted":false,"formattedCitation":"[14], [15], [16], [17], [18], [19], [20]","plainCitation":"[14], [15], [16], [17], [18], [19], [20]","noteIndex":0},"citationItems":[{"id":294,"uris":["http://zotero.org/users/19683069/items/5SMFVX9Q"],"itemData":{"id":294,"type":"article-journal","abstract":"Abstract\n            \n              Objective.\n              Time–frequency (TF) analysis is used to identify oscillatory patterns in complex signals. Cardiac signals under stress conditions are highly dynamic, yet heart rate variability (HRV) is often analysed using classical methods that assume stationarity or linearity. This study applied TF analyses to beat-to-beat RR time-series data extracted from electrocardiograms of 30 healthy adults during three stress tasks: mental calculation, noise exposure, and cold pressor test.\n              Approach.\n              Continuous wavelet transform (CWT), and ensemble empirical mode decomposition (EEMD) were compared to the standard short-term Fourier transform (STFT). Signals were divided into anticipation, stress, and recovery periods.\n              Main results.\n              When analysed in 30 s windows, all three methods detected dynamic time variations in standard frequency bands (low-frequency (LF) [0.04–0.15 Hz], high-frequency (HF) [0.15–0.40 Hz]) during stress compared to baseline. Compared to SFFT, EEMD and CWT showed greater sensitivity than STFT to identify LF and HF differences. Spectrograms identified regions of interest outside standard frequency bands, where CWT provided superior temporal and frequency resolution, especially at low frequencies. While EEMD spectrograms were uninterpretable, analysis of individual EEMD modes enabled tracking instantaneous changes in both frequency and amplitude.\n              Significance.\n              In conclusion, CWT and EEMD proved most valuable for identifying patterns in stress-evoked HRV and providing information on autonomic nervous system activation latency, responsiveness, and adaptability.","container-title":"Physiological Measurement","DOI":"10.1088/1361-6579/ae3ec7","ISSN":"0967-3334, 1361-6579","issue":"3","journalAbbreviation":"Physiol. Meas.","page":"035001","source":"DOI.org (Crossref)","title":"Heart rate variability (HRV) during acute stress: a comparison of three methods for time–frequency analysis","title-short":"Heart rate variability (HRV) during acute stress","volume":"47","author":[{"family":"Villatte","given":"Bérangère"},{"family":"Kizuk","given":"Sayeed A D"},{"family":"Lina","given":"Jean-Marc"},{"family":"Vinet","given":"Alain"},{"family":"Hébert","given":"Sylvie"}],"issued":{"date-parts":[["2026",3,31]]}}},{"id":290,"uris":["http://zotero.org/users/19683069/items/63N3XMCL"],"itemData":{"id":290,"type":"article-journal","container-title":"Computer Methods and Programs in Biomedicine","DOI":"10.1016/j.cmpb.2017.06.018","ISSN":"01692607","journalAbbreviation":"Computer Methods and Programs in Biomedicine","language":"en","page":"71-80","source":"DOI.org (Crossref)","title":"Heart rate variability metrics for fine-grained stress level assessment","volume":"148","author":[{"family":"Pereira","given":"Tânia"},{"family":"Almeida","given":"Pedro R."},{"family":"Cunha","given":"João P.S."},{"family":"Aguiar","given":"Ana"}],"issued":{"date-parts":[["2017",9]]}}},{"id":289,"uris":["http://zotero.org/users/19683069/items/Q9WDQRKJ"],"itemData":{"id":289,"type":"article-journal","container-title":"IEEE Journal of Biomedical and Health Informatics","DOI":"10.1109/JBHI.2016.2553578","ISSN":"2168-2194, 2168-2208","issue":"4","journalAbbreviation":"IEEE J. Biomed. Health Inform.","license":"https://ieeexplore.ieee.org/Xplorehelp/downloads/license-information/IEEE.html","page":"1016-1025","source":"DOI.org (Crossref)","title":"Inclusion of Respiratory Frequency Information in Heart Rate Variability Analysis for Stress Assessment","volume":"20","author":[{"family":"Hernando","given":"Alberto"},{"family":"Lazaro","given":"Jesus"},{"family":"Gil","given":"Eduardo"},{"family":"Arza","given":"Adriana"},{"family":"Garzon","given":"Jorge Mario"},{"family":"Lopez-Anton","given":"Raul"},{"family":"De La Camara","given":"Concepcion"},{"family":"Laguna","given":"Pablo"},{"family":"Aguilo","given":"Jordi"},{"family":"Bailon","given":"Raquel"}],"issued":{"date-parts":[["2016",7]]}}},{"id":300,"uris":["http://zotero.org/users/19683069/items/WFLMTXV4"],"itemData":{"id":300,"type":"article-journal","abstract":"Prolonged exposure to high-stress environments can lead to mental illnesses such as anxiety disorders, depression, and posttraumatic stress disorder. Here, a wearable device utilizing photoplethysmography (PPG) technology is developed to noninvasively measure physiological signals and analyze heart rate variability (HRV) parameters. Traditional normative HRV databases typically do not account for responses induced by specific stressors such as cognitive tasks. Therefore, machine learning is used to build a more dynamic stress assessment model. Machine learning can capture complex nonlinear relationships among HRV parameters during stress-inducing tasks, adapts to individual stress response variations, and provides real-time stress level predictions. Furthermore, machine learning models can integrate temporal patterns in HRV data to achieve nuanced stress level assessment. This study examines the feasibility of PPG signals and validates the developed stress model. The RR intervals derived from PPG signals were highly positively correlated with those from electrocardiography signals (correlation coefficient</w:instrText>
-      </w:r>
-      <w:r>
-        <w:rPr>
-          <w:rFonts w:ascii="Arial" w:hAnsi="Arial" w:cs="Arial"/>
-        </w:rPr>
-        <w:instrText> </w:instrText>
-      </w:r>
-      <w:r>
-        <w:instrText>=</w:instrText>
-      </w:r>
-      <w:r>
-        <w:rPr>
-          <w:rFonts w:ascii="Arial" w:hAnsi="Arial" w:cs="Arial"/>
-        </w:rPr>
-        <w:instrText> </w:instrText>
-      </w:r>
-      <w:r>
-        <w:instrText>0.9920, R-squared</w:instrText>
-      </w:r>
-      <w:r>
-        <w:rPr>
-          <w:rFonts w:ascii="Arial" w:hAnsi="Arial" w:cs="Arial"/>
-        </w:rPr>
-        <w:instrText> </w:instrText>
-      </w:r>
-      <w:r>
-        <w:instrText>=</w:instrText>
-      </w:r>
-      <w:r>
-        <w:rPr>
-          <w:rFonts w:ascii="Arial" w:hAnsi="Arial" w:cs="Arial"/>
-        </w:rPr>
-        <w:instrText> </w:instrText>
-      </w:r>
-      <w:r>
-        <w:instrText>0.9837); this confirms the usability of PPG signals for HRV analysis. The stress model is constructed via the open-source Swell dataset. In the experiments, participants complete the Depression Anxiety Stress Scales-21-Chinese (DASS-21-C) questionnaire to quantify levels of depression, anxiety, and stress over a week. Baseline and stress-state PPG data are collected, converted into HRV values, and input into the model for stress quantification. The Stroop test is used to elicit stress responses. After the experiment, the DASS-21-C stress scores were compared with the model's baseline, stress state, and combined scores. The highest correlation was observed between the model's baseline score and the DASS-21-C stress score (correlation coefficient</w:instrText>
-      </w:r>
-      <w:r>
-        <w:rPr>
-          <w:rFonts w:ascii="Arial" w:hAnsi="Arial" w:cs="Arial"/>
-        </w:rPr>
-        <w:instrText> </w:instrText>
-      </w:r>
-      <w:r>
-        <w:instrText>=</w:instrText>
-      </w:r>
-      <w:r>
-        <w:rPr>
-          <w:rFonts w:ascii="Arial" w:hAnsi="Arial" w:cs="Arial"/>
-        </w:rPr>
-        <w:instrText> </w:instrText>
-      </w:r>
-      <w:r>
-        <w:instrText>0.92, R-squared</w:instrText>
-      </w:r>
-      <w:r>
-        <w:rPr>
-          <w:rFonts w:ascii="Arial" w:hAnsi="Arial" w:cs="Arial"/>
-        </w:rPr>
-        <w:instrText> </w:instrText>
-      </w:r>
-      <w:r>
-        <w:instrText>=</w:instrText>
-      </w:r>
-      <w:r>
-        <w:rPr>
-          <w:rFonts w:ascii="Arial" w:hAnsi="Arial" w:cs="Arial"/>
-        </w:rPr>
-        <w:instrText>  </w:instrText>
-      </w:r>
-      <w:r>
-        <w:instrText xml:space="preserve">0.8457), supporting the model's psychological significance in quantifying everyday stress. HRV parameter changes across experimental phases are discussed as well as sex differences in stress responses. In the future, this device may be applied in clinical scenarios for further validation and could be integrated with additional physiological indicators for broader application in daily health management and stress warning systems.","container-title":"APL Bioengineering","DOI":"10.1063/5.0256590","ISSN":"2473-2877","issue":"2","language":"en","page":"026103","source":"DOI.org (Crossref)","title":"Photoplethysmography-based HRV analysis and machine learning for real-time stress quantification in mental health applications","volume":"9","author":[{"family":"Tsai","given":"Ying-Ying"},{"family":"Chen","given":"Yu-Jie"},{"family":"Lin","given":"Yen-Feng"},{"family":"Hsiao","given":"Fan-Chi"},{"family":"Hsu","given":"Ching-Han"},{"family":"Liao","given":"Lun-De"}],"issued":{"date-parts":[["2025",6,1]]}}},{"id":281,"uris":["http://zotero.org/users/19683069/items/QMFWNQNP"],"itemData":{"id":281,"type":"article-journal","abstract":"Background\n              Cardiovascular disease not only occurs in the elderly but also tends to become a common social health problem. Considering the fast pace of modern life, quantified heart rate variability (HRV) indicators combined with the convenience of wearable devices are of great significance for intelligent telemedicine. To quantify the changes in human mental state, this article proposes an improved differential threshold algorithm for R-wave detection and recognition of electrocardiogram (ECG) signals.\n            \n            \n              Methods\n              HRV is a specific quantitative indicator of autonomic nerve regulation of the heart. The recognition rate is increased by improving the starting position of R wave and the time-window function of the traditional differential threshold method. The experimental platform is a wearable sign monitoring system constructed based on body area networks (BAN) technology. Analytic hierarchy process (AHP) is used to construct the mental stress assessment model, the weight judgment matrix is constructed according to the influence degree of HRV analysis parameters on mental stress, and the consistency check is carried out to obtain the weight value of the corresponding HRV analysis parameters.\n            \n            \n              Results\n              Experimental results show that the recognition rate of R wave of real-time 5 min ECG data collected by this algorithm is &amp;gt;99%. The comprehensive index of HRV based on weight matrix can greatly reduce the deviation caused by the measurement error of each parameter. Compared with traditional characteristic wave recognition algorithms, the proposed algorithm simplifies the process, has high real-time performance, and is suitable for wearable analysis devices with low-configuration requirements.\n            \n            \n              Conclusion\n              Our algorithm can describe the mental stress of the body quantitatively and meet the requirements of application demonstration.","container-title":"Frontiers in Cardiovascular Medicine","DOI":"10.3389/fcvm.2022.930745","ISSN":"2297-055X","journalAbbreviation":"Front. Cardiovasc. Med.","page":"930745","source":"DOI.org (Crossref)","title":"Quantitative analysis of heart rate variability parameter and mental stress index","volume":"9","author":[{"family":"Luo","given":"Jiasai"},{"family":"Zhang","given":"Guo"},{"family":"Su","given":"Yiwei"},{"family":"Lu","given":"Yi"},{"family":"Pang","given":"Yu"},{"family":"Wang","given":"Yuanfa"},{"family":"Wang","given":"Huiqian"},{"family":"Cui","given":"Kunfeng"},{"family":"Jiang","given":"Yuhao"},{"family":"Zhong","given":"Lisha"},{"family":"Huang","given":"Zhiwei"}],"issued":{"date-parts":[["2022",7,25]]}}},{"id":291,"uris":["http://zotero.org/users/19683069/items/CNYT37UF"],"itemData":{"id":291,"type":"article-journal","container-title":"Frontiers in Physiology","DOI":"10.3389/fphys.2017.00360","ISSN":"1664-042X","journalAbbreviation":"Front. Physiol.","page":"360","source":"DOI.org (Crossref)","title":"Resolving Ambiguities in the LF/HF Ratio: LF-HF Scatter Plots for the Categorization of Mental and Physical Stress from HRV","title-short":"Resolving Ambiguities in the LF/HF Ratio","volume":"8","author":[{"family":"Von Rosenberg","given":"Wilhelm"},{"family":"Chanwimalueang","given":"Theerasak"},{"family":"Adjei","given":"Tricia"},{"family":"Jaffer","given":"Usman"},{"family":"Goverdovsky","given":"Valentin"},{"family":"Mandic","given":"Danilo P."}],"issued":{"date-parts":[["2017",6,14]]}}},{"id":288,"uris":["http://zotero.org/users/19683069/items/9EAYPDKY"],"itemData":{"id":288,"type":"paper-conference","container-title":"2007 29th Annual International Conference of the IEEE Engineering in Medicine and Biology Society","DOI":"10.1109/IEMBS.2007.4353378","event-title":"2007 29th Annual International Conference of the IEEE Engineering in Medicine and Biology Society","ISBN":"978-1-4244-0787-3","ISSN":"1557-170X","page":"4656-4659","publisher":"IEEE","publisher-place":"Lyon, France","source":"DOI.org (Crossref)","title":"Ultra Short Term Analysis of Heart Rate Variability for Monitoring Mental Stress in Mobile Settings","URL":"http://ieeexplore.ieee.org/document/4353378/","author":[{"family":"Salahuddin","given":"Lizawati"},{"family":"Cho","given":"Jaegeol"},{"family":"Jeong","given":"Myeong Gi"},{"family":"Kim","given":"Desok"}],"accessed":{"date-parts":[["2026",8,25]]},"issued":{"date-parts":[["2007",8]]}}}],"schema":"https://github.com/citation-style-language/schema/raw/master/csl-citation.json"} </w:instrText>
-      </w:r>
-      <w:r>
-        <w:fldChar w:fldCharType="separate"/>
-      </w:r>
-      <w:r>
-        <w:rPr>
-          <w:rFonts w:ascii="Aptos" w:hAnsi="Aptos"/>
-        </w:rPr>
-        <w:t>[14], [15], [16], [17], [18], [19], [20]</w:t>
-      </w:r>
-      <w:r>
-        <w:fldChar w:fldCharType="end"/>
-      </w:r>
-      <w:r>
-        <w:t xml:space="preserve"> , with each approach and method offering different trade-offs. Machine learning approaches typically offer higher predictive accuracy, whereas algorithmic approaches provide deterministic, transparent calculations. Machine learning workflows require higher computational resources and training data, while algorithmic methods deliver low-latency and computationally efficient processing suitable for real-time edge devices, but remain more sensitive to motion artifacts and signal noise. This presents a further balance that is required between accuracy and computational efficiency of the system.</w:t>
+        <w:t xml:space="preserve"> </w:t>
+      </w:r>
+      <w:r>
+        <w:t>Conceptual block diagram of system</w:t>
       </w:r>
     </w:p>
     <w:p>
@@ -3911,34 +3759,699 @@
           <w:numId w:val="2"/>
         </w:numPr>
       </w:pPr>
-      <w:bookmarkStart w:id="8" w:name="_Toc239699080"/>
-      <w:bookmarkStart w:id="9" w:name="_Toc240213120"/>
-      <w:r>
+      <w:r>
+        <w:t>Functional block diagram</w:t>
+      </w:r>
+    </w:p>
+    <w:p>
+      <w:r>
+        <w:t xml:space="preserve">Below is the full functional block diagram of the system. The various functions are organised according to what hardware/device the function operates from. Full details of different aspects seen and reasoning behind the choices made can be found in the literature review, feasibility studies and system/subsystem design sections later in the report. </w:t>
+      </w:r>
+    </w:p>
+    <w:p>
+      <w:r>
+        <w:t>To summarise the diagram; a photoplethysmogram (PPG)</w:t>
+      </w:r>
+      <w:r>
+        <w:fldChar w:fldCharType="begin"/>
+      </w:r>
+      <w:r>
+        <w:instrText xml:space="preserve"> ADDIN ZOTERO_ITEM CSL_CITATION {"citationID":"K2MPpBjF","properties":{"unsorted":false,"formattedCitation":"[1]","plainCitation":"[1]","noteIndex":0},"citationItems":[{"id":244,"uris":["http://zotero.org/users/19683069/items/44U4YJ92"],"itemData":{"id":244,"type":"article-journal","abstract":"Beyond its use in the clinical environment, the photoplethysmogram is increasingly used for the purpose of measuring the physiological state of an individual in daily life. This review aims to examine existing research of the photoplethysmogram concerning its generation mechanisms, measurement principles, clinical applications, noise definition, pre-processing techniques, feature detection techniques, and post-processing techniques for photoplethysmogram processing, especially from an engineering point of view. We performed an extensive search of the PubMed, Google Scholar, Institute of Electrical and Electronics Engineers (IEEE), ScienceDirect, and Web of Science databases. The exclusion conditions did not include the year of publication, but articles not published in English were excluded. Based on 118 articles, we identified four main topics of enabling the PPG: (A) PPG waveform, (B) PPG features and clinical applications, including basic features based on the original PPG waveform, combined features of the PPG, and derivative features of the PPG, (C) PPG noise, including motion artifact baseline wandering and hypoperfusion, and (D) PPG signal processing, including PPG preprocessing, PPG peak detection, and signal quality index. The application field of the photoplethysmogram has been extending beyond the clinical to the mobile environment. Although there is no standardized preprocessing pipeline for PPG signal processing, as PPG data is acquired and accumulated in various ways, the recently proposed machine learning-based method is expected to offer a promising solution.","container-title":"Frontiers in Physiology","DOI":"10.3389/fphys.2021.808451","ISSN":"1664-042X","journalAbbreviation":"Front. Physiol.","language":"English","publisher":"Frontiers","source":"Frontiers","title":"Photoplethysmogram Analysis and Applications: An Integrative Review","title-short":"Photoplethysmogram Analysis and Applications","URL":"https://www.frontiersin.org/journals/physiology/articles/10.3389/fphys.2021.808451/full","volume":"12","author":[{"family":"Park","given":"Junyung"},{"family":"Seok","given":"Hyeon Seok"},{"family":"Kim","given":"Sang-Su"},{"family":"Shin","given":"Hangsik"}],"accessed":{"date-parts":[["2026",7,26]]},"issued":{"date-parts":[["2022",3,1]]}}}],"schema":"https://github.com/citation-style-language/schema/raw/master/csl-citation.json"} </w:instrText>
+      </w:r>
+      <w:r>
+        <w:fldChar w:fldCharType="separate"/>
+      </w:r>
+      <w:r>
+        <w:rPr>
+          <w:rFonts w:ascii="Aptos" w:hAnsi="Aptos"/>
+        </w:rPr>
+        <w:t>[1]</w:t>
+      </w:r>
+      <w:r>
+        <w:fldChar w:fldCharType="end"/>
+      </w:r>
+      <w:r>
+        <w:t xml:space="preserve"> is obtained from an optical sensor and transmitted via Bluetooth to </w:t>
+      </w:r>
+      <w:r>
+        <w:t xml:space="preserve">an application on </w:t>
+      </w:r>
+      <w:r>
+        <w:t>the user’s mobile device</w:t>
+      </w:r>
+      <w:r>
+        <w:t>. Within the application, the signal is pre-processed to remove noise, namely Motion Artifacts (MA’s)</w:t>
+      </w:r>
+      <w:r>
+        <w:fldChar w:fldCharType="begin"/>
+      </w:r>
+      <w:r>
+        <w:instrText xml:space="preserve"> ADDIN ZOTERO_ITEM CSL_CITATION {"citationID":"6xypiSzu","properties":{"unsorted":false,"formattedCitation":"[2]","plainCitation":"[2]","noteIndex":0},"citationItems":[{"id":283,"uris":["http://zotero.org/users/19683069/items/7KYT4I8X"],"itemData":{"id":283,"type":"article-journal","abstract":"Application of ultra–short Heart Rate Variability (HRV) is desirable in order to increase the applicability of HRV features to wrist-worn wearable devices equipped with heart rate sensors that are nowadays becoming more and more popular in people’s daily life. This study is focused in particular on the the two most used HRV parameters, i.e., the standard deviation of inter-beat intervals (SDNN) and the root Mean Squared error of successive inter-beat intervals differences (rMSSD). The huge problem of extracting these HRV parameters from wrist-worn devices is that their data are affected by the motion artifacts. For this reason, estimating the error caused by this huge quantity of missing values is fundamental to obtain reliable HRV parameters from these devices. To this aim, we simulate missing values induced by motion artifacts (from 0 to 70%) in an ultra-short time window (i.e., from 4 min to 30 s) by the random walk Gilbert burst model in 22 young healthy subjects. In addition, 30 s and 2 min ultra-short time windows are required to estimate rMSSD and SDNN, respectively. Moreover, due to the fact that ultra-short time window does not permit assessing very low frequencies, and the SDNN is highly affected by these frequencies, the bias for estimating SDNN continues to increase as the time window length decreases. On the contrary, a small error is detected in rMSSD up to 30 s due to the fact that it is highly affected by high frequencies which are possible to be evaluated even if the time window length decreases. Finally, the missing values have a small effect on rMSSD and SDNN estimation. As a matter of fact, the HRV parameter errors increase slightly as the percentage of missing values increase.","container-title":"Sensors","DOI":"10.3390/s20247122","ISSN":"1424-8220","issue":"24","journalAbbreviation":"Sensors","language":"en","page":"7122","source":"DOI.org (Crossref)","title":"Error Estimation of Ultra-Short Heart Rate Variability Parameters: Effect of Missing Data Caused by Motion Artifacts","title-short":"Error Estimation of Ultra-Short Heart Rate Variability Parameters","volume":"20","author":[{"family":"Rossi","given":"Alessio"},{"family":"Pedreschi","given":"Dino"},{"family":"Clifton","given":"David A."},{"family":"Morelli","given":"Davide"}],"issued":{"date-parts":[["2020",12,11]]}}}],"schema":"https://github.com/citation-style-language/schema/raw/master/csl-citation.json"} </w:instrText>
+      </w:r>
+      <w:r>
+        <w:fldChar w:fldCharType="separate"/>
+      </w:r>
+      <w:r>
+        <w:rPr>
+          <w:rFonts w:ascii="Aptos" w:hAnsi="Aptos"/>
+        </w:rPr>
+        <w:t>[2]</w:t>
+      </w:r>
+      <w:r>
+        <w:fldChar w:fldCharType="end"/>
+      </w:r>
+      <w:r>
+        <w:t xml:space="preserve">, after which 3 different areas of calculations are performed to extract heart rate (HR), various heart rate variability (HRV) metrics and respiratory rate(RR). Each of </w:t>
+      </w:r>
+      <w:r>
+        <w:t>these are then analysed either by detecting the deviation from the baseline or via an AI classifier to determine the stress type, and various alert mechanisms are triggered depending on this.</w:t>
+      </w:r>
+    </w:p>
+    <w:p>
+      <w:pPr>
+        <w:keepNext/>
+        <w:spacing w:after="0" w:line="240" w:lineRule="auto"/>
+      </w:pPr>
+      <w:r>
+        <w:rPr>
+          <w:noProof/>
+          <w:lang w:eastAsia="en-ZA"/>
+        </w:rPr>
+        <w:lastRenderedPageBreak/>
+        <w:drawing>
+          <wp:inline distT="0" distB="0" distL="0" distR="0" wp14:anchorId="533F46D7" wp14:editId="1BEFA434">
+            <wp:extent cx="5676900" cy="3693981"/>
+            <wp:effectExtent l="0" t="0" r="0" b="0"/>
+            <wp:docPr id="977557032" name="Picture 3"/>
+            <wp:cNvGraphicFramePr>
+              <a:graphicFrameLocks xmlns:a="http://schemas.openxmlformats.org/drawingml/2006/main" noChangeAspect="1"/>
+            </wp:cNvGraphicFramePr>
+            <a:graphic xmlns:a="http://schemas.openxmlformats.org/drawingml/2006/main">
+              <a:graphicData uri="http://schemas.openxmlformats.org/drawingml/2006/picture">
+                <pic:pic xmlns:pic="http://schemas.openxmlformats.org/drawingml/2006/picture">
+                  <pic:nvPicPr>
+                    <pic:cNvPr id="0" name="Picture 8"/>
+                    <pic:cNvPicPr>
+                      <a:picLocks noChangeAspect="1" noChangeArrowheads="1"/>
+                    </pic:cNvPicPr>
+                  </pic:nvPicPr>
+                  <pic:blipFill>
+                    <a:blip r:embed="rId13" cstate="print">
+                      <a:extLst>
+                        <a:ext uri="{28A0092B-C50C-407E-A947-70E740481C1C}">
+                          <a14:useLocalDpi xmlns:a14="http://schemas.microsoft.com/office/drawing/2010/main" val="0"/>
+                        </a:ext>
+                      </a:extLst>
+                    </a:blip>
+                    <a:srcRect/>
+                    <a:stretch>
+                      <a:fillRect/>
+                    </a:stretch>
+                  </pic:blipFill>
+                  <pic:spPr bwMode="auto">
+                    <a:xfrm>
+                      <a:off x="0" y="0"/>
+                      <a:ext cx="5686180" cy="3700019"/>
+                    </a:xfrm>
+                    <a:prstGeom prst="rect">
+                      <a:avLst/>
+                    </a:prstGeom>
+                    <a:noFill/>
+                    <a:ln>
+                      <a:noFill/>
+                    </a:ln>
+                  </pic:spPr>
+                </pic:pic>
+              </a:graphicData>
+            </a:graphic>
+          </wp:inline>
+        </w:drawing>
+      </w:r>
+    </w:p>
+    <w:p>
+      <w:pPr>
+        <w:pStyle w:val="Caption"/>
+        <w:rPr>
+          <w:rFonts w:ascii="Times New Roman" w:eastAsia="Times New Roman" w:hAnsi="Times New Roman" w:cs="Times New Roman"/>
+          <w:kern w:val="0"/>
+          <w:lang w:eastAsia="en-ZA"/>
+          <w14:ligatures w14:val="none"/>
+        </w:rPr>
+      </w:pPr>
+      <w:r>
+        <w:t xml:space="preserve">Figure </w:t>
+      </w:r>
+      <w:r>
+        <w:fldChar w:fldCharType="begin"/>
+      </w:r>
+      <w:r>
+        <w:instrText xml:space="preserve"> SEQ Figure \* ARABIC </w:instrText>
+      </w:r>
+      <w:r>
+        <w:fldChar w:fldCharType="separate"/>
+      </w:r>
+      <w:r>
+        <w:rPr>
+          <w:noProof/>
+        </w:rPr>
+        <w:t>2</w:t>
+      </w:r>
+      <w:r>
+        <w:fldChar w:fldCharType="end"/>
+      </w:r>
+      <w:r>
+        <w:t xml:space="preserve"> Functional block diagram of system</w:t>
+      </w:r>
+    </w:p>
+    <w:p>
+      <w:pPr>
+        <w:pStyle w:val="Heading1"/>
+        <w:numPr>
+          <w:ilvl w:val="0"/>
+          <w:numId w:val="2"/>
+        </w:numPr>
+      </w:pPr>
+      <w:bookmarkStart w:id="4" w:name="_Toc240213118"/>
+      <w:r>
+        <w:t>The Problem</w:t>
+      </w:r>
+      <w:bookmarkEnd w:id="4"/>
+    </w:p>
+    <w:p>
+      <w:r>
+        <w:t>This project is scoped to the design and implementation of a wearable heart-health and stress-monitoring system, encompassing the sensor hardware needed to acquire a PPG signal, the signal processing required to extract heart rate, respiratory rate and heart rate variability metrics from that signal, the analysis layer that interprets these metrics to classify a wearer’s stress state, and the alerting subsystem that notifies the wearer and their emergency contacts when a dangerous state is detected. The system does not extend to the clinical diagnosis or treatment of any cardiac or psychological condition; its role is limited to detection, classification and notification of general wellness and stress states.</w:t>
+      </w:r>
+    </w:p>
+    <w:p>
+      <w:pPr>
+        <w:pStyle w:val="Heading2"/>
+        <w:numPr>
+          <w:ilvl w:val="1"/>
+          <w:numId w:val="2"/>
+        </w:numPr>
+      </w:pPr>
+      <w:bookmarkStart w:id="5" w:name="_Toc240213119"/>
+      <w:r>
+        <w:t>Problem identification</w:t>
+      </w:r>
+      <w:bookmarkEnd w:id="5"/>
+    </w:p>
+    <w:p>
+      <w:r>
+        <w:t xml:space="preserve">There exists many devices that can measure heart health and detect stress levels in a person, such as the Google Fitbit Versa 4 (~R3000) </w:t>
+      </w:r>
+      <w:r>
+        <w:fldChar w:fldCharType="begin"/>
+      </w:r>
+      <w:r>
+        <w:instrText xml:space="preserve"> ADDIN ZOTERO_ITEM CSL_CITATION {"citationID":"ISP4Ucbo","properties":{"unsorted":false,"formattedCitation":"[3]","plainCitation":"[3]","noteIndex":0},"citationItems":[{"id":251,"uris":["http://zotero.org/users/19683069/items/3ID3BEAL"],"itemData":{"id":251,"type":"webpage","title":"Google Fitbit Versa 4","URL":"https://store.google.com/us/product/fitbit_versa_4?hl=en-US&amp;pli=1","accessed":{"date-parts":[["2026",7,26]]}}}],"schema":"https://github.com/citation-style-language/schema/raw/master/csl-citation.json"} </w:instrText>
+      </w:r>
+      <w:r>
+        <w:fldChar w:fldCharType="separate"/>
+      </w:r>
+      <w:r>
+        <w:rPr>
+          <w:rFonts w:ascii="Aptos" w:hAnsi="Aptos"/>
+        </w:rPr>
+        <w:t>[3]</w:t>
+      </w:r>
+      <w:r>
+        <w:fldChar w:fldCharType="end"/>
+      </w:r>
+      <w:r>
+        <w:t xml:space="preserve">, Garmin Vivosmart 5 (~R2500) </w:t>
+      </w:r>
+      <w:r>
+        <w:fldChar w:fldCharType="begin"/>
+      </w:r>
+      <w:r>
+        <w:instrText xml:space="preserve"> ADDIN ZOTERO_ITEM CSL_CITATION {"citationID":"7YiubmlU","properties":{"unsorted":false,"formattedCitation":"[4]","plainCitation":"[4]","noteIndex":0},"citationItems":[{"id":249,"uris":["http://zotero.org/users/19683069/items/6GG62V98"],"itemData":{"id":249,"type":"webpage","abstract":"Black","container-title":"Garmin","language":"en-US","title":"vívosmart® 5","URL":"https://www.garmin.com/en-US/p/782585/pn/010-02645-00/","author":[{"family":"Garmin","given":""},{"family":"subsidiaries","given":"Garmin Ltd","dropping-particle":"or its"}],"accessed":{"date-parts":[["2026",7,26]]}}}],"schema":"https://github.com/citation-style-language/schema/raw/master/csl-citation.json"} </w:instrText>
+      </w:r>
+      <w:r>
+        <w:fldChar w:fldCharType="separate"/>
+      </w:r>
+      <w:r>
+        <w:rPr>
+          <w:rFonts w:ascii="Aptos" w:hAnsi="Aptos"/>
+        </w:rPr>
+        <w:t>[4]</w:t>
+      </w:r>
+      <w:r>
+        <w:fldChar w:fldCharType="end"/>
+      </w:r>
+      <w:r>
+        <w:t xml:space="preserve">, Wellue O2Ring (~R3000) </w:t>
+      </w:r>
+      <w:r>
+        <w:fldChar w:fldCharType="begin"/>
+      </w:r>
+      <w:r>
+        <w:instrText xml:space="preserve"> ADDIN ZOTERO_ITEM CSL_CITATION {"citationID":"4N9dTxqW","properties":{"unsorted":false,"formattedCitation":"[5]","plainCitation":"[5]","noteIndex":0},"citationItems":[{"id":196,"uris":["http://zotero.org/users/19683069/items/X6DD2VR3"],"itemData":{"id":196,"type":"webpage","abstract":"Smart Ring Pulse Oximeter makes you sleep with peace of mind. Tracks your oxygen levels and heart rates overnight and lets you print or share detailed sleep oximetry reports. Compatible with the ViHealth mobile app (Android &amp; iOS) and O2 Insight Pro PC software.","container-title":"Wellue","language":"en","title":"Wellue O2Ring Smart Ring Pulse Oximeter. Overnight Tracking.","URL":"https://getwellue.com/pages/o2ring-oxygen-monitor","accessed":{"date-parts":[["2026",7,6]]}}}],"schema":"https://github.com/citation-style-language/schema/raw/master/csl-citation.json"} </w:instrText>
+      </w:r>
+      <w:r>
+        <w:fldChar w:fldCharType="separate"/>
+      </w:r>
+      <w:r>
+        <w:rPr>
+          <w:rFonts w:ascii="Aptos" w:hAnsi="Aptos"/>
+        </w:rPr>
+        <w:t>[5]</w:t>
+      </w:r>
+      <w:r>
+        <w:fldChar w:fldCharType="end"/>
+      </w:r>
+      <w:r>
+        <w:t xml:space="preserve"> and Hume Band (~R4600), and others that feature subscription-based models to unlock the full benefits of the device – the Whoop band (~R6000/year for full benefits). These devices are problematic in the sense that they are far too costly for the average consumer who may require heart monitoring solutions. cheaper options exist, such as the Polar H10 (~R1800) </w:t>
+      </w:r>
+      <w:r>
+        <w:fldChar w:fldCharType="begin"/>
+      </w:r>
+      <w:r>
+        <w:instrText xml:space="preserve"> ADDIN ZOTERO_ITEM CSL_CITATION {"citationID":"SQck4Kg7","properties":{"unsorted":false,"formattedCitation":"[6]","plainCitation":"[6]","noteIndex":0},"citationItems":[{"id":217,"uris":["http://zotero.org/users/19683069/items/9DTMAUK6"],"itemData":{"id":217,"type":"webpage","abstract":"Heart rate monitor chest strap Polar H10 measures your heart rate with maximum precision and comfort. Wear the sensor and follow your heart beat. Find out more!","language":"en-US","title":"Polar H10 | Polar USA","URL":"https://www.polar.com/us-en/sensors/h10-heart-rate-sensor","accessed":{"date-parts":[["2026",7,23]]}}}],"schema":"https://github.com/citation-style-language/schema/raw/master/csl-citation.json"} </w:instrText>
+      </w:r>
+      <w:r>
+        <w:fldChar w:fldCharType="separate"/>
+      </w:r>
+      <w:r>
+        <w:rPr>
+          <w:rFonts w:ascii="Aptos" w:hAnsi="Aptos"/>
+        </w:rPr>
+        <w:t>[6]</w:t>
+      </w:r>
+      <w:r>
+        <w:fldChar w:fldCharType="end"/>
+      </w:r>
+      <w:r>
+        <w:t xml:space="preserve"> and Polar Verity Sense (~R1600)</w:t>
+      </w:r>
+      <w:r>
+        <w:fldChar w:fldCharType="begin"/>
+      </w:r>
+      <w:r>
+        <w:instrText xml:space="preserve"> ADDIN ZOTERO_ITEM CSL_CITATION {"citationID":"tiXxQ8he","properties":{"unsorted":false,"formattedCitation":"[7]","plainCitation":"[7]","noteIndex":0},"citationItems":[{"id":213,"uris":["http://zotero.org/users/19683069/items/I7KVS52Y"],"itemData":{"id":213,"type":"webpage","abstract":"Optical Heart Rate Sensor","language":"en-US","title":"Polar Verity Sense | Polar USA","URL":"https://www.polar.com/us-en/products/accessories/polar-verity-sense","accessed":{"date-parts":[["2026",7,23]]}}}],"schema":"https://github.com/citation-style-language/schema/raw/master/csl-citation.json"} </w:instrText>
+      </w:r>
+      <w:r>
+        <w:fldChar w:fldCharType="separate"/>
+      </w:r>
+      <w:r>
+        <w:rPr>
+          <w:rFonts w:ascii="Aptos" w:hAnsi="Aptos"/>
+        </w:rPr>
+        <w:t>[7]</w:t>
+      </w:r>
+      <w:r>
+        <w:fldChar w:fldCharType="end"/>
+      </w:r>
+      <w:r>
+        <w:t xml:space="preserve">, but this range of alternatives provide only a select amount of features, such as dedicated heart rate monitoring sessions that need to be manually activated. Some </w:t>
+      </w:r>
+      <w:r>
+        <w:lastRenderedPageBreak/>
+        <w:t xml:space="preserve">of the solutions that exist are bulky (the Wellue O2Ring) and can inconvenience/discomfort the user during long-term wear. Furthermore, none of the devices identified had the ability to automatically alert others when periods of high stress were detected – they simply observed and informed the user via a watch interface/mobile application that they were indicating high stress levels when. </w:t>
+      </w:r>
+    </w:p>
+    <w:p>
+      <w:r>
+        <w:t xml:space="preserve">This highlights the need for a </w:t>
+      </w:r>
+      <w:r>
+        <w:rPr>
+          <w:b/>
+          <w:bCs/>
+        </w:rPr>
+        <w:t>low-cos</w:t>
+      </w:r>
+      <w:r>
+        <w:t xml:space="preserve">t device that performs all the functions of higher-end alternatives (continuous heart rate monitoring in a non-invasive manner </w:t>
+      </w:r>
+      <w:r>
+        <w:fldChar w:fldCharType="begin"/>
+      </w:r>
+      <w:r>
+        <w:instrText xml:space="preserve"> ADDIN ZOTERO_ITEM CSL_CITATION {"citationID":"guKhl2YV","properties":{"unsorted":false,"formattedCitation":"[8]","plainCitation":"[8]","noteIndex":0},"citationItems":[{"id":209,"uris":["http://zotero.org/users/19683069/items/LXTW4DB5"],"itemData":{"id":209,"type":"article-journal","container-title":"Measurement","DOI":"10.1016/j.measurement.2025.119472","ISSN":"02632241","journalAbbreviation":"Measurement","language":"en","page":"119472","source":"DOI.org (Crossref)","title":"Non-invasive cardiovascular and vital signs monitoring techniques: review, challenges, and perspectives","title-short":"Non-invasive cardiovascular and vital signs monitoring techniques","volume":"258","author":[{"family":"Yong","given":"Qi"},{"family":"Yang","given":"Lichao"},{"family":"Kardos","given":"Attila"},{"family":"Zhao","given":"Yifan"}],"issued":{"date-parts":[["2026",1]]}}}],"schema":"https://github.com/citation-style-language/schema/raw/master/csl-citation.json"} </w:instrText>
+      </w:r>
+      <w:r>
+        <w:fldChar w:fldCharType="separate"/>
+      </w:r>
+      <w:r>
+        <w:rPr>
+          <w:rFonts w:ascii="Aptos" w:hAnsi="Aptos"/>
+        </w:rPr>
+        <w:t>[8]</w:t>
+      </w:r>
+      <w:r>
+        <w:fldChar w:fldCharType="end"/>
+      </w:r>
+      <w:r>
+        <w:t>, stress detection and mobile interface) as well as possessing the ability to automatically alert the user and others when high stress states are detected.</w:t>
+      </w:r>
+    </w:p>
+    <w:p>
+      <w:r>
+        <w:t xml:space="preserve">Detecting heart and respiratory rates via non-invasive means was a challenge solved with the introduction of the electrocardiogram (ECG) </w:t>
+      </w:r>
+      <w:r>
+        <w:fldChar w:fldCharType="begin"/>
+      </w:r>
+      <w:r>
+        <w:instrText xml:space="preserve"> ADDIN ZOTERO_ITEM CSL_CITATION {"citationID":"lMK2lEYc","properties":{"unsorted":false,"formattedCitation":"[9]","plainCitation":"[9]","noteIndex":0},"citationItems":[{"id":211,"uris":["http://zotero.org/users/19683069/items/32N7HU3N"],"itemData":{"id":211,"type":"webpage","abstract":"Find out more about ECGs (electrocardiograms), including why they're done, the different types, and what happens.","container-title":"nhs.uk","language":"en","note":"section: conditions","title":"Electrocardiogram (ECG)","URL":"https://www.nhs.uk/tests-and-treatments/electrocardiogram/","accessed":{"date-parts":[["2026",7,23]]},"issued":{"date-parts":[["2017",10,18]]}}}],"schema":"https://github.com/citation-style-language/schema/raw/master/csl-citation.json"} </w:instrText>
+      </w:r>
+      <w:r>
+        <w:fldChar w:fldCharType="separate"/>
+      </w:r>
+      <w:r>
+        <w:rPr>
+          <w:rFonts w:ascii="Aptos" w:hAnsi="Aptos"/>
+        </w:rPr>
+        <w:t>[9]</w:t>
+      </w:r>
+      <w:r>
+        <w:fldChar w:fldCharType="end"/>
+      </w:r>
+      <w:r>
+        <w:t xml:space="preserve"> and photoplethysmography (PPG)</w:t>
+      </w:r>
+      <w:r>
+        <w:fldChar w:fldCharType="begin"/>
+      </w:r>
+      <w:r>
+        <w:instrText xml:space="preserve"> ADDIN ZOTERO_ITEM CSL_CITATION {"citationID":"a29D5neF","properties":{"unsorted":false,"formattedCitation":"[1]","plainCitation":"[1]","noteIndex":0},"citationItems":[{"id":244,"uris":["http://zotero.org/users/19683069/items/44U4YJ92"],"itemData":{"id":244,"type":"article-journal","abstract":"Beyond its use in the clinical environment, the photoplethysmogram is increasingly used for the purpose of measuring the physiological state of an individual in daily life. This review aims to examine existing research of the photoplethysmogram concerning its generation mechanisms, measurement principles, clinical applications, noise definition, pre-processing techniques, feature detection techniques, and post-processing techniques for photoplethysmogram processing, especially from an engineering point of view. We performed an extensive search of the PubMed, Google Scholar, Institute of Electrical and Electronics Engineers (IEEE), ScienceDirect, and Web of Science databases. The exclusion conditions did not include the year of publication, but articles not published in English were excluded. Based on 118 articles, we identified four main topics of enabling the PPG: (A) PPG waveform, (B) PPG features and clinical applications, including basic features based on the original PPG waveform, combined features of the PPG, and derivative features of the PPG, (C) PPG noise, including motion artifact baseline wandering and hypoperfusion, and (D) PPG signal processing, including PPG preprocessing, PPG peak detection, and signal quality index. The application field of the photoplethysmogram has been extending beyond the clinical to the mobile environment. Although there is no standardized preprocessing pipeline for PPG signal processing, as PPG data is acquired and accumulated in various ways, the recently proposed machine learning-based method is expected to offer a promising solution.","container-title":"Frontiers in Physiology","DOI":"10.3389/fphys.2021.808451","ISSN":"1664-042X","journalAbbreviation":"Front. Physiol.","language":"English","publisher":"Frontiers","source":"Frontiers","title":"Photoplethysmogram Analysis and Applications: An Integrative Review","title-short":"Photoplethysmogram Analysis and Applications","URL":"https://www.frontiersin.org/journals/physiology/articles/10.3389/fphys.2021.808451/full","volume":"12","author":[{"family":"Park","given":"Junyung"},{"family":"Seok","given":"Hyeon Seok"},{"family":"Kim","given":"Sang-Su"},{"family":"Shin","given":"Hangsik"}],"accessed":{"date-parts":[["2026",7,26]]},"issued":{"date-parts":[["2022",3,1]]}}}],"schema":"https://github.com/citation-style-language/schema/raw/master/csl-citation.json"} </w:instrText>
+      </w:r>
+      <w:r>
+        <w:fldChar w:fldCharType="separate"/>
+      </w:r>
+      <w:r>
+        <w:rPr>
+          <w:rFonts w:ascii="Aptos" w:hAnsi="Aptos"/>
+        </w:rPr>
+        <w:t>[1]</w:t>
+      </w:r>
+      <w:r>
+        <w:fldChar w:fldCharType="end"/>
+      </w:r>
+      <w:r>
+        <w:t xml:space="preserve">. However, real world factors affect these readings, such as motion artifacts </w:t>
+      </w:r>
+      <w:r>
+        <w:fldChar w:fldCharType="begin"/>
+      </w:r>
+      <w:r>
+        <w:instrText xml:space="preserve"> ADDIN ZOTERO_ITEM CSL_CITATION {"citationID":"msXeGXJK","properties":{"unsorted":false,"formattedCitation":"[1]","plainCitation":"[1]","noteIndex":0},"citationItems":[{"id":244,"uris":["http://zotero.org/users/19683069/items/44U4YJ92"],"itemData":{"id":244,"type":"article-journal","abstract":"Beyond its use in the clinical environment, the photoplethysmogram is increasingly used for the purpose of measuring the physiological state of an individual in daily life. This review aims to examine existing research of the photoplethysmogram concerning its generation mechanisms, measurement principles, clinical applications, noise definition, pre-processing techniques, feature detection techniques, and post-processing techniques for photoplethysmogram processing, especially from an engineering point of view. We performed an extensive search of the PubMed, Google Scholar, Institute of Electrical and Electronics Engineers (IEEE), ScienceDirect, and Web of Science databases. The exclusion conditions did not include the year of publication, but articles not published in English were excluded. Based on 118 articles, we identified four main topics of enabling the PPG: (A) PPG waveform, (B) PPG features and clinical applications, including basic features based on the original PPG waveform, combined features of the PPG, and derivative features of the PPG, (C) PPG noise, including motion artifact baseline wandering and hypoperfusion, and (D) PPG signal processing, including PPG preprocessing, PPG peak detection, and signal quality index. The application field of the photoplethysmogram has been extending beyond the clinical to the mobile environment. Although there is no standardized preprocessing pipeline for PPG signal processing, as PPG data is acquired and accumulated in various ways, the recently proposed machine learning-based method is expected to offer a promising solution.","container-title":"Frontiers in Physiology","DOI":"10.3389/fphys.2021.808451","ISSN":"1664-042X","journalAbbreviation":"Front. Physiol.","language":"English","publisher":"Frontiers","source":"Frontiers","title":"Photoplethysmogram Analysis and Applications: An Integrative Review","title-short":"Photoplethysmogram Analysis and Applications","URL":"https://www.frontiersin.org/journals/physiology/articles/10.3389/fphys.2021.808451/full","volume":"12","author":[{"family":"Park","given":"Junyung"},{"family":"Seok","given":"Hyeon Seok"},{"family":"Kim","given":"Sang-Su"},{"family":"Shin","given":"Hangsik"}],"accessed":{"date-parts":[["2026",7,26]]},"issued":{"date-parts":[["2022",3,1]]}}}],"schema":"https://github.com/citation-style-language/schema/raw/master/csl-citation.json"} </w:instrText>
+      </w:r>
+      <w:r>
+        <w:fldChar w:fldCharType="separate"/>
+      </w:r>
+      <w:r>
+        <w:rPr>
+          <w:rFonts w:ascii="Aptos" w:hAnsi="Aptos"/>
+        </w:rPr>
+        <w:t>[1]</w:t>
+      </w:r>
+      <w:r>
+        <w:fldChar w:fldCharType="end"/>
+      </w:r>
+      <w:r>
+        <w:t>, that can hamper accuracy of readings obtained. The accuracy can be improved upon by utilizing various types of filters</w:t>
+      </w:r>
+      <w:r>
+        <w:fldChar w:fldCharType="begin"/>
+      </w:r>
+      <w:r>
+        <w:instrText xml:space="preserve"> ADDIN ZOTERO_ITEM CSL_CITATION {"citationID":"nBYrt5xn","properties":{"unsorted":false,"formattedCitation":"[1], [10]","plainCitation":"[1], [10]","noteIndex":0},"citationItems":[{"id":244,"uris":["http://zotero.org/users/19683069/items/44U4YJ92"],"itemData":{"id":244,"type":"article-journal","abstract":"Beyond its use in the clinical environment, the photoplethysmogram is increasingly used for the purpose of measuring the physiological state of an individual in daily life. This review aims to examine existing research of the photoplethysmogram concerning its generation mechanisms, measurement principles, clinical applications, noise definition, pre-processing techniques, feature detection techniques, and post-processing techniques for photoplethysmogram processing, especially from an engineering point of view. We performed an extensive search of the PubMed, Google Scholar, Institute of Electrical and Electronics Engineers (IEEE), ScienceDirect, and Web of Science databases. The exclusion conditions did not include the year of publication, but articles not published in English were excluded. Based on 118 articles, we identified four main topics of enabling the PPG: (A) PPG waveform, (B) PPG features and clinical applications, including basic features based on the original PPG waveform, combined features of the PPG, and derivative features of the PPG, (C) PPG noise, including motion artifact baseline wandering and hypoperfusion, and (D) PPG signal processing, including PPG preprocessing, PPG peak detection, and signal quality index. The application field of the photoplethysmogram has been extending beyond the clinical to the mobile environment. Although there is no standardized preprocessing pipeline for PPG signal processing, as PPG data is acquired and accumulated in various ways, the recently proposed machine learning-based method is expected to offer a promising solution.","container-title":"Frontiers in Physiology","DOI":"10.3389/fphys.2021.808451","ISSN":"1664-042X","journalAbbreviation":"Front. Physiol.","language":"English","publisher":"Frontiers","source":"Frontiers","title":"Photoplethysmogram Analysis and Applications: An Integrative Review","title-short":"Photoplethysmogram Analysis and Applications","URL":"https://www.frontiersin.org/journals/physiology/articles/10.3389/fphys.2021.808451/full","volume":"12","author":[{"family":"Park","given":"Junyung"},{"family":"Seok","given":"Hyeon Seok"},{"family":"Kim","given":"Sang-Su"},{"family":"Shin","given":"Hangsik"}],"accessed":{"date-parts":[["2026",7,26]]},"issued":{"date-parts":[["2022",3,1]]}}},{"id":301,"uris":["http://zotero.org/users/19683069/items/3UBYU5X8"],"itemData":{"id":301,"type":"paper-conference","container-title":"Proceedings of the 10th IEEE International Conference on Information Technology and Applications in Biomedicine","DOI":"10.1109/ITAB.2010.5687633","event-title":"2010 10th IEEE International Conference on Information Technology and Applications in Biomedicine (ITAB 2010)","ISBN":"978-1-4244-6559-0","page":"1-3","publisher":"IEEE","publisher-place":"Corfu, Greece","source":"DOI.org (Crossref)","title":"The accuracy of respiratory rate estimation using electrocardiography and photoplethysmography","URL":"http://ieeexplore.ieee.org/document/5687633/","author":[{"family":"Wu","given":"Dan"},{"literal":"Guan-Zheng Liu"},{"family":"Wong","given":"Mico Yee Man"},{"family":"Zhang","given":"Yuan-Ting"}],"accessed":{"date-parts":[["2026",9,2]]},"issued":{"date-parts":[["2010",11]]}}}],"schema":"https://github.com/citation-style-language/schema/raw/master/csl-citation.json"} </w:instrText>
+      </w:r>
+      <w:r>
+        <w:fldChar w:fldCharType="separate"/>
+      </w:r>
+      <w:r>
+        <w:rPr>
+          <w:rFonts w:ascii="Aptos" w:hAnsi="Aptos"/>
+        </w:rPr>
+        <w:t>[1], [10]</w:t>
+      </w:r>
+      <w:r>
+        <w:fldChar w:fldCharType="end"/>
+      </w:r>
+      <w:r>
+        <w:t xml:space="preserve"> and signal processing/preprocessing </w:t>
+      </w:r>
+      <w:r>
+        <w:fldChar w:fldCharType="begin"/>
+      </w:r>
+      <w:r>
+        <w:instrText xml:space="preserve"> ADDIN ZOTERO_ITEM CSL_CITATION {"citationID":"ucfVJ5CN","properties":{"unsorted":false,"formattedCitation":"[1]","plainCitation":"[1]","noteIndex":0},"citationItems":[{"id":244,"uris":["http://zotero.org/users/19683069/items/44U4YJ92"],"itemData":{"id":244,"type":"article-journal","abstract":"Beyond its use in the clinical environment, the photoplethysmogram is increasingly used for the purpose of measuring the physiological state of an individual in daily life. This review aims to examine existing research of the photoplethysmogram concerning its generation mechanisms, measurement principles, clinical applications, noise definition, pre-processing techniques, feature detection techniques, and post-processing techniques for photoplethysmogram processing, especially from an engineering point of view. We performed an extensive search of the PubMed, Google Scholar, Institute of Electrical and Electronics Engineers (IEEE), ScienceDirect, and Web of Science databases. The exclusion conditions did not include the year of publication, but articles not published in English were excluded. Based on 118 articles, we identified four main topics of enabling the PPG: (A) PPG waveform, (B) PPG features and clinical applications, including basic features based on the original PPG waveform, combined features of the PPG, and derivative features of the PPG, (C) PPG noise, including motion artifact baseline wandering and hypoperfusion, and (D) PPG signal processing, including PPG preprocessing, PPG peak detection, and signal quality index. The application field of the photoplethysmogram has been extending beyond the clinical to the mobile environment. Although there is no standardized preprocessing pipeline for PPG signal processing, as PPG data is acquired and accumulated in various ways, the recently proposed machine learning-based method is expected to offer a promising solution.","container-title":"Frontiers in Physiology","DOI":"10.3389/fphys.2021.808451","ISSN":"1664-042X","journalAbbreviation":"Front. Physiol.","language":"English","publisher":"Frontiers","source":"Frontiers","title":"Photoplethysmogram Analysis and Applications: An Integrative Review","title-short":"Photoplethysmogram Analysis and Applications","URL":"https://www.frontiersin.org/journals/physiology/articles/10.3389/fphys.2021.808451/full","volume":"12","author":[{"family":"Park","given":"Junyung"},{"family":"Seok","given":"Hyeon Seok"},{"family":"Kim","given":"Sang-Su"},{"family":"Shin","given":"Hangsik"}],"accessed":{"date-parts":[["2026",7,26]]},"issued":{"date-parts":[["2022",3,1]]}}}],"schema":"https://github.com/citation-style-language/schema/raw/master/csl-citation.json"} </w:instrText>
+      </w:r>
+      <w:r>
+        <w:fldChar w:fldCharType="separate"/>
+      </w:r>
+      <w:r>
+        <w:rPr>
+          <w:rFonts w:ascii="Aptos" w:hAnsi="Aptos"/>
+        </w:rPr>
+        <w:t>[1]</w:t>
+      </w:r>
+      <w:r>
+        <w:fldChar w:fldCharType="end"/>
+      </w:r>
+      <w:r>
+        <w:t xml:space="preserve">, but at the cost of power consumption experienced by the hardware and computational overhead taken for signal processing. This indicates the need for a balance between accuracy of results obtained, the hardware (sensors/filters etc.) that is used to implement the system and signal processing algorithms employed. </w:t>
+      </w:r>
+    </w:p>
+    <w:p>
+      <w:r>
+        <w:t>Detecting stress in a person can be achieved via a plethora of approaches. Some of the non-invasive approaches include image-based detection via digital cameras</w:t>
+      </w:r>
+      <w:r>
+        <w:fldChar w:fldCharType="begin"/>
+      </w:r>
+      <w:r>
+        <w:instrText xml:space="preserve"> ADDIN ZOTERO_ITEM CSL_CITATION {"citationID":"mjJmrhwY","properties":{"unsorted":false,"formattedCitation":"[11]","plainCitation":"[11]","noteIndex":0},"citationItems":[{"id":227,"uris":["http://zotero.org/users/19683069/items/RHUUEI9C"],"itemData":{"id":227,"type":"article-journal","abstract":"The measurement of physiological parameters is fundamental to assess the health status of an individual. The contactless monitoring of vital signs may provide benefits in various fields of application, from healthcare and clinical setting to occupational and sports scenarios. Recent research has been focused on the potentiality of camera-based systems working in the visible range (380–750</w:instrText>
+      </w:r>
+      <w:r>
+        <w:rPr>
+          <w:rFonts w:ascii="Arial" w:hAnsi="Arial" w:cs="Arial"/>
+        </w:rPr>
+        <w:instrText> </w:instrText>
+      </w:r>
+      <w:r>
+        <w:instrText xml:space="preserve">nm) for estimating vital signs by capturing subtle color changes or motions caused by physiological activities but invisible to human eyes. These quantities are typically extracted from videos framing some exposed body areas (e.g., face, torso, and hands) with adequate post-processing algorithms. In this review, we provided an overview of the physiological and technical aspects behind the estimation of vital signs like respiratory rate, heart rate, blood oxygen saturation, and blood pressure from digital images as well as the potential fields of application of these technologies. Per each vital sign, we provided the rationale for the measurement, a classification of the different techniques implemented for post-processing the original videos, and the main results obtained during various applications or in validation studies. The available evidence supports the premise of digital cameras as an unobtrusive and easy-to-use technology for physiological signs monitoring. Further research is needed to promote the advancements of the technology, allowing its application in a wide range of population and everyday life, fostering a biometrical holistic of the human body (BHOHB) approach.","container-title":"Frontiers in Physiology","DOI":"10.3389/fphys.2022.801709","ISSN":"1664-042X","journalAbbreviation":"Front. Physiol.","page":"801709","source":"DOI.org (Crossref)","title":"Contactless Vital Signs Monitoring From Videos Recorded With Digital Cameras: An Overview","title-short":"Contactless Vital Signs Monitoring From Videos Recorded With Digital Cameras","volume":"13","author":[{"family":"Molinaro","given":"Nunzia"},{"family":"Schena","given":"Emiliano"},{"family":"Silvestri","given":"Sergio"},{"family":"Bonotti","given":"Fabrizio"},{"family":"Aguzzi","given":"Damiano"},{"family":"Viola","given":"Erika"},{"family":"Buccolini","given":"Fabio"},{"family":"Massaroni","given":"Carlo"}],"issued":{"date-parts":[["2022",2,18]]}}}],"schema":"https://github.com/citation-style-language/schema/raw/master/csl-citation.json"} </w:instrText>
+      </w:r>
+      <w:r>
+        <w:fldChar w:fldCharType="separate"/>
+      </w:r>
+      <w:r>
+        <w:rPr>
+          <w:rFonts w:ascii="Aptos" w:hAnsi="Aptos"/>
+        </w:rPr>
+        <w:t>[11]</w:t>
+      </w:r>
+      <w:r>
+        <w:fldChar w:fldCharType="end"/>
+      </w:r>
+      <w:r>
+        <w:t xml:space="preserve"> and via wearable health devices </w:t>
+      </w:r>
+      <w:r>
+        <w:fldChar w:fldCharType="begin"/>
+      </w:r>
+      <w:r>
+        <w:instrText xml:space="preserve"> ADDIN ZOTERO_ITEM CSL_CITATION {"citationID":"1GYdjdAV","properties":{"unsorted":false,"formattedCitation":"[12]","plainCitation":"[12]","noteIndex":0},"citationItems":[{"id":223,"uris":["http://zotero.org/users/19683069/items/EYAPCHIZ"],"itemData":{"id":223,"type":"article-journal","abstract":"Wearable Health Devices (WHDs) are increasingly helping people to better monitor their health status both at an activity/fitness level for self-health tracking and at a medical level providing more data to clinicians with a potential for earlier diagnostic and guidance of treatment. The technology revolution in the miniaturization of electronic devices is enabling to design more reliable and adaptable wearables, contributing for a world-wide change in the health monitoring approach. In this paper we review important aspects in the WHDs area, listing the state-of-the-art of wearable vital signs sensing technologies plus their system architectures and specifications. A focus on vital signs acquired by WHDs is made: first a discussion about the most important vital signs for health assessment using WHDs is presented and then for each vital sign a description is made concerning its origin and effect on heath, monitoring needs, acquisition methods and WHDs and recent scientific developments on the area (electrocardiogram, heart rate, blood pressure, respiration rate, blood oxygen saturation, blood glucose, skin perspiration, capnography, body temperature, motion evaluation, cardiac implantable devices and ambient parameters). A general WHDs system architecture is presented based on the state-of-the-art. After a global review of WHDs, we zoom in into cardiovascular WHDs, analysing commercial devices and their applicability versus quality, extending this subject to smart t-shirts for medical purposes. Furthermore we present a resumed evolution of these devices based on the prototypes developed along the years. Finally we discuss likely market trends and future challenges for the emerging WHDs area.","container-title":"Sensors","DOI":"10.3390/s18082414","ISSN":"1424-8220","issue":"8","journalAbbreviation":"Sensors","language":"en","page":"2414","source":"DOI.org (Crossref)","title":"Wearable Health Devices—Vital Sign Monitoring, Systems and Technologies","volume":"18","author":[{"family":"Dias","given":"Duarte"},{"family":"Paulo Silva Cunha","given":"João"}],"issued":{"date-parts":[["2018",7,25]]}}}],"schema":"https://github.com/citation-style-language/schema/raw/master/csl-citation.json"} </w:instrText>
+      </w:r>
+      <w:r>
+        <w:fldChar w:fldCharType="separate"/>
+      </w:r>
+      <w:r>
+        <w:rPr>
+          <w:rFonts w:ascii="Aptos" w:hAnsi="Aptos"/>
+        </w:rPr>
+        <w:t>[12]</w:t>
+      </w:r>
+      <w:r>
+        <w:fldChar w:fldCharType="end"/>
+      </w:r>
+      <w:r>
+        <w:t>. This project focuses on a mobility-driven approach so as to allow stress monitoring that isn’t constrained to a singular room/place and will thus focus entirely on a wearable device approach.</w:t>
+      </w:r>
+    </w:p>
+    <w:p>
+      <w:r>
+        <w:t xml:space="preserve">Relating stress to heart health metrics can be achieved by analysing heart rate variability (HRV) </w:t>
+      </w:r>
+      <w:r>
+        <w:fldChar w:fldCharType="begin"/>
+      </w:r>
+      <w:r>
+        <w:instrText xml:space="preserve"> ADDIN ZOTERO_ITEM CSL_CITATION {"citationID":"BfbtyFfZ","properties":{"unsorted":false,"formattedCitation":"[13]","plainCitation":"[13]","noteIndex":0},"citationItems":[{"id":292,"uris":["http://zotero.org/users/19683069/items/3G2D8CJN"],"itemData":{"id":292,"type":"article-journal","abstract":"Heart rate variability (HRV) is significantly associated with average heart rate (HR), therefore, HRV actually provides information on two quantities, that is, on HR and its variability. It is difficult to conclude which of these two plays a principal role in the HRV clinical value, or in other words, what is the HR contribution to the clinical significance of HRV. Moreover, the association between HRV and HR is both a physiological phenomenon and a mathematical one. The physiological HRV dependence on HR is determined by the autonomic nervous system activity, but the mathematical one is caused by the nonlinear relationship between RR interval and HR. By employing modification methods of the HRV and HR relationship, it is possible to investigate the HR contribution to the HRV clinical value. Recent studies have shown that the removal of the HR impact on HRV makes HRV more predictive for noncardiac death, however, the enhancement of this impact causes HRV to be a better predictor of cardiovascular mortality. Thus, HR seems to constitute a cardiovascular factor of the HRV predictive ability. HR also influences the reproducibility of HRV, therefore, HR changes should be considered when one compares HRV measurements in a given patient. This review summarizes methodological aspects of investigations of the HRV and HR interaction as well as latest observations concerning its clinical utility. The issues discussed in this article should also refer to any other heart rate dynamics analysis which indices are significantly associated with HR.","container-title":"Annals of Noninvasive Electrocardiology","DOI":"10.1111/anec.12148","ISSN":"1082-720X, 1542-474X","issue":"3","journalAbbreviation":"Noninvasive Electrocardiol","language":"en","license":"http://onlinelibrary.wiley.com/termsAndConditions#vor","page":"207-216","source":"DOI.org (Crossref)","title":"Interaction between Heart Rate and Heart Rate Variability","volume":"19","author":[{"family":"Sacha","given":"Jerzy"}],"issued":{"date-parts":[["2014",5]]}}}],"schema":"https://github.com/citation-style-language/schema/raw/master/csl-citation.json"} </w:instrText>
+      </w:r>
+      <w:r>
+        <w:fldChar w:fldCharType="separate"/>
+      </w:r>
+      <w:r>
+        <w:rPr>
+          <w:rFonts w:ascii="Aptos" w:hAnsi="Aptos"/>
+        </w:rPr>
+        <w:t>[13]</w:t>
+      </w:r>
+      <w:r>
+        <w:fldChar w:fldCharType="end"/>
+      </w:r>
+      <w:r>
+        <w:t xml:space="preserve"> or Pulse rate variability (PRV) </w:t>
+      </w:r>
+      <w:r>
+        <w:fldChar w:fldCharType="begin"/>
+      </w:r>
+      <w:r>
+        <w:instrText xml:space="preserve"> ADDIN ZOTERO_ITEM CSL_CITATION {"citationID":"ti7uzcuC","properties":{"unsorted":false,"formattedCitation":"[14]","plainCitation":"[14]","noteIndex":0},"citationItems":[{"id":304,"uris":["http://zotero.org/users/19683069/items/BXQTYZVK"],"itemData":{"id":304,"type":"article-journal","abstract":"Wearable technology and neuroimaging equipment using photoplethysmography (PPG) have become increasingly popularized in recent years. Several investigations deriving pulse rate variability (PRV) from PPG have demonstrated that a slight bias exists compared to concurrent heart rate variability (HRV) estimates. PPG devices commonly sample at ~20–100 Hz, where the minimum sampling frequency to derive valid PRV metrics is unknown. Further, due to different autonomic innervation, it is unknown if PRV metrics are harmonious between the cerebral and peripheral vasculature. Cardiac activity via electrocardiography (ECG) and PPG were obtained concurrently in 54 participants (29 females) in an upright orthostatic position. PPG data were collected at three anatomical locations: left third phalanx, middle cerebral artery, and posterior cerebral artery using a Finapres NOVA device and transcranial Doppler ultrasound. Data were sampled for five minutes at 1000 Hz and downsampled to frequencies ranging from 20 to 500 Hz. HRV (via ECG) and PRV (via PPG) were quantified and compared at 1000 Hz using Bland–Altman plots and coefficient of variation (CoV). A sampling frequency of ~100–200 Hz was required to produce PRV metrics with a bias of less than 2%, while a sampling rate of ~40–50 Hz elicited a bias smaller than 20%. At 1000 Hz, time- and frequency-domain PRV measures were slightly elevated compared to those derived from HRV (mean bias: ~1–8%). In conjunction with previous reports, PRV and HRV were not surrogate biomarkers due to the different nature of the collected waveforms. Nevertheless, PRV estimates displayed greater validity at a lower sampling rate compared to HRV estimates.","container-title":"Sensors","DOI":"10.3390/s24072048","ISSN":"1424-8220","issue":"7","journalAbbreviation":"Sensors","language":"en","page":"2048","source":"DOI.org (Crossref)","title":"Heart Rate Variability and Pulse Rate Variability: Do Anatomical Location and Sampling Rate Matter?","title-short":"Heart Rate Variability and Pulse Rate Variability","volume":"24","author":[{"family":"Burma","given":"Joel S."},{"family":"Griffiths","given":"James K."},{"family":"Lapointe","given":"Andrew P."},{"family":"Oni","given":"Ibukunoluwa K."},{"family":"Soroush","given":"Ateyeh"},{"family":"Carere","given":"Joseph"},{"family":"Smirl","given":"Jonathan D."},{"family":"Dunn","given":"Jeff F."}],"issued":{"date-parts":[["2024",3,23]]}}}],"schema":"https://github.com/citation-style-language/schema/raw/master/csl-citation.json"} </w:instrText>
+      </w:r>
+      <w:r>
+        <w:fldChar w:fldCharType="separate"/>
+      </w:r>
+      <w:r>
+        <w:rPr>
+          <w:rFonts w:ascii="Aptos" w:hAnsi="Aptos"/>
+        </w:rPr>
+        <w:t>[14]</w:t>
+      </w:r>
+      <w:r>
+        <w:fldChar w:fldCharType="end"/>
+      </w:r>
+      <w:r>
+        <w:t xml:space="preserve"> metrics which are derived from ECG and PPG waveforms respectively. These metrics can be derived from the respective waveforms and analysed via various methods, which can be grouped into 2 categories – machine learning and algorithmic approaches</w:t>
+      </w:r>
+      <w:r>
+        <w:fldChar w:fldCharType="begin"/>
+      </w:r>
+      <w:r>
+        <w:instrText xml:space="preserve"> ADDIN ZOTERO_ITEM CSL_CITATION {"citationID":"7nBY8qfA","properties":{"unsorted":false,"formattedCitation":"[15], [16], [17], [18], [19], [20], [21]","plainCitation":"[15], [16], [17], [18], [19], [20], [21]","noteIndex":0},"citationItems":[{"id":294,"uris":["http://zotero.org/users/19683069/items/5SMFVX9Q"],"itemData":{"id":294,"type":"article-journal","abstract":"Abstract\n            \n              Objective.\n              Time–frequency (TF) analysis is used to identify oscillatory patterns in complex signals. Cardiac signals under stress conditions are highly dynamic, yet heart rate variability (HRV) is often analysed using classical methods that assume stationarity or linearity. This study applied TF analyses to beat-to-beat RR time-series data extracted from electrocardiograms of 30 healthy adults during three stress tasks: mental calculation, noise exposure, and cold pressor test.\n              Approach.\n              Continuous wavelet transform (CWT), and ensemble empirical mode decomposition (EEMD) were compared to the standard short-term Fourier transform (STFT). Signals were divided into anticipation, stress, and recovery periods.\n              Main results.\n              When analysed in 30 s windows, all three methods detected dynamic time variations in standard frequency bands (low-frequency (LF) [0.04–0.15 Hz], high-frequency (HF) [0.15–0.40 Hz]) during stress compared to baseline. Compared to SFFT, EEMD and CWT showed greater sensitivity than STFT to identify LF and HF differences. Spectrograms identified regions of interest outside standard frequency bands, where CWT provided superior temporal and frequency resolution, especially at low frequencies. While EEMD spectrograms were uninterpretable, analysis of individual EEMD modes enabled tracking instantaneous changes in both frequency and amplitude.\n              Significance.\n              In conclusion, CWT and EEMD proved most valuable for identifying patterns in stress-evoked HRV and providing information on autonomic nervous system activation latency, responsiveness, and adaptability.","container-title":"Physiological Measurement","DOI":"10.1088/1361-6579/ae3ec7","ISSN":"0967-3334, 1361-6579","issue":"3","journalAbbreviation":"Physiol. Meas.","page":"035001","source":"DOI.org (Crossref)","title":"Heart rate variability (HRV) during acute stress: a comparison of three methods for time–frequency analysis","title-short":"Heart rate variability (HRV) during acute stress","volume":"47","author":[{"family":"Villatte","given":"Bérangère"},{"family":"Kizuk","given":"Sayeed A D"},{"family":"Lina","given":"Jean-Marc"},{"family":"Vinet","given":"Alain"},{"family":"Hébert","given":"Sylvie"}],"issued":{"date-parts":[["2026",3,31]]}}},{"id":290,"uris":["http://zotero.org/users/19683069/items/63N3XMCL"],"itemData":{"id":290,"type":"article-journal","container-title":"Computer Methods and Programs in Biomedicine","DOI":"10.1016/j.cmpb.2017.06.018","ISSN":"01692607","journalAbbreviation":"Computer Methods and Programs in Biomedicine","language":"en","page":"71-80","source":"DOI.org (Crossref)","title":"Heart rate variability metrics for fine-grained stress level assessment","volume":"148","author":[{"family":"Pereira","given":"Tânia"},{"family":"Almeida","given":"Pedro R."},{"family":"Cunha","given":"João P.S."},{"family":"Aguiar","given":"Ana"}],"issued":{"date-parts":[["2017",9]]}}},{"id":289,"uris":["http://zotero.org/users/19683069/items/Q9WDQRKJ"],"itemData":{"id":289,"type":"article-journal","container-title":"IEEE Journal of Biomedical and Health Informatics","DOI":"10.1109/JBHI.2016.2553578","ISSN":"2168-2194, 2168-2208","issue":"4","journalAbbreviation":"IEEE J. Biomed. Health Inform.","license":"https://ieeexplore.ieee.org/Xplorehelp/downloads/license-information/IEEE.html","page":"1016-1025","source":"DOI.org (Crossref)","title":"Inclusion of Respiratory Frequency Information in Heart Rate Variability Analysis for Stress Assessment","volume":"20","author":[{"family":"Hernando","given":"Alberto"},{"family":"Lazaro","given":"Jesus"},{"family":"Gil","given":"Eduardo"},{"family":"Arza","given":"Adriana"},{"family":"Garzon","given":"Jorge Mario"},{"family":"Lopez-Anton","given":"Raul"},{"family":"De La Camara","given":"Concepcion"},{"family":"Laguna","given":"Pablo"},{"family":"Aguilo","given":"Jordi"},{"family":"Bailon","given":"Raquel"}],"issued":{"date-parts":[["2016",7]]}}},{"id":300,"uris":["http://zotero.org/users/19683069/items/WFLMTXV4"],"itemData":{"id":300,"type":"article-journal","abstract":"Prolonged exposure to high-stress environments can lead to mental illnesses such as anxiety disorders, depression, and posttraumatic stress disorder. Here, a wearable device utilizing photoplethysmography (PPG) technology is developed to noninvasively measure physiological signals and analyze heart rate variability (HRV) parameters. Traditional normative HRV databases typically do not account for responses induced by specific stressors such as cognitive tasks. Therefore, machine learning is used to build a more dynamic stress assessment model. Machine learning can capture complex nonlinear relationships among HRV parameters during stress-inducing tasks, adapts to individual stress response variations, and provides real-time stress level predictions. Furthermore, machine learning models can integrate temporal patterns in HRV data to achieve nuanced stress level assessment. This study examines the feasibility of PPG signals and validates the developed stress model. The RR intervals derived from PPG signals were highly positively correlated with those from electrocardiography signals (correlation coefficient</w:instrText>
+      </w:r>
+      <w:r>
+        <w:rPr>
+          <w:rFonts w:ascii="Arial" w:hAnsi="Arial" w:cs="Arial"/>
+        </w:rPr>
+        <w:instrText> </w:instrText>
+      </w:r>
+      <w:r>
+        <w:instrText>=</w:instrText>
+      </w:r>
+      <w:r>
+        <w:rPr>
+          <w:rFonts w:ascii="Arial" w:hAnsi="Arial" w:cs="Arial"/>
+        </w:rPr>
+        <w:instrText> </w:instrText>
+      </w:r>
+      <w:r>
+        <w:instrText>0.9920, R-squared</w:instrText>
+      </w:r>
+      <w:r>
+        <w:rPr>
+          <w:rFonts w:ascii="Arial" w:hAnsi="Arial" w:cs="Arial"/>
+        </w:rPr>
+        <w:instrText> </w:instrText>
+      </w:r>
+      <w:r>
+        <w:instrText>=</w:instrText>
+      </w:r>
+      <w:r>
+        <w:rPr>
+          <w:rFonts w:ascii="Arial" w:hAnsi="Arial" w:cs="Arial"/>
+        </w:rPr>
+        <w:instrText> </w:instrText>
+      </w:r>
+      <w:r>
+        <w:instrText>0.9837); this confirms the usability of PPG signals for HRV analysis. The stress model is constructed via the open-source Swell dataset. In the experiments, participants complete the Depression Anxiety Stress Scales-21-Chinese (DASS-21-C) questionnaire to quantify levels of depression, anxiety, and stress over a week. Baseline and stress-state PPG data are collected, converted into HRV values, and input into the model for stress quantification. The Stroop test is used to elicit stress responses. After the experiment, the DASS-21-C stress scores were compared with the model's baseline, stress state, and combined scores. The highest correlation was observed between the model's baseline score and the DASS-21-C stress score (correlation coefficient</w:instrText>
+      </w:r>
+      <w:r>
+        <w:rPr>
+          <w:rFonts w:ascii="Arial" w:hAnsi="Arial" w:cs="Arial"/>
+        </w:rPr>
+        <w:instrText> </w:instrText>
+      </w:r>
+      <w:r>
+        <w:instrText>=</w:instrText>
+      </w:r>
+      <w:r>
+        <w:rPr>
+          <w:rFonts w:ascii="Arial" w:hAnsi="Arial" w:cs="Arial"/>
+        </w:rPr>
+        <w:instrText> </w:instrText>
+      </w:r>
+      <w:r>
+        <w:instrText>0.92, R-squared</w:instrText>
+      </w:r>
+      <w:r>
+        <w:rPr>
+          <w:rFonts w:ascii="Arial" w:hAnsi="Arial" w:cs="Arial"/>
+        </w:rPr>
+        <w:instrText> </w:instrText>
+      </w:r>
+      <w:r>
+        <w:instrText>=</w:instrText>
+      </w:r>
+      <w:r>
+        <w:rPr>
+          <w:rFonts w:ascii="Arial" w:hAnsi="Arial" w:cs="Arial"/>
+        </w:rPr>
+        <w:instrText>  </w:instrText>
+      </w:r>
+      <w:r>
+        <w:instrText xml:space="preserve">0.8457), supporting the model's psychological significance in quantifying everyday stress. HRV parameter changes across experimental phases are discussed as well as sex differences in stress responses. In the future, this device may be applied in clinical scenarios for further validation and could be integrated with additional physiological indicators for broader application in daily health management and stress warning systems.","container-title":"APL Bioengineering","DOI":"10.1063/5.0256590","ISSN":"2473-2877","issue":"2","language":"en","page":"026103","source":"DOI.org (Crossref)","title":"Photoplethysmography-based HRV analysis and machine learning for real-time stress quantification in mental health applications","volume":"9","author":[{"family":"Tsai","given":"Ying-Ying"},{"family":"Chen","given":"Yu-Jie"},{"family":"Lin","given":"Yen-Feng"},{"family":"Hsiao","given":"Fan-Chi"},{"family":"Hsu","given":"Ching-Han"},{"family":"Liao","given":"Lun-De"}],"issued":{"date-parts":[["2025",6,1]]}}},{"id":281,"uris":["http://zotero.org/users/19683069/items/QMFWNQNP"],"itemData":{"id":281,"type":"article-journal","abstract":"Background\n              Cardiovascular disease not only occurs in the elderly but also tends to become a common social health problem. Considering the fast pace of modern life, quantified heart rate variability (HRV) indicators combined with the convenience of wearable devices are of great significance for intelligent telemedicine. To quantify the changes in human mental state, this article proposes an improved differential threshold algorithm for R-wave detection and recognition of electrocardiogram (ECG) signals.\n            \n            \n              Methods\n              HRV is a specific quantitative indicator of autonomic nerve regulation of the heart. The recognition rate is increased by improving the starting position of R wave and the time-window function of the traditional differential threshold method. The experimental platform is a wearable sign monitoring system constructed based on body area networks (BAN) technology. Analytic hierarchy process (AHP) is used to construct the mental stress assessment model, the weight judgment matrix is constructed according to the influence degree of HRV analysis parameters on mental stress, and the consistency check is carried out to obtain the weight value of the corresponding HRV analysis parameters.\n            \n            \n              Results\n              Experimental results show that the recognition rate of R wave of real-time 5 min ECG data collected by this algorithm is &amp;gt;99%. The comprehensive index of HRV based on weight matrix can greatly reduce the deviation caused by the measurement error of each parameter. Compared with traditional characteristic wave recognition algorithms, the proposed algorithm simplifies the process, has high real-time performance, and is suitable for wearable analysis devices with low-configuration requirements.\n            \n            \n              Conclusion\n              Our algorithm can describe the mental stress of the body quantitatively and meet the requirements of application demonstration.","container-title":"Frontiers in Cardiovascular Medicine","DOI":"10.3389/fcvm.2022.930745","ISSN":"2297-055X","journalAbbreviation":"Front. Cardiovasc. Med.","page":"930745","source":"DOI.org (Crossref)","title":"Quantitative analysis of heart rate variability parameter and mental stress index","volume":"9","author":[{"family":"Luo","given":"Jiasai"},{"family":"Zhang","given":"Guo"},{"family":"Su","given":"Yiwei"},{"family":"Lu","given":"Yi"},{"family":"Pang","given":"Yu"},{"family":"Wang","given":"Yuanfa"},{"family":"Wang","given":"Huiqian"},{"family":"Cui","given":"Kunfeng"},{"family":"Jiang","given":"Yuhao"},{"family":"Zhong","given":"Lisha"},{"family":"Huang","given":"Zhiwei"}],"issued":{"date-parts":[["2022",7,25]]}}},{"id":291,"uris":["http://zotero.org/users/19683069/items/CNYT37UF"],"itemData":{"id":291,"type":"article-journal","container-title":"Frontiers in Physiology","DOI":"10.3389/fphys.2017.00360","ISSN":"1664-042X","journalAbbreviation":"Front. Physiol.","page":"360","source":"DOI.org (Crossref)","title":"Resolving Ambiguities in the LF/HF Ratio: LF-HF Scatter Plots for the Categorization of Mental and Physical Stress from HRV","title-short":"Resolving Ambiguities in the LF/HF Ratio","volume":"8","author":[{"family":"Von Rosenberg","given":"Wilhelm"},{"family":"Chanwimalueang","given":"Theerasak"},{"family":"Adjei","given":"Tricia"},{"family":"Jaffer","given":"Usman"},{"family":"Goverdovsky","given":"Valentin"},{"family":"Mandic","given":"Danilo P."}],"issued":{"date-parts":[["2017",6,14]]}}},{"id":288,"uris":["http://zotero.org/users/19683069/items/9EAYPDKY"],"itemData":{"id":288,"type":"paper-conference","container-title":"2007 29th Annual International Conference of the IEEE Engineering in Medicine and Biology Society","DOI":"10.1109/IEMBS.2007.4353378","event-title":"2007 29th Annual International Conference of the IEEE Engineering in Medicine and Biology Society","ISBN":"978-1-4244-0787-3","ISSN":"1557-170X","page":"4656-4659","publisher":"IEEE","publisher-place":"Lyon, France","source":"DOI.org (Crossref)","title":"Ultra Short Term Analysis of Heart Rate Variability for Monitoring Mental Stress in Mobile Settings","URL":"http://ieeexplore.ieee.org/document/4353378/","author":[{"family":"Salahuddin","given":"Lizawati"},{"family":"Cho","given":"Jaegeol"},{"family":"Jeong","given":"Myeong Gi"},{"family":"Kim","given":"Desok"}],"accessed":{"date-parts":[["2026",8,25]]},"issued":{"date-parts":[["2007",8]]}}}],"schema":"https://github.com/citation-style-language/schema/raw/master/csl-citation.json"} </w:instrText>
+      </w:r>
+      <w:r>
+        <w:fldChar w:fldCharType="separate"/>
+      </w:r>
+      <w:r>
+        <w:rPr>
+          <w:rFonts w:ascii="Aptos" w:hAnsi="Aptos"/>
+        </w:rPr>
+        <w:t>[15], [16], [17], [18], [19], [20], [21]</w:t>
+      </w:r>
+      <w:r>
+        <w:fldChar w:fldCharType="end"/>
+      </w:r>
+      <w:r>
+        <w:t xml:space="preserve"> , with each approach and method offering different trade-offs. Machine learning approaches typically offer higher predictive accuracy, whereas algorithmic approaches provide deterministic, transparent calculations. Machine learning workflows require higher computational resources and training data, while algorithmic methods deliver low-latency and computationally efficient processing suitable for real-time edge devices, but remain more sensitive to motion artifacts and signal noise. This presents a further balance that is required between accuracy and computational efficiency of the system.</w:t>
+      </w:r>
+    </w:p>
+    <w:p>
+      <w:pPr>
+        <w:pStyle w:val="Heading2"/>
+        <w:numPr>
+          <w:ilvl w:val="1"/>
+          <w:numId w:val="2"/>
+        </w:numPr>
+      </w:pPr>
+      <w:bookmarkStart w:id="6" w:name="_Toc239699080"/>
+      <w:bookmarkStart w:id="7" w:name="_Toc240213120"/>
+      <w:r>
+        <w:lastRenderedPageBreak/>
         <w:t xml:space="preserve">Requirements </w:t>
       </w:r>
-      <w:bookmarkStart w:id="10" w:name="_Toc239699081"/>
-      <w:bookmarkEnd w:id="8"/>
+      <w:bookmarkStart w:id="8" w:name="_Toc239699081"/>
+      <w:bookmarkEnd w:id="6"/>
       <w:r>
         <w:t xml:space="preserve">and </w:t>
       </w:r>
-      <w:commentRangeStart w:id="11"/>
+      <w:commentRangeStart w:id="9"/>
       <w:r>
         <w:t>specifications</w:t>
       </w:r>
-      <w:bookmarkEnd w:id="9"/>
-      <w:commentRangeEnd w:id="11"/>
+      <w:bookmarkEnd w:id="7"/>
+      <w:commentRangeEnd w:id="9"/>
       <w:r>
         <w:rPr>
           <w:rStyle w:val="CommentReference"/>
           <w:sz w:val="32"/>
           <w:szCs w:val="32"/>
         </w:rPr>
-        <w:commentReference w:id="11"/>
+        <w:commentReference w:id="9"/>
       </w:r>
     </w:p>
     <w:p>
       <w:r>
         <w:t xml:space="preserve">Below is a table of the requirements derived from the problem statement, complex problem identification and literature reviewed further down in the report. The project specifications are derived from the requirements. </w:t>
+      </w:r>
+      <w:r>
+        <w:t>It should be noted that respiratory rate specifications are not included in this table as it does not form part of the core specifications and is considered an “extra” feature at this stage – further details of this can be found in the //bm</w:t>
       </w:r>
     </w:p>
     <w:tbl>
@@ -4053,10 +4566,7 @@
           </w:tcPr>
           <w:p>
             <w:r>
-              <w:t>Successful bluetooth pairing to hardware sensor</w:t>
-            </w:r>
-            <w:r>
-              <w:t>.</w:t>
+              <w:t>Successful bluetooth pairing to hardware sensor.</w:t>
             </w:r>
           </w:p>
         </w:tc>
@@ -4416,7 +4926,7 @@
       </w:tr>
       <w:tr>
         <w:trPr>
-          <w:trHeight w:val="564"/>
+          <w:trHeight w:val="188"/>
         </w:trPr>
         <w:tc>
           <w:tcPr>
@@ -4441,7 +4951,7 @@
               <w:rPr>
                 <w:rFonts w:ascii="Times New Roman" w:hAnsi="Times New Roman" w:cs="Times New Roman"/>
               </w:rPr>
-              <w:t>Alerting the user/others nearby of severely dangerous and extremely dangerous heart rates/stress states.</w:t>
+              <w:t>Alerting the user/others nearby of heart rate/stress state</w:t>
             </w:r>
           </w:p>
           <w:p/>
@@ -4456,6 +4966,55 @@
                 <w:rFonts w:ascii="Times New Roman" w:hAnsi="Times New Roman" w:cs="Times New Roman"/>
               </w:rPr>
               <w:t>Successful UI update of heart rate and stress state.</w:t>
+            </w:r>
+          </w:p>
+        </w:tc>
+      </w:tr>
+      <w:tr>
+        <w:trPr>
+          <w:trHeight w:val="188"/>
+        </w:trPr>
+        <w:tc>
+          <w:tcPr>
+            <w:tcW w:w="2465" w:type="dxa"/>
+            <w:vMerge/>
+          </w:tcPr>
+          <w:p>
+            <w:pPr>
+              <w:rPr>
+                <w:rFonts w:ascii="Times New Roman" w:hAnsi="Times New Roman" w:cs="Times New Roman"/>
+              </w:rPr>
+            </w:pPr>
+          </w:p>
+        </w:tc>
+        <w:tc>
+          <w:tcPr>
+            <w:tcW w:w="3317" w:type="dxa"/>
+            <w:vMerge/>
+          </w:tcPr>
+          <w:p>
+            <w:pPr>
+              <w:rPr>
+                <w:rFonts w:ascii="Times New Roman" w:hAnsi="Times New Roman" w:cs="Times New Roman"/>
+              </w:rPr>
+            </w:pPr>
+          </w:p>
+        </w:tc>
+        <w:tc>
+          <w:tcPr>
+            <w:tcW w:w="3330" w:type="dxa"/>
+          </w:tcPr>
+          <w:p>
+            <w:pPr>
+              <w:rPr>
+                <w:rFonts w:ascii="Times New Roman" w:hAnsi="Times New Roman" w:cs="Times New Roman"/>
+              </w:rPr>
+            </w:pPr>
+            <w:r>
+              <w:rPr>
+                <w:rFonts w:ascii="Times New Roman" w:hAnsi="Times New Roman" w:cs="Times New Roman"/>
+              </w:rPr>
+              <w:t>Push notifications to device upon detection of moderate, severe or extreme stress states.</w:t>
             </w:r>
           </w:p>
         </w:tc>
@@ -4740,11 +5299,11 @@
           <w:numId w:val="2"/>
         </w:numPr>
       </w:pPr>
-      <w:bookmarkStart w:id="12" w:name="_Toc240213121"/>
+      <w:bookmarkStart w:id="10" w:name="_Toc240213121"/>
       <w:r>
         <w:t>Constraints</w:t>
       </w:r>
-      <w:bookmarkEnd w:id="12"/>
+      <w:bookmarkEnd w:id="10"/>
       <w:r>
         <w:t xml:space="preserve"> </w:t>
       </w:r>
@@ -4767,12 +5326,12 @@
           <w:numId w:val="2"/>
         </w:numPr>
       </w:pPr>
-      <w:bookmarkStart w:id="13" w:name="_Toc240213122"/>
+      <w:bookmarkStart w:id="11" w:name="_Toc240213122"/>
       <w:r>
         <w:t>Assumptions</w:t>
       </w:r>
-      <w:bookmarkEnd w:id="10"/>
-      <w:bookmarkEnd w:id="13"/>
+      <w:bookmarkEnd w:id="8"/>
+      <w:bookmarkEnd w:id="11"/>
     </w:p>
     <w:p>
       <w:r>
@@ -4788,7 +5347,6 @@
         </w:numPr>
       </w:pPr>
       <w:r>
-        <w:lastRenderedPageBreak/>
         <w:t>Bluetooth, WiFi and messaging capabilities (such as email and SMS)</w:t>
       </w:r>
     </w:p>
@@ -4829,13 +5387,14 @@
           <w:numId w:val="2"/>
         </w:numPr>
       </w:pPr>
-      <w:bookmarkStart w:id="14" w:name="_Toc239699082"/>
-      <w:bookmarkStart w:id="15" w:name="_Toc240213123"/>
-      <w:r>
+      <w:bookmarkStart w:id="12" w:name="_Toc239699082"/>
+      <w:bookmarkStart w:id="13" w:name="_Toc240213123"/>
+      <w:r>
+        <w:lastRenderedPageBreak/>
         <w:t>Literature Review</w:t>
       </w:r>
-      <w:bookmarkEnd w:id="14"/>
-      <w:bookmarkEnd w:id="15"/>
+      <w:bookmarkEnd w:id="12"/>
+      <w:bookmarkEnd w:id="13"/>
     </w:p>
     <w:p>
       <w:r>
@@ -4845,7 +5404,7 @@
         <w:fldChar w:fldCharType="begin"/>
       </w:r>
       <w:r>
-        <w:instrText xml:space="preserve"> ADDIN ZOTERO_ITEM CSL_CITATION {"citationID":"7DoyhEfK","properties":{"unsorted":false,"formattedCitation":"[10], [11], [21], [22], [23], [24]","plainCitation":"[10], [11], [21], [22], [23], [24]","noteIndex":0},"citationItems":[{"id":227,"uris":["http://zotero.org/users/19683069/items/RHUUEI9C"],"itemData":{"id":227,"type":"article-journal","abstract":"The measurement of physiological parameters is fundamental to assess the health status of an individual. The contactless monitoring of vital signs may provide benefits in various fields of application, from healthcare and clinical setting to occupational and sports scenarios. Recent research has been focused on the potentiality of camera-based systems working in the visible range (380–750</w:instrText>
+        <w:instrText xml:space="preserve"> ADDIN ZOTERO_ITEM CSL_CITATION {"citationID":"7DoyhEfK","properties":{"unsorted":false,"formattedCitation":"[11], [12], [22], [23], [24], [25]","plainCitation":"[11], [12], [22], [23], [24], [25]","noteIndex":0},"citationItems":[{"id":227,"uris":["http://zotero.org/users/19683069/items/RHUUEI9C"],"itemData":{"id":227,"type":"article-journal","abstract":"The measurement of physiological parameters is fundamental to assess the health status of an individual. The contactless monitoring of vital signs may provide benefits in various fields of application, from healthcare and clinical setting to occupational and sports scenarios. Recent research has been focused on the potentiality of camera-based systems working in the visible range (380–750</w:instrText>
       </w:r>
       <w:r>
         <w:rPr>
@@ -4863,7 +5422,7 @@
         <w:rPr>
           <w:rFonts w:ascii="Aptos" w:hAnsi="Aptos"/>
         </w:rPr>
-        <w:t>[10], [11], [21], [22], [23], [24]</w:t>
+        <w:t>[11], [12], [22], [23], [24], [25]</w:t>
       </w:r>
       <w:r>
         <w:fldChar w:fldCharType="end"/>
@@ -4875,7 +5434,7 @@
         <w:fldChar w:fldCharType="begin"/>
       </w:r>
       <w:r>
-        <w:instrText xml:space="preserve"> ADDIN ZOTERO_ITEM CSL_CITATION {"citationID":"BZmvYtHv","properties":{"unsorted":false,"formattedCitation":"[10], [11], [22], [23], [25], [26]","plainCitation":"[10], [11], [22], [23], [25], [26]","noteIndex":0},"citationItems":[{"id":227,"uris":["http://zotero.org/users/19683069/items/RHUUEI9C"],"itemData":{"id":227,"type":"article-journal","abstract":"The measurement of physiological parameters is fundamental to assess the health status of an individual. The contactless monitoring of vital signs may provide benefits in various fields of application, from healthcare and clinical setting to occupational and sports scenarios. Recent research has been focused on the potentiality of camera-based systems working in the visible range (380–750</w:instrText>
+        <w:instrText xml:space="preserve"> ADDIN ZOTERO_ITEM CSL_CITATION {"citationID":"BZmvYtHv","properties":{"unsorted":false,"formattedCitation":"[11], [12], [23], [24], [26], [27]","plainCitation":"[11], [12], [23], [24], [26], [27]","noteIndex":0},"citationItems":[{"id":227,"uris":["http://zotero.org/users/19683069/items/RHUUEI9C"],"itemData":{"id":227,"type":"article-journal","abstract":"The measurement of physiological parameters is fundamental to assess the health status of an individual. The contactless monitoring of vital signs may provide benefits in various fields of application, from healthcare and clinical setting to occupational and sports scenarios. Recent research has been focused on the potentiality of camera-based systems working in the visible range (380–750</w:instrText>
       </w:r>
       <w:r>
         <w:rPr>
@@ -4929,7 +5488,7 @@
         <w:rPr>
           <w:rFonts w:ascii="Aptos" w:hAnsi="Aptos"/>
         </w:rPr>
-        <w:t>[10], [11], [22], [23], [25], [26]</w:t>
+        <w:t>[11], [12], [23], [24], [26], [27]</w:t>
       </w:r>
       <w:r>
         <w:fldChar w:fldCharType="end"/>
@@ -4941,7 +5500,7 @@
         <w:fldChar w:fldCharType="begin"/>
       </w:r>
       <w:r>
-        <w:instrText xml:space="preserve"> ADDIN ZOTERO_ITEM CSL_CITATION {"citationID":"lmLRXZPP","properties":{"unsorted":false,"formattedCitation":"[17]","plainCitation":"[17]","noteIndex":0},"citationItems":[{"id":300,"uris":["http://zotero.org/users/19683069/items/WFLMTXV4"],"itemData":{"id":300,"type":"article-journal","abstract":"Prolonged exposure to high-stress environments can lead to mental illnesses such as anxiety disorders, depression, and posttraumatic stress disorder. Here, a wearable device utilizing photoplethysmography (PPG) technology is developed to noninvasively measure physiological signals and analyze heart rate variability (HRV) parameters. Traditional normative HRV databases typically do not account for responses induced by specific stressors such as cognitive tasks. Therefore, machine learning is used to build a more dynamic stress assessment model. Machine learning can capture complex nonlinear relationships among HRV parameters during stress-inducing tasks, adapts to individual stress response variations, and provides real-time stress level predictions. Furthermore, machine learning models can integrate temporal patterns in HRV data to achieve nuanced stress level assessment. This study examines the feasibility of PPG signals and validates the developed stress model. The RR intervals derived from PPG signals were highly positively correlated with those from electrocardiography signals (correlation coefficient</w:instrText>
+        <w:instrText xml:space="preserve"> ADDIN ZOTERO_ITEM CSL_CITATION {"citationID":"lmLRXZPP","properties":{"unsorted":false,"formattedCitation":"[18]","plainCitation":"[18]","noteIndex":0},"citationItems":[{"id":300,"uris":["http://zotero.org/users/19683069/items/WFLMTXV4"],"itemData":{"id":300,"type":"article-journal","abstract":"Prolonged exposure to high-stress environments can lead to mental illnesses such as anxiety disorders, depression, and posttraumatic stress disorder. Here, a wearable device utilizing photoplethysmography (PPG) technology is developed to noninvasively measure physiological signals and analyze heart rate variability (HRV) parameters. Traditional normative HRV databases typically do not account for responses induced by specific stressors such as cognitive tasks. Therefore, machine learning is used to build a more dynamic stress assessment model. Machine learning can capture complex nonlinear relationships among HRV parameters during stress-inducing tasks, adapts to individual stress response variations, and provides real-time stress level predictions. Furthermore, machine learning models can integrate temporal patterns in HRV data to achieve nuanced stress level assessment. This study examines the feasibility of PPG signals and validates the developed stress model. The RR intervals derived from PPG signals were highly positively correlated with those from electrocardiography signals (correlation coefficient</w:instrText>
       </w:r>
       <w:r>
         <w:rPr>
@@ -5022,7 +5581,7 @@
         <w:rPr>
           <w:rFonts w:ascii="Aptos" w:hAnsi="Aptos"/>
         </w:rPr>
-        <w:t>[17]</w:t>
+        <w:t>[18]</w:t>
       </w:r>
       <w:r>
         <w:fldChar w:fldCharType="end"/>
@@ -5034,7 +5593,7 @@
         <w:fldChar w:fldCharType="begin"/>
       </w:r>
       <w:r>
-        <w:instrText xml:space="preserve"> ADDIN ZOTERO_ITEM CSL_CITATION {"citationID":"wrJiSWb1","properties":{"unsorted":false,"formattedCitation":"[14]","plainCitation":"[14]","noteIndex":0},"citationItems":[{"id":294,"uris":["http://zotero.org/users/19683069/items/5SMFVX9Q"],"itemData":{"id":294,"type":"article-journal","abstract":"Abstract\n            \n              Objective.\n              Time–frequency (TF) analysis is used to identify oscillatory patterns in complex signals. Cardiac signals under stress conditions are highly dynamic, yet heart rate variability (HRV) is often analysed using classical methods that assume stationarity or linearity. This study applied TF analyses to beat-to-beat RR time-series data extracted from electrocardiograms of 30 healthy adults during three stress tasks: mental calculation, noise exposure, and cold pressor test.\n              Approach.\n              Continuous wavelet transform (CWT), and ensemble empirical mode decomposition (EEMD) were compared to the standard short-term Fourier transform (STFT). Signals were divided into anticipation, stress, and recovery periods.\n              Main results.\n              When analysed in 30 s windows, all three methods detected dynamic time variations in standard frequency bands (low-frequency (LF) [0.04–0.15 Hz], high-frequency (HF) [0.15–0.40 Hz]) during stress compared to baseline. Compared to SFFT, EEMD and CWT showed greater sensitivity than STFT to identify LF and HF differences. Spectrograms identified regions of interest outside standard frequency bands, where CWT provided superior temporal and frequency resolution, especially at low frequencies. While EEMD spectrograms were uninterpretable, analysis of individual EEMD modes enabled tracking instantaneous changes in both frequency and amplitude.\n              Significance.\n              In conclusion, CWT and EEMD proved most valuable for identifying patterns in stress-evoked HRV and providing information on autonomic nervous system activation latency, responsiveness, and adaptability.","container-title":"Physiological Measurement","DOI":"10.1088/1361-6579/ae3ec7","ISSN":"0967-3334, 1361-6579","issue":"3","journalAbbreviation":"Physiol. Meas.","page":"035001","source":"DOI.org (Crossref)","title":"Heart rate variability (HRV) during acute stress: a comparison of three methods for time–frequency analysis","title-short":"Heart rate variability (HRV) during acute stress","volume":"47","author":[{"family":"Villatte","given":"Bérangère"},{"family":"Kizuk","given":"Sayeed A D"},{"family":"Lina","given":"Jean-Marc"},{"family":"Vinet","given":"Alain"},{"family":"Hébert","given":"Sylvie"}],"issued":{"date-parts":[["2026",3,31]]}}}],"schema":"https://github.com/citation-style-language/schema/raw/master/csl-citation.json"} </w:instrText>
+        <w:instrText xml:space="preserve"> ADDIN ZOTERO_ITEM CSL_CITATION {"citationID":"wrJiSWb1","properties":{"unsorted":false,"formattedCitation":"[15]","plainCitation":"[15]","noteIndex":0},"citationItems":[{"id":294,"uris":["http://zotero.org/users/19683069/items/5SMFVX9Q"],"itemData":{"id":294,"type":"article-journal","abstract":"Abstract\n            \n              Objective.\n              Time–frequency (TF) analysis is used to identify oscillatory patterns in complex signals. Cardiac signals under stress conditions are highly dynamic, yet heart rate variability (HRV) is often analysed using classical methods that assume stationarity or linearity. This study applied TF analyses to beat-to-beat RR time-series data extracted from electrocardiograms of 30 healthy adults during three stress tasks: mental calculation, noise exposure, and cold pressor test.\n              Approach.\n              Continuous wavelet transform (CWT), and ensemble empirical mode decomposition (EEMD) were compared to the standard short-term Fourier transform (STFT). Signals were divided into anticipation, stress, and recovery periods.\n              Main results.\n              When analysed in 30 s windows, all three methods detected dynamic time variations in standard frequency bands (low-frequency (LF) [0.04–0.15 Hz], high-frequency (HF) [0.15–0.40 Hz]) during stress compared to baseline. Compared to SFFT, EEMD and CWT showed greater sensitivity than STFT to identify LF and HF differences. Spectrograms identified regions of interest outside standard frequency bands, where CWT provided superior temporal and frequency resolution, especially at low frequencies. While EEMD spectrograms were uninterpretable, analysis of individual EEMD modes enabled tracking instantaneous changes in both frequency and amplitude.\n              Significance.\n              In conclusion, CWT and EEMD proved most valuable for identifying patterns in stress-evoked HRV and providing information on autonomic nervous system activation latency, responsiveness, and adaptability.","container-title":"Physiological Measurement","DOI":"10.1088/1361-6579/ae3ec7","ISSN":"0967-3334, 1361-6579","issue":"3","journalAbbreviation":"Physiol. Meas.","page":"035001","source":"DOI.org (Crossref)","title":"Heart rate variability (HRV) during acute stress: a comparison of three methods for time–frequency analysis","title-short":"Heart rate variability (HRV) during acute stress","volume":"47","author":[{"family":"Villatte","given":"Bérangère"},{"family":"Kizuk","given":"Sayeed A D"},{"family":"Lina","given":"Jean-Marc"},{"family":"Vinet","given":"Alain"},{"family":"Hébert","given":"Sylvie"}],"issued":{"date-parts":[["2026",3,31]]}}}],"schema":"https://github.com/citation-style-language/schema/raw/master/csl-citation.json"} </w:instrText>
       </w:r>
       <w:r>
         <w:fldChar w:fldCharType="separate"/>
@@ -5043,7 +5602,7 @@
         <w:rPr>
           <w:rFonts w:ascii="Aptos" w:hAnsi="Aptos"/>
         </w:rPr>
-        <w:t>[14]</w:t>
+        <w:t>[15]</w:t>
       </w:r>
       <w:r>
         <w:fldChar w:fldCharType="end"/>
@@ -5055,7 +5614,7 @@
         <w:fldChar w:fldCharType="begin"/>
       </w:r>
       <w:r>
-        <w:instrText xml:space="preserve"> ADDIN ZOTERO_ITEM CSL_CITATION {"citationID":"wwutM7tP","properties":{"unsorted":false,"formattedCitation":"[14]","plainCitation":"[14]","noteIndex":0},"citationItems":[{"id":294,"uris":["http://zotero.org/users/19683069/items/5SMFVX9Q"],"itemData":{"id":294,"type":"article-journal","abstract":"Abstract\n            \n              Objective.\n              Time–frequency (TF) analysis is used to identify oscillatory patterns in complex signals. Cardiac signals under stress conditions are highly dynamic, yet heart rate variability (HRV) is often analysed using classical methods that assume stationarity or linearity. This study applied TF analyses to beat-to-beat RR time-series data extracted from electrocardiograms of 30 healthy adults during three stress tasks: mental calculation, noise exposure, and cold pressor test.\n              Approach.\n              Continuous wavelet transform (CWT), and ensemble empirical mode decomposition (EEMD) were compared to the standard short-term Fourier transform (STFT). Signals were divided into anticipation, stress, and recovery periods.\n              Main results.\n              When analysed in 30 s windows, all three methods detected dynamic time variations in standard frequency bands (low-frequency (LF) [0.04–0.15 Hz], high-frequency (HF) [0.15–0.40 Hz]) during stress compared to baseline. Compared to SFFT, EEMD and CWT showed greater sensitivity than STFT to identify LF and HF differences. Spectrograms identified regions of interest outside standard frequency bands, where CWT provided superior temporal and frequency resolution, especially at low frequencies. While EEMD spectrograms were uninterpretable, analysis of individual EEMD modes enabled tracking instantaneous changes in both frequency and amplitude.\n              Significance.\n              In conclusion, CWT and EEMD proved most valuable for identifying patterns in stress-evoked HRV and providing information on autonomic nervous system activation latency, responsiveness, and adaptability.","container-title":"Physiological Measurement","DOI":"10.1088/1361-6579/ae3ec7","ISSN":"0967-3334, 1361-6579","issue":"3","journalAbbreviation":"Physiol. Meas.","page":"035001","source":"DOI.org (Crossref)","title":"Heart rate variability (HRV) during acute stress: a comparison of three methods for time–frequency analysis","title-short":"Heart rate variability (HRV) during acute stress","volume":"47","author":[{"family":"Villatte","given":"Bérangère"},{"family":"Kizuk","given":"Sayeed A D"},{"family":"Lina","given":"Jean-Marc"},{"family":"Vinet","given":"Alain"},{"family":"Hébert","given":"Sylvie"}],"issued":{"date-parts":[["2026",3,31]]}}}],"schema":"https://github.com/citation-style-language/schema/raw/master/csl-citation.json"} </w:instrText>
+        <w:instrText xml:space="preserve"> ADDIN ZOTERO_ITEM CSL_CITATION {"citationID":"wwutM7tP","properties":{"unsorted":false,"formattedCitation":"[15]","plainCitation":"[15]","noteIndex":0},"citationItems":[{"id":294,"uris":["http://zotero.org/users/19683069/items/5SMFVX9Q"],"itemData":{"id":294,"type":"article-journal","abstract":"Abstract\n            \n              Objective.\n              Time–frequency (TF) analysis is used to identify oscillatory patterns in complex signals. Cardiac signals under stress conditions are highly dynamic, yet heart rate variability (HRV) is often analysed using classical methods that assume stationarity or linearity. This study applied TF analyses to beat-to-beat RR time-series data extracted from electrocardiograms of 30 healthy adults during three stress tasks: mental calculation, noise exposure, and cold pressor test.\n              Approach.\n              Continuous wavelet transform (CWT), and ensemble empirical mode decomposition (EEMD) were compared to the standard short-term Fourier transform (STFT). Signals were divided into anticipation, stress, and recovery periods.\n              Main results.\n              When analysed in 30 s windows, all three methods detected dynamic time variations in standard frequency bands (low-frequency (LF) [0.04–0.15 Hz], high-frequency (HF) [0.15–0.40 Hz]) during stress compared to baseline. Compared to SFFT, EEMD and CWT showed greater sensitivity than STFT to identify LF and HF differences. Spectrograms identified regions of interest outside standard frequency bands, where CWT provided superior temporal and frequency resolution, especially at low frequencies. While EEMD spectrograms were uninterpretable, analysis of individual EEMD modes enabled tracking instantaneous changes in both frequency and amplitude.\n              Significance.\n              In conclusion, CWT and EEMD proved most valuable for identifying patterns in stress-evoked HRV and providing information on autonomic nervous system activation latency, responsiveness, and adaptability.","container-title":"Physiological Measurement","DOI":"10.1088/1361-6579/ae3ec7","ISSN":"0967-3334, 1361-6579","issue":"3","journalAbbreviation":"Physiol. Meas.","page":"035001","source":"DOI.org (Crossref)","title":"Heart rate variability (HRV) during acute stress: a comparison of three methods for time–frequency analysis","title-short":"Heart rate variability (HRV) during acute stress","volume":"47","author":[{"family":"Villatte","given":"Bérangère"},{"family":"Kizuk","given":"Sayeed A D"},{"family":"Lina","given":"Jean-Marc"},{"family":"Vinet","given":"Alain"},{"family":"Hébert","given":"Sylvie"}],"issued":{"date-parts":[["2026",3,31]]}}}],"schema":"https://github.com/citation-style-language/schema/raw/master/csl-citation.json"} </w:instrText>
       </w:r>
       <w:r>
         <w:fldChar w:fldCharType="separate"/>
@@ -5064,7 +5623,7 @@
         <w:rPr>
           <w:rFonts w:ascii="Aptos" w:hAnsi="Aptos"/>
         </w:rPr>
-        <w:t>[14]</w:t>
+        <w:t>[15]</w:t>
       </w:r>
       <w:r>
         <w:fldChar w:fldCharType="end"/>
@@ -5076,7 +5635,7 @@
         <w:fldChar w:fldCharType="begin"/>
       </w:r>
       <w:r>
-        <w:instrText xml:space="preserve"> ADDIN ZOTERO_ITEM CSL_CITATION {"citationID":"6ZthrcD4","properties":{"unsorted":false,"formattedCitation":"[21]","plainCitation":"[21]","noteIndex":0},"citationItems":[{"id":325,"uris":["http://zotero.org/users/19683069/items/RZXWU88A"],"itemData":{"id":325,"type":"article","abstract":"This paper presents a comprehensive review of methods covering significant subjective and objective human stress detection techniques available in the literature. The methods for measuring human stress responses could include subjective questionnaires (developed by psychologists) and objective markers observed using data from wearable and non-wearable sensors. In particular, wearable sensor-based methods commonly use data from electroencephalography, electrocardiogram, galvanic skin response, electromyography, electrodermal activity, heart rate, heart rate variability, and photoplethysmography both individually and in multimodal fusion strategies. Whereas, methods based on non-wearable sensors include strategies such as analyzing pupil dilation and speech, smartphone data, eye movement, body posture, and thermal imaging. Whenever a stressful situation is encountered by an individual, physiological, physical, or behavioral change is induced which help in coping with the challenge at hand. A wide range of studies has attempted to establish a relationship between these stressful situations and the response of human beings by using different kinds of psychological, physiological, physical, and behavioral measures. Inspired by the lack of availability of a definitive verdict about the relationship of human stress with these different kinds of markers, a detailed survey about human stress detection methods is conducted in this paper. In particular, we explore how stress detection methods can benefit from artificial intelligence utilizing relevant data from various sources. This review will prove to be a reference document that would provide guidelines for future research enabling effective detection of human stress conditions.","DOI":"10.48550/ARXIV.2202.03033","license":"Creative Commons Attribution 4.0 International","note":"version: 2","publisher":"arXiv","source":"DOI.org (Datacite)","title":"Human Stress Assessment: A Comprehensive Review of Methods Using Wearable Sensors and Non-wearable Techniques","title-short":"Human Stress Assessment","URL":"https://arxiv.org/abs/2202.03033","author":[{"family":"Arsalan","given":"Aamir"},{"family":"Majid","given":"Muhammad"},{"family":"Nizami","given":"Imran Fareed"},{"family":"Manzoor","given":"Waleed"},{"family":"Anwar","given":"Syed Muhammad"},{"family":"Ryu","given":"Jihyoung"}],"accessed":{"date-parts":[["2026",9,12]]},"issued":{"date-parts":[["2022"]]}}}],"schema":"https://github.com/citation-style-language/schema/raw/master/csl-citation.json"} </w:instrText>
+        <w:instrText xml:space="preserve"> ADDIN ZOTERO_ITEM CSL_CITATION {"citationID":"6ZthrcD4","properties":{"unsorted":false,"formattedCitation":"[22]","plainCitation":"[22]","noteIndex":0},"citationItems":[{"id":325,"uris":["http://zotero.org/users/19683069/items/RZXWU88A"],"itemData":{"id":325,"type":"article","abstract":"This paper presents a comprehensive review of methods covering significant subjective and objective human stress detection techniques available in the literature. The methods for measuring human stress responses could include subjective questionnaires (developed by psychologists) and objective markers observed using data from wearable and non-wearable sensors. In particular, wearable sensor-based methods commonly use data from electroencephalography, electrocardiogram, galvanic skin response, electromyography, electrodermal activity, heart rate, heart rate variability, and photoplethysmography both individually and in multimodal fusion strategies. Whereas, methods based on non-wearable sensors include strategies such as analyzing pupil dilation and speech, smartphone data, eye movement, body posture, and thermal imaging. Whenever a stressful situation is encountered by an individual, physiological, physical, or behavioral change is induced which help in coping with the challenge at hand. A wide range of studies has attempted to establish a relationship between these stressful situations and the response of human beings by using different kinds of psychological, physiological, physical, and behavioral measures. Inspired by the lack of availability of a definitive verdict about the relationship of human stress with these different kinds of markers, a detailed survey about human stress detection methods is conducted in this paper. In particular, we explore how stress detection methods can benefit from artificial intelligence utilizing relevant data from various sources. This review will prove to be a reference document that would provide guidelines for future research enabling effective detection of human stress conditions.","DOI":"10.48550/ARXIV.2202.03033","license":"Creative Commons Attribution 4.0 International","note":"version: 2","publisher":"arXiv","source":"DOI.org (Datacite)","title":"Human Stress Assessment: A Comprehensive Review of Methods Using Wearable Sensors and Non-wearable Techniques","title-short":"Human Stress Assessment","URL":"https://arxiv.org/abs/2202.03033","author":[{"family":"Arsalan","given":"Aamir"},{"family":"Majid","given":"Muhammad"},{"family":"Nizami","given":"Imran Fareed"},{"family":"Manzoor","given":"Waleed"},{"family":"Anwar","given":"Syed Muhammad"},{"family":"Ryu","given":"Jihyoung"}],"accessed":{"date-parts":[["2026",9,12]]},"issued":{"date-parts":[["2022"]]}}}],"schema":"https://github.com/citation-style-language/schema/raw/master/csl-citation.json"} </w:instrText>
       </w:r>
       <w:r>
         <w:fldChar w:fldCharType="separate"/>
@@ -5085,7 +5644,7 @@
         <w:rPr>
           <w:rFonts w:ascii="Aptos" w:hAnsi="Aptos"/>
         </w:rPr>
-        <w:t>[21]</w:t>
+        <w:t>[22]</w:t>
       </w:r>
       <w:r>
         <w:fldChar w:fldCharType="end"/>
@@ -5102,7 +5661,7 @@
         <w:fldChar w:fldCharType="begin"/>
       </w:r>
       <w:r>
-        <w:instrText xml:space="preserve"> ADDIN ZOTERO_ITEM CSL_CITATION {"citationID":"1JpVKrEt","properties":{"unsorted":false,"formattedCitation":"[12]","plainCitation":"[12]","noteIndex":0},"citationItems":[{"id":292,"uris":["http://zotero.org/users/19683069/items/3G2D8CJN"],"itemData":{"id":292,"type":"article-journal","abstract":"Heart rate variability (HRV) is significantly associated with average heart rate (HR), therefore, HRV actually provides information on two quantities, that is, on HR and its variability. It is difficult to conclude which of these two plays a principal role in the HRV clinical value, or in other words, what is the HR contribution to the clinical significance of HRV. Moreover, the association between HRV and HR is both a physiological phenomenon and a mathematical one. The physiological HRV dependence on HR is determined by the autonomic nervous system activity, but the mathematical one is caused by the nonlinear relationship between RR interval and HR. By employing modification methods of the HRV and HR relationship, it is possible to investigate the HR contribution to the HRV clinical value. Recent studies have shown that the removal of the HR impact on HRV makes HRV more predictive for noncardiac death, however, the enhancement of this impact causes HRV to be a better predictor of cardiovascular mortality. Thus, HR seems to constitute a cardiovascular factor of the HRV predictive ability. HR also influences the reproducibility of HRV, therefore, HR changes should be considered when one compares HRV measurements in a given patient. This review summarizes methodological aspects of investigations of the HRV and HR interaction as well as latest observations concerning its clinical utility. The issues discussed in this article should also refer to any other heart rate dynamics analysis which indices are significantly associated with HR.","container-title":"Annals of Noninvasive Electrocardiology","DOI":"10.1111/anec.12148","ISSN":"1082-720X, 1542-474X","issue":"3","journalAbbreviation":"Noninvasive Electrocardiol","language":"en","license":"http://onlinelibrary.wiley.com/termsAndConditions#vor","page":"207-216","source":"DOI.org (Crossref)","title":"Interaction between Heart Rate and Heart Rate Variability","volume":"19","author":[{"family":"Sacha","given":"Jerzy"}],"issued":{"date-parts":[["2014",5]]}}}],"schema":"https://github.com/citation-style-language/schema/raw/master/csl-citation.json"} </w:instrText>
+        <w:instrText xml:space="preserve"> ADDIN ZOTERO_ITEM CSL_CITATION {"citationID":"1JpVKrEt","properties":{"unsorted":false,"formattedCitation":"[13]","plainCitation":"[13]","noteIndex":0},"citationItems":[{"id":292,"uris":["http://zotero.org/users/19683069/items/3G2D8CJN"],"itemData":{"id":292,"type":"article-journal","abstract":"Heart rate variability (HRV) is significantly associated with average heart rate (HR), therefore, HRV actually provides information on two quantities, that is, on HR and its variability. It is difficult to conclude which of these two plays a principal role in the HRV clinical value, or in other words, what is the HR contribution to the clinical significance of HRV. Moreover, the association between HRV and HR is both a physiological phenomenon and a mathematical one. The physiological HRV dependence on HR is determined by the autonomic nervous system activity, but the mathematical one is caused by the nonlinear relationship between RR interval and HR. By employing modification methods of the HRV and HR relationship, it is possible to investigate the HR contribution to the HRV clinical value. Recent studies have shown that the removal of the HR impact on HRV makes HRV more predictive for noncardiac death, however, the enhancement of this impact causes HRV to be a better predictor of cardiovascular mortality. Thus, HR seems to constitute a cardiovascular factor of the HRV predictive ability. HR also influences the reproducibility of HRV, therefore, HR changes should be considered when one compares HRV measurements in a given patient. This review summarizes methodological aspects of investigations of the HRV and HR interaction as well as latest observations concerning its clinical utility. The issues discussed in this article should also refer to any other heart rate dynamics analysis which indices are significantly associated with HR.","container-title":"Annals of Noninvasive Electrocardiology","DOI":"10.1111/anec.12148","ISSN":"1082-720X, 1542-474X","issue":"3","journalAbbreviation":"Noninvasive Electrocardiol","language":"en","license":"http://onlinelibrary.wiley.com/termsAndConditions#vor","page":"207-216","source":"DOI.org (Crossref)","title":"Interaction between Heart Rate and Heart Rate Variability","volume":"19","author":[{"family":"Sacha","given":"Jerzy"}],"issued":{"date-parts":[["2014",5]]}}}],"schema":"https://github.com/citation-style-language/schema/raw/master/csl-citation.json"} </w:instrText>
       </w:r>
       <w:r>
         <w:fldChar w:fldCharType="separate"/>
@@ -5111,19 +5670,315 @@
         <w:rPr>
           <w:rFonts w:ascii="Aptos" w:hAnsi="Aptos"/>
         </w:rPr>
+        <w:t>[13]</w:t>
+      </w:r>
+      <w:r>
+        <w:fldChar w:fldCharType="end"/>
+      </w:r>
+      <w:r>
+        <w:t xml:space="preserve"> analysis of the link between heart rate and heart rate variability shows that both measures should be interpreted relative to a person's own resting physiology, not against a single population-wide value, because the same autonomic change produces different absolute shifts depending on a person's baseline heart rate. Using continuous data from a large number of wearable users, Presby et al. showed that resting heart rate and heart rate variability follow a predictable daily rhythm for each individual. By first correcting each user's readings for their own time-of-day baseline, the researchers were able to detect and measure the size of both physical and psychological stress events in everyday conditions. Heart rate stayed measurably raised for up to 30 minutes after a high-stress work period, and for several hours after vigorous exercise </w:t>
+      </w:r>
+      <w:r>
+        <w:fldChar w:fldCharType="begin"/>
+      </w:r>
+      <w:r>
+        <w:instrText xml:space="preserve"> ADDIN ZOTERO_ITEM CSL_CITATION {"citationID":"HtkziFXi","properties":{"unsorted":false,"formattedCitation":"[23]","plainCitation":"[23]","noteIndex":0},"citationItems":[{"id":309,"uris":["http://zotero.org/users/19683069/items/ICJKIN9A"],"itemData":{"id":309,"type":"article-journal","abstract":"Stress contributes to the progression of many diseases. Despite stress’ contribution towards disease, few methods for continuously measuring stress exist. We investigated if continuously measured cardiovascular signals from a wearable device can be used as markers of stress. Using wearable technology (WHOOP Inc, Boston, MA) that continuously measures and calculates heart rate (HR) and heart rate variability (root-mean-square of successive differences; HRV), we assessed duration and magnitude of deviations in HR and HRV around the time of a run (from 23665 runs) or high-stress work (from 8928 high-stress work events) in free-living conditions. HR and HRV were assessed only when participants were motionless (HR\n              motionless\n              ). Runs were grouped into light, moderate, and vigorous runs to determine dose response relationships. When examining HR\n              motionless\n              and HRV throughout the day, we found that these metrics display circadian rhythms; therefore, we normalized HR\n              motionless\n              and HRV measures for each participant relative to the time of day. Relative to the period within 30 minutes leading up to a run, HR\n              motionless\n              is elevated for up to 180–210 minutes following a moderate or vigorous run (P&lt;0.05) and is unchanged or reduced following a light run. HRV is reduced for at least 300 minutes following a moderate or vigorous run (P&lt;0.05) and is unchanged during a light run. Relative to the period within 30 minutes leading up to high-stress work, HR\n              motionless\n              is elevated during and for up to 30 minutes following high-stress work. HRV tends to be lower during high-stress work (P = 0.06) and is significantly lower 90–300 minutes after the end of the activity (P&lt;0.05). These results demonstrate that wearables can quantify stressful events, which may be used to provide feedback to help individuals manage stress.","container-title":"PLOS ONE","DOI":"10.1371/journal.pone.0285332","ISSN":"1932-6203","issue":"6","journalAbbreviation":"PLoS ONE","language":"en","page":"e0285332","source":"DOI.org (Crossref)","title":"Wearable derived cardiovascular responses to stressors in free-living conditions","volume":"18","author":[{"family":"Presby","given":"David M."},{"family":"Jasinski","given":"Summer R."},{"family":"Capodilupo","given":"Emily R."}],"editor":[{"family":"Selvaraj","given":"Jerritta"}],"issued":{"date-parts":[["2023",6,2]]}}}],"schema":"https://github.com/citation-style-language/schema/raw/master/csl-citation.json"} </w:instrText>
+      </w:r>
+      <w:r>
+        <w:fldChar w:fldCharType="separate"/>
+      </w:r>
+      <w:r>
+        <w:rPr>
+          <w:rFonts w:ascii="Aptos" w:hAnsi="Aptos"/>
+        </w:rPr>
+        <w:t>[23]</w:t>
+      </w:r>
+      <w:r>
+        <w:fldChar w:fldCharType="end"/>
+      </w:r>
+      <w:r>
+        <w:t xml:space="preserve">. Natarajan et al.'s analysis likewise shows that normal heart rate and heart-rate-variability values shift with age, sex, and time of day. This supports the case for a baseline that is personal to each user, rather than one fixed cut-off applied to everyone </w:t>
+      </w:r>
+      <w:r>
+        <w:fldChar w:fldCharType="begin"/>
+      </w:r>
+      <w:r>
+        <w:instrText xml:space="preserve"> ADDIN ZOTERO_ITEM CSL_CITATION {"citationID":"WhjYgLXP","properties":{"unsorted":false,"formattedCitation":"[28]","plainCitation":"[28]","noteIndex":0},"citationItems":[{"id":298,"uris":["http://zotero.org/users/19683069/items/YMPNQ29T"],"itemData":{"id":298,"type":"article-journal","container-title":"The Lancet Digital Health","DOI":"10.1016/S2589-7500(20)30246-6","ISSN":"25897500","issue":"12","journalAbbreviation":"The Lancet Digital Health","language":"en","page":"e650-e657","source":"DOI.org (Crossref)","title":"Heart rate variability with photoplethysmography in 8 million individuals: a cross-sectional study","title-short":"Heart rate variability with photoplethysmography in 8 million individuals","volume":"2","author":[{"family":"Natarajan","given":"Aravind"},{"family":"Pantelopoulos","given":"Alexandros"},{"family":"Emir-Farinas","given":"Hulya"},{"family":"Natarajan","given":"Pradeep"}],"issued":{"date-parts":[["2020",12]]}}}],"schema":"https://github.com/citation-style-language/schema/raw/master/csl-citation.json"} </w:instrText>
+      </w:r>
+      <w:r>
+        <w:fldChar w:fldCharType="separate"/>
+      </w:r>
+      <w:r>
+        <w:rPr>
+          <w:rFonts w:ascii="Aptos" w:hAnsi="Aptos"/>
+        </w:rPr>
+        <w:t>[28]</w:t>
+      </w:r>
+      <w:r>
+        <w:fldChar w:fldCharType="end"/>
+      </w:r>
+      <w:r>
+        <w:t>.</w:t>
+      </w:r>
+    </w:p>
+    <w:p>
+      <w:r>
+        <w:t xml:space="preserve">In terms of what percentage deviation to use, a clinical study that continuously monitored hospitalised patients found that a change of roughly 20% in heart rate or </w:t>
+      </w:r>
+      <w:r>
+        <w:t>respiratory</w:t>
+      </w:r>
+      <w:r>
+        <w:t xml:space="preserve"> rate, sustained for at least 20 minutes, worked well as an “alarm window rule”</w:t>
+      </w:r>
+      <w:r>
+        <w:fldChar w:fldCharType="begin"/>
+      </w:r>
+      <w:r>
+        <w:instrText xml:space="preserve"> ADDIN ZOTERO_ITEM CSL_CITATION {"citationID":"pot2kFcK","properties":{"unsorted":false,"formattedCitation":"[29]","plainCitation":"[29]","noteIndex":0},"citationItems":[{"id":311,"uris":["http://zotero.org/users/19683069/items/3SUUVV8M"],"itemData":{"id":311,"type":"article-journal","abstract":"Abstract\n            \n              Background\n              Presenting symptoms of COVID-19 patients are unusual compared with many other illnesses. Blood pressure, heart rate, and respiratory rate may stay within acceptable ranges as the disease progresses. Consequently, intermittent monitoring does not detect deterioration as it is happening. We investigated whether continuously monitoring heart rate and respiratory rate enables earlier detection of deterioration compared with intermittent monitoring, or introduces any risks.\n            \n            \n              Methods\n              When available, patients admitted to a COVID-19 ward received a wireless wearable sensor which continuously measured heart rate and respiratory rate. Two intensive care unit (ICU) physicians independently assessed sensor data, indicating when an intervention might be necessary (alarms). A third ICU physician independently extracted clinical events from the electronic medical record (EMR events). The primary outcome was the number of true alarms. Secondary outcomes included the time difference between true alarms and EMR events, interrater agreement for the alarms, and severity of EMR events that were not detected.\n            \n            \n              Results\n              In clinical practice, 48 (EMR) events occurred. None of the 4 ICU admissions were detected with the sensor. Of the 62 sensor events, 13 were true alarms (also EMR events). Of these, two were related to rapid response team calls. The true alarms were detected 39 min (SD</w:instrText>
+      </w:r>
+      <w:r>
+        <w:rPr>
+          <w:rFonts w:ascii="Arial" w:hAnsi="Arial" w:cs="Arial"/>
+        </w:rPr>
+        <w:instrText> </w:instrText>
+      </w:r>
+      <w:r>
+        <w:instrText>=</w:instrText>
+      </w:r>
+      <w:r>
+        <w:rPr>
+          <w:rFonts w:ascii="Arial" w:hAnsi="Arial" w:cs="Arial"/>
+        </w:rPr>
+        <w:instrText> </w:instrText>
+      </w:r>
+      <w:r>
+        <w:instrText xml:space="preserve">113) before EMR events, on average. Interrater agreement was 10%. Severity of the 38 non-detected events was similar to the severity of 10 detected events.\n            \n            \n              Conclusion\n              Continuously monitoring heart rate and respiratory rate does not reliably detect deterioration in COVID-19 patients when assessed by ICU physicians.","container-title":"Journal of Medical Systems","DOI":"10.1007/s10916-022-01898-w","ISSN":"1573-689X","issue":"1","journalAbbreviation":"J Med Syst","language":"en","page":"12","source":"DOI.org (Crossref)","title":"Detecting Patient Deterioration Early Using Continuous Heart rate and Respiratory rate Measurements in Hospitalized COVID-19 Patients","volume":"47","author":[{"family":"Peters","given":"Guido M"},{"family":"Peelen","given":"Roel V"},{"family":"Gilissen","given":"Vincent Jhs"},{"family":"Koning","given":"Mark V"},{"family":"Van Harten","given":"Wim H"},{"family":"Doggen","given":"Carine J.M."}],"issued":{"date-parts":[["2023",1,24]]}}}],"schema":"https://github.com/citation-style-language/schema/raw/master/csl-citation.json"} </w:instrText>
+      </w:r>
+      <w:r>
+        <w:fldChar w:fldCharType="separate"/>
+      </w:r>
+      <w:r>
+        <w:rPr>
+          <w:rFonts w:ascii="Aptos" w:hAnsi="Aptos"/>
+        </w:rPr>
+        <w:t>[29]</w:t>
+      </w:r>
+      <w:r>
+        <w:fldChar w:fldCharType="end"/>
+      </w:r>
+      <w:r>
+        <w:t xml:space="preserve">. It reliably picked up genuine physiological decline while ignoring short-lived noise </w:t>
+      </w:r>
+      <w:r>
+        <w:fldChar w:fldCharType="begin"/>
+      </w:r>
+      <w:r>
+        <w:instrText xml:space="preserve"> ADDIN ZOTERO_ITEM CSL_CITATION {"citationID":"nWm54tNG","properties":{"unsorted":false,"formattedCitation":"[29]","plainCitation":"[29]","noteIndex":0},"citationItems":[{"id":311,"uris":["http://zotero.org/users/19683069/items/3SUUVV8M"],"itemData":{"id":311,"type":"article-journal","abstract":"Abstract\n            \n              Background\n              Presenting symptoms of COVID-19 patients are unusual compared with many other illnesses. Blood pressure, heart rate, and respiratory rate may stay within acceptable ranges as the disease progresses. Consequently, intermittent monitoring does not detect deterioration as it is happening. We investigated whether continuously monitoring heart rate and respiratory rate enables earlier detection of deterioration compared with intermittent monitoring, or introduces any risks.\n            \n            \n              Methods\n              When available, patients admitted to a COVID-19 ward received a wireless wearable sensor which continuously measured heart rate and respiratory rate. Two intensive care unit (ICU) physicians independently assessed sensor data, indicating when an intervention might be necessary (alarms). A third ICU physician independently extracted clinical events from the electronic medical record (EMR events). The primary outcome was the number of true alarms. Secondary outcomes included the time difference between true alarms and EMR events, interrater agreement for the alarms, and severity of EMR events that were not detected.\n            \n            \n              Results\n              In clinical practice, 48 (EMR) events occurred. None of the 4 ICU admissions were detected with the sensor. Of the 62 sensor events, 13 were true alarms (also EMR events). Of these, two were related to rapid response team calls. The true alarms were detected 39 min (SD</w:instrText>
+      </w:r>
+      <w:r>
+        <w:rPr>
+          <w:rFonts w:ascii="Arial" w:hAnsi="Arial" w:cs="Arial"/>
+        </w:rPr>
+        <w:instrText> </w:instrText>
+      </w:r>
+      <w:r>
+        <w:instrText>=</w:instrText>
+      </w:r>
+      <w:r>
+        <w:rPr>
+          <w:rFonts w:ascii="Arial" w:hAnsi="Arial" w:cs="Arial"/>
+        </w:rPr>
+        <w:instrText> </w:instrText>
+      </w:r>
+      <w:r>
+        <w:instrText xml:space="preserve">113) before EMR events, on average. Interrater agreement was 10%. Severity of the 38 non-detected events was similar to the severity of 10 detected events.\n            \n            \n              Conclusion\n              Continuously monitoring heart rate and respiratory rate does not reliably detect deterioration in COVID-19 patients when assessed by ICU physicians.","container-title":"Journal of Medical Systems","DOI":"10.1007/s10916-022-01898-w","ISSN":"1573-689X","issue":"1","journalAbbreviation":"J Med Syst","language":"en","page":"12","source":"DOI.org (Crossref)","title":"Detecting Patient Deterioration Early Using Continuous Heart rate and Respiratory rate Measurements in Hospitalized COVID-19 Patients","volume":"47","author":[{"family":"Peters","given":"Guido M"},{"family":"Peelen","given":"Roel V"},{"family":"Gilissen","given":"Vincent Jhs"},{"family":"Koning","given":"Mark V"},{"family":"Van Harten","given":"Wim H"},{"family":"Doggen","given":"Carine J.M."}],"issued":{"date-parts":[["2023",1,24]]}}}],"schema":"https://github.com/citation-style-language/schema/raw/master/csl-citation.json"} </w:instrText>
+      </w:r>
+      <w:r>
+        <w:fldChar w:fldCharType="separate"/>
+      </w:r>
+      <w:r>
+        <w:rPr>
+          <w:rFonts w:ascii="Aptos" w:hAnsi="Aptos"/>
+        </w:rPr>
+        <w:t>[29]</w:t>
+      </w:r>
+      <w:r>
+        <w:fldChar w:fldCharType="end"/>
+      </w:r>
+      <w:r>
+        <w:t xml:space="preserve">. Hospital early-warning systems such as NEWS2 give their highest deterioration score to any </w:t>
+      </w:r>
+      <w:r>
+        <w:t>HR</w:t>
+      </w:r>
+      <w:r>
+        <w:t xml:space="preserve"> at or below 40 beats per minute (bpm) or above 131</w:t>
+      </w:r>
+      <w:r>
+        <w:t>bpm; and to any RR below 8 breaths/min</w:t>
+      </w:r>
+      <w:r>
+        <w:t xml:space="preserve"> </w:t>
+      </w:r>
+      <w:r>
+        <w:t xml:space="preserve">or above 25 breaths/min, </w:t>
+      </w:r>
+      <w:r>
+        <w:t xml:space="preserve">regardless of the patient's own normal range, because at those extremes the absolute rate is dangerous on its own </w:t>
+      </w:r>
+      <w:r>
+        <w:fldChar w:fldCharType="begin"/>
+      </w:r>
+      <w:r>
+        <w:instrText xml:space="preserve"> ADDIN ZOTERO_ITEM CSL_CITATION {"citationID":"3OqLbwFs","properties":{"unsorted":false,"formattedCitation":"[30]","plainCitation":"[30]","noteIndex":0},"citationItems":[{"id":314,"uris":["http://zotero.org/users/19683069/items/EJUGGU6E"],"itemData":{"id":314,"type":"report","publisher":"Royal COllege of Physicians","title":"National Early Warning Score (NEWS) 2: Standardising the assessment of acute-illness severity in the NHS","URL":"10.1007/s10916-022-01898-w","author":[{"literal":"Royal College of Physicians"}]}}],"schema":"https://github.com/citation-style-language/schema/raw/master/csl-citation.json"} </w:instrText>
+      </w:r>
+      <w:r>
+        <w:fldChar w:fldCharType="separate"/>
+      </w:r>
+      <w:r>
+        <w:rPr>
+          <w:rFonts w:ascii="Aptos" w:hAnsi="Aptos"/>
+        </w:rPr>
+        <w:t>[30]</w:t>
+      </w:r>
+      <w:r>
+        <w:fldChar w:fldCharType="end"/>
+      </w:r>
+      <w:r>
+        <w:t xml:space="preserve">. Therefore, the system will organise the “danger” tiers as follows: </w:t>
+      </w:r>
+      <w:r>
+        <w:t>HR deviation</w:t>
+      </w:r>
+      <w:r>
+        <w:t xml:space="preserve"> </w:t>
+      </w:r>
+      <w:r>
+        <w:t>or RR deviation between</w:t>
+      </w:r>
+      <w:r>
+        <w:t xml:space="preserve"> 0-14% from the baseline as “safe heart rate</w:t>
+      </w:r>
+      <w:r>
+        <w:t>/breath rate</w:t>
+      </w:r>
+      <w:r>
+        <w:t xml:space="preserve">/unstressed”, </w:t>
+      </w:r>
+      <w:r>
+        <w:t xml:space="preserve">HR deviation or RR deviation </w:t>
+      </w:r>
+      <w:r>
+        <w:t>between</w:t>
+      </w:r>
+      <w:r>
+        <w:t xml:space="preserve"> 15-20% from the baseline as </w:t>
+      </w:r>
+      <w:r>
+        <w:lastRenderedPageBreak/>
+        <w:t>“moderately dangerous heart rate</w:t>
+      </w:r>
+      <w:r>
+        <w:t xml:space="preserve">/ </w:t>
+      </w:r>
+      <w:r>
+        <w:t>breath rate</w:t>
+      </w:r>
+      <w:r>
+        <w:t xml:space="preserve"> </w:t>
+      </w:r>
+      <w:r>
+        <w:t>/moderately stressed”, deviations greater than 20% as “severely dangerous heart rate/</w:t>
+      </w:r>
+      <w:r>
+        <w:t xml:space="preserve"> </w:t>
+      </w:r>
+      <w:r>
+        <w:t>breath rate</w:t>
+      </w:r>
+      <w:r>
+        <w:t>/</w:t>
+      </w:r>
+      <w:r>
+        <w:t>severely stressed” and heart rates lower than 40bpm</w:t>
+      </w:r>
+      <w:r>
+        <w:t>/</w:t>
+      </w:r>
+      <w:r>
+        <w:t xml:space="preserve">greater than 131bpm </w:t>
+      </w:r>
+      <w:r>
+        <w:t xml:space="preserve">or respiratory rates below 8 breaths/min/greater than 25 breaths/min </w:t>
+      </w:r>
+      <w:r>
+        <w:t>as “extremely dangerous heart rate</w:t>
+      </w:r>
+      <w:r>
+        <w:t>/</w:t>
+      </w:r>
+      <w:r>
+        <w:t>breath rate</w:t>
+      </w:r>
+      <w:r>
+        <w:t xml:space="preserve"> </w:t>
+      </w:r>
+      <w:r>
+        <w:t>/extremely stressed”. Due to the system focusing on deployment in real-world environments (non-clinical/hospital/lab-controlled conditions), the “alarm window rule” will be shortened to 5 minutes.</w:t>
+      </w:r>
+    </w:p>
+    <w:p>
+      <w:r>
+        <w:t xml:space="preserve">Heart rate has traditionally been measured using the electrocardiogram (ECG), still the clinical reference standard for the heart's electrical activity </w:t>
+      </w:r>
+      <w:r>
+        <w:fldChar w:fldCharType="begin"/>
+      </w:r>
+      <w:r>
+        <w:instrText xml:space="preserve"> ADDIN ZOTERO_ITEM CSL_CITATION {"citationID":"RVZZnv0R","properties":{"unsorted":false,"formattedCitation":"[9]","plainCitation":"[9]","noteIndex":0},"citationItems":[{"id":211,"uris":["http://zotero.org/users/19683069/items/32N7HU3N"],"itemData":{"id":211,"type":"webpage","abstract":"Find out more about ECGs (electrocardiograms), including why they're done, the different types, and what happens.","container-title":"nhs.uk","language":"en","note":"section: conditions","title":"Electrocardiogram (ECG)","URL":"https://www.nhs.uk/tests-and-treatments/electrocardiogram/","accessed":{"date-parts":[["2026",7,23]]},"issued":{"date-parts":[["2017",10,18]]}}}],"schema":"https://github.com/citation-style-language/schema/raw/master/csl-citation.json"} </w:instrText>
+      </w:r>
+      <w:r>
+        <w:fldChar w:fldCharType="separate"/>
+      </w:r>
+      <w:r>
+        <w:rPr>
+          <w:rFonts w:ascii="Aptos" w:hAnsi="Aptos"/>
+        </w:rPr>
+        <w:t>[9]</w:t>
+      </w:r>
+      <w:r>
+        <w:fldChar w:fldCharType="end"/>
+      </w:r>
+      <w:r>
+        <w:t>. Its wired, multi-electrode setup, however, is not practical for a device that is worn continuously</w:t>
+      </w:r>
+      <w:r>
+        <w:fldChar w:fldCharType="begin"/>
+      </w:r>
+      <w:r>
+        <w:instrText xml:space="preserve"> ADDIN ZOTERO_ITEM CSL_CITATION {"citationID":"5QILdatH","properties":{"unsorted":false,"formattedCitation":"[12]","plainCitation":"[12]","noteIndex":0},"citationItems":[{"id":223,"uris":["http://zotero.org/users/19683069/items/EYAPCHIZ"],"itemData":{"id":223,"type":"article-journal","abstract":"Wearable Health Devices (WHDs) are increasingly helping people to better monitor their health status both at an activity/fitness level for self-health tracking and at a medical level providing more data to clinicians with a potential for earlier diagnostic and guidance of treatment. The technology revolution in the miniaturization of electronic devices is enabling to design more reliable and adaptable wearables, contributing for a world-wide change in the health monitoring approach. In this paper we review important aspects in the WHDs area, listing the state-of-the-art of wearable vital signs sensing technologies plus their system architectures and specifications. A focus on vital signs acquired by WHDs is made: first a discussion about the most important vital signs for health assessment using WHDs is presented and then for each vital sign a description is made concerning its origin and effect on heath, monitoring needs, acquisition methods and WHDs and recent scientific developments on the area (electrocardiogram, heart rate, blood pressure, respiration rate, blood oxygen saturation, blood glucose, skin perspiration, capnography, body temperature, motion evaluation, cardiac implantable devices and ambient parameters). A general WHDs system architecture is presented based on the state-of-the-art. After a global review of WHDs, we zoom in into cardiovascular WHDs, analysing commercial devices and their applicability versus quality, extending this subject to smart t-shirts for medical purposes. Furthermore we present a resumed evolution of these devices based on the prototypes developed along the years. Finally we discuss likely market trends and future challenges for the emerging WHDs area.","container-title":"Sensors","DOI":"10.3390/s18082414","ISSN":"1424-8220","issue":"8","journalAbbreviation":"Sensors","language":"en","page":"2414","source":"DOI.org (Crossref)","title":"Wearable Health Devices—Vital Sign Monitoring, Systems and Technologies","volume":"18","author":[{"family":"Dias","given":"Duarte"},{"family":"Paulo Silva Cunha","given":"João"}],"issued":{"date-parts":[["2018",7,25]]}}}],"schema":"https://github.com/citation-style-language/schema/raw/master/csl-citation.json"} </w:instrText>
+      </w:r>
+      <w:r>
+        <w:fldChar w:fldCharType="separate"/>
+      </w:r>
+      <w:r>
+        <w:rPr>
+          <w:rFonts w:ascii="Aptos" w:hAnsi="Aptos"/>
+        </w:rPr>
         <w:t>[12]</w:t>
       </w:r>
       <w:r>
         <w:fldChar w:fldCharType="end"/>
       </w:r>
       <w:r>
-        <w:t xml:space="preserve"> analysis of the link between heart rate and heart rate variability shows that both measures should be interpreted relative to a person's own resting physiology, not against a single population-wide value, because the same autonomic change produces different absolute shifts depending on a person's baseline heart rate. Using continuous data from a large number of wearable users, Presby et al. showed that resting heart rate and heart rate variability follow a predictable daily rhythm for each individual. By first correcting each user's readings for their own time-of-day baseline, the researchers were able to detect and measure the size of both physical and psychological stress events in everyday conditions. Heart rate stayed measurably raised for up to 30 minutes after a high-stress work period, and for several hours after vigorous exercise </w:t>
+        <w:t xml:space="preserve">. Photoplethysmography (PPG) is the usual wearable alternative. It works by shining light into the skin and sensing the resulting change in reflected light caused by blood-volume changes with each heartbeat, following the Beer–Lambert law of light absorption </w:t>
       </w:r>
       <w:r>
         <w:fldChar w:fldCharType="begin"/>
       </w:r>
       <w:r>
-        <w:instrText xml:space="preserve"> ADDIN ZOTERO_ITEM CSL_CITATION {"citationID":"HtkziFXi","properties":{"unsorted":false,"formattedCitation":"[22]","plainCitation":"[22]","noteIndex":0},"citationItems":[{"id":309,"uris":["http://zotero.org/users/19683069/items/ICJKIN9A"],"itemData":{"id":309,"type":"article-journal","abstract":"Stress contributes to the progression of many diseases. Despite stress’ contribution towards disease, few methods for continuously measuring stress exist. We investigated if continuously measured cardiovascular signals from a wearable device can be used as markers of stress. Using wearable technology (WHOOP Inc, Boston, MA) that continuously measures and calculates heart rate (HR) and heart rate variability (root-mean-square of successive differences; HRV), we assessed duration and magnitude of deviations in HR and HRV around the time of a run (from 23665 runs) or high-stress work (from 8928 high-stress work events) in free-living conditions. HR and HRV were assessed only when participants were motionless (HR\n              motionless\n              ). Runs were grouped into light, moderate, and vigorous runs to determine dose response relationships. When examining HR\n              motionless\n              and HRV throughout the day, we found that these metrics display circadian rhythms; therefore, we normalized HR\n              motionless\n              and HRV measures for each participant relative to the time of day. Relative to the period within 30 minutes leading up to a run, HR\n              motionless\n              is elevated for up to 180–210 minutes following a moderate or vigorous run (P&lt;0.05) and is unchanged or reduced following a light run. HRV is reduced for at least 300 minutes following a moderate or vigorous run (P&lt;0.05) and is unchanged during a light run. Relative to the period within 30 minutes leading up to high-stress work, HR\n              motionless\n              is elevated during and for up to 30 minutes following high-stress work. HRV tends to be lower during high-stress work (P = 0.06) and is significantly lower 90–300 minutes after the end of the activity (P&lt;0.05). These results demonstrate that wearables can quantify stressful events, which may be used to provide feedback to help individuals manage stress.","container-title":"PLOS ONE","DOI":"10.1371/journal.pone.0285332","ISSN":"1932-6203","issue":"6","journalAbbreviation":"PLoS ONE","language":"en","page":"e0285332","source":"DOI.org (Crossref)","title":"Wearable derived cardiovascular responses to stressors in free-living conditions","volume":"18","author":[{"family":"Presby","given":"David M."},{"family":"Jasinski","given":"Summer R."},{"family":"Capodilupo","given":"Emily R."}],"editor":[{"family":"Selvaraj","given":"Jerritta"}],"issued":{"date-parts":[["2023",6,2]]}}}],"schema":"https://github.com/citation-style-language/schema/raw/master/csl-citation.json"} </w:instrText>
+        <w:instrText xml:space="preserve"> ADDIN ZOTERO_ITEM CSL_CITATION {"citationID":"KQEooT1m","properties":{"unsorted":false,"formattedCitation":"[1]","plainCitation":"[1]","noteIndex":0},"citationItems":[{"id":244,"uris":["http://zotero.org/users/19683069/items/44U4YJ92"],"itemData":{"id":244,"type":"article-journal","abstract":"Beyond its use in the clinical environment, the photoplethysmogram is increasingly used for the purpose of measuring the physiological state of an individual in daily life. This review aims to examine existing research of the photoplethysmogram concerning its generation mechanisms, measurement principles, clinical applications, noise definition, pre-processing techniques, feature detection techniques, and post-processing techniques for photoplethysmogram processing, especially from an engineering point of view. We performed an extensive search of the PubMed, Google Scholar, Institute of Electrical and Electronics Engineers (IEEE), ScienceDirect, and Web of Science databases. The exclusion conditions did not include the year of publication, but articles not published in English were excluded. Based on 118 articles, we identified four main topics of enabling the PPG: (A) PPG waveform, (B) PPG features and clinical applications, including basic features based on the original PPG waveform, combined features of the PPG, and derivative features of the PPG, (C) PPG noise, including motion artifact baseline wandering and hypoperfusion, and (D) PPG signal processing, including PPG preprocessing, PPG peak detection, and signal quality index. The application field of the photoplethysmogram has been extending beyond the clinical to the mobile environment. Although there is no standardized preprocessing pipeline for PPG signal processing, as PPG data is acquired and accumulated in various ways, the recently proposed machine learning-based method is expected to offer a promising solution.","container-title":"Frontiers in Physiology","DOI":"10.3389/fphys.2021.808451","ISSN":"1664-042X","journalAbbreviation":"Front. Physiol.","language":"English","publisher":"Frontiers","source":"Frontiers","title":"Photoplethysmogram Analysis and Applications: An Integrative Review","title-short":"Photoplethysmogram Analysis and Applications","URL":"https://www.frontiersin.org/journals/physiology/articles/10.3389/fphys.2021.808451/full","volume":"12","author":[{"family":"Park","given":"Junyung"},{"family":"Seok","given":"Hyeon Seok"},{"family":"Kim","given":"Sang-Su"},{"family":"Shin","given":"Hangsik"}],"accessed":{"date-parts":[["2026",7,26]]},"issued":{"date-parts":[["2022",3,1]]}}}],"schema":"https://github.com/citation-style-language/schema/raw/master/csl-citation.json"} </w:instrText>
       </w:r>
       <w:r>
         <w:fldChar w:fldCharType="separate"/>
@@ -5132,198 +5987,7 @@
         <w:rPr>
           <w:rFonts w:ascii="Aptos" w:hAnsi="Aptos"/>
         </w:rPr>
-        <w:t>[22]</w:t>
-      </w:r>
-      <w:r>
-        <w:fldChar w:fldCharType="end"/>
-      </w:r>
-      <w:r>
-        <w:t xml:space="preserve">. Natarajan et al.'s analysis likewise shows that normal heart rate and heart-rate-variability values shift with age, sex, and time of day. This supports the case for a baseline that is personal to each user, rather than one fixed cut-off applied to everyone </w:t>
-      </w:r>
-      <w:r>
-        <w:fldChar w:fldCharType="begin"/>
-      </w:r>
-      <w:r>
-        <w:instrText xml:space="preserve"> ADDIN ZOTERO_ITEM CSL_CITATION {"citationID":"WhjYgLXP","properties":{"unsorted":false,"formattedCitation":"[27]","plainCitation":"[27]","noteIndex":0},"citationItems":[{"id":298,"uris":["http://zotero.org/users/19683069/items/YMPNQ29T"],"itemData":{"id":298,"type":"article-journal","container-title":"The Lancet Digital Health","DOI":"10.1016/S2589-7500(20)30246-6","ISSN":"25897500","issue":"12","journalAbbreviation":"The Lancet Digital Health","language":"en","page":"e650-e657","source":"DOI.org (Crossref)","title":"Heart rate variability with photoplethysmography in 8 million individuals: a cross-sectional study","title-short":"Heart rate variability with photoplethysmography in 8 million individuals","volume":"2","author":[{"family":"Natarajan","given":"Aravind"},{"family":"Pantelopoulos","given":"Alexandros"},{"family":"Emir-Farinas","given":"Hulya"},{"family":"Natarajan","given":"Pradeep"}],"issued":{"date-parts":[["2020",12]]}}}],"schema":"https://github.com/citation-style-language/schema/raw/master/csl-citation.json"} </w:instrText>
-      </w:r>
-      <w:r>
-        <w:fldChar w:fldCharType="separate"/>
-      </w:r>
-      <w:r>
-        <w:rPr>
-          <w:rFonts w:ascii="Aptos" w:hAnsi="Aptos"/>
-        </w:rPr>
-        <w:t>[27]</w:t>
-      </w:r>
-      <w:r>
-        <w:fldChar w:fldCharType="end"/>
-      </w:r>
-      <w:r>
-        <w:t>.</w:t>
-      </w:r>
-    </w:p>
-    <w:p>
-      <w:r>
-        <w:t>In terms of what percentage deviation to use, a clinical study that continuously monitored hospitalised patients found that a change of roughly 20% in heart rate or breathing rate, sustained for at least 20 minutes, worked well as an “alarm window rule”</w:t>
-      </w:r>
-      <w:r>
-        <w:fldChar w:fldCharType="begin"/>
-      </w:r>
-      <w:r>
-        <w:instrText xml:space="preserve"> ADDIN ZOTERO_ITEM CSL_CITATION {"citationID":"pot2kFcK","properties":{"unsorted":false,"formattedCitation":"[28]","plainCitation":"[28]","noteIndex":0},"citationItems":[{"id":311,"uris":["http://zotero.org/users/19683069/items/3SUUVV8M"],"itemData":{"id":311,"type":"article-journal","abstract":"Abstract\n            \n              Background\n              Presenting symptoms of COVID-19 patients are unusual compared with many other illnesses. Blood pressure, heart rate, and respiratory rate may stay within acceptable ranges as the disease progresses. Consequently, intermittent monitoring does not detect deterioration as it is happening. We investigated whether continuously monitoring heart rate and respiratory rate enables earlier detection of deterioration compared with intermittent monitoring, or introduces any risks.\n            \n            \n              Methods\n              When available, patients admitted to a COVID-19 ward received a wireless wearable sensor which continuously measured heart rate and respiratory rate. Two intensive care unit (ICU) physicians independently assessed sensor data, indicating when an intervention might be necessary (alarms). A third ICU physician independently extracted clinical events from the electronic medical record (EMR events). The primary outcome was the number of true alarms. Secondary outcomes included the time difference between true alarms and EMR events, interrater agreement for the alarms, and severity of EMR events that were not detected.\n            \n            \n              Results\n              In clinical practice, 48 (EMR) events occurred. None of the 4 ICU admissions were detected with the sensor. Of the 62 sensor events, 13 were true alarms (also EMR events). Of these, two were related to rapid response team calls. The true alarms were detected 39 min (SD</w:instrText>
-      </w:r>
-      <w:r>
-        <w:rPr>
-          <w:rFonts w:ascii="Arial" w:hAnsi="Arial" w:cs="Arial"/>
-        </w:rPr>
-        <w:instrText> </w:instrText>
-      </w:r>
-      <w:r>
-        <w:instrText>=</w:instrText>
-      </w:r>
-      <w:r>
-        <w:rPr>
-          <w:rFonts w:ascii="Arial" w:hAnsi="Arial" w:cs="Arial"/>
-        </w:rPr>
-        <w:instrText> </w:instrText>
-      </w:r>
-      <w:r>
-        <w:instrText xml:space="preserve">113) before EMR events, on average. Interrater agreement was 10%. Severity of the 38 non-detected events was similar to the severity of 10 detected events.\n            \n            \n              Conclusion\n              Continuously monitoring heart rate and respiratory rate does not reliably detect deterioration in COVID-19 patients when assessed by ICU physicians.","container-title":"Journal of Medical Systems","DOI":"10.1007/s10916-022-01898-w","ISSN":"1573-689X","issue":"1","journalAbbreviation":"J Med Syst","language":"en","page":"12","source":"DOI.org (Crossref)","title":"Detecting Patient Deterioration Early Using Continuous Heart rate and Respiratory rate Measurements in Hospitalized COVID-19 Patients","volume":"47","author":[{"family":"Peters","given":"Guido M"},{"family":"Peelen","given":"Roel V"},{"family":"Gilissen","given":"Vincent Jhs"},{"family":"Koning","given":"Mark V"},{"family":"Van Harten","given":"Wim H"},{"family":"Doggen","given":"Carine J.M."}],"issued":{"date-parts":[["2023",1,24]]}}}],"schema":"https://github.com/citation-style-language/schema/raw/master/csl-citation.json"} </w:instrText>
-      </w:r>
-      <w:r>
-        <w:fldChar w:fldCharType="separate"/>
-      </w:r>
-      <w:r>
-        <w:rPr>
-          <w:rFonts w:ascii="Aptos" w:hAnsi="Aptos"/>
-        </w:rPr>
-        <w:t>[28]</w:t>
-      </w:r>
-      <w:r>
-        <w:fldChar w:fldCharType="end"/>
-      </w:r>
-      <w:r>
-        <w:t xml:space="preserve">. It reliably picked up genuine physiological decline while ignoring short-lived </w:t>
-      </w:r>
-      <w:r>
-        <w:lastRenderedPageBreak/>
-        <w:t xml:space="preserve">noise </w:t>
-      </w:r>
-      <w:r>
-        <w:fldChar w:fldCharType="begin"/>
-      </w:r>
-      <w:r>
-        <w:instrText xml:space="preserve"> ADDIN ZOTERO_ITEM CSL_CITATION {"citationID":"nWm54tNG","properties":{"unsorted":false,"formattedCitation":"[28]","plainCitation":"[28]","noteIndex":0},"citationItems":[{"id":311,"uris":["http://zotero.org/users/19683069/items/3SUUVV8M"],"itemData":{"id":311,"type":"article-journal","abstract":"Abstract\n            \n              Background\n              Presenting symptoms of COVID-19 patients are unusual compared with many other illnesses. Blood pressure, heart rate, and respiratory rate may stay within acceptable ranges as the disease progresses. Consequently, intermittent monitoring does not detect deterioration as it is happening. We investigated whether continuously monitoring heart rate and respiratory rate enables earlier detection of deterioration compared with intermittent monitoring, or introduces any risks.\n            \n            \n              Methods\n              When available, patients admitted to a COVID-19 ward received a wireless wearable sensor which continuously measured heart rate and respiratory rate. Two intensive care unit (ICU) physicians independently assessed sensor data, indicating when an intervention might be necessary (alarms). A third ICU physician independently extracted clinical events from the electronic medical record (EMR events). The primary outcome was the number of true alarms. Secondary outcomes included the time difference between true alarms and EMR events, interrater agreement for the alarms, and severity of EMR events that were not detected.\n            \n            \n              Results\n              In clinical practice, 48 (EMR) events occurred. None of the 4 ICU admissions were detected with the sensor. Of the 62 sensor events, 13 were true alarms (also EMR events). Of these, two were related to rapid response team calls. The true alarms were detected 39 min (SD</w:instrText>
-      </w:r>
-      <w:r>
-        <w:rPr>
-          <w:rFonts w:ascii="Arial" w:hAnsi="Arial" w:cs="Arial"/>
-        </w:rPr>
-        <w:instrText> </w:instrText>
-      </w:r>
-      <w:r>
-        <w:instrText>=</w:instrText>
-      </w:r>
-      <w:r>
-        <w:rPr>
-          <w:rFonts w:ascii="Arial" w:hAnsi="Arial" w:cs="Arial"/>
-        </w:rPr>
-        <w:instrText> </w:instrText>
-      </w:r>
-      <w:r>
-        <w:instrText xml:space="preserve">113) before EMR events, on average. Interrater agreement was 10%. Severity of the 38 non-detected events was similar to the severity of 10 detected events.\n            \n            \n              Conclusion\n              Continuously monitoring heart rate and respiratory rate does not reliably detect deterioration in COVID-19 patients when assessed by ICU physicians.","container-title":"Journal of Medical Systems","DOI":"10.1007/s10916-022-01898-w","ISSN":"1573-689X","issue":"1","journalAbbreviation":"J Med Syst","language":"en","page":"12","source":"DOI.org (Crossref)","title":"Detecting Patient Deterioration Early Using Continuous Heart rate and Respiratory rate Measurements in Hospitalized COVID-19 Patients","volume":"47","author":[{"family":"Peters","given":"Guido M"},{"family":"Peelen","given":"Roel V"},{"family":"Gilissen","given":"Vincent Jhs"},{"family":"Koning","given":"Mark V"},{"family":"Van Harten","given":"Wim H"},{"family":"Doggen","given":"Carine J.M."}],"issued":{"date-parts":[["2023",1,24]]}}}],"schema":"https://github.com/citation-style-language/schema/raw/master/csl-citation.json"} </w:instrText>
-      </w:r>
-      <w:r>
-        <w:fldChar w:fldCharType="separate"/>
-      </w:r>
-      <w:r>
-        <w:rPr>
-          <w:rFonts w:ascii="Aptos" w:hAnsi="Aptos"/>
-        </w:rPr>
-        <w:t>[28]</w:t>
-      </w:r>
-      <w:r>
-        <w:fldChar w:fldCharType="end"/>
-      </w:r>
-      <w:r>
-        <w:t xml:space="preserve">. Hospital early-warning systems such as NEWS2 give their highest deterioration score to any heart rate at or below 40 beats per minute (bpm) or at or above 131, regardless of the patient's own normal range, because at those extremes the absolute rate is dangerous on its own </w:t>
-      </w:r>
-      <w:r>
-        <w:fldChar w:fldCharType="begin"/>
-      </w:r>
-      <w:r>
-        <w:instrText xml:space="preserve"> ADDIN ZOTERO_ITEM CSL_CITATION {"citationID":"3OqLbwFs","properties":{"unsorted":false,"formattedCitation":"[29]","plainCitation":"[29]","noteIndex":0},"citationItems":[{"id":314,"uris":["http://zotero.org/users/19683069/items/EJUGGU6E"],"itemData":{"id":314,"type":"report","publisher":"Royal COllege of Physicians","title":"National Early Warning Score (NEWS) 2: Standardising the assessment of acute-illness severity in the NHS","URL":"10.1007/s10916-022-01898-w","author":[{"literal":"Royal College of Physicians"}]}}],"schema":"https://github.com/citation-style-language/schema/raw/master/csl-citation.json"} </w:instrText>
-      </w:r>
-      <w:r>
-        <w:fldChar w:fldCharType="separate"/>
-      </w:r>
-      <w:r>
-        <w:rPr>
-          <w:rFonts w:ascii="Aptos" w:hAnsi="Aptos"/>
-        </w:rPr>
-        <w:t>[29]</w:t>
-      </w:r>
-      <w:r>
-        <w:fldChar w:fldCharType="end"/>
-      </w:r>
-      <w:r>
-        <w:t>. Therefore, the system will organise the “danger” tiers as follows: heart rates deviating within 0-14% from the baseline as “safe heart rate/unstressed”, heart rates deviating within 15-20% from the baseline as “moderately dangerous heart rate/moderately stressed”, deviations greater than 20% as “severely dangerous heart rate/severely stressed” and heart rates lower than 40bpm and greater than 131bpm as “extremely dangerous heart rate/extremely stressed”. Due to the system focusing on deployment in real-world environments (non-clinical/hospital/lab-controlled conditions), the “alarm window rule” will be shortened to 5 minutes.</w:t>
-      </w:r>
-    </w:p>
-    <w:p>
-      <w:r>
-        <w:t xml:space="preserve">Heart rate has traditionally been measured using the electrocardiogram (ECG), still the clinical reference standard for the heart's electrical activity </w:t>
-      </w:r>
-      <w:r>
-        <w:fldChar w:fldCharType="begin"/>
-      </w:r>
-      <w:r>
-        <w:instrText xml:space="preserve"> ADDIN ZOTERO_ITEM CSL_CITATION {"citationID":"RVZZnv0R","properties":{"unsorted":false,"formattedCitation":"[7]","plainCitation":"[7]","noteIndex":0},"citationItems":[{"id":211,"uris":["http://zotero.org/users/19683069/items/32N7HU3N"],"itemData":{"id":211,"type":"webpage","abstract":"Find out more about ECGs (electrocardiograms), including why they're done, the different types, and what happens.","container-title":"nhs.uk","language":"en","note":"section: conditions","title":"Electrocardiogram (ECG)","URL":"https://www.nhs.uk/tests-and-treatments/electrocardiogram/","accessed":{"date-parts":[["2026",7,23]]},"issued":{"date-parts":[["2017",10,18]]}}}],"schema":"https://github.com/citation-style-language/schema/raw/master/csl-citation.json"} </w:instrText>
-      </w:r>
-      <w:r>
-        <w:fldChar w:fldCharType="separate"/>
-      </w:r>
-      <w:r>
-        <w:t>[7]</w:t>
-      </w:r>
-      <w:r>
-        <w:fldChar w:fldCharType="end"/>
-      </w:r>
-      <w:r>
-        <w:t>. Its wired, multi-electrode setup, however, is not practical for a device that is worn continuously</w:t>
-      </w:r>
-      <w:r>
-        <w:fldChar w:fldCharType="begin"/>
-      </w:r>
-      <w:r>
-        <w:instrText xml:space="preserve"> ADDIN ZOTERO_ITEM CSL_CITATION {"citationID":"5QILdatH","properties":{"unsorted":false,"formattedCitation":"[11]","plainCitation":"[11]","noteIndex":0},"citationItems":[{"id":223,"uris":["http://zotero.org/users/19683069/items/EYAPCHIZ"],"itemData":{"id":223,"type":"article-journal","abstract":"Wearable Health Devices (WHDs) are increasingly helping people to better monitor their health status both at an activity/fitness level for self-health tracking and at a medical level providing more data to clinicians with a potential for earlier diagnostic and guidance of treatment. The technology revolution in the miniaturization of electronic devices is enabling to design more reliable and adaptable wearables, contributing for a world-wide change in the health monitoring approach. In this paper we review important aspects in the WHDs area, listing the state-of-the-art of wearable vital signs sensing technologies plus their system architectures and specifications. A focus on vital signs acquired by WHDs is made: first a discussion about the most important vital signs for health assessment using WHDs is presented and then for each vital sign a description is made concerning its origin and effect on heath, monitoring needs, acquisition methods and WHDs and recent scientific developments on the area (electrocardiogram, heart rate, blood pressure, respiration rate, blood oxygen saturation, blood glucose, skin perspiration, capnography, body temperature, motion evaluation, cardiac implantable devices and ambient parameters). A general WHDs system architecture is presented based on the state-of-the-art. After a global review of WHDs, we zoom in into cardiovascular WHDs, analysing commercial devices and their applicability versus quality, extending this subject to smart t-shirts for medical purposes. Furthermore we present a resumed evolution of these devices based on the prototypes developed along the years. Finally we discuss likely market trends and future challenges for the emerging WHDs area.","container-title":"Sensors","DOI":"10.3390/s18082414","ISSN":"1424-8220","issue":"8","journalAbbreviation":"Sensors","language":"en","page":"2414","source":"DOI.org (Crossref)","title":"Wearable Health Devices—Vital Sign Monitoring, Systems and Technologies","volume":"18","author":[{"family":"Dias","given":"Duarte"},{"family":"Paulo Silva Cunha","given":"João"}],"issued":{"date-parts":[["2018",7,25]]}}}],"schema":"https://github.com/citation-style-language/schema/raw/master/csl-citation.json"} </w:instrText>
-      </w:r>
-      <w:r>
-        <w:fldChar w:fldCharType="separate"/>
-      </w:r>
-      <w:r>
-        <w:rPr>
-          <w:rFonts w:ascii="Aptos" w:hAnsi="Aptos"/>
-        </w:rPr>
-        <w:t>[11]</w:t>
-      </w:r>
-      <w:r>
-        <w:fldChar w:fldCharType="end"/>
-      </w:r>
-      <w:r>
-        <w:t xml:space="preserve">. Photoplethysmography (PPG) is the usual wearable alternative. It works by shining light into the skin and sensing the resulting change in reflected light caused by blood-volume changes with each heartbeat, following the Beer–Lambert law of light absorption </w:t>
-      </w:r>
-      <w:r>
-        <w:fldChar w:fldCharType="begin"/>
-      </w:r>
-      <w:r>
-        <w:instrText xml:space="preserve"> ADDIN ZOTERO_ITEM CSL_CITATION {"citationID":"KQEooT1m","properties":{"unsorted":false,"formattedCitation":"[8]","plainCitation":"[8]","noteIndex":0},"citationItems":[{"id":244,"uris":["http://zotero.org/users/19683069/items/44U4YJ92"],"itemData":{"id":244,"type":"article-journal","abstract":"Beyond its use in the clinical environment, the photoplethysmogram is increasingly used for the purpose of measuring the physiological state of an individual in daily life. This review aims to examine existing research of the photoplethysmogram concerning its generation mechanisms, measurement principles, clinical applications, noise definition, pre-processing techniques, feature detection techniques, and post-processing techniques for photoplethysmogram processing, especially from an engineering point of view. We performed an extensive search of the PubMed, Google Scholar, Institute of Electrical and Electronics Engineers (IEEE), ScienceDirect, and Web of Science databases. The exclusion conditions did not include the year of publication, but articles not published in English were excluded. Based on 118 articles, we identified four main topics of enabling the PPG: (A) PPG waveform, (B) PPG features and clinical applications, including basic features based on the original PPG waveform, combined features of the PPG, and derivative features of the PPG, (C) PPG noise, including motion artifact baseline wandering and hypoperfusion, and (D) PPG signal processing, including PPG preprocessing, PPG peak detection, and signal quality index. The application field of the photoplethysmogram has been extending beyond the clinical to the mobile environment. Although there is no standardized preprocessing pipeline for PPG signal processing, as PPG data is acquired and accumulated in various ways, the recently proposed machine learning-based method is expected to offer a promising solution.","container-title":"Frontiers in Physiology","DOI":"10.3389/fphys.2021.808451","ISSN":"1664-042X","journalAbbreviation":"Front. Physiol.","language":"English","publisher":"Frontiers","source":"Frontiers","title":"Photoplethysmogram Analysis and Applications: An Integrative Review","title-short":"Photoplethysmogram Analysis and Applications","URL":"https://www.frontiersin.org/journals/physiology/articles/10.3389/fphys.2021.808451/full","volume":"12","author":[{"family":"Park","given":"Junyung"},{"family":"Seok","given":"Hyeon Seok"},{"family":"Kim","given":"Sang-Su"},{"family":"Shin","given":"Hangsik"}],"accessed":{"date-parts":[["2026",7,26]]},"issued":{"date-parts":[["2022",3,1]]}}}],"schema":"https://github.com/citation-style-language/schema/raw/master/csl-citation.json"} </w:instrText>
-      </w:r>
-      <w:r>
-        <w:fldChar w:fldCharType="separate"/>
-      </w:r>
-      <w:r>
-        <w:t>[8]</w:t>
+        <w:t>[1]</w:t>
       </w:r>
       <w:r>
         <w:fldChar w:fldCharType="end"/>
@@ -5338,7 +6002,6 @@
               <w:rPr>
                 <w:rFonts w:ascii="Cambria Math" w:hAnsi="Cambria Math"/>
                 <w:i/>
-                <w:highlight w:val="green"/>
               </w:rPr>
             </m:ctrlPr>
           </m:sSupPr>
@@ -5346,7 +6009,6 @@
             <m:r>
               <w:rPr>
                 <w:rFonts w:ascii="Cambria Math" w:hAnsi="Cambria Math"/>
-                <w:highlight w:val="green"/>
               </w:rPr>
               <m:t>R</m:t>
             </m:r>
@@ -5355,7 +6017,6 @@
             <m:r>
               <w:rPr>
                 <w:rFonts w:ascii="Cambria Math" w:hAnsi="Cambria Math"/>
-                <w:highlight w:val="green"/>
               </w:rPr>
               <m:t>2</m:t>
             </m:r>
@@ -5364,7 +6025,6 @@
         <m:r>
           <w:rPr>
             <w:rFonts w:ascii="Cambria Math" w:hAnsi="Cambria Math"/>
-            <w:highlight w:val="green"/>
           </w:rPr>
           <m:t>=(0.9837)</m:t>
         </m:r>
@@ -5376,7 +6036,7 @@
         <w:fldChar w:fldCharType="begin"/>
       </w:r>
       <w:r>
-        <w:instrText xml:space="preserve"> ADDIN ZOTERO_ITEM CSL_CITATION {"citationID":"0K9Eu15z","properties":{"unsorted":false,"formattedCitation":"[17]","plainCitation":"[17]","noteIndex":0},"citationItems":[{"id":300,"uris":["http://zotero.org/users/19683069/items/WFLMTXV4"],"itemData":{"id":300,"type":"article-journal","abstract":"Prolonged exposure to high-stress environments can lead to mental illnesses such as anxiety disorders, depression, and posttraumatic stress disorder. Here, a wearable device utilizing photoplethysmography (PPG) technology is developed to noninvasively measure physiological signals and analyze heart rate variability (HRV) parameters. Traditional normative HRV databases typically do not account for responses induced by specific stressors such as cognitive tasks. Therefore, machine learning is used to build a more dynamic stress assessment model. Machine learning can capture complex nonlinear relationships among HRV parameters during stress-inducing tasks, adapts to individual stress response variations, and provides real-time stress level predictions. Furthermore, machine learning models can integrate temporal patterns in HRV data to achieve nuanced stress level assessment. This study examines the feasibility of PPG signals and validates the developed stress model. The RR intervals derived from PPG signals were highly positively correlated with those from electrocardiography signals (correlation coefficient</w:instrText>
+        <w:instrText xml:space="preserve"> ADDIN ZOTERO_ITEM CSL_CITATION {"citationID":"0K9Eu15z","properties":{"unsorted":false,"formattedCitation":"[18]","plainCitation":"[18]","noteIndex":0},"citationItems":[{"id":300,"uris":["http://zotero.org/users/19683069/items/WFLMTXV4"],"itemData":{"id":300,"type":"article-journal","abstract":"Prolonged exposure to high-stress environments can lead to mental illnesses such as anxiety disorders, depression, and posttraumatic stress disorder. Here, a wearable device utilizing photoplethysmography (PPG) technology is developed to noninvasively measure physiological signals and analyze heart rate variability (HRV) parameters. Traditional normative HRV databases typically do not account for responses induced by specific stressors such as cognitive tasks. Therefore, machine learning is used to build a more dynamic stress assessment model. Machine learning can capture complex nonlinear relationships among HRV parameters during stress-inducing tasks, adapts to individual stress response variations, and provides real-time stress level predictions. Furthermore, machine learning models can integrate temporal patterns in HRV data to achieve nuanced stress level assessment. This study examines the feasibility of PPG signals and validates the developed stress model. The RR intervals derived from PPG signals were highly positively correlated with those from electrocardiography signals (correlation coefficient</w:instrText>
       </w:r>
       <w:r>
         <w:rPr>
@@ -5457,7 +6117,7 @@
         <w:rPr>
           <w:rFonts w:ascii="Aptos" w:hAnsi="Aptos"/>
         </w:rPr>
-        <w:t>[17]</w:t>
+        <w:t>[18]</w:t>
       </w:r>
       <w:r>
         <w:fldChar w:fldCharType="end"/>
@@ -5469,7 +6129,7 @@
         <w:fldChar w:fldCharType="begin"/>
       </w:r>
       <w:r>
-        <w:instrText xml:space="preserve"> ADDIN ZOTERO_ITEM CSL_CITATION {"citationID":"Nrul9qA3","properties":{"unsorted":false,"formattedCitation":"[30]","plainCitation":"[30]","noteIndex":0},"citationItems":[{"id":238,"uris":["http://zotero.org/users/19683069/items/7GXUXBQS"],"itemData":{"id":238,"type":"paper-conference","abstract":"The aim of this article is evaluation and comparison of three different signals from three different sensors in application of monitoring the Heart Rate (HR) of the human body. Authors assembled two different types of fiber optic sensors. The first type of sensor uses Fiber Bragg Grating (FBG) and monitoring of heart rate is based on Ballistocardiography (BCG) principle. The second type of sensor utilizes fiber interferometer and monitoring of heart rate is based on Phonocardiography (PCG). Evaluation of signal from the first two types of sensors was acquired by proposed Optical Interrogators. In case of third type (reference signal), heart rate signal was acquired with the use of standard gel electrodes and modules fixed to the monitored person's chest using a real-time monitoring system for an Electrocardiography (ECG) with virtual instrumentation (National Instruments ELVIS II). The experimental tests were carried out on six subjects of both sexes in a laboratory conditions with their written consent. The obtained data were compared objectively by the Bland-Altman method.","container-title":"2017 40th International Conference on Telecommunications and Signal Processing (TSP)","DOI":"10.1109/TSP.2017.8076019","event-title":"2017 40th International Conference on Telecommunications and Signal Processing (TSP)","page":"420-424","source":"IEEE Xplore","title":"Comparison of BCG, PCG and ECG signals in application of heart rate monitoring of the human body","URL":"https://ieeexplore.ieee.org/document/8076019","author":[{"family":"Nedoma","given":"Jan"},{"family":"Fajkus","given":"Marcel"},{"family":"Martinek","given":"Radek"},{"family":"Kepak","given":"Stanislav"},{"family":"Cubik","given":"Jakub"},{"family":"Zabka","given":"Stanislav"},{"family":"Vasinek","given":"Vladimir"}],"accessed":{"date-parts":[["2026",7,26]]},"issued":{"date-parts":[["2017",7]]}}}],"schema":"https://github.com/citation-style-language/schema/raw/master/csl-citation.json"} </w:instrText>
+        <w:instrText xml:space="preserve"> ADDIN ZOTERO_ITEM CSL_CITATION {"citationID":"Nrul9qA3","properties":{"unsorted":false,"formattedCitation":"[31]","plainCitation":"[31]","noteIndex":0},"citationItems":[{"id":238,"uris":["http://zotero.org/users/19683069/items/7GXUXBQS"],"itemData":{"id":238,"type":"paper-conference","abstract":"The aim of this article is evaluation and comparison of three different signals from three different sensors in application of monitoring the Heart Rate (HR) of the human body. Authors assembled two different types of fiber optic sensors. The first type of sensor uses Fiber Bragg Grating (FBG) and monitoring of heart rate is based on Ballistocardiography (BCG) principle. The second type of sensor utilizes fiber interferometer and monitoring of heart rate is based on Phonocardiography (PCG). Evaluation of signal from the first two types of sensors was acquired by proposed Optical Interrogators. In case of third type (reference signal), heart rate signal was acquired with the use of standard gel electrodes and modules fixed to the monitored person's chest using a real-time monitoring system for an Electrocardiography (ECG) with virtual instrumentation (National Instruments ELVIS II). The experimental tests were carried out on six subjects of both sexes in a laboratory conditions with their written consent. The obtained data were compared objectively by the Bland-Altman method.","container-title":"2017 40th International Conference on Telecommunications and Signal Processing (TSP)","DOI":"10.1109/TSP.2017.8076019","event-title":"2017 40th International Conference on Telecommunications and Signal Processing (TSP)","page":"420-424","source":"IEEE Xplore","title":"Comparison of BCG, PCG and ECG signals in application of heart rate monitoring of the human body","URL":"https://ieeexplore.ieee.org/document/8076019","author":[{"family":"Nedoma","given":"Jan"},{"family":"Fajkus","given":"Marcel"},{"family":"Martinek","given":"Radek"},{"family":"Kepak","given":"Stanislav"},{"family":"Cubik","given":"Jakub"},{"family":"Zabka","given":"Stanislav"},{"family":"Vasinek","given":"Vladimir"}],"accessed":{"date-parts":[["2026",7,26]]},"issued":{"date-parts":[["2017",7]]}}}],"schema":"https://github.com/citation-style-language/schema/raw/master/csl-citation.json"} </w:instrText>
       </w:r>
       <w:r>
         <w:fldChar w:fldCharType="separate"/>
@@ -5478,7 +6138,7 @@
         <w:rPr>
           <w:rFonts w:ascii="Aptos" w:hAnsi="Aptos"/>
         </w:rPr>
-        <w:t>[30]</w:t>
+        <w:t>[31]</w:t>
       </w:r>
       <w:r>
         <w:fldChar w:fldCharType="end"/>
@@ -5490,7 +6150,7 @@
         <w:fldChar w:fldCharType="begin"/>
       </w:r>
       <w:r>
-        <w:instrText xml:space="preserve"> ADDIN ZOTERO_ITEM CSL_CITATION {"citationID":"XG7vyK4r","properties":{"unsorted":false,"formattedCitation":"[6]","plainCitation":"[6]","noteIndex":0},"citationItems":[{"id":209,"uris":["http://zotero.org/users/19683069/items/LXTW4DB5"],"itemData":{"id":209,"type":"article-journal","container-title":"Measurement","DOI":"10.1016/j.measurement.2025.119472","ISSN":"02632241","journalAbbreviation":"Measurement","language":"en","page":"119472","source":"DOI.org (Crossref)","title":"Non-invasive cardiovascular and vital signs monitoring techniques: review, challenges, and perspectives","title-short":"Non-invasive cardiovascular and vital signs monitoring techniques","volume":"258","author":[{"family":"Yong","given":"Qi"},{"family":"Yang","given":"Lichao"},{"family":"Kardos","given":"Attila"},{"family":"Zhao","given":"Yifan"}],"issued":{"date-parts":[["2026",1]]}}}],"schema":"https://github.com/citation-style-language/schema/raw/master/csl-citation.json"} </w:instrText>
+        <w:instrText xml:space="preserve"> ADDIN ZOTERO_ITEM CSL_CITATION {"citationID":"XG7vyK4r","properties":{"unsorted":false,"formattedCitation":"[8]","plainCitation":"[8]","noteIndex":0},"citationItems":[{"id":209,"uris":["http://zotero.org/users/19683069/items/LXTW4DB5"],"itemData":{"id":209,"type":"article-journal","container-title":"Measurement","DOI":"10.1016/j.measurement.2025.119472","ISSN":"02632241","journalAbbreviation":"Measurement","language":"en","page":"119472","source":"DOI.org (Crossref)","title":"Non-invasive cardiovascular and vital signs monitoring techniques: review, challenges, and perspectives","title-short":"Non-invasive cardiovascular and vital signs monitoring techniques","volume":"258","author":[{"family":"Yong","given":"Qi"},{"family":"Yang","given":"Lichao"},{"family":"Kardos","given":"Attila"},{"family":"Zhao","given":"Yifan"}],"issued":{"date-parts":[["2026",1]]}}}],"schema":"https://github.com/citation-style-language/schema/raw/master/csl-citation.json"} </w:instrText>
       </w:r>
       <w:r>
         <w:fldChar w:fldCharType="separate"/>
@@ -5499,7 +6159,7 @@
         <w:rPr>
           <w:rFonts w:ascii="Aptos" w:hAnsi="Aptos"/>
         </w:rPr>
-        <w:t>[6]</w:t>
+        <w:t>[8]</w:t>
       </w:r>
       <w:r>
         <w:fldChar w:fldCharType="end"/>
@@ -5510,13 +6170,18 @@
     </w:p>
     <w:p>
       <w:r>
+        <w:t>//bm2</w:t>
+      </w:r>
+    </w:p>
+    <w:p>
+      <w:r>
         <w:t>Heart rate variability refers to the small fluctuations in the time between heartbeats, and it is a well-established, non-invasive marker of autonomic nervous system activity</w:t>
       </w:r>
       <w:r>
         <w:fldChar w:fldCharType="begin"/>
       </w:r>
       <w:r>
-        <w:instrText xml:space="preserve"> ADDIN ZOTERO_ITEM CSL_CITATION {"citationID":"SH8axEcq","properties":{"unsorted":false,"formattedCitation":"[31]","plainCitation":"[31]","noteIndex":0},"citationItems":[{"id":287,"uris":["http://zotero.org/users/19683069/items/U96GRIIK"],"itemData":{"id":287,"type":"article-journal","abstract":"The article presents the main provisions of the methodology for the analysis of heart rate variability (HRV), which is now actively and widely implemented in many fields of medicine and applied physiology. This methodology was first developed in space medicine, where, already during the first manned spaceflights, there was a need in operative assessment of the person's reactions and abilities to maintain high performance and good level of health under different stress conditions.","container-title":"Cardiometry","DOI":"10.12710/cardiometry.2017.10.6676","ISSN":"23047232","issue":"10","journalAbbreviation":"Cardiometry","language":"en","note":"Has useful ranges for calculated metrics from HRV","page":"66-76","publisher-place":"Institute of Biomedical Problems of the Russian Academy of Sciences","source":"DOI.org (Crossref)","title":"Heart rate variability analysis: physiological foundations and main methods","title-short":"Heart rate variability analysis","author":[{"literal":"Roman М. Baevsky"},{"literal":"Anna G. Chernikova"}],"issued":{"date-parts":[["2017",5]]}}}],"schema":"https://github.com/citation-style-language/schema/raw/master/csl-citation.json"} </w:instrText>
+        <w:instrText xml:space="preserve"> ADDIN ZOTERO_ITEM CSL_CITATION {"citationID":"SH8axEcq","properties":{"unsorted":false,"formattedCitation":"[32]","plainCitation":"[32]","noteIndex":0},"citationItems":[{"id":287,"uris":["http://zotero.org/users/19683069/items/U96GRIIK"],"itemData":{"id":287,"type":"article-journal","abstract":"The article presents the main provisions of the methodology for the analysis of heart rate variability (HRV), which is now actively and widely implemented in many fields of medicine and applied physiology. This methodology was first developed in space medicine, where, already during the first manned spaceflights, there was a need in operative assessment of the person's reactions and abilities to maintain high performance and good level of health under different stress conditions.","container-title":"Cardiometry","DOI":"10.12710/cardiometry.2017.10.6676","ISSN":"23047232","issue":"10","journalAbbreviation":"Cardiometry","language":"en","note":"Has useful ranges for calculated metrics from HRV","page":"66-76","publisher-place":"Institute of Biomedical Problems of the Russian Academy of Sciences","source":"DOI.org (Crossref)","title":"Heart rate variability analysis: physiological foundations and main methods","title-short":"Heart rate variability analysis","author":[{"literal":"Roman М. Baevsky"},{"literal":"Anna G. Chernikova"}],"issued":{"date-parts":[["2017",5]]}}}],"schema":"https://github.com/citation-style-language/schema/raw/master/csl-citation.json"} </w:instrText>
       </w:r>
       <w:r>
         <w:fldChar w:fldCharType="separate"/>
@@ -5525,7 +6190,7 @@
         <w:rPr>
           <w:rFonts w:ascii="Aptos" w:hAnsi="Aptos"/>
         </w:rPr>
-        <w:t>[31]</w:t>
+        <w:t>[32]</w:t>
       </w:r>
       <w:r>
         <w:fldChar w:fldCharType="end"/>
@@ -5537,7 +6202,7 @@
         <w:fldChar w:fldCharType="begin"/>
       </w:r>
       <w:r>
-        <w:instrText xml:space="preserve"> ADDIN ZOTERO_ITEM CSL_CITATION {"citationID":"lRxNXbyA","properties":{"unsorted":false,"formattedCitation":"[31]","plainCitation":"[31]","noteIndex":0},"citationItems":[{"id":287,"uris":["http://zotero.org/users/19683069/items/U96GRIIK"],"itemData":{"id":287,"type":"article-journal","abstract":"The article presents the main provisions of the methodology for the analysis of heart rate variability (HRV), which is now actively and widely implemented in many fields of medicine and applied physiology. This methodology was first developed in space medicine, where, already during the first manned spaceflights, there was a need in operative assessment of the person's reactions and abilities to maintain high performance and good level of health under different stress conditions.","container-title":"Cardiometry","DOI":"10.12710/cardiometry.2017.10.6676","ISSN":"23047232","issue":"10","journalAbbreviation":"Cardiometry","language":"en","note":"Has useful ranges for calculated metrics from HRV","page":"66-76","publisher-place":"Institute of Biomedical Problems of the Russian Academy of Sciences","source":"DOI.org (Crossref)","title":"Heart rate variability analysis: physiological foundations and main methods","title-short":"Heart rate variability analysis","author":[{"literal":"Roman М. Baevsky"},{"literal":"Anna G. Chernikova"}],"issued":{"date-parts":[["2017",5]]}}}],"schema":"https://github.com/citation-style-language/schema/raw/master/csl-citation.json"} </w:instrText>
+        <w:instrText xml:space="preserve"> ADDIN ZOTERO_ITEM CSL_CITATION {"citationID":"lRxNXbyA","properties":{"unsorted":false,"formattedCitation":"[32]","plainCitation":"[32]","noteIndex":0},"citationItems":[{"id":287,"uris":["http://zotero.org/users/19683069/items/U96GRIIK"],"itemData":{"id":287,"type":"article-journal","abstract":"The article presents the main provisions of the methodology for the analysis of heart rate variability (HRV), which is now actively and widely implemented in many fields of medicine and applied physiology. This methodology was first developed in space medicine, where, already during the first manned spaceflights, there was a need in operative assessment of the person's reactions and abilities to maintain high performance and good level of health under different stress conditions.","container-title":"Cardiometry","DOI":"10.12710/cardiometry.2017.10.6676","ISSN":"23047232","issue":"10","journalAbbreviation":"Cardiometry","language":"en","note":"Has useful ranges for calculated metrics from HRV","page":"66-76","publisher-place":"Institute of Biomedical Problems of the Russian Academy of Sciences","source":"DOI.org (Crossref)","title":"Heart rate variability analysis: physiological foundations and main methods","title-short":"Heart rate variability analysis","author":[{"literal":"Roman М. Baevsky"},{"literal":"Anna G. Chernikova"}],"issued":{"date-parts":[["2017",5]]}}}],"schema":"https://github.com/citation-style-language/schema/raw/master/csl-citation.json"} </w:instrText>
       </w:r>
       <w:r>
         <w:fldChar w:fldCharType="separate"/>
@@ -5546,7 +6211,7 @@
         <w:rPr>
           <w:rFonts w:ascii="Aptos" w:hAnsi="Aptos"/>
         </w:rPr>
-        <w:t>[31]</w:t>
+        <w:t>[32]</w:t>
       </w:r>
       <w:r>
         <w:fldChar w:fldCharType="end"/>
@@ -5557,17 +6222,131 @@
     </w:p>
     <w:p>
       <w:r>
-        <w:t xml:space="preserve">In terms of method, the literature splits stress-analysis approaches into rule-based (algorithmic) and machine-learning approaches, and both appear across heart rate, </w:t>
+        <w:t>In terms of method, the literature splits stress-analysis approaches into rule-based (algorithmic) and machine-learning approaches, and both appear across heart rate, heart-rate-variability, and breathing-rate studies</w:t>
+      </w:r>
+      <w:r>
+        <w:fldChar w:fldCharType="begin"/>
+      </w:r>
+      <w:r>
+        <w:instrText xml:space="preserve"> ADDIN ZOTERO_ITEM CSL_CITATION {"citationID":"INkxq4xL","properties":{"unsorted":false,"formattedCitation":"[18], [19]","plainCitation":"[18], [19]","noteIndex":0},"citationItems":[{"id":300,"uris":["http://zotero.org/users/19683069/items/WFLMTXV4"],"itemData":{"id":300,"type":"article-journal","abstract":"Prolonged exposure to high-stress environments can lead to mental illnesses such as anxiety disorders, depression, and posttraumatic stress disorder. Here, a wearable device utilizing photoplethysmography (PPG) technology is developed to noninvasively measure physiological signals and analyze heart rate variability (HRV) parameters. Traditional normative HRV databases typically do not account for responses induced by specific stressors such as cognitive tasks. Therefore, machine learning is used to build a more dynamic stress assessment model. Machine learning can capture complex nonlinear relationships among HRV parameters during stress-inducing tasks, adapts to individual stress response variations, and provides real-time stress level predictions. Furthermore, machine learning models can integrate temporal patterns in HRV data to achieve nuanced stress level assessment. This study examines the feasibility of PPG signals and validates the developed stress model. The RR intervals derived from PPG signals were highly positively correlated with those from electrocardiography signals (correlation coefficient</w:instrText>
+      </w:r>
+      <w:r>
+        <w:rPr>
+          <w:rFonts w:ascii="Arial" w:hAnsi="Arial" w:cs="Arial"/>
+        </w:rPr>
+        <w:instrText> </w:instrText>
+      </w:r>
+      <w:r>
+        <w:instrText>=</w:instrText>
+      </w:r>
+      <w:r>
+        <w:rPr>
+          <w:rFonts w:ascii="Arial" w:hAnsi="Arial" w:cs="Arial"/>
+        </w:rPr>
+        <w:instrText> </w:instrText>
+      </w:r>
+      <w:r>
+        <w:instrText>0.9920, R-squared</w:instrText>
+      </w:r>
+      <w:r>
+        <w:rPr>
+          <w:rFonts w:ascii="Arial" w:hAnsi="Arial" w:cs="Arial"/>
+        </w:rPr>
+        <w:instrText> </w:instrText>
+      </w:r>
+      <w:r>
+        <w:instrText>=</w:instrText>
+      </w:r>
+      <w:r>
+        <w:rPr>
+          <w:rFonts w:ascii="Arial" w:hAnsi="Arial" w:cs="Arial"/>
+        </w:rPr>
+        <w:instrText> </w:instrText>
+      </w:r>
+      <w:r>
+        <w:instrText>0.9837); this confirms the usability of PPG signals for HRV analysis. The stress model is constructed via the open-source Swell dataset. In the experiments, participants complete the Depression Anxiety Stress Scales-21-Chinese (DASS-21-C) questionnaire to quantify levels of depression, anxiety, and stress over a week. Baseline and stress-state PPG data are collected, converted into HRV values, and input into the model for stress quantification. The Stroop test is used to elicit stress responses. After the experiment, the DASS-21-C stress scores were compared with the model's baseline, stress state, and combined scores. The highest correlation was observed between the model's baseline score and the DASS-21-C stress score (correlation coefficient</w:instrText>
+      </w:r>
+      <w:r>
+        <w:rPr>
+          <w:rFonts w:ascii="Arial" w:hAnsi="Arial" w:cs="Arial"/>
+        </w:rPr>
+        <w:instrText> </w:instrText>
+      </w:r>
+      <w:r>
+        <w:instrText>=</w:instrText>
+      </w:r>
+      <w:r>
+        <w:rPr>
+          <w:rFonts w:ascii="Arial" w:hAnsi="Arial" w:cs="Arial"/>
+        </w:rPr>
+        <w:instrText> </w:instrText>
+      </w:r>
+      <w:r>
+        <w:instrText>0.92, R-squared</w:instrText>
+      </w:r>
+      <w:r>
+        <w:rPr>
+          <w:rFonts w:ascii="Arial" w:hAnsi="Arial" w:cs="Arial"/>
+        </w:rPr>
+        <w:instrText> </w:instrText>
+      </w:r>
+      <w:r>
+        <w:instrText>=</w:instrText>
+      </w:r>
+      <w:r>
+        <w:rPr>
+          <w:rFonts w:ascii="Arial" w:hAnsi="Arial" w:cs="Arial"/>
+        </w:rPr>
+        <w:instrText>  </w:instrText>
+      </w:r>
+      <w:r>
+        <w:instrText xml:space="preserve">0.8457), supporting the model's psychological significance in quantifying everyday stress. HRV parameter changes across experimental phases are discussed as well as sex differences in stress responses. In the future, this device may be applied in clinical scenarios for further validation and could be integrated with additional physiological indicators for broader application in daily health management and stress warning systems.","container-title":"APL Bioengineering","DOI":"10.1063/5.0256590","ISSN":"2473-2877","issue":"2","language":"en","page":"026103","source":"DOI.org (Crossref)","title":"Photoplethysmography-based HRV analysis and machine learning for real-time stress quantification in mental health applications","volume":"9","author":[{"family":"Tsai","given":"Ying-Ying"},{"family":"Chen","given":"Yu-Jie"},{"family":"Lin","given":"Yen-Feng"},{"family":"Hsiao","given":"Fan-Chi"},{"family":"Hsu","given":"Ching-Han"},{"family":"Liao","given":"Lun-De"}],"issued":{"date-parts":[["2025",6,1]]}}},{"id":281,"uris":["http://zotero.org/users/19683069/items/QMFWNQNP"],"itemData":{"id":281,"type":"article-journal","abstract":"Background\n              Cardiovascular disease not only occurs in the elderly but also tends to become a common social health problem. Considering the fast pace of modern life, quantified heart rate variability (HRV) indicators combined with the convenience of wearable devices are of great significance for intelligent telemedicine. To quantify the changes in human mental state, this article proposes an improved differential threshold algorithm for R-wave detection and recognition of electrocardiogram (ECG) signals.\n            \n            \n              Methods\n              HRV is a specific quantitative indicator of autonomic nerve regulation of the heart. The recognition rate is increased by improving the starting position of R wave and the time-window function of the traditional differential threshold method. The experimental platform is a wearable sign monitoring system constructed based on body area networks (BAN) technology. Analytic hierarchy process (AHP) is used to construct the mental stress assessment model, the weight judgment matrix is constructed according to the influence degree of HRV analysis parameters on mental stress, and the consistency check is carried out to obtain the weight value of the corresponding HRV analysis parameters.\n            \n            \n              Results\n              Experimental results show that the recognition rate of R wave of real-time 5 min ECG data collected by this algorithm is &amp;gt;99%. The comprehensive index of HRV based on weight matrix can greatly reduce the deviation caused by the measurement error of each parameter. Compared with traditional characteristic wave recognition algorithms, the proposed algorithm simplifies the process, has high real-time performance, and is suitable for wearable analysis devices with low-configuration requirements.\n            \n            \n              Conclusion\n              Our algorithm can describe the mental stress of the body quantitatively and meet the requirements of application demonstration.","container-title":"Frontiers in Cardiovascular Medicine","DOI":"10.3389/fcvm.2022.930745","ISSN":"2297-055X","journalAbbreviation":"Front. Cardiovasc. Med.","page":"930745","source":"DOI.org (Crossref)","title":"Quantitative analysis of heart rate variability parameter and mental stress index","volume":"9","author":[{"family":"Luo","given":"Jiasai"},{"family":"Zhang","given":"Guo"},{"family":"Su","given":"Yiwei"},{"family":"Lu","given":"Yi"},{"family":"Pang","given":"Yu"},{"family":"Wang","given":"Yuanfa"},{"family":"Wang","given":"Huiqian"},{"family":"Cui","given":"Kunfeng"},{"family":"Jiang","given":"Yuhao"},{"family":"Zhong","given":"Lisha"},{"family":"Huang","given":"Zhiwei"}],"issued":{"date-parts":[["2022",7,25]]}}}],"schema":"https://github.com/citation-style-language/schema/raw/master/csl-citation.json"} </w:instrText>
+      </w:r>
+      <w:r>
+        <w:fldChar w:fldCharType="separate"/>
+      </w:r>
+      <w:r>
+        <w:rPr>
+          <w:rFonts w:ascii="Aptos" w:hAnsi="Aptos"/>
+        </w:rPr>
+        <w:t>[18], [19]</w:t>
+      </w:r>
+      <w:r>
+        <w:fldChar w:fldCharType="end"/>
+      </w:r>
+      <w:r>
+        <w:t>. On the rule-based side, Luo et al.</w:t>
+      </w:r>
+      <w:r>
+        <w:fldChar w:fldCharType="begin"/>
+      </w:r>
+      <w:r>
+        <w:instrText xml:space="preserve"> ADDIN ZOTERO_ITEM CSL_CITATION {"citationID":"ePyQMDCt","properties":{"unsorted":false,"formattedCitation":"[19]","plainCitation":"[19]","noteIndex":0},"citationItems":[{"id":281,"uris":["http://zotero.org/users/19683069/items/QMFWNQNP"],"itemData":{"id":281,"type":"article-journal","abstract":"Background\n              Cardiovascular disease not only occurs in the elderly but also tends to become a common social health problem. Considering the fast pace of modern life, quantified heart rate variability (HRV) indicators combined with the convenience of wearable devices are of great significance for intelligent telemedicine. To quantify the changes in human mental state, this article proposes an improved differential threshold algorithm for R-wave detection and recognition of electrocardiogram (ECG) signals.\n            \n            \n              Methods\n              HRV is a specific quantitative indicator of autonomic nerve regulation of the heart. The recognition rate is increased by improving the starting position of R wave and the time-window function of the traditional differential threshold method. The experimental platform is a wearable sign monitoring system constructed based on body area networks (BAN) technology. Analytic hierarchy process (AHP) is used to construct the mental stress assessment model, the weight judgment matrix is constructed according to the influence degree of HRV analysis parameters on mental stress, and the consistency check is carried out to obtain the weight value of the corresponding HRV analysis parameters.\n            \n            \n              Results\n              Experimental results show that the recognition rate of R wave of real-time 5 min ECG data collected by this algorithm is &amp;gt;99%. The comprehensive index of HRV based on weight matrix can greatly reduce the deviation caused by the measurement error of each parameter. Compared with traditional characteristic wave recognition algorithms, the proposed algorithm simplifies the process, has high real-time performance, and is suitable for wearable analysis devices with low-configuration requirements.\n            \n            \n              Conclusion\n              Our algorithm can describe the mental stress of the body quantitatively and meet the requirements of application demonstration.","container-title":"Frontiers in Cardiovascular Medicine","DOI":"10.3389/fcvm.2022.930745","ISSN":"2297-055X","journalAbbreviation":"Front. Cardiovasc. Med.","page":"930745","source":"DOI.org (Crossref)","title":"Quantitative analysis of heart rate variability parameter and mental stress index","volume":"9","author":[{"family":"Luo","given":"Jiasai"},{"family":"Zhang","given":"Guo"},{"family":"Su","given":"Yiwei"},{"family":"Lu","given":"Yi"},{"family":"Pang","given":"Yu"},{"family":"Wang","given":"Yuanfa"},{"family":"Wang","given":"Huiqian"},{"family":"Cui","given":"Kunfeng"},{"family":"Jiang","given":"Yuhao"},{"family":"Zhong","given":"Lisha"},{"family":"Huang","given":"Zhiwei"}],"issued":{"date-parts":[["2022",7,25]]}}}],"schema":"https://github.com/citation-style-language/schema/raw/master/csl-citation.json"} </w:instrText>
+      </w:r>
+      <w:r>
+        <w:fldChar w:fldCharType="separate"/>
+      </w:r>
+      <w:r>
+        <w:rPr>
+          <w:rFonts w:ascii="Aptos" w:hAnsi="Aptos"/>
+        </w:rPr>
+        <w:t>[19]</w:t>
+      </w:r>
+      <w:r>
+        <w:fldChar w:fldCharType="end"/>
+      </w:r>
+      <w:r>
+        <w:t xml:space="preserve"> built a purely algorithmic, weighted composite index of heart-rate-variability parameters on a wearable ECG platform. Each parameter was weighted by its known influence on stress, so no single noisy parameter could dominate the score, while </w:t>
       </w:r>
       <w:r>
         <w:lastRenderedPageBreak/>
-        <w:t>heart-rate-variability, and breathing-rate studies. On the rule-based side, Luo et al.</w:t>
+        <w:t>keeping the computation light enough for basic wearable hardware</w:t>
       </w:r>
       <w:r>
         <w:fldChar w:fldCharType="begin"/>
       </w:r>
       <w:r>
-        <w:instrText xml:space="preserve"> ADDIN ZOTERO_ITEM CSL_CITATION {"citationID":"ePyQMDCt","properties":{"unsorted":false,"formattedCitation":"[18]","plainCitation":"[18]","noteIndex":0},"citationItems":[{"id":281,"uris":["http://zotero.org/users/19683069/items/QMFWNQNP"],"itemData":{"id":281,"type":"article-journal","abstract":"Background\n              Cardiovascular disease not only occurs in the elderly but also tends to become a common social health problem. Considering the fast pace of modern life, quantified heart rate variability (HRV) indicators combined with the convenience of wearable devices are of great significance for intelligent telemedicine. To quantify the changes in human mental state, this article proposes an improved differential threshold algorithm for R-wave detection and recognition of electrocardiogram (ECG) signals.\n            \n            \n              Methods\n              HRV is a specific quantitative indicator of autonomic nerve regulation of the heart. The recognition rate is increased by improving the starting position of R wave and the time-window function of the traditional differential threshold method. The experimental platform is a wearable sign monitoring system constructed based on body area networks (BAN) technology. Analytic hierarchy process (AHP) is used to construct the mental stress assessment model, the weight judgment matrix is constructed according to the influence degree of HRV analysis parameters on mental stress, and the consistency check is carried out to obtain the weight value of the corresponding HRV analysis parameters.\n            \n            \n              Results\n              Experimental results show that the recognition rate of R wave of real-time 5 min ECG data collected by this algorithm is &amp;gt;99%. The comprehensive index of HRV based on weight matrix can greatly reduce the deviation caused by the measurement error of each parameter. Compared with traditional characteristic wave recognition algorithms, the proposed algorithm simplifies the process, has high real-time performance, and is suitable for wearable analysis devices with low-configuration requirements.\n            \n            \n              Conclusion\n              Our algorithm can describe the mental stress of the body quantitatively and meet the requirements of application demonstration.","container-title":"Frontiers in Cardiovascular Medicine","DOI":"10.3389/fcvm.2022.930745","ISSN":"2297-055X","journalAbbreviation":"Front. Cardiovasc. Med.","page":"930745","source":"DOI.org (Crossref)","title":"Quantitative analysis of heart rate variability parameter and mental stress index","volume":"9","author":[{"family":"Luo","given":"Jiasai"},{"family":"Zhang","given":"Guo"},{"family":"Su","given":"Yiwei"},{"family":"Lu","given":"Yi"},{"family":"Pang","given":"Yu"},{"family":"Wang","given":"Yuanfa"},{"family":"Wang","given":"Huiqian"},{"family":"Cui","given":"Kunfeng"},{"family":"Jiang","given":"Yuhao"},{"family":"Zhong","given":"Lisha"},{"family":"Huang","given":"Zhiwei"}],"issued":{"date-parts":[["2022",7,25]]}}}],"schema":"https://github.com/citation-style-language/schema/raw/master/csl-citation.json"} </w:instrText>
+        <w:instrText xml:space="preserve"> ADDIN ZOTERO_ITEM CSL_CITATION {"citationID":"ALq5RV7F","properties":{"unsorted":false,"formattedCitation":"[19]","plainCitation":"[19]","noteIndex":0},"citationItems":[{"id":281,"uris":["http://zotero.org/users/19683069/items/QMFWNQNP"],"itemData":{"id":281,"type":"article-journal","abstract":"Background\n              Cardiovascular disease not only occurs in the elderly but also tends to become a common social health problem. Considering the fast pace of modern life, quantified heart rate variability (HRV) indicators combined with the convenience of wearable devices are of great significance for intelligent telemedicine. To quantify the changes in human mental state, this article proposes an improved differential threshold algorithm for R-wave detection and recognition of electrocardiogram (ECG) signals.\n            \n            \n              Methods\n              HRV is a specific quantitative indicator of autonomic nerve regulation of the heart. The recognition rate is increased by improving the starting position of R wave and the time-window function of the traditional differential threshold method. The experimental platform is a wearable sign monitoring system constructed based on body area networks (BAN) technology. Analytic hierarchy process (AHP) is used to construct the mental stress assessment model, the weight judgment matrix is constructed according to the influence degree of HRV analysis parameters on mental stress, and the consistency check is carried out to obtain the weight value of the corresponding HRV analysis parameters.\n            \n            \n              Results\n              Experimental results show that the recognition rate of R wave of real-time 5 min ECG data collected by this algorithm is &amp;gt;99%. The comprehensive index of HRV based on weight matrix can greatly reduce the deviation caused by the measurement error of each parameter. Compared with traditional characteristic wave recognition algorithms, the proposed algorithm simplifies the process, has high real-time performance, and is suitable for wearable analysis devices with low-configuration requirements.\n            \n            \n              Conclusion\n              Our algorithm can describe the mental stress of the body quantitatively and meet the requirements of application demonstration.","container-title":"Frontiers in Cardiovascular Medicine","DOI":"10.3389/fcvm.2022.930745","ISSN":"2297-055X","journalAbbreviation":"Front. Cardiovasc. Med.","page":"930745","source":"DOI.org (Crossref)","title":"Quantitative analysis of heart rate variability parameter and mental stress index","volume":"9","author":[{"family":"Luo","given":"Jiasai"},{"family":"Zhang","given":"Guo"},{"family":"Su","given":"Yiwei"},{"family":"Lu","given":"Yi"},{"family":"Pang","given":"Yu"},{"family":"Wang","given":"Yuanfa"},{"family":"Wang","given":"Huiqian"},{"family":"Cui","given":"Kunfeng"},{"family":"Jiang","given":"Yuhao"},{"family":"Zhong","given":"Lisha"},{"family":"Huang","given":"Zhiwei"}],"issued":{"date-parts":[["2022",7,25]]}}}],"schema":"https://github.com/citation-style-language/schema/raw/master/csl-citation.json"} </w:instrText>
       </w:r>
       <w:r>
         <w:fldChar w:fldCharType="separate"/>
@@ -5576,19 +6355,112 @@
         <w:rPr>
           <w:rFonts w:ascii="Aptos" w:hAnsi="Aptos"/>
         </w:rPr>
+        <w:t>[19]</w:t>
+      </w:r>
+      <w:r>
+        <w:fldChar w:fldCharType="end"/>
+      </w:r>
+      <w:r>
+        <w:t xml:space="preserve">. This is a genuine fallback option if a trained classifier turns out to be too demanding for the target hardware. On the machine-learning side, Tsai et al. </w:t>
+      </w:r>
+      <w:r>
+        <w:fldChar w:fldCharType="begin"/>
+      </w:r>
+      <w:r>
+        <w:instrText xml:space="preserve"> ADDIN ZOTERO_ITEM CSL_CITATION {"citationID":"QIRnAqMK","properties":{"unsorted":false,"formattedCitation":"[18]","plainCitation":"[18]","noteIndex":0},"citationItems":[{"id":300,"uris":["http://zotero.org/users/19683069/items/WFLMTXV4"],"itemData":{"id":300,"type":"article-journal","abstract":"Prolonged exposure to high-stress environments can lead to mental illnesses such as anxiety disorders, depression, and posttraumatic stress disorder. Here, a wearable device utilizing photoplethysmography (PPG) technology is developed to noninvasively measure physiological signals and analyze heart rate variability (HRV) parameters. Traditional normative HRV databases typically do not account for responses induced by specific stressors such as cognitive tasks. Therefore, machine learning is used to build a more dynamic stress assessment model. Machine learning can capture complex nonlinear relationships among HRV parameters during stress-inducing tasks, adapts to individual stress response variations, and provides real-time stress level predictions. Furthermore, machine learning models can integrate temporal patterns in HRV data to achieve nuanced stress level assessment. This study examines the feasibility of PPG signals and validates the developed stress model. The RR intervals derived from PPG signals were highly positively correlated with those from electrocardiography signals (correlation coefficient</w:instrText>
+      </w:r>
+      <w:r>
+        <w:rPr>
+          <w:rFonts w:ascii="Arial" w:hAnsi="Arial" w:cs="Arial"/>
+        </w:rPr>
+        <w:instrText> </w:instrText>
+      </w:r>
+      <w:r>
+        <w:instrText>=</w:instrText>
+      </w:r>
+      <w:r>
+        <w:rPr>
+          <w:rFonts w:ascii="Arial" w:hAnsi="Arial" w:cs="Arial"/>
+        </w:rPr>
+        <w:instrText> </w:instrText>
+      </w:r>
+      <w:r>
+        <w:instrText>0.9920, R-squared</w:instrText>
+      </w:r>
+      <w:r>
+        <w:rPr>
+          <w:rFonts w:ascii="Arial" w:hAnsi="Arial" w:cs="Arial"/>
+        </w:rPr>
+        <w:instrText> </w:instrText>
+      </w:r>
+      <w:r>
+        <w:instrText>=</w:instrText>
+      </w:r>
+      <w:r>
+        <w:rPr>
+          <w:rFonts w:ascii="Arial" w:hAnsi="Arial" w:cs="Arial"/>
+        </w:rPr>
+        <w:instrText> </w:instrText>
+      </w:r>
+      <w:r>
+        <w:instrText>0.9837); this confirms the usability of PPG signals for HRV analysis. The stress model is constructed via the open-source Swell dataset. In the experiments, participants complete the Depression Anxiety Stress Scales-21-Chinese (DASS-21-C) questionnaire to quantify levels of depression, anxiety, and stress over a week. Baseline and stress-state PPG data are collected, converted into HRV values, and input into the model for stress quantification. The Stroop test is used to elicit stress responses. After the experiment, the DASS-21-C stress scores were compared with the model's baseline, stress state, and combined scores. The highest correlation was observed between the model's baseline score and the DASS-21-C stress score (correlation coefficient</w:instrText>
+      </w:r>
+      <w:r>
+        <w:rPr>
+          <w:rFonts w:ascii="Arial" w:hAnsi="Arial" w:cs="Arial"/>
+        </w:rPr>
+        <w:instrText> </w:instrText>
+      </w:r>
+      <w:r>
+        <w:instrText>=</w:instrText>
+      </w:r>
+      <w:r>
+        <w:rPr>
+          <w:rFonts w:ascii="Arial" w:hAnsi="Arial" w:cs="Arial"/>
+        </w:rPr>
+        <w:instrText> </w:instrText>
+      </w:r>
+      <w:r>
+        <w:instrText>0.92, R-squared</w:instrText>
+      </w:r>
+      <w:r>
+        <w:rPr>
+          <w:rFonts w:ascii="Arial" w:hAnsi="Arial" w:cs="Arial"/>
+        </w:rPr>
+        <w:instrText> </w:instrText>
+      </w:r>
+      <w:r>
+        <w:instrText>=</w:instrText>
+      </w:r>
+      <w:r>
+        <w:rPr>
+          <w:rFonts w:ascii="Arial" w:hAnsi="Arial" w:cs="Arial"/>
+        </w:rPr>
+        <w:instrText>  </w:instrText>
+      </w:r>
+      <w:r>
+        <w:instrText xml:space="preserve">0.8457), supporting the model's psychological significance in quantifying everyday stress. HRV parameter changes across experimental phases are discussed as well as sex differences in stress responses. In the future, this device may be applied in clinical scenarios for further validation and could be integrated with additional physiological indicators for broader application in daily health management and stress warning systems.","container-title":"APL Bioengineering","DOI":"10.1063/5.0256590","ISSN":"2473-2877","issue":"2","language":"en","page":"026103","source":"DOI.org (Crossref)","title":"Photoplethysmography-based HRV analysis and machine learning for real-time stress quantification in mental health applications","volume":"9","author":[{"family":"Tsai","given":"Ying-Ying"},{"family":"Chen","given":"Yu-Jie"},{"family":"Lin","given":"Yen-Feng"},{"family":"Hsiao","given":"Fan-Chi"},{"family":"Hsu","given":"Ching-Han"},{"family":"Liao","given":"Lun-De"}],"issued":{"date-parts":[["2025",6,1]]}}}],"schema":"https://github.com/citation-style-language/schema/raw/master/csl-citation.json"} </w:instrText>
+      </w:r>
+      <w:r>
+        <w:fldChar w:fldCharType="separate"/>
+      </w:r>
+      <w:r>
+        <w:rPr>
+          <w:rFonts w:ascii="Aptos" w:hAnsi="Aptos"/>
+        </w:rPr>
         <w:t>[18]</w:t>
       </w:r>
       <w:r>
         <w:fldChar w:fldCharType="end"/>
       </w:r>
       <w:r>
-        <w:t xml:space="preserve"> built a purely algorithmic, weighted composite index of heart-rate-variability parameters on a wearable ECG platform. Each parameter was weighted by its known influence on stress, so no single noisy parameter could dominate the score, while keeping the computation light enough for basic wearable hardware</w:t>
+        <w:t xml:space="preserve"> trained a decision-tree classifier on a 34-parameter heart-rate-variability feature set drawn from the Koldijk et al. SWELL dataset</w:t>
       </w:r>
       <w:r>
         <w:fldChar w:fldCharType="begin"/>
       </w:r>
       <w:r>
-        <w:instrText xml:space="preserve"> ADDIN ZOTERO_ITEM CSL_CITATION {"citationID":"ALq5RV7F","properties":{"unsorted":false,"formattedCitation":"[18]","plainCitation":"[18]","noteIndex":0},"citationItems":[{"id":281,"uris":["http://zotero.org/users/19683069/items/QMFWNQNP"],"itemData":{"id":281,"type":"article-journal","abstract":"Background\n              Cardiovascular disease not only occurs in the elderly but also tends to become a common social health problem. Considering the fast pace of modern life, quantified heart rate variability (HRV) indicators combined with the convenience of wearable devices are of great significance for intelligent telemedicine. To quantify the changes in human mental state, this article proposes an improved differential threshold algorithm for R-wave detection and recognition of electrocardiogram (ECG) signals.\n            \n            \n              Methods\n              HRV is a specific quantitative indicator of autonomic nerve regulation of the heart. The recognition rate is increased by improving the starting position of R wave and the time-window function of the traditional differential threshold method. The experimental platform is a wearable sign monitoring system constructed based on body area networks (BAN) technology. Analytic hierarchy process (AHP) is used to construct the mental stress assessment model, the weight judgment matrix is constructed according to the influence degree of HRV analysis parameters on mental stress, and the consistency check is carried out to obtain the weight value of the corresponding HRV analysis parameters.\n            \n            \n              Results\n              Experimental results show that the recognition rate of R wave of real-time 5 min ECG data collected by this algorithm is &amp;gt;99%. The comprehensive index of HRV based on weight matrix can greatly reduce the deviation caused by the measurement error of each parameter. Compared with traditional characteristic wave recognition algorithms, the proposed algorithm simplifies the process, has high real-time performance, and is suitable for wearable analysis devices with low-configuration requirements.\n            \n            \n              Conclusion\n              Our algorithm can describe the mental stress of the body quantitatively and meet the requirements of application demonstration.","container-title":"Frontiers in Cardiovascular Medicine","DOI":"10.3389/fcvm.2022.930745","ISSN":"2297-055X","journalAbbreviation":"Front. Cardiovasc. Med.","page":"930745","source":"DOI.org (Crossref)","title":"Quantitative analysis of heart rate variability parameter and mental stress index","volume":"9","author":[{"family":"Luo","given":"Jiasai"},{"family":"Zhang","given":"Guo"},{"family":"Su","given":"Yiwei"},{"family":"Lu","given":"Yi"},{"family":"Pang","given":"Yu"},{"family":"Wang","given":"Yuanfa"},{"family":"Wang","given":"Huiqian"},{"family":"Cui","given":"Kunfeng"},{"family":"Jiang","given":"Yuhao"},{"family":"Zhong","given":"Lisha"},{"family":"Huang","given":"Zhiwei"}],"issued":{"date-parts":[["2022",7,25]]}}}],"schema":"https://github.com/citation-style-language/schema/raw/master/csl-citation.json"} </w:instrText>
+        <w:instrText xml:space="preserve"> ADDIN ZOTERO_ITEM CSL_CITATION {"citationID":"bTTriLhU","properties":{"unsorted":false,"formattedCitation":"[33]","plainCitation":"[33]","noteIndex":0},"citationItems":[{"id":327,"uris":["http://zotero.org/users/19683069/items/UE3F93QN"],"itemData":{"id":327,"type":"paper-conference","container-title":"Proceedings of the 16th International Conference on Multimodal Interaction","DOI":"10.1145/2663204.2663257","event-title":"ICMI '14: INTERNATIONAL CONFERENCE ON MULTIMODAL INTERACTION","ISBN":"978-1-4503-2885-2","language":"en","page":"291-298","publisher":"ACM","publisher-place":"Istanbul Turkey","source":"DOI.org (Crossref)","title":"The SWELL Knowledge Work Dataset for Stress and User Modeling Research","URL":"https://dl.acm.org/doi/10.1145/2663204.2663257","author":[{"family":"Koldijk","given":"Saskia"},{"family":"Sappelli","given":"Maya"},{"family":"Verberne","given":"Suzan"},{"family":"Neerincx","given":"Mark A."},{"family":"Kraaij","given":"Wessel"}],"accessed":{"date-parts":[["2026",9,12]]},"issued":{"date-parts":[["2014",11,12]]}}}],"schema":"https://github.com/citation-style-language/schema/raw/master/csl-citation.json"} </w:instrText>
       </w:r>
       <w:r>
         <w:fldChar w:fldCharType="separate"/>
@@ -5597,91 +6469,117 @@
         <w:rPr>
           <w:rFonts w:ascii="Aptos" w:hAnsi="Aptos"/>
         </w:rPr>
+        <w:t>[33]</w:t>
+      </w:r>
+      <w:r>
+        <w:fldChar w:fldCharType="end"/>
+      </w:r>
+      <w:r>
+        <w:t xml:space="preserve">, and validated it against psychological questionnaire scores. The model reached 99.96% classification accuracy under lab conditions, with precision, recall, and F1 all around 0.999, and was compared directly against several alternatives on related tasks: a support vector machine (79.54%), a decision tree using voice and skin-conductance data instead of HRV (92.60%), a random forest (90.01%), and a convolutional neural network (94.8%) </w:t>
+      </w:r>
+      <w:r>
+        <w:fldChar w:fldCharType="begin"/>
+      </w:r>
+      <w:r>
+        <w:instrText xml:space="preserve"> ADDIN ZOTERO_ITEM CSL_CITATION {"citationID":"G07Dn1Iq","properties":{"unsorted":false,"formattedCitation":"[18]","plainCitation":"[18]","noteIndex":0},"citationItems":[{"id":300,"uris":["http://zotero.org/users/19683069/items/WFLMTXV4"],"itemData":{"id":300,"type":"article-journal","abstract":"Prolonged exposure to high-stress environments can lead to mental illnesses such as anxiety disorders, depression, and posttraumatic stress disorder. Here, a wearable device utilizing photoplethysmography (PPG) technology is developed to noninvasively measure physiological signals and analyze heart rate variability (HRV) parameters. Traditional normative HRV databases typically do not account for responses induced by specific stressors such as cognitive tasks. Therefore, machine learning is used to build a more dynamic stress assessment model. Machine learning can capture complex nonlinear relationships among HRV parameters during stress-inducing tasks, adapts to individual stress response variations, and provides real-time stress level predictions. Furthermore, machine learning models can integrate temporal patterns in HRV data to achieve nuanced stress level assessment. This study examines the feasibility of PPG signals and validates the developed stress model. The RR intervals derived from PPG signals were highly positively correlated with those from electrocardiography signals (correlation coefficient</w:instrText>
+      </w:r>
+      <w:r>
+        <w:rPr>
+          <w:rFonts w:ascii="Arial" w:hAnsi="Arial" w:cs="Arial"/>
+        </w:rPr>
+        <w:instrText> </w:instrText>
+      </w:r>
+      <w:r>
+        <w:instrText>=</w:instrText>
+      </w:r>
+      <w:r>
+        <w:rPr>
+          <w:rFonts w:ascii="Arial" w:hAnsi="Arial" w:cs="Arial"/>
+        </w:rPr>
+        <w:instrText> </w:instrText>
+      </w:r>
+      <w:r>
+        <w:instrText>0.9920, R-squared</w:instrText>
+      </w:r>
+      <w:r>
+        <w:rPr>
+          <w:rFonts w:ascii="Arial" w:hAnsi="Arial" w:cs="Arial"/>
+        </w:rPr>
+        <w:instrText> </w:instrText>
+      </w:r>
+      <w:r>
+        <w:instrText>=</w:instrText>
+      </w:r>
+      <w:r>
+        <w:rPr>
+          <w:rFonts w:ascii="Arial" w:hAnsi="Arial" w:cs="Arial"/>
+        </w:rPr>
+        <w:instrText> </w:instrText>
+      </w:r>
+      <w:r>
+        <w:instrText>0.9837); this confirms the usability of PPG signals for HRV analysis. The stress model is constructed via the open-source Swell dataset. In the experiments, participants complete the Depression Anxiety Stress Scales-21-Chinese (DASS-21-C) questionnaire to quantify levels of depression, anxiety, and stress over a week. Baseline and stress-state PPG data are collected, converted into HRV values, and input into the model for stress quantification. The Stroop test is used to elicit stress responses. After the experiment, the DASS-21-C stress scores were compared with the model's baseline, stress state, and combined scores. The highest correlation was observed between the model's baseline score and the DASS-21-C stress score (correlation coefficient</w:instrText>
+      </w:r>
+      <w:r>
+        <w:rPr>
+          <w:rFonts w:ascii="Arial" w:hAnsi="Arial" w:cs="Arial"/>
+        </w:rPr>
+        <w:instrText> </w:instrText>
+      </w:r>
+      <w:r>
+        <w:instrText>=</w:instrText>
+      </w:r>
+      <w:r>
+        <w:rPr>
+          <w:rFonts w:ascii="Arial" w:hAnsi="Arial" w:cs="Arial"/>
+        </w:rPr>
+        <w:instrText> </w:instrText>
+      </w:r>
+      <w:r>
+        <w:instrText>0.92, R-squared</w:instrText>
+      </w:r>
+      <w:r>
+        <w:rPr>
+          <w:rFonts w:ascii="Arial" w:hAnsi="Arial" w:cs="Arial"/>
+        </w:rPr>
+        <w:instrText> </w:instrText>
+      </w:r>
+      <w:r>
+        <w:instrText>=</w:instrText>
+      </w:r>
+      <w:r>
+        <w:rPr>
+          <w:rFonts w:ascii="Arial" w:hAnsi="Arial" w:cs="Arial"/>
+        </w:rPr>
+        <w:instrText>  </w:instrText>
+      </w:r>
+      <w:r>
+        <w:instrText xml:space="preserve">0.8457), supporting the model's psychological significance in quantifying everyday stress. HRV parameter changes across experimental phases are discussed as well as sex differences in stress responses. In the future, this device may be applied in clinical scenarios for further validation and could be integrated with additional physiological indicators for broader application in daily health management and stress warning systems.","container-title":"APL Bioengineering","DOI":"10.1063/5.0256590","ISSN":"2473-2877","issue":"2","language":"en","page":"026103","source":"DOI.org (Crossref)","title":"Photoplethysmography-based HRV analysis and machine learning for real-time stress quantification in mental health applications","volume":"9","author":[{"family":"Tsai","given":"Ying-Ying"},{"family":"Chen","given":"Yu-Jie"},{"family":"Lin","given":"Yen-Feng"},{"family":"Hsiao","given":"Fan-Chi"},{"family":"Hsu","given":"Ching-Han"},{"family":"Liao","given":"Lun-De"}],"issued":{"date-parts":[["2025",6,1]]}}}],"schema":"https://github.com/citation-style-language/schema/raw/master/csl-citation.json"} </w:instrText>
+      </w:r>
+      <w:r>
+        <w:fldChar w:fldCharType="separate"/>
+      </w:r>
+      <w:r>
+        <w:rPr>
+          <w:rFonts w:ascii="Aptos" w:hAnsi="Aptos"/>
+        </w:rPr>
         <w:t>[18]</w:t>
       </w:r>
       <w:r>
         <w:fldChar w:fldCharType="end"/>
       </w:r>
       <w:r>
-        <w:t xml:space="preserve">. This is a genuine fallback option if a trained classifier turns out to be too demanding for the target hardware. On the machine-learning side, Tsai et al. </w:t>
+        <w:t>. Tsai et al.’s classifier organises stress states either no stress, moderate stress or severe stress.</w:t>
+      </w:r>
+    </w:p>
+    <w:p>
+      <w:r>
+        <w:t xml:space="preserve">All of these alternatives’ accuracies were obtained on carefully curated datasets rather than real-world wearable data. PPG is sensitive to physical movement which makes it highly vulnerable to motion artifacts in wearable applications </w:t>
       </w:r>
       <w:r>
         <w:fldChar w:fldCharType="begin"/>
       </w:r>
       <w:r>
-        <w:instrText xml:space="preserve"> ADDIN ZOTERO_ITEM CSL_CITATION {"citationID":"QIRnAqMK","properties":{"unsorted":false,"formattedCitation":"[17]","plainCitation":"[17]","noteIndex":0},"citationItems":[{"id":300,"uris":["http://zotero.org/users/19683069/items/WFLMTXV4"],"itemData":{"id":300,"type":"article-journal","abstract":"Prolonged exposure to high-stress environments can lead to mental illnesses such as anxiety disorders, depression, and posttraumatic stress disorder. Here, a wearable device utilizing photoplethysmography (PPG) technology is developed to noninvasively measure physiological signals and analyze heart rate variability (HRV) parameters. Traditional normative HRV databases typically do not account for responses induced by specific stressors such as cognitive tasks. Therefore, machine learning is used to build a more dynamic stress assessment model. Machine learning can capture complex nonlinear relationships among HRV parameters during stress-inducing tasks, adapts to individual stress response variations, and provides real-time stress level predictions. Furthermore, machine learning models can integrate temporal patterns in HRV data to achieve nuanced stress level assessment. This study examines the feasibility of PPG signals and validates the developed stress model. The RR intervals derived from PPG signals were highly positively correlated with those from electrocardiography signals (correlation coefficient</w:instrText>
-      </w:r>
-      <w:r>
-        <w:rPr>
-          <w:rFonts w:ascii="Arial" w:hAnsi="Arial" w:cs="Arial"/>
-        </w:rPr>
-        <w:instrText> </w:instrText>
-      </w:r>
-      <w:r>
-        <w:instrText>=</w:instrText>
-      </w:r>
-      <w:r>
-        <w:rPr>
-          <w:rFonts w:ascii="Arial" w:hAnsi="Arial" w:cs="Arial"/>
-        </w:rPr>
-        <w:instrText> </w:instrText>
-      </w:r>
-      <w:r>
-        <w:instrText>0.9920, R-squared</w:instrText>
-      </w:r>
-      <w:r>
-        <w:rPr>
-          <w:rFonts w:ascii="Arial" w:hAnsi="Arial" w:cs="Arial"/>
-        </w:rPr>
-        <w:instrText> </w:instrText>
-      </w:r>
-      <w:r>
-        <w:instrText>=</w:instrText>
-      </w:r>
-      <w:r>
-        <w:rPr>
-          <w:rFonts w:ascii="Arial" w:hAnsi="Arial" w:cs="Arial"/>
-        </w:rPr>
-        <w:instrText> </w:instrText>
-      </w:r>
-      <w:r>
-        <w:instrText>0.9837); this confirms the usability of PPG signals for HRV analysis. The stress model is constructed via the open-source Swell dataset. In the experiments, participants complete the Depression Anxiety Stress Scales-21-Chinese (DASS-21-C) questionnaire to quantify levels of depression, anxiety, and stress over a week. Baseline and stress-state PPG data are collected, converted into HRV values, and input into the model for stress quantification. The Stroop test is used to elicit stress responses. After the experiment, the DASS-21-C stress scores were compared with the model's baseline, stress state, and combined scores. The highest correlation was observed between the model's baseline score and the DASS-21-C stress score (correlation coefficient</w:instrText>
-      </w:r>
-      <w:r>
-        <w:rPr>
-          <w:rFonts w:ascii="Arial" w:hAnsi="Arial" w:cs="Arial"/>
-        </w:rPr>
-        <w:instrText> </w:instrText>
-      </w:r>
-      <w:r>
-        <w:instrText>=</w:instrText>
-      </w:r>
-      <w:r>
-        <w:rPr>
-          <w:rFonts w:ascii="Arial" w:hAnsi="Arial" w:cs="Arial"/>
-        </w:rPr>
-        <w:instrText> </w:instrText>
-      </w:r>
-      <w:r>
-        <w:instrText>0.92, R-squared</w:instrText>
-      </w:r>
-      <w:r>
-        <w:rPr>
-          <w:rFonts w:ascii="Arial" w:hAnsi="Arial" w:cs="Arial"/>
-        </w:rPr>
-        <w:instrText> </w:instrText>
-      </w:r>
-      <w:r>
-        <w:instrText>=</w:instrText>
-      </w:r>
-      <w:r>
-        <w:rPr>
-          <w:rFonts w:ascii="Arial" w:hAnsi="Arial" w:cs="Arial"/>
-        </w:rPr>
-        <w:instrText>  </w:instrText>
-      </w:r>
-      <w:r>
-        <w:instrText xml:space="preserve">0.8457), supporting the model's psychological significance in quantifying everyday stress. HRV parameter changes across experimental phases are discussed as well as sex differences in stress responses. In the future, this device may be applied in clinical scenarios for further validation and could be integrated with additional physiological indicators for broader application in daily health management and stress warning systems.","container-title":"APL Bioengineering","DOI":"10.1063/5.0256590","ISSN":"2473-2877","issue":"2","language":"en","page":"026103","source":"DOI.org (Crossref)","title":"Photoplethysmography-based HRV analysis and machine learning for real-time stress quantification in mental health applications","volume":"9","author":[{"family":"Tsai","given":"Ying-Ying"},{"family":"Chen","given":"Yu-Jie"},{"family":"Lin","given":"Yen-Feng"},{"family":"Hsiao","given":"Fan-Chi"},{"family":"Hsu","given":"Ching-Han"},{"family":"Liao","given":"Lun-De"}],"issued":{"date-parts":[["2025",6,1]]}}}],"schema":"https://github.com/citation-style-language/schema/raw/master/csl-citation.json"} </w:instrText>
+        <w:instrText xml:space="preserve"> ADDIN ZOTERO_ITEM CSL_CITATION {"citationID":"tBmoSZKX","properties":{"unsorted":false,"formattedCitation":"[1]","plainCitation":"[1]","noteIndex":0},"citationItems":[{"id":244,"uris":["http://zotero.org/users/19683069/items/44U4YJ92"],"itemData":{"id":244,"type":"article-journal","abstract":"Beyond its use in the clinical environment, the photoplethysmogram is increasingly used for the purpose of measuring the physiological state of an individual in daily life. This review aims to examine existing research of the photoplethysmogram concerning its generation mechanisms, measurement principles, clinical applications, noise definition, pre-processing techniques, feature detection techniques, and post-processing techniques for photoplethysmogram processing, especially from an engineering point of view. We performed an extensive search of the PubMed, Google Scholar, Institute of Electrical and Electronics Engineers (IEEE), ScienceDirect, and Web of Science databases. The exclusion conditions did not include the year of publication, but articles not published in English were excluded. Based on 118 articles, we identified four main topics of enabling the PPG: (A) PPG waveform, (B) PPG features and clinical applications, including basic features based on the original PPG waveform, combined features of the PPG, and derivative features of the PPG, (C) PPG noise, including motion artifact baseline wandering and hypoperfusion, and (D) PPG signal processing, including PPG preprocessing, PPG peak detection, and signal quality index. The application field of the photoplethysmogram has been extending beyond the clinical to the mobile environment. Although there is no standardized preprocessing pipeline for PPG signal processing, as PPG data is acquired and accumulated in various ways, the recently proposed machine learning-based method is expected to offer a promising solution.","container-title":"Frontiers in Physiology","DOI":"10.3389/fphys.2021.808451","ISSN":"1664-042X","journalAbbreviation":"Front. Physiol.","language":"English","publisher":"Frontiers","source":"Frontiers","title":"Photoplethysmogram Analysis and Applications: An Integrative Review","title-short":"Photoplethysmogram Analysis and Applications","URL":"https://www.frontiersin.org/journals/physiology/articles/10.3389/fphys.2021.808451/full","volume":"12","author":[{"family":"Park","given":"Junyung"},{"family":"Seok","given":"Hyeon Seok"},{"family":"Kim","given":"Sang-Su"},{"family":"Shin","given":"Hangsik"}],"accessed":{"date-parts":[["2026",7,26]]},"issued":{"date-parts":[["2022",3,1]]}}}],"schema":"https://github.com/citation-style-language/schema/raw/master/csl-citation.json"} </w:instrText>
       </w:r>
       <w:r>
         <w:fldChar w:fldCharType="separate"/>
@@ -5690,19 +6588,19 @@
         <w:rPr>
           <w:rFonts w:ascii="Aptos" w:hAnsi="Aptos"/>
         </w:rPr>
-        <w:t>[17]</w:t>
+        <w:t>[1]</w:t>
       </w:r>
       <w:r>
         <w:fldChar w:fldCharType="end"/>
       </w:r>
       <w:r>
-        <w:t xml:space="preserve"> trained a decision-tree classifier on a 34-parameter heart-rate-variability feature set drawn from the Koldijk et al. SWELL dataset</w:t>
+        <w:t>. These motion artifacts corrupt the optical signal and introduce missing data, which can lead to estimation errors in both calculated heart rate and ultra-short-term heart rate variability metrics</w:t>
       </w:r>
       <w:r>
         <w:fldChar w:fldCharType="begin"/>
       </w:r>
       <w:r>
-        <w:instrText xml:space="preserve"> ADDIN ZOTERO_ITEM CSL_CITATION {"citationID":"bTTriLhU","properties":{"unsorted":false,"formattedCitation":"[32]","plainCitation":"[32]","noteIndex":0},"citationItems":[{"id":327,"uris":["http://zotero.org/users/19683069/items/UE3F93QN"],"itemData":{"id":327,"type":"paper-conference","container-title":"Proceedings of the 16th International Conference on Multimodal Interaction","DOI":"10.1145/2663204.2663257","event-title":"ICMI '14: INTERNATIONAL CONFERENCE ON MULTIMODAL INTERACTION","ISBN":"978-1-4503-2885-2","language":"en","page":"291-298","publisher":"ACM","publisher-place":"Istanbul Turkey","source":"DOI.org (Crossref)","title":"The SWELL Knowledge Work Dataset for Stress and User Modeling Research","URL":"https://dl.acm.org/doi/10.1145/2663204.2663257","author":[{"family":"Koldijk","given":"Saskia"},{"family":"Sappelli","given":"Maya"},{"family":"Verberne","given":"Suzan"},{"family":"Neerincx","given":"Mark A."},{"family":"Kraaij","given":"Wessel"}],"accessed":{"date-parts":[["2026",9,12]]},"issued":{"date-parts":[["2014",11,12]]}}}],"schema":"https://github.com/citation-style-language/schema/raw/master/csl-citation.json"} </w:instrText>
+        <w:instrText xml:space="preserve"> ADDIN ZOTERO_ITEM CSL_CITATION {"citationID":"jhWE2Exr","properties":{"unsorted":false,"formattedCitation":"[2]","plainCitation":"[2]","noteIndex":0},"citationItems":[{"id":283,"uris":["http://zotero.org/users/19683069/items/7KYT4I8X"],"itemData":{"id":283,"type":"article-journal","abstract":"Application of ultra–short Heart Rate Variability (HRV) is desirable in order to increase the applicability of HRV features to wrist-worn wearable devices equipped with heart rate sensors that are nowadays becoming more and more popular in people’s daily life. This study is focused in particular on the the two most used HRV parameters, i.e., the standard deviation of inter-beat intervals (SDNN) and the root Mean Squared error of successive inter-beat intervals differences (rMSSD). The huge problem of extracting these HRV parameters from wrist-worn devices is that their data are affected by the motion artifacts. For this reason, estimating the error caused by this huge quantity of missing values is fundamental to obtain reliable HRV parameters from these devices. To this aim, we simulate missing values induced by motion artifacts (from 0 to 70%) in an ultra-short time window (i.e., from 4 min to 30 s) by the random walk Gilbert burst model in 22 young healthy subjects. In addition, 30 s and 2 min ultra-short time windows are required to estimate rMSSD and SDNN, respectively. Moreover, due to the fact that ultra-short time window does not permit assessing very low frequencies, and the SDNN is highly affected by these frequencies, the bias for estimating SDNN continues to increase as the time window length decreases. On the contrary, a small error is detected in rMSSD up to 30 s due to the fact that it is highly affected by high frequencies which are possible to be evaluated even if the time window length decreases. Finally, the missing values have a small effect on rMSSD and SDNN estimation. As a matter of fact, the HRV parameter errors increase slightly as the percentage of missing values increase.","container-title":"Sensors","DOI":"10.3390/s20247122","ISSN":"1424-8220","issue":"24","journalAbbreviation":"Sensors","language":"en","page":"7122","source":"DOI.org (Crossref)","title":"Error Estimation of Ultra-Short Heart Rate Variability Parameters: Effect of Missing Data Caused by Motion Artifacts","title-short":"Error Estimation of Ultra-Short Heart Rate Variability Parameters","volume":"20","author":[{"family":"Rossi","given":"Alessio"},{"family":"Pedreschi","given":"Dino"},{"family":"Clifton","given":"David A."},{"family":"Morelli","given":"Davide"}],"issued":{"date-parts":[["2020",12,11]]}}}],"schema":"https://github.com/citation-style-language/schema/raw/master/csl-citation.json"} </w:instrText>
       </w:r>
       <w:r>
         <w:fldChar w:fldCharType="separate"/>
@@ -5711,147 +6609,7 @@
         <w:rPr>
           <w:rFonts w:ascii="Aptos" w:hAnsi="Aptos"/>
         </w:rPr>
-        <w:t>[32]</w:t>
-      </w:r>
-      <w:r>
-        <w:fldChar w:fldCharType="end"/>
-      </w:r>
-      <w:r>
-        <w:t xml:space="preserve">, and validated it against psychological questionnaire scores. The model reached 99.96% classification accuracy under lab conditions, with precision, recall, and F1 all around 0.999, and was compared directly against several alternatives on related tasks: a support vector machine (79.54%), a decision tree using voice and skin-conductance data instead of HRV (92.60%), a random forest (90.01%), and a convolutional neural network (94.8%) </w:t>
-      </w:r>
-      <w:r>
-        <w:fldChar w:fldCharType="begin"/>
-      </w:r>
-      <w:r>
-        <w:instrText xml:space="preserve"> ADDIN ZOTERO_ITEM CSL_CITATION {"citationID":"G07Dn1Iq","properties":{"unsorted":false,"formattedCitation":"[17]","plainCitation":"[17]","noteIndex":0},"citationItems":[{"id":300,"uris":["http://zotero.org/users/19683069/items/WFLMTXV4"],"itemData":{"id":300,"type":"article-journal","abstract":"Prolonged exposure to high-stress environments can lead to mental illnesses such as anxiety disorders, depression, and posttraumatic stress disorder. Here, a wearable device utilizing photoplethysmography (PPG) technology is developed to noninvasively measure physiological signals and analyze heart rate variability (HRV) parameters. Traditional normative HRV databases typically do not account for responses induced by specific stressors such as cognitive tasks. Therefore, machine learning is used to build a more dynamic stress assessment model. Machine learning can capture complex nonlinear relationships among HRV parameters during stress-inducing tasks, adapts to individual stress response variations, and provides real-time stress level predictions. Furthermore, machine learning models can integrate temporal patterns in HRV data to achieve nuanced stress level assessment. This study examines the feasibility of PPG signals and validates the developed stress model. The RR intervals derived from PPG signals were highly positively correlated with those from electrocardiography signals (correlation coefficient</w:instrText>
-      </w:r>
-      <w:r>
-        <w:rPr>
-          <w:rFonts w:ascii="Arial" w:hAnsi="Arial" w:cs="Arial"/>
-        </w:rPr>
-        <w:instrText> </w:instrText>
-      </w:r>
-      <w:r>
-        <w:instrText>=</w:instrText>
-      </w:r>
-      <w:r>
-        <w:rPr>
-          <w:rFonts w:ascii="Arial" w:hAnsi="Arial" w:cs="Arial"/>
-        </w:rPr>
-        <w:instrText> </w:instrText>
-      </w:r>
-      <w:r>
-        <w:instrText>0.9920, R-squared</w:instrText>
-      </w:r>
-      <w:r>
-        <w:rPr>
-          <w:rFonts w:ascii="Arial" w:hAnsi="Arial" w:cs="Arial"/>
-        </w:rPr>
-        <w:instrText> </w:instrText>
-      </w:r>
-      <w:r>
-        <w:instrText>=</w:instrText>
-      </w:r>
-      <w:r>
-        <w:rPr>
-          <w:rFonts w:ascii="Arial" w:hAnsi="Arial" w:cs="Arial"/>
-        </w:rPr>
-        <w:instrText> </w:instrText>
-      </w:r>
-      <w:r>
-        <w:instrText>0.9837); this confirms the usability of PPG signals for HRV analysis. The stress model is constructed via the open-source Swell dataset. In the experiments, participants complete the Depression Anxiety Stress Scales-21-Chinese (DASS-21-C) questionnaire to quantify levels of depression, anxiety, and stress over a week. Baseline and stress-state PPG data are collected, converted into HRV values, and input into the model for stress quantification. The Stroop test is used to elicit stress responses. After the experiment, the DASS-21-C stress scores were compared with the model's baseline, stress state, and combined scores. The highest correlation was observed between the model's baseline score and the DASS-21-C stress score (correlation coefficient</w:instrText>
-      </w:r>
-      <w:r>
-        <w:rPr>
-          <w:rFonts w:ascii="Arial" w:hAnsi="Arial" w:cs="Arial"/>
-        </w:rPr>
-        <w:instrText> </w:instrText>
-      </w:r>
-      <w:r>
-        <w:instrText>=</w:instrText>
-      </w:r>
-      <w:r>
-        <w:rPr>
-          <w:rFonts w:ascii="Arial" w:hAnsi="Arial" w:cs="Arial"/>
-        </w:rPr>
-        <w:instrText> </w:instrText>
-      </w:r>
-      <w:r>
-        <w:instrText>0.92, R-squared</w:instrText>
-      </w:r>
-      <w:r>
-        <w:rPr>
-          <w:rFonts w:ascii="Arial" w:hAnsi="Arial" w:cs="Arial"/>
-        </w:rPr>
-        <w:instrText> </w:instrText>
-      </w:r>
-      <w:r>
-        <w:instrText>=</w:instrText>
-      </w:r>
-      <w:r>
-        <w:rPr>
-          <w:rFonts w:ascii="Arial" w:hAnsi="Arial" w:cs="Arial"/>
-        </w:rPr>
-        <w:instrText>  </w:instrText>
-      </w:r>
-      <w:r>
-        <w:instrText xml:space="preserve">0.8457), supporting the model's psychological significance in quantifying everyday stress. HRV parameter changes across experimental phases are discussed as well as sex differences in stress responses. In the future, this device may be applied in clinical scenarios for further validation and could be integrated with additional physiological indicators for broader application in daily health management and stress warning systems.","container-title":"APL Bioengineering","DOI":"10.1063/5.0256590","ISSN":"2473-2877","issue":"2","language":"en","page":"026103","source":"DOI.org (Crossref)","title":"Photoplethysmography-based HRV analysis and machine learning for real-time stress quantification in mental health applications","volume":"9","author":[{"family":"Tsai","given":"Ying-Ying"},{"family":"Chen","given":"Yu-Jie"},{"family":"Lin","given":"Yen-Feng"},{"family":"Hsiao","given":"Fan-Chi"},{"family":"Hsu","given":"Ching-Han"},{"family":"Liao","given":"Lun-De"}],"issued":{"date-parts":[["2025",6,1]]}}}],"schema":"https://github.com/citation-style-language/schema/raw/master/csl-citation.json"} </w:instrText>
-      </w:r>
-      <w:r>
-        <w:fldChar w:fldCharType="separate"/>
-      </w:r>
-      <w:r>
-        <w:rPr>
-          <w:rFonts w:ascii="Aptos" w:hAnsi="Aptos"/>
-        </w:rPr>
-        <w:t>[17]</w:t>
-      </w:r>
-      <w:r>
-        <w:fldChar w:fldCharType="end"/>
-      </w:r>
-      <w:r>
-        <w:t>. Tsai et al.’s classifier organises stress states either no stress, moderate stress or severe stress.</w:t>
-      </w:r>
-    </w:p>
-    <w:p>
-      <w:r>
-        <w:t xml:space="preserve">All of these alternatives’ accuracies were obtained on carefully curated datasets rather than real-world wearable data. PPG is sensitive to physical movement which makes it highly vulnerable to motion artifacts in wearable applications </w:t>
-      </w:r>
-      <w:r>
-        <w:fldChar w:fldCharType="begin"/>
-      </w:r>
-      <w:r>
-        <w:instrText xml:space="preserve"> ADDIN ZOTERO_ITEM CSL_CITATION {"citationID":"tBmoSZKX","properties":{"unsorted":false,"formattedCitation":"[8]","plainCitation":"[8]","noteIndex":0},"citationItems":[{"id":244,"uris":["http://zotero.org/users/19683069/items/44U4YJ92"],"itemData":{"id":244,"type":"article-journal","abstract":"Beyond its use in the clinical environment, the photoplethysmogram is increasingly used for the purpose of measuring the physiological state of an individual in daily life. This review aims to examine existing research of the photoplethysmogram concerning its generation mechanisms, measurement principles, clinical applications, noise definition, pre-processing techniques, feature detection techniques, and post-processing techniques for photoplethysmogram processing, especially from an engineering point of view. We performed an extensive search of the PubMed, Google Scholar, Institute of Electrical and Electronics Engineers (IEEE), ScienceDirect, and Web of Science databases. The exclusion conditions did not include the year of publication, but articles not published in English were excluded. Based on 118 articles, we identified four main topics of enabling the PPG: (A) PPG waveform, (B) PPG features and clinical applications, including basic features based on the original PPG waveform, combined features of the PPG, and derivative features of the PPG, (C) PPG noise, including motion artifact baseline wandering and hypoperfusion, and (D) PPG signal processing, including PPG preprocessing, PPG peak detection, and signal quality index. The application field of the photoplethysmogram has been extending beyond the clinical to the mobile environment. Although there is no standardized preprocessing pipeline for PPG signal processing, as PPG data is acquired and accumulated in various ways, the recently proposed machine learning-based method is expected to offer a promising solution.","container-title":"Frontiers in Physiology","DOI":"10.3389/fphys.2021.808451","ISSN":"1664-042X","journalAbbreviation":"Front. Physiol.","language":"English","publisher":"Frontiers","source":"Frontiers","title":"Photoplethysmogram Analysis and Applications: An Integrative Review","title-short":"Photoplethysmogram Analysis and Applications","URL":"https://www.frontiersin.org/journals/physiology/articles/10.3389/fphys.2021.808451/full","volume":"12","author":[{"family":"Park","given":"Junyung"},{"family":"Seok","given":"Hyeon Seok"},{"family":"Kim","given":"Sang-Su"},{"family":"Shin","given":"Hangsik"}],"accessed":{"date-parts":[["2026",7,26]]},"issued":{"date-parts":[["2022",3,1]]}}}],"schema":"https://github.com/citation-style-language/schema/raw/master/csl-citation.json"} </w:instrText>
-      </w:r>
-      <w:r>
-        <w:fldChar w:fldCharType="separate"/>
-      </w:r>
-      <w:r>
-        <w:rPr>
-          <w:rFonts w:ascii="Aptos" w:hAnsi="Aptos"/>
-        </w:rPr>
-        <w:t>[8]</w:t>
-      </w:r>
-      <w:r>
-        <w:fldChar w:fldCharType="end"/>
-      </w:r>
-      <w:r>
-        <w:t>. These motion artifacts corrupt the optical signal and introduce missing data, which can lead to estimation errors in both calculated heart rate and ultra-short-term heart rate variability metrics</w:t>
-      </w:r>
-      <w:r>
-        <w:fldChar w:fldCharType="begin"/>
-      </w:r>
-      <w:r>
-        <w:instrText xml:space="preserve"> ADDIN ZOTERO_ITEM CSL_CITATION {"citationID":"jhWE2Exr","properties":{"unsorted":false,"formattedCitation":"[33]","plainCitation":"[33]","noteIndex":0},"citationItems":[{"id":283,"uris":["http://zotero.org/users/19683069/items/7KYT4I8X"],"itemData":{"id":283,"type":"article-journal","abstract":"Application of ultra–short Heart Rate Variability (HRV) is desirable in order to increase the applicability of HRV features to wrist-worn wearable devices equipped with heart rate sensors that are nowadays becoming more and more popular in people’s daily life. This study is focused in particular on the the two most used HRV parameters, i.e., the standard deviation of inter-beat intervals (SDNN) and the root Mean Squared error of successive inter-beat intervals differences (rMSSD). The huge problem of extracting these HRV parameters from wrist-worn devices is that their data are affected by the motion artifacts. For this reason, estimating the error caused by this huge quantity of missing values is fundamental to obtain reliable HRV parameters from these devices. To this aim, we simulate missing values induced by motion artifacts (from 0 to 70%) in an ultra-short time window (i.e., from 4 min to 30 s) by the random walk Gilbert burst model in 22 young healthy subjects. In addition, 30 s and 2 min ultra-short time windows are required to estimate rMSSD and SDNN, respectively. Moreover, due to the fact that ultra-short time window does not permit assessing very low frequencies, and the SDNN is highly affected by these frequencies, the bias for estimating SDNN continues to increase as the time window length decreases. On the contrary, a small error is detected in rMSSD up to 30 s due to the fact that it is highly affected by high frequencies which are possible to be evaluated even if the time window length decreases. Finally, the missing values have a small effect on rMSSD and SDNN estimation. As a matter of fact, the HRV parameter errors increase slightly as the percentage of missing values increase.","container-title":"Sensors","DOI":"10.3390/s20247122","ISSN":"1424-8220","issue":"24","journalAbbreviation":"Sensors","language":"en","page":"7122","source":"DOI.org (Crossref)","title":"Error Estimation of Ultra-Short Heart Rate Variability Parameters: Effect of Missing Data Caused by Motion Artifacts","title-short":"Error Estimation of Ultra-Short Heart Rate Variability Parameters","volume":"20","author":[{"family":"Rossi","given":"Alessio"},{"family":"Pedreschi","given":"Dino"},{"family":"Clifton","given":"David A."},{"family":"Morelli","given":"Davide"}],"issued":{"date-parts":[["2020",12,11]]}}}],"schema":"https://github.com/citation-style-language/schema/raw/master/csl-citation.json"} </w:instrText>
-      </w:r>
-      <w:r>
-        <w:fldChar w:fldCharType="separate"/>
-      </w:r>
-      <w:r>
-        <w:rPr>
-          <w:rFonts w:ascii="Aptos" w:hAnsi="Aptos"/>
-        </w:rPr>
-        <w:t>[33]</w:t>
+        <w:t>[2]</w:t>
       </w:r>
       <w:r>
         <w:fldChar w:fldCharType="end"/>
@@ -5882,13 +6640,13 @@
     </w:p>
     <w:p>
       <w:r>
-        <w:t>Respiration and heart rate variability are closely linked</w:t>
+        <w:t>The specification that a local alert be sent within 60s (seconds) of extreme stress identification fits with the minimum window lengths shown to give reliable ultra-short-term heart-rate-variability estimates</w:t>
       </w:r>
       <w:r>
         <w:fldChar w:fldCharType="begin"/>
       </w:r>
       <w:r>
-        <w:instrText xml:space="preserve"> ADDIN ZOTERO_ITEM CSL_CITATION {"citationID":"n6j9UvE5","properties":{"unsorted":false,"formattedCitation":"[16]","plainCitation":"[16]","noteIndex":0},"citationItems":[{"id":289,"uris":["http://zotero.org/users/19683069/items/Q9WDQRKJ"],"itemData":{"id":289,"type":"article-journal","container-title":"IEEE Journal of Biomedical and Health Informatics","DOI":"10.1109/JBHI.2016.2553578","ISSN":"2168-2194, 2168-2208","issue":"4","journalAbbreviation":"IEEE J. Biomed. Health Inform.","license":"https://ieeexplore.ieee.org/Xplorehelp/downloads/license-information/IEEE.html","page":"1016-1025","source":"DOI.org (Crossref)","title":"Inclusion of Respiratory Frequency Information in Heart Rate Variability Analysis for Stress Assessment","volume":"20","author":[{"family":"Hernando","given":"Alberto"},{"family":"Lazaro","given":"Jesus"},{"family":"Gil","given":"Eduardo"},{"family":"Arza","given":"Adriana"},{"family":"Garzon","given":"Jorge Mario"},{"family":"Lopez-Anton","given":"Raul"},{"family":"De La Camara","given":"Concepcion"},{"family":"Laguna","given":"Pablo"},{"family":"Aguilo","given":"Jordi"},{"family":"Bailon","given":"Raquel"}],"issued":{"date-parts":[["2016",7]]}}}],"schema":"https://github.com/citation-style-language/schema/raw/master/csl-citation.json"} </w:instrText>
+        <w:instrText xml:space="preserve"> ADDIN ZOTERO_ITEM CSL_CITATION {"citationID":"LpwvJskj","properties":{"unsorted":false,"formattedCitation":"[21]","plainCitation":"[21]","noteIndex":0},"citationItems":[{"id":288,"uris":["http://zotero.org/users/19683069/items/9EAYPDKY"],"itemData":{"id":288,"type":"paper-conference","container-title":"2007 29th Annual International Conference of the IEEE Engineering in Medicine and Biology Society","DOI":"10.1109/IEMBS.2007.4353378","event-title":"2007 29th Annual International Conference of the IEEE Engineering in Medicine and Biology Society","ISBN":"978-1-4244-0787-3","ISSN":"1557-170X","page":"4656-4659","publisher":"IEEE","publisher-place":"Lyon, France","source":"DOI.org (Crossref)","title":"Ultra Short Term Analysis of Heart Rate Variability for Monitoring Mental Stress in Mobile Settings","URL":"http://ieeexplore.ieee.org/document/4353378/","author":[{"family":"Salahuddin","given":"Lizawati"},{"family":"Cho","given":"Jaegeol"},{"family":"Jeong","given":"Myeong Gi"},{"family":"Kim","given":"Desok"}],"accessed":{"date-parts":[["2026",8,25]]},"issued":{"date-parts":[["2007",8]]}}}],"schema":"https://github.com/citation-style-language/schema/raw/master/csl-citation.json"} </w:instrText>
       </w:r>
       <w:r>
         <w:fldChar w:fldCharType="separate"/>
@@ -5897,19 +6655,24 @@
         <w:rPr>
           <w:rFonts w:ascii="Aptos" w:hAnsi="Aptos"/>
         </w:rPr>
-        <w:t>[16]</w:t>
+        <w:t>[21]</w:t>
       </w:r>
       <w:r>
         <w:fldChar w:fldCharType="end"/>
       </w:r>
       <w:r>
-        <w:t xml:space="preserve">. Hernando et al. found that re-centring the high-frequency band on the person's actual breathing rate, rather than using a fixed 0.15–0.4Hz range, gives a more reliable read on sympathetic activation during stress. In their study, breathing rate on its own was the single strongest stress marker, with an area under the curve of 88.2% </w:t>
+        <w:t>: heart rate itself can be reliably estimated within about 10s, and the full set of frequency-domain features, including the LF/HF ratio, within about 50s. This leaves a workable margin of 10s for computing features, classifying stress, and sending the alert. For severe stress, the same 10s margin is used to trigger alerts after a heart rate that differs by 20% from the baseline is sustained during the “alarm window”.</w:t>
+      </w:r>
+    </w:p>
+    <w:p>
+      <w:r>
+        <w:t xml:space="preserve">The choice to trigger 5–10 seconds of vibration feedback also fits with what is known about how reliably people notice such alerts, even under high mental or physical load - a study on driver alerting found that a vibration lasting longer than about 3 seconds was accurately noticed under all tested conditions, including high-stress driving, while shorter or paused pulses were often misread </w:t>
       </w:r>
       <w:r>
         <w:fldChar w:fldCharType="begin"/>
       </w:r>
       <w:r>
-        <w:instrText xml:space="preserve"> ADDIN ZOTERO_ITEM CSL_CITATION {"citationID":"bG4LJewj","properties":{"unsorted":false,"formattedCitation":"[16]","plainCitation":"[16]","noteIndex":0},"citationItems":[{"id":289,"uris":["http://zotero.org/users/19683069/items/Q9WDQRKJ"],"itemData":{"id":289,"type":"article-journal","container-title":"IEEE Journal of Biomedical and Health Informatics","DOI":"10.1109/JBHI.2016.2553578","ISSN":"2168-2194, 2168-2208","issue":"4","journalAbbreviation":"IEEE J. Biomed. Health Inform.","license":"https://ieeexplore.ieee.org/Xplorehelp/downloads/license-information/IEEE.html","page":"1016-1025","source":"DOI.org (Crossref)","title":"Inclusion of Respiratory Frequency Information in Heart Rate Variability Analysis for Stress Assessment","volume":"20","author":[{"family":"Hernando","given":"Alberto"},{"family":"Lazaro","given":"Jesus"},{"family":"Gil","given":"Eduardo"},{"family":"Arza","given":"Adriana"},{"family":"Garzon","given":"Jorge Mario"},{"family":"Lopez-Anton","given":"Raul"},{"family":"De La Camara","given":"Concepcion"},{"family":"Laguna","given":"Pablo"},{"family":"Aguilo","given":"Jordi"},{"family":"Bailon","given":"Raquel"}],"issued":{"date-parts":[["2016",7]]}}}],"schema":"https://github.com/citation-style-language/schema/raw/master/csl-citation.json"} </w:instrText>
+        <w:instrText xml:space="preserve"> ADDIN ZOTERO_ITEM CSL_CITATION {"citationID":"V4xcMQeG","properties":{"unsorted":false,"formattedCitation":"[36]","plainCitation":"[36]","noteIndex":0},"citationItems":[{"id":323,"uris":["http://zotero.org/users/19683069/items/35EYMPWS"],"itemData":{"id":323,"type":"patent","authority":"United States","call-number":"US11626097","language":"en","number":"US7692552B2","title":"Method and system for improving driver safety and situational awareness","URL":"https://patents.google.com/patent/US7692552B2/en","author":[{"family":"Harrington","given":"Nathan J."},{"family":"Narayanaswami","given":"Chandrasekhar"}],"accessed":{"date-parts":[["2026",9,12]]},"issued":{"date-parts":[["2010",4,6]]},"submitted":{"date-parts":[["2007",1,23]]}}}],"schema":"https://github.com/citation-style-language/schema/raw/master/csl-citation.json"} </w:instrText>
       </w:r>
       <w:r>
         <w:fldChar w:fldCharType="separate"/>
@@ -5918,95 +6681,28 @@
         <w:rPr>
           <w:rFonts w:ascii="Aptos" w:hAnsi="Aptos"/>
         </w:rPr>
-        <w:t>[16]</w:t>
+        <w:t>[36]</w:t>
       </w:r>
       <w:r>
         <w:fldChar w:fldCharType="end"/>
       </w:r>
       <w:r>
-        <w:t>. So while the decision tree can run on PPG-derived heart-rate variability alone, adding breathing rate as an extra feature (which can be extracted from the same PPG signal</w:t>
-      </w:r>
-      <w:r>
-        <w:fldChar w:fldCharType="begin"/>
-      </w:r>
-      <w:r>
-        <w:instrText xml:space="preserve"> ADDIN ZOTERO_ITEM CSL_CITATION {"citationID":"Uj4alnB9","properties":{"unsorted":false,"formattedCitation":"[34], [35]","plainCitation":"[34], [35]","noteIndex":0},"citationItems":[{"id":231,"uris":["http://zotero.org/users/19683069/items/BAE84DMK"],"itemData":{"id":231,"type":"article-journal","container-title":"IEEE Reviews in Biomedical Engineering","DOI":"10.1109/RBME.2020.3036330","ISSN":"1937-3333, 1941-1189","journalAbbreviation":"IEEE Rev. Biomed. Eng.","license":"https://ieeexplore.ieee.org/Xplorehelp/downloads/license-information/IEEE.html","page":"103-121","source":"DOI.org (Crossref)","title":"Respiratory Monitoring: Current State of the Art and Future Roads","title-short":"Respiratory Monitoring","volume":"15","author":[{"family":"Costanzo","given":"Ian"},{"family":"Sen","given":"Devdip"},{"family":"Rhein","given":"Lawrence"},{"family":"Guler","given":"Ulkuhan"}],"issued":{"date-parts":[["2022"]]}}},{"id":258,"uris":["http://zotero.org/users/19683069/items/VKHE6VRV"],"itemData":{"id":258,"type":"paper-conference","abstract":"Five time series which are known to be modulated by respiration are derived from the pulse photoplethysmographic (PPG) signal, and they are analyzed for obstructive sleep apnea (OSA) detection: Pulse rate, amplitude, and width variabilities (PRV, PAV, and PWV, respectively), pulse upslopes, and slope transit time (STT). A total of 26 polysomnographic recordings were split in 1-min segments which were manually labeled as OSA (653 segments), normal breathing (7204 segments), or other pulmonary events. For each one of the 5 PPG-derived series, 4 features were extracted: the standard deviation, the power at high and low frequency (PLF) bands, and the normalized PLF. These 20 features were used as input of a least-squares support vector machine classifier using an RBF kernel. Results show an accuracy of 72.66%, suggesting that the analyzed features are promising for the detection of OSA from only the PPG signal.","container-title":"2017 Computing in Cardiology (CinC)","DOI":"10.22489/CinC.2017.273-229","event-title":"2017 Computing in Cardiology (CinC)","ISSN":"2325-887X","note":"ISSN: 2325-887X","page":"1-4","source":"IEEE Xplore","title":"Pulse photoplethysmography derived respiration for obstructive sleep apnea detection","URL":"https://ieeexplore.ieee.org/abstract/document/8331674","author":[{"family":"Lázaro","given":"Jesús"},{"family":"Gil","given":"Eduardo"},{"family":"Deviaene","given":"Margot"},{"family":"Bailón","given":"Raquel"},{"family":"Testelmans","given":"Dries"},{"family":"Buyse","given":"Bertien"},{"family":"Varón","given":"Carolina"},{"family":"Van Huffel","given":"Sabine"}],"accessed":{"date-parts":[["2026",7,26]]},"issued":{"date-parts":[["2017",9]]}}}],"schema":"https://github.com/citation-style-language/schema/raw/master/csl-citation.json"} </w:instrText>
-      </w:r>
-      <w:r>
-        <w:fldChar w:fldCharType="separate"/>
-      </w:r>
-      <w:r>
-        <w:rPr>
-          <w:rFonts w:ascii="Aptos" w:hAnsi="Aptos"/>
-        </w:rPr>
-        <w:t>[34], [35]</w:t>
-      </w:r>
-      <w:r>
-        <w:fldChar w:fldCharType="end"/>
-      </w:r>
-      <w:r>
-        <w:t xml:space="preserve">) is a well-supported way to improve accuracy later. </w:t>
-      </w:r>
-    </w:p>
-    <w:p>
-      <w:r>
-        <w:t>The specification that a local alert be sent within 60s (seconds) of extreme stress identification fits with the minimum window lengths shown to give reliable ultra-short-term heart-rate-variability estimates</w:t>
-      </w:r>
-      <w:r>
-        <w:fldChar w:fldCharType="begin"/>
-      </w:r>
-      <w:r>
-        <w:instrText xml:space="preserve"> ADDIN ZOTERO_ITEM CSL_CITATION {"citationID":"LpwvJskj","properties":{"unsorted":false,"formattedCitation":"[20]","plainCitation":"[20]","noteIndex":0},"citationItems":[{"id":288,"uris":["http://zotero.org/users/19683069/items/9EAYPDKY"],"itemData":{"id":288,"type":"paper-conference","container-title":"2007 29th Annual International Conference of the IEEE Engineering in Medicine and Biology Society","DOI":"10.1109/IEMBS.2007.4353378","event-title":"2007 29th Annual International Conference of the IEEE Engineering in Medicine and Biology Society","ISBN":"978-1-4244-0787-3","ISSN":"1557-170X","page":"4656-4659","publisher":"IEEE","publisher-place":"Lyon, France","source":"DOI.org (Crossref)","title":"Ultra Short Term Analysis of Heart Rate Variability for Monitoring Mental Stress in Mobile Settings","URL":"http://ieeexplore.ieee.org/document/4353378/","author":[{"family":"Salahuddin","given":"Lizawati"},{"family":"Cho","given":"Jaegeol"},{"family":"Jeong","given":"Myeong Gi"},{"family":"Kim","given":"Desok"}],"accessed":{"date-parts":[["2026",8,25]]},"issued":{"date-parts":[["2007",8]]}}}],"schema":"https://github.com/citation-style-language/schema/raw/master/csl-citation.json"} </w:instrText>
-      </w:r>
-      <w:r>
-        <w:fldChar w:fldCharType="separate"/>
-      </w:r>
-      <w:r>
-        <w:rPr>
-          <w:rFonts w:ascii="Aptos" w:hAnsi="Aptos"/>
-        </w:rPr>
-        <w:t>[20]</w:t>
-      </w:r>
-      <w:r>
-        <w:fldChar w:fldCharType="end"/>
-      </w:r>
-      <w:r>
-        <w:t xml:space="preserve">: heart rate itself can be reliably estimated within about 10s, and the full set of frequency-domain features, including the LF/HF ratio, within about 50s. This leaves a workable margin of 10s for computing features, classifying stress, and sending the alert. For severe stress, the same 10s margin is used </w:t>
-      </w:r>
-      <w:r>
+        <w:t>. The same reasoning is used for the 5-10s of audible alerts.</w:t>
+      </w:r>
+    </w:p>
+    <w:p>
+      <w:r>
+        <w:rPr>
+          <w:highlight w:val="yellow"/>
+        </w:rPr>
+        <w:t xml:space="preserve">Taken together, this literature review establishes several criteria that an acceptable solution for this project must satisfy. It must be low-cost and non-invasive, since consumer affordability was identified as a key gap in existing devices; it must sense heart-related metrics using a wearable-compatible modality (PPG rather than ECG) </w:t>
+      </w:r>
+      <w:r>
+        <w:rPr>
+          <w:highlight w:val="yellow"/>
+        </w:rPr>
         <w:lastRenderedPageBreak/>
-        <w:t>to trigger alerts after a heart rate that differs by 20% from the baseline is sustained during the “alarm window”.</w:t>
-      </w:r>
-    </w:p>
-    <w:p>
-      <w:r>
-        <w:t xml:space="preserve">The choice to trigger 5–10 seconds of vibration feedback also fits with what is known about how reliably people notice such alerts, even under high mental or physical load - a study on driver alerting found that a vibration lasting longer than about 3 seconds was accurately noticed under all tested conditions, including high-stress driving, while shorter or paused pulses were often misread </w:t>
-      </w:r>
-      <w:r>
-        <w:fldChar w:fldCharType="begin"/>
-      </w:r>
-      <w:r>
-        <w:instrText xml:space="preserve"> ADDIN ZOTERO_ITEM CSL_CITATION {"citationID":"V4xcMQeG","properties":{"unsorted":false,"formattedCitation":"[36]","plainCitation":"[36]","noteIndex":0},"citationItems":[{"id":323,"uris":["http://zotero.org/users/19683069/items/35EYMPWS"],"itemData":{"id":323,"type":"patent","authority":"United States","call-number":"US11626097","language":"en","number":"US7692552B2","title":"Method and system for improving driver safety and situational awareness","URL":"https://patents.google.com/patent/US7692552B2/en","author":[{"family":"Harrington","given":"Nathan J."},{"family":"Narayanaswami","given":"Chandrasekhar"}],"accessed":{"date-parts":[["2026",9,12]]},"issued":{"date-parts":[["2010",4,6]]},"submitted":{"date-parts":[["2007",1,23]]}}}],"schema":"https://github.com/citation-style-language/schema/raw/master/csl-citation.json"} </w:instrText>
-      </w:r>
-      <w:r>
-        <w:fldChar w:fldCharType="separate"/>
-      </w:r>
-      <w:r>
-        <w:rPr>
-          <w:rFonts w:ascii="Aptos" w:hAnsi="Aptos"/>
-        </w:rPr>
-        <w:t>[36]</w:t>
-      </w:r>
-      <w:r>
-        <w:fldChar w:fldCharType="end"/>
-      </w:r>
-      <w:r>
-        <w:t>. The same reasoning is used for the 5-10s of audible alerts.</w:t>
-      </w:r>
-    </w:p>
-    <w:p>
-      <w:r>
-        <w:t>Taken together, this literature review establishes several criteria that an acceptable solution for this project must satisfy. It must be low-cost and non-invasive, since consumer affordability was identified as a key gap in existing devices; it must sense heart-related metrics using a wearable-compatible modality (PPG rather than ECG) while addressing PPG’s known susceptibility to motion artefacts; it must classify stress relative to a personalised baseline rather than a single population-wide threshold, since resting heart rate and HRV vary meaningfully between individuals; it must perform signal processing and classification locally on-device rather than relying on a cloud connection, avoiding the added latency, connectivity dependence and privacy risk of transmitting continuous physiological data off-device; and it must meet defined accuracy and timing targets – heart-rate and stress-classification accuracy of at least 70%, and alert dispatch within 60 seconds of a dangerous state being identified – that remain achievable within the computational constraints of a mobile device. These criteria, derived directly from the gaps and trade-offs identified above, inform the requirements and specifications already established and the solution proposed in the following section.</w:t>
+        <w:t>while addressing PPG’s known susceptibility to motion artefacts; it must classify stress relative to a personalised baseline rather than a single population-wide threshold, since resting heart rate and HRV vary meaningfully between individuals; it must perform signal processing and classification locally on-device rather than relying on a cloud connection, avoiding the added latency, connectivity dependence and privacy risk of transmitting continuous physiological data off-device; and it must meet defined accuracy and timing targets – heart-rate and stress-classification accuracy of at least 70%, and alert dispatch within 60 seconds of a dangerous state being identified – that remain achievable within the computational constraints of a mobile device. These criteria, derived directly from the gaps and trade-offs identified above, inform the requirements and specifications already established and the solution proposed in the following section.</w:t>
       </w:r>
     </w:p>
     <w:p>
@@ -6017,12 +6713,12 @@
           <w:numId w:val="2"/>
         </w:numPr>
       </w:pPr>
-      <w:bookmarkStart w:id="16" w:name="_Toc240213124"/>
-      <w:bookmarkStart w:id="17" w:name="_Toc239699083"/>
+      <w:bookmarkStart w:id="14" w:name="_Toc240213124"/>
+      <w:bookmarkStart w:id="15" w:name="_Toc239699083"/>
       <w:r>
         <w:t>The solution</w:t>
       </w:r>
-      <w:bookmarkEnd w:id="16"/>
+      <w:bookmarkEnd w:id="14"/>
     </w:p>
     <w:p>
       <w:pPr>
@@ -6032,19 +6728,15 @@
           <w:numId w:val="2"/>
         </w:numPr>
       </w:pPr>
-      <w:bookmarkStart w:id="18" w:name="_Toc240213125"/>
+      <w:bookmarkStart w:id="16" w:name="_Toc240213125"/>
       <w:r>
         <w:t>Proposed solution</w:t>
       </w:r>
-      <w:bookmarkEnd w:id="18"/>
-    </w:p>
-    <w:p>
-      <w:r>
-        <w:t xml:space="preserve">The proposed solution is a low-cost, wearable heart-health and stress-monitoring system built around a PPG sensor, a mobile application, and a wireless haptic feedback cuff. The PPG sensor is worn continuously and streams optical waveform data over Bluetooth Low Energy to the companion mobile application, which performs signal processing to extract heart rate, respiratory rate and heart rate variability metrics from the incoming signal. These metrics are passed to a lightweight decision-tree classifier running on the mobile device, which determines the wearer’s current stress state using both a personalised heart-rate-deviation-from-baseline rule and the classifier’s HRV-based assessment. Depending on the severity of the detected state, the system escalates its response: moderate stress states trigger a push notification to the user via the mobile application, while severe or extreme states trigger audible alerts from the </w:t>
-      </w:r>
-      <w:r>
-        <w:lastRenderedPageBreak/>
-        <w:t>phone’s speaker and haptic feedback from the wearable cuff, and for the most dangerous states, automatic remote notifications are sent to the user’s pre-selected emergency contacts. This tiered response is intended to keep the wearer informed of their own state while ensuring that, in a genuine emergency, help can be summoned even if the wearer is incapacitated or unable to act themselves.</w:t>
+      <w:bookmarkEnd w:id="16"/>
+    </w:p>
+    <w:p>
+      <w:r>
+        <w:t>The proposed solution is a low-cost, wearable heart-health and stress-monitoring system built around a PPG sensor, a mobile application, and a wireless haptic feedback cuff. The PPG sensor is worn continuously and streams optical waveform data over Bluetooth Low Energy to the companion mobile application, which performs signal processing to extract heart rate, respiratory rate and heart rate variability metrics from the incoming signal. These metrics are passed to a lightweight decision-tree classifier running on the mobile device, which determines the wearer’s current stress state using both a personalised heart-rate-deviation-from-baseline rule and the classifier’s HRV-based assessment. Depending on the severity of the detected state, the system escalates its response: moderate stress states trigger a push notification to the user via the mobile application, while severe or extreme states trigger audible alerts from the phone’s speaker and haptic feedback from the wearable cuff, and for the most dangerous states, automatic remote notifications are sent to the user’s pre-selected emergency contacts. This tiered response is intended to keep the wearer informed of their own state while ensuring that, in a genuine emergency, help can be summoned even if the wearer is incapacitated or unable to act themselves.</w:t>
       </w:r>
     </w:p>
     <w:p>
@@ -6055,24 +6747,29 @@
           <w:numId w:val="2"/>
         </w:numPr>
       </w:pPr>
-      <w:bookmarkStart w:id="19" w:name="_Toc240213126"/>
+      <w:bookmarkStart w:id="17" w:name="_Toc240213126"/>
       <w:r>
         <w:t>Alternative</w:t>
       </w:r>
+      <w:bookmarkEnd w:id="15"/>
+      <w:r>
+        <w:t xml:space="preserve"> solutions</w:t>
+      </w:r>
       <w:bookmarkEnd w:id="17"/>
-      <w:r>
-        <w:t xml:space="preserve"> solutions</w:t>
-      </w:r>
-      <w:bookmarkEnd w:id="19"/>
-    </w:p>
-    <w:p>
-      <w:r>
-        <w:t>//include conceptual/detailed diagrams/flowcharts</w:t>
-      </w:r>
-    </w:p>
-    <w:p>
-      <w:r>
-        <w:t>While the proposed solution uses PPG as its sensing modality, alternative sensing technologies could achieve comparable heart-monitoring capability. Chest-worn ECG straps, such as the Polar H10, provide the clinical-reference electrical signal directly and are less susceptible to motion artefacts than PPG sensors, but require multi-point electrode contact and a chest-strap form factor that is less comfortable for continuous, all-day wear than a wrist- or finger-based PPG sensor. Ballistocardiography and phonocardiography, which sense the heart’s mechanical motion or acoustic signature respectively, are further non-invasive alternatives, but require more specialised hardware that is not yet mature for low-cost consumer wearables.  On the software side, an alternative to a locally-run mobile application would be a cloud-based analysis pipeline, where raw PPG data is streamed to a remote server for processing and classification. This would allow more computationally demanding models to be used, but introduces a dependency on network connectivity that undermines the system’s reliability during an emergency, along with additional latency and privacy considerations around transmitting continuous physiological data off-device.  Alternative alert mechanisms considered include SMS-only remote notification without a push-notification/application layer, and continuous audible-only alerting without haptic feedback. SMS-only alerting was considered insufficiently immediate for time-critical alerts, and audible-only alerting risks being missed in noisy environments or by users with hearing impairments, both of which motivated the combined haptic-and-audible approach adopted in the proposed solution.</w:t>
+    </w:p>
+    <w:p>
+      <w:r>
+        <w:t xml:space="preserve">While the proposed solution uses PPG as its sensing modality, alternative sensing technologies could achieve comparable heart-monitoring capability. Chest-worn ECG straps, provide the clinical-reference electrical signal directly and are less susceptible to motion artefacts than PPG sensors, but require multi-point electrode contact and a chest-strap form factor that is less comfortable for continuous, all-day wear than a wrist- or finger-based PPG sensor. Ballistocardiography and phonocardiography, which </w:t>
+      </w:r>
+      <w:r>
+        <w:lastRenderedPageBreak/>
+        <w:t xml:space="preserve">sense the heart’s mechanical motion or acoustic signature respectively, are further non-invasive alternatives, but require more specialised hardware that is not yet mature for low-cost consumer wearables.  On the software side, an alternative to a locally-run mobile application would be a cloud-based analysis pipeline, where raw PPG data is streamed to a remote server for processing and classification. This would allow more computationally demanding models to be used, but introduces a dependency on network connectivity that undermines the system’s reliability during an emergency, along with additional latency and privacy considerations around transmitting continuous physiological data off-device.  Alternative alert mechanisms considered include continuous audible-only alerting without haptic feedback. </w:t>
+      </w:r>
+      <w:r>
+        <w:t>A</w:t>
+      </w:r>
+      <w:r>
+        <w:t>udible-only alerting risks being missed in noisy environments or by users with hearing impairments, both of which motivated the combined haptic-and-audible approach adopted in the proposed solution.</w:t>
       </w:r>
     </w:p>
     <w:p>
@@ -6083,22 +6780,22 @@
           <w:numId w:val="2"/>
         </w:numPr>
       </w:pPr>
-      <w:bookmarkStart w:id="20" w:name="_Toc239699084"/>
-      <w:bookmarkStart w:id="21" w:name="_Toc240213127"/>
-      <w:commentRangeStart w:id="22"/>
+      <w:bookmarkStart w:id="18" w:name="_Toc239699084"/>
+      <w:bookmarkStart w:id="19" w:name="_Toc240213127"/>
+      <w:commentRangeStart w:id="20"/>
       <w:r>
         <w:t>Feasibility study</w:t>
       </w:r>
-      <w:bookmarkEnd w:id="20"/>
-      <w:bookmarkEnd w:id="21"/>
-      <w:commentRangeEnd w:id="22"/>
+      <w:bookmarkEnd w:id="18"/>
+      <w:bookmarkEnd w:id="19"/>
+      <w:commentRangeEnd w:id="20"/>
       <w:r>
         <w:rPr>
           <w:rStyle w:val="CommentReference"/>
           <w:sz w:val="32"/>
           <w:szCs w:val="32"/>
         </w:rPr>
-        <w:commentReference w:id="22"/>
+        <w:commentReference w:id="20"/>
       </w:r>
       <w:r>
         <w:t xml:space="preserve"> of proposed solution</w:t>
@@ -6106,11 +6803,11 @@
     </w:p>
     <w:p>
       <w:r>
-        <w:t xml:space="preserve">The feasibility of the proposed solution rests on three considerations: the sensing approach, the computational approach, and the suitability of the training data used for the stress classifier.  Regarding sensing, PPG hardware is inexpensive, already miniaturised for wearable form factors, and well supported by literature describing extraction of heart rate, respiratory rate and HRV metrics from its output, making it feasible to implement without specialised fabrication or clinical-grade hardware.  Regarding the computational approach, a decision tree was selected because it has been shown to achieve accuracy exceeding heavier machine learning alternatives such as random forests and convolutional neural networks, while remaining light enough to </w:t>
+        <w:t xml:space="preserve">The feasibility of the proposed solution rests on three considerations: the sensing approach, the computational approach, and the suitability of the training data used for the stress classifier.  Regarding sensing, PPG hardware is inexpensive, already miniaturised for wearable form factors, and well supported by literature describing extraction of heart rate, respiratory rate and HRV metrics from its output, making it feasible to implement without specialised fabrication or clinical-grade hardware.  Regarding the computational approach, a decision tree was selected because it has been shown to achieve accuracy exceeding heavier machine learning alternatives such as random forests and convolutional neural networks, while remaining light enough to run locally on a mobile device rather than requiring a cloud inference service. This directly satisfies the project’s cost and continuous-monitoring requirements, since it removes the need for a persistent network connection or additional server infrastructure, and keeps physiological data on-device.  Regarding training data, the decision tree classifier used in this project is trained on the SWELL knowledge-work dataset, which was collected from participants performing realistic desk-based work tasks under controlled stressors (time pressure and interruptions) while HRV and other physiological signals were recorded. While SWELL was not collected in South Africa specifically, the autonomic stress response that the dataset captures through HRV is not population-specific in the way that, for example, cultural or dietary factors might be: the classifier is trained on the same category of features (time-domain, frequency-domain and nonlinear HRV parameters) that this project also derives from its own PPG-based pipeline, rather than on population-specific absolute baseline values. This makes SWELL a reasonable, cost-free training source for validating the general decision-tree approach. The system’s own personalised baseline heart-rate-deviation method is retained specifically to correct for any individual or population-level differences in resting physiology that a dataset collected elsewhere may not fully capture, which </w:t>
       </w:r>
       <w:r>
         <w:lastRenderedPageBreak/>
-        <w:t>run locally on a mobile device rather than requiring a cloud inference service. This directly satisfies the project’s cost and continuous-monitoring requirements, since it removes the need for a persistent network connection or additional server infrastructure, and keeps physiological data on-device.  Regarding training data, the decision tree classifier used in this project is trained on the SWELL knowledge-work dataset, which was collected from participants performing realistic desk-based work tasks under controlled stressors (time pressure and interruptions) while HRV and other physiological signals were recorded. While SWELL was not collected in South Africa specifically, the autonomic stress response that the dataset captures through HRV is not population-specific in the way that, for example, cultural or dietary factors might be: the classifier is trained on the same category of features (time-domain, frequency-domain and nonlinear HRV parameters) that this project also derives from its own PPG-based pipeline, rather than on population-specific absolute baseline values. This makes SWELL a reasonable, cost-free training source for validating the general decision-tree approach. The system’s own personalised baseline heart-rate-deviation method is retained specifically to correct for any individual or population-level differences in resting physiology that a dataset collected elsewhere may not fully capture, which supports the feasibility of deploying a SWELL-trained classifier within a South African context without requiring locally-collected training data before a working prototype can be built.</w:t>
+        <w:t>supports the feasibility of deploying a SWELL-trained classifier within a South African context without requiring locally-collected training data before a working prototype can be built.</w:t>
       </w:r>
     </w:p>
     <w:p>
@@ -6121,13 +6818,13 @@
           <w:numId w:val="2"/>
         </w:numPr>
       </w:pPr>
-      <w:bookmarkStart w:id="23" w:name="_Toc239699085"/>
-      <w:bookmarkStart w:id="24" w:name="_Toc240213128"/>
+      <w:bookmarkStart w:id="21" w:name="_Toc239699085"/>
+      <w:bookmarkStart w:id="22" w:name="_Toc240213128"/>
       <w:r>
         <w:t>Analysis and design of solution</w:t>
       </w:r>
-      <w:bookmarkEnd w:id="23"/>
-      <w:bookmarkEnd w:id="24"/>
+      <w:bookmarkEnd w:id="21"/>
+      <w:bookmarkEnd w:id="22"/>
     </w:p>
     <w:p>
       <w:pPr>
@@ -6137,21 +6834,119 @@
           <w:numId w:val="2"/>
         </w:numPr>
       </w:pPr>
-      <w:bookmarkStart w:id="25" w:name="_Toc240213129"/>
-      <w:bookmarkStart w:id="26" w:name="_Toc239699086"/>
+      <w:bookmarkStart w:id="23" w:name="_Toc240213129"/>
+      <w:bookmarkStart w:id="24" w:name="_Toc239699086"/>
       <w:r>
         <w:t>System design</w:t>
       </w:r>
-      <w:bookmarkEnd w:id="25"/>
-    </w:p>
-    <w:p>
-      <w:r>
-        <w:t>At a system level, the Vitality Watchdog is organised into three cooperating subsystems: a signal processing layer that converts the raw PPG waveform into heart rate, respiratory rate and heart rate variability metrics; a data analysis layer that evaluates these metrics using both a personalised baseline-deviation rule for heart rate and a decision-tree classifier for HRV-based stress classification; and an alert subsystem that escalates the wearer’s classified state into the appropriate user-facing or remote notification. The decision tree was selected over other machine-learning approaches discussed in the Literature Review as it offers accuracy competitive with heavier models while remaining lightweight enough to run locally on a mobile device, avoiding the latency, connectivity dependence and privacy concerns of a cloud-based inference approach.</w:t>
-      </w:r>
-    </w:p>
-    <w:p>
-      <w:r>
-        <w:t>//flowchart of overall sys design</w:t>
+      <w:bookmarkEnd w:id="23"/>
+    </w:p>
+    <w:p>
+      <w:pPr>
+        <w:keepNext/>
+        <w:spacing w:after="0" w:line="240" w:lineRule="auto"/>
+      </w:pPr>
+      <w:r>
+        <w:rPr>
+          <w:noProof/>
+          <w:lang w:eastAsia="en-ZA"/>
+        </w:rPr>
+        <w:drawing>
+          <wp:inline distT="0" distB="0" distL="0" distR="0" wp14:anchorId="50E67095" wp14:editId="02BAF24E">
+            <wp:extent cx="6215063" cy="6265836"/>
+            <wp:effectExtent l="0" t="0" r="0" b="0"/>
+            <wp:docPr id="1294853841" name="Picture 4"/>
+            <wp:cNvGraphicFramePr>
+              <a:graphicFrameLocks xmlns:a="http://schemas.openxmlformats.org/drawingml/2006/main" noChangeAspect="1"/>
+            </wp:cNvGraphicFramePr>
+            <a:graphic xmlns:a="http://schemas.openxmlformats.org/drawingml/2006/main">
+              <a:graphicData uri="http://schemas.openxmlformats.org/drawingml/2006/picture">
+                <pic:pic xmlns:pic="http://schemas.openxmlformats.org/drawingml/2006/picture">
+                  <pic:nvPicPr>
+                    <pic:cNvPr id="0" name="Picture 10"/>
+                    <pic:cNvPicPr>
+                      <a:picLocks noChangeAspect="1" noChangeArrowheads="1"/>
+                    </pic:cNvPicPr>
+                  </pic:nvPicPr>
+                  <pic:blipFill>
+                    <a:blip r:embed="rId14" cstate="print">
+                      <a:extLst>
+                        <a:ext uri="{28A0092B-C50C-407E-A947-70E740481C1C}">
+                          <a14:useLocalDpi xmlns:a14="http://schemas.microsoft.com/office/drawing/2010/main" val="0"/>
+                        </a:ext>
+                      </a:extLst>
+                    </a:blip>
+                    <a:srcRect/>
+                    <a:stretch>
+                      <a:fillRect/>
+                    </a:stretch>
+                  </pic:blipFill>
+                  <pic:spPr bwMode="auto">
+                    <a:xfrm>
+                      <a:off x="0" y="0"/>
+                      <a:ext cx="6229662" cy="6280554"/>
+                    </a:xfrm>
+                    <a:prstGeom prst="rect">
+                      <a:avLst/>
+                    </a:prstGeom>
+                    <a:noFill/>
+                    <a:ln>
+                      <a:noFill/>
+                    </a:ln>
+                  </pic:spPr>
+                </pic:pic>
+              </a:graphicData>
+            </a:graphic>
+          </wp:inline>
+        </w:drawing>
+      </w:r>
+    </w:p>
+    <w:p>
+      <w:pPr>
+        <w:pStyle w:val="Caption"/>
+        <w:rPr>
+          <w:rFonts w:ascii="Times New Roman" w:eastAsia="Times New Roman" w:hAnsi="Times New Roman" w:cs="Times New Roman"/>
+          <w:kern w:val="0"/>
+          <w:lang w:eastAsia="en-ZA"/>
+          <w14:ligatures w14:val="none"/>
+        </w:rPr>
+      </w:pPr>
+      <w:r>
+        <w:t xml:space="preserve">Figure </w:t>
+      </w:r>
+      <w:r>
+        <w:fldChar w:fldCharType="begin"/>
+      </w:r>
+      <w:r>
+        <w:instrText xml:space="preserve"> SEQ Figure \* ARABIC </w:instrText>
+      </w:r>
+      <w:r>
+        <w:fldChar w:fldCharType="separate"/>
+      </w:r>
+      <w:r>
+        <w:rPr>
+          <w:noProof/>
+        </w:rPr>
+        <w:t>3</w:t>
+      </w:r>
+      <w:r>
+        <w:fldChar w:fldCharType="end"/>
+      </w:r>
+      <w:r>
+        <w:t xml:space="preserve"> Layered system architecture model</w:t>
+      </w:r>
+    </w:p>
+    <w:p/>
+    <w:p>
+      <w:r>
+        <w:lastRenderedPageBreak/>
+        <w:t xml:space="preserve">At a system level, the Vitality Watchdog is organised into three </w:t>
+      </w:r>
+      <w:r>
+        <w:t>layers</w:t>
+      </w:r>
+      <w:r>
+        <w:t>: a signal processing layer that converts the raw PPG waveform into heart rate, respiratory rate and heart rate variability metrics; a data analysis layer that evaluates these metrics using both a personalised baseline-deviation rule for heart rate and a decision-tree classifier for HRV-based stress classification; and an alert subsystem that escalates the wearer’s classified state into the appropriate user-facing or remote notification. The decision tree was selected over other machine-learning approaches discussed in the Literature Review as it offers accuracy competitive with heavier models while remaining lightweight enough to run locally on a mobile device, avoiding the latency, connectivity dependence and privacy concerns of a cloud-based inference approach.</w:t>
       </w:r>
     </w:p>
     <w:p>
@@ -6162,14 +6957,13 @@
           <w:numId w:val="2"/>
         </w:numPr>
       </w:pPr>
-      <w:bookmarkStart w:id="27" w:name="_Toc240213130"/>
-      <w:bookmarkStart w:id="28" w:name="_Toc239699087"/>
-      <w:bookmarkEnd w:id="26"/>
-      <w:r>
-        <w:lastRenderedPageBreak/>
+      <w:bookmarkStart w:id="25" w:name="_Toc240213130"/>
+      <w:bookmarkStart w:id="26" w:name="_Toc239699087"/>
+      <w:bookmarkEnd w:id="24"/>
+      <w:r>
         <w:t>Subsystem design</w:t>
       </w:r>
-      <w:bookmarkEnd w:id="27"/>
+      <w:bookmarkEnd w:id="25"/>
     </w:p>
     <w:p>
       <w:pPr>
@@ -6179,28 +6973,28 @@
           <w:numId w:val="2"/>
         </w:numPr>
       </w:pPr>
-      <w:bookmarkStart w:id="29" w:name="_Toc240213131"/>
+      <w:bookmarkStart w:id="27" w:name="_Toc240213131"/>
       <w:r>
         <w:t>Subsystem 1: Signal Processing layer</w:t>
       </w:r>
-      <w:bookmarkEnd w:id="29"/>
+      <w:bookmarkEnd w:id="27"/>
     </w:p>
     <w:p>
       <w:r>
         <w:t xml:space="preserve">This subsystem is intended to provide signal processing services that converts raw </w:t>
       </w:r>
-      <w:commentRangeStart w:id="30"/>
+      <w:commentRangeStart w:id="28"/>
       <w:r>
         <w:t>PPG</w:t>
       </w:r>
-      <w:commentRangeEnd w:id="30"/>
+      <w:commentRangeEnd w:id="28"/>
       <w:r>
         <w:rPr>
           <w:rStyle w:val="CommentReference"/>
           <w:sz w:val="24"/>
           <w:szCs w:val="24"/>
         </w:rPr>
-        <w:commentReference w:id="30"/>
+        <w:commentReference w:id="28"/>
       </w:r>
       <w:r>
         <w:t xml:space="preserve"> signals from a hardware sensor into usable data (Heart rate</w:t>
@@ -6209,7 +7003,7 @@
         <w:fldChar w:fldCharType="begin"/>
       </w:r>
       <w:r>
-        <w:instrText xml:space="preserve"> ADDIN ZOTERO_ITEM CSL_CITATION {"citationID":"d6hQd9Ta","properties":{"unsorted":false,"formattedCitation":"[8]","plainCitation":"[8]","noteIndex":0},"citationItems":[{"id":244,"uris":["http://zotero.org/users/19683069/items/44U4YJ92"],"itemData":{"id":244,"type":"article-journal","abstract":"Beyond its use in the clinical environment, the photoplethysmogram is increasingly used for the purpose of measuring the physiological state of an individual in daily life. This review aims to examine existing research of the photoplethysmogram concerning its generation mechanisms, measurement principles, clinical applications, noise definition, pre-processing techniques, feature detection techniques, and post-processing techniques for photoplethysmogram processing, especially from an engineering point of view. We performed an extensive search of the PubMed, Google Scholar, Institute of Electrical and Electronics Engineers (IEEE), ScienceDirect, and Web of Science databases. The exclusion conditions did not include the year of publication, but articles not published in English were excluded. Based on 118 articles, we identified four main topics of enabling the PPG: (A) PPG waveform, (B) PPG features and clinical applications, including basic features based on the original PPG waveform, combined features of the PPG, and derivative features of the PPG, (C) PPG noise, including motion artifact baseline wandering and hypoperfusion, and (D) PPG signal processing, including PPG preprocessing, PPG peak detection, and signal quality index. The application field of the photoplethysmogram has been extending beyond the clinical to the mobile environment. Although there is no standardized preprocessing pipeline for PPG signal processing, as PPG data is acquired and accumulated in various ways, the recently proposed machine learning-based method is expected to offer a promising solution.","container-title":"Frontiers in Physiology","DOI":"10.3389/fphys.2021.808451","ISSN":"1664-042X","journalAbbreviation":"Front. Physiol.","language":"English","publisher":"Frontiers","source":"Frontiers","title":"Photoplethysmogram Analysis and Applications: An Integrative Review","title-short":"Photoplethysmogram Analysis and Applications","URL":"https://www.frontiersin.org/journals/physiology/articles/10.3389/fphys.2021.808451/full","volume":"12","author":[{"family":"Park","given":"Junyung"},{"family":"Seok","given":"Hyeon Seok"},{"family":"Kim","given":"Sang-Su"},{"family":"Shin","given":"Hangsik"}],"accessed":{"date-parts":[["2026",7,26]]},"issued":{"date-parts":[["2022",3,1]]}}}],"schema":"https://github.com/citation-style-language/schema/raw/master/csl-citation.json"} </w:instrText>
+        <w:instrText xml:space="preserve"> ADDIN ZOTERO_ITEM CSL_CITATION {"citationID":"d6hQd9Ta","properties":{"unsorted":false,"formattedCitation":"[1]","plainCitation":"[1]","noteIndex":0},"citationItems":[{"id":244,"uris":["http://zotero.org/users/19683069/items/44U4YJ92"],"itemData":{"id":244,"type":"article-journal","abstract":"Beyond its use in the clinical environment, the photoplethysmogram is increasingly used for the purpose of measuring the physiological state of an individual in daily life. This review aims to examine existing research of the photoplethysmogram concerning its generation mechanisms, measurement principles, clinical applications, noise definition, pre-processing techniques, feature detection techniques, and post-processing techniques for photoplethysmogram processing, especially from an engineering point of view. We performed an extensive search of the PubMed, Google Scholar, Institute of Electrical and Electronics Engineers (IEEE), ScienceDirect, and Web of Science databases. The exclusion conditions did not include the year of publication, but articles not published in English were excluded. Based on 118 articles, we identified four main topics of enabling the PPG: (A) PPG waveform, (B) PPG features and clinical applications, including basic features based on the original PPG waveform, combined features of the PPG, and derivative features of the PPG, (C) PPG noise, including motion artifact baseline wandering and hypoperfusion, and (D) PPG signal processing, including PPG preprocessing, PPG peak detection, and signal quality index. The application field of the photoplethysmogram has been extending beyond the clinical to the mobile environment. Although there is no standardized preprocessing pipeline for PPG signal processing, as PPG data is acquired and accumulated in various ways, the recently proposed machine learning-based method is expected to offer a promising solution.","container-title":"Frontiers in Physiology","DOI":"10.3389/fphys.2021.808451","ISSN":"1664-042X","journalAbbreviation":"Front. Physiol.","language":"English","publisher":"Frontiers","source":"Frontiers","title":"Photoplethysmogram Analysis and Applications: An Integrative Review","title-short":"Photoplethysmogram Analysis and Applications","URL":"https://www.frontiersin.org/journals/physiology/articles/10.3389/fphys.2021.808451/full","volume":"12","author":[{"family":"Park","given":"Junyung"},{"family":"Seok","given":"Hyeon Seok"},{"family":"Kim","given":"Sang-Su"},{"family":"Shin","given":"Hangsik"}],"accessed":{"date-parts":[["2026",7,26]]},"issued":{"date-parts":[["2022",3,1]]}}}],"schema":"https://github.com/citation-style-language/schema/raw/master/csl-citation.json"} </w:instrText>
       </w:r>
       <w:r>
         <w:fldChar w:fldCharType="separate"/>
@@ -6218,7 +7012,7 @@
         <w:rPr>
           <w:rFonts w:ascii="Aptos" w:hAnsi="Aptos"/>
         </w:rPr>
-        <w:t>[8]</w:t>
+        <w:t>[1]</w:t>
       </w:r>
       <w:r>
         <w:fldChar w:fldCharType="end"/>
@@ -6230,7 +7024,7 @@
         <w:fldChar w:fldCharType="begin"/>
       </w:r>
       <w:r>
-        <w:instrText xml:space="preserve"> ADDIN ZOTERO_ITEM CSL_CITATION {"citationID":"f6s9fHUR","properties":{"unsorted":false,"formattedCitation":"[8], [35]","plainCitation":"[8], [35]","noteIndex":0},"citationItems":[{"id":244,"uris":["http://zotero.org/users/19683069/items/44U4YJ92"],"itemData":{"id":244,"type":"article-journal","abstract":"Beyond its use in the clinical environment, the photoplethysmogram is increasingly used for the purpose of measuring the physiological state of an individual in daily life. This review aims to examine existing research of the photoplethysmogram concerning its generation mechanisms, measurement principles, clinical applications, noise definition, pre-processing techniques, feature detection techniques, and post-processing techniques for photoplethysmogram processing, especially from an engineering point of view. We performed an extensive search of the PubMed, Google Scholar, Institute of Electrical and Electronics Engineers (IEEE), ScienceDirect, and Web of Science databases. The exclusion conditions did not include the year of publication, but articles not published in English were excluded. Based on 118 articles, we identified four main topics of enabling the PPG: (A) PPG waveform, (B) PPG features and clinical applications, including basic features based on the original PPG waveform, combined features of the PPG, and derivative features of the PPG, (C) PPG noise, including motion artifact baseline wandering and hypoperfusion, and (D) PPG signal processing, including PPG preprocessing, PPG peak detection, and signal quality index. The application field of the photoplethysmogram has been extending beyond the clinical to the mobile environment. Although there is no standardized preprocessing pipeline for PPG signal processing, as PPG data is acquired and accumulated in various ways, the recently proposed machine learning-based method is expected to offer a promising solution.","container-title":"Frontiers in Physiology","DOI":"10.3389/fphys.2021.808451","ISSN":"1664-042X","journalAbbreviation":"Front. Physiol.","language":"English","publisher":"Frontiers","source":"Frontiers","title":"Photoplethysmogram Analysis and Applications: An Integrative Review","title-short":"Photoplethysmogram Analysis and Applications","URL":"https://www.frontiersin.org/journals/physiology/articles/10.3389/fphys.2021.808451/full","volume":"12","author":[{"family":"Park","given":"Junyung"},{"family":"Seok","given":"Hyeon Seok"},{"family":"Kim","given":"Sang-Su"},{"family":"Shin","given":"Hangsik"}],"accessed":{"date-parts":[["2026",7,26]]},"issued":{"date-parts":[["2022",3,1]]}}},{"id":258,"uris":["http://zotero.org/users/19683069/items/VKHE6VRV"],"itemData":{"id":258,"type":"paper-conference","abstract":"Five time series which are known to be modulated by respiration are derived from the pulse photoplethysmographic (PPG) signal, and they are analyzed for obstructive sleep apnea (OSA) detection: Pulse rate, amplitude, and width variabilities (PRV, PAV, and PWV, respectively), pulse upslopes, and slope transit time (STT). A total of 26 polysomnographic recordings were split in 1-min segments which were manually labeled as OSA (653 segments), normal breathing (7204 segments), or other pulmonary events. For each one of the 5 PPG-derived series, 4 features were extracted: the standard deviation, the power at high and low frequency (PLF) bands, and the normalized PLF. These 20 features were used as input of a least-squares support vector machine classifier using an RBF kernel. Results show an accuracy of 72.66%, suggesting that the analyzed features are promising for the detection of OSA from only the PPG signal.","container-title":"2017 Computing in Cardiology (CinC)","DOI":"10.22489/CinC.2017.273-229","event-title":"2017 Computing in Cardiology (CinC)","ISSN":"2325-887X","note":"ISSN: 2325-887X","page":"1-4","source":"IEEE Xplore","title":"Pulse photoplethysmography derived respiration for obstructive sleep apnea detection","URL":"https://ieeexplore.ieee.org/abstract/document/8331674","author":[{"family":"Lázaro","given":"Jesús"},{"family":"Gil","given":"Eduardo"},{"family":"Deviaene","given":"Margot"},{"family":"Bailón","given":"Raquel"},{"family":"Testelmans","given":"Dries"},{"family":"Buyse","given":"Bertien"},{"family":"Varón","given":"Carolina"},{"family":"Van Huffel","given":"Sabine"}],"accessed":{"date-parts":[["2026",7,26]]},"issued":{"date-parts":[["2017",9]]}}}],"schema":"https://github.com/citation-style-language/schema/raw/master/csl-citation.json"} </w:instrText>
+        <w:instrText xml:space="preserve"> ADDIN ZOTERO_ITEM CSL_CITATION {"citationID":"f6s9fHUR","properties":{"unsorted":false,"formattedCitation":"[1], [35]","plainCitation":"[1], [35]","noteIndex":0},"citationItems":[{"id":244,"uris":["http://zotero.org/users/19683069/items/44U4YJ92"],"itemData":{"id":244,"type":"article-journal","abstract":"Beyond its use in the clinical environment, the photoplethysmogram is increasingly used for the purpose of measuring the physiological state of an individual in daily life. This review aims to examine existing research of the photoplethysmogram concerning its generation mechanisms, measurement principles, clinical applications, noise definition, pre-processing techniques, feature detection techniques, and post-processing techniques for photoplethysmogram processing, especially from an engineering point of view. We performed an extensive search of the PubMed, Google Scholar, Institute of Electrical and Electronics Engineers (IEEE), ScienceDirect, and Web of Science databases. The exclusion conditions did not include the year of publication, but articles not published in English were excluded. Based on 118 articles, we identified four main topics of enabling the PPG: (A) PPG waveform, (B) PPG features and clinical applications, including basic features based on the original PPG waveform, combined features of the PPG, and derivative features of the PPG, (C) PPG noise, including motion artifact baseline wandering and hypoperfusion, and (D) PPG signal processing, including PPG preprocessing, PPG peak detection, and signal quality index. The application field of the photoplethysmogram has been extending beyond the clinical to the mobile environment. Although there is no standardized preprocessing pipeline for PPG signal processing, as PPG data is acquired and accumulated in various ways, the recently proposed machine learning-based method is expected to offer a promising solution.","container-title":"Frontiers in Physiology","DOI":"10.3389/fphys.2021.808451","ISSN":"1664-042X","journalAbbreviation":"Front. Physiol.","language":"English","publisher":"Frontiers","source":"Frontiers","title":"Photoplethysmogram Analysis and Applications: An Integrative Review","title-short":"Photoplethysmogram Analysis and Applications","URL":"https://www.frontiersin.org/journals/physiology/articles/10.3389/fphys.2021.808451/full","volume":"12","author":[{"family":"Park","given":"Junyung"},{"family":"Seok","given":"Hyeon Seok"},{"family":"Kim","given":"Sang-Su"},{"family":"Shin","given":"Hangsik"}],"accessed":{"date-parts":[["2026",7,26]]},"issued":{"date-parts":[["2022",3,1]]}}},{"id":258,"uris":["http://zotero.org/users/19683069/items/VKHE6VRV"],"itemData":{"id":258,"type":"paper-conference","abstract":"Five time series which are known to be modulated by respiration are derived from the pulse photoplethysmographic (PPG) signal, and they are analyzed for obstructive sleep apnea (OSA) detection: Pulse rate, amplitude, and width variabilities (PRV, PAV, and PWV, respectively), pulse upslopes, and slope transit time (STT). A total of 26 polysomnographic recordings were split in 1-min segments which were manually labeled as OSA (653 segments), normal breathing (7204 segments), or other pulmonary events. For each one of the 5 PPG-derived series, 4 features were extracted: the standard deviation, the power at high and low frequency (PLF) bands, and the normalized PLF. These 20 features were used as input of a least-squares support vector machine classifier using an RBF kernel. Results show an accuracy of 72.66%, suggesting that the analyzed features are promising for the detection of OSA from only the PPG signal.","container-title":"2017 Computing in Cardiology (CinC)","DOI":"10.22489/CinC.2017.273-229","event-title":"2017 Computing in Cardiology (CinC)","ISSN":"2325-887X","note":"ISSN: 2325-887X","page":"1-4","source":"IEEE Xplore","title":"Pulse photoplethysmography derived respiration for obstructive sleep apnea detection","URL":"https://ieeexplore.ieee.org/abstract/document/8331674","author":[{"family":"Lázaro","given":"Jesús"},{"family":"Gil","given":"Eduardo"},{"family":"Deviaene","given":"Margot"},{"family":"Bailón","given":"Raquel"},{"family":"Testelmans","given":"Dries"},{"family":"Buyse","given":"Bertien"},{"family":"Varón","given":"Carolina"},{"family":"Van Huffel","given":"Sabine"}],"accessed":{"date-parts":[["2026",7,26]]},"issued":{"date-parts":[["2017",9]]}}}],"schema":"https://github.com/citation-style-language/schema/raw/master/csl-citation.json"} </w:instrText>
       </w:r>
       <w:r>
         <w:fldChar w:fldCharType="separate"/>
@@ -6239,7 +7033,7 @@
         <w:rPr>
           <w:rFonts w:ascii="Aptos" w:hAnsi="Aptos"/>
         </w:rPr>
-        <w:t>[8], [35]</w:t>
+        <w:t>[1], [35]</w:t>
       </w:r>
       <w:r>
         <w:fldChar w:fldCharType="end"/>
@@ -6251,7 +7045,7 @@
         <w:fldChar w:fldCharType="begin"/>
       </w:r>
       <w:r>
-        <w:instrText xml:space="preserve"> ADDIN ZOTERO_ITEM CSL_CITATION {"citationID":"NPSKLj6m","properties":{"unsorted":false,"formattedCitation":"[8], [15], [31]","plainCitation":"[8], [15], [31]","noteIndex":0},"citationItems":[{"id":244,"uris":["http://zotero.org/users/19683069/items/44U4YJ92"],"itemData":{"id":244,"type":"article-journal","abstract":"Beyond its use in the clinical environment, the photoplethysmogram is increasingly used for the purpose of measuring the physiological state of an individual in daily life. This review aims to examine existing research of the photoplethysmogram concerning its generation mechanisms, measurement principles, clinical applications, noise definition, pre-processing techniques, feature detection techniques, and post-processing techniques for photoplethysmogram processing, especially from an engineering point of view. We performed an extensive search of the PubMed, Google Scholar, Institute of Electrical and Electronics Engineers (IEEE), ScienceDirect, and Web of Science databases. The exclusion conditions did not include the year of publication, but articles not published in English were excluded. Based on 118 articles, we identified four main topics of enabling the PPG: (A) PPG waveform, (B) PPG features and clinical applications, including basic features based on the original PPG waveform, combined features of the PPG, and derivative features of the PPG, (C) PPG noise, including motion artifact baseline wandering and hypoperfusion, and (D) PPG signal processing, including PPG preprocessing, PPG peak detection, and signal quality index. The application field of the photoplethysmogram has been extending beyond the clinical to the mobile environment. Although there is no standardized preprocessing pipeline for PPG signal processing, as PPG data is acquired and accumulated in various ways, the recently proposed machine learning-based method is expected to offer a promising solution.","container-title":"Frontiers in Physiology","DOI":"10.3389/fphys.2021.808451","ISSN":"1664-042X","journalAbbreviation":"Front. Physiol.","language":"English","publisher":"Frontiers","source":"Frontiers","title":"Photoplethysmogram Analysis and Applications: An Integrative Review","title-short":"Photoplethysmogram Analysis and Applications","URL":"https://www.frontiersin.org/journals/physiology/articles/10.3389/fphys.2021.808451/full","volume":"12","author":[{"family":"Park","given":"Junyung"},{"family":"Seok","given":"Hyeon Seok"},{"family":"Kim","given":"Sang-Su"},{"family":"Shin","given":"Hangsik"}],"accessed":{"date-parts":[["2026",7,26]]},"issued":{"date-parts":[["2022",3,1]]}}},{"id":290,"uris":["http://zotero.org/users/19683069/items/63N3XMCL"],"itemData":{"id":290,"type":"article-journal","container-title":"Computer Methods and Programs in Biomedicine","DOI":"10.1016/j.cmpb.2017.06.018","ISSN":"01692607","journalAbbreviation":"Computer Methods and Programs in Biomedicine","language":"en","page":"71-80","source":"DOI.org (Crossref)","title":"Heart rate variability metrics for fine-grained stress level assessment","volume":"148","author":[{"family":"Pereira","given":"Tânia"},{"family":"Almeida","given":"Pedro R."},{"family":"Cunha","given":"João P.S."},{"family":"Aguiar","given":"Ana"}],"issued":{"date-parts":[["2017",9]]}}},{"id":287,"uris":["http://zotero.org/users/19683069/items/U96GRIIK"],"itemData":{"id":287,"type":"article-journal","abstract":"The article presents the main provisions of the methodology for the analysis of heart rate variability (HRV), which is now actively and widely implemented in many fields of medicine and applied physiology. This methodology was first developed in space medicine, where, already during the first manned spaceflights, there was a need in operative assessment of the person's reactions and abilities to maintain high performance and good level of health under different stress conditions.","container-title":"Cardiometry","DOI":"10.12710/cardiometry.2017.10.6676","ISSN":"23047232","issue":"10","journalAbbreviation":"Cardiometry","language":"en","note":"Has useful ranges for calculated metrics from HRV","page":"66-76","publisher-place":"Institute of Biomedical Problems of the Russian Academy of Sciences","source":"DOI.org (Crossref)","title":"Heart rate variability analysis: physiological foundations and main methods","title-short":"Heart rate variability analysis","author":[{"literal":"Roman М. Baevsky"},{"literal":"Anna G. Chernikova"}],"issued":{"date-parts":[["2017",5]]}}}],"schema":"https://github.com/citation-style-language/schema/raw/master/csl-citation.json"} </w:instrText>
+        <w:instrText xml:space="preserve"> ADDIN ZOTERO_ITEM CSL_CITATION {"citationID":"NPSKLj6m","properties":{"unsorted":false,"formattedCitation":"[1], [16], [32]","plainCitation":"[1], [16], [32]","noteIndex":0},"citationItems":[{"id":244,"uris":["http://zotero.org/users/19683069/items/44U4YJ92"],"itemData":{"id":244,"type":"article-journal","abstract":"Beyond its use in the clinical environment, the photoplethysmogram is increasingly used for the purpose of measuring the physiological state of an individual in daily life. This review aims to examine existing research of the photoplethysmogram concerning its generation mechanisms, measurement principles, clinical applications, noise definition, pre-processing techniques, feature detection techniques, and post-processing techniques for photoplethysmogram processing, especially from an engineering point of view. We performed an extensive search of the PubMed, Google Scholar, Institute of Electrical and Electronics Engineers (IEEE), ScienceDirect, and Web of Science databases. The exclusion conditions did not include the year of publication, but articles not published in English were excluded. Based on 118 articles, we identified four main topics of enabling the PPG: (A) PPG waveform, (B) PPG features and clinical applications, including basic features based on the original PPG waveform, combined features of the PPG, and derivative features of the PPG, (C) PPG noise, including motion artifact baseline wandering and hypoperfusion, and (D) PPG signal processing, including PPG preprocessing, PPG peak detection, and signal quality index. The application field of the photoplethysmogram has been extending beyond the clinical to the mobile environment. Although there is no standardized preprocessing pipeline for PPG signal processing, as PPG data is acquired and accumulated in various ways, the recently proposed machine learning-based method is expected to offer a promising solution.","container-title":"Frontiers in Physiology","DOI":"10.3389/fphys.2021.808451","ISSN":"1664-042X","journalAbbreviation":"Front. Physiol.","language":"English","publisher":"Frontiers","source":"Frontiers","title":"Photoplethysmogram Analysis and Applications: An Integrative Review","title-short":"Photoplethysmogram Analysis and Applications","URL":"https://www.frontiersin.org/journals/physiology/articles/10.3389/fphys.2021.808451/full","volume":"12","author":[{"family":"Park","given":"Junyung"},{"family":"Seok","given":"Hyeon Seok"},{"family":"Kim","given":"Sang-Su"},{"family":"Shin","given":"Hangsik"}],"accessed":{"date-parts":[["2026",7,26]]},"issued":{"date-parts":[["2022",3,1]]}}},{"id":290,"uris":["http://zotero.org/users/19683069/items/63N3XMCL"],"itemData":{"id":290,"type":"article-journal","container-title":"Computer Methods and Programs in Biomedicine","DOI":"10.1016/j.cmpb.2017.06.018","ISSN":"01692607","journalAbbreviation":"Computer Methods and Programs in Biomedicine","language":"en","page":"71-80","source":"DOI.org (Crossref)","title":"Heart rate variability metrics for fine-grained stress level assessment","volume":"148","author":[{"family":"Pereira","given":"Tânia"},{"family":"Almeida","given":"Pedro R."},{"family":"Cunha","given":"João P.S."},{"family":"Aguiar","given":"Ana"}],"issued":{"date-parts":[["2017",9]]}}},{"id":287,"uris":["http://zotero.org/users/19683069/items/U96GRIIK"],"itemData":{"id":287,"type":"article-journal","abstract":"The article presents the main provisions of the methodology for the analysis of heart rate variability (HRV), which is now actively and widely implemented in many fields of medicine and applied physiology. This methodology was first developed in space medicine, where, already during the first manned spaceflights, there was a need in operative assessment of the person's reactions and abilities to maintain high performance and good level of health under different stress conditions.","container-title":"Cardiometry","DOI":"10.12710/cardiometry.2017.10.6676","ISSN":"23047232","issue":"10","journalAbbreviation":"Cardiometry","language":"en","note":"Has useful ranges for calculated metrics from HRV","page":"66-76","publisher-place":"Institute of Biomedical Problems of the Russian Academy of Sciences","source":"DOI.org (Crossref)","title":"Heart rate variability analysis: physiological foundations and main methods","title-short":"Heart rate variability analysis","author":[{"literal":"Roman М. Baevsky"},{"literal":"Anna G. Chernikova"}],"issued":{"date-parts":[["2017",5]]}}}],"schema":"https://github.com/citation-style-language/schema/raw/master/csl-citation.json"} </w:instrText>
       </w:r>
       <w:r>
         <w:fldChar w:fldCharType="separate"/>
@@ -6260,7 +7054,7 @@
         <w:rPr>
           <w:rFonts w:ascii="Aptos" w:hAnsi="Aptos"/>
         </w:rPr>
-        <w:t>[8], [15], [31]</w:t>
+        <w:t>[1], [16], [32]</w:t>
       </w:r>
       <w:r>
         <w:fldChar w:fldCharType="end"/>
@@ -6272,7 +7066,7 @@
         <w:fldChar w:fldCharType="begin"/>
       </w:r>
       <w:r>
-        <w:instrText xml:space="preserve"> ADDIN ZOTERO_ITEM CSL_CITATION {"citationID":"wFoiWYLm","properties":{"unsorted":false,"formattedCitation":"[8], [33]","plainCitation":"[8], [33]","noteIndex":0},"citationItems":[{"id":244,"uris":["http://zotero.org/users/19683069/items/44U4YJ92"],"itemData":{"id":244,"type":"article-journal","abstract":"Beyond its use in the clinical environment, the photoplethysmogram is increasingly used for the purpose of measuring the physiological state of an individual in daily life. This review aims to examine existing research of the photoplethysmogram concerning its generation mechanisms, measurement principles, clinical applications, noise definition, pre-processing techniques, feature detection techniques, and post-processing techniques for photoplethysmogram processing, especially from an engineering point of view. We performed an extensive search of the PubMed, Google Scholar, Institute of Electrical and Electronics Engineers (IEEE), ScienceDirect, and Web of Science databases. The exclusion conditions did not include the year of publication, but articles not published in English were excluded. Based on 118 articles, we identified four main topics of enabling the PPG: (A) PPG waveform, (B) PPG features and clinical applications, including basic features based on the original PPG waveform, combined features of the PPG, and derivative features of the PPG, (C) PPG noise, including motion artifact baseline wandering and hypoperfusion, and (D) PPG signal processing, including PPG preprocessing, PPG peak detection, and signal quality index. The application field of the photoplethysmogram has been extending beyond the clinical to the mobile environment. Although there is no standardized preprocessing pipeline for PPG signal processing, as PPG data is acquired and accumulated in various ways, the recently proposed machine learning-based method is expected to offer a promising solution.","container-title":"Frontiers in Physiology","DOI":"10.3389/fphys.2021.808451","ISSN":"1664-042X","journalAbbreviation":"Front. Physiol.","language":"English","publisher":"Frontiers","source":"Frontiers","title":"Photoplethysmogram Analysis and Applications: An Integrative Review","title-short":"Photoplethysmogram Analysis and Applications","URL":"https://www.frontiersin.org/journals/physiology/articles/10.3389/fphys.2021.808451/full","volume":"12","author":[{"family":"Park","given":"Junyung"},{"family":"Seok","given":"Hyeon Seok"},{"family":"Kim","given":"Sang-Su"},{"family":"Shin","given":"Hangsik"}],"accessed":{"date-parts":[["2026",7,26]]},"issued":{"date-parts":[["2022",3,1]]}}},{"id":283,"uris":["http://zotero.org/users/19683069/items/7KYT4I8X"],"itemData":{"id":283,"type":"article-journal","abstract":"Application of ultra–short Heart Rate Variability (HRV) is desirable in order to increase the applicability of HRV features to wrist-worn wearable devices equipped with heart rate sensors that are nowadays becoming more and more popular in people’s daily life. This study is focused in particular on the the two most used HRV parameters, i.e., the standard deviation of inter-beat intervals (SDNN) and the root Mean Squared error of successive inter-beat intervals differences (rMSSD). The huge problem of extracting these HRV parameters from wrist-worn devices is that their data are affected by the motion artifacts. For this reason, estimating the error caused by this huge quantity of missing values is fundamental to obtain reliable HRV parameters from these devices. To this aim, we simulate missing values induced by motion artifacts (from 0 to 70%) in an ultra-short time window (i.e., from 4 min to 30 s) by the random walk Gilbert burst model in 22 young healthy subjects. In addition, 30 s and 2 min ultra-short time windows are required to estimate rMSSD and SDNN, respectively. Moreover, due to the fact that ultra-short time window does not permit assessing very low frequencies, and the SDNN is highly affected by these frequencies, the bias for estimating SDNN continues to increase as the time window length decreases. On the contrary, a small error is detected in rMSSD up to 30 s due to the fact that it is highly affected by high frequencies which are possible to be evaluated even if the time window length decreases. Finally, the missing values have a small effect on rMSSD and SDNN estimation. As a matter of fact, the HRV parameter errors increase slightly as the percentage of missing values increase.","container-title":"Sensors","DOI":"10.3390/s20247122","ISSN":"1424-8220","issue":"24","journalAbbreviation":"Sensors","language":"en","page":"7122","source":"DOI.org (Crossref)","title":"Error Estimation of Ultra-Short Heart Rate Variability Parameters: Effect of Missing Data Caused by Motion Artifacts","title-short":"Error Estimation of Ultra-Short Heart Rate Variability Parameters","volume":"20","author":[{"family":"Rossi","given":"Alessio"},{"family":"Pedreschi","given":"Dino"},{"family":"Clifton","given":"David A."},{"family":"Morelli","given":"Davide"}],"issued":{"date-parts":[["2020",12,11]]}}}],"schema":"https://github.com/citation-style-language/schema/raw/master/csl-citation.json"} </w:instrText>
+        <w:instrText xml:space="preserve"> ADDIN ZOTERO_ITEM CSL_CITATION {"citationID":"wFoiWYLm","properties":{"unsorted":false,"formattedCitation":"[1], [2]","plainCitation":"[1], [2]","noteIndex":0},"citationItems":[{"id":244,"uris":["http://zotero.org/users/19683069/items/44U4YJ92"],"itemData":{"id":244,"type":"article-journal","abstract":"Beyond its use in the clinical environment, the photoplethysmogram is increasingly used for the purpose of measuring the physiological state of an individual in daily life. This review aims to examine existing research of the photoplethysmogram concerning its generation mechanisms, measurement principles, clinical applications, noise definition, pre-processing techniques, feature detection techniques, and post-processing techniques for photoplethysmogram processing, especially from an engineering point of view. We performed an extensive search of the PubMed, Google Scholar, Institute of Electrical and Electronics Engineers (IEEE), ScienceDirect, and Web of Science databases. The exclusion conditions did not include the year of publication, but articles not published in English were excluded. Based on 118 articles, we identified four main topics of enabling the PPG: (A) PPG waveform, (B) PPG features and clinical applications, including basic features based on the original PPG waveform, combined features of the PPG, and derivative features of the PPG, (C) PPG noise, including motion artifact baseline wandering and hypoperfusion, and (D) PPG signal processing, including PPG preprocessing, PPG peak detection, and signal quality index. The application field of the photoplethysmogram has been extending beyond the clinical to the mobile environment. Although there is no standardized preprocessing pipeline for PPG signal processing, as PPG data is acquired and accumulated in various ways, the recently proposed machine learning-based method is expected to offer a promising solution.","container-title":"Frontiers in Physiology","DOI":"10.3389/fphys.2021.808451","ISSN":"1664-042X","journalAbbreviation":"Front. Physiol.","language":"English","publisher":"Frontiers","source":"Frontiers","title":"Photoplethysmogram Analysis and Applications: An Integrative Review","title-short":"Photoplethysmogram Analysis and Applications","URL":"https://www.frontiersin.org/journals/physiology/articles/10.3389/fphys.2021.808451/full","volume":"12","author":[{"family":"Park","given":"Junyung"},{"family":"Seok","given":"Hyeon Seok"},{"family":"Kim","given":"Sang-Su"},{"family":"Shin","given":"Hangsik"}],"accessed":{"date-parts":[["2026",7,26]]},"issued":{"date-parts":[["2022",3,1]]}}},{"id":283,"uris":["http://zotero.org/users/19683069/items/7KYT4I8X"],"itemData":{"id":283,"type":"article-journal","abstract":"Application of ultra–short Heart Rate Variability (HRV) is desirable in order to increase the applicability of HRV features to wrist-worn wearable devices equipped with heart rate sensors that are nowadays becoming more and more popular in people’s daily life. This study is focused in particular on the the two most used HRV parameters, i.e., the standard deviation of inter-beat intervals (SDNN) and the root Mean Squared error of successive inter-beat intervals differences (rMSSD). The huge problem of extracting these HRV parameters from wrist-worn devices is that their data are affected by the motion artifacts. For this reason, estimating the error caused by this huge quantity of missing values is fundamental to obtain reliable HRV parameters from these devices. To this aim, we simulate missing values induced by motion artifacts (from 0 to 70%) in an ultra-short time window (i.e., from 4 min to 30 s) by the random walk Gilbert burst model in 22 young healthy subjects. In addition, 30 s and 2 min ultra-short time windows are required to estimate rMSSD and SDNN, respectively. Moreover, due to the fact that ultra-short time window does not permit assessing very low frequencies, and the SDNN is highly affected by these frequencies, the bias for estimating SDNN continues to increase as the time window length decreases. On the contrary, a small error is detected in rMSSD up to 30 s due to the fact that it is highly affected by high frequencies which are possible to be evaluated even if the time window length decreases. Finally, the missing values have a small effect on rMSSD and SDNN estimation. As a matter of fact, the HRV parameter errors increase slightly as the percentage of missing values increase.","container-title":"Sensors","DOI":"10.3390/s20247122","ISSN":"1424-8220","issue":"24","journalAbbreviation":"Sensors","language":"en","page":"7122","source":"DOI.org (Crossref)","title":"Error Estimation of Ultra-Short Heart Rate Variability Parameters: Effect of Missing Data Caused by Motion Artifacts","title-short":"Error Estimation of Ultra-Short Heart Rate Variability Parameters","volume":"20","author":[{"family":"Rossi","given":"Alessio"},{"family":"Pedreschi","given":"Dino"},{"family":"Clifton","given":"David A."},{"family":"Morelli","given":"Davide"}],"issued":{"date-parts":[["2020",12,11]]}}}],"schema":"https://github.com/citation-style-language/schema/raw/master/csl-citation.json"} </w:instrText>
       </w:r>
       <w:r>
         <w:fldChar w:fldCharType="separate"/>
@@ -6281,7 +7075,7 @@
         <w:rPr>
           <w:rFonts w:ascii="Aptos" w:hAnsi="Aptos"/>
         </w:rPr>
-        <w:t>[8], [33]</w:t>
+        <w:t>[1], [2]</w:t>
       </w:r>
       <w:r>
         <w:fldChar w:fldCharType="end"/>
@@ -6400,7 +7194,14 @@
         <w:rPr>
           <w:highlight w:val="green"/>
         </w:rPr>
-        <w:t>W1 = round(0.111 × fs)</w:t>
+        <w:t xml:space="preserve">W1 = </w:t>
+      </w:r>
+      <w:r>
+        <w:rPr>
+          <w:highlight w:val="green"/>
+        </w:rPr>
+        <w:lastRenderedPageBreak/>
+        <w:t>round(0.111 × fs)</w:t>
       </w:r>
       <w:r>
         <w:t xml:space="preserve">, rounded to the nearest odd integer </w:t>
@@ -6505,17 +7306,156 @@
         <w:fldChar w:fldCharType="end"/>
       </w:r>
       <w:r>
-        <w:t xml:space="preserve">. Within each </w:t>
-      </w:r>
+        <w:t xml:space="preserve">. Within each accepted block, the systolic peak location is taken as the sample at which y(n) attains its maximum value </w:t>
+      </w:r>
+      <w:r>
+        <w:fldChar w:fldCharType="begin"/>
+      </w:r>
+      <w:r>
+        <w:instrText xml:space="preserve"> ADDIN ZOTERO_ITEM CSL_CITATION {"citationID":"M8WgI11t","properties":{"unsorted":false,"formattedCitation":"[37]","plainCitation":"[37]","noteIndex":0},"citationItems":[{"id":328,"uris":["http://zotero.org/users/19683069/items/X49LCWCB"],"itemData":{"id":328,"type":"article-journal","container-title":"PLoS ONE","DOI":"10.1371/journal.pone.0076585","ISSN":"1932-6203","issue":"10","journalAbbreviation":"PLoS ONE","language":"en","page":"e76585","source":"DOI.org (Crossref)","title":"Systolic Peak Detection in Acceleration Photoplethysmograms Measured from Emergency Responders in Tropical Conditions","volume":"8","author":[{"family":"Elgendi","given":"Mohamed"},{"family":"Norton","given":"Ian"},{"family":"Brearley","given":"Matt"},{"family":"Abbott","given":"Derek"},{"family":"Schuurmans","given":"Dale"}],"editor":[{"family":"Bondarenko","given":"Vladimir E."}],"issued":{"date-parts":[["2013",10,22]]}}}],"schema":"https://github.com/citation-style-language/schema/raw/master/csl-citation.json"} </w:instrText>
+      </w:r>
+      <w:r>
+        <w:fldChar w:fldCharType="separate"/>
+      </w:r>
+      <w:r>
+        <w:rPr>
+          <w:rFonts w:ascii="Aptos" w:hAnsi="Aptos"/>
+        </w:rPr>
+        <w:t>[37]</w:t>
+      </w:r>
+      <w:r>
+        <w:fldChar w:fldCharType="end"/>
+      </w:r>
+      <w:r>
+        <w:t xml:space="preserve">.  The time between two consecutive accepted systolic peaks is the pulse-to-pulse interval (PPI), measured in milliseconds (ms), and is the PPG-derived equivalent of the RR interval. Intervals corresponding to a physiologically implausible instantaneous heart rate (below 40bpm or above 180bpm, consistent with the danger thresholds established in the Literature Review) are rejected as likely motion-artefact detections rather than genuine pulses [33]. Instantaneous heart rate, HR (measured in beats per minute, bpm), is then computed from each accepted pulse-to-pulse interval as:  </w:t>
+      </w:r>
+      <w:r>
+        <w:rPr>
+          <w:highlight w:val="green"/>
+        </w:rPr>
+        <w:t>HR = 60,000 / PPI</w:t>
+      </w:r>
+      <w:r>
+        <w:t xml:space="preserve">  where PPI is the pulse-to-pulse interval in milliseconds (ms) and 60,000 converts from intervals-per-millisecond to beats-per-minute. The reported heart rate over a monitoring window is the arithmetic mean of the instantaneous heart rate values computed within that window, which reduces the influence of any single mistimed peak on the value reported to the data analysis layer.</w:t>
+      </w:r>
+    </w:p>
+    <w:p>
+      <w:r>
+        <w:t xml:space="preserve">Respiratory rate is extracted from the same PPG waveform used for heart rate, without requiring a separate sensor. Breathing modulates the PPG signal in three known ways: it changes the baseline/DC level of the waveform (respiratory-induced intensity variation), it changes the amplitude of each pulse (respiratory-induced amplitude variation), and it changes the timing between pulses through respiratory sinus arrhythmia (respiratory-induced frequency variation). This project extracts the respiratory-induced intensity variation by low-pass filtering the raw PPG signal to isolate the frequency band in which normal human breathing occurs (approximately 0.1Hz to 0.5Hz, corresponding to 6 to 30 breaths per minute). Peaks in this filtered respiratory waveform are then detected using the same event-related moving-average peak-detection algorithm used for PPG systolic peaks </w:t>
+      </w:r>
+      <w:r>
+        <w:fldChar w:fldCharType="begin"/>
+      </w:r>
+      <w:r>
+        <w:instrText xml:space="preserve"> ADDIN ZOTERO_ITEM CSL_CITATION {"citationID":"SxvRv7GE","properties":{"unsorted":false,"formattedCitation":"[37]","plainCitation":"[37]","noteIndex":0},"citationItems":[{"id":328,"uris":["http://zotero.org/users/19683069/items/X49LCWCB"],"itemData":{"id":328,"type":"article-journal","container-title":"PLoS ONE","DOI":"10.1371/journal.pone.0076585","ISSN":"1932-6203","issue":"10","journalAbbreviation":"PLoS ONE","language":"en","page":"e76585","source":"DOI.org (Crossref)","title":"Systolic Peak Detection in Acceleration Photoplethysmograms Measured from Emergency Responders in Tropical Conditions","volume":"8","author":[{"family":"Elgendi","given":"Mohamed"},{"family":"Norton","given":"Ian"},{"family":"Brearley","given":"Matt"},{"family":"Abbott","given":"Derek"},{"family":"Schuurmans","given":"Dale"}],"editor":[{"family":"Bondarenko","given":"Vladimir E."}],"issued":{"date-parts":[["2013",10,22]]}}}],"schema":"https://github.com/citation-style-language/schema/raw/master/csl-citation.json"} </w:instrText>
+      </w:r>
+      <w:r>
+        <w:fldChar w:fldCharType="separate"/>
+      </w:r>
+      <w:r>
+        <w:rPr>
+          <w:rFonts w:ascii="Aptos" w:hAnsi="Aptos"/>
+        </w:rPr>
+        <w:t>[37]</w:t>
+      </w:r>
+      <w:r>
+        <w:fldChar w:fldCharType="end"/>
+      </w:r>
+      <w:r>
+        <w:t xml:space="preserve">, and the time between consecutive respiratory peaks gives the breath-to-breath interval, T (measured in seconds, s). Respiratory rate, RR (measured in breaths per minute), is then:  </w:t>
+      </w:r>
+      <w:r>
+        <w:rPr>
+          <w:highlight w:val="green"/>
+        </w:rPr>
+        <w:t>RR = 60 / T</w:t>
+      </w:r>
+      <w:r>
+        <w:t xml:space="preserve">  where T is the breath-to-breath interval in seconds and 60 converts from breaths-per-second to breaths-per-minute. As with heart rate, the respiratory rate reported to the data analysis layer is the average of the instantaneous values computed across the monitoring window.</w:t>
+      </w:r>
+    </w:p>
+    <w:p>
       <w:r>
         <w:lastRenderedPageBreak/>
-        <w:t xml:space="preserve">accepted block, the systolic peak location is taken as the sample at which y(n) attains its maximum value </w:t>
+        <w:t xml:space="preserve">Multiple heart rate variability metrics can be obtained from a PPG signal as discussed in the literature review. For this project, a decision tree model is implemented (detailed in subsystem 2 below) to analyse HRV parameters and determine stress </w:t>
       </w:r>
       <w:r>
         <w:fldChar w:fldCharType="begin"/>
       </w:r>
       <w:r>
-        <w:instrText xml:space="preserve"> ADDIN ZOTERO_ITEM CSL_CITATION {"citationID":"M8WgI11t","properties":{"unsorted":false,"formattedCitation":"[37]","plainCitation":"[37]","noteIndex":0},"citationItems":[{"id":328,"uris":["http://zotero.org/users/19683069/items/X49LCWCB"],"itemData":{"id":328,"type":"article-journal","container-title":"PLoS ONE","DOI":"10.1371/journal.pone.0076585","ISSN":"1932-6203","issue":"10","journalAbbreviation":"PLoS ONE","language":"en","page":"e76585","source":"DOI.org (Crossref)","title":"Systolic Peak Detection in Acceleration Photoplethysmograms Measured from Emergency Responders in Tropical Conditions","volume":"8","author":[{"family":"Elgendi","given":"Mohamed"},{"family":"Norton","given":"Ian"},{"family":"Brearley","given":"Matt"},{"family":"Abbott","given":"Derek"},{"family":"Schuurmans","given":"Dale"}],"editor":[{"family":"Bondarenko","given":"Vladimir E."}],"issued":{"date-parts":[["2013",10,22]]}}}],"schema":"https://github.com/citation-style-language/schema/raw/master/csl-citation.json"} </w:instrText>
+        <w:instrText xml:space="preserve"> ADDIN ZOTERO_ITEM CSL_CITATION {"citationID":"tMEbjkkg","properties":{"unsorted":false,"formattedCitation":"[18]","plainCitation":"[18]","noteIndex":0},"citationItems":[{"id":300,"uris":["http://zotero.org/users/19683069/items/WFLMTXV4"],"itemData":{"id":300,"type":"article-journal","abstract":"Prolonged exposure to high-stress environments can lead to mental illnesses such as anxiety disorders, depression, and posttraumatic stress disorder. Here, a wearable device utilizing photoplethysmography (PPG) technology is developed to noninvasively measure physiological signals and analyze heart rate variability (HRV) parameters. Traditional normative HRV databases typically do not account for responses induced by specific stressors such as cognitive tasks. Therefore, machine learning is used to build a more dynamic stress assessment model. Machine learning can capture complex nonlinear relationships among HRV parameters during stress-inducing tasks, adapts to individual stress response variations, and provides real-time stress level predictions. Furthermore, machine learning models can integrate temporal patterns in HRV data to achieve nuanced stress level assessment. This study examines the feasibility of PPG signals and validates the developed stress model. The RR intervals derived from PPG signals were highly positively correlated with those from electrocardiography signals (correlation coefficient</w:instrText>
+      </w:r>
+      <w:r>
+        <w:rPr>
+          <w:rFonts w:ascii="Arial" w:hAnsi="Arial" w:cs="Arial"/>
+        </w:rPr>
+        <w:instrText> </w:instrText>
+      </w:r>
+      <w:r>
+        <w:instrText>=</w:instrText>
+      </w:r>
+      <w:r>
+        <w:rPr>
+          <w:rFonts w:ascii="Arial" w:hAnsi="Arial" w:cs="Arial"/>
+        </w:rPr>
+        <w:instrText> </w:instrText>
+      </w:r>
+      <w:r>
+        <w:instrText>0.9920, R-squared</w:instrText>
+      </w:r>
+      <w:r>
+        <w:rPr>
+          <w:rFonts w:ascii="Arial" w:hAnsi="Arial" w:cs="Arial"/>
+        </w:rPr>
+        <w:instrText> </w:instrText>
+      </w:r>
+      <w:r>
+        <w:instrText>=</w:instrText>
+      </w:r>
+      <w:r>
+        <w:rPr>
+          <w:rFonts w:ascii="Arial" w:hAnsi="Arial" w:cs="Arial"/>
+        </w:rPr>
+        <w:instrText> </w:instrText>
+      </w:r>
+      <w:r>
+        <w:instrText>0.9837); this confirms the usability of PPG signals for HRV analysis. The stress model is constructed via the open-source Swell dataset. In the experiments, participants complete the Depression Anxiety Stress Scales-21-Chinese (DASS-21-C) questionnaire to quantify levels of depression, anxiety, and stress over a week. Baseline and stress-state PPG data are collected, converted into HRV values, and input into the model for stress quantification. The Stroop test is used to elicit stress responses. After the experiment, the DASS-21-C stress scores were compared with the model's baseline, stress state, and combined scores. The highest correlation was observed between the model's baseline score and the DASS-21-C stress score (correlation coefficient</w:instrText>
+      </w:r>
+      <w:r>
+        <w:rPr>
+          <w:rFonts w:ascii="Arial" w:hAnsi="Arial" w:cs="Arial"/>
+        </w:rPr>
+        <w:instrText> </w:instrText>
+      </w:r>
+      <w:r>
+        <w:instrText>=</w:instrText>
+      </w:r>
+      <w:r>
+        <w:rPr>
+          <w:rFonts w:ascii="Arial" w:hAnsi="Arial" w:cs="Arial"/>
+        </w:rPr>
+        <w:instrText> </w:instrText>
+      </w:r>
+      <w:r>
+        <w:instrText>0.92, R-squared</w:instrText>
+      </w:r>
+      <w:r>
+        <w:rPr>
+          <w:rFonts w:ascii="Arial" w:hAnsi="Arial" w:cs="Arial"/>
+        </w:rPr>
+        <w:instrText> </w:instrText>
+      </w:r>
+      <w:r>
+        <w:instrText>=</w:instrText>
+      </w:r>
+      <w:r>
+        <w:rPr>
+          <w:rFonts w:ascii="Arial" w:hAnsi="Arial" w:cs="Arial"/>
+        </w:rPr>
+        <w:instrText>  </w:instrText>
+      </w:r>
+      <w:r>
+        <w:instrText xml:space="preserve">0.8457), supporting the model's psychological significance in quantifying everyday stress. HRV parameter changes across experimental phases are discussed as well as sex differences in stress responses. In the future, this device may be applied in clinical scenarios for further validation and could be integrated with additional physiological indicators for broader application in daily health management and stress warning systems.","container-title":"APL Bioengineering","DOI":"10.1063/5.0256590","ISSN":"2473-2877","issue":"2","language":"en","page":"026103","source":"DOI.org (Crossref)","title":"Photoplethysmography-based HRV analysis and machine learning for real-time stress quantification in mental health applications","volume":"9","author":[{"family":"Tsai","given":"Ying-Ying"},{"family":"Chen","given":"Yu-Jie"},{"family":"Lin","given":"Yen-Feng"},{"family":"Hsiao","given":"Fan-Chi"},{"family":"Hsu","given":"Ching-Han"},{"family":"Liao","given":"Lun-De"}],"issued":{"date-parts":[["2025",6,1]]}}}],"schema":"https://github.com/citation-style-language/schema/raw/master/csl-citation.json"} </w:instrText>
       </w:r>
       <w:r>
         <w:fldChar w:fldCharType="separate"/>
@@ -6524,149 +7464,7 @@
         <w:rPr>
           <w:rFonts w:ascii="Aptos" w:hAnsi="Aptos"/>
         </w:rPr>
-        <w:t>[37]</w:t>
-      </w:r>
-      <w:r>
-        <w:fldChar w:fldCharType="end"/>
-      </w:r>
-      <w:r>
-        <w:t xml:space="preserve">.  The time between two consecutive accepted systolic peaks is the pulse-to-pulse interval (PPI), measured in milliseconds (ms), and is the PPG-derived equivalent of the RR interval. Intervals corresponding to a physiologically implausible instantaneous heart rate (below 40bpm or above 180bpm, consistent with the danger thresholds established in the Literature Review) are rejected as likely motion-artefact detections rather than genuine pulses [33]. Instantaneous heart rate, HR (measured in beats per minute, bpm), is then computed from each accepted pulse-to-pulse interval as:  </w:t>
-      </w:r>
-      <w:r>
-        <w:rPr>
-          <w:highlight w:val="green"/>
-        </w:rPr>
-        <w:t>HR = 60,000 / PPI</w:t>
-      </w:r>
-      <w:r>
-        <w:t xml:space="preserve">  where PPI is the pulse-to-pulse interval in milliseconds (ms) and 60,000 converts from intervals-per-millisecond to beats-per-minute. The reported heart rate over a monitoring window is the arithmetic mean of the instantaneous heart rate values computed within that window, which reduces the influence of any single mistimed peak on the value reported to the data analysis layer.</w:t>
-      </w:r>
-    </w:p>
-    <w:p>
-      <w:r>
-        <w:t xml:space="preserve">Respiratory rate is extracted from the same PPG waveform used for heart rate, without requiring a separate sensor. Breathing modulates the PPG signal in three known ways: it changes the baseline/DC level of the waveform (respiratory-induced intensity variation), it changes the amplitude of each pulse (respiratory-induced amplitude variation), and it changes the timing between pulses through respiratory sinus arrhythmia (respiratory-induced frequency variation). This project extracts the respiratory-induced intensity variation by low-pass filtering the raw PPG signal to isolate the frequency band in which normal human breathing occurs (approximately 0.1Hz to 0.5Hz, corresponding to 6 to 30 breaths per minute). Peaks in this filtered respiratory waveform are then detected using the same event-related moving-average peak-detection algorithm used for PPG systolic peaks </w:t>
-      </w:r>
-      <w:r>
-        <w:fldChar w:fldCharType="begin"/>
-      </w:r>
-      <w:r>
-        <w:instrText xml:space="preserve"> ADDIN ZOTERO_ITEM CSL_CITATION {"citationID":"SxvRv7GE","properties":{"unsorted":false,"formattedCitation":"[37]","plainCitation":"[37]","noteIndex":0},"citationItems":[{"id":328,"uris":["http://zotero.org/users/19683069/items/X49LCWCB"],"itemData":{"id":328,"type":"article-journal","container-title":"PLoS ONE","DOI":"10.1371/journal.pone.0076585","ISSN":"1932-6203","issue":"10","journalAbbreviation":"PLoS ONE","language":"en","page":"e76585","source":"DOI.org (Crossref)","title":"Systolic Peak Detection in Acceleration Photoplethysmograms Measured from Emergency Responders in Tropical Conditions","volume":"8","author":[{"family":"Elgendi","given":"Mohamed"},{"family":"Norton","given":"Ian"},{"family":"Brearley","given":"Matt"},{"family":"Abbott","given":"Derek"},{"family":"Schuurmans","given":"Dale"}],"editor":[{"family":"Bondarenko","given":"Vladimir E."}],"issued":{"date-parts":[["2013",10,22]]}}}],"schema":"https://github.com/citation-style-language/schema/raw/master/csl-citation.json"} </w:instrText>
-      </w:r>
-      <w:r>
-        <w:fldChar w:fldCharType="separate"/>
-      </w:r>
-      <w:r>
-        <w:rPr>
-          <w:rFonts w:ascii="Aptos" w:hAnsi="Aptos"/>
-        </w:rPr>
-        <w:t>[37]</w:t>
-      </w:r>
-      <w:r>
-        <w:fldChar w:fldCharType="end"/>
-      </w:r>
-      <w:r>
-        <w:t xml:space="preserve">, and the time between consecutive respiratory peaks gives the breath-to-breath interval, T (measured in seconds, s). Respiratory rate, RR (measured in breaths per minute), is then:  </w:t>
-      </w:r>
-      <w:r>
-        <w:rPr>
-          <w:highlight w:val="green"/>
-        </w:rPr>
-        <w:t>RR = 60 / T</w:t>
-      </w:r>
-      <w:r>
-        <w:t xml:space="preserve">  where T is the breath-to-breath interval in seconds and 60 converts from breaths-per-second to breaths-per-minute. As with heart rate, the respiratory rate reported to the data analysis layer is the average of the instantaneous values computed across the monitoring window.</w:t>
-      </w:r>
-    </w:p>
-    <w:p>
-      <w:r>
-        <w:t xml:space="preserve">Multiple heart rate variability metrics can be obtained from a PPG signal as discussed in the literature review. For this project, a decision tree model is implemented (detailed in subsystem 2 below) to analyse HRV parameters and determine stress </w:t>
-      </w:r>
-      <w:r>
-        <w:fldChar w:fldCharType="begin"/>
-      </w:r>
-      <w:r>
-        <w:instrText xml:space="preserve"> ADDIN ZOTERO_ITEM CSL_CITATION {"citationID":"tMEbjkkg","properties":{"unsorted":false,"formattedCitation":"[17]","plainCitation":"[17]","noteIndex":0},"citationItems":[{"id":300,"uris":["http://zotero.org/users/19683069/items/WFLMTXV4"],"itemData":{"id":300,"type":"article-journal","abstract":"Prolonged exposure to high-stress environments can lead to mental illnesses such as anxiety disorders, depression, and posttraumatic stress disorder. Here, a wearable device utilizing photoplethysmography (PPG) technology is developed to noninvasively measure physiological signals and analyze heart rate variability (HRV) parameters. Traditional normative HRV databases typically do not account for responses induced by specific stressors such as cognitive tasks. Therefore, machine learning is used to build a more dynamic stress assessment model. Machine learning can capture complex nonlinear relationships among HRV parameters during stress-inducing tasks, adapts to individual stress response variations, and provides real-time stress level predictions. Furthermore, machine learning models can integrate temporal patterns in HRV data to achieve nuanced stress level assessment. This study examines the feasibility of PPG signals and validates the developed stress model. The RR intervals derived from PPG signals were highly positively correlated with those from electrocardiography signals (correlation coefficient</w:instrText>
-      </w:r>
-      <w:r>
-        <w:rPr>
-          <w:rFonts w:ascii="Arial" w:hAnsi="Arial" w:cs="Arial"/>
-        </w:rPr>
-        <w:instrText> </w:instrText>
-      </w:r>
-      <w:r>
-        <w:instrText>=</w:instrText>
-      </w:r>
-      <w:r>
-        <w:rPr>
-          <w:rFonts w:ascii="Arial" w:hAnsi="Arial" w:cs="Arial"/>
-        </w:rPr>
-        <w:instrText> </w:instrText>
-      </w:r>
-      <w:r>
-        <w:instrText>0.9920, R-squared</w:instrText>
-      </w:r>
-      <w:r>
-        <w:rPr>
-          <w:rFonts w:ascii="Arial" w:hAnsi="Arial" w:cs="Arial"/>
-        </w:rPr>
-        <w:instrText> </w:instrText>
-      </w:r>
-      <w:r>
-        <w:instrText>=</w:instrText>
-      </w:r>
-      <w:r>
-        <w:rPr>
-          <w:rFonts w:ascii="Arial" w:hAnsi="Arial" w:cs="Arial"/>
-        </w:rPr>
-        <w:instrText> </w:instrText>
-      </w:r>
-      <w:r>
-        <w:instrText>0.9837); this confirms the usability of PPG signals for HRV analysis. The stress model is constructed via the open-source Swell dataset. In the experiments, participants complete the Depression Anxiety Stress Scales-21-Chinese (DASS-21-C) questionnaire to quantify levels of depression, anxiety, and stress over a week. Baseline and stress-state PPG data are collected, converted into HRV values, and input into the model for stress quantification. The Stroop test is used to elicit stress responses. After the experiment, the DASS-21-C stress scores were compared with the model's baseline, stress state, and combined scores. The highest correlation was observed between the model's baseline score and the DASS-21-C stress score (correlation coefficient</w:instrText>
-      </w:r>
-      <w:r>
-        <w:rPr>
-          <w:rFonts w:ascii="Arial" w:hAnsi="Arial" w:cs="Arial"/>
-        </w:rPr>
-        <w:instrText> </w:instrText>
-      </w:r>
-      <w:r>
-        <w:instrText>=</w:instrText>
-      </w:r>
-      <w:r>
-        <w:rPr>
-          <w:rFonts w:ascii="Arial" w:hAnsi="Arial" w:cs="Arial"/>
-        </w:rPr>
-        <w:instrText> </w:instrText>
-      </w:r>
-      <w:r>
-        <w:instrText>0.92, R-squared</w:instrText>
-      </w:r>
-      <w:r>
-        <w:rPr>
-          <w:rFonts w:ascii="Arial" w:hAnsi="Arial" w:cs="Arial"/>
-        </w:rPr>
-        <w:instrText> </w:instrText>
-      </w:r>
-      <w:r>
-        <w:instrText>=</w:instrText>
-      </w:r>
-      <w:r>
-        <w:rPr>
-          <w:rFonts w:ascii="Arial" w:hAnsi="Arial" w:cs="Arial"/>
-        </w:rPr>
-        <w:instrText>  </w:instrText>
-      </w:r>
-      <w:r>
-        <w:instrText xml:space="preserve">0.8457), supporting the model's psychological significance in quantifying everyday stress. HRV parameter changes across experimental phases are discussed as well as sex differences in stress responses. In the future, this device may be applied in clinical scenarios for further validation and could be integrated with additional physiological indicators for broader application in daily health management and stress warning systems.","container-title":"APL Bioengineering","DOI":"10.1063/5.0256590","ISSN":"2473-2877","issue":"2","language":"en","page":"026103","source":"DOI.org (Crossref)","title":"Photoplethysmography-based HRV analysis and machine learning for real-time stress quantification in mental health applications","volume":"9","author":[{"family":"Tsai","given":"Ying-Ying"},{"family":"Chen","given":"Yu-Jie"},{"family":"Lin","given":"Yen-Feng"},{"family":"Hsiao","given":"Fan-Chi"},{"family":"Hsu","given":"Ching-Han"},{"family":"Liao","given":"Lun-De"}],"issued":{"date-parts":[["2025",6,1]]}}}],"schema":"https://github.com/citation-style-language/schema/raw/master/csl-citation.json"} </w:instrText>
-      </w:r>
-      <w:r>
-        <w:fldChar w:fldCharType="separate"/>
-      </w:r>
-      <w:r>
-        <w:rPr>
-          <w:rFonts w:ascii="Aptos" w:hAnsi="Aptos"/>
-        </w:rPr>
-        <w:t>[17]</w:t>
+        <w:t>[18]</w:t>
       </w:r>
       <w:r>
         <w:fldChar w:fldCharType="end"/>
@@ -6707,7 +7505,6 @@
           <w:b/>
           <w:bCs/>
         </w:rPr>
-        <w:lastRenderedPageBreak/>
         <w:t>Relative time-domain parameters:</w:t>
       </w:r>
     </w:p>
@@ -6785,11 +7582,11 @@
         <w:fldChar w:fldCharType="end"/>
       </w:r>
       <w:r>
-        <w:t xml:space="preserve">.  Window size determines how many pulses are available for each reported metric, and different metric types require different minimum windows. Heart rate itself, and most time-domain HRV parameters, can be reliably estimated from windows of about 10s [20]. Frequency-domain parameters, particularly LF power, need enough samples to capture several full oscillation cycles at low frequency and are only reliably estimated using windows of roughly 50s or longer [20]; using a shorter window for these parameters risks spectral leakage and an unstable LF/HF ratio. This window requirement consumes part of the 60s alert-latency budget established in the Requirements and specifications section, leaving the remaining time for classification and alert dispatch. To keep pace with continuous monitoring, the analysis window is advanced using a sliding, overlapping update (rather than being recomputed from scratch after every full window), so that metrics are refreshed more often than the window length itself. Windows containing motion-artefact-corrupted or missing samples are handled by rejecting the affected </w:t>
+        <w:t xml:space="preserve">.  Window size determines how many pulses are available for each reported metric, and different metric types require different minimum windows. Heart rate itself, and most time-domain HRV parameters, can be reliably estimated from windows of about 10s [20]. Frequency-domain parameters, particularly LF power, need enough samples to capture several full </w:t>
       </w:r>
       <w:r>
         <w:lastRenderedPageBreak/>
-        <w:t>pulses at the peak-detection stage, since including them has been shown to introduce significant error into ultra-short-term HRV estimates [33].</w:t>
+        <w:t>oscillation cycles at low frequency and are only reliably estimated using windows of roughly 50s or longer [20]; using a shorter window for these parameters risks spectral leakage and an unstable LF/HF ratio. This window requirement consumes part of the 60s alert-latency budget established in the Requirements and specifications section, leaving the remaining time for classification and alert dispatch. To keep pace with continuous monitoring, the analysis window is advanced using a sliding, overlapping update (rather than being recomputed from scratch after every full window), so that metrics are refreshed more often than the window length itself. Windows containing motion-artefact-corrupted or missing samples are handled by rejecting the affected pulses at the peak-detection stage, since including them has been shown to introduce significant error into ultra-short-term HRV estimates [33].</w:t>
       </w:r>
     </w:p>
     <w:p>
@@ -6800,11 +7597,11 @@
           <w:numId w:val="2"/>
         </w:numPr>
       </w:pPr>
-      <w:bookmarkStart w:id="31" w:name="_Toc240213132"/>
+      <w:bookmarkStart w:id="29" w:name="_Toc240213132"/>
       <w:r>
         <w:t>Subsystem 2: Data Analysis layer</w:t>
       </w:r>
-      <w:bookmarkEnd w:id="31"/>
+      <w:bookmarkEnd w:id="29"/>
     </w:p>
     <w:p>
       <w:r>
@@ -6814,7 +7611,7 @@
         <w:fldChar w:fldCharType="begin"/>
       </w:r>
       <w:r>
-        <w:instrText xml:space="preserve"> ADDIN ZOTERO_ITEM CSL_CITATION {"citationID":"iFnrPa47","properties":{"unsorted":false,"formattedCitation":"[17]","plainCitation":"[17]","noteIndex":0},"citationItems":[{"id":300,"uris":["http://zotero.org/users/19683069/items/WFLMTXV4"],"itemData":{"id":300,"type":"article-journal","abstract":"Prolonged exposure to high-stress environments can lead to mental illnesses such as anxiety disorders, depression, and posttraumatic stress disorder. Here, a wearable device utilizing photoplethysmography (PPG) technology is developed to noninvasively measure physiological signals and analyze heart rate variability (HRV) parameters. Traditional normative HRV databases typically do not account for responses induced by specific stressors such as cognitive tasks. Therefore, machine learning is used to build a more dynamic stress assessment model. Machine learning can capture complex nonlinear relationships among HRV parameters during stress-inducing tasks, adapts to individual stress response variations, and provides real-time stress level predictions. Furthermore, machine learning models can integrate temporal patterns in HRV data to achieve nuanced stress level assessment. This study examines the feasibility of PPG signals and validates the developed stress model. The RR intervals derived from PPG signals were highly positively correlated with those from electrocardiography signals (correlation coefficient</w:instrText>
+        <w:instrText xml:space="preserve"> ADDIN ZOTERO_ITEM CSL_CITATION {"citationID":"iFnrPa47","properties":{"unsorted":false,"formattedCitation":"[18]","plainCitation":"[18]","noteIndex":0},"citationItems":[{"id":300,"uris":["http://zotero.org/users/19683069/items/WFLMTXV4"],"itemData":{"id":300,"type":"article-journal","abstract":"Prolonged exposure to high-stress environments can lead to mental illnesses such as anxiety disorders, depression, and posttraumatic stress disorder. Here, a wearable device utilizing photoplethysmography (PPG) technology is developed to noninvasively measure physiological signals and analyze heart rate variability (HRV) parameters. Traditional normative HRV databases typically do not account for responses induced by specific stressors such as cognitive tasks. Therefore, machine learning is used to build a more dynamic stress assessment model. Machine learning can capture complex nonlinear relationships among HRV parameters during stress-inducing tasks, adapts to individual stress response variations, and provides real-time stress level predictions. Furthermore, machine learning models can integrate temporal patterns in HRV data to achieve nuanced stress level assessment. This study examines the feasibility of PPG signals and validates the developed stress model. The RR intervals derived from PPG signals were highly positively correlated with those from electrocardiography signals (correlation coefficient</w:instrText>
       </w:r>
       <w:r>
         <w:rPr>
@@ -6895,7 +7692,7 @@
         <w:rPr>
           <w:rFonts w:ascii="Aptos" w:hAnsi="Aptos"/>
         </w:rPr>
-        <w:t>[17]</w:t>
+        <w:t>[18]</w:t>
       </w:r>
       <w:r>
         <w:fldChar w:fldCharType="end"/>
@@ -6903,18 +7700,18 @@
       <w:r>
         <w:t xml:space="preserve"> while remaining lightweight. This project will attempt to achieve an accuracy of </w:t>
       </w:r>
-      <w:commentRangeStart w:id="32"/>
+      <w:commentRangeStart w:id="30"/>
       <w:r>
         <w:t>70%</w:t>
       </w:r>
-      <w:commentRangeEnd w:id="32"/>
+      <w:commentRangeEnd w:id="30"/>
       <w:r>
         <w:rPr>
           <w:rStyle w:val="CommentReference"/>
           <w:sz w:val="24"/>
           <w:szCs w:val="24"/>
         </w:rPr>
-        <w:commentReference w:id="32"/>
+        <w:commentReference w:id="30"/>
       </w:r>
       <w:r>
         <w:t xml:space="preserve"> due signal processing being done </w:t>
@@ -6940,11 +7737,11 @@
         <w:t>D = ( |HR_current – HR_baseline| / HR_baseline ) × 100</w:t>
       </w:r>
       <w:r>
-        <w:t xml:space="preserve">  Following the danger tiers established in the Literature Review, a deviation sustained for the 5-minute alarm window is classified as: 0–14% – safe/unstressed; 15–20% – moderately dangerous/moderately stressed; and greater than 20% – severely dangerous/severely stressed. Independently of this deviation calculation, any instantaneous heart rate below 40bpm or above 131bpm is classified directly as extremely dangerous/extremely stressed, since at those extremes the absolute heart rate is dangerous regardless of the wearer’s personal baseline. This method is fully algorithmic and deterministic: it requires no training data and produces the same classification for the same inputs every time, which keeps it computationally lightweight and easy to verify.  The second method is a decision-tree classifier, trained offline on the 34 HRV parameters described in Subsystem 1, that determines whether the wearer is in a state of no stress, moderate stress or severe stress. A decision tree makes its classification by asking a sequence of yes/no questions of the form “is parameter X above threshold T?”, arranged as a binary tree: starting at the root node, each new set of HRV parameter values is compared against the threshold stored at that node and directed to the corresponding child node, and this process repeats until a leaf node is reached. Each leaf node stores a class label (no stress, moderate stress or severe stress), which becomes the model’s output for that input.  The tree structure and thresholds are not hand-designed; they are learned from labelled training data (the SWELL dataset, as discussed in the Feasibility study) using a recursive splitting algorithm. At each node, the algorithm considers every candidate (parameter, threshold) pair across the 34 HRV parameters and selects the split that produces the greatest reduction in class impurity between the parent node </w:t>
+        <w:t xml:space="preserve">  Following the danger tiers established in the Literature Review, a deviation sustained for the 5-minute alarm window is classified as: 0–14% – safe/unstressed; 15–20% – moderately dangerous/moderately stressed; and greater than 20% – severely dangerous/severely stressed. Independently of this deviation calculation, any instantaneous heart rate below 40bpm or above 131bpm is classified directly as extremely dangerous/extremely stressed, since at those extremes the absolute heart rate is dangerous regardless of the wearer’s personal baseline. This method is fully algorithmic and deterministic: it requires no training data and produces the same classification for the same inputs every time, which keeps it computationally lightweight and easy to verify.  The second method is a decision-tree classifier, trained offline on the 34 HRV parameters described in Subsystem 1, that determines whether the wearer is in a state of no stress, moderate stress or severe stress. A decision tree makes its classification by asking a sequence of yes/no questions of the form “is parameter X above threshold T?”, arranged as a binary </w:t>
       </w:r>
       <w:r>
         <w:lastRenderedPageBreak/>
-        <w:t xml:space="preserve">and its two children. Impurity at a node is commonly measured using the Gini impurity:  </w:t>
+        <w:t xml:space="preserve">tree: starting at the root node, each new set of HRV parameter values is compared against the threshold stored at that node and directed to the corresponding child node, and this process repeats until a leaf node is reached. Each leaf node stores a class label (no stress, moderate stress or severe stress), which becomes the model’s output for that input.  The tree structure and thresholds are not hand-designed; they are learned from labelled training data (the SWELL dataset, as discussed in the Feasibility study) using a recursive splitting algorithm. At each node, the algorithm considers every candidate (parameter, threshold) pair across the 34 HRV parameters and selects the split that produces the greatest reduction in class impurity between the parent node and its two children. Impurity at a node is commonly measured using the Gini impurity:  </w:t>
       </w:r>
       <w:r>
         <w:rPr>
@@ -6970,15 +7767,18 @@
           <w:numId w:val="2"/>
         </w:numPr>
       </w:pPr>
-      <w:bookmarkStart w:id="33" w:name="_Toc240213133"/>
+      <w:bookmarkStart w:id="31" w:name="_Toc240213133"/>
       <w:r>
         <w:t xml:space="preserve">Subsystem 3: </w:t>
       </w:r>
-      <w:bookmarkEnd w:id="28"/>
-      <w:r>
-        <w:t>Alert system</w:t>
-      </w:r>
-      <w:bookmarkEnd w:id="33"/>
+      <w:bookmarkEnd w:id="26"/>
+      <w:r>
+        <w:t xml:space="preserve">Alert </w:t>
+      </w:r>
+      <w:bookmarkEnd w:id="31"/>
+      <w:r>
+        <w:t>and response layer</w:t>
+      </w:r>
     </w:p>
     <w:p>
       <w:r>
@@ -6990,6 +7790,7 @@
         <w:rPr>
           <w:highlight w:val="yellow"/>
         </w:rPr>
+        <w:lastRenderedPageBreak/>
         <w:t xml:space="preserve">Communication between the mobile application and the wearable haptic cuff is handled over a short-range wireless link, established once when the cuff is first paired with the user’s phone and maintained automatically thereafter. Bluetooth and Wi-Fi </w:t>
       </w:r>
       <w:r>
@@ -7014,14 +7815,7 @@
         <w:rPr>
           <w:highlight w:val="yellow"/>
         </w:rPr>
-        <w:t xml:space="preserve"> for this link. Once a severely or extremely stressed state is classified by the data analysis layer, the mobile application transmits a short alert-tier message over this link to the wearable microcontroller, which drives the vibration actuator on the cuff for the specified duration. For remote notifications, the same mobile application instead uses the phone’s existing cellular or Wi-Fi internet connection to reach the </w:t>
-      </w:r>
-      <w:r>
-        <w:rPr>
-          <w:highlight w:val="yellow"/>
-        </w:rPr>
-        <w:lastRenderedPageBreak/>
-        <w:t>user’s pre-selected emergency contacts once an extreme stress state is detected, since this requires reaching contacts who are not necessarily nearby.</w:t>
+        <w:t xml:space="preserve"> for this link. Once a severely or extremely stressed state is classified by the data analysis layer, the mobile application transmits a short alert-tier message over this link to the wearable microcontroller, which drives the vibration actuator on the cuff for the specified duration. For remote notifications, the same mobile application instead uses the phone’s existing cellular or Wi-Fi internet connection to reach the user’s pre-selected emergency contacts once an extreme stress state is detected, since this requires reaching contacts who are not necessarily nearby.</w:t>
       </w:r>
     </w:p>
     <w:p>
@@ -7076,22 +7870,19 @@
           <w:highlight w:val="yellow"/>
         </w:rPr>
       </w:pPr>
-      <w:bookmarkStart w:id="34" w:name="_Toc240213134"/>
+      <w:bookmarkStart w:id="32" w:name="_Toc240213134"/>
       <w:r>
         <w:rPr>
           <w:highlight w:val="yellow"/>
         </w:rPr>
+        <w:lastRenderedPageBreak/>
         <w:t>Target/Performance metrics</w:t>
       </w:r>
-      <w:bookmarkEnd w:id="34"/>
-    </w:p>
-    <w:p>
-      <w:r>
-        <w:t xml:space="preserve">In addition to the heart-rate, HRV-based stress classification and alert-timing specifications listed above, the following metrics are used to evaluate the system: end-to-end alert latency, defined as the time between a dangerous state being classified and a notification reaching the user or emergency contact, targeted at under 60s; signal-processing throughput, requiring the signal processing layer to output metrics at least as fast as raw PPG data is streamed in, so that no backlog accumulates during continuous monitoring; false-alert rate, the rate at which alerts are triggered with no </w:t>
-      </w:r>
-      <w:r>
-        <w:lastRenderedPageBreak/>
-        <w:t>genuine dangerous physiological event present, which is to be minimised so that trust in the alerting subsystem is maintained; and wireless-link reliability, the proportion of alert-tier messages successfully delivered from the mobile application to the wearable cuff on the first attempt.</w:t>
+      <w:bookmarkEnd w:id="32"/>
+    </w:p>
+    <w:p>
+      <w:r>
+        <w:t>In addition to the heart-rate, HRV-based stress classification and alert-timing specifications listed above, the following metrics are used to evaluate the system: end-to-end alert latency, defined as the time between a dangerous state being classified and a notification reaching the user or emergency contact, targeted at under 60s; signal-processing throughput, requiring the signal processing layer to output metrics at least as fast as raw PPG data is streamed in, so that no backlog accumulates during continuous monitoring; false-alert rate, the rate at which alerts are triggered with no genuine dangerous physiological event present, which is to be minimised so that trust in the alerting subsystem is maintained; and wireless-link reliability, the proportion of alert-tier messages successfully delivered from the mobile application to the wearable cuff on the first attempt.</w:t>
       </w:r>
     </w:p>
     <w:p>
@@ -7105,14 +7896,14 @@
           <w:highlight w:val="yellow"/>
         </w:rPr>
       </w:pPr>
-      <w:bookmarkStart w:id="35" w:name="_Toc240213135"/>
+      <w:bookmarkStart w:id="33" w:name="_Toc240213135"/>
       <w:r>
         <w:rPr>
           <w:highlight w:val="yellow"/>
         </w:rPr>
         <w:t>Preliminary Testing</w:t>
       </w:r>
-      <w:bookmarkEnd w:id="35"/>
+      <w:bookmarkEnd w:id="33"/>
     </w:p>
     <w:p>
       <w:pPr>
@@ -7125,14 +7916,14 @@
           <w:highlight w:val="yellow"/>
         </w:rPr>
       </w:pPr>
-      <w:bookmarkStart w:id="36" w:name="_Toc240213136"/>
+      <w:bookmarkStart w:id="34" w:name="_Toc240213136"/>
       <w:r>
         <w:rPr>
           <w:highlight w:val="yellow"/>
         </w:rPr>
         <w:t>Preliminary testing methods</w:t>
       </w:r>
-      <w:bookmarkEnd w:id="36"/>
+      <w:bookmarkEnd w:id="34"/>
     </w:p>
     <w:p>
       <w:pPr>
@@ -7145,14 +7936,14 @@
           <w:highlight w:val="yellow"/>
         </w:rPr>
       </w:pPr>
-      <w:bookmarkStart w:id="37" w:name="_Toc240213137"/>
+      <w:bookmarkStart w:id="35" w:name="_Toc240213137"/>
       <w:r>
         <w:rPr>
           <w:highlight w:val="yellow"/>
         </w:rPr>
         <w:t>Preliminary testing results</w:t>
       </w:r>
-      <w:bookmarkEnd w:id="37"/>
+      <w:bookmarkEnd w:id="35"/>
     </w:p>
     <w:p>
       <w:pPr>
@@ -7162,15 +7953,19 @@
           <w:numId w:val="2"/>
         </w:numPr>
       </w:pPr>
-      <w:bookmarkStart w:id="38" w:name="_Toc239699088"/>
-      <w:bookmarkStart w:id="39" w:name="_Toc240213138"/>
+      <w:bookmarkStart w:id="36" w:name="_Toc239699088"/>
+      <w:bookmarkStart w:id="37" w:name="_Toc240213138"/>
       <w:r>
         <w:t>Feasibility of system</w:t>
       </w:r>
     </w:p>
     <w:p>
       <w:r>
-        <w:t>Beyond the sensing and computational feasibility discussed in the Feasibility study of the proposed solution, the feasibility of the system as a whole is considered here in terms of alert-dispatch latency, since the wireless link between the mobile application and the wearable cuff (Subsystem 3) introduces an additional delay that must still fit within the alert-timing specifications established earlier.  The total time between a dangerous state being classified and the corresponding alert reaching the user, t_total (measured in seconds, s), can be broken down into three components:  t_total = t_process + t_transmit + t_wait  where t_process (s) is the time already budgeted for signal processing and classification (Subsystems 1 and 2), t_transmit (s) is the time taken to transmit the short alert-tier message from the phone to the cuff over the chosen wireless link, and t_wait (s) is the worst-case time spent waiting for the next scheduled communication opportunity on that link, which is governed by the connection interval, I_conn (measured in seconds, s), negotiated between the phone and the cuff.  Because the alert message itself is small (only a few bytes are needed to represent the alert tier and duration), t_transmit is negligible relative to I_conn, so t_wait ≈ I_conn dominates the communication delay. Configuring a conservative connection interval of I_conn = 0.1s means the wireless link contributes on the order of 0.1s to the total alert latency, which is negligible compared to the roughly 10-second margin left over after signal processing and classification within the overall 60-second alert-dispatch specification (see Literature Review and Requirements and specifications). This shows that the choice between a Bluetooth-based or Wi-Fi-based link for the cuff does not threaten the system's ability to meet its alert-timing specification; either is feasible from a latency perspective, which supports selecting between them primarily on power-consumption and range grounds instead (Subsystem 3).</w:t>
+        <w:t xml:space="preserve">Beyond the sensing and computational feasibility discussed in the Feasibility study of the proposed solution, the feasibility of the system as a whole is considered here in terms of alert-dispatch latency, since the wireless link between the mobile application and the wearable cuff (Subsystem 3) introduces an additional delay that must still fit within the alert-timing specifications established earlier.  The total time between a dangerous state being classified and the corresponding alert reaching the user, t_total (measured in seconds, s), can be broken down into three components:  t_total = t_process + t_transmit + t_wait  where t_process (s) is the time already budgeted for signal processing and classification (Subsystems 1 and 2), t_transmit (s) is the time taken to transmit the short alert-tier message from the phone to the cuff over the chosen wireless link, and t_wait (s) is the worst-case time spent waiting for the next scheduled communication opportunity on that link, which is governed by the connection interval, I_conn (measured in seconds, s), negotiated between the phone and the cuff.  Because the alert message itself is small (only a few bytes are needed to represent the alert tier and duration), t_transmit is negligible relative to I_conn, so t_wait ≈ I_conn dominates the communication delay. Configuring a conservative connection interval of I_conn = 0.1s means the wireless link contributes on the order of 0.1s to the total alert latency, which is negligible compared to the roughly 10-second margin left over after signal processing and classification within the overall 60-second alert-dispatch specification (see Literature Review and Requirements and specifications). This shows that the choice between a Bluetooth-based or Wi-Fi-based link for the cuff </w:t>
+      </w:r>
+      <w:r>
+        <w:lastRenderedPageBreak/>
+        <w:t>does not threaten the system's ability to meet its alert-timing specification; either is feasible from a latency perspective, which supports selecting between them primarily on power-consumption and range grounds instead (Subsystem 3).</w:t>
       </w:r>
     </w:p>
     <w:p>
@@ -7184,8 +7979,8 @@
       <w:r>
         <w:t>Overview of progress</w:t>
       </w:r>
-      <w:bookmarkEnd w:id="38"/>
-      <w:bookmarkEnd w:id="39"/>
+      <w:bookmarkEnd w:id="36"/>
+      <w:bookmarkEnd w:id="37"/>
     </w:p>
     <w:p>
       <w:r>
@@ -7193,9 +7988,8 @@
       </w:r>
     </w:p>
     <w:p>
-      <w:bookmarkStart w:id="40" w:name="_Toc239699089"/>
-      <w:r>
-        <w:lastRenderedPageBreak/>
+      <w:bookmarkStart w:id="38" w:name="_Toc239699089"/>
+      <w:r>
         <w:t xml:space="preserve">The project is on track with 50% of all specifications being met. The mobile application successfully builds on an android device, pairs with a heart rate sensor and obtains data from it with accuracies and errors within acceptable tolerances. Further work is needed on the stress detection model’s implementation and, signal pre-processing and local notification/alert generation to achieve 75% of the project specs. To meet all project specs, future work should focus on implementing physical feedback to the alerts, remote notifications, implementing the app on devices running iOS and refining the analysis of data to cater to multiple age ranges, not to the averages currently used. </w:t>
       </w:r>
     </w:p>
@@ -7210,15 +8004,15 @@
           <w:highlight w:val="yellow"/>
         </w:rPr>
       </w:pPr>
-      <w:bookmarkStart w:id="41" w:name="_Toc240213139"/>
+      <w:bookmarkStart w:id="39" w:name="_Toc240213139"/>
       <w:r>
         <w:rPr>
           <w:highlight w:val="yellow"/>
         </w:rPr>
         <w:t>Conclusion</w:t>
       </w:r>
-      <w:bookmarkEnd w:id="40"/>
-      <w:bookmarkEnd w:id="41"/>
+      <w:bookmarkEnd w:id="38"/>
+      <w:bookmarkEnd w:id="39"/>
     </w:p>
     <w:p>
       <w:pPr>
@@ -7228,13 +8022,13 @@
           <w:numId w:val="2"/>
         </w:numPr>
       </w:pPr>
-      <w:bookmarkStart w:id="42" w:name="_Toc239699090"/>
-      <w:bookmarkStart w:id="43" w:name="_Toc240213140"/>
+      <w:bookmarkStart w:id="40" w:name="_Toc239699090"/>
+      <w:bookmarkStart w:id="41" w:name="_Toc240213140"/>
       <w:r>
         <w:t>References</w:t>
       </w:r>
-      <w:bookmarkEnd w:id="42"/>
-      <w:bookmarkEnd w:id="43"/>
+      <w:bookmarkEnd w:id="40"/>
+      <w:bookmarkEnd w:id="41"/>
     </w:p>
     <w:p>
       <w:pPr>
@@ -7251,6 +8045,50 @@
       </w:r>
       <w:r>
         <w:t>[1]</w:t>
+      </w:r>
+      <w:r>
+        <w:tab/>
+        <w:t xml:space="preserve">J. Park, H. S. Seok, S.-S. Kim, and H. Shin, “Photoplethysmogram Analysis and Applications: An Integrative Review,” </w:t>
+      </w:r>
+      <w:r>
+        <w:rPr>
+          <w:i/>
+          <w:iCs/>
+        </w:rPr>
+        <w:t>Front. Physiol.</w:t>
+      </w:r>
+      <w:r>
+        <w:t>, vol. 12, Mar. 2022, doi: 10.3389/fphys.2021.808451.</w:t>
+      </w:r>
+    </w:p>
+    <w:p>
+      <w:pPr>
+        <w:pStyle w:val="Bibliography"/>
+      </w:pPr>
+      <w:r>
+        <w:t>[2]</w:t>
+      </w:r>
+      <w:r>
+        <w:tab/>
+        <w:t xml:space="preserve">A. Rossi, D. Pedreschi, D. A. Clifton, and D. Morelli, “Error Estimation of Ultra-Short Heart Rate Variability Parameters: Effect of Missing Data Caused by Motion Artifacts,” </w:t>
+      </w:r>
+      <w:r>
+        <w:rPr>
+          <w:i/>
+          <w:iCs/>
+        </w:rPr>
+        <w:t>Sensors</w:t>
+      </w:r>
+      <w:r>
+        <w:t>, vol. 20, no. 24, p. 7122, Dec. 2020, doi: 10.3390/s20247122.</w:t>
+      </w:r>
+    </w:p>
+    <w:p>
+      <w:pPr>
+        <w:pStyle w:val="Bibliography"/>
+      </w:pPr>
+      <w:r>
+        <w:t>[3]</w:t>
       </w:r>
       <w:r>
         <w:tab/>
@@ -7262,7 +8100,7 @@
         <w:pStyle w:val="Bibliography"/>
       </w:pPr>
       <w:r>
-        <w:t>[2]</w:t>
+        <w:t>[4]</w:t>
       </w:r>
       <w:r>
         <w:tab/>
@@ -7274,7 +8112,7 @@
         <w:pStyle w:val="Bibliography"/>
       </w:pPr>
       <w:r>
-        <w:t>[3]</w:t>
+        <w:t>[5]</w:t>
       </w:r>
       <w:r>
         <w:tab/>
@@ -7286,7 +8124,7 @@
         <w:pStyle w:val="Bibliography"/>
       </w:pPr>
       <w:r>
-        <w:t>[4]</w:t>
+        <w:t>[6]</w:t>
       </w:r>
       <w:r>
         <w:tab/>
@@ -7298,7 +8136,7 @@
         <w:pStyle w:val="Bibliography"/>
       </w:pPr>
       <w:r>
-        <w:t>[5]</w:t>
+        <w:t>[7]</w:t>
       </w:r>
       <w:r>
         <w:tab/>
@@ -7310,7 +8148,7 @@
         <w:pStyle w:val="Bibliography"/>
       </w:pPr>
       <w:r>
-        <w:t>[6]</w:t>
+        <w:t>[8]</w:t>
       </w:r>
       <w:r>
         <w:tab/>
@@ -7332,7 +8170,7 @@
         <w:pStyle w:val="Bibliography"/>
       </w:pPr>
       <w:r>
-        <w:t>[7]</w:t>
+        <w:t>[9]</w:t>
       </w:r>
       <w:r>
         <w:tab/>
@@ -7344,21 +8182,22 @@
         <w:pStyle w:val="Bibliography"/>
       </w:pPr>
       <w:r>
-        <w:t>[8]</w:t>
+        <w:lastRenderedPageBreak/>
+        <w:t>[10]</w:t>
       </w:r>
       <w:r>
         <w:tab/>
-        <w:t xml:space="preserve">J. Park, H. S. Seok, S.-S. Kim, and H. Shin, “Photoplethysmogram Analysis and Applications: An Integrative Review,” </w:t>
+        <w:t xml:space="preserve">D. Wu, Guan-Zheng Liu, M. Y. M. Wong, and Y.-T. Zhang, “The accuracy of respiratory rate estimation using electrocardiography and photoplethysmography,” in </w:t>
       </w:r>
       <w:r>
         <w:rPr>
           <w:i/>
           <w:iCs/>
         </w:rPr>
-        <w:t>Front. Physiol.</w:t>
-      </w:r>
-      <w:r>
-        <w:t>, vol. 12, Mar. 2022, doi: 10.3389/fphys.2021.808451.</w:t>
+        <w:t>Proceedings of the 10th IEEE International Conference on Information Technology and Applications in Biomedicine</w:t>
+      </w:r>
+      <w:r>
+        <w:t>, Corfu, Greece: IEEE, Nov. 2010, pp. 1–3. doi: 10.1109/ITAB.2010.5687633.</w:t>
       </w:r>
     </w:p>
     <w:p>
@@ -7366,53 +8205,53 @@
         <w:pStyle w:val="Bibliography"/>
       </w:pPr>
       <w:r>
-        <w:t>[9]</w:t>
+        <w:t>[11]</w:t>
       </w:r>
       <w:r>
         <w:tab/>
-        <w:t xml:space="preserve">D. Wu, Guan-Zheng Liu, M. Y. M. Wong, and Y.-T. Zhang, “The accuracy of respiratory rate estimation using electrocardiography and photoplethysmography,” in </w:t>
+        <w:t xml:space="preserve">N. Molinaro </w:t>
       </w:r>
       <w:r>
         <w:rPr>
           <w:i/>
           <w:iCs/>
         </w:rPr>
-        <w:t>Proceedings of the 10th IEEE International Conference on Information Technology and Applications in Biomedicine</w:t>
-      </w:r>
-      <w:r>
-        <w:t>, Corfu, Greece: IEEE, Nov. 2010, pp. 1–3. doi: 10.1109/ITAB.2010.5687633.</w:t>
-      </w:r>
-    </w:p>
-    <w:p>
-      <w:pPr>
-        <w:pStyle w:val="Bibliography"/>
-      </w:pPr>
-      <w:r>
-        <w:t>[10]</w:t>
-      </w:r>
-      <w:r>
-        <w:tab/>
-        <w:t xml:space="preserve">N. Molinaro </w:t>
+        <w:t>et al.</w:t>
+      </w:r>
+      <w:r>
+        <w:t xml:space="preserve">, “Contactless Vital Signs Monitoring From Videos Recorded With Digital Cameras: An Overview,” </w:t>
       </w:r>
       <w:r>
         <w:rPr>
           <w:i/>
           <w:iCs/>
         </w:rPr>
-        <w:t>et al.</w:t>
-      </w:r>
-      <w:r>
-        <w:t xml:space="preserve">, “Contactless Vital Signs Monitoring From Videos Recorded With Digital Cameras: An Overview,” </w:t>
+        <w:t>Front. Physiol.</w:t>
+      </w:r>
+      <w:r>
+        <w:t>, vol. 13, p. 801709, Feb. 2022, doi: 10.3389/fphys.2022.801709.</w:t>
+      </w:r>
+    </w:p>
+    <w:p>
+      <w:pPr>
+        <w:pStyle w:val="Bibliography"/>
+      </w:pPr>
+      <w:r>
+        <w:t>[12]</w:t>
+      </w:r>
+      <w:r>
+        <w:tab/>
+        <w:t xml:space="preserve">D. Dias and J. Paulo Silva Cunha, “Wearable Health Devices—Vital Sign Monitoring, Systems and Technologies,” </w:t>
       </w:r>
       <w:r>
         <w:rPr>
           <w:i/>
           <w:iCs/>
         </w:rPr>
-        <w:t>Front. Physiol.</w:t>
-      </w:r>
-      <w:r>
-        <w:t>, vol. 13, p. 801709, Feb. 2022, doi: 10.3389/fphys.2022.801709.</w:t>
+        <w:t>Sensors</w:t>
+      </w:r>
+      <w:r>
+        <w:t>, vol. 18, no. 8, p. 2414, Jul. 2018, doi: 10.3390/s18082414.</w:t>
       </w:r>
     </w:p>
     <w:p>
@@ -7420,21 +8259,21 @@
         <w:pStyle w:val="Bibliography"/>
       </w:pPr>
       <w:r>
-        <w:t>[11]</w:t>
+        <w:t>[13]</w:t>
       </w:r>
       <w:r>
         <w:tab/>
-        <w:t xml:space="preserve">D. Dias and J. Paulo Silva Cunha, “Wearable Health Devices—Vital Sign Monitoring, Systems and Technologies,” </w:t>
+        <w:t xml:space="preserve">J. Sacha, “Interaction between Heart Rate and Heart Rate Variability,” </w:t>
       </w:r>
       <w:r>
         <w:rPr>
           <w:i/>
           <w:iCs/>
         </w:rPr>
-        <w:t>Sensors</w:t>
-      </w:r>
-      <w:r>
-        <w:t>, vol. 18, no. 8, p. 2414, Jul. 2018, doi: 10.3390/s18082414.</w:t>
+        <w:t>Noninvasive Electrocardiol</w:t>
+      </w:r>
+      <w:r>
+        <w:t>, vol. 19, no. 3, pp. 207–216, May 2014, doi: 10.1111/anec.12148.</w:t>
       </w:r>
     </w:p>
     <w:p>
@@ -7442,54 +8281,53 @@
         <w:pStyle w:val="Bibliography"/>
       </w:pPr>
       <w:r>
-        <w:lastRenderedPageBreak/>
-        <w:t>[12]</w:t>
+        <w:t>[14]</w:t>
       </w:r>
       <w:r>
         <w:tab/>
-        <w:t xml:space="preserve">J. Sacha, “Interaction between Heart Rate and Heart Rate Variability,” </w:t>
+        <w:t xml:space="preserve">J. S. Burma </w:t>
       </w:r>
       <w:r>
         <w:rPr>
           <w:i/>
           <w:iCs/>
         </w:rPr>
-        <w:t>Noninvasive Electrocardiol</w:t>
-      </w:r>
-      <w:r>
-        <w:t>, vol. 19, no. 3, pp. 207–216, May 2014, doi: 10.1111/anec.12148.</w:t>
-      </w:r>
-    </w:p>
-    <w:p>
-      <w:pPr>
-        <w:pStyle w:val="Bibliography"/>
-      </w:pPr>
-      <w:r>
-        <w:t>[13]</w:t>
-      </w:r>
-      <w:r>
-        <w:tab/>
-        <w:t xml:space="preserve">J. S. Burma </w:t>
+        <w:t>et al.</w:t>
+      </w:r>
+      <w:r>
+        <w:t xml:space="preserve">, “Heart Rate Variability and Pulse Rate Variability: Do Anatomical Location and Sampling Rate Matter?,” </w:t>
       </w:r>
       <w:r>
         <w:rPr>
           <w:i/>
           <w:iCs/>
         </w:rPr>
-        <w:t>et al.</w:t>
-      </w:r>
-      <w:r>
-        <w:t xml:space="preserve">, “Heart Rate Variability and Pulse Rate Variability: Do Anatomical Location and Sampling Rate Matter?,” </w:t>
+        <w:t>Sensors</w:t>
+      </w:r>
+      <w:r>
+        <w:t>, vol. 24, no. 7, p. 2048, Mar. 2024, doi: 10.3390/s24072048.</w:t>
+      </w:r>
+    </w:p>
+    <w:p>
+      <w:pPr>
+        <w:pStyle w:val="Bibliography"/>
+      </w:pPr>
+      <w:r>
+        <w:t>[15]</w:t>
+      </w:r>
+      <w:r>
+        <w:tab/>
+        <w:t xml:space="preserve">B. Villatte, S. A. D. Kizuk, J.-M. Lina, A. Vinet, and S. Hébert, “Heart rate variability (HRV) during acute stress: a comparison of three methods for time–frequency analysis,” </w:t>
       </w:r>
       <w:r>
         <w:rPr>
           <w:i/>
           <w:iCs/>
         </w:rPr>
-        <w:t>Sensors</w:t>
-      </w:r>
-      <w:r>
-        <w:t>, vol. 24, no. 7, p. 2048, Mar. 2024, doi: 10.3390/s24072048.</w:t>
+        <w:t>Physiol. Meas.</w:t>
+      </w:r>
+      <w:r>
+        <w:t>, vol. 47, no. 3, p. 035001, Mar. 2026, doi: 10.1088/1361-6579/ae3ec7.</w:t>
       </w:r>
     </w:p>
     <w:p>
@@ -7497,21 +8335,21 @@
         <w:pStyle w:val="Bibliography"/>
       </w:pPr>
       <w:r>
-        <w:t>[14]</w:t>
+        <w:t>[16]</w:t>
       </w:r>
       <w:r>
         <w:tab/>
-        <w:t xml:space="preserve">B. Villatte, S. A. D. Kizuk, J.-M. Lina, A. Vinet, and S. Hébert, “Heart rate variability (HRV) during acute stress: a comparison of three methods for time–frequency analysis,” </w:t>
+        <w:t xml:space="preserve">T. Pereira, P. R. Almeida, J. P. S. Cunha, and A. Aguiar, “Heart rate variability metrics for fine-grained stress level assessment,” </w:t>
       </w:r>
       <w:r>
         <w:rPr>
           <w:i/>
           <w:iCs/>
         </w:rPr>
-        <w:t>Physiol. Meas.</w:t>
-      </w:r>
-      <w:r>
-        <w:t>, vol. 47, no. 3, p. 035001, Mar. 2026, doi: 10.1088/1361-6579/ae3ec7.</w:t>
+        <w:t>Computer Methods and Programs in Biomedicine</w:t>
+      </w:r>
+      <w:r>
+        <w:t>, vol. 148, pp. 71–80, Sep. 2017, doi: 10.1016/j.cmpb.2017.06.018.</w:t>
       </w:r>
     </w:p>
     <w:p>
@@ -7519,53 +8357,53 @@
         <w:pStyle w:val="Bibliography"/>
       </w:pPr>
       <w:r>
-        <w:t>[15]</w:t>
+        <w:t>[17]</w:t>
       </w:r>
       <w:r>
         <w:tab/>
-        <w:t xml:space="preserve">T. Pereira, P. R. Almeida, J. P. S. Cunha, and A. Aguiar, “Heart rate variability metrics for fine-grained stress level assessment,” </w:t>
+        <w:t xml:space="preserve">A. Hernando </w:t>
       </w:r>
       <w:r>
         <w:rPr>
           <w:i/>
           <w:iCs/>
         </w:rPr>
-        <w:t>Computer Methods and Programs in Biomedicine</w:t>
-      </w:r>
-      <w:r>
-        <w:t>, vol. 148, pp. 71–80, Sep. 2017, doi: 10.1016/j.cmpb.2017.06.018.</w:t>
-      </w:r>
-    </w:p>
-    <w:p>
-      <w:pPr>
-        <w:pStyle w:val="Bibliography"/>
-      </w:pPr>
-      <w:r>
-        <w:t>[16]</w:t>
-      </w:r>
-      <w:r>
-        <w:tab/>
-        <w:t xml:space="preserve">A. Hernando </w:t>
+        <w:t>et al.</w:t>
+      </w:r>
+      <w:r>
+        <w:t xml:space="preserve">, “Inclusion of Respiratory Frequency Information in Heart Rate Variability Analysis for Stress Assessment,” </w:t>
       </w:r>
       <w:r>
         <w:rPr>
           <w:i/>
           <w:iCs/>
         </w:rPr>
-        <w:t>et al.</w:t>
-      </w:r>
-      <w:r>
-        <w:t xml:space="preserve">, “Inclusion of Respiratory Frequency Information in Heart Rate Variability Analysis for Stress Assessment,” </w:t>
+        <w:t>IEEE J. Biomed. Health Inform.</w:t>
+      </w:r>
+      <w:r>
+        <w:t>, vol. 20, no. 4, pp. 1016–1025, Jul. 2016, doi: 10.1109/JBHI.2016.2553578.</w:t>
+      </w:r>
+    </w:p>
+    <w:p>
+      <w:pPr>
+        <w:pStyle w:val="Bibliography"/>
+      </w:pPr>
+      <w:r>
+        <w:t>[18]</w:t>
+      </w:r>
+      <w:r>
+        <w:tab/>
+        <w:t xml:space="preserve">Y.-Y. Tsai, Y.-J. Chen, Y.-F. Lin, F.-C. Hsiao, C.-H. Hsu, and L.-D. Liao, “Photoplethysmography-based HRV analysis and machine learning for real-time stress quantification in mental health applications,” </w:t>
       </w:r>
       <w:r>
         <w:rPr>
           <w:i/>
           <w:iCs/>
         </w:rPr>
-        <w:t>IEEE J. Biomed. Health Inform.</w:t>
-      </w:r>
-      <w:r>
-        <w:t>, vol. 20, no. 4, pp. 1016–1025, Jul. 2016, doi: 10.1109/JBHI.2016.2553578.</w:t>
+        <w:t>APL Bioengineering</w:t>
+      </w:r>
+      <w:r>
+        <w:t>, vol. 9, no. 2, p. 026103, Jun. 2025, doi: 10.1063/5.0256590.</w:t>
       </w:r>
     </w:p>
     <w:p>
@@ -7573,53 +8411,53 @@
         <w:pStyle w:val="Bibliography"/>
       </w:pPr>
       <w:r>
-        <w:t>[17]</w:t>
+        <w:t>[19]</w:t>
       </w:r>
       <w:r>
         <w:tab/>
-        <w:t xml:space="preserve">Y.-Y. Tsai, Y.-J. Chen, Y.-F. Lin, F.-C. Hsiao, C.-H. Hsu, and L.-D. Liao, “Photoplethysmography-based HRV analysis and machine learning for real-time stress quantification in mental health applications,” </w:t>
+        <w:t xml:space="preserve">J. Luo </w:t>
       </w:r>
       <w:r>
         <w:rPr>
           <w:i/>
           <w:iCs/>
         </w:rPr>
-        <w:t>APL Bioengineering</w:t>
-      </w:r>
-      <w:r>
-        <w:t>, vol. 9, no. 2, p. 026103, Jun. 2025, doi: 10.1063/5.0256590.</w:t>
-      </w:r>
-    </w:p>
-    <w:p>
-      <w:pPr>
-        <w:pStyle w:val="Bibliography"/>
-      </w:pPr>
-      <w:r>
-        <w:t>[18]</w:t>
-      </w:r>
-      <w:r>
-        <w:tab/>
-        <w:t xml:space="preserve">J. Luo </w:t>
+        <w:t>et al.</w:t>
+      </w:r>
+      <w:r>
+        <w:t xml:space="preserve">, “Quantitative analysis of heart rate variability parameter and mental stress index,” </w:t>
       </w:r>
       <w:r>
         <w:rPr>
           <w:i/>
           <w:iCs/>
         </w:rPr>
-        <w:t>et al.</w:t>
-      </w:r>
-      <w:r>
-        <w:t xml:space="preserve">, “Quantitative analysis of heart rate variability parameter and mental stress index,” </w:t>
+        <w:t>Front. Cardiovasc. Med.</w:t>
+      </w:r>
+      <w:r>
+        <w:t>, vol. 9, p. 930745, Jul. 2022, doi: 10.3389/fcvm.2022.930745.</w:t>
+      </w:r>
+    </w:p>
+    <w:p>
+      <w:pPr>
+        <w:pStyle w:val="Bibliography"/>
+      </w:pPr>
+      <w:r>
+        <w:t>[20]</w:t>
+      </w:r>
+      <w:r>
+        <w:tab/>
+        <w:t xml:space="preserve">W. Von Rosenberg, T. Chanwimalueang, T. Adjei, U. Jaffer, V. Goverdovsky, and D. P. Mandic, “Resolving Ambiguities in the LF/HF Ratio: LF-HF Scatter Plots for the Categorization of Mental and Physical Stress from HRV,” </w:t>
       </w:r>
       <w:r>
         <w:rPr>
           <w:i/>
           <w:iCs/>
         </w:rPr>
-        <w:t>Front. Cardiovasc. Med.</w:t>
-      </w:r>
-      <w:r>
-        <w:t>, vol. 9, p. 930745, Jul. 2022, doi: 10.3389/fcvm.2022.930745.</w:t>
+        <w:t>Front. Physiol.</w:t>
+      </w:r>
+      <w:r>
+        <w:t>, vol. 8, p. 360, Jun. 2017, doi: 10.3389/fphys.2017.00360.</w:t>
       </w:r>
     </w:p>
     <w:p>
@@ -7627,21 +8465,21 @@
         <w:pStyle w:val="Bibliography"/>
       </w:pPr>
       <w:r>
-        <w:t>[19]</w:t>
+        <w:t>[21]</w:t>
       </w:r>
       <w:r>
         <w:tab/>
-        <w:t xml:space="preserve">W. Von Rosenberg, T. Chanwimalueang, T. Adjei, U. Jaffer, V. Goverdovsky, and D. P. Mandic, “Resolving Ambiguities in the LF/HF Ratio: LF-HF Scatter Plots for the Categorization of Mental and Physical Stress from HRV,” </w:t>
+        <w:t xml:space="preserve">L. Salahuddin, J. Cho, M. G. Jeong, and D. Kim, “Ultra Short Term Analysis of Heart Rate Variability for Monitoring Mental Stress in Mobile Settings,” in </w:t>
       </w:r>
       <w:r>
         <w:rPr>
           <w:i/>
           <w:iCs/>
         </w:rPr>
-        <w:t>Front. Physiol.</w:t>
-      </w:r>
-      <w:r>
-        <w:t>, vol. 8, p. 360, Jun. 2017, doi: 10.3389/fphys.2017.00360.</w:t>
+        <w:t>2007 29th Annual International Conference of the IEEE Engineering in Medicine and Biology Society</w:t>
+      </w:r>
+      <w:r>
+        <w:t>, Lyon, France: IEEE, Aug. 2007, pp. 4656–4659. doi: 10.1109/IEMBS.2007.4353378.</w:t>
       </w:r>
     </w:p>
     <w:p>
@@ -7649,21 +8487,21 @@
         <w:pStyle w:val="Bibliography"/>
       </w:pPr>
       <w:r>
-        <w:t>[20]</w:t>
+        <w:t>[22]</w:t>
       </w:r>
       <w:r>
         <w:tab/>
-        <w:t xml:space="preserve">L. Salahuddin, J. Cho, M. G. Jeong, and D. Kim, “Ultra Short Term Analysis of Heart Rate Variability for Monitoring Mental Stress in Mobile Settings,” in </w:t>
+        <w:t xml:space="preserve">A. Arsalan, M. Majid, I. F. Nizami, W. Manzoor, S. M. Anwar, and J. Ryu, “Human Stress Assessment: A Comprehensive Review of Methods Using Wearable Sensors and Non-wearable Techniques,” 2022, </w:t>
       </w:r>
       <w:r>
         <w:rPr>
           <w:i/>
           <w:iCs/>
         </w:rPr>
-        <w:t>2007 29th Annual International Conference of the IEEE Engineering in Medicine and Biology Society</w:t>
-      </w:r>
-      <w:r>
-        <w:t>, Lyon, France: IEEE, Aug. 2007, pp. 4656–4659. doi: 10.1109/IEMBS.2007.4353378.</w:t>
+        <w:t>arXiv</w:t>
+      </w:r>
+      <w:r>
+        <w:t>. doi: 10.48550/ARXIV.2202.03033.</w:t>
       </w:r>
     </w:p>
     <w:p>
@@ -7671,21 +8509,22 @@
         <w:pStyle w:val="Bibliography"/>
       </w:pPr>
       <w:r>
-        <w:t>[21]</w:t>
+        <w:lastRenderedPageBreak/>
+        <w:t>[23]</w:t>
       </w:r>
       <w:r>
         <w:tab/>
-        <w:t xml:space="preserve">A. Arsalan, M. Majid, I. F. Nizami, W. Manzoor, S. M. Anwar, and J. Ryu, “Human Stress Assessment: A Comprehensive Review of Methods Using Wearable Sensors and Non-wearable Techniques,” 2022, </w:t>
+        <w:t xml:space="preserve">D. M. Presby, S. R. Jasinski, and E. R. Capodilupo, “Wearable derived cardiovascular responses to stressors in free-living conditions,” </w:t>
       </w:r>
       <w:r>
         <w:rPr>
           <w:i/>
           <w:iCs/>
         </w:rPr>
-        <w:t>arXiv</w:t>
-      </w:r>
-      <w:r>
-        <w:t>. doi: 10.48550/ARXIV.2202.03033.</w:t>
+        <w:t>PLoS ONE</w:t>
+      </w:r>
+      <w:r>
+        <w:t>, vol. 18, no. 6, p. e0285332, Jun. 2023, doi: 10.1371/journal.pone.0285332.</w:t>
       </w:r>
     </w:p>
     <w:p>
@@ -7693,21 +8532,33 @@
         <w:pStyle w:val="Bibliography"/>
       </w:pPr>
       <w:r>
-        <w:t>[22]</w:t>
+        <w:t>[24]</w:t>
       </w:r>
       <w:r>
         <w:tab/>
-        <w:t xml:space="preserve">D. M. Presby, S. R. Jasinski, and E. R. Capodilupo, “Wearable derived cardiovascular responses to stressors in free-living conditions,” </w:t>
+        <w:t>R. Chen, “Wearable Medical Devices: Regulatory Pathway Guide (FDA, EU MDR 2026).” Accessed: Jul. 17, 2026. [Online]. Available: https://meddeviceguide.com/blog/wearable-medical-devices-regulatory-pathway-guide</w:t>
+      </w:r>
+    </w:p>
+    <w:p>
+      <w:pPr>
+        <w:pStyle w:val="Bibliography"/>
+      </w:pPr>
+      <w:r>
+        <w:t>[25]</w:t>
+      </w:r>
+      <w:r>
+        <w:tab/>
+        <w:t xml:space="preserve">A. Aliverti, “Wearable technology: role in respiratory health and disease,” </w:t>
       </w:r>
       <w:r>
         <w:rPr>
           <w:i/>
           <w:iCs/>
         </w:rPr>
-        <w:t>PLoS ONE</w:t>
-      </w:r>
-      <w:r>
-        <w:t>, vol. 18, no. 6, p. e0285332, Jun. 2023, doi: 10.1371/journal.pone.0285332.</w:t>
+        <w:t>Breathe</w:t>
+      </w:r>
+      <w:r>
+        <w:t>, vol. 13, no. 2, pp. e27–e36, Jun. 2017, doi: 10.1183/20734735.008417.</w:t>
       </w:r>
     </w:p>
     <w:p>
@@ -7715,33 +8566,21 @@
         <w:pStyle w:val="Bibliography"/>
       </w:pPr>
       <w:r>
-        <w:t>[23]</w:t>
+        <w:t>[26]</w:t>
       </w:r>
       <w:r>
         <w:tab/>
-        <w:t>R. Chen, “Wearable Medical Devices: Regulatory Pathway Guide (FDA, EU MDR 2026).” Accessed: Jul. 17, 2026. [Online]. Available: https://meddeviceguide.com/blog/wearable-medical-devices-regulatory-pathway-guide</w:t>
-      </w:r>
-    </w:p>
-    <w:p>
-      <w:pPr>
-        <w:pStyle w:val="Bibliography"/>
-      </w:pPr>
-      <w:r>
-        <w:t>[24]</w:t>
-      </w:r>
-      <w:r>
-        <w:tab/>
-        <w:t xml:space="preserve">A. Aliverti, “Wearable technology: role in respiratory health and disease,” </w:t>
+        <w:t xml:space="preserve">M. Harford, J. Catherall, S. Gerry, J. Young, and P. Watkinson, “Availability and performance of image-based, non-contact methods of monitoring heart rate, blood pressure, respiratory rate, and oxygen saturation: a systematic review,” </w:t>
       </w:r>
       <w:r>
         <w:rPr>
           <w:i/>
           <w:iCs/>
         </w:rPr>
-        <w:t>Breathe</w:t>
-      </w:r>
-      <w:r>
-        <w:t>, vol. 13, no. 2, pp. e27–e36, Jun. 2017, doi: 10.1183/20734735.008417.</w:t>
+        <w:t>Physiol. Meas.</w:t>
+      </w:r>
+      <w:r>
+        <w:t>, vol. 40, no. 6, p. 06TR01, Jun. 2019, doi: 10.1088/1361-6579/ab1f1d.</w:t>
       </w:r>
     </w:p>
     <w:p>
@@ -7749,57 +8588,53 @@
         <w:pStyle w:val="Bibliography"/>
       </w:pPr>
       <w:r>
-        <w:t>[25]</w:t>
+        <w:t>[27]</w:t>
       </w:r>
       <w:r>
         <w:tab/>
-        <w:t xml:space="preserve">M. Harford, J. Catherall, S. Gerry, J. Young, and P. Watkinson, “Availability and performance of image-based, non-contact methods of monitoring heart rate, blood </w:t>
-      </w:r>
-      <w:r>
-        <w:lastRenderedPageBreak/>
-        <w:t xml:space="preserve">pressure, respiratory rate, and oxygen saturation: a systematic review,” </w:t>
+        <w:t xml:space="preserve">J. E. Sharman </w:t>
       </w:r>
       <w:r>
         <w:rPr>
           <w:i/>
           <w:iCs/>
         </w:rPr>
-        <w:t>Physiol. Meas.</w:t>
-      </w:r>
-      <w:r>
-        <w:t>, vol. 40, no. 6, p. 06TR01, Jun. 2019, doi: 10.1088/1361-6579/ab1f1d.</w:t>
-      </w:r>
-    </w:p>
-    <w:p>
-      <w:pPr>
-        <w:pStyle w:val="Bibliography"/>
-      </w:pPr>
-      <w:r>
-        <w:t>[26]</w:t>
-      </w:r>
-      <w:r>
-        <w:tab/>
-        <w:t xml:space="preserve">J. E. Sharman </w:t>
+        <w:t>et al.</w:t>
+      </w:r>
+      <w:r>
+        <w:t xml:space="preserve">, “Automated ‘oscillometric’ blood pressure measuring devices: how they work and what they measure,” </w:t>
       </w:r>
       <w:r>
         <w:rPr>
           <w:i/>
           <w:iCs/>
         </w:rPr>
-        <w:t>et al.</w:t>
-      </w:r>
-      <w:r>
-        <w:t xml:space="preserve">, “Automated ‘oscillometric’ blood pressure measuring devices: how they work and what they measure,” </w:t>
+        <w:t>J Hum Hypertens</w:t>
+      </w:r>
+      <w:r>
+        <w:t>, vol. 37, no. 2, pp. 93–100, Feb. 2023, doi: 10.1038/s41371-022-00693-x.</w:t>
+      </w:r>
+    </w:p>
+    <w:p>
+      <w:pPr>
+        <w:pStyle w:val="Bibliography"/>
+      </w:pPr>
+      <w:r>
+        <w:t>[28]</w:t>
+      </w:r>
+      <w:r>
+        <w:tab/>
+        <w:t xml:space="preserve">A. Natarajan, A. Pantelopoulos, H. Emir-Farinas, and P. Natarajan, “Heart rate variability with photoplethysmography in 8 million individuals: a cross-sectional study,” </w:t>
       </w:r>
       <w:r>
         <w:rPr>
           <w:i/>
           <w:iCs/>
         </w:rPr>
-        <w:t>J Hum Hypertens</w:t>
-      </w:r>
-      <w:r>
-        <w:t>, vol. 37, no. 2, pp. 93–100, Feb. 2023, doi: 10.1038/s41371-022-00693-x.</w:t>
+        <w:t>The Lancet Digital Health</w:t>
+      </w:r>
+      <w:r>
+        <w:t>, vol. 2, no. 12, pp. e650–e657, Dec. 2020, doi: 10.1016/S2589-7500(20)30246-6.</w:t>
       </w:r>
     </w:p>
     <w:p>
@@ -7807,21 +8642,21 @@
         <w:pStyle w:val="Bibliography"/>
       </w:pPr>
       <w:r>
-        <w:t>[27]</w:t>
+        <w:t>[29]</w:t>
       </w:r>
       <w:r>
         <w:tab/>
-        <w:t xml:space="preserve">A. Natarajan, A. Pantelopoulos, H. Emir-Farinas, and P. Natarajan, “Heart rate variability with photoplethysmography in 8 million individuals: a cross-sectional study,” </w:t>
+        <w:t xml:space="preserve">G. M. Peters, R. V. Peelen, V. J. Gilissen, M. V. Koning, W. H. Van Harten, and C. J. M. Doggen, “Detecting Patient Deterioration Early Using Continuous Heart rate and Respiratory rate Measurements in Hospitalized COVID-19 Patients,” </w:t>
       </w:r>
       <w:r>
         <w:rPr>
           <w:i/>
           <w:iCs/>
         </w:rPr>
-        <w:t>The Lancet Digital Health</w:t>
-      </w:r>
-      <w:r>
-        <w:t>, vol. 2, no. 12, pp. e650–e657, Dec. 2020, doi: 10.1016/S2589-7500(20)30246-6.</w:t>
+        <w:t>J Med Syst</w:t>
+      </w:r>
+      <w:r>
+        <w:t>, vol. 47, no. 1, p. 12, Jan. 2023, doi: 10.1007/s10916-022-01898-w.</w:t>
       </w:r>
     </w:p>
     <w:p>
@@ -7829,65 +8664,65 @@
         <w:pStyle w:val="Bibliography"/>
       </w:pPr>
       <w:r>
-        <w:t>[28]</w:t>
+        <w:t>[30]</w:t>
       </w:r>
       <w:r>
         <w:tab/>
-        <w:t xml:space="preserve">G. M. Peters, R. V. Peelen, V. J. Gilissen, M. V. Koning, W. H. Van Harten, and C. J. M. Doggen, “Detecting Patient Deterioration Early Using Continuous Heart rate and Respiratory rate Measurements in Hospitalized COVID-19 Patients,” </w:t>
+        <w:t>Royal College of Physicians, “National Early Warning Score (NEWS) 2: Standardising the assessment of acute-illness severity in the NHS,” Royal COllege of Physicians. [Online]. Available: 10.1007/s10916-022-01898-w</w:t>
+      </w:r>
+    </w:p>
+    <w:p>
+      <w:pPr>
+        <w:pStyle w:val="Bibliography"/>
+      </w:pPr>
+      <w:r>
+        <w:t>[31]</w:t>
+      </w:r>
+      <w:r>
+        <w:tab/>
+        <w:t xml:space="preserve">J. Nedoma </w:t>
       </w:r>
       <w:r>
         <w:rPr>
           <w:i/>
           <w:iCs/>
         </w:rPr>
-        <w:t>J Med Syst</w:t>
-      </w:r>
-      <w:r>
-        <w:t>, vol. 47, no. 1, p. 12, Jan. 2023, doi: 10.1007/s10916-022-01898-w.</w:t>
-      </w:r>
-    </w:p>
-    <w:p>
-      <w:pPr>
-        <w:pStyle w:val="Bibliography"/>
-      </w:pPr>
-      <w:r>
-        <w:t>[29]</w:t>
-      </w:r>
-      <w:r>
-        <w:tab/>
-        <w:t>Royal College of Physicians, “National Early Warning Score (NEWS) 2: Standardising the assessment of acute-illness severity in the NHS,” Royal COllege of Physicians. [Online]. Available: 10.1007/s10916-022-01898-w</w:t>
-      </w:r>
-    </w:p>
-    <w:p>
-      <w:pPr>
-        <w:pStyle w:val="Bibliography"/>
-      </w:pPr>
-      <w:r>
-        <w:t>[30]</w:t>
-      </w:r>
-      <w:r>
-        <w:tab/>
-        <w:t xml:space="preserve">J. Nedoma </w:t>
+        <w:t>et al.</w:t>
+      </w:r>
+      <w:r>
+        <w:t xml:space="preserve">, “Comparison of BCG, PCG and ECG signals in application of heart rate monitoring of the human body,” in </w:t>
       </w:r>
       <w:r>
         <w:rPr>
           <w:i/>
           <w:iCs/>
         </w:rPr>
-        <w:t>et al.</w:t>
-      </w:r>
-      <w:r>
-        <w:t xml:space="preserve">, “Comparison of BCG, PCG and ECG signals in application of heart rate monitoring of the human body,” in </w:t>
+        <w:t>2017 40th International Conference on Telecommunications and Signal Processing (TSP)</w:t>
+      </w:r>
+      <w:r>
+        <w:t>, Jul. 2017, pp. 420–424. doi: 10.1109/TSP.2017.8076019.</w:t>
+      </w:r>
+    </w:p>
+    <w:p>
+      <w:pPr>
+        <w:pStyle w:val="Bibliography"/>
+      </w:pPr>
+      <w:r>
+        <w:t>[32]</w:t>
+      </w:r>
+      <w:r>
+        <w:tab/>
+        <w:t xml:space="preserve">Roman М. Baevsky and Anna G. Chernikova, “Heart rate variability analysis: physiological foundations and main methods,” </w:t>
       </w:r>
       <w:r>
         <w:rPr>
           <w:i/>
           <w:iCs/>
         </w:rPr>
-        <w:t>2017 40th International Conference on Telecommunications and Signal Processing (TSP)</w:t>
-      </w:r>
-      <w:r>
-        <w:t>, Jul. 2017, pp. 420–424. doi: 10.1109/TSP.2017.8076019.</w:t>
+        <w:t>Cardiometry</w:t>
+      </w:r>
+      <w:r>
+        <w:t>, no. 10, pp. 66–76, May 2017, doi: 10.12710/cardiometry.2017.10.6676.</w:t>
       </w:r>
     </w:p>
     <w:p>
@@ -7895,21 +8730,21 @@
         <w:pStyle w:val="Bibliography"/>
       </w:pPr>
       <w:r>
-        <w:t>[31]</w:t>
+        <w:t>[33]</w:t>
       </w:r>
       <w:r>
         <w:tab/>
-        <w:t xml:space="preserve">Roman М. Baevsky and Anna G. Chernikova, “Heart rate variability analysis: physiological foundations and main methods,” </w:t>
+        <w:t xml:space="preserve">S. Koldijk, M. Sappelli, S. Verberne, M. A. Neerincx, and W. Kraaij, “The SWELL Knowledge Work Dataset for Stress and User Modeling Research,” in </w:t>
       </w:r>
       <w:r>
         <w:rPr>
           <w:i/>
           <w:iCs/>
         </w:rPr>
-        <w:t>Cardiometry</w:t>
-      </w:r>
-      <w:r>
-        <w:t>, no. 10, pp. 66–76, May 2017, doi: 10.12710/cardiometry.2017.10.6676.</w:t>
+        <w:t>Proceedings of the 16th International Conference on Multimodal Interaction</w:t>
+      </w:r>
+      <w:r>
+        <w:t>, Istanbul Turkey: ACM, Nov. 2014, pp. 291–298. doi: 10.1145/2663204.2663257.</w:t>
       </w:r>
     </w:p>
     <w:p>
@@ -7917,21 +8752,21 @@
         <w:pStyle w:val="Bibliography"/>
       </w:pPr>
       <w:r>
-        <w:t>[32]</w:t>
+        <w:t>[34]</w:t>
       </w:r>
       <w:r>
         <w:tab/>
-        <w:t xml:space="preserve">S. Koldijk, M. Sappelli, S. Verberne, M. A. Neerincx, and W. Kraaij, “The SWELL Knowledge Work Dataset for Stress and User Modeling Research,” in </w:t>
+        <w:t xml:space="preserve">I. Costanzo, D. Sen, L. Rhein, and U. Guler, “Respiratory Monitoring: Current State of the Art and Future Roads,” </w:t>
       </w:r>
       <w:r>
         <w:rPr>
           <w:i/>
           <w:iCs/>
         </w:rPr>
-        <w:t>Proceedings of the 16th International Conference on Multimodal Interaction</w:t>
-      </w:r>
-      <w:r>
-        <w:t>, Istanbul Turkey: ACM, Nov. 2014, pp. 291–298. doi: 10.1145/2663204.2663257.</w:t>
+        <w:t>IEEE Rev. Biomed. Eng.</w:t>
+      </w:r>
+      <w:r>
+        <w:t>, vol. 15, pp. 103–121, 2022, doi: 10.1109/RBME.2020.3036330.</w:t>
       </w:r>
     </w:p>
     <w:p>
@@ -7939,43 +8774,31 @@
         <w:pStyle w:val="Bibliography"/>
       </w:pPr>
       <w:r>
-        <w:t>[33]</w:t>
+        <w:t>[35]</w:t>
       </w:r>
       <w:r>
         <w:tab/>
-        <w:t xml:space="preserve">A. Rossi, D. Pedreschi, D. A. Clifton, and D. Morelli, “Error Estimation of Ultra-Short Heart Rate Variability Parameters: Effect of Missing Data Caused by Motion Artifacts,” </w:t>
+        <w:t xml:space="preserve">J. Lázaro </w:t>
       </w:r>
       <w:r>
         <w:rPr>
           <w:i/>
           <w:iCs/>
         </w:rPr>
-        <w:t>Sensors</w:t>
-      </w:r>
-      <w:r>
-        <w:t>, vol. 20, no. 24, p. 7122, Dec. 2020, doi: 10.3390/s20247122.</w:t>
-      </w:r>
-    </w:p>
-    <w:p>
-      <w:pPr>
-        <w:pStyle w:val="Bibliography"/>
-      </w:pPr>
-      <w:r>
-        <w:t>[34]</w:t>
-      </w:r>
-      <w:r>
-        <w:tab/>
-        <w:t xml:space="preserve">I. Costanzo, D. Sen, L. Rhein, and U. Guler, “Respiratory Monitoring: Current State of the Art and Future Roads,” </w:t>
+        <w:t>et al.</w:t>
+      </w:r>
+      <w:r>
+        <w:t xml:space="preserve">, “Pulse photoplethysmography derived respiration for obstructive sleep apnea detection,” in </w:t>
       </w:r>
       <w:r>
         <w:rPr>
           <w:i/>
           <w:iCs/>
         </w:rPr>
-        <w:t>IEEE Rev. Biomed. Eng.</w:t>
-      </w:r>
-      <w:r>
-        <w:t>, vol. 15, pp. 103–121, 2022, doi: 10.1109/RBME.2020.3036330.</w:t>
+        <w:t>2017 Computing in Cardiology (CinC)</w:t>
+      </w:r>
+      <w:r>
+        <w:t>, Sep. 2017, pp. 1–4. doi: 10.22489/CinC.2017.273-229.</w:t>
       </w:r>
     </w:p>
     <w:p>
@@ -7983,31 +8806,56 @@
         <w:pStyle w:val="Bibliography"/>
       </w:pPr>
       <w:r>
-        <w:t>[35]</w:t>
+        <w:t>[36]</w:t>
       </w:r>
       <w:r>
         <w:tab/>
-        <w:t xml:space="preserve">J. Lázaro </w:t>
+        <w:t>N. J. Harrington and C. Narayanaswami, “Method and system for improving driver safety and situational awareness,” US7692552B2, Apr. 06, 2010 Accessed: Sep. 12, 2026. [Online]. Available: https://patents.google.com/patent/US7692552B2/en</w:t>
+      </w:r>
+    </w:p>
+    <w:p>
+      <w:pPr>
+        <w:pStyle w:val="Bibliography"/>
+      </w:pPr>
+      <w:r>
+        <w:lastRenderedPageBreak/>
+        <w:t>[37]</w:t>
+      </w:r>
+      <w:r>
+        <w:tab/>
+        <w:t xml:space="preserve">M. Elgendi, I. Norton, M. Brearley, D. Abbott, and D. Schuurmans, “Systolic Peak Detection in Acceleration Photoplethysmograms Measured from Emergency Responders in Tropical Conditions,” </w:t>
       </w:r>
       <w:r>
         <w:rPr>
           <w:i/>
           <w:iCs/>
         </w:rPr>
-        <w:t>et al.</w:t>
-      </w:r>
-      <w:r>
-        <w:t xml:space="preserve">, “Pulse photoplethysmography derived respiration for obstructive sleep apnea detection,” in </w:t>
+        <w:t>PLoS ONE</w:t>
+      </w:r>
+      <w:r>
+        <w:t>, vol. 8, no. 10, p. e76585, Oct. 2013, doi: 10.1371/journal.pone.0076585.</w:t>
+      </w:r>
+    </w:p>
+    <w:p>
+      <w:pPr>
+        <w:pStyle w:val="Bibliography"/>
+      </w:pPr>
+      <w:r>
+        <w:t>[38]</w:t>
+      </w:r>
+      <w:r>
+        <w:tab/>
+        <w:t xml:space="preserve">S. Béres and L. Hejjel, “The minimal sampling frequency of the photoplethysmogram for accurate pulse rate variability parameters in healthy volunteers,” </w:t>
       </w:r>
       <w:r>
         <w:rPr>
           <w:i/>
           <w:iCs/>
         </w:rPr>
-        <w:t>2017 Computing in Cardiology (CinC)</w:t>
-      </w:r>
-      <w:r>
-        <w:t>, Sep. 2017, pp. 1–4. doi: 10.22489/CinC.2017.273-229.</w:t>
+        <w:t>Biomedical Signal Processing and Control</w:t>
+      </w:r>
+      <w:r>
+        <w:t>, vol. 68, p. 102589, Jul. 2021, doi: 10.1016/j.bspc.2021.102589.</w:t>
       </w:r>
     </w:p>
     <w:p>
@@ -8015,63 +8863,6 @@
         <w:pStyle w:val="Bibliography"/>
       </w:pPr>
       <w:r>
-        <w:t>[36]</w:t>
-      </w:r>
-      <w:r>
-        <w:tab/>
-        <w:t>N. J. Harrington and C. Narayanaswami, “Method and system for improving driver safety and situational awareness,” US7692552B2, Apr. 06, 2010 Accessed: Sep. 12, 2026. [Online]. Available: https://patents.google.com/patent/US7692552B2/en</w:t>
-      </w:r>
-    </w:p>
-    <w:p>
-      <w:pPr>
-        <w:pStyle w:val="Bibliography"/>
-      </w:pPr>
-      <w:r>
-        <w:t>[37]</w:t>
-      </w:r>
-      <w:r>
-        <w:tab/>
-        <w:t xml:space="preserve">M. Elgendi, I. Norton, M. Brearley, D. Abbott, and D. Schuurmans, “Systolic Peak Detection in Acceleration Photoplethysmograms Measured from Emergency Responders in Tropical Conditions,” </w:t>
-      </w:r>
-      <w:r>
-        <w:rPr>
-          <w:i/>
-          <w:iCs/>
-        </w:rPr>
-        <w:t>PLoS ONE</w:t>
-      </w:r>
-      <w:r>
-        <w:t>, vol. 8, no. 10, p. e76585, Oct. 2013, doi: 10.1371/journal.pone.0076585.</w:t>
-      </w:r>
-    </w:p>
-    <w:p>
-      <w:pPr>
-        <w:pStyle w:val="Bibliography"/>
-      </w:pPr>
-      <w:r>
-        <w:t>[38]</w:t>
-      </w:r>
-      <w:r>
-        <w:tab/>
-        <w:t xml:space="preserve">S. Béres and L. Hejjel, “The minimal sampling frequency of the photoplethysmogram for accurate pulse rate variability parameters in healthy volunteers,” </w:t>
-      </w:r>
-      <w:r>
-        <w:rPr>
-          <w:i/>
-          <w:iCs/>
-        </w:rPr>
-        <w:t>Biomedical Signal Processing and Control</w:t>
-      </w:r>
-      <w:r>
-        <w:t>, vol. 68, p. 102589, Jul. 2021, doi: 10.1016/j.bspc.2021.102589.</w:t>
-      </w:r>
-    </w:p>
-    <w:p>
-      <w:pPr>
-        <w:pStyle w:val="Bibliography"/>
-      </w:pPr>
-      <w:r>
-        <w:lastRenderedPageBreak/>
         <w:t>[39]</w:t>
       </w:r>
       <w:r>
@@ -8136,7 +8927,7 @@
       </w:r>
     </w:p>
   </w:comment>
-  <w:comment w:id="11" w:author="Orien Harichand (222012115)" w:date="2026-09-13T20:07:00Z" w:initials="OH">
+  <w:comment w:id="9" w:author="Orien Harichand (222012115)" w:date="2026-09-13T20:07:00Z" w:initials="OH">
     <w:p>
       <w:pPr>
         <w:pStyle w:val="CommentText"/>
@@ -8152,7 +8943,7 @@
       </w:r>
     </w:p>
   </w:comment>
-  <w:comment w:id="22" w:author="Orien Harichand (222012115)" w:date="2026-09-09T13:03:00Z" w:initials="OH">
+  <w:comment w:id="20" w:author="Orien Harichand (222012115)" w:date="2026-09-09T13:03:00Z" w:initials="OH">
     <w:p>
       <w:pPr>
         <w:pStyle w:val="CommentText"/>
@@ -8168,7 +8959,7 @@
       </w:r>
     </w:p>
   </w:comment>
-  <w:comment w:id="30" w:author="Orien Harichand (222012115)" w:date="2026-09-09T21:28:00Z" w:initials="OH">
+  <w:comment w:id="28" w:author="Orien Harichand (222012115)" w:date="2026-09-09T21:28:00Z" w:initials="OH">
     <w:p>
       <w:pPr>
         <w:pStyle w:val="CommentText"/>
@@ -8184,7 +8975,7 @@
       </w:r>
     </w:p>
   </w:comment>
-  <w:comment w:id="32" w:author="Orien Harichand (222012115)" w:date="2026-09-09T22:10:00Z" w:initials="OH">
+  <w:comment w:id="30" w:author="Orien Harichand (222012115)" w:date="2026-09-09T22:10:00Z" w:initials="OH">
     <w:p>
       <w:pPr>
         <w:pStyle w:val="CommentText"/>
@@ -9410,6 +10201,92 @@
     </w:lvl>
   </w:abstractNum>
   <w:abstractNum w:abstractNumId="13" w15:restartNumberingAfterBreak="0">
+    <w:nsid w:val="68E60AFC"/>
+    <w:multiLevelType w:val="multilevel"/>
+    <w:tmpl w:val="1C09001F"/>
+    <w:lvl w:ilvl="0">
+      <w:start w:val="1"/>
+      <w:numFmt w:val="decimal"/>
+      <w:lvlText w:val="%1."/>
+      <w:lvlJc w:val="left"/>
+      <w:pPr>
+        <w:ind w:left="360" w:hanging="360"/>
+      </w:pPr>
+    </w:lvl>
+    <w:lvl w:ilvl="1">
+      <w:start w:val="1"/>
+      <w:numFmt w:val="decimal"/>
+      <w:lvlText w:val="%1.%2."/>
+      <w:lvlJc w:val="left"/>
+      <w:pPr>
+        <w:ind w:left="792" w:hanging="432"/>
+      </w:pPr>
+    </w:lvl>
+    <w:lvl w:ilvl="2">
+      <w:start w:val="1"/>
+      <w:numFmt w:val="decimal"/>
+      <w:lvlText w:val="%1.%2.%3."/>
+      <w:lvlJc w:val="left"/>
+      <w:pPr>
+        <w:ind w:left="1224" w:hanging="504"/>
+      </w:pPr>
+    </w:lvl>
+    <w:lvl w:ilvl="3">
+      <w:start w:val="1"/>
+      <w:numFmt w:val="decimal"/>
+      <w:lvlText w:val="%1.%2.%3.%4."/>
+      <w:lvlJc w:val="left"/>
+      <w:pPr>
+        <w:ind w:left="1728" w:hanging="648"/>
+      </w:pPr>
+    </w:lvl>
+    <w:lvl w:ilvl="4">
+      <w:start w:val="1"/>
+      <w:numFmt w:val="decimal"/>
+      <w:lvlText w:val="%1.%2.%3.%4.%5."/>
+      <w:lvlJc w:val="left"/>
+      <w:pPr>
+        <w:ind w:left="2232" w:hanging="792"/>
+      </w:pPr>
+    </w:lvl>
+    <w:lvl w:ilvl="5">
+      <w:start w:val="1"/>
+      <w:numFmt w:val="decimal"/>
+      <w:lvlText w:val="%1.%2.%3.%4.%5.%6."/>
+      <w:lvlJc w:val="left"/>
+      <w:pPr>
+        <w:ind w:left="2736" w:hanging="936"/>
+      </w:pPr>
+    </w:lvl>
+    <w:lvl w:ilvl="6">
+      <w:start w:val="1"/>
+      <w:numFmt w:val="decimal"/>
+      <w:lvlText w:val="%1.%2.%3.%4.%5.%6.%7."/>
+      <w:lvlJc w:val="left"/>
+      <w:pPr>
+        <w:ind w:left="3240" w:hanging="1080"/>
+      </w:pPr>
+    </w:lvl>
+    <w:lvl w:ilvl="7">
+      <w:start w:val="1"/>
+      <w:numFmt w:val="decimal"/>
+      <w:lvlText w:val="%1.%2.%3.%4.%5.%6.%7.%8."/>
+      <w:lvlJc w:val="left"/>
+      <w:pPr>
+        <w:ind w:left="3744" w:hanging="1224"/>
+      </w:pPr>
+    </w:lvl>
+    <w:lvl w:ilvl="8">
+      <w:start w:val="1"/>
+      <w:numFmt w:val="decimal"/>
+      <w:lvlText w:val="%1.%2.%3.%4.%5.%6.%7.%8.%9."/>
+      <w:lvlJc w:val="left"/>
+      <w:pPr>
+        <w:ind w:left="4320" w:hanging="1440"/>
+      </w:pPr>
+    </w:lvl>
+  </w:abstractNum>
+  <w:abstractNum w:abstractNumId="14" w15:restartNumberingAfterBreak="0">
     <w:nsid w:val="6B4042B9"/>
     <w:multiLevelType w:val="multilevel"/>
     <w:tmpl w:val="1C09001F"/>
@@ -9495,7 +10372,7 @@
       </w:pPr>
     </w:lvl>
   </w:abstractNum>
-  <w:abstractNum w:abstractNumId="14" w15:restartNumberingAfterBreak="0">
+  <w:abstractNum w:abstractNumId="15" w15:restartNumberingAfterBreak="0">
     <w:nsid w:val="7379395D"/>
     <w:multiLevelType w:val="multilevel"/>
     <w:tmpl w:val="1C09001F"/>
@@ -9597,7 +10474,7 @@
     <w:abstractNumId w:val="2"/>
   </w:num>
   <w:num w:numId="6" w16cid:durableId="908810925">
-    <w:abstractNumId w:val="14"/>
+    <w:abstractNumId w:val="15"/>
   </w:num>
   <w:num w:numId="7" w16cid:durableId="1448163018">
     <w:abstractNumId w:val="6"/>
@@ -9621,10 +10498,13 @@
     <w:abstractNumId w:val="1"/>
   </w:num>
   <w:num w:numId="14" w16cid:durableId="1258902943">
-    <w:abstractNumId w:val="13"/>
+    <w:abstractNumId w:val="14"/>
   </w:num>
   <w:num w:numId="15" w16cid:durableId="1031297984">
     <w:abstractNumId w:val="3"/>
+  </w:num>
+  <w:num w:numId="16" w16cid:durableId="999119593">
+    <w:abstractNumId w:val="13"/>
   </w:num>
 </w:numbering>
 </file>

--- a/P2/P2 draft c2v5.docx
+++ b/P2/P2 draft c2v5.docx
@@ -637,6 +637,7 @@
       <w:r>
         <w:rPr>
           <w:rFonts w:ascii="Times New Roman" w:hAnsi="Times New Roman" w:cs="Times New Roman"/>
+          <w:noProof/>
         </w:rPr>
         <w:drawing>
           <wp:inline distT="0" distB="0" distL="0" distR="0" wp14:anchorId="67104141" wp14:editId="6064082B">
@@ -750,10 +751,10 @@
         <w:tblLook w:val="04A0" w:firstRow="1" w:lastRow="0" w:firstColumn="1" w:lastColumn="0" w:noHBand="0" w:noVBand="1"/>
       </w:tblPr>
       <w:tblGrid>
-        <w:gridCol w:w="1925"/>
-        <w:gridCol w:w="1998"/>
-        <w:gridCol w:w="4063"/>
-        <w:gridCol w:w="1030"/>
+        <w:gridCol w:w="1865"/>
+        <w:gridCol w:w="1879"/>
+        <w:gridCol w:w="3616"/>
+        <w:gridCol w:w="1656"/>
       </w:tblGrid>
       <w:tr>
         <w:trPr>
@@ -1928,21 +1929,7 @@
                 <w:rStyle w:val="Hyperlink"/>
                 <w:noProof/>
               </w:rPr>
-              <w:t>Litera</w:t>
-            </w:r>
-            <w:r>
-              <w:rPr>
-                <w:rStyle w:val="Hyperlink"/>
-                <w:noProof/>
-              </w:rPr>
-              <w:t>t</w:t>
-            </w:r>
-            <w:r>
-              <w:rPr>
-                <w:rStyle w:val="Hyperlink"/>
-                <w:noProof/>
-              </w:rPr>
-              <w:t>ure Review</w:t>
+              <w:t>Literature Review</w:t>
             </w:r>
             <w:r>
               <w:rPr>
@@ -3489,8 +3476,293 @@
         <w:rPr>
           <w:rFonts w:eastAsia="Times New Roman"/>
         </w:rPr>
-        <w:lastRenderedPageBreak/>
         <w:t>Table of figures</w:t>
+      </w:r>
+    </w:p>
+    <w:p>
+      <w:pPr>
+        <w:pStyle w:val="TableofFigures"/>
+        <w:tabs>
+          <w:tab w:val="right" w:leader="dot" w:pos="9016"/>
+        </w:tabs>
+        <w:rPr>
+          <w:noProof/>
+        </w:rPr>
+      </w:pPr>
+      <w:r>
+        <w:fldChar w:fldCharType="begin"/>
+      </w:r>
+      <w:r>
+        <w:instrText xml:space="preserve"> TOC \h \z \c "Figure" </w:instrText>
+      </w:r>
+      <w:r>
+        <w:fldChar w:fldCharType="separate"/>
+      </w:r>
+      <w:hyperlink w:anchor="_Toc240378874" w:history="1">
+        <w:r>
+          <w:rPr>
+            <w:rStyle w:val="Hyperlink"/>
+            <w:noProof/>
+          </w:rPr>
+          <w:t>Figure 1 Conceptual block diagram of system</w:t>
+        </w:r>
+        <w:r>
+          <w:rPr>
+            <w:noProof/>
+            <w:webHidden/>
+          </w:rPr>
+          <w:tab/>
+        </w:r>
+        <w:r>
+          <w:rPr>
+            <w:noProof/>
+            <w:webHidden/>
+          </w:rPr>
+          <w:fldChar w:fldCharType="begin"/>
+        </w:r>
+        <w:r>
+          <w:rPr>
+            <w:noProof/>
+            <w:webHidden/>
+          </w:rPr>
+          <w:instrText xml:space="preserve"> PAGEREF _Toc240378874 \h </w:instrText>
+        </w:r>
+        <w:r>
+          <w:rPr>
+            <w:noProof/>
+            <w:webHidden/>
+          </w:rPr>
+        </w:r>
+        <w:r>
+          <w:rPr>
+            <w:noProof/>
+            <w:webHidden/>
+          </w:rPr>
+          <w:fldChar w:fldCharType="separate"/>
+        </w:r>
+        <w:r>
+          <w:rPr>
+            <w:noProof/>
+            <w:webHidden/>
+          </w:rPr>
+          <w:t>5</w:t>
+        </w:r>
+        <w:r>
+          <w:rPr>
+            <w:noProof/>
+            <w:webHidden/>
+          </w:rPr>
+          <w:fldChar w:fldCharType="end"/>
+        </w:r>
+      </w:hyperlink>
+    </w:p>
+    <w:p>
+      <w:pPr>
+        <w:pStyle w:val="TableofFigures"/>
+        <w:tabs>
+          <w:tab w:val="right" w:leader="dot" w:pos="9016"/>
+        </w:tabs>
+        <w:rPr>
+          <w:noProof/>
+        </w:rPr>
+      </w:pPr>
+      <w:hyperlink w:anchor="_Toc240378875" w:history="1">
+        <w:r>
+          <w:rPr>
+            <w:rStyle w:val="Hyperlink"/>
+            <w:noProof/>
+          </w:rPr>
+          <w:t>Figure 2 Functional block diagram of system</w:t>
+        </w:r>
+        <w:r>
+          <w:rPr>
+            <w:noProof/>
+            <w:webHidden/>
+          </w:rPr>
+          <w:tab/>
+        </w:r>
+        <w:r>
+          <w:rPr>
+            <w:noProof/>
+            <w:webHidden/>
+          </w:rPr>
+          <w:fldChar w:fldCharType="begin"/>
+        </w:r>
+        <w:r>
+          <w:rPr>
+            <w:noProof/>
+            <w:webHidden/>
+          </w:rPr>
+          <w:instrText xml:space="preserve"> PAGEREF _Toc240378875 \h </w:instrText>
+        </w:r>
+        <w:r>
+          <w:rPr>
+            <w:noProof/>
+            <w:webHidden/>
+          </w:rPr>
+        </w:r>
+        <w:r>
+          <w:rPr>
+            <w:noProof/>
+            <w:webHidden/>
+          </w:rPr>
+          <w:fldChar w:fldCharType="separate"/>
+        </w:r>
+        <w:r>
+          <w:rPr>
+            <w:noProof/>
+            <w:webHidden/>
+          </w:rPr>
+          <w:t>6</w:t>
+        </w:r>
+        <w:r>
+          <w:rPr>
+            <w:noProof/>
+            <w:webHidden/>
+          </w:rPr>
+          <w:fldChar w:fldCharType="end"/>
+        </w:r>
+      </w:hyperlink>
+    </w:p>
+    <w:p>
+      <w:pPr>
+        <w:pStyle w:val="TableofFigures"/>
+        <w:tabs>
+          <w:tab w:val="right" w:leader="dot" w:pos="9016"/>
+        </w:tabs>
+        <w:rPr>
+          <w:noProof/>
+        </w:rPr>
+      </w:pPr>
+      <w:hyperlink w:anchor="_Toc240378876" w:history="1">
+        <w:r>
+          <w:rPr>
+            <w:rStyle w:val="Hyperlink"/>
+            <w:noProof/>
+          </w:rPr>
+          <w:t>Figure 3 Layered system architecture model</w:t>
+        </w:r>
+        <w:r>
+          <w:rPr>
+            <w:noProof/>
+            <w:webHidden/>
+          </w:rPr>
+          <w:tab/>
+        </w:r>
+        <w:r>
+          <w:rPr>
+            <w:noProof/>
+            <w:webHidden/>
+          </w:rPr>
+          <w:fldChar w:fldCharType="begin"/>
+        </w:r>
+        <w:r>
+          <w:rPr>
+            <w:noProof/>
+            <w:webHidden/>
+          </w:rPr>
+          <w:instrText xml:space="preserve"> PAGEREF _Toc240378876 \h </w:instrText>
+        </w:r>
+        <w:r>
+          <w:rPr>
+            <w:noProof/>
+            <w:webHidden/>
+          </w:rPr>
+        </w:r>
+        <w:r>
+          <w:rPr>
+            <w:noProof/>
+            <w:webHidden/>
+          </w:rPr>
+          <w:fldChar w:fldCharType="separate"/>
+        </w:r>
+        <w:r>
+          <w:rPr>
+            <w:noProof/>
+            <w:webHidden/>
+          </w:rPr>
+          <w:t>16</w:t>
+        </w:r>
+        <w:r>
+          <w:rPr>
+            <w:noProof/>
+            <w:webHidden/>
+          </w:rPr>
+          <w:fldChar w:fldCharType="end"/>
+        </w:r>
+      </w:hyperlink>
+    </w:p>
+    <w:p>
+      <w:pPr>
+        <w:pStyle w:val="TableofFigures"/>
+        <w:tabs>
+          <w:tab w:val="right" w:leader="dot" w:pos="9016"/>
+        </w:tabs>
+        <w:rPr>
+          <w:noProof/>
+        </w:rPr>
+      </w:pPr>
+      <w:hyperlink w:anchor="_Toc240378877" w:history="1">
+        <w:r>
+          <w:rPr>
+            <w:rStyle w:val="Hyperlink"/>
+            <w:noProof/>
+          </w:rPr>
+          <w:t>Figure 4 Signal processing layer flow diagram</w:t>
+        </w:r>
+        <w:r>
+          <w:rPr>
+            <w:noProof/>
+            <w:webHidden/>
+          </w:rPr>
+          <w:tab/>
+        </w:r>
+        <w:r>
+          <w:rPr>
+            <w:noProof/>
+            <w:webHidden/>
+          </w:rPr>
+          <w:fldChar w:fldCharType="begin"/>
+        </w:r>
+        <w:r>
+          <w:rPr>
+            <w:noProof/>
+            <w:webHidden/>
+          </w:rPr>
+          <w:instrText xml:space="preserve"> PAGEREF _Toc240378877 \h </w:instrText>
+        </w:r>
+        <w:r>
+          <w:rPr>
+            <w:noProof/>
+            <w:webHidden/>
+          </w:rPr>
+        </w:r>
+        <w:r>
+          <w:rPr>
+            <w:noProof/>
+            <w:webHidden/>
+          </w:rPr>
+          <w:fldChar w:fldCharType="separate"/>
+        </w:r>
+        <w:r>
+          <w:rPr>
+            <w:noProof/>
+            <w:webHidden/>
+          </w:rPr>
+          <w:t>17</w:t>
+        </w:r>
+        <w:r>
+          <w:rPr>
+            <w:noProof/>
+            <w:webHidden/>
+          </w:rPr>
+          <w:fldChar w:fldCharType="end"/>
+        </w:r>
+      </w:hyperlink>
+    </w:p>
+    <w:p>
+      <w:r>
+        <w:fldChar w:fldCharType="end"/>
       </w:r>
     </w:p>
     <w:p>
@@ -3547,15 +3819,7 @@
           <w:lang w:eastAsia="en-ZA"/>
           <w14:ligatures w14:val="none"/>
         </w:rPr>
-        <w:t xml:space="preserve">Individuals often fail to recognize the severity of physiological stress and acute cardiac anomalies, frequently dismissing indicators such as sustained </w:t>
-      </w:r>
-      <w:r>
-        <w:rPr>
-          <w:color w:val="000000"/>
-          <w:sz w:val="27"/>
-          <w:szCs w:val="27"/>
-        </w:rPr>
-        <w:t>high and low heart rates</w:t>
+        <w:t>Individuals</w:t>
       </w:r>
       <w:r>
         <w:rPr>
@@ -3567,15 +3831,7 @@
           <w:lang w:eastAsia="en-ZA"/>
           <w14:ligatures w14:val="none"/>
         </w:rPr>
-        <w:t>. During sudden, severe cardiac events or acute distress,</w:t>
-      </w:r>
-      <w:r>
-        <w:rPr>
-          <w:color w:val="000000"/>
-          <w:sz w:val="27"/>
-          <w:szCs w:val="27"/>
-        </w:rPr>
-        <w:t xml:space="preserve"> they</w:t>
+        <w:t xml:space="preserve">, particularly geriatric patients, </w:t>
       </w:r>
       <w:r>
         <w:rPr>
@@ -3587,6 +3843,46 @@
           <w:lang w:eastAsia="en-ZA"/>
           <w14:ligatures w14:val="none"/>
         </w:rPr>
+        <w:t xml:space="preserve">often fail to recognize the severity of physiological stress and acute cardiac anomalies, frequently dismissing indicators such as sustained </w:t>
+      </w:r>
+      <w:r>
+        <w:rPr>
+          <w:color w:val="000000"/>
+          <w:sz w:val="27"/>
+          <w:szCs w:val="27"/>
+        </w:rPr>
+        <w:t>high and low heart rates</w:t>
+      </w:r>
+      <w:r>
+        <w:rPr>
+          <w:rFonts w:ascii="Times New Roman" w:eastAsia="Times New Roman" w:hAnsi="Times New Roman" w:cs="Times New Roman"/>
+          <w:color w:val="000000"/>
+          <w:kern w:val="0"/>
+          <w:sz w:val="27"/>
+          <w:szCs w:val="27"/>
+          <w:lang w:eastAsia="en-ZA"/>
+          <w14:ligatures w14:val="none"/>
+        </w:rPr>
+        <w:t>. During sudden, severe cardiac events or acute distress,</w:t>
+      </w:r>
+      <w:r>
+        <w:rPr>
+          <w:color w:val="000000"/>
+          <w:sz w:val="27"/>
+          <w:szCs w:val="27"/>
+        </w:rPr>
+        <w:t xml:space="preserve"> they</w:t>
+      </w:r>
+      <w:r>
+        <w:rPr>
+          <w:rFonts w:ascii="Times New Roman" w:eastAsia="Times New Roman" w:hAnsi="Times New Roman" w:cs="Times New Roman"/>
+          <w:color w:val="000000"/>
+          <w:kern w:val="0"/>
+          <w:sz w:val="27"/>
+          <w:szCs w:val="27"/>
+          <w:lang w:eastAsia="en-ZA"/>
+          <w14:ligatures w14:val="none"/>
+        </w:rPr>
         <w:t xml:space="preserve"> may experience impaired consciousness or physical incapacitation, preventing them from manually initiating emergency calls. Delayed intervention in these critical windows significantly increases the risk of irreversible physiological damage or mortality. Furthermore, existing commercial health-monitoring solutions with continuous tracking and automated alerting capabilities remain economically inaccessible to average households, particularly within resource-constrained South African environments. </w:t>
       </w:r>
     </w:p>
@@ -3641,7 +3937,39 @@
           <w:sz w:val="27"/>
           <w:szCs w:val="27"/>
         </w:rPr>
-        <w:t xml:space="preserve"> is designed as an integrated, low-cost wearable solution engineered for non-invasive, continuous physiological tracking and automated multi-tier emergency response. Incorporating biomedical signal processing, edge computing, and local machine learning models, the system processes optical photoplethysmography (PPG) waveforms to derive heart rate (HR), respiratory rate (RR), and heart rate variability (HRV) metrics in real time. By deploying a personalized baseline-deviation rule alongside an on-device decision-tree classifier, the system executes continuous stress and cardiac risk stratification without reliance on cloud infrastructure. In severe or critical events, the system autonomously triggers escalating local haptic and auditory feedback alongside automated remote notification to pre-designated emergency contacts, guaranteeing immediate escalation even if the wearer is incapacitated. </w:t>
+        <w:t xml:space="preserve"> is designed as an integrated, low-cost wearable solution engineered for non-invasive, continuous physiological tracking and automated multi-tier emergency response. Incorporating biomedical signal processing, edge computing, and local machine learning models, the system processes optical photoplethysmography (PPG) waveforms to derive heart rate (HR), </w:t>
+      </w:r>
+      <w:r>
+        <w:rPr>
+          <w:color w:val="000000"/>
+          <w:sz w:val="27"/>
+          <w:szCs w:val="27"/>
+        </w:rPr>
+        <w:t>breath rate</w:t>
+      </w:r>
+      <w:r>
+        <w:rPr>
+          <w:color w:val="000000"/>
+          <w:sz w:val="27"/>
+          <w:szCs w:val="27"/>
+        </w:rPr>
+        <w:t xml:space="preserve"> (</w:t>
+      </w:r>
+      <w:r>
+        <w:rPr>
+          <w:color w:val="000000"/>
+          <w:sz w:val="27"/>
+          <w:szCs w:val="27"/>
+        </w:rPr>
+        <w:t>BR</w:t>
+      </w:r>
+      <w:r>
+        <w:rPr>
+          <w:color w:val="000000"/>
+          <w:sz w:val="27"/>
+          <w:szCs w:val="27"/>
+        </w:rPr>
+        <w:t xml:space="preserve">), and heart rate variability (HRV) metrics in real time. By deploying a personalized baseline-deviation rule alongside an on-device decision-tree classifier, the system executes continuous stress and cardiac risk stratification without reliance on cloud infrastructure. In severe or critical events, the system autonomously triggers escalating local haptic and auditory feedback alongside automated remote notification to pre-designated emergency contacts, guaranteeing immediate escalation even if the wearer is incapacitated. </w:t>
       </w:r>
     </w:p>
     <w:p>
@@ -3661,17 +3989,17 @@
         <w:t xml:space="preserve">Below is a visual representation of how the system will work in operation. </w:t>
       </w:r>
       <w:r>
-        <w:t xml:space="preserve">Heart rate data (for example) is streamed by the wearable sensor to the persons mobile phone where it is processed. </w:t>
+        <w:t xml:space="preserve">Heart rate data (for example) is streamed by the wearable sensor to the persons mobile phone </w:t>
+      </w:r>
+      <w:r>
+        <w:lastRenderedPageBreak/>
+        <w:t xml:space="preserve">where it is processed. </w:t>
       </w:r>
       <w:r>
         <w:t xml:space="preserve">When </w:t>
       </w:r>
       <w:r>
-        <w:t xml:space="preserve">an individual experiences severe cardiac issues such as a very rapid or retarded heart rate, it is regarded as dangerous and the phone displays this </w:t>
-      </w:r>
-      <w:r>
-        <w:lastRenderedPageBreak/>
-        <w:t>state, actuates a haptic feedback cuff (also worn by the individual), creates audible alarms and remotely notifies selected contacts.</w:t>
+        <w:t>an individual experiences severe cardiac issues such as a very rapid or retarded heart rate, it is regarded as dangerous and the phone displays this state, actuates a haptic feedback cuff (also worn by the individual), creates audible alarms and remotely notifies selected contacts.</w:t>
       </w:r>
       <w:r>
         <w:t xml:space="preserve"> </w:t>
@@ -3682,6 +4010,9 @@
         <w:keepNext/>
       </w:pPr>
       <w:r>
+        <w:rPr>
+          <w:noProof/>
+        </w:rPr>
         <w:drawing>
           <wp:inline distT="0" distB="0" distL="0" distR="0" wp14:anchorId="574AF7AC" wp14:editId="57A38C25">
             <wp:extent cx="5731510" cy="4041140"/>
@@ -3723,33 +4054,25 @@
       <w:pPr>
         <w:pStyle w:val="Caption"/>
       </w:pPr>
+      <w:bookmarkStart w:id="4" w:name="_Toc240378874"/>
       <w:r>
         <w:t xml:space="preserve">Figure </w:t>
       </w:r>
-      <w:r>
-        <w:fldChar w:fldCharType="begin"/>
-      </w:r>
-      <w:r>
-        <w:instrText xml:space="preserve"> SEQ Figure \* ARABIC </w:instrText>
-      </w:r>
-      <w:r>
-        <w:fldChar w:fldCharType="separate"/>
-      </w:r>
-      <w:r>
-        <w:rPr>
-          <w:noProof/>
-        </w:rPr>
-        <w:t>1</w:t>
-      </w:r>
-      <w:r>
-        <w:fldChar w:fldCharType="end"/>
-      </w:r>
+      <w:fldSimple w:instr=" SEQ Figure \* ARABIC ">
+        <w:r>
+          <w:rPr>
+            <w:noProof/>
+          </w:rPr>
+          <w:t>1</w:t>
+        </w:r>
+      </w:fldSimple>
       <w:r>
         <w:t xml:space="preserve"> </w:t>
       </w:r>
       <w:r>
         <w:t>Conceptual block diagram of system</w:t>
       </w:r>
+      <w:bookmarkEnd w:id="4"/>
     </w:p>
     <w:p>
       <w:pPr>
@@ -3821,7 +4144,19 @@
         <w:fldChar w:fldCharType="end"/>
       </w:r>
       <w:r>
-        <w:t xml:space="preserve">, after which 3 different areas of calculations are performed to extract heart rate (HR), various heart rate variability (HRV) metrics and respiratory rate(RR). Each of </w:t>
+        <w:t xml:space="preserve">, after which 3 different areas of calculations are performed to extract heart rate (HR), various heart rate variability (HRV) metrics and </w:t>
+      </w:r>
+      <w:r>
+        <w:t>breath rate</w:t>
+      </w:r>
+      <w:r>
+        <w:t>(</w:t>
+      </w:r>
+      <w:r>
+        <w:t>BR</w:t>
+      </w:r>
+      <w:r>
+        <w:t xml:space="preserve">). Each of </w:t>
       </w:r>
       <w:r>
         <w:t>these are then analysed either by detecting the deviation from the baseline or via an AI classifier to determine the stress type, and various alert mechanisms are triggered depending on this.</w:t>
@@ -3898,30 +4233,22 @@
           <w14:ligatures w14:val="none"/>
         </w:rPr>
       </w:pPr>
+      <w:bookmarkStart w:id="5" w:name="_Toc240378875"/>
       <w:r>
         <w:t xml:space="preserve">Figure </w:t>
       </w:r>
-      <w:r>
-        <w:fldChar w:fldCharType="begin"/>
-      </w:r>
-      <w:r>
-        <w:instrText xml:space="preserve"> SEQ Figure \* ARABIC </w:instrText>
-      </w:r>
-      <w:r>
-        <w:fldChar w:fldCharType="separate"/>
-      </w:r>
-      <w:r>
-        <w:rPr>
-          <w:noProof/>
-        </w:rPr>
-        <w:t>2</w:t>
-      </w:r>
-      <w:r>
-        <w:fldChar w:fldCharType="end"/>
-      </w:r>
+      <w:fldSimple w:instr=" SEQ Figure \* ARABIC ">
+        <w:r>
+          <w:rPr>
+            <w:noProof/>
+          </w:rPr>
+          <w:t>2</w:t>
+        </w:r>
+      </w:fldSimple>
       <w:r>
         <w:t xml:space="preserve"> Functional block diagram of system</w:t>
       </w:r>
+      <w:bookmarkEnd w:id="5"/>
     </w:p>
     <w:p>
       <w:pPr>
@@ -3931,15 +4258,21 @@
           <w:numId w:val="2"/>
         </w:numPr>
       </w:pPr>
-      <w:bookmarkStart w:id="4" w:name="_Toc240213118"/>
+      <w:bookmarkStart w:id="6" w:name="_Toc240213118"/>
       <w:r>
         <w:t>The Problem</w:t>
       </w:r>
-      <w:bookmarkEnd w:id="4"/>
+      <w:bookmarkEnd w:id="6"/>
     </w:p>
     <w:p>
       <w:r>
-        <w:t>This project is scoped to the design and implementation of a wearable heart-health and stress-monitoring system, encompassing the sensor hardware needed to acquire a PPG signal, the signal processing required to extract heart rate, respiratory rate and heart rate variability metrics from that signal, the analysis layer that interprets these metrics to classify a wearer’s stress state, and the alerting subsystem that notifies the wearer and their emergency contacts when a dangerous state is detected. The system does not extend to the clinical diagnosis or treatment of any cardiac or psychological condition; its role is limited to detection, classification and notification of general wellness and stress states.</w:t>
+        <w:t xml:space="preserve">This project is scoped to the design and implementation of a wearable heart-health and stress-monitoring system, encompassing the sensor hardware needed to acquire a PPG signal, the signal processing required to extract heart rate, </w:t>
+      </w:r>
+      <w:r>
+        <w:t>breath rate</w:t>
+      </w:r>
+      <w:r>
+        <w:t xml:space="preserve"> and heart rate variability metrics from that signal, the analysis layer that interprets these metrics to classify a wearer’s stress state, and the alerting subsystem that notifies the wearer and their emergency contacts when a dangerous state is detected. The system does not extend to the clinical diagnosis or treatment of any cardiac or psychological condition; its role is limited to detection, classification and notification of general wellness and stress states.</w:t>
       </w:r>
     </w:p>
     <w:p>
@@ -3950,11 +4283,11 @@
           <w:numId w:val="2"/>
         </w:numPr>
       </w:pPr>
-      <w:bookmarkStart w:id="5" w:name="_Toc240213119"/>
+      <w:bookmarkStart w:id="7" w:name="_Toc240213119"/>
       <w:r>
         <w:t>Problem identification</w:t>
       </w:r>
-      <w:bookmarkEnd w:id="5"/>
+      <w:bookmarkEnd w:id="7"/>
     </w:p>
     <w:p>
       <w:r>
@@ -4108,7 +4441,13 @@
     </w:p>
     <w:p>
       <w:r>
-        <w:t xml:space="preserve">Detecting heart and respiratory rates via non-invasive means was a challenge solved with the introduction of the electrocardiogram (ECG) </w:t>
+        <w:t xml:space="preserve">Detecting heart and </w:t>
+      </w:r>
+      <w:r>
+        <w:t>breath rate</w:t>
+      </w:r>
+      <w:r>
+        <w:t xml:space="preserve">s via non-invasive means was a challenge solved with the introduction of the electrocardiogram (ECG) </w:t>
       </w:r>
       <w:r>
         <w:fldChar w:fldCharType="begin"/>
@@ -4420,30 +4759,30 @@
           <w:numId w:val="2"/>
         </w:numPr>
       </w:pPr>
-      <w:bookmarkStart w:id="6" w:name="_Toc239699080"/>
-      <w:bookmarkStart w:id="7" w:name="_Toc240213120"/>
+      <w:bookmarkStart w:id="8" w:name="_Toc239699080"/>
+      <w:bookmarkStart w:id="9" w:name="_Toc240213120"/>
       <w:r>
         <w:lastRenderedPageBreak/>
         <w:t xml:space="preserve">Requirements </w:t>
       </w:r>
-      <w:bookmarkStart w:id="8" w:name="_Toc239699081"/>
-      <w:bookmarkEnd w:id="6"/>
+      <w:bookmarkStart w:id="10" w:name="_Toc239699081"/>
+      <w:bookmarkEnd w:id="8"/>
       <w:r>
         <w:t xml:space="preserve">and </w:t>
       </w:r>
-      <w:commentRangeStart w:id="9"/>
+      <w:commentRangeStart w:id="11"/>
       <w:r>
         <w:t>specifications</w:t>
       </w:r>
-      <w:bookmarkEnd w:id="7"/>
-      <w:commentRangeEnd w:id="9"/>
+      <w:bookmarkEnd w:id="9"/>
+      <w:commentRangeEnd w:id="11"/>
       <w:r>
         <w:rPr>
           <w:rStyle w:val="CommentReference"/>
           <w:sz w:val="32"/>
           <w:szCs w:val="32"/>
         </w:rPr>
-        <w:commentReference w:id="9"/>
+        <w:commentReference w:id="11"/>
       </w:r>
     </w:p>
     <w:p>
@@ -4451,7 +4790,13 @@
         <w:t xml:space="preserve">Below is a table of the requirements derived from the problem statement, complex problem identification and literature reviewed further down in the report. The project specifications are derived from the requirements. </w:t>
       </w:r>
       <w:r>
-        <w:t>It should be noted that respiratory rate specifications are not included in this table as it does not form part of the core specifications and is considered an “extra” feature at this stage – further details of this can be found in the //bm</w:t>
+        <w:t xml:space="preserve">It should be noted that </w:t>
+      </w:r>
+      <w:r>
+        <w:t>breath rate</w:t>
+      </w:r>
+      <w:r>
+        <w:t xml:space="preserve"> specifications are not included in this table as it does not form part of the core specifications and is considered an “extra” feature at this stage – further details of this can be found in the //bm</w:t>
       </w:r>
     </w:p>
     <w:tbl>
@@ -4643,7 +4988,19 @@
               <w:rPr>
                 <w:rFonts w:ascii="Times New Roman" w:hAnsi="Times New Roman" w:cs="Times New Roman"/>
               </w:rPr>
-              <w:t>Computation of heart rate, respiratory rate and HRV metrics.</w:t>
+              <w:t xml:space="preserve">Computation of heart rate, </w:t>
+            </w:r>
+            <w:r>
+              <w:rPr>
+                <w:rFonts w:ascii="Times New Roman" w:hAnsi="Times New Roman" w:cs="Times New Roman"/>
+              </w:rPr>
+              <w:t>breath rate</w:t>
+            </w:r>
+            <w:r>
+              <w:rPr>
+                <w:rFonts w:ascii="Times New Roman" w:hAnsi="Times New Roman" w:cs="Times New Roman"/>
+              </w:rPr>
+              <w:t xml:space="preserve"> and HRV metrics.</w:t>
             </w:r>
           </w:p>
         </w:tc>
@@ -4654,107 +5011,6 @@
           <w:p>
             <w:r>
               <w:t>Calculated heart rate accuracy of 65% before MA mitigation.</w:t>
-            </w:r>
-          </w:p>
-        </w:tc>
-      </w:tr>
-      <w:tr>
-        <w:trPr>
-          <w:trHeight w:val="1748"/>
-        </w:trPr>
-        <w:tc>
-          <w:tcPr>
-            <w:tcW w:w="2465" w:type="dxa"/>
-            <w:vMerge/>
-          </w:tcPr>
-          <w:p>
-            <w:pPr>
-              <w:rPr>
-                <w:rFonts w:ascii="Times New Roman" w:hAnsi="Times New Roman" w:cs="Times New Roman"/>
-              </w:rPr>
-            </w:pPr>
-          </w:p>
-        </w:tc>
-        <w:tc>
-          <w:tcPr>
-            <w:tcW w:w="3317" w:type="dxa"/>
-            <w:vMerge w:val="restart"/>
-          </w:tcPr>
-          <w:p>
-            <w:pPr>
-              <w:rPr>
-                <w:rFonts w:ascii="Times New Roman" w:hAnsi="Times New Roman" w:cs="Times New Roman"/>
-              </w:rPr>
-            </w:pPr>
-            <w:r>
-              <w:rPr>
-                <w:rFonts w:ascii="Times New Roman" w:hAnsi="Times New Roman" w:cs="Times New Roman"/>
-              </w:rPr>
-              <w:t>Mitigation of influences of Motion artifacts.</w:t>
-            </w:r>
-          </w:p>
-        </w:tc>
-        <w:tc>
-          <w:tcPr>
-            <w:tcW w:w="3330" w:type="dxa"/>
-          </w:tcPr>
-          <w:p>
-            <w:pPr>
-              <w:rPr>
-                <w:rFonts w:ascii="Times New Roman" w:hAnsi="Times New Roman" w:cs="Times New Roman"/>
-              </w:rPr>
-            </w:pPr>
-            <w:r>
-              <w:rPr>
-                <w:rFonts w:ascii="Times New Roman" w:hAnsi="Times New Roman" w:cs="Times New Roman"/>
-              </w:rPr>
-              <w:t>Signal pre-processing should have identification and filtering of motion artifacts prior to calculations.</w:t>
-            </w:r>
-          </w:p>
-        </w:tc>
-      </w:tr>
-      <w:tr>
-        <w:trPr>
-          <w:trHeight w:val="563"/>
-        </w:trPr>
-        <w:tc>
-          <w:tcPr>
-            <w:tcW w:w="2465" w:type="dxa"/>
-            <w:vMerge/>
-          </w:tcPr>
-          <w:p>
-            <w:pPr>
-              <w:rPr>
-                <w:rFonts w:ascii="Times New Roman" w:hAnsi="Times New Roman" w:cs="Times New Roman"/>
-              </w:rPr>
-            </w:pPr>
-          </w:p>
-        </w:tc>
-        <w:tc>
-          <w:tcPr>
-            <w:tcW w:w="3317" w:type="dxa"/>
-            <w:vMerge/>
-          </w:tcPr>
-          <w:p>
-            <w:pPr>
-              <w:rPr>
-                <w:rFonts w:ascii="Times New Roman" w:hAnsi="Times New Roman" w:cs="Times New Roman"/>
-              </w:rPr>
-            </w:pPr>
-          </w:p>
-        </w:tc>
-        <w:tc>
-          <w:tcPr>
-            <w:tcW w:w="3330" w:type="dxa"/>
-          </w:tcPr>
-          <w:p>
-            <w:pPr>
-              <w:rPr>
-                <w:rFonts w:ascii="Times New Roman" w:hAnsi="Times New Roman" w:cs="Times New Roman"/>
-              </w:rPr>
-            </w:pPr>
-            <w:r>
-              <w:t>Calculated heart rate accuracy of 70% after MA mitigation.</w:t>
             </w:r>
           </w:p>
         </w:tc>
@@ -5137,7 +5393,11 @@
           </w:tcPr>
           <w:p>
             <w:r>
-              <w:t>A physical feedback (haptic feedback) device is triggered for 5 to 10s upon detection of severe/extreme heart rates/stress.</w:t>
+              <w:t xml:space="preserve">A physical feedback (haptic feedback) device is triggered </w:t>
+            </w:r>
+            <w:r>
+              <w:lastRenderedPageBreak/>
+              <w:t>for 5 to 10s upon detection of severe/extreme heart rates/stress.</w:t>
             </w:r>
           </w:p>
         </w:tc>
@@ -5299,11 +5559,11 @@
           <w:numId w:val="2"/>
         </w:numPr>
       </w:pPr>
-      <w:bookmarkStart w:id="10" w:name="_Toc240213121"/>
+      <w:bookmarkStart w:id="12" w:name="_Toc240213121"/>
       <w:r>
         <w:t>Constraints</w:t>
       </w:r>
-      <w:bookmarkEnd w:id="10"/>
+      <w:bookmarkEnd w:id="12"/>
       <w:r>
         <w:t xml:space="preserve"> </w:t>
       </w:r>
@@ -5315,7 +5575,13 @@
     </w:p>
     <w:p>
       <w:r>
-        <w:t>The system will focus on heart rate, heart rate variability and respiratory rate metrics only.</w:t>
+        <w:t xml:space="preserve">The system will focus on heart rate, heart rate variability and </w:t>
+      </w:r>
+      <w:r>
+        <w:t>breath rate</w:t>
+      </w:r>
+      <w:r>
+        <w:t xml:space="preserve"> metrics only.</w:t>
       </w:r>
     </w:p>
     <w:p>
@@ -5326,12 +5592,12 @@
           <w:numId w:val="2"/>
         </w:numPr>
       </w:pPr>
-      <w:bookmarkStart w:id="11" w:name="_Toc240213122"/>
+      <w:bookmarkStart w:id="13" w:name="_Toc240213122"/>
       <w:r>
         <w:t>Assumptions</w:t>
       </w:r>
-      <w:bookmarkEnd w:id="8"/>
-      <w:bookmarkEnd w:id="11"/>
+      <w:bookmarkEnd w:id="10"/>
+      <w:bookmarkEnd w:id="13"/>
     </w:p>
     <w:p>
       <w:r>
@@ -5387,14 +5653,13 @@
           <w:numId w:val="2"/>
         </w:numPr>
       </w:pPr>
-      <w:bookmarkStart w:id="12" w:name="_Toc239699082"/>
-      <w:bookmarkStart w:id="13" w:name="_Toc240213123"/>
-      <w:r>
-        <w:lastRenderedPageBreak/>
+      <w:bookmarkStart w:id="14" w:name="_Toc239699082"/>
+      <w:bookmarkStart w:id="15" w:name="_Toc240213123"/>
+      <w:r>
         <w:t>Literature Review</w:t>
       </w:r>
-      <w:bookmarkEnd w:id="12"/>
-      <w:bookmarkEnd w:id="13"/>
+      <w:bookmarkEnd w:id="14"/>
+      <w:bookmarkEnd w:id="15"/>
     </w:p>
     <w:p>
       <w:r>
@@ -5629,7 +5894,11 @@
         <w:fldChar w:fldCharType="end"/>
       </w:r>
       <w:r>
-        <w:t xml:space="preserve">. Reported classification accuracies for stressed-versus-relaxed states, using only heart-rate features and simple classifiers such as AdaBoost, discriminant-function analysis, or SVM, range from roughly 83% to 92% </w:t>
+        <w:t>. Reported classification accuracies for stressed-versus-relaxed states, using only heart-</w:t>
+      </w:r>
+      <w:r>
+        <w:lastRenderedPageBreak/>
+        <w:t xml:space="preserve">rate features and simple classifiers such as AdaBoost, discriminant-function analysis, or SVM, range from roughly 83% to 92% </w:t>
       </w:r>
       <w:r>
         <w:fldChar w:fldCharType="begin"/>
@@ -5726,10 +5995,10 @@
         <w:t xml:space="preserve">In terms of what percentage deviation to use, a clinical study that continuously monitored hospitalised patients found that a change of roughly 20% in heart rate or </w:t>
       </w:r>
       <w:r>
-        <w:t>respiratory</w:t>
-      </w:r>
-      <w:r>
-        <w:t xml:space="preserve"> rate, sustained for at least 20 minutes, worked well as an “alarm window rule”</w:t>
+        <w:t>breath rate</w:t>
+      </w:r>
+      <w:r>
+        <w:t>, sustained for at least 20 minutes, worked well as an “alarm window rule”</w:t>
       </w:r>
       <w:r>
         <w:fldChar w:fldCharType="begin"/>
@@ -5816,7 +6085,13 @@
         <w:t xml:space="preserve"> at or below 40 beats per minute (bpm) or above 131</w:t>
       </w:r>
       <w:r>
-        <w:t>bpm; and to any RR below 8 breaths/min</w:t>
+        <w:t xml:space="preserve">bpm; and to any </w:t>
+      </w:r>
+      <w:r>
+        <w:t>BR</w:t>
+      </w:r>
+      <w:r>
+        <w:t xml:space="preserve"> below 8 breaths/min</w:t>
       </w:r>
       <w:r>
         <w:t xml:space="preserve"> </w:t>
@@ -5855,7 +6130,13 @@
         <w:t xml:space="preserve"> </w:t>
       </w:r>
       <w:r>
-        <w:t>or RR deviation between</w:t>
+        <w:t xml:space="preserve">or </w:t>
+      </w:r>
+      <w:r>
+        <w:t>BR</w:t>
+      </w:r>
+      <w:r>
+        <w:t xml:space="preserve"> deviation between</w:t>
       </w:r>
       <w:r>
         <w:t xml:space="preserve"> 0-14% from the baseline as “safe heart rate</w:t>
@@ -5867,62 +6148,49 @@
         <w:t xml:space="preserve">/unstressed”, </w:t>
       </w:r>
       <w:r>
-        <w:t xml:space="preserve">HR deviation or RR deviation </w:t>
-      </w:r>
-      <w:r>
-        <w:t>between</w:t>
-      </w:r>
-      <w:r>
-        <w:t xml:space="preserve"> 15-20% from the baseline as </w:t>
-      </w:r>
-      <w:r>
-        <w:lastRenderedPageBreak/>
-        <w:t>“moderately dangerous heart rate</w:t>
-      </w:r>
-      <w:r>
-        <w:t xml:space="preserve">/ </w:t>
+        <w:t xml:space="preserve">HR deviation or </w:t>
+      </w:r>
+      <w:r>
+        <w:t>BR</w:t>
+      </w:r>
+      <w:r>
+        <w:t xml:space="preserve"> deviation between</w:t>
+      </w:r>
+      <w:r>
+        <w:t xml:space="preserve"> 15-20% from the baseline as “moderately dangerous heart rate</w:t>
+      </w:r>
+      <w:r>
+        <w:t xml:space="preserve">/ breath rate </w:t>
+      </w:r>
+      <w:r>
+        <w:t>/moderately stressed”, deviations greater than 20% as “severely dangerous heart rate/</w:t>
+      </w:r>
+      <w:r>
+        <w:t xml:space="preserve"> breath rate/</w:t>
+      </w:r>
+      <w:r>
+        <w:t>severely stressed” and heart rates lower than 40bpm</w:t>
+      </w:r>
+      <w:r>
+        <w:t>/</w:t>
+      </w:r>
+      <w:r>
+        <w:t xml:space="preserve">greater than 131bpm </w:t>
+      </w:r>
+      <w:r>
+        <w:t xml:space="preserve">or </w:t>
       </w:r>
       <w:r>
         <w:t>breath rate</w:t>
       </w:r>
       <w:r>
-        <w:t xml:space="preserve"> </w:t>
-      </w:r>
-      <w:r>
-        <w:t>/moderately stressed”, deviations greater than 20% as “severely dangerous heart rate/</w:t>
-      </w:r>
-      <w:r>
-        <w:t xml:space="preserve"> </w:t>
-      </w:r>
-      <w:r>
-        <w:t>breath rate</w:t>
-      </w:r>
-      <w:r>
-        <w:t>/</w:t>
-      </w:r>
-      <w:r>
-        <w:t>severely stressed” and heart rates lower than 40bpm</w:t>
-      </w:r>
-      <w:r>
-        <w:t>/</w:t>
-      </w:r>
-      <w:r>
-        <w:t xml:space="preserve">greater than 131bpm </w:t>
-      </w:r>
-      <w:r>
-        <w:t xml:space="preserve">or respiratory rates below 8 breaths/min/greater than 25 breaths/min </w:t>
+        <w:t xml:space="preserve">s below 8 breaths/min/greater than 25 breaths/min </w:t>
       </w:r>
       <w:r>
         <w:t>as “extremely dangerous heart rate</w:t>
       </w:r>
       <w:r>
-        <w:t>/</w:t>
-      </w:r>
-      <w:r>
-        <w:t>breath rate</w:t>
-      </w:r>
-      <w:r>
-        <w:t xml:space="preserve"> </w:t>
+        <w:t xml:space="preserve">/breath rate </w:t>
       </w:r>
       <w:r>
         <w:t>/extremely stressed”. Due to the system focusing on deployment in real-world environments (non-clinical/hospital/lab-controlled conditions), the “alarm window rule” will be shortened to 5 minutes.</w:t>
@@ -5930,6 +6198,7 @@
     </w:p>
     <w:p>
       <w:r>
+        <w:lastRenderedPageBreak/>
         <w:t xml:space="preserve">Heart rate has traditionally been measured using the electrocardiogram (ECG), still the clinical reference standard for the heart's electrical activity </w:t>
       </w:r>
       <w:r>
@@ -6170,18 +6439,132 @@
     </w:p>
     <w:p>
       <w:r>
-        <w:t>//bm2</w:t>
+        <w:t>Heart rate variability refers to the small fluctuations in the time between heartbeats, and it is a well-established, non-invasive marker of autonomic nervous system activity</w:t>
+      </w:r>
+      <w:r>
+        <w:fldChar w:fldCharType="begin"/>
+      </w:r>
+      <w:r>
+        <w:instrText xml:space="preserve"> ADDIN ZOTERO_ITEM CSL_CITATION {"citationID":"SH8axEcq","properties":{"unsorted":false,"formattedCitation":"[32]","plainCitation":"[32]","noteIndex":0},"citationItems":[{"id":287,"uris":["http://zotero.org/users/19683069/items/U96GRIIK"],"itemData":{"id":287,"type":"article-journal","abstract":"The article presents the main provisions of the methodology for the analysis of heart rate variability (HRV), which is now actively and widely implemented in many fields of medicine and applied physiology. This methodology was first developed in space medicine, where, already during the first manned spaceflights, there was a need in operative assessment of the person's reactions and abilities to maintain high performance and good level of health under different stress conditions.","container-title":"Cardiometry","DOI":"10.12710/cardiometry.2017.10.6676","ISSN":"23047232","issue":"10","journalAbbreviation":"Cardiometry","language":"en","note":"Has useful ranges for calculated metrics from HRV","page":"66-76","publisher-place":"Institute of Biomedical Problems of the Russian Academy of Sciences","source":"DOI.org (Crossref)","title":"Heart rate variability analysis: physiological foundations and main methods","title-short":"Heart rate variability analysis","author":[{"literal":"Roman М. Baevsky"},{"literal":"Anna G. Chernikova"}],"issued":{"date-parts":[["2017",5]]}}}],"schema":"https://github.com/citation-style-language/schema/raw/master/csl-citation.json"} </w:instrText>
+      </w:r>
+      <w:r>
+        <w:fldChar w:fldCharType="separate"/>
+      </w:r>
+      <w:r>
+        <w:rPr>
+          <w:rFonts w:ascii="Aptos" w:hAnsi="Aptos"/>
+        </w:rPr>
+        <w:t>[32]</w:t>
+      </w:r>
+      <w:r>
+        <w:fldChar w:fldCharType="end"/>
+      </w:r>
+      <w:r>
+        <w:t xml:space="preserve">. It is usually analysed using time-domain measures such as the standard deviation of normal-to-normal intervals (SDNN), the root mean square of successive differences (RMSSD), and the percentage of successive normal-to-normal intervals differing by more than 50 milliseconds (pNN50); geometric measures taken from the histogram of RR intervals, such as the stress index; frequency-domain measures such as high-frequency (HF), low-frequency (LF), and very-low-frequency (VLF) power and the LF/HF ratio; and nonlinear measures such as Poincaré-plot descriptors, entropy, and fractal dimension </w:t>
+      </w:r>
+      <w:r>
+        <w:fldChar w:fldCharType="begin"/>
+      </w:r>
+      <w:r>
+        <w:instrText xml:space="preserve"> ADDIN ZOTERO_ITEM CSL_CITATION {"citationID":"lRxNXbyA","properties":{"unsorted":false,"formattedCitation":"[32]","plainCitation":"[32]","noteIndex":0},"citationItems":[{"id":287,"uris":["http://zotero.org/users/19683069/items/U96GRIIK"],"itemData":{"id":287,"type":"article-journal","abstract":"The article presents the main provisions of the methodology for the analysis of heart rate variability (HRV), which is now actively and widely implemented in many fields of medicine and applied physiology. This methodology was first developed in space medicine, where, already during the first manned spaceflights, there was a need in operative assessment of the person's reactions and abilities to maintain high performance and good level of health under different stress conditions.","container-title":"Cardiometry","DOI":"10.12710/cardiometry.2017.10.6676","ISSN":"23047232","issue":"10","journalAbbreviation":"Cardiometry","language":"en","note":"Has useful ranges for calculated metrics from HRV","page":"66-76","publisher-place":"Institute of Biomedical Problems of the Russian Academy of Sciences","source":"DOI.org (Crossref)","title":"Heart rate variability analysis: physiological foundations and main methods","title-short":"Heart rate variability analysis","author":[{"literal":"Roman М. Baevsky"},{"literal":"Anna G. Chernikova"}],"issued":{"date-parts":[["2017",5]]}}}],"schema":"https://github.com/citation-style-language/schema/raw/master/csl-citation.json"} </w:instrText>
+      </w:r>
+      <w:r>
+        <w:fldChar w:fldCharType="separate"/>
+      </w:r>
+      <w:r>
+        <w:rPr>
+          <w:rFonts w:ascii="Aptos" w:hAnsi="Aptos"/>
+        </w:rPr>
+        <w:t>[32]</w:t>
+      </w:r>
+      <w:r>
+        <w:fldChar w:fldCharType="end"/>
+      </w:r>
+      <w:r>
+        <w:t>.</w:t>
       </w:r>
     </w:p>
     <w:p>
       <w:r>
-        <w:t>Heart rate variability refers to the small fluctuations in the time between heartbeats, and it is a well-established, non-invasive marker of autonomic nervous system activity</w:t>
+        <w:t>In terms of method, the literature splits stress-analysis approaches into rule-based (algorithmic) and machine-learning approaches, and both appear across heart rate, heart-rate-variability, and breathing-rate studies</w:t>
       </w:r>
       <w:r>
         <w:fldChar w:fldCharType="begin"/>
       </w:r>
       <w:r>
-        <w:instrText xml:space="preserve"> ADDIN ZOTERO_ITEM CSL_CITATION {"citationID":"SH8axEcq","properties":{"unsorted":false,"formattedCitation":"[32]","plainCitation":"[32]","noteIndex":0},"citationItems":[{"id":287,"uris":["http://zotero.org/users/19683069/items/U96GRIIK"],"itemData":{"id":287,"type":"article-journal","abstract":"The article presents the main provisions of the methodology for the analysis of heart rate variability (HRV), which is now actively and widely implemented in many fields of medicine and applied physiology. This methodology was first developed in space medicine, where, already during the first manned spaceflights, there was a need in operative assessment of the person's reactions and abilities to maintain high performance and good level of health under different stress conditions.","container-title":"Cardiometry","DOI":"10.12710/cardiometry.2017.10.6676","ISSN":"23047232","issue":"10","journalAbbreviation":"Cardiometry","language":"en","note":"Has useful ranges for calculated metrics from HRV","page":"66-76","publisher-place":"Institute of Biomedical Problems of the Russian Academy of Sciences","source":"DOI.org (Crossref)","title":"Heart rate variability analysis: physiological foundations and main methods","title-short":"Heart rate variability analysis","author":[{"literal":"Roman М. Baevsky"},{"literal":"Anna G. Chernikova"}],"issued":{"date-parts":[["2017",5]]}}}],"schema":"https://github.com/citation-style-language/schema/raw/master/csl-citation.json"} </w:instrText>
+        <w:instrText xml:space="preserve"> ADDIN ZOTERO_ITEM CSL_CITATION {"citationID":"INkxq4xL","properties":{"unsorted":false,"formattedCitation":"[18], [19]","plainCitation":"[18], [19]","noteIndex":0},"citationItems":[{"id":300,"uris":["http://zotero.org/users/19683069/items/WFLMTXV4"],"itemData":{"id":300,"type":"article-journal","abstract":"Prolonged exposure to high-stress environments can lead to mental illnesses such as anxiety disorders, depression, and posttraumatic stress disorder. Here, a wearable device utilizing photoplethysmography (PPG) technology is developed to noninvasively measure physiological signals and analyze heart rate variability (HRV) parameters. Traditional normative HRV databases typically do not account for responses induced by specific stressors such as cognitive tasks. Therefore, machine learning is used to build a more dynamic stress assessment model. Machine learning can capture complex nonlinear relationships among HRV parameters during stress-inducing tasks, adapts to individual stress response variations, and provides real-time stress level predictions. Furthermore, machine learning models can integrate temporal patterns in HRV data to achieve nuanced stress level assessment. This study examines the feasibility of PPG signals and validates the developed stress model. The RR intervals derived from PPG signals were highly positively correlated with those from electrocardiography signals (correlation coefficient</w:instrText>
+      </w:r>
+      <w:r>
+        <w:rPr>
+          <w:rFonts w:ascii="Arial" w:hAnsi="Arial" w:cs="Arial"/>
+        </w:rPr>
+        <w:instrText> </w:instrText>
+      </w:r>
+      <w:r>
+        <w:instrText>=</w:instrText>
+      </w:r>
+      <w:r>
+        <w:rPr>
+          <w:rFonts w:ascii="Arial" w:hAnsi="Arial" w:cs="Arial"/>
+        </w:rPr>
+        <w:instrText> </w:instrText>
+      </w:r>
+      <w:r>
+        <w:instrText>0.9920, R-squared</w:instrText>
+      </w:r>
+      <w:r>
+        <w:rPr>
+          <w:rFonts w:ascii="Arial" w:hAnsi="Arial" w:cs="Arial"/>
+        </w:rPr>
+        <w:instrText> </w:instrText>
+      </w:r>
+      <w:r>
+        <w:instrText>=</w:instrText>
+      </w:r>
+      <w:r>
+        <w:rPr>
+          <w:rFonts w:ascii="Arial" w:hAnsi="Arial" w:cs="Arial"/>
+        </w:rPr>
+        <w:instrText> </w:instrText>
+      </w:r>
+      <w:r>
+        <w:instrText>0.9837); this confirms the usability of PPG signals for HRV analysis. The stress model is constructed via the open-source Swell dataset. In the experiments, participants complete the Depression Anxiety Stress Scales-21-Chinese (DASS-21-C) questionnaire to quantify levels of depression, anxiety, and stress over a week. Baseline and stress-state PPG data are collected, converted into HRV values, and input into the model for stress quantification. The Stroop test is used to elicit stress responses. After the experiment, the DASS-21-C stress scores were compared with the model's baseline, stress state, and combined scores. The highest correlation was observed between the model's baseline score and the DASS-21-C stress score (correlation coefficient</w:instrText>
+      </w:r>
+      <w:r>
+        <w:rPr>
+          <w:rFonts w:ascii="Arial" w:hAnsi="Arial" w:cs="Arial"/>
+        </w:rPr>
+        <w:instrText> </w:instrText>
+      </w:r>
+      <w:r>
+        <w:instrText>=</w:instrText>
+      </w:r>
+      <w:r>
+        <w:rPr>
+          <w:rFonts w:ascii="Arial" w:hAnsi="Arial" w:cs="Arial"/>
+        </w:rPr>
+        <w:instrText> </w:instrText>
+      </w:r>
+      <w:r>
+        <w:instrText>0.92, R-squared</w:instrText>
+      </w:r>
+      <w:r>
+        <w:rPr>
+          <w:rFonts w:ascii="Arial" w:hAnsi="Arial" w:cs="Arial"/>
+        </w:rPr>
+        <w:instrText> </w:instrText>
+      </w:r>
+      <w:r>
+        <w:instrText>=</w:instrText>
+      </w:r>
+      <w:r>
+        <w:rPr>
+          <w:rFonts w:ascii="Arial" w:hAnsi="Arial" w:cs="Arial"/>
+        </w:rPr>
+        <w:instrText>  </w:instrText>
+      </w:r>
+      <w:r>
+        <w:instrText xml:space="preserve">0.8457), supporting the model's psychological significance in quantifying everyday stress. HRV parameter changes across experimental phases are discussed as well as sex differences in stress responses. In the future, this device may be applied in clinical scenarios for further validation and could be integrated with additional physiological indicators for broader application in daily health management and stress warning systems.","container-title":"APL Bioengineering","DOI":"10.1063/5.0256590","ISSN":"2473-2877","issue":"2","language":"en","page":"026103","source":"DOI.org (Crossref)","title":"Photoplethysmography-based HRV analysis and machine learning for real-time stress quantification in mental health applications","volume":"9","author":[{"family":"Tsai","given":"Ying-Ying"},{"family":"Chen","given":"Yu-Jie"},{"family":"Lin","given":"Yen-Feng"},{"family":"Hsiao","given":"Fan-Chi"},{"family":"Hsu","given":"Ching-Han"},{"family":"Liao","given":"Lun-De"}],"issued":{"date-parts":[["2025",6,1]]}}},{"id":281,"uris":["http://zotero.org/users/19683069/items/QMFWNQNP"],"itemData":{"id":281,"type":"article-journal","abstract":"Background\n              Cardiovascular disease not only occurs in the elderly but also tends to become a common social health problem. Considering the fast pace of modern life, quantified heart rate variability (HRV) indicators combined with the convenience of wearable devices are of great significance for intelligent telemedicine. To quantify the changes in human mental state, this article proposes an improved differential threshold algorithm for R-wave detection and recognition of electrocardiogram (ECG) signals.\n            \n            \n              Methods\n              HRV is a specific quantitative indicator of autonomic nerve regulation of the heart. The recognition rate is increased by improving the starting position of R wave and the time-window function of the traditional differential threshold method. The experimental platform is a wearable sign monitoring system constructed based on body area networks (BAN) technology. Analytic hierarchy process (AHP) is used to construct the mental stress assessment model, the weight judgment matrix is constructed according to the influence degree of HRV analysis parameters on mental stress, and the consistency check is carried out to obtain the weight value of the corresponding HRV analysis parameters.\n            \n            \n              Results\n              Experimental results show that the recognition rate of R wave of real-time 5 min ECG data collected by this algorithm is &amp;gt;99%. The comprehensive index of HRV based on weight matrix can greatly reduce the deviation caused by the measurement error of each parameter. Compared with traditional characteristic wave recognition algorithms, the proposed algorithm simplifies the process, has high real-time performance, and is suitable for wearable analysis devices with low-configuration requirements.\n            \n            \n              Conclusion\n              Our algorithm can describe the mental stress of the body quantitatively and meet the requirements of application demonstration.","container-title":"Frontiers in Cardiovascular Medicine","DOI":"10.3389/fcvm.2022.930745","ISSN":"2297-055X","journalAbbreviation":"Front. Cardiovasc. Med.","page":"930745","source":"DOI.org (Crossref)","title":"Quantitative analysis of heart rate variability parameter and mental stress index","volume":"9","author":[{"family":"Luo","given":"Jiasai"},{"family":"Zhang","given":"Guo"},{"family":"Su","given":"Yiwei"},{"family":"Lu","given":"Yi"},{"family":"Pang","given":"Yu"},{"family":"Wang","given":"Yuanfa"},{"family":"Wang","given":"Huiqian"},{"family":"Cui","given":"Kunfeng"},{"family":"Jiang","given":"Yuhao"},{"family":"Zhong","given":"Lisha"},{"family":"Huang","given":"Zhiwei"}],"issued":{"date-parts":[["2022",7,25]]}}}],"schema":"https://github.com/citation-style-language/schema/raw/master/csl-citation.json"} </w:instrText>
       </w:r>
       <w:r>
         <w:fldChar w:fldCharType="separate"/>
@@ -6190,19 +6573,19 @@
         <w:rPr>
           <w:rFonts w:ascii="Aptos" w:hAnsi="Aptos"/>
         </w:rPr>
-        <w:t>[32]</w:t>
+        <w:t>[18], [19]</w:t>
       </w:r>
       <w:r>
         <w:fldChar w:fldCharType="end"/>
       </w:r>
       <w:r>
-        <w:t xml:space="preserve">. It is usually analysed using time-domain measures such as the standard deviation of normal-to-normal intervals (SDNN), the root mean square of successive differences (RMSSD), and the percentage of successive normal-to-normal intervals differing by more than 50 milliseconds (pNN50); geometric measures taken from the histogram of RR intervals, such as the stress index; frequency-domain measures such as high-frequency (HF), low-frequency (LF), and very-low-frequency (VLF) power and the LF/HF ratio; and nonlinear measures such as Poincaré-plot descriptors, entropy, and fractal dimension </w:t>
+        <w:t>. On the rule-based side, Luo et al.</w:t>
       </w:r>
       <w:r>
         <w:fldChar w:fldCharType="begin"/>
       </w:r>
       <w:r>
-        <w:instrText xml:space="preserve"> ADDIN ZOTERO_ITEM CSL_CITATION {"citationID":"lRxNXbyA","properties":{"unsorted":false,"formattedCitation":"[32]","plainCitation":"[32]","noteIndex":0},"citationItems":[{"id":287,"uris":["http://zotero.org/users/19683069/items/U96GRIIK"],"itemData":{"id":287,"type":"article-journal","abstract":"The article presents the main provisions of the methodology for the analysis of heart rate variability (HRV), which is now actively and widely implemented in many fields of medicine and applied physiology. This methodology was first developed in space medicine, where, already during the first manned spaceflights, there was a need in operative assessment of the person's reactions and abilities to maintain high performance and good level of health under different stress conditions.","container-title":"Cardiometry","DOI":"10.12710/cardiometry.2017.10.6676","ISSN":"23047232","issue":"10","journalAbbreviation":"Cardiometry","language":"en","note":"Has useful ranges for calculated metrics from HRV","page":"66-76","publisher-place":"Institute of Biomedical Problems of the Russian Academy of Sciences","source":"DOI.org (Crossref)","title":"Heart rate variability analysis: physiological foundations and main methods","title-short":"Heart rate variability analysis","author":[{"literal":"Roman М. Baevsky"},{"literal":"Anna G. Chernikova"}],"issued":{"date-parts":[["2017",5]]}}}],"schema":"https://github.com/citation-style-language/schema/raw/master/csl-citation.json"} </w:instrText>
+        <w:instrText xml:space="preserve"> ADDIN ZOTERO_ITEM CSL_CITATION {"citationID":"ePyQMDCt","properties":{"unsorted":false,"formattedCitation":"[19]","plainCitation":"[19]","noteIndex":0},"citationItems":[{"id":281,"uris":["http://zotero.org/users/19683069/items/QMFWNQNP"],"itemData":{"id":281,"type":"article-journal","abstract":"Background\n              Cardiovascular disease not only occurs in the elderly but also tends to become a common social health problem. Considering the fast pace of modern life, quantified heart rate variability (HRV) indicators combined with the convenience of wearable devices are of great significance for intelligent telemedicine. To quantify the changes in human mental state, this article proposes an improved differential threshold algorithm for R-wave detection and recognition of electrocardiogram (ECG) signals.\n            \n            \n              Methods\n              HRV is a specific quantitative indicator of autonomic nerve regulation of the heart. The recognition rate is increased by improving the starting position of R wave and the time-window function of the traditional differential threshold method. The experimental platform is a wearable sign monitoring system constructed based on body area networks (BAN) technology. Analytic hierarchy process (AHP) is used to construct the mental stress assessment model, the weight judgment matrix is constructed according to the influence degree of HRV analysis parameters on mental stress, and the consistency check is carried out to obtain the weight value of the corresponding HRV analysis parameters.\n            \n            \n              Results\n              Experimental results show that the recognition rate of R wave of real-time 5 min ECG data collected by this algorithm is &amp;gt;99%. The comprehensive index of HRV based on weight matrix can greatly reduce the deviation caused by the measurement error of each parameter. Compared with traditional characteristic wave recognition algorithms, the proposed algorithm simplifies the process, has high real-time performance, and is suitable for wearable analysis devices with low-configuration requirements.\n            \n            \n              Conclusion\n              Our algorithm can describe the mental stress of the body quantitatively and meet the requirements of application demonstration.","container-title":"Frontiers in Cardiovascular Medicine","DOI":"10.3389/fcvm.2022.930745","ISSN":"2297-055X","journalAbbreviation":"Front. Cardiovasc. Med.","page":"930745","source":"DOI.org (Crossref)","title":"Quantitative analysis of heart rate variability parameter and mental stress index","volume":"9","author":[{"family":"Luo","given":"Jiasai"},{"family":"Zhang","given":"Guo"},{"family":"Su","given":"Yiwei"},{"family":"Lu","given":"Yi"},{"family":"Pang","given":"Yu"},{"family":"Wang","given":"Yuanfa"},{"family":"Wang","given":"Huiqian"},{"family":"Cui","given":"Kunfeng"},{"family":"Jiang","given":"Yuhao"},{"family":"Zhong","given":"Lisha"},{"family":"Huang","given":"Zhiwei"}],"issued":{"date-parts":[["2022",7,25]]}}}],"schema":"https://github.com/citation-style-language/schema/raw/master/csl-citation.json"} </w:instrText>
       </w:r>
       <w:r>
         <w:fldChar w:fldCharType="separate"/>
@@ -6211,96 +6594,256 @@
         <w:rPr>
           <w:rFonts w:ascii="Aptos" w:hAnsi="Aptos"/>
         </w:rPr>
-        <w:t>[32]</w:t>
+        <w:t>[19]</w:t>
       </w:r>
       <w:r>
         <w:fldChar w:fldCharType="end"/>
       </w:r>
       <w:r>
-        <w:t>.</w:t>
+        <w:t xml:space="preserve"> built a purely algorithmic, weighted composite index of heart-rate-variability parameters on a wearable ECG platform. Each parameter was weighted by its known influence on stress, so no single noisy parameter could dominate the score, while keeping the computation light enough for basic wearable hardware</w:t>
+      </w:r>
+      <w:r>
+        <w:fldChar w:fldCharType="begin"/>
+      </w:r>
+      <w:r>
+        <w:instrText xml:space="preserve"> ADDIN ZOTERO_ITEM CSL_CITATION {"citationID":"ALq5RV7F","properties":{"unsorted":false,"formattedCitation":"[19]","plainCitation":"[19]","noteIndex":0},"citationItems":[{"id":281,"uris":["http://zotero.org/users/19683069/items/QMFWNQNP"],"itemData":{"id":281,"type":"article-journal","abstract":"Background\n              Cardiovascular disease not only occurs in the elderly but also tends to become a common social health problem. Considering the fast pace of modern life, quantified heart rate variability (HRV) indicators combined with the convenience of wearable devices are of great significance for intelligent telemedicine. To quantify the changes in human mental state, this article proposes an improved differential threshold algorithm for R-wave detection and recognition of electrocardiogram (ECG) signals.\n            \n            \n              Methods\n              HRV is a specific quantitative indicator of autonomic nerve regulation of the heart. The recognition rate is increased by improving the starting position of R wave and the time-window function of the traditional differential threshold method. The experimental platform is a wearable sign monitoring system constructed based on body area networks (BAN) technology. Analytic hierarchy process (AHP) is used to construct the mental stress assessment model, the weight judgment matrix is constructed according to the influence degree of HRV analysis parameters on mental stress, and the consistency check is carried out to obtain the weight value of the corresponding HRV analysis parameters.\n            \n            \n              Results\n              Experimental results show that the recognition rate of R wave of real-time 5 min ECG data collected by this algorithm is &amp;gt;99%. The comprehensive index of HRV based on weight matrix can greatly reduce the deviation caused by the measurement error of each parameter. Compared with traditional characteristic wave recognition algorithms, the proposed algorithm simplifies the process, has high real-time performance, and is suitable for wearable analysis devices with low-configuration requirements.\n            \n            \n              Conclusion\n              Our algorithm can describe the mental stress of the body quantitatively and meet the requirements of application demonstration.","container-title":"Frontiers in Cardiovascular Medicine","DOI":"10.3389/fcvm.2022.930745","ISSN":"2297-055X","journalAbbreviation":"Front. Cardiovasc. Med.","page":"930745","source":"DOI.org (Crossref)","title":"Quantitative analysis of heart rate variability parameter and mental stress index","volume":"9","author":[{"family":"Luo","given":"Jiasai"},{"family":"Zhang","given":"Guo"},{"family":"Su","given":"Yiwei"},{"family":"Lu","given":"Yi"},{"family":"Pang","given":"Yu"},{"family":"Wang","given":"Yuanfa"},{"family":"Wang","given":"Huiqian"},{"family":"Cui","given":"Kunfeng"},{"family":"Jiang","given":"Yuhao"},{"family":"Zhong","given":"Lisha"},{"family":"Huang","given":"Zhiwei"}],"issued":{"date-parts":[["2022",7,25]]}}}],"schema":"https://github.com/citation-style-language/schema/raw/master/csl-citation.json"} </w:instrText>
+      </w:r>
+      <w:r>
+        <w:fldChar w:fldCharType="separate"/>
+      </w:r>
+      <w:r>
+        <w:rPr>
+          <w:rFonts w:ascii="Aptos" w:hAnsi="Aptos"/>
+        </w:rPr>
+        <w:t>[19]</w:t>
+      </w:r>
+      <w:r>
+        <w:fldChar w:fldCharType="end"/>
+      </w:r>
+      <w:r>
+        <w:t xml:space="preserve">. This is a genuine fallback option if a trained classifier turns out to be too demanding for the target hardware. On the machine-learning side, Tsai et al. </w:t>
+      </w:r>
+      <w:r>
+        <w:fldChar w:fldCharType="begin"/>
+      </w:r>
+      <w:r>
+        <w:instrText xml:space="preserve"> ADDIN ZOTERO_ITEM CSL_CITATION {"citationID":"QIRnAqMK","properties":{"unsorted":false,"formattedCitation":"[18]","plainCitation":"[18]","noteIndex":0},"citationItems":[{"id":300,"uris":["http://zotero.org/users/19683069/items/WFLMTXV4"],"itemData":{"id":300,"type":"article-journal","abstract":"Prolonged exposure to high-stress environments can lead to mental illnesses such as anxiety disorders, depression, and posttraumatic stress disorder. Here, a wearable device utilizing photoplethysmography (PPG) technology is developed to noninvasively measure physiological signals and analyze heart rate variability (HRV) parameters. Traditional normative HRV databases typically do not account for responses induced by specific stressors such as cognitive tasks. Therefore, machine learning is used to build a more dynamic stress assessment model. Machine learning can capture complex nonlinear relationships among HRV parameters during stress-inducing tasks, adapts to individual stress response variations, and provides real-time stress level predictions. Furthermore, machine learning models can integrate temporal patterns in HRV data to achieve nuanced stress level assessment. This study examines the feasibility of PPG signals and validates the developed stress model. The RR intervals derived from PPG signals were highly positively correlated with those from electrocardiography signals (correlation coefficient</w:instrText>
+      </w:r>
+      <w:r>
+        <w:rPr>
+          <w:rFonts w:ascii="Arial" w:hAnsi="Arial" w:cs="Arial"/>
+        </w:rPr>
+        <w:instrText> </w:instrText>
+      </w:r>
+      <w:r>
+        <w:instrText>=</w:instrText>
+      </w:r>
+      <w:r>
+        <w:rPr>
+          <w:rFonts w:ascii="Arial" w:hAnsi="Arial" w:cs="Arial"/>
+        </w:rPr>
+        <w:instrText> </w:instrText>
+      </w:r>
+      <w:r>
+        <w:instrText>0.9920, R-squared</w:instrText>
+      </w:r>
+      <w:r>
+        <w:rPr>
+          <w:rFonts w:ascii="Arial" w:hAnsi="Arial" w:cs="Arial"/>
+        </w:rPr>
+        <w:instrText> </w:instrText>
+      </w:r>
+      <w:r>
+        <w:instrText>=</w:instrText>
+      </w:r>
+      <w:r>
+        <w:rPr>
+          <w:rFonts w:ascii="Arial" w:hAnsi="Arial" w:cs="Arial"/>
+        </w:rPr>
+        <w:instrText> </w:instrText>
+      </w:r>
+      <w:r>
+        <w:instrText>0.9837); this confirms the usability of PPG signals for HRV analysis. The stress model is constructed via the open-source Swell dataset. In the experiments, participants complete the Depression Anxiety Stress Scales-21-Chinese (DASS-21-C) questionnaire to quantify levels of depression, anxiety, and stress over a week. Baseline and stress-state PPG data are collected, converted into HRV values, and input into the model for stress quantification. The Stroop test is used to elicit stress responses. After the experiment, the DASS-21-C stress scores were compared with the model's baseline, stress state, and combined scores. The highest correlation was observed between the model's baseline score and the DASS-21-C stress score (correlation coefficient</w:instrText>
+      </w:r>
+      <w:r>
+        <w:rPr>
+          <w:rFonts w:ascii="Arial" w:hAnsi="Arial" w:cs="Arial"/>
+        </w:rPr>
+        <w:instrText> </w:instrText>
+      </w:r>
+      <w:r>
+        <w:instrText>=</w:instrText>
+      </w:r>
+      <w:r>
+        <w:rPr>
+          <w:rFonts w:ascii="Arial" w:hAnsi="Arial" w:cs="Arial"/>
+        </w:rPr>
+        <w:instrText> </w:instrText>
+      </w:r>
+      <w:r>
+        <w:instrText>0.92, R-squared</w:instrText>
+      </w:r>
+      <w:r>
+        <w:rPr>
+          <w:rFonts w:ascii="Arial" w:hAnsi="Arial" w:cs="Arial"/>
+        </w:rPr>
+        <w:instrText> </w:instrText>
+      </w:r>
+      <w:r>
+        <w:instrText>=</w:instrText>
+      </w:r>
+      <w:r>
+        <w:rPr>
+          <w:rFonts w:ascii="Arial" w:hAnsi="Arial" w:cs="Arial"/>
+        </w:rPr>
+        <w:instrText>  </w:instrText>
+      </w:r>
+      <w:r>
+        <w:instrText xml:space="preserve">0.8457), supporting the model's psychological significance in quantifying everyday stress. HRV parameter changes across experimental phases are discussed as well as sex differences in stress responses. In the future, this device may be applied in clinical scenarios for further validation and could be integrated with additional physiological indicators for broader application in daily health management and stress warning systems.","container-title":"APL Bioengineering","DOI":"10.1063/5.0256590","ISSN":"2473-2877","issue":"2","language":"en","page":"026103","source":"DOI.org (Crossref)","title":"Photoplethysmography-based HRV analysis and machine learning for real-time stress quantification in mental health applications","volume":"9","author":[{"family":"Tsai","given":"Ying-Ying"},{"family":"Chen","given":"Yu-Jie"},{"family":"Lin","given":"Yen-Feng"},{"family":"Hsiao","given":"Fan-Chi"},{"family":"Hsu","given":"Ching-Han"},{"family":"Liao","given":"Lun-De"}],"issued":{"date-parts":[["2025",6,1]]}}}],"schema":"https://github.com/citation-style-language/schema/raw/master/csl-citation.json"} </w:instrText>
+      </w:r>
+      <w:r>
+        <w:fldChar w:fldCharType="separate"/>
+      </w:r>
+      <w:r>
+        <w:rPr>
+          <w:rFonts w:ascii="Aptos" w:hAnsi="Aptos"/>
+        </w:rPr>
+        <w:t>[18]</w:t>
+      </w:r>
+      <w:r>
+        <w:fldChar w:fldCharType="end"/>
+      </w:r>
+      <w:r>
+        <w:t xml:space="preserve"> trained a decision-tree classifier on a 34-parameter heart-rate-variability feature set drawn from the Koldijk et al. SWELL dataset</w:t>
+      </w:r>
+      <w:r>
+        <w:fldChar w:fldCharType="begin"/>
+      </w:r>
+      <w:r>
+        <w:instrText xml:space="preserve"> ADDIN ZOTERO_ITEM CSL_CITATION {"citationID":"bTTriLhU","properties":{"unsorted":false,"formattedCitation":"[33]","plainCitation":"[33]","noteIndex":0},"citationItems":[{"id":327,"uris":["http://zotero.org/users/19683069/items/UE3F93QN"],"itemData":{"id":327,"type":"paper-conference","container-title":"Proceedings of the 16th International Conference on Multimodal Interaction","DOI":"10.1145/2663204.2663257","event-title":"ICMI '14: INTERNATIONAL CONFERENCE ON MULTIMODAL INTERACTION","ISBN":"978-1-4503-2885-2","language":"en","page":"291-298","publisher":"ACM","publisher-place":"Istanbul Turkey","source":"DOI.org (Crossref)","title":"The SWELL Knowledge Work Dataset for Stress and User Modeling Research","URL":"https://dl.acm.org/doi/10.1145/2663204.2663257","author":[{"family":"Koldijk","given":"Saskia"},{"family":"Sappelli","given":"Maya"},{"family":"Verberne","given":"Suzan"},{"family":"Neerincx","given":"Mark A."},{"family":"Kraaij","given":"Wessel"}],"accessed":{"date-parts":[["2026",9,12]]},"issued":{"date-parts":[["2014",11,12]]}}}],"schema":"https://github.com/citation-style-language/schema/raw/master/csl-citation.json"} </w:instrText>
+      </w:r>
+      <w:r>
+        <w:fldChar w:fldCharType="separate"/>
+      </w:r>
+      <w:r>
+        <w:rPr>
+          <w:rFonts w:ascii="Aptos" w:hAnsi="Aptos"/>
+        </w:rPr>
+        <w:t>[33]</w:t>
+      </w:r>
+      <w:r>
+        <w:fldChar w:fldCharType="end"/>
+      </w:r>
+      <w:r>
+        <w:t xml:space="preserve">, and validated it against psychological questionnaire scores. The model reached 99.96% classification accuracy under lab conditions, with precision, recall, and F1 all around 0.999, and was compared directly against several alternatives on related tasks: a support vector machine (79.54%), a decision tree using voice and skin-conductance data instead of HRV (92.60%), a random forest (90.01%), and a </w:t>
+      </w:r>
+      <w:r>
+        <w:lastRenderedPageBreak/>
+        <w:t xml:space="preserve">convolutional neural network (94.8%) </w:t>
+      </w:r>
+      <w:r>
+        <w:fldChar w:fldCharType="begin"/>
+      </w:r>
+      <w:r>
+        <w:instrText xml:space="preserve"> ADDIN ZOTERO_ITEM CSL_CITATION {"citationID":"G07Dn1Iq","properties":{"unsorted":false,"formattedCitation":"[18]","plainCitation":"[18]","noteIndex":0},"citationItems":[{"id":300,"uris":["http://zotero.org/users/19683069/items/WFLMTXV4"],"itemData":{"id":300,"type":"article-journal","abstract":"Prolonged exposure to high-stress environments can lead to mental illnesses such as anxiety disorders, depression, and posttraumatic stress disorder. Here, a wearable device utilizing photoplethysmography (PPG) technology is developed to noninvasively measure physiological signals and analyze heart rate variability (HRV) parameters. Traditional normative HRV databases typically do not account for responses induced by specific stressors such as cognitive tasks. Therefore, machine learning is used to build a more dynamic stress assessment model. Machine learning can capture complex nonlinear relationships among HRV parameters during stress-inducing tasks, adapts to individual stress response variations, and provides real-time stress level predictions. Furthermore, machine learning models can integrate temporal patterns in HRV data to achieve nuanced stress level assessment. This study examines the feasibility of PPG signals and validates the developed stress model. The RR intervals derived from PPG signals were highly positively correlated with those from electrocardiography signals (correlation coefficient</w:instrText>
+      </w:r>
+      <w:r>
+        <w:rPr>
+          <w:rFonts w:ascii="Arial" w:hAnsi="Arial" w:cs="Arial"/>
+        </w:rPr>
+        <w:instrText> </w:instrText>
+      </w:r>
+      <w:r>
+        <w:instrText>=</w:instrText>
+      </w:r>
+      <w:r>
+        <w:rPr>
+          <w:rFonts w:ascii="Arial" w:hAnsi="Arial" w:cs="Arial"/>
+        </w:rPr>
+        <w:instrText> </w:instrText>
+      </w:r>
+      <w:r>
+        <w:instrText>0.9920, R-squared</w:instrText>
+      </w:r>
+      <w:r>
+        <w:rPr>
+          <w:rFonts w:ascii="Arial" w:hAnsi="Arial" w:cs="Arial"/>
+        </w:rPr>
+        <w:instrText> </w:instrText>
+      </w:r>
+      <w:r>
+        <w:instrText>=</w:instrText>
+      </w:r>
+      <w:r>
+        <w:rPr>
+          <w:rFonts w:ascii="Arial" w:hAnsi="Arial" w:cs="Arial"/>
+        </w:rPr>
+        <w:instrText> </w:instrText>
+      </w:r>
+      <w:r>
+        <w:instrText>0.9837); this confirms the usability of PPG signals for HRV analysis. The stress model is constructed via the open-source Swell dataset. In the experiments, participants complete the Depression Anxiety Stress Scales-21-Chinese (DASS-21-C) questionnaire to quantify levels of depression, anxiety, and stress over a week. Baseline and stress-state PPG data are collected, converted into HRV values, and input into the model for stress quantification. The Stroop test is used to elicit stress responses. After the experiment, the DASS-21-C stress scores were compared with the model's baseline, stress state, and combined scores. The highest correlation was observed between the model's baseline score and the DASS-21-C stress score (correlation coefficient</w:instrText>
+      </w:r>
+      <w:r>
+        <w:rPr>
+          <w:rFonts w:ascii="Arial" w:hAnsi="Arial" w:cs="Arial"/>
+        </w:rPr>
+        <w:instrText> </w:instrText>
+      </w:r>
+      <w:r>
+        <w:instrText>=</w:instrText>
+      </w:r>
+      <w:r>
+        <w:rPr>
+          <w:rFonts w:ascii="Arial" w:hAnsi="Arial" w:cs="Arial"/>
+        </w:rPr>
+        <w:instrText> </w:instrText>
+      </w:r>
+      <w:r>
+        <w:instrText>0.92, R-squared</w:instrText>
+      </w:r>
+      <w:r>
+        <w:rPr>
+          <w:rFonts w:ascii="Arial" w:hAnsi="Arial" w:cs="Arial"/>
+        </w:rPr>
+        <w:instrText> </w:instrText>
+      </w:r>
+      <w:r>
+        <w:instrText>=</w:instrText>
+      </w:r>
+      <w:r>
+        <w:rPr>
+          <w:rFonts w:ascii="Arial" w:hAnsi="Arial" w:cs="Arial"/>
+        </w:rPr>
+        <w:instrText>  </w:instrText>
+      </w:r>
+      <w:r>
+        <w:instrText xml:space="preserve">0.8457), supporting the model's psychological significance in quantifying everyday stress. HRV parameter changes across experimental phases are discussed as well as sex differences in stress responses. In the future, this device may be applied in clinical scenarios for further validation and could be integrated with additional physiological indicators for broader application in daily health management and stress warning systems.","container-title":"APL Bioengineering","DOI":"10.1063/5.0256590","ISSN":"2473-2877","issue":"2","language":"en","page":"026103","source":"DOI.org (Crossref)","title":"Photoplethysmography-based HRV analysis and machine learning for real-time stress quantification in mental health applications","volume":"9","author":[{"family":"Tsai","given":"Ying-Ying"},{"family":"Chen","given":"Yu-Jie"},{"family":"Lin","given":"Yen-Feng"},{"family":"Hsiao","given":"Fan-Chi"},{"family":"Hsu","given":"Ching-Han"},{"family":"Liao","given":"Lun-De"}],"issued":{"date-parts":[["2025",6,1]]}}}],"schema":"https://github.com/citation-style-language/schema/raw/master/csl-citation.json"} </w:instrText>
+      </w:r>
+      <w:r>
+        <w:fldChar w:fldCharType="separate"/>
+      </w:r>
+      <w:r>
+        <w:rPr>
+          <w:rFonts w:ascii="Aptos" w:hAnsi="Aptos"/>
+        </w:rPr>
+        <w:t>[18]</w:t>
+      </w:r>
+      <w:r>
+        <w:fldChar w:fldCharType="end"/>
+      </w:r>
+      <w:r>
+        <w:t>. Tsai et al.’s classifier organises stress states either no stress, moderate stress or severe stress.</w:t>
       </w:r>
     </w:p>
     <w:p>
       <w:r>
-        <w:t>In terms of method, the literature splits stress-analysis approaches into rule-based (algorithmic) and machine-learning approaches, and both appear across heart rate, heart-rate-variability, and breathing-rate studies</w:t>
+        <w:t xml:space="preserve">All of these alternatives’ accuracies were obtained on carefully curated datasets rather than real-world wearable data. PPG is sensitive to physical movement which makes it highly vulnerable to motion artifacts in wearable applications </w:t>
       </w:r>
       <w:r>
         <w:fldChar w:fldCharType="begin"/>
       </w:r>
       <w:r>
-        <w:instrText xml:space="preserve"> ADDIN ZOTERO_ITEM CSL_CITATION {"citationID":"INkxq4xL","properties":{"unsorted":false,"formattedCitation":"[18], [19]","plainCitation":"[18], [19]","noteIndex":0},"citationItems":[{"id":300,"uris":["http://zotero.org/users/19683069/items/WFLMTXV4"],"itemData":{"id":300,"type":"article-journal","abstract":"Prolonged exposure to high-stress environments can lead to mental illnesses such as anxiety disorders, depression, and posttraumatic stress disorder. Here, a wearable device utilizing photoplethysmography (PPG) technology is developed to noninvasively measure physiological signals and analyze heart rate variability (HRV) parameters. Traditional normative HRV databases typically do not account for responses induced by specific stressors such as cognitive tasks. Therefore, machine learning is used to build a more dynamic stress assessment model. Machine learning can capture complex nonlinear relationships among HRV parameters during stress-inducing tasks, adapts to individual stress response variations, and provides real-time stress level predictions. Furthermore, machine learning models can integrate temporal patterns in HRV data to achieve nuanced stress level assessment. This study examines the feasibility of PPG signals and validates the developed stress model. The RR intervals derived from PPG signals were highly positively correlated with those from electrocardiography signals (correlation coefficient</w:instrText>
-      </w:r>
-      <w:r>
-        <w:rPr>
-          <w:rFonts w:ascii="Arial" w:hAnsi="Arial" w:cs="Arial"/>
-        </w:rPr>
-        <w:instrText> </w:instrText>
-      </w:r>
-      <w:r>
-        <w:instrText>=</w:instrText>
-      </w:r>
-      <w:r>
-        <w:rPr>
-          <w:rFonts w:ascii="Arial" w:hAnsi="Arial" w:cs="Arial"/>
-        </w:rPr>
-        <w:instrText> </w:instrText>
-      </w:r>
-      <w:r>
-        <w:instrText>0.9920, R-squared</w:instrText>
-      </w:r>
-      <w:r>
-        <w:rPr>
-          <w:rFonts w:ascii="Arial" w:hAnsi="Arial" w:cs="Arial"/>
-        </w:rPr>
-        <w:instrText> </w:instrText>
-      </w:r>
-      <w:r>
-        <w:instrText>=</w:instrText>
-      </w:r>
-      <w:r>
-        <w:rPr>
-          <w:rFonts w:ascii="Arial" w:hAnsi="Arial" w:cs="Arial"/>
-        </w:rPr>
-        <w:instrText> </w:instrText>
-      </w:r>
-      <w:r>
-        <w:instrText>0.9837); this confirms the usability of PPG signals for HRV analysis. The stress model is constructed via the open-source Swell dataset. In the experiments, participants complete the Depression Anxiety Stress Scales-21-Chinese (DASS-21-C) questionnaire to quantify levels of depression, anxiety, and stress over a week. Baseline and stress-state PPG data are collected, converted into HRV values, and input into the model for stress quantification. The Stroop test is used to elicit stress responses. After the experiment, the DASS-21-C stress scores were compared with the model's baseline, stress state, and combined scores. The highest correlation was observed between the model's baseline score and the DASS-21-C stress score (correlation coefficient</w:instrText>
-      </w:r>
-      <w:r>
-        <w:rPr>
-          <w:rFonts w:ascii="Arial" w:hAnsi="Arial" w:cs="Arial"/>
-        </w:rPr>
-        <w:instrText> </w:instrText>
-      </w:r>
-      <w:r>
-        <w:instrText>=</w:instrText>
-      </w:r>
-      <w:r>
-        <w:rPr>
-          <w:rFonts w:ascii="Arial" w:hAnsi="Arial" w:cs="Arial"/>
-        </w:rPr>
-        <w:instrText> </w:instrText>
-      </w:r>
-      <w:r>
-        <w:instrText>0.92, R-squared</w:instrText>
-      </w:r>
-      <w:r>
-        <w:rPr>
-          <w:rFonts w:ascii="Arial" w:hAnsi="Arial" w:cs="Arial"/>
-        </w:rPr>
-        <w:instrText> </w:instrText>
-      </w:r>
-      <w:r>
-        <w:instrText>=</w:instrText>
-      </w:r>
-      <w:r>
-        <w:rPr>
-          <w:rFonts w:ascii="Arial" w:hAnsi="Arial" w:cs="Arial"/>
-        </w:rPr>
-        <w:instrText>  </w:instrText>
-      </w:r>
-      <w:r>
-        <w:instrText xml:space="preserve">0.8457), supporting the model's psychological significance in quantifying everyday stress. HRV parameter changes across experimental phases are discussed as well as sex differences in stress responses. In the future, this device may be applied in clinical scenarios for further validation and could be integrated with additional physiological indicators for broader application in daily health management and stress warning systems.","container-title":"APL Bioengineering","DOI":"10.1063/5.0256590","ISSN":"2473-2877","issue":"2","language":"en","page":"026103","source":"DOI.org (Crossref)","title":"Photoplethysmography-based HRV analysis and machine learning for real-time stress quantification in mental health applications","volume":"9","author":[{"family":"Tsai","given":"Ying-Ying"},{"family":"Chen","given":"Yu-Jie"},{"family":"Lin","given":"Yen-Feng"},{"family":"Hsiao","given":"Fan-Chi"},{"family":"Hsu","given":"Ching-Han"},{"family":"Liao","given":"Lun-De"}],"issued":{"date-parts":[["2025",6,1]]}}},{"id":281,"uris":["http://zotero.org/users/19683069/items/QMFWNQNP"],"itemData":{"id":281,"type":"article-journal","abstract":"Background\n              Cardiovascular disease not only occurs in the elderly but also tends to become a common social health problem. Considering the fast pace of modern life, quantified heart rate variability (HRV) indicators combined with the convenience of wearable devices are of great significance for intelligent telemedicine. To quantify the changes in human mental state, this article proposes an improved differential threshold algorithm for R-wave detection and recognition of electrocardiogram (ECG) signals.\n            \n            \n              Methods\n              HRV is a specific quantitative indicator of autonomic nerve regulation of the heart. The recognition rate is increased by improving the starting position of R wave and the time-window function of the traditional differential threshold method. The experimental platform is a wearable sign monitoring system constructed based on body area networks (BAN) technology. Analytic hierarchy process (AHP) is used to construct the mental stress assessment model, the weight judgment matrix is constructed according to the influence degree of HRV analysis parameters on mental stress, and the consistency check is carried out to obtain the weight value of the corresponding HRV analysis parameters.\n            \n            \n              Results\n              Experimental results show that the recognition rate of R wave of real-time 5 min ECG data collected by this algorithm is &amp;gt;99%. The comprehensive index of HRV based on weight matrix can greatly reduce the deviation caused by the measurement error of each parameter. Compared with traditional characteristic wave recognition algorithms, the proposed algorithm simplifies the process, has high real-time performance, and is suitable for wearable analysis devices with low-configuration requirements.\n            \n            \n              Conclusion\n              Our algorithm can describe the mental stress of the body quantitatively and meet the requirements of application demonstration.","container-title":"Frontiers in Cardiovascular Medicine","DOI":"10.3389/fcvm.2022.930745","ISSN":"2297-055X","journalAbbreviation":"Front. Cardiovasc. Med.","page":"930745","source":"DOI.org (Crossref)","title":"Quantitative analysis of heart rate variability parameter and mental stress index","volume":"9","author":[{"family":"Luo","given":"Jiasai"},{"family":"Zhang","given":"Guo"},{"family":"Su","given":"Yiwei"},{"family":"Lu","given":"Yi"},{"family":"Pang","given":"Yu"},{"family":"Wang","given":"Yuanfa"},{"family":"Wang","given":"Huiqian"},{"family":"Cui","given":"Kunfeng"},{"family":"Jiang","given":"Yuhao"},{"family":"Zhong","given":"Lisha"},{"family":"Huang","given":"Zhiwei"}],"issued":{"date-parts":[["2022",7,25]]}}}],"schema":"https://github.com/citation-style-language/schema/raw/master/csl-citation.json"} </w:instrText>
+        <w:instrText xml:space="preserve"> ADDIN ZOTERO_ITEM CSL_CITATION {"citationID":"tBmoSZKX","properties":{"unsorted":false,"formattedCitation":"[1]","plainCitation":"[1]","noteIndex":0},"citationItems":[{"id":244,"uris":["http://zotero.org/users/19683069/items/44U4YJ92"],"itemData":{"id":244,"type":"article-journal","abstract":"Beyond its use in the clinical environment, the photoplethysmogram is increasingly used for the purpose of measuring the physiological state of an individual in daily life. This review aims to examine existing research of the photoplethysmogram concerning its generation mechanisms, measurement principles, clinical applications, noise definition, pre-processing techniques, feature detection techniques, and post-processing techniques for photoplethysmogram processing, especially from an engineering point of view. We performed an extensive search of the PubMed, Google Scholar, Institute of Electrical and Electronics Engineers (IEEE), ScienceDirect, and Web of Science databases. The exclusion conditions did not include the year of publication, but articles not published in English were excluded. Based on 118 articles, we identified four main topics of enabling the PPG: (A) PPG waveform, (B) PPG features and clinical applications, including basic features based on the original PPG waveform, combined features of the PPG, and derivative features of the PPG, (C) PPG noise, including motion artifact baseline wandering and hypoperfusion, and (D) PPG signal processing, including PPG preprocessing, PPG peak detection, and signal quality index. The application field of the photoplethysmogram has been extending beyond the clinical to the mobile environment. Although there is no standardized preprocessing pipeline for PPG signal processing, as PPG data is acquired and accumulated in various ways, the recently proposed machine learning-based method is expected to offer a promising solution.","container-title":"Frontiers in Physiology","DOI":"10.3389/fphys.2021.808451","ISSN":"1664-042X","journalAbbreviation":"Front. Physiol.","language":"English","publisher":"Frontiers","source":"Frontiers","title":"Photoplethysmogram Analysis and Applications: An Integrative Review","title-short":"Photoplethysmogram Analysis and Applications","URL":"https://www.frontiersin.org/journals/physiology/articles/10.3389/fphys.2021.808451/full","volume":"12","author":[{"family":"Park","given":"Junyung"},{"family":"Seok","given":"Hyeon Seok"},{"family":"Kim","given":"Sang-Su"},{"family":"Shin","given":"Hangsik"}],"accessed":{"date-parts":[["2026",7,26]]},"issued":{"date-parts":[["2022",3,1]]}}}],"schema":"https://github.com/citation-style-language/schema/raw/master/csl-citation.json"} </w:instrText>
       </w:r>
       <w:r>
         <w:fldChar w:fldCharType="separate"/>
@@ -6309,19 +6852,19 @@
         <w:rPr>
           <w:rFonts w:ascii="Aptos" w:hAnsi="Aptos"/>
         </w:rPr>
-        <w:t>[18], [19]</w:t>
+        <w:t>[1]</w:t>
       </w:r>
       <w:r>
         <w:fldChar w:fldCharType="end"/>
       </w:r>
       <w:r>
-        <w:t>. On the rule-based side, Luo et al.</w:t>
+        <w:t>. These motion artifacts corrupt the optical signal and introduce missing data, which can lead to estimation errors in both calculated heart rate and ultra-short-term heart rate variability metrics</w:t>
       </w:r>
       <w:r>
         <w:fldChar w:fldCharType="begin"/>
       </w:r>
       <w:r>
-        <w:instrText xml:space="preserve"> ADDIN ZOTERO_ITEM CSL_CITATION {"citationID":"ePyQMDCt","properties":{"unsorted":false,"formattedCitation":"[19]","plainCitation":"[19]","noteIndex":0},"citationItems":[{"id":281,"uris":["http://zotero.org/users/19683069/items/QMFWNQNP"],"itemData":{"id":281,"type":"article-journal","abstract":"Background\n              Cardiovascular disease not only occurs in the elderly but also tends to become a common social health problem. Considering the fast pace of modern life, quantified heart rate variability (HRV) indicators combined with the convenience of wearable devices are of great significance for intelligent telemedicine. To quantify the changes in human mental state, this article proposes an improved differential threshold algorithm for R-wave detection and recognition of electrocardiogram (ECG) signals.\n            \n            \n              Methods\n              HRV is a specific quantitative indicator of autonomic nerve regulation of the heart. The recognition rate is increased by improving the starting position of R wave and the time-window function of the traditional differential threshold method. The experimental platform is a wearable sign monitoring system constructed based on body area networks (BAN) technology. Analytic hierarchy process (AHP) is used to construct the mental stress assessment model, the weight judgment matrix is constructed according to the influence degree of HRV analysis parameters on mental stress, and the consistency check is carried out to obtain the weight value of the corresponding HRV analysis parameters.\n            \n            \n              Results\n              Experimental results show that the recognition rate of R wave of real-time 5 min ECG data collected by this algorithm is &amp;gt;99%. The comprehensive index of HRV based on weight matrix can greatly reduce the deviation caused by the measurement error of each parameter. Compared with traditional characteristic wave recognition algorithms, the proposed algorithm simplifies the process, has high real-time performance, and is suitable for wearable analysis devices with low-configuration requirements.\n            \n            \n              Conclusion\n              Our algorithm can describe the mental stress of the body quantitatively and meet the requirements of application demonstration.","container-title":"Frontiers in Cardiovascular Medicine","DOI":"10.3389/fcvm.2022.930745","ISSN":"2297-055X","journalAbbreviation":"Front. Cardiovasc. Med.","page":"930745","source":"DOI.org (Crossref)","title":"Quantitative analysis of heart rate variability parameter and mental stress index","volume":"9","author":[{"family":"Luo","given":"Jiasai"},{"family":"Zhang","given":"Guo"},{"family":"Su","given":"Yiwei"},{"family":"Lu","given":"Yi"},{"family":"Pang","given":"Yu"},{"family":"Wang","given":"Yuanfa"},{"family":"Wang","given":"Huiqian"},{"family":"Cui","given":"Kunfeng"},{"family":"Jiang","given":"Yuhao"},{"family":"Zhong","given":"Lisha"},{"family":"Huang","given":"Zhiwei"}],"issued":{"date-parts":[["2022",7,25]]}}}],"schema":"https://github.com/citation-style-language/schema/raw/master/csl-citation.json"} </w:instrText>
+        <w:instrText xml:space="preserve"> ADDIN ZOTERO_ITEM CSL_CITATION {"citationID":"jhWE2Exr","properties":{"unsorted":false,"formattedCitation":"[2]","plainCitation":"[2]","noteIndex":0},"citationItems":[{"id":283,"uris":["http://zotero.org/users/19683069/items/7KYT4I8X"],"itemData":{"id":283,"type":"article-journal","abstract":"Application of ultra–short Heart Rate Variability (HRV) is desirable in order to increase the applicability of HRV features to wrist-worn wearable devices equipped with heart rate sensors that are nowadays becoming more and more popular in people’s daily life. This study is focused in particular on the the two most used HRV parameters, i.e., the standard deviation of inter-beat intervals (SDNN) and the root Mean Squared error of successive inter-beat intervals differences (rMSSD). The huge problem of extracting these HRV parameters from wrist-worn devices is that their data are affected by the motion artifacts. For this reason, estimating the error caused by this huge quantity of missing values is fundamental to obtain reliable HRV parameters from these devices. To this aim, we simulate missing values induced by motion artifacts (from 0 to 70%) in an ultra-short time window (i.e., from 4 min to 30 s) by the random walk Gilbert burst model in 22 young healthy subjects. In addition, 30 s and 2 min ultra-short time windows are required to estimate rMSSD and SDNN, respectively. Moreover, due to the fact that ultra-short time window does not permit assessing very low frequencies, and the SDNN is highly affected by these frequencies, the bias for estimating SDNN continues to increase as the time window length decreases. On the contrary, a small error is detected in rMSSD up to 30 s due to the fact that it is highly affected by high frequencies which are possible to be evaluated even if the time window length decreases. Finally, the missing values have a small effect on rMSSD and SDNN estimation. As a matter of fact, the HRV parameter errors increase slightly as the percentage of missing values increase.","container-title":"Sensors","DOI":"10.3390/s20247122","ISSN":"1424-8220","issue":"24","journalAbbreviation":"Sensors","language":"en","page":"7122","source":"DOI.org (Crossref)","title":"Error Estimation of Ultra-Short Heart Rate Variability Parameters: Effect of Missing Data Caused by Motion Artifacts","title-short":"Error Estimation of Ultra-Short Heart Rate Variability Parameters","volume":"20","author":[{"family":"Rossi","given":"Alessio"},{"family":"Pedreschi","given":"Dino"},{"family":"Clifton","given":"David A."},{"family":"Morelli","given":"Davide"}],"issued":{"date-parts":[["2020",12,11]]}}}],"schema":"https://github.com/citation-style-language/schema/raw/master/csl-citation.json"} </w:instrText>
       </w:r>
       <w:r>
         <w:fldChar w:fldCharType="separate"/>
@@ -6330,256 +6873,44 @@
         <w:rPr>
           <w:rFonts w:ascii="Aptos" w:hAnsi="Aptos"/>
         </w:rPr>
-        <w:t>[19]</w:t>
+        <w:t>[2]</w:t>
       </w:r>
       <w:r>
         <w:fldChar w:fldCharType="end"/>
       </w:r>
       <w:r>
-        <w:t xml:space="preserve"> built a purely algorithmic, weighted composite index of heart-rate-variability parameters on a wearable ECG platform. Each parameter was weighted by its known influence on stress, so no single noisy parameter could dominate the score, while </w:t>
-      </w:r>
-      <w:r>
-        <w:lastRenderedPageBreak/>
-        <w:t>keeping the computation light enough for basic wearable hardware</w:t>
-      </w:r>
-      <w:r>
-        <w:fldChar w:fldCharType="begin"/>
-      </w:r>
-      <w:r>
-        <w:instrText xml:space="preserve"> ADDIN ZOTERO_ITEM CSL_CITATION {"citationID":"ALq5RV7F","properties":{"unsorted":false,"formattedCitation":"[19]","plainCitation":"[19]","noteIndex":0},"citationItems":[{"id":281,"uris":["http://zotero.org/users/19683069/items/QMFWNQNP"],"itemData":{"id":281,"type":"article-journal","abstract":"Background\n              Cardiovascular disease not only occurs in the elderly but also tends to become a common social health problem. Considering the fast pace of modern life, quantified heart rate variability (HRV) indicators combined with the convenience of wearable devices are of great significance for intelligent telemedicine. To quantify the changes in human mental state, this article proposes an improved differential threshold algorithm for R-wave detection and recognition of electrocardiogram (ECG) signals.\n            \n            \n              Methods\n              HRV is a specific quantitative indicator of autonomic nerve regulation of the heart. The recognition rate is increased by improving the starting position of R wave and the time-window function of the traditional differential threshold method. The experimental platform is a wearable sign monitoring system constructed based on body area networks (BAN) technology. Analytic hierarchy process (AHP) is used to construct the mental stress assessment model, the weight judgment matrix is constructed according to the influence degree of HRV analysis parameters on mental stress, and the consistency check is carried out to obtain the weight value of the corresponding HRV analysis parameters.\n            \n            \n              Results\n              Experimental results show that the recognition rate of R wave of real-time 5 min ECG data collected by this algorithm is &amp;gt;99%. The comprehensive index of HRV based on weight matrix can greatly reduce the deviation caused by the measurement error of each parameter. Compared with traditional characteristic wave recognition algorithms, the proposed algorithm simplifies the process, has high real-time performance, and is suitable for wearable analysis devices with low-configuration requirements.\n            \n            \n              Conclusion\n              Our algorithm can describe the mental stress of the body quantitatively and meet the requirements of application demonstration.","container-title":"Frontiers in Cardiovascular Medicine","DOI":"10.3389/fcvm.2022.930745","ISSN":"2297-055X","journalAbbreviation":"Front. Cardiovasc. Med.","page":"930745","source":"DOI.org (Crossref)","title":"Quantitative analysis of heart rate variability parameter and mental stress index","volume":"9","author":[{"family":"Luo","given":"Jiasai"},{"family":"Zhang","given":"Guo"},{"family":"Su","given":"Yiwei"},{"family":"Lu","given":"Yi"},{"family":"Pang","given":"Yu"},{"family":"Wang","given":"Yuanfa"},{"family":"Wang","given":"Huiqian"},{"family":"Cui","given":"Kunfeng"},{"family":"Jiang","given":"Yuhao"},{"family":"Zhong","given":"Lisha"},{"family":"Huang","given":"Zhiwei"}],"issued":{"date-parts":[["2022",7,25]]}}}],"schema":"https://github.com/citation-style-language/schema/raw/master/csl-citation.json"} </w:instrText>
-      </w:r>
-      <w:r>
-        <w:fldChar w:fldCharType="separate"/>
-      </w:r>
-      <w:r>
-        <w:rPr>
-          <w:rFonts w:ascii="Aptos" w:hAnsi="Aptos"/>
-        </w:rPr>
-        <w:t>[19]</w:t>
-      </w:r>
-      <w:r>
-        <w:fldChar w:fldCharType="end"/>
-      </w:r>
-      <w:r>
-        <w:t xml:space="preserve">. This is a genuine fallback option if a trained classifier turns out to be too demanding for the target hardware. On the machine-learning side, Tsai et al. </w:t>
-      </w:r>
-      <w:r>
-        <w:fldChar w:fldCharType="begin"/>
-      </w:r>
-      <w:r>
-        <w:instrText xml:space="preserve"> ADDIN ZOTERO_ITEM CSL_CITATION {"citationID":"QIRnAqMK","properties":{"unsorted":false,"formattedCitation":"[18]","plainCitation":"[18]","noteIndex":0},"citationItems":[{"id":300,"uris":["http://zotero.org/users/19683069/items/WFLMTXV4"],"itemData":{"id":300,"type":"article-journal","abstract":"Prolonged exposure to high-stress environments can lead to mental illnesses such as anxiety disorders, depression, and posttraumatic stress disorder. Here, a wearable device utilizing photoplethysmography (PPG) technology is developed to noninvasively measure physiological signals and analyze heart rate variability (HRV) parameters. Traditional normative HRV databases typically do not account for responses induced by specific stressors such as cognitive tasks. Therefore, machine learning is used to build a more dynamic stress assessment model. Machine learning can capture complex nonlinear relationships among HRV parameters during stress-inducing tasks, adapts to individual stress response variations, and provides real-time stress level predictions. Furthermore, machine learning models can integrate temporal patterns in HRV data to achieve nuanced stress level assessment. This study examines the feasibility of PPG signals and validates the developed stress model. The RR intervals derived from PPG signals were highly positively correlated with those from electrocardiography signals (correlation coefficient</w:instrText>
-      </w:r>
-      <w:r>
-        <w:rPr>
-          <w:rFonts w:ascii="Arial" w:hAnsi="Arial" w:cs="Arial"/>
-        </w:rPr>
-        <w:instrText> </w:instrText>
-      </w:r>
-      <w:r>
-        <w:instrText>=</w:instrText>
-      </w:r>
-      <w:r>
-        <w:rPr>
-          <w:rFonts w:ascii="Arial" w:hAnsi="Arial" w:cs="Arial"/>
-        </w:rPr>
-        <w:instrText> </w:instrText>
-      </w:r>
-      <w:r>
-        <w:instrText>0.9920, R-squared</w:instrText>
-      </w:r>
-      <w:r>
-        <w:rPr>
-          <w:rFonts w:ascii="Arial" w:hAnsi="Arial" w:cs="Arial"/>
-        </w:rPr>
-        <w:instrText> </w:instrText>
-      </w:r>
-      <w:r>
-        <w:instrText>=</w:instrText>
-      </w:r>
-      <w:r>
-        <w:rPr>
-          <w:rFonts w:ascii="Arial" w:hAnsi="Arial" w:cs="Arial"/>
-        </w:rPr>
-        <w:instrText> </w:instrText>
-      </w:r>
-      <w:r>
-        <w:instrText>0.9837); this confirms the usability of PPG signals for HRV analysis. The stress model is constructed via the open-source Swell dataset. In the experiments, participants complete the Depression Anxiety Stress Scales-21-Chinese (DASS-21-C) questionnaire to quantify levels of depression, anxiety, and stress over a week. Baseline and stress-state PPG data are collected, converted into HRV values, and input into the model for stress quantification. The Stroop test is used to elicit stress responses. After the experiment, the DASS-21-C stress scores were compared with the model's baseline, stress state, and combined scores. The highest correlation was observed between the model's baseline score and the DASS-21-C stress score (correlation coefficient</w:instrText>
-      </w:r>
-      <w:r>
-        <w:rPr>
-          <w:rFonts w:ascii="Arial" w:hAnsi="Arial" w:cs="Arial"/>
-        </w:rPr>
-        <w:instrText> </w:instrText>
-      </w:r>
-      <w:r>
-        <w:instrText>=</w:instrText>
-      </w:r>
-      <w:r>
-        <w:rPr>
-          <w:rFonts w:ascii="Arial" w:hAnsi="Arial" w:cs="Arial"/>
-        </w:rPr>
-        <w:instrText> </w:instrText>
-      </w:r>
-      <w:r>
-        <w:instrText>0.92, R-squared</w:instrText>
-      </w:r>
-      <w:r>
-        <w:rPr>
-          <w:rFonts w:ascii="Arial" w:hAnsi="Arial" w:cs="Arial"/>
-        </w:rPr>
-        <w:instrText> </w:instrText>
-      </w:r>
-      <w:r>
-        <w:instrText>=</w:instrText>
-      </w:r>
-      <w:r>
-        <w:rPr>
-          <w:rFonts w:ascii="Arial" w:hAnsi="Arial" w:cs="Arial"/>
-        </w:rPr>
-        <w:instrText>  </w:instrText>
-      </w:r>
-      <w:r>
-        <w:instrText xml:space="preserve">0.8457), supporting the model's psychological significance in quantifying everyday stress. HRV parameter changes across experimental phases are discussed as well as sex differences in stress responses. In the future, this device may be applied in clinical scenarios for further validation and could be integrated with additional physiological indicators for broader application in daily health management and stress warning systems.","container-title":"APL Bioengineering","DOI":"10.1063/5.0256590","ISSN":"2473-2877","issue":"2","language":"en","page":"026103","source":"DOI.org (Crossref)","title":"Photoplethysmography-based HRV analysis and machine learning for real-time stress quantification in mental health applications","volume":"9","author":[{"family":"Tsai","given":"Ying-Ying"},{"family":"Chen","given":"Yu-Jie"},{"family":"Lin","given":"Yen-Feng"},{"family":"Hsiao","given":"Fan-Chi"},{"family":"Hsu","given":"Ching-Han"},{"family":"Liao","given":"Lun-De"}],"issued":{"date-parts":[["2025",6,1]]}}}],"schema":"https://github.com/citation-style-language/schema/raw/master/csl-citation.json"} </w:instrText>
-      </w:r>
-      <w:r>
-        <w:fldChar w:fldCharType="separate"/>
-      </w:r>
-      <w:r>
-        <w:rPr>
-          <w:rFonts w:ascii="Aptos" w:hAnsi="Aptos"/>
-        </w:rPr>
-        <w:t>[18]</w:t>
-      </w:r>
-      <w:r>
-        <w:fldChar w:fldCharType="end"/>
-      </w:r>
-      <w:r>
-        <w:t xml:space="preserve"> trained a decision-tree classifier on a 34-parameter heart-rate-variability feature set drawn from the Koldijk et al. SWELL dataset</w:t>
-      </w:r>
-      <w:r>
-        <w:fldChar w:fldCharType="begin"/>
-      </w:r>
-      <w:r>
-        <w:instrText xml:space="preserve"> ADDIN ZOTERO_ITEM CSL_CITATION {"citationID":"bTTriLhU","properties":{"unsorted":false,"formattedCitation":"[33]","plainCitation":"[33]","noteIndex":0},"citationItems":[{"id":327,"uris":["http://zotero.org/users/19683069/items/UE3F93QN"],"itemData":{"id":327,"type":"paper-conference","container-title":"Proceedings of the 16th International Conference on Multimodal Interaction","DOI":"10.1145/2663204.2663257","event-title":"ICMI '14: INTERNATIONAL CONFERENCE ON MULTIMODAL INTERACTION","ISBN":"978-1-4503-2885-2","language":"en","page":"291-298","publisher":"ACM","publisher-place":"Istanbul Turkey","source":"DOI.org (Crossref)","title":"The SWELL Knowledge Work Dataset for Stress and User Modeling Research","URL":"https://dl.acm.org/doi/10.1145/2663204.2663257","author":[{"family":"Koldijk","given":"Saskia"},{"family":"Sappelli","given":"Maya"},{"family":"Verberne","given":"Suzan"},{"family":"Neerincx","given":"Mark A."},{"family":"Kraaij","given":"Wessel"}],"accessed":{"date-parts":[["2026",9,12]]},"issued":{"date-parts":[["2014",11,12]]}}}],"schema":"https://github.com/citation-style-language/schema/raw/master/csl-citation.json"} </w:instrText>
-      </w:r>
-      <w:r>
-        <w:fldChar w:fldCharType="separate"/>
-      </w:r>
-      <w:r>
-        <w:rPr>
-          <w:rFonts w:ascii="Aptos" w:hAnsi="Aptos"/>
-        </w:rPr>
-        <w:t>[33]</w:t>
-      </w:r>
-      <w:r>
-        <w:fldChar w:fldCharType="end"/>
-      </w:r>
-      <w:r>
-        <w:t xml:space="preserve">, and validated it against psychological questionnaire scores. The model reached 99.96% classification accuracy under lab conditions, with precision, recall, and F1 all around 0.999, and was compared directly against several alternatives on related tasks: a support vector machine (79.54%), a decision tree using voice and skin-conductance data instead of HRV (92.60%), a random forest (90.01%), and a convolutional neural network (94.8%) </w:t>
-      </w:r>
-      <w:r>
-        <w:fldChar w:fldCharType="begin"/>
-      </w:r>
-      <w:r>
-        <w:instrText xml:space="preserve"> ADDIN ZOTERO_ITEM CSL_CITATION {"citationID":"G07Dn1Iq","properties":{"unsorted":false,"formattedCitation":"[18]","plainCitation":"[18]","noteIndex":0},"citationItems":[{"id":300,"uris":["http://zotero.org/users/19683069/items/WFLMTXV4"],"itemData":{"id":300,"type":"article-journal","abstract":"Prolonged exposure to high-stress environments can lead to mental illnesses such as anxiety disorders, depression, and posttraumatic stress disorder. Here, a wearable device utilizing photoplethysmography (PPG) technology is developed to noninvasively measure physiological signals and analyze heart rate variability (HRV) parameters. Traditional normative HRV databases typically do not account for responses induced by specific stressors such as cognitive tasks. Therefore, machine learning is used to build a more dynamic stress assessment model. Machine learning can capture complex nonlinear relationships among HRV parameters during stress-inducing tasks, adapts to individual stress response variations, and provides real-time stress level predictions. Furthermore, machine learning models can integrate temporal patterns in HRV data to achieve nuanced stress level assessment. This study examines the feasibility of PPG signals and validates the developed stress model. The RR intervals derived from PPG signals were highly positively correlated with those from electrocardiography signals (correlation coefficient</w:instrText>
-      </w:r>
-      <w:r>
-        <w:rPr>
-          <w:rFonts w:ascii="Arial" w:hAnsi="Arial" w:cs="Arial"/>
-        </w:rPr>
-        <w:instrText> </w:instrText>
-      </w:r>
-      <w:r>
-        <w:instrText>=</w:instrText>
-      </w:r>
-      <w:r>
-        <w:rPr>
-          <w:rFonts w:ascii="Arial" w:hAnsi="Arial" w:cs="Arial"/>
-        </w:rPr>
-        <w:instrText> </w:instrText>
-      </w:r>
-      <w:r>
-        <w:instrText>0.9920, R-squared</w:instrText>
-      </w:r>
-      <w:r>
-        <w:rPr>
-          <w:rFonts w:ascii="Arial" w:hAnsi="Arial" w:cs="Arial"/>
-        </w:rPr>
-        <w:instrText> </w:instrText>
-      </w:r>
-      <w:r>
-        <w:instrText>=</w:instrText>
-      </w:r>
-      <w:r>
-        <w:rPr>
-          <w:rFonts w:ascii="Arial" w:hAnsi="Arial" w:cs="Arial"/>
-        </w:rPr>
-        <w:instrText> </w:instrText>
-      </w:r>
-      <w:r>
-        <w:instrText>0.9837); this confirms the usability of PPG signals for HRV analysis. The stress model is constructed via the open-source Swell dataset. In the experiments, participants complete the Depression Anxiety Stress Scales-21-Chinese (DASS-21-C) questionnaire to quantify levels of depression, anxiety, and stress over a week. Baseline and stress-state PPG data are collected, converted into HRV values, and input into the model for stress quantification. The Stroop test is used to elicit stress responses. After the experiment, the DASS-21-C stress scores were compared with the model's baseline, stress state, and combined scores. The highest correlation was observed between the model's baseline score and the DASS-21-C stress score (correlation coefficient</w:instrText>
-      </w:r>
-      <w:r>
-        <w:rPr>
-          <w:rFonts w:ascii="Arial" w:hAnsi="Arial" w:cs="Arial"/>
-        </w:rPr>
-        <w:instrText> </w:instrText>
-      </w:r>
-      <w:r>
-        <w:instrText>=</w:instrText>
-      </w:r>
-      <w:r>
-        <w:rPr>
-          <w:rFonts w:ascii="Arial" w:hAnsi="Arial" w:cs="Arial"/>
-        </w:rPr>
-        <w:instrText> </w:instrText>
-      </w:r>
-      <w:r>
-        <w:instrText>0.92, R-squared</w:instrText>
-      </w:r>
-      <w:r>
-        <w:rPr>
-          <w:rFonts w:ascii="Arial" w:hAnsi="Arial" w:cs="Arial"/>
-        </w:rPr>
-        <w:instrText> </w:instrText>
-      </w:r>
-      <w:r>
-        <w:instrText>=</w:instrText>
-      </w:r>
-      <w:r>
-        <w:rPr>
-          <w:rFonts w:ascii="Arial" w:hAnsi="Arial" w:cs="Arial"/>
-        </w:rPr>
-        <w:instrText>  </w:instrText>
-      </w:r>
-      <w:r>
-        <w:instrText xml:space="preserve">0.8457), supporting the model's psychological significance in quantifying everyday stress. HRV parameter changes across experimental phases are discussed as well as sex differences in stress responses. In the future, this device may be applied in clinical scenarios for further validation and could be integrated with additional physiological indicators for broader application in daily health management and stress warning systems.","container-title":"APL Bioengineering","DOI":"10.1063/5.0256590","ISSN":"2473-2877","issue":"2","language":"en","page":"026103","source":"DOI.org (Crossref)","title":"Photoplethysmography-based HRV analysis and machine learning for real-time stress quantification in mental health applications","volume":"9","author":[{"family":"Tsai","given":"Ying-Ying"},{"family":"Chen","given":"Yu-Jie"},{"family":"Lin","given":"Yen-Feng"},{"family":"Hsiao","given":"Fan-Chi"},{"family":"Hsu","given":"Ching-Han"},{"family":"Liao","given":"Lun-De"}],"issued":{"date-parts":[["2025",6,1]]}}}],"schema":"https://github.com/citation-style-language/schema/raw/master/csl-citation.json"} </w:instrText>
-      </w:r>
-      <w:r>
-        <w:fldChar w:fldCharType="separate"/>
-      </w:r>
-      <w:r>
-        <w:rPr>
-          <w:rFonts w:ascii="Aptos" w:hAnsi="Aptos"/>
-        </w:rPr>
-        <w:t>[18]</w:t>
-      </w:r>
-      <w:r>
-        <w:fldChar w:fldCharType="end"/>
-      </w:r>
-      <w:r>
-        <w:t>. Tsai et al.’s classifier organises stress states either no stress, moderate stress or severe stress.</w:t>
+        <w:t xml:space="preserve">. This is why a more conservative accuracy target is chosen as 70% </w:t>
+      </w:r>
+      <w:r>
+        <w:rPr>
+          <w:b/>
+          <w:bCs/>
+        </w:rPr>
+        <w:t xml:space="preserve">after </w:t>
+      </w:r>
+      <w:r>
+        <w:t xml:space="preserve">mitigation of MA’s and 65% </w:t>
+      </w:r>
+      <w:r>
+        <w:rPr>
+          <w:b/>
+          <w:bCs/>
+        </w:rPr>
+        <w:t xml:space="preserve">before </w:t>
+      </w:r>
+      <w:r>
+        <w:t>mitigation is implemented. It is also why, of the two approaches mentioned prior, the decision tree is a better consideration for this project specifically: it combines the lightest computational complexity of the machine-learning options tested with accuracy that matches or exceeds heavier alternatives.</w:t>
       </w:r>
     </w:p>
     <w:p>
       <w:r>
-        <w:t xml:space="preserve">All of these alternatives’ accuracies were obtained on carefully curated datasets rather than real-world wearable data. PPG is sensitive to physical movement which makes it highly vulnerable to motion artifacts in wearable applications </w:t>
+        <w:t>The specification that a local alert be sent within 60s (seconds) of extreme stress identification fits with the minimum window lengths shown to give reliable ultra-short-term heart-rate-variability estimates</w:t>
       </w:r>
       <w:r>
         <w:fldChar w:fldCharType="begin"/>
       </w:r>
       <w:r>
-        <w:instrText xml:space="preserve"> ADDIN ZOTERO_ITEM CSL_CITATION {"citationID":"tBmoSZKX","properties":{"unsorted":false,"formattedCitation":"[1]","plainCitation":"[1]","noteIndex":0},"citationItems":[{"id":244,"uris":["http://zotero.org/users/19683069/items/44U4YJ92"],"itemData":{"id":244,"type":"article-journal","abstract":"Beyond its use in the clinical environment, the photoplethysmogram is increasingly used for the purpose of measuring the physiological state of an individual in daily life. This review aims to examine existing research of the photoplethysmogram concerning its generation mechanisms, measurement principles, clinical applications, noise definition, pre-processing techniques, feature detection techniques, and post-processing techniques for photoplethysmogram processing, especially from an engineering point of view. We performed an extensive search of the PubMed, Google Scholar, Institute of Electrical and Electronics Engineers (IEEE), ScienceDirect, and Web of Science databases. The exclusion conditions did not include the year of publication, but articles not published in English were excluded. Based on 118 articles, we identified four main topics of enabling the PPG: (A) PPG waveform, (B) PPG features and clinical applications, including basic features based on the original PPG waveform, combined features of the PPG, and derivative features of the PPG, (C) PPG noise, including motion artifact baseline wandering and hypoperfusion, and (D) PPG signal processing, including PPG preprocessing, PPG peak detection, and signal quality index. The application field of the photoplethysmogram has been extending beyond the clinical to the mobile environment. Although there is no standardized preprocessing pipeline for PPG signal processing, as PPG data is acquired and accumulated in various ways, the recently proposed machine learning-based method is expected to offer a promising solution.","container-title":"Frontiers in Physiology","DOI":"10.3389/fphys.2021.808451","ISSN":"1664-042X","journalAbbreviation":"Front. Physiol.","language":"English","publisher":"Frontiers","source":"Frontiers","title":"Photoplethysmogram Analysis and Applications: An Integrative Review","title-short":"Photoplethysmogram Analysis and Applications","URL":"https://www.frontiersin.org/journals/physiology/articles/10.3389/fphys.2021.808451/full","volume":"12","author":[{"family":"Park","given":"Junyung"},{"family":"Seok","given":"Hyeon Seok"},{"family":"Kim","given":"Sang-Su"},{"family":"Shin","given":"Hangsik"}],"accessed":{"date-parts":[["2026",7,26]]},"issued":{"date-parts":[["2022",3,1]]}}}],"schema":"https://github.com/citation-style-language/schema/raw/master/csl-citation.json"} </w:instrText>
+        <w:instrText xml:space="preserve"> ADDIN ZOTERO_ITEM CSL_CITATION {"citationID":"LpwvJskj","properties":{"unsorted":false,"formattedCitation":"[21]","plainCitation":"[21]","noteIndex":0},"citationItems":[{"id":288,"uris":["http://zotero.org/users/19683069/items/9EAYPDKY"],"itemData":{"id":288,"type":"paper-conference","container-title":"2007 29th Annual International Conference of the IEEE Engineering in Medicine and Biology Society","DOI":"10.1109/IEMBS.2007.4353378","event-title":"2007 29th Annual International Conference of the IEEE Engineering in Medicine and Biology Society","ISBN":"978-1-4244-0787-3","ISSN":"1557-170X","page":"4656-4659","publisher":"IEEE","publisher-place":"Lyon, France","source":"DOI.org (Crossref)","title":"Ultra Short Term Analysis of Heart Rate Variability for Monitoring Mental Stress in Mobile Settings","URL":"http://ieeexplore.ieee.org/document/4353378/","author":[{"family":"Salahuddin","given":"Lizawati"},{"family":"Cho","given":"Jaegeol"},{"family":"Jeong","given":"Myeong Gi"},{"family":"Kim","given":"Desok"}],"accessed":{"date-parts":[["2026",8,25]]},"issued":{"date-parts":[["2007",8]]}}}],"schema":"https://github.com/citation-style-language/schema/raw/master/csl-citation.json"} </w:instrText>
       </w:r>
       <w:r>
         <w:fldChar w:fldCharType="separate"/>
@@ -6588,65 +6919,24 @@
         <w:rPr>
           <w:rFonts w:ascii="Aptos" w:hAnsi="Aptos"/>
         </w:rPr>
-        <w:t>[1]</w:t>
+        <w:t>[21]</w:t>
       </w:r>
       <w:r>
         <w:fldChar w:fldCharType="end"/>
       </w:r>
       <w:r>
-        <w:t>. These motion artifacts corrupt the optical signal and introduce missing data, which can lead to estimation errors in both calculated heart rate and ultra-short-term heart rate variability metrics</w:t>
-      </w:r>
-      <w:r>
-        <w:fldChar w:fldCharType="begin"/>
-      </w:r>
-      <w:r>
-        <w:instrText xml:space="preserve"> ADDIN ZOTERO_ITEM CSL_CITATION {"citationID":"jhWE2Exr","properties":{"unsorted":false,"formattedCitation":"[2]","plainCitation":"[2]","noteIndex":0},"citationItems":[{"id":283,"uris":["http://zotero.org/users/19683069/items/7KYT4I8X"],"itemData":{"id":283,"type":"article-journal","abstract":"Application of ultra–short Heart Rate Variability (HRV) is desirable in order to increase the applicability of HRV features to wrist-worn wearable devices equipped with heart rate sensors that are nowadays becoming more and more popular in people’s daily life. This study is focused in particular on the the two most used HRV parameters, i.e., the standard deviation of inter-beat intervals (SDNN) and the root Mean Squared error of successive inter-beat intervals differences (rMSSD). The huge problem of extracting these HRV parameters from wrist-worn devices is that their data are affected by the motion artifacts. For this reason, estimating the error caused by this huge quantity of missing values is fundamental to obtain reliable HRV parameters from these devices. To this aim, we simulate missing values induced by motion artifacts (from 0 to 70%) in an ultra-short time window (i.e., from 4 min to 30 s) by the random walk Gilbert burst model in 22 young healthy subjects. In addition, 30 s and 2 min ultra-short time windows are required to estimate rMSSD and SDNN, respectively. Moreover, due to the fact that ultra-short time window does not permit assessing very low frequencies, and the SDNN is highly affected by these frequencies, the bias for estimating SDNN continues to increase as the time window length decreases. On the contrary, a small error is detected in rMSSD up to 30 s due to the fact that it is highly affected by high frequencies which are possible to be evaluated even if the time window length decreases. Finally, the missing values have a small effect on rMSSD and SDNN estimation. As a matter of fact, the HRV parameter errors increase slightly as the percentage of missing values increase.","container-title":"Sensors","DOI":"10.3390/s20247122","ISSN":"1424-8220","issue":"24","journalAbbreviation":"Sensors","language":"en","page":"7122","source":"DOI.org (Crossref)","title":"Error Estimation of Ultra-Short Heart Rate Variability Parameters: Effect of Missing Data Caused by Motion Artifacts","title-short":"Error Estimation of Ultra-Short Heart Rate Variability Parameters","volume":"20","author":[{"family":"Rossi","given":"Alessio"},{"family":"Pedreschi","given":"Dino"},{"family":"Clifton","given":"David A."},{"family":"Morelli","given":"Davide"}],"issued":{"date-parts":[["2020",12,11]]}}}],"schema":"https://github.com/citation-style-language/schema/raw/master/csl-citation.json"} </w:instrText>
-      </w:r>
-      <w:r>
-        <w:fldChar w:fldCharType="separate"/>
-      </w:r>
-      <w:r>
-        <w:rPr>
-          <w:rFonts w:ascii="Aptos" w:hAnsi="Aptos"/>
-        </w:rPr>
-        <w:t>[2]</w:t>
-      </w:r>
-      <w:r>
-        <w:fldChar w:fldCharType="end"/>
-      </w:r>
-      <w:r>
-        <w:t xml:space="preserve">. This is why a more conservative accuracy target is chosen as 70% </w:t>
-      </w:r>
-      <w:r>
-        <w:rPr>
-          <w:b/>
-          <w:bCs/>
-        </w:rPr>
-        <w:t xml:space="preserve">after </w:t>
-      </w:r>
-      <w:r>
-        <w:t xml:space="preserve">mitigation of MA’s and 65% </w:t>
-      </w:r>
-      <w:r>
-        <w:rPr>
-          <w:b/>
-          <w:bCs/>
-        </w:rPr>
-        <w:t xml:space="preserve">before </w:t>
-      </w:r>
-      <w:r>
-        <w:t>mitigation is implemented. It is also why, of the two approaches mentioned prior, the decision tree is a better consideration for this project specifically: it combines the lightest computational complexity of the machine-learning options tested with accuracy that matches or exceeds heavier alternatives.</w:t>
+        <w:t>: heart rate itself can be reliably estimated within about 10s, and the full set of frequency-domain features, including the LF/HF ratio, within about 50s. This leaves a workable margin of 10s for computing features, classifying stress, and sending the alert. For severe stress, the same 10s margin is used to trigger alerts after a heart rate that differs by 20% from the baseline is sustained during the “alarm window”.</w:t>
       </w:r>
     </w:p>
     <w:p>
       <w:r>
-        <w:t>The specification that a local alert be sent within 60s (seconds) of extreme stress identification fits with the minimum window lengths shown to give reliable ultra-short-term heart-rate-variability estimates</w:t>
+        <w:t xml:space="preserve">The choice to trigger 5–10 seconds of vibration feedback also fits with what is known about how reliably people notice such alerts, even under high mental or physical load - a study on driver alerting found that a vibration lasting longer than about 3 seconds was accurately noticed under all tested conditions, including high-stress driving, while shorter or paused pulses were often misread </w:t>
       </w:r>
       <w:r>
         <w:fldChar w:fldCharType="begin"/>
       </w:r>
       <w:r>
-        <w:instrText xml:space="preserve"> ADDIN ZOTERO_ITEM CSL_CITATION {"citationID":"LpwvJskj","properties":{"unsorted":false,"formattedCitation":"[21]","plainCitation":"[21]","noteIndex":0},"citationItems":[{"id":288,"uris":["http://zotero.org/users/19683069/items/9EAYPDKY"],"itemData":{"id":288,"type":"paper-conference","container-title":"2007 29th Annual International Conference of the IEEE Engineering in Medicine and Biology Society","DOI":"10.1109/IEMBS.2007.4353378","event-title":"2007 29th Annual International Conference of the IEEE Engineering in Medicine and Biology Society","ISBN":"978-1-4244-0787-3","ISSN":"1557-170X","page":"4656-4659","publisher":"IEEE","publisher-place":"Lyon, France","source":"DOI.org (Crossref)","title":"Ultra Short Term Analysis of Heart Rate Variability for Monitoring Mental Stress in Mobile Settings","URL":"http://ieeexplore.ieee.org/document/4353378/","author":[{"family":"Salahuddin","given":"Lizawati"},{"family":"Cho","given":"Jaegeol"},{"family":"Jeong","given":"Myeong Gi"},{"family":"Kim","given":"Desok"}],"accessed":{"date-parts":[["2026",8,25]]},"issued":{"date-parts":[["2007",8]]}}}],"schema":"https://github.com/citation-style-language/schema/raw/master/csl-citation.json"} </w:instrText>
+        <w:instrText xml:space="preserve"> ADDIN ZOTERO_ITEM CSL_CITATION {"citationID":"V4xcMQeG","properties":{"unsorted":false,"formattedCitation":"[34]","plainCitation":"[34]","noteIndex":0},"citationItems":[{"id":323,"uris":["http://zotero.org/users/19683069/items/35EYMPWS"],"itemData":{"id":323,"type":"patent","authority":"United States","call-number":"US11626097","language":"en","number":"US7692552B2","title":"Method and system for improving driver safety and situational awareness","URL":"https://patents.google.com/patent/US7692552B2/en","author":[{"family":"Harrington","given":"Nathan J."},{"family":"Narayanaswami","given":"Chandrasekhar"}],"accessed":{"date-parts":[["2026",9,12]]},"issued":{"date-parts":[["2010",4,6]]},"submitted":{"date-parts":[["2007",1,23]]}}}],"schema":"https://github.com/citation-style-language/schema/raw/master/csl-citation.json"} </w:instrText>
       </w:r>
       <w:r>
         <w:fldChar w:fldCharType="separate"/>
@@ -6655,54 +6945,28 @@
         <w:rPr>
           <w:rFonts w:ascii="Aptos" w:hAnsi="Aptos"/>
         </w:rPr>
-        <w:t>[21]</w:t>
+        <w:t>[34]</w:t>
       </w:r>
       <w:r>
         <w:fldChar w:fldCharType="end"/>
       </w:r>
       <w:r>
-        <w:t>: heart rate itself can be reliably estimated within about 10s, and the full set of frequency-domain features, including the LF/HF ratio, within about 50s. This leaves a workable margin of 10s for computing features, classifying stress, and sending the alert. For severe stress, the same 10s margin is used to trigger alerts after a heart rate that differs by 20% from the baseline is sustained during the “alarm window”.</w:t>
+        <w:t>. The same reasoning is used for the 5-10s of audible alerts.</w:t>
       </w:r>
     </w:p>
     <w:p>
       <w:r>
-        <w:t xml:space="preserve">The choice to trigger 5–10 seconds of vibration feedback also fits with what is known about how reliably people notice such alerts, even under high mental or physical load - a study on driver alerting found that a vibration lasting longer than about 3 seconds was accurately noticed under all tested conditions, including high-stress driving, while shorter or paused pulses were often misread </w:t>
-      </w:r>
-      <w:r>
-        <w:fldChar w:fldCharType="begin"/>
-      </w:r>
-      <w:r>
-        <w:instrText xml:space="preserve"> ADDIN ZOTERO_ITEM CSL_CITATION {"citationID":"V4xcMQeG","properties":{"unsorted":false,"formattedCitation":"[36]","plainCitation":"[36]","noteIndex":0},"citationItems":[{"id":323,"uris":["http://zotero.org/users/19683069/items/35EYMPWS"],"itemData":{"id":323,"type":"patent","authority":"United States","call-number":"US11626097","language":"en","number":"US7692552B2","title":"Method and system for improving driver safety and situational awareness","URL":"https://patents.google.com/patent/US7692552B2/en","author":[{"family":"Harrington","given":"Nathan J."},{"family":"Narayanaswami","given":"Chandrasekhar"}],"accessed":{"date-parts":[["2026",9,12]]},"issued":{"date-parts":[["2010",4,6]]},"submitted":{"date-parts":[["2007",1,23]]}}}],"schema":"https://github.com/citation-style-language/schema/raw/master/csl-citation.json"} </w:instrText>
-      </w:r>
-      <w:r>
-        <w:fldChar w:fldCharType="separate"/>
-      </w:r>
-      <w:r>
-        <w:rPr>
-          <w:rFonts w:ascii="Aptos" w:hAnsi="Aptos"/>
-        </w:rPr>
-        <w:t>[36]</w:t>
-      </w:r>
-      <w:r>
-        <w:fldChar w:fldCharType="end"/>
-      </w:r>
-      <w:r>
-        <w:t>. The same reasoning is used for the 5-10s of audible alerts.</w:t>
-      </w:r>
-    </w:p>
-    <w:p>
-      <w:r>
         <w:rPr>
           <w:highlight w:val="yellow"/>
         </w:rPr>
-        <w:t xml:space="preserve">Taken together, this literature review establishes several criteria that an acceptable solution for this project must satisfy. It must be low-cost and non-invasive, since consumer affordability was identified as a key gap in existing devices; it must sense heart-related metrics using a wearable-compatible modality (PPG rather than ECG) </w:t>
+        <w:t xml:space="preserve">Taken together, this literature review establishes several criteria that an acceptable solution for this project must satisfy. It must be low-cost and non-invasive, since consumer affordability was identified as a key gap in existing devices; it must sense heart-related metrics using a wearable-compatible modality (PPG rather than ECG) while addressing PPG’s known susceptibility to motion artefacts; it must classify stress relative to a personalised baseline rather than a single population-wide threshold, since resting heart rate and HRV vary meaningfully between individuals; it must perform signal processing and classification locally on-device rather than relying on a cloud connection, avoiding the added latency, connectivity dependence and privacy risk of transmitting continuous physiological data off-device; and it must meet defined accuracy and timing targets – heart-rate and stress-classification accuracy of at least 70%, and alert dispatch within 60 seconds of a dangerous state being identified – that remain achievable within the computational constraints of a mobile device. These </w:t>
       </w:r>
       <w:r>
         <w:rPr>
           <w:highlight w:val="yellow"/>
         </w:rPr>
         <w:lastRenderedPageBreak/>
-        <w:t>while addressing PPG’s known susceptibility to motion artefacts; it must classify stress relative to a personalised baseline rather than a single population-wide threshold, since resting heart rate and HRV vary meaningfully between individuals; it must perform signal processing and classification locally on-device rather than relying on a cloud connection, avoiding the added latency, connectivity dependence and privacy risk of transmitting continuous physiological data off-device; and it must meet defined accuracy and timing targets – heart-rate and stress-classification accuracy of at least 70%, and alert dispatch within 60 seconds of a dangerous state being identified – that remain achievable within the computational constraints of a mobile device. These criteria, derived directly from the gaps and trade-offs identified above, inform the requirements and specifications already established and the solution proposed in the following section.</w:t>
+        <w:t>criteria, derived directly from the gaps and trade-offs identified above, inform the requirements and specifications already established and the solution proposed in the following section.</w:t>
       </w:r>
     </w:p>
     <w:p>
@@ -6713,12 +6977,12 @@
           <w:numId w:val="2"/>
         </w:numPr>
       </w:pPr>
-      <w:bookmarkStart w:id="14" w:name="_Toc240213124"/>
-      <w:bookmarkStart w:id="15" w:name="_Toc239699083"/>
+      <w:bookmarkStart w:id="16" w:name="_Toc240213124"/>
+      <w:bookmarkStart w:id="17" w:name="_Toc239699083"/>
       <w:r>
         <w:t>The solution</w:t>
       </w:r>
-      <w:bookmarkEnd w:id="14"/>
+      <w:bookmarkEnd w:id="16"/>
     </w:p>
     <w:p>
       <w:pPr>
@@ -6728,15 +6992,21 @@
           <w:numId w:val="2"/>
         </w:numPr>
       </w:pPr>
-      <w:bookmarkStart w:id="16" w:name="_Toc240213125"/>
+      <w:bookmarkStart w:id="18" w:name="_Toc240213125"/>
       <w:r>
         <w:t>Proposed solution</w:t>
       </w:r>
-      <w:bookmarkEnd w:id="16"/>
+      <w:bookmarkEnd w:id="18"/>
     </w:p>
     <w:p>
       <w:r>
-        <w:t>The proposed solution is a low-cost, wearable heart-health and stress-monitoring system built around a PPG sensor, a mobile application, and a wireless haptic feedback cuff. The PPG sensor is worn continuously and streams optical waveform data over Bluetooth Low Energy to the companion mobile application, which performs signal processing to extract heart rate, respiratory rate and heart rate variability metrics from the incoming signal. These metrics are passed to a lightweight decision-tree classifier running on the mobile device, which determines the wearer’s current stress state using both a personalised heart-rate-deviation-from-baseline rule and the classifier’s HRV-based assessment. Depending on the severity of the detected state, the system escalates its response: moderate stress states trigger a push notification to the user via the mobile application, while severe or extreme states trigger audible alerts from the phone’s speaker and haptic feedback from the wearable cuff, and for the most dangerous states, automatic remote notifications are sent to the user’s pre-selected emergency contacts. This tiered response is intended to keep the wearer informed of their own state while ensuring that, in a genuine emergency, help can be summoned even if the wearer is incapacitated or unable to act themselves.</w:t>
+        <w:t xml:space="preserve">The proposed solution is a low-cost, wearable heart-health and stress-monitoring system built around a PPG sensor, a mobile application, and a wireless haptic feedback cuff. The PPG sensor is worn continuously and streams optical waveform data over Bluetooth Low Energy to the companion mobile application, which performs signal processing to extract heart rate, </w:t>
+      </w:r>
+      <w:r>
+        <w:t>breath rate</w:t>
+      </w:r>
+      <w:r>
+        <w:t xml:space="preserve"> and heart rate variability metrics from the incoming signal. These metrics are passed to a lightweight decision-tree classifier running on the mobile device, which determines the wearer’s current stress state using both a personalised heart-rate-deviation-from-baseline rule and the classifier’s HRV-based assessment. Depending on the severity of the detected state, the system escalates its response: moderate stress states trigger a push notification to the user via the mobile application, while severe or extreme states trigger audible alerts from the phone’s speaker and haptic feedback from the wearable cuff, and for the most dangerous states, automatic remote notifications are sent to the user’s pre-selected emergency contacts. This tiered response is intended to keep the wearer informed of their own state while ensuring that, in a genuine emergency, help can be summoned even if the wearer is incapacitated or unable to act themselves.</w:t>
       </w:r>
     </w:p>
     <w:p>
@@ -6747,23 +7017,23 @@
           <w:numId w:val="2"/>
         </w:numPr>
       </w:pPr>
-      <w:bookmarkStart w:id="17" w:name="_Toc240213126"/>
+      <w:bookmarkStart w:id="19" w:name="_Toc240213126"/>
       <w:r>
         <w:t>Alternative</w:t>
       </w:r>
-      <w:bookmarkEnd w:id="15"/>
+      <w:bookmarkEnd w:id="17"/>
       <w:r>
         <w:t xml:space="preserve"> solutions</w:t>
       </w:r>
-      <w:bookmarkEnd w:id="17"/>
+      <w:bookmarkEnd w:id="19"/>
     </w:p>
     <w:p>
       <w:r>
-        <w:t xml:space="preserve">While the proposed solution uses PPG as its sensing modality, alternative sensing technologies could achieve comparable heart-monitoring capability. Chest-worn ECG straps, provide the clinical-reference electrical signal directly and are less susceptible to motion artefacts than PPG sensors, but require multi-point electrode contact and a chest-strap form factor that is less comfortable for continuous, all-day wear than a wrist- or finger-based PPG sensor. Ballistocardiography and phonocardiography, which </w:t>
+        <w:t xml:space="preserve">While the proposed solution uses PPG as its sensing modality, alternative sensing technologies could achieve comparable heart-monitoring capability. Chest-worn ECG straps, provide the clinical-reference electrical signal directly and are less susceptible to motion artefacts than PPG sensors, but require multi-point electrode contact and a chest-strap form factor that is less comfortable for continuous, all-day wear than a wrist- or finger-based PPG sensor. Ballistocardiography and phonocardiography, which sense the heart’s mechanical motion or acoustic signature respectively, are further non-invasive alternatives, but require more specialised hardware that is not yet mature for low-cost consumer wearables.  On the software side, an alternative to a locally-run mobile application would be a cloud-based analysis pipeline, where raw PPG data is streamed to a remote server for processing and classification. This would allow more computationally demanding models to be used, but introduces a dependency on network connectivity that undermines the system’s reliability during an emergency, along with additional latency and privacy considerations around transmitting continuous physiological data off-device.  Alternative alert mechanisms considered </w:t>
       </w:r>
       <w:r>
         <w:lastRenderedPageBreak/>
-        <w:t xml:space="preserve">sense the heart’s mechanical motion or acoustic signature respectively, are further non-invasive alternatives, but require more specialised hardware that is not yet mature for low-cost consumer wearables.  On the software side, an alternative to a locally-run mobile application would be a cloud-based analysis pipeline, where raw PPG data is streamed to a remote server for processing and classification. This would allow more computationally demanding models to be used, but introduces a dependency on network connectivity that undermines the system’s reliability during an emergency, along with additional latency and privacy considerations around transmitting continuous physiological data off-device.  Alternative alert mechanisms considered include continuous audible-only alerting without haptic feedback. </w:t>
+        <w:t xml:space="preserve">include continuous audible-only alerting without haptic feedback. </w:t>
       </w:r>
       <w:r>
         <w:t>A</w:t>
@@ -6780,22 +7050,22 @@
           <w:numId w:val="2"/>
         </w:numPr>
       </w:pPr>
-      <w:bookmarkStart w:id="18" w:name="_Toc239699084"/>
-      <w:bookmarkStart w:id="19" w:name="_Toc240213127"/>
-      <w:commentRangeStart w:id="20"/>
+      <w:bookmarkStart w:id="20" w:name="_Toc239699084"/>
+      <w:bookmarkStart w:id="21" w:name="_Toc240213127"/>
+      <w:commentRangeStart w:id="22"/>
       <w:r>
         <w:t>Feasibility study</w:t>
       </w:r>
-      <w:bookmarkEnd w:id="18"/>
-      <w:bookmarkEnd w:id="19"/>
-      <w:commentRangeEnd w:id="20"/>
+      <w:bookmarkEnd w:id="20"/>
+      <w:bookmarkEnd w:id="21"/>
+      <w:commentRangeEnd w:id="22"/>
       <w:r>
         <w:rPr>
           <w:rStyle w:val="CommentReference"/>
           <w:sz w:val="32"/>
           <w:szCs w:val="32"/>
         </w:rPr>
-        <w:commentReference w:id="20"/>
+        <w:commentReference w:id="22"/>
       </w:r>
       <w:r>
         <w:t xml:space="preserve"> of proposed solution</w:t>
@@ -6803,11 +7073,13 @@
     </w:p>
     <w:p>
       <w:r>
-        <w:t xml:space="preserve">The feasibility of the proposed solution rests on three considerations: the sensing approach, the computational approach, and the suitability of the training data used for the stress classifier.  Regarding sensing, PPG hardware is inexpensive, already miniaturised for wearable form factors, and well supported by literature describing extraction of heart rate, respiratory rate and HRV metrics from its output, making it feasible to implement without specialised fabrication or clinical-grade hardware.  Regarding the computational approach, a decision tree was selected because it has been shown to achieve accuracy exceeding heavier machine learning alternatives such as random forests and convolutional neural networks, while remaining light enough to run locally on a mobile device rather than requiring a cloud inference service. This directly satisfies the project’s cost and continuous-monitoring requirements, since it removes the need for a persistent network connection or additional server infrastructure, and keeps physiological data on-device.  Regarding training data, the decision tree classifier used in this project is trained on the SWELL knowledge-work dataset, which was collected from participants performing realistic desk-based work tasks under controlled stressors (time pressure and interruptions) while HRV and other physiological signals were recorded. While SWELL was not collected in South Africa specifically, the autonomic stress response that the dataset captures through HRV is not population-specific in the way that, for example, cultural or dietary factors might be: the classifier is trained on the same category of features (time-domain, frequency-domain and nonlinear HRV parameters) that this project also derives from its own PPG-based pipeline, rather than on population-specific absolute baseline values. This makes SWELL a reasonable, cost-free training source for validating the general decision-tree approach. The system’s own personalised baseline heart-rate-deviation method is retained specifically to correct for any individual or population-level differences in resting physiology that a dataset collected elsewhere may not fully capture, which </w:t>
-      </w:r>
-      <w:r>
-        <w:lastRenderedPageBreak/>
-        <w:t>supports the feasibility of deploying a SWELL-trained classifier within a South African context without requiring locally-collected training data before a working prototype can be built.</w:t>
+        <w:t xml:space="preserve">The feasibility of the proposed solution rests on three considerations: the sensing approach, the computational approach, and the suitability of the training data used for the stress classifier.  Regarding sensing, PPG hardware is inexpensive, already miniaturised for wearable form factors, and well supported by literature describing extraction of heart rate, </w:t>
+      </w:r>
+      <w:r>
+        <w:t>breath rate</w:t>
+      </w:r>
+      <w:r>
+        <w:t xml:space="preserve"> and HRV metrics from its output, making it feasible to implement without specialised fabrication or clinical-grade hardware.  Regarding the computational approach, a decision tree was selected because it has been shown to achieve accuracy exceeding heavier machine learning alternatives such as random forests and convolutional neural networks, while remaining light enough to run locally on a mobile device rather than requiring a cloud inference service. This directly satisfies the project’s cost and continuous-monitoring requirements, since it removes the need for a persistent network connection or additional server infrastructure, and keeps physiological data on-device.  Regarding training data, the decision tree classifier used in this project is trained on the SWELL knowledge-work dataset, which was collected from participants performing realistic desk-based work tasks under controlled stressors (time pressure and interruptions) while HRV and other physiological signals were recorded. While SWELL was not collected in South Africa specifically, the autonomic stress response that the dataset captures through HRV is not population-specific in the way that, for example, cultural or dietary factors might be: the classifier is trained on the same category of features (time-domain, frequency-domain and nonlinear HRV parameters) that this project also derives from its own PPG-based pipeline, rather than on population-specific absolute baseline values. This makes SWELL a reasonable, cost-free training source for validating the general decision-tree approach. The system’s own personalised baseline heart-rate-deviation method is retained specifically to correct for any individual or population-level differences in resting physiology that a dataset collected elsewhere may not fully capture, which supports the feasibility of deploying a SWELL-trained classifier within a South African context without requiring locally-collected training data before a working prototype can be built.</w:t>
       </w:r>
     </w:p>
     <w:p>
@@ -6818,13 +7090,13 @@
           <w:numId w:val="2"/>
         </w:numPr>
       </w:pPr>
-      <w:bookmarkStart w:id="21" w:name="_Toc239699085"/>
-      <w:bookmarkStart w:id="22" w:name="_Toc240213128"/>
+      <w:bookmarkStart w:id="23" w:name="_Toc239699085"/>
+      <w:bookmarkStart w:id="24" w:name="_Toc240213128"/>
       <w:r>
         <w:t>Analysis and design of solution</w:t>
       </w:r>
-      <w:bookmarkEnd w:id="21"/>
-      <w:bookmarkEnd w:id="22"/>
+      <w:bookmarkEnd w:id="23"/>
+      <w:bookmarkEnd w:id="24"/>
     </w:p>
     <w:p>
       <w:pPr>
@@ -6834,28 +7106,48 @@
           <w:numId w:val="2"/>
         </w:numPr>
       </w:pPr>
-      <w:bookmarkStart w:id="23" w:name="_Toc240213129"/>
-      <w:bookmarkStart w:id="24" w:name="_Toc239699086"/>
+      <w:bookmarkStart w:id="25" w:name="_Toc240213129"/>
+      <w:bookmarkStart w:id="26" w:name="_Toc239699086"/>
       <w:r>
         <w:t>System design</w:t>
       </w:r>
-      <w:bookmarkEnd w:id="23"/>
+      <w:bookmarkEnd w:id="25"/>
     </w:p>
     <w:p>
+      <w:r>
+        <w:t xml:space="preserve">At a system level, the Vitality Watchdog is organised into three layers: a signal processing layer that converts the raw PPG waveform into heart rate, </w:t>
+      </w:r>
+      <w:r>
+        <w:t>breath rate</w:t>
+      </w:r>
+      <w:r>
+        <w:t xml:space="preserve"> and </w:t>
+      </w:r>
+      <w:r>
+        <w:lastRenderedPageBreak/>
+        <w:t xml:space="preserve">heart rate variability metrics; a data analysis layer that evaluates these metrics using both a personalised baseline-deviation rule for </w:t>
+      </w:r>
+      <w:r>
+        <w:t>HR/</w:t>
+      </w:r>
+      <w:r>
+        <w:t>BR</w:t>
+      </w:r>
+      <w:r>
+        <w:t xml:space="preserve"> and a decision-tree classifier for HRV-based stress classification; and an alert subsystem that escalates the wearer’s classified state into the appropriate user-facing or remote notification. The decision tree was selected over other machine-learning approaches discussed in the Literature Review as it offers accuracy competitive with heavier models while remaining lightweight enough to run locally on a mobile device, avoiding the latency, connectivity dependence and privacy concerns of a cloud-based inference approach.</w:t>
+      </w:r>
+    </w:p>
+    <w:p>
       <w:pPr>
         <w:keepNext/>
         <w:spacing w:after="0" w:line="240" w:lineRule="auto"/>
       </w:pPr>
       <w:r>
-        <w:rPr>
-          <w:noProof/>
-          <w:lang w:eastAsia="en-ZA"/>
-        </w:rPr>
         <w:drawing>
-          <wp:inline distT="0" distB="0" distL="0" distR="0" wp14:anchorId="50E67095" wp14:editId="02BAF24E">
-            <wp:extent cx="6215063" cy="6265836"/>
-            <wp:effectExtent l="0" t="0" r="0" b="0"/>
-            <wp:docPr id="1294853841" name="Picture 4"/>
+          <wp:inline distT="0" distB="0" distL="0" distR="0" wp14:anchorId="410DA8CC" wp14:editId="40532001">
+            <wp:extent cx="5137622" cy="5206429"/>
+            <wp:effectExtent l="0" t="0" r="6350" b="0"/>
+            <wp:docPr id="1979764610" name="Picture 6"/>
             <wp:cNvGraphicFramePr>
               <a:graphicFrameLocks xmlns:a="http://schemas.openxmlformats.org/drawingml/2006/main" noChangeAspect="1"/>
             </wp:cNvGraphicFramePr>
@@ -6863,7 +7155,7 @@
               <a:graphicData uri="http://schemas.openxmlformats.org/drawingml/2006/picture">
                 <pic:pic xmlns:pic="http://schemas.openxmlformats.org/drawingml/2006/picture">
                   <pic:nvPicPr>
-                    <pic:cNvPr id="0" name="Picture 10"/>
+                    <pic:cNvPr id="0" name="Picture 20"/>
                     <pic:cNvPicPr>
                       <a:picLocks noChangeAspect="1" noChangeArrowheads="1"/>
                     </pic:cNvPicPr>
@@ -6884,7 +7176,7 @@
                   <pic:spPr bwMode="auto">
                     <a:xfrm>
                       <a:off x="0" y="0"/>
-                      <a:ext cx="6229662" cy="6280554"/>
+                      <a:ext cx="5141653" cy="5210514"/>
                     </a:xfrm>
                     <a:prstGeom prst="rect">
                       <a:avLst/>
@@ -6904,49 +7196,23 @@
     <w:p>
       <w:pPr>
         <w:pStyle w:val="Caption"/>
-        <w:rPr>
-          <w:rFonts w:ascii="Times New Roman" w:eastAsia="Times New Roman" w:hAnsi="Times New Roman" w:cs="Times New Roman"/>
-          <w:kern w:val="0"/>
-          <w:lang w:eastAsia="en-ZA"/>
-          <w14:ligatures w14:val="none"/>
-        </w:rPr>
       </w:pPr>
       <w:r>
         <w:t xml:space="preserve">Figure </w:t>
       </w:r>
-      <w:r>
-        <w:fldChar w:fldCharType="begin"/>
-      </w:r>
-      <w:r>
-        <w:instrText xml:space="preserve"> SEQ Figure \* ARABIC </w:instrText>
-      </w:r>
-      <w:r>
-        <w:fldChar w:fldCharType="separate"/>
-      </w:r>
-      <w:r>
-        <w:rPr>
-          <w:noProof/>
-        </w:rPr>
-        <w:t>3</w:t>
-      </w:r>
-      <w:r>
-        <w:fldChar w:fldCharType="end"/>
-      </w:r>
-      <w:r>
-        <w:t xml:space="preserve"> Layered system architecture model</w:t>
-      </w:r>
-    </w:p>
-    <w:p/>
-    <w:p>
-      <w:r>
-        <w:lastRenderedPageBreak/>
-        <w:t xml:space="preserve">At a system level, the Vitality Watchdog is organised into three </w:t>
-      </w:r>
-      <w:r>
-        <w:t>layers</w:t>
-      </w:r>
-      <w:r>
-        <w:t>: a signal processing layer that converts the raw PPG waveform into heart rate, respiratory rate and heart rate variability metrics; a data analysis layer that evaluates these metrics using both a personalised baseline-deviation rule for heart rate and a decision-tree classifier for HRV-based stress classification; and an alert subsystem that escalates the wearer’s classified state into the appropriate user-facing or remote notification. The decision tree was selected over other machine-learning approaches discussed in the Literature Review as it offers accuracy competitive with heavier models while remaining lightweight enough to run locally on a mobile device, avoiding the latency, connectivity dependence and privacy concerns of a cloud-based inference approach.</w:t>
+      <w:fldSimple w:instr=" SEQ Figure \* ARABIC ">
+        <w:r>
+          <w:rPr>
+            <w:noProof/>
+          </w:rPr>
+          <w:t>3</w:t>
+        </w:r>
+      </w:fldSimple>
+      <w:r>
+        <w:t xml:space="preserve"> </w:t>
+      </w:r>
+      <w:r>
+        <w:t>Layered system architecture model</w:t>
       </w:r>
     </w:p>
     <w:p>
@@ -6957,13 +7223,13 @@
           <w:numId w:val="2"/>
         </w:numPr>
       </w:pPr>
-      <w:bookmarkStart w:id="25" w:name="_Toc240213130"/>
-      <w:bookmarkStart w:id="26" w:name="_Toc239699087"/>
-      <w:bookmarkEnd w:id="24"/>
+      <w:bookmarkStart w:id="27" w:name="_Toc240213130"/>
+      <w:bookmarkStart w:id="28" w:name="_Toc239699087"/>
+      <w:bookmarkEnd w:id="26"/>
       <w:r>
         <w:t>Subsystem design</w:t>
       </w:r>
-      <w:bookmarkEnd w:id="25"/>
+      <w:bookmarkEnd w:id="27"/>
     </w:p>
     <w:p>
       <w:pPr>
@@ -6973,620 +7239,700 @@
           <w:numId w:val="2"/>
         </w:numPr>
       </w:pPr>
-      <w:bookmarkStart w:id="27" w:name="_Toc240213131"/>
+      <w:bookmarkStart w:id="29" w:name="_Toc240213131"/>
       <w:r>
         <w:t>Subsystem 1: Signal Processing layer</w:t>
       </w:r>
-      <w:bookmarkEnd w:id="27"/>
+      <w:bookmarkEnd w:id="29"/>
     </w:p>
     <w:p>
-      <w:r>
-        <w:t xml:space="preserve">This subsystem is intended to provide signal processing services that converts raw </w:t>
-      </w:r>
-      <w:commentRangeStart w:id="28"/>
-      <w:r>
-        <w:t>PPG</w:t>
-      </w:r>
-      <w:commentRangeEnd w:id="28"/>
-      <w:r>
-        <w:rPr>
-          <w:rStyle w:val="CommentReference"/>
-          <w:sz w:val="24"/>
-          <w:szCs w:val="24"/>
-        </w:rPr>
-        <w:commentReference w:id="28"/>
-      </w:r>
-      <w:r>
-        <w:t xml:space="preserve"> signals from a hardware sensor into usable data (Heart rate</w:t>
+      <w:pPr>
+        <w:pStyle w:val="NormalWeb"/>
+      </w:pPr>
+      <w:bookmarkStart w:id="30" w:name="_Toc240213132"/>
+      <w:r>
+        <w:t xml:space="preserve">This subsystem converts data made available by the wearable sensor into the outputs required by the data analysis layer: heart rate, heart rate variability metrics, and </w:t>
+      </w:r>
+      <w:r>
+        <w:t>breath rate</w:t>
+      </w:r>
+      <w:r>
+        <w:t xml:space="preserve">. </w:t>
+      </w:r>
+      <w:r>
+        <w:t>The intended hardware choice is a Polar verity sense</w:t>
       </w:r>
       <w:r>
         <w:fldChar w:fldCharType="begin"/>
       </w:r>
       <w:r>
-        <w:instrText xml:space="preserve"> ADDIN ZOTERO_ITEM CSL_CITATION {"citationID":"d6hQd9Ta","properties":{"unsorted":false,"formattedCitation":"[1]","plainCitation":"[1]","noteIndex":0},"citationItems":[{"id":244,"uris":["http://zotero.org/users/19683069/items/44U4YJ92"],"itemData":{"id":244,"type":"article-journal","abstract":"Beyond its use in the clinical environment, the photoplethysmogram is increasingly used for the purpose of measuring the physiological state of an individual in daily life. This review aims to examine existing research of the photoplethysmogram concerning its generation mechanisms, measurement principles, clinical applications, noise definition, pre-processing techniques, feature detection techniques, and post-processing techniques for photoplethysmogram processing, especially from an engineering point of view. We performed an extensive search of the PubMed, Google Scholar, Institute of Electrical and Electronics Engineers (IEEE), ScienceDirect, and Web of Science databases. The exclusion conditions did not include the year of publication, but articles not published in English were excluded. Based on 118 articles, we identified four main topics of enabling the PPG: (A) PPG waveform, (B) PPG features and clinical applications, including basic features based on the original PPG waveform, combined features of the PPG, and derivative features of the PPG, (C) PPG noise, including motion artifact baseline wandering and hypoperfusion, and (D) PPG signal processing, including PPG preprocessing, PPG peak detection, and signal quality index. The application field of the photoplethysmogram has been extending beyond the clinical to the mobile environment. Although there is no standardized preprocessing pipeline for PPG signal processing, as PPG data is acquired and accumulated in various ways, the recently proposed machine learning-based method is expected to offer a promising solution.","container-title":"Frontiers in Physiology","DOI":"10.3389/fphys.2021.808451","ISSN":"1664-042X","journalAbbreviation":"Front. Physiol.","language":"English","publisher":"Frontiers","source":"Frontiers","title":"Photoplethysmogram Analysis and Applications: An Integrative Review","title-short":"Photoplethysmogram Analysis and Applications","URL":"https://www.frontiersin.org/journals/physiology/articles/10.3389/fphys.2021.808451/full","volume":"12","author":[{"family":"Park","given":"Junyung"},{"family":"Seok","given":"Hyeon Seok"},{"family":"Kim","given":"Sang-Su"},{"family":"Shin","given":"Hangsik"}],"accessed":{"date-parts":[["2026",7,26]]},"issued":{"date-parts":[["2022",3,1]]}}}],"schema":"https://github.com/citation-style-language/schema/raw/master/csl-citation.json"} </w:instrText>
+        <w:instrText xml:space="preserve"> ADDIN ZOTERO_ITEM CSL_CITATION {"citationID":"HCbCb7sg","properties":{"unsorted":false,"formattedCitation":"[7]","plainCitation":"[7]","noteIndex":0},"citationItems":[{"id":213,"uris":["http://zotero.org/users/19683069/items/I7KVS52Y"],"itemData":{"id":213,"type":"webpage","abstract":"Optical Heart Rate Sensor","language":"en-US","title":"Polar Verity Sense | Polar USA","URL":"https://www.polar.com/us-en/products/accessories/polar-verity-sense","accessed":{"date-parts":[["2026",7,23]]}}}],"schema":"https://github.com/citation-style-language/schema/raw/master/csl-citation.json"} </w:instrText>
       </w:r>
       <w:r>
         <w:fldChar w:fldCharType="separate"/>
       </w:r>
       <w:r>
-        <w:rPr>
-          <w:rFonts w:ascii="Aptos" w:hAnsi="Aptos"/>
-        </w:rPr>
-        <w:t>[1]</w:t>
+        <w:t>[7]</w:t>
       </w:r>
       <w:r>
         <w:fldChar w:fldCharType="end"/>
       </w:r>
       <w:r>
-        <w:t xml:space="preserve">, respiratory rate </w:t>
+        <w:t xml:space="preserve"> – the full justification can be found in the system feasibility further in the report. </w:t>
+      </w:r>
+      <w:r>
+        <w:t>Th</w:t>
+      </w:r>
+      <w:r>
+        <w:t>is</w:t>
+      </w:r>
+      <w:r>
+        <w:t xml:space="preserve"> subsystem is structured around two concurrent </w:t>
+      </w:r>
+      <w:r>
+        <w:lastRenderedPageBreak/>
+        <w:t xml:space="preserve">data paths </w:t>
+      </w:r>
+      <w:r>
+        <w:t xml:space="preserve">(as seen in the figure below) </w:t>
+      </w:r>
+      <w:r>
+        <w:t>sourced from the sensor's online streaming service</w:t>
       </w:r>
       <w:r>
         <w:fldChar w:fldCharType="begin"/>
       </w:r>
       <w:r>
-        <w:instrText xml:space="preserve"> ADDIN ZOTERO_ITEM CSL_CITATION {"citationID":"f6s9fHUR","properties":{"unsorted":false,"formattedCitation":"[1], [35]","plainCitation":"[1], [35]","noteIndex":0},"citationItems":[{"id":244,"uris":["http://zotero.org/users/19683069/items/44U4YJ92"],"itemData":{"id":244,"type":"article-journal","abstract":"Beyond its use in the clinical environment, the photoplethysmogram is increasingly used for the purpose of measuring the physiological state of an individual in daily life. This review aims to examine existing research of the photoplethysmogram concerning its generation mechanisms, measurement principles, clinical applications, noise definition, pre-processing techniques, feature detection techniques, and post-processing techniques for photoplethysmogram processing, especially from an engineering point of view. We performed an extensive search of the PubMed, Google Scholar, Institute of Electrical and Electronics Engineers (IEEE), ScienceDirect, and Web of Science databases. The exclusion conditions did not include the year of publication, but articles not published in English were excluded. Based on 118 articles, we identified four main topics of enabling the PPG: (A) PPG waveform, (B) PPG features and clinical applications, including basic features based on the original PPG waveform, combined features of the PPG, and derivative features of the PPG, (C) PPG noise, including motion artifact baseline wandering and hypoperfusion, and (D) PPG signal processing, including PPG preprocessing, PPG peak detection, and signal quality index. The application field of the photoplethysmogram has been extending beyond the clinical to the mobile environment. Although there is no standardized preprocessing pipeline for PPG signal processing, as PPG data is acquired and accumulated in various ways, the recently proposed machine learning-based method is expected to offer a promising solution.","container-title":"Frontiers in Physiology","DOI":"10.3389/fphys.2021.808451","ISSN":"1664-042X","journalAbbreviation":"Front. Physiol.","language":"English","publisher":"Frontiers","source":"Frontiers","title":"Photoplethysmogram Analysis and Applications: An Integrative Review","title-short":"Photoplethysmogram Analysis and Applications","URL":"https://www.frontiersin.org/journals/physiology/articles/10.3389/fphys.2021.808451/full","volume":"12","author":[{"family":"Park","given":"Junyung"},{"family":"Seok","given":"Hyeon Seok"},{"family":"Kim","given":"Sang-Su"},{"family":"Shin","given":"Hangsik"}],"accessed":{"date-parts":[["2026",7,26]]},"issued":{"date-parts":[["2022",3,1]]}}},{"id":258,"uris":["http://zotero.org/users/19683069/items/VKHE6VRV"],"itemData":{"id":258,"type":"paper-conference","abstract":"Five time series which are known to be modulated by respiration are derived from the pulse photoplethysmographic (PPG) signal, and they are analyzed for obstructive sleep apnea (OSA) detection: Pulse rate, amplitude, and width variabilities (PRV, PAV, and PWV, respectively), pulse upslopes, and slope transit time (STT). A total of 26 polysomnographic recordings were split in 1-min segments which were manually labeled as OSA (653 segments), normal breathing (7204 segments), or other pulmonary events. For each one of the 5 PPG-derived series, 4 features were extracted: the standard deviation, the power at high and low frequency (PLF) bands, and the normalized PLF. These 20 features were used as input of a least-squares support vector machine classifier using an RBF kernel. Results show an accuracy of 72.66%, suggesting that the analyzed features are promising for the detection of OSA from only the PPG signal.","container-title":"2017 Computing in Cardiology (CinC)","DOI":"10.22489/CinC.2017.273-229","event-title":"2017 Computing in Cardiology (CinC)","ISSN":"2325-887X","note":"ISSN: 2325-887X","page":"1-4","source":"IEEE Xplore","title":"Pulse photoplethysmography derived respiration for obstructive sleep apnea detection","URL":"https://ieeexplore.ieee.org/abstract/document/8331674","author":[{"family":"Lázaro","given":"Jesús"},{"family":"Gil","given":"Eduardo"},{"family":"Deviaene","given":"Margot"},{"family":"Bailón","given":"Raquel"},{"family":"Testelmans","given":"Dries"},{"family":"Buyse","given":"Bertien"},{"family":"Varón","given":"Carolina"},{"family":"Van Huffel","given":"Sabine"}],"accessed":{"date-parts":[["2026",7,26]]},"issued":{"date-parts":[["2017",9]]}}}],"schema":"https://github.com/citation-style-language/schema/raw/master/csl-citation.json"} </w:instrText>
+        <w:instrText xml:space="preserve"> ADDIN ZOTERO_ITEM CSL_CITATION {"citationID":"mFDolLTx","properties":{"unsorted":false,"formattedCitation":"[35]","plainCitation":"[35]","noteIndex":0},"citationItems":[{"id":335,"uris":["http://zotero.org/users/19683069/items/CZPW3WTC"],"itemData":{"id":335,"type":"webpage","abstract":"Repository includes SDK and code examples. More info https://polar.com/en/developers - polarofficial/polar-ble-sdk","container-title":"GitHub","language":"en","title":"polar-ble-sdk/documentation/products/PolarVeritySense.md at master · polarofficial/polar-ble-sdk","URL":"https://github.com/polarofficial/polar-ble-sdk/blob/master/documentation/products/PolarVeritySense.md","accessed":{"date-parts":[["2026",9,15]]}}}],"schema":"https://github.com/citation-style-language/schema/raw/master/csl-citation.json"} </w:instrText>
       </w:r>
       <w:r>
         <w:fldChar w:fldCharType="separate"/>
       </w:r>
       <w:r>
-        <w:rPr>
-          <w:rFonts w:ascii="Aptos" w:hAnsi="Aptos"/>
-        </w:rPr>
-        <w:t>[1], [35]</w:t>
+        <w:t>[35]</w:t>
       </w:r>
       <w:r>
         <w:fldChar w:fldCharType="end"/>
       </w:r>
       <w:r>
-        <w:t xml:space="preserve"> and heart rate variability metrics</w:t>
-      </w:r>
-      <w:r>
-        <w:fldChar w:fldCharType="begin"/>
-      </w:r>
-      <w:r>
-        <w:instrText xml:space="preserve"> ADDIN ZOTERO_ITEM CSL_CITATION {"citationID":"NPSKLj6m","properties":{"unsorted":false,"formattedCitation":"[1], [16], [32]","plainCitation":"[1], [16], [32]","noteIndex":0},"citationItems":[{"id":244,"uris":["http://zotero.org/users/19683069/items/44U4YJ92"],"itemData":{"id":244,"type":"article-journal","abstract":"Beyond its use in the clinical environment, the photoplethysmogram is increasingly used for the purpose of measuring the physiological state of an individual in daily life. This review aims to examine existing research of the photoplethysmogram concerning its generation mechanisms, measurement principles, clinical applications, noise definition, pre-processing techniques, feature detection techniques, and post-processing techniques for photoplethysmogram processing, especially from an engineering point of view. We performed an extensive search of the PubMed, Google Scholar, Institute of Electrical and Electronics Engineers (IEEE), ScienceDirect, and Web of Science databases. The exclusion conditions did not include the year of publication, but articles not published in English were excluded. Based on 118 articles, we identified four main topics of enabling the PPG: (A) PPG waveform, (B) PPG features and clinical applications, including basic features based on the original PPG waveform, combined features of the PPG, and derivative features of the PPG, (C) PPG noise, including motion artifact baseline wandering and hypoperfusion, and (D) PPG signal processing, including PPG preprocessing, PPG peak detection, and signal quality index. The application field of the photoplethysmogram has been extending beyond the clinical to the mobile environment. Although there is no standardized preprocessing pipeline for PPG signal processing, as PPG data is acquired and accumulated in various ways, the recently proposed machine learning-based method is expected to offer a promising solution.","container-title":"Frontiers in Physiology","DOI":"10.3389/fphys.2021.808451","ISSN":"1664-042X","journalAbbreviation":"Front. Physiol.","language":"English","publisher":"Frontiers","source":"Frontiers","title":"Photoplethysmogram Analysis and Applications: An Integrative Review","title-short":"Photoplethysmogram Analysis and Applications","URL":"https://www.frontiersin.org/journals/physiology/articles/10.3389/fphys.2021.808451/full","volume":"12","author":[{"family":"Park","given":"Junyung"},{"family":"Seok","given":"Hyeon Seok"},{"family":"Kim","given":"Sang-Su"},{"family":"Shin","given":"Hangsik"}],"accessed":{"date-parts":[["2026",7,26]]},"issued":{"date-parts":[["2022",3,1]]}}},{"id":290,"uris":["http://zotero.org/users/19683069/items/63N3XMCL"],"itemData":{"id":290,"type":"article-journal","container-title":"Computer Methods and Programs in Biomedicine","DOI":"10.1016/j.cmpb.2017.06.018","ISSN":"01692607","journalAbbreviation":"Computer Methods and Programs in Biomedicine","language":"en","page":"71-80","source":"DOI.org (Crossref)","title":"Heart rate variability metrics for fine-grained stress level assessment","volume":"148","author":[{"family":"Pereira","given":"Tânia"},{"family":"Almeida","given":"Pedro R."},{"family":"Cunha","given":"João P.S."},{"family":"Aguiar","given":"Ana"}],"issued":{"date-parts":[["2017",9]]}}},{"id":287,"uris":["http://zotero.org/users/19683069/items/U96GRIIK"],"itemData":{"id":287,"type":"article-journal","abstract":"The article presents the main provisions of the methodology for the analysis of heart rate variability (HRV), which is now actively and widely implemented in many fields of medicine and applied physiology. This methodology was first developed in space medicine, where, already during the first manned spaceflights, there was a need in operative assessment of the person's reactions and abilities to maintain high performance and good level of health under different stress conditions.","container-title":"Cardiometry","DOI":"10.12710/cardiometry.2017.10.6676","ISSN":"23047232","issue":"10","journalAbbreviation":"Cardiometry","language":"en","note":"Has useful ranges for calculated metrics from HRV","page":"66-76","publisher-place":"Institute of Biomedical Problems of the Russian Academy of Sciences","source":"DOI.org (Crossref)","title":"Heart rate variability analysis: physiological foundations and main methods","title-short":"Heart rate variability analysis","author":[{"literal":"Roman М. Baevsky"},{"literal":"Anna G. Chernikova"}],"issued":{"date-parts":[["2017",5]]}}}],"schema":"https://github.com/citation-style-language/schema/raw/master/csl-citation.json"} </w:instrText>
-      </w:r>
-      <w:r>
-        <w:fldChar w:fldCharType="separate"/>
-      </w:r>
-      <w:r>
-        <w:rPr>
-          <w:rFonts w:ascii="Aptos" w:hAnsi="Aptos"/>
-        </w:rPr>
-        <w:t>[1], [16], [32]</w:t>
-      </w:r>
-      <w:r>
-        <w:fldChar w:fldCharType="end"/>
-      </w:r>
-      <w:r>
-        <w:t>) to be interpreted by the data analysis layer. This layer will also handle pre-processing of the signal which includes identifying and filtering out motion artifacts</w:t>
-      </w:r>
-      <w:r>
-        <w:fldChar w:fldCharType="begin"/>
-      </w:r>
-      <w:r>
-        <w:instrText xml:space="preserve"> ADDIN ZOTERO_ITEM CSL_CITATION {"citationID":"wFoiWYLm","properties":{"unsorted":false,"formattedCitation":"[1], [2]","plainCitation":"[1], [2]","noteIndex":0},"citationItems":[{"id":244,"uris":["http://zotero.org/users/19683069/items/44U4YJ92"],"itemData":{"id":244,"type":"article-journal","abstract":"Beyond its use in the clinical environment, the photoplethysmogram is increasingly used for the purpose of measuring the physiological state of an individual in daily life. This review aims to examine existing research of the photoplethysmogram concerning its generation mechanisms, measurement principles, clinical applications, noise definition, pre-processing techniques, feature detection techniques, and post-processing techniques for photoplethysmogram processing, especially from an engineering point of view. We performed an extensive search of the PubMed, Google Scholar, Institute of Electrical and Electronics Engineers (IEEE), ScienceDirect, and Web of Science databases. The exclusion conditions did not include the year of publication, but articles not published in English were excluded. Based on 118 articles, we identified four main topics of enabling the PPG: (A) PPG waveform, (B) PPG features and clinical applications, including basic features based on the original PPG waveform, combined features of the PPG, and derivative features of the PPG, (C) PPG noise, including motion artifact baseline wandering and hypoperfusion, and (D) PPG signal processing, including PPG preprocessing, PPG peak detection, and signal quality index. The application field of the photoplethysmogram has been extending beyond the clinical to the mobile environment. Although there is no standardized preprocessing pipeline for PPG signal processing, as PPG data is acquired and accumulated in various ways, the recently proposed machine learning-based method is expected to offer a promising solution.","container-title":"Frontiers in Physiology","DOI":"10.3389/fphys.2021.808451","ISSN":"1664-042X","journalAbbreviation":"Front. Physiol.","language":"English","publisher":"Frontiers","source":"Frontiers","title":"Photoplethysmogram Analysis and Applications: An Integrative Review","title-short":"Photoplethysmogram Analysis and Applications","URL":"https://www.frontiersin.org/journals/physiology/articles/10.3389/fphys.2021.808451/full","volume":"12","author":[{"family":"Park","given":"Junyung"},{"family":"Seok","given":"Hyeon Seok"},{"family":"Kim","given":"Sang-Su"},{"family":"Shin","given":"Hangsik"}],"accessed":{"date-parts":[["2026",7,26]]},"issued":{"date-parts":[["2022",3,1]]}}},{"id":283,"uris":["http://zotero.org/users/19683069/items/7KYT4I8X"],"itemData":{"id":283,"type":"article-journal","abstract":"Application of ultra–short Heart Rate Variability (HRV) is desirable in order to increase the applicability of HRV features to wrist-worn wearable devices equipped with heart rate sensors that are nowadays becoming more and more popular in people’s daily life. This study is focused in particular on the the two most used HRV parameters, i.e., the standard deviation of inter-beat intervals (SDNN) and the root Mean Squared error of successive inter-beat intervals differences (rMSSD). The huge problem of extracting these HRV parameters from wrist-worn devices is that their data are affected by the motion artifacts. For this reason, estimating the error caused by this huge quantity of missing values is fundamental to obtain reliable HRV parameters from these devices. To this aim, we simulate missing values induced by motion artifacts (from 0 to 70%) in an ultra-short time window (i.e., from 4 min to 30 s) by the random walk Gilbert burst model in 22 young healthy subjects. In addition, 30 s and 2 min ultra-short time windows are required to estimate rMSSD and SDNN, respectively. Moreover, due to the fact that ultra-short time window does not permit assessing very low frequencies, and the SDNN is highly affected by these frequencies, the bias for estimating SDNN continues to increase as the time window length decreases. On the contrary, a small error is detected in rMSSD up to 30 s due to the fact that it is highly affected by high frequencies which are possible to be evaluated even if the time window length decreases. Finally, the missing values have a small effect on rMSSD and SDNN estimation. As a matter of fact, the HRV parameter errors increase slightly as the percentage of missing values increase.","container-title":"Sensors","DOI":"10.3390/s20247122","ISSN":"1424-8220","issue":"24","journalAbbreviation":"Sensors","language":"en","page":"7122","source":"DOI.org (Crossref)","title":"Error Estimation of Ultra-Short Heart Rate Variability Parameters: Effect of Missing Data Caused by Motion Artifacts","title-short":"Error Estimation of Ultra-Short Heart Rate Variability Parameters","volume":"20","author":[{"family":"Rossi","given":"Alessio"},{"family":"Pedreschi","given":"Dino"},{"family":"Clifton","given":"David A."},{"family":"Morelli","given":"Davide"}],"issued":{"date-parts":[["2020",12,11]]}}}],"schema":"https://github.com/citation-style-language/schema/raw/master/csl-citation.json"} </w:instrText>
-      </w:r>
-      <w:r>
-        <w:fldChar w:fldCharType="separate"/>
-      </w:r>
-      <w:r>
-        <w:rPr>
-          <w:rFonts w:ascii="Aptos" w:hAnsi="Aptos"/>
-        </w:rPr>
-        <w:t>[1], [2]</w:t>
-      </w:r>
-      <w:r>
-        <w:fldChar w:fldCharType="end"/>
-      </w:r>
-      <w:r>
-        <w:t xml:space="preserve"> to enhance signal quality.</w:t>
+        <w:t>, reflecting a deliberate design choice to apply custom signal processing where it adds value and to rely on a validated existing solution where reimplementation would not.</w:t>
       </w:r>
     </w:p>
     <w:p>
-      <w:r>
-        <w:t xml:space="preserve">Heart rate is derived from the PPG waveform using a peak-detection approach applied to the systolic peaks of successive pulses. The raw PPG signal is first band-pass filtered (0.5Hz–8Hz) using a zero-phase second-order Butterworth filter to remove baseline wander caused by respiration and motion while preserving the pulsatile (cardiac) component of the waveform [8]. Detecting the systolic peak of each pulse in the filtered signal is analogous to R-peak detection in an ECG signal, and is performed using the event-related moving-average algorithm of Elgendi et al. </w:t>
-      </w:r>
-      <w:r>
-        <w:fldChar w:fldCharType="begin"/>
-      </w:r>
-      <w:r>
-        <w:instrText xml:space="preserve"> ADDIN ZOTERO_ITEM CSL_CITATION {"citationID":"EChcYhDP","properties":{"unsorted":false,"formattedCitation":"[37]","plainCitation":"[37]","noteIndex":0},"citationItems":[{"id":328,"uris":["http://zotero.org/users/19683069/items/X49LCWCB"],"itemData":{"id":328,"type":"article-journal","container-title":"PLoS ONE","DOI":"10.1371/journal.pone.0076585","ISSN":"1932-6203","issue":"10","journalAbbreviation":"PLoS ONE","language":"en","page":"e76585","source":"DOI.org (Crossref)","title":"Systolic Peak Detection in Acceleration Photoplethysmograms Measured from Emergency Responders in Tropical Conditions","volume":"8","author":[{"family":"Elgendi","given":"Mohamed"},{"family":"Norton","given":"Ian"},{"family":"Brearley","given":"Matt"},{"family":"Abbott","given":"Derek"},{"family":"Schuurmans","given":"Dale"}],"editor":[{"family":"Bondarenko","given":"Vladimir E."}],"issued":{"date-parts":[["2013",10,22]]}}}],"schema":"https://github.com/citation-style-language/schema/raw/master/csl-citation.json"} </w:instrText>
-      </w:r>
-      <w:r>
-        <w:fldChar w:fldCharType="separate"/>
-      </w:r>
-      <w:r>
-        <w:rPr>
-          <w:rFonts w:ascii="Aptos" w:hAnsi="Aptos"/>
-        </w:rPr>
-        <w:t>[37]</w:t>
-      </w:r>
-      <w:r>
-        <w:fldChar w:fldCharType="end"/>
-      </w:r>
-      <w:r>
-        <w:t xml:space="preserve">, which was reported to achieve a higher sensitivity and positive predictivity (99.84% and 99.89% respectively) than local-maxima, derivative-based and slope-sum-based peak detectors while remaining computationally light enough for real-time, on-device use </w:t>
-      </w:r>
-      <w:r>
-        <w:fldChar w:fldCharType="begin"/>
-      </w:r>
-      <w:r>
-        <w:instrText xml:space="preserve"> ADDIN ZOTERO_ITEM CSL_CITATION {"citationID":"vg7NdcnX","properties":{"unsorted":false,"formattedCitation":"[37]","plainCitation":"[37]","noteIndex":0},"citationItems":[{"id":328,"uris":["http://zotero.org/users/19683069/items/X49LCWCB"],"itemData":{"id":328,"type":"article-journal","container-title":"PLoS ONE","DOI":"10.1371/journal.pone.0076585","ISSN":"1932-6203","issue":"10","journalAbbreviation":"PLoS ONE","language":"en","page":"e76585","source":"DOI.org (Crossref)","title":"Systolic Peak Detection in Acceleration Photoplethysmograms Measured from Emergency Responders in Tropical Conditions","volume":"8","author":[{"family":"Elgendi","given":"Mohamed"},{"family":"Norton","given":"Ian"},{"family":"Brearley","given":"Matt"},{"family":"Abbott","given":"Derek"},{"family":"Schuurmans","given":"Dale"}],"editor":[{"family":"Bondarenko","given":"Vladimir E."}],"issued":{"date-parts":[["2013",10,22]]}}}],"schema":"https://github.com/citation-style-language/schema/raw/master/csl-citation.json"} </w:instrText>
-      </w:r>
-      <w:r>
-        <w:fldChar w:fldCharType="separate"/>
-      </w:r>
-      <w:r>
-        <w:rPr>
-          <w:rFonts w:ascii="Aptos" w:hAnsi="Aptos"/>
-        </w:rPr>
-        <w:t>[37]</w:t>
-      </w:r>
-      <w:r>
-        <w:fldChar w:fldCharType="end"/>
-      </w:r>
-      <w:r>
-        <w:t xml:space="preserve">. The algorithm proceeds in three stages: pre-processing, feature extraction and thresholding.  In pre-processing, the band-pass-filtered signal is clipped to remove negative values, producing a clipped signal, z(n) (dimensionless, where n is the discrete sample index), which is then squared to emphasise the systolic wave and suppress the diastolic wave and residual noise </w:t>
-      </w:r>
-      <w:r>
-        <w:fldChar w:fldCharType="begin"/>
-      </w:r>
-      <w:r>
-        <w:instrText xml:space="preserve"> ADDIN ZOTERO_ITEM CSL_CITATION {"citationID":"VM2kfnq9","properties":{"unsorted":false,"formattedCitation":"[37]","plainCitation":"[37]","noteIndex":0},"citationItems":[{"id":328,"uris":["http://zotero.org/users/19683069/items/X49LCWCB"],"itemData":{"id":328,"type":"article-journal","container-title":"PLoS ONE","DOI":"10.1371/journal.pone.0076585","ISSN":"1932-6203","issue":"10","journalAbbreviation":"PLoS ONE","language":"en","page":"e76585","source":"DOI.org (Crossref)","title":"Systolic Peak Detection in Acceleration Photoplethysmograms Measured from Emergency Responders in Tropical Conditions","volume":"8","author":[{"family":"Elgendi","given":"Mohamed"},{"family":"Norton","given":"Ian"},{"family":"Brearley","given":"Matt"},{"family":"Abbott","given":"Derek"},{"family":"Schuurmans","given":"Dale"}],"editor":[{"family":"Bondarenko","given":"Vladimir E."}],"issued":{"date-parts":[["2013",10,22]]}}}],"schema":"https://github.com/citation-style-language/schema/raw/master/csl-citation.json"} </w:instrText>
-      </w:r>
-      <w:r>
-        <w:fldChar w:fldCharType="separate"/>
-      </w:r>
-      <w:r>
-        <w:rPr>
-          <w:rFonts w:ascii="Aptos" w:hAnsi="Aptos"/>
-        </w:rPr>
-        <w:t>[37]</w:t>
-      </w:r>
-      <w:r>
-        <w:fldChar w:fldCharType="end"/>
-      </w:r>
-      <w:r>
-        <w:t xml:space="preserve">:  </w:t>
-      </w:r>
-      <w:r>
-        <w:rPr>
-          <w:highlight w:val="green"/>
-        </w:rPr>
-        <w:t>y(n) = [z(n)]²</w:t>
-      </w:r>
-      <w:r>
-        <w:t xml:space="preserve">  where y(n) (dimensionless) is the squared, clipped signal at sample n.  In feature extraction, two moving averages of y(n) are computed to identify candidate “blocks of interest” likely to contain a systolic peak </w:t>
-      </w:r>
-      <w:r>
-        <w:fldChar w:fldCharType="begin"/>
-      </w:r>
-      <w:r>
-        <w:instrText xml:space="preserve"> ADDIN ZOTERO_ITEM CSL_CITATION {"citationID":"QuJRPnGg","properties":{"unsorted":false,"formattedCitation":"[37]","plainCitation":"[37]","noteIndex":0},"citationItems":[{"id":328,"uris":["http://zotero.org/users/19683069/items/X49LCWCB"],"itemData":{"id":328,"type":"article-journal","container-title":"PLoS ONE","DOI":"10.1371/journal.pone.0076585","ISSN":"1932-6203","issue":"10","journalAbbreviation":"PLoS ONE","language":"en","page":"e76585","source":"DOI.org (Crossref)","title":"Systolic Peak Detection in Acceleration Photoplethysmograms Measured from Emergency Responders in Tropical Conditions","volume":"8","author":[{"family":"Elgendi","given":"Mohamed"},{"family":"Norton","given":"Ian"},{"family":"Brearley","given":"Matt"},{"family":"Abbott","given":"Derek"},{"family":"Schuurmans","given":"Dale"}],"editor":[{"family":"Bondarenko","given":"Vladimir E."}],"issued":{"date-parts":[["2013",10,22]]}}}],"schema":"https://github.com/citation-style-language/schema/raw/master/csl-citation.json"} </w:instrText>
-      </w:r>
-      <w:r>
-        <w:fldChar w:fldCharType="separate"/>
-      </w:r>
-      <w:r>
-        <w:rPr>
-          <w:rFonts w:ascii="Aptos" w:hAnsi="Aptos"/>
-        </w:rPr>
-        <w:t>[37]</w:t>
-      </w:r>
-      <w:r>
-        <w:fldChar w:fldCharType="end"/>
-      </w:r>
-      <w:r>
-        <w:t xml:space="preserve">. The first, MA_peak(n), uses a short window matched to the expected duration of a systolic peak:  </w:t>
-      </w:r>
-      <w:r>
-        <w:rPr>
-          <w:highlight w:val="green"/>
-        </w:rPr>
-        <w:t>MA_peak(n) = (1/W1) Σ y(n+k), for k = −(W1−1)/2 to (W1−1)/2</w:t>
-      </w:r>
-      <w:r>
-        <w:t xml:space="preserve">  where W1 (measured in samples) corresponds to a window length of 111ms, converted to samples using the PPG sampling frequency, fs (measured in samples per second, sps), as </w:t>
-      </w:r>
-      <w:r>
-        <w:rPr>
-          <w:highlight w:val="green"/>
-        </w:rPr>
-        <w:t xml:space="preserve">W1 = </w:t>
-      </w:r>
-      <w:r>
-        <w:rPr>
-          <w:highlight w:val="green"/>
-        </w:rPr>
-        <w:lastRenderedPageBreak/>
-        <w:t>round(0.111 × fs)</w:t>
-      </w:r>
-      <w:r>
-        <w:t xml:space="preserve">, rounded to the nearest odd integer </w:t>
-      </w:r>
-      <w:r>
-        <w:fldChar w:fldCharType="begin"/>
-      </w:r>
-      <w:r>
-        <w:instrText xml:space="preserve"> ADDIN ZOTERO_ITEM CSL_CITATION {"citationID":"2v308g4v","properties":{"unsorted":false,"formattedCitation":"[37]","plainCitation":"[37]","noteIndex":0},"citationItems":[{"id":328,"uris":["http://zotero.org/users/19683069/items/X49LCWCB"],"itemData":{"id":328,"type":"article-journal","container-title":"PLoS ONE","DOI":"10.1371/journal.pone.0076585","ISSN":"1932-6203","issue":"10","journalAbbreviation":"PLoS ONE","language":"en","page":"e76585","source":"DOI.org (Crossref)","title":"Systolic Peak Detection in Acceleration Photoplethysmograms Measured from Emergency Responders in Tropical Conditions","volume":"8","author":[{"family":"Elgendi","given":"Mohamed"},{"family":"Norton","given":"Ian"},{"family":"Brearley","given":"Matt"},{"family":"Abbott","given":"Derek"},{"family":"Schuurmans","given":"Dale"}],"editor":[{"family":"Bondarenko","given":"Vladimir E."}],"issued":{"date-parts":[["2013",10,22]]}}}],"schema":"https://github.com/citation-style-language/schema/raw/master/csl-citation.json"} </w:instrText>
-      </w:r>
-      <w:r>
-        <w:fldChar w:fldCharType="separate"/>
-      </w:r>
-      <w:r>
-        <w:rPr>
-          <w:rFonts w:ascii="Aptos" w:hAnsi="Aptos"/>
-        </w:rPr>
-        <w:t>[37]</w:t>
-      </w:r>
-      <w:r>
-        <w:fldChar w:fldCharType="end"/>
-      </w:r>
-      <w:r>
-        <w:t xml:space="preserve">. The second, MA_beat(n), uses a wider window matched to the expected duration of one full heartbeat, computed in the same way as MA_peak(n) but with a window, W2 (samples), corresponding to 667ms </w:t>
-      </w:r>
-      <w:r>
-        <w:fldChar w:fldCharType="begin"/>
-      </w:r>
-      <w:r>
-        <w:instrText xml:space="preserve"> ADDIN ZOTERO_ITEM CSL_CITATION {"citationID":"9vX6P1zO","properties":{"unsorted":false,"formattedCitation":"[37]","plainCitation":"[37]","noteIndex":0},"citationItems":[{"id":328,"uris":["http://zotero.org/users/19683069/items/X49LCWCB"],"itemData":{"id":328,"type":"article-journal","container-title":"PLoS ONE","DOI":"10.1371/journal.pone.0076585","ISSN":"1932-6203","issue":"10","journalAbbreviation":"PLoS ONE","language":"en","page":"e76585","source":"DOI.org (Crossref)","title":"Systolic Peak Detection in Acceleration Photoplethysmograms Measured from Emergency Responders in Tropical Conditions","volume":"8","author":[{"family":"Elgendi","given":"Mohamed"},{"family":"Norton","given":"Ian"},{"family":"Brearley","given":"Matt"},{"family":"Abbott","given":"Derek"},{"family":"Schuurmans","given":"Dale"}],"editor":[{"family":"Bondarenko","given":"Vladimir E."}],"issued":{"date-parts":[["2013",10,22]]}}}],"schema":"https://github.com/citation-style-language/schema/raw/master/csl-citation.json"} </w:instrText>
-      </w:r>
-      <w:r>
-        <w:fldChar w:fldCharType="separate"/>
-      </w:r>
-      <w:r>
-        <w:rPr>
-          <w:rFonts w:ascii="Aptos" w:hAnsi="Aptos"/>
-        </w:rPr>
-        <w:t>[37]</w:t>
-      </w:r>
-      <w:r>
-        <w:fldChar w:fldCharType="end"/>
-      </w:r>
-      <w:r>
-        <w:t xml:space="preserve">.  In thresholding, a dynamic threshold, THR1(n) (dimensionless, same units as y(n)), is formed by adding an offset to MA_beat(n):  </w:t>
-      </w:r>
-      <w:r>
-        <w:rPr>
-          <w:highlight w:val="green"/>
-        </w:rPr>
-        <w:t>THR1(n) = MA_beat(n) + β</w:t>
-      </w:r>
-      <w:r>
-        <w:t xml:space="preserve">  where </w:t>
-      </w:r>
-      <w:r>
-        <w:rPr>
-          <w:highlight w:val="green"/>
-        </w:rPr>
-        <w:t>β = α × y_mean, α = 0.02</w:t>
-      </w:r>
-      <w:r>
-        <w:t xml:space="preserve"> is an empirically optimised offset coefficient and y_mean (dimensionless) is the mean value of y(n) over the current analysis window </w:t>
-      </w:r>
-      <w:r>
-        <w:fldChar w:fldCharType="begin"/>
-      </w:r>
-      <w:r>
-        <w:instrText xml:space="preserve"> ADDIN ZOTERO_ITEM CSL_CITATION {"citationID":"9Tqkfc2i","properties":{"unsorted":false,"formattedCitation":"[37]","plainCitation":"[37]","noteIndex":0},"citationItems":[{"id":328,"uris":["http://zotero.org/users/19683069/items/X49LCWCB"],"itemData":{"id":328,"type":"article-journal","container-title":"PLoS ONE","DOI":"10.1371/journal.pone.0076585","ISSN":"1932-6203","issue":"10","journalAbbreviation":"PLoS ONE","language":"en","page":"e76585","source":"DOI.org (Crossref)","title":"Systolic Peak Detection in Acceleration Photoplethysmograms Measured from Emergency Responders in Tropical Conditions","volume":"8","author":[{"family":"Elgendi","given":"Mohamed"},{"family":"Norton","given":"Ian"},{"family":"Brearley","given":"Matt"},{"family":"Abbott","given":"Derek"},{"family":"Schuurmans","given":"Dale"}],"editor":[{"family":"Bondarenko","given":"Vladimir E."}],"issued":{"date-parts":[["2013",10,22]]}}}],"schema":"https://github.com/citation-style-language/schema/raw/master/csl-citation.json"} </w:instrText>
-      </w:r>
-      <w:r>
-        <w:fldChar w:fldCharType="separate"/>
-      </w:r>
-      <w:r>
-        <w:rPr>
-          <w:rFonts w:ascii="Aptos" w:hAnsi="Aptos"/>
-        </w:rPr>
-        <w:t>[37]</w:t>
-      </w:r>
-      <w:r>
-        <w:fldChar w:fldCharType="end"/>
-      </w:r>
-      <w:r>
-        <w:t xml:space="preserve">. A block of interest is any contiguous run of samples for which MA_peak(n) ≥ THR1(n); blocks narrower than W1 samples are rejected as noise, since a genuine systolic peak is expected to occupy at least the systolic-peak duration, while blocks meeting or exceeding this width are accepted as containing a systolic peak </w:t>
-      </w:r>
-      <w:r>
-        <w:fldChar w:fldCharType="begin"/>
-      </w:r>
-      <w:r>
-        <w:instrText xml:space="preserve"> ADDIN ZOTERO_ITEM CSL_CITATION {"citationID":"fCFHHeVO","properties":{"unsorted":false,"formattedCitation":"[37]","plainCitation":"[37]","noteIndex":0},"citationItems":[{"id":328,"uris":["http://zotero.org/users/19683069/items/X49LCWCB"],"itemData":{"id":328,"type":"article-journal","container-title":"PLoS ONE","DOI":"10.1371/journal.pone.0076585","ISSN":"1932-6203","issue":"10","journalAbbreviation":"PLoS ONE","language":"en","page":"e76585","source":"DOI.org (Crossref)","title":"Systolic Peak Detection in Acceleration Photoplethysmograms Measured from Emergency Responders in Tropical Conditions","volume":"8","author":[{"family":"Elgendi","given":"Mohamed"},{"family":"Norton","given":"Ian"},{"family":"Brearley","given":"Matt"},{"family":"Abbott","given":"Derek"},{"family":"Schuurmans","given":"Dale"}],"editor":[{"family":"Bondarenko","given":"Vladimir E."}],"issued":{"date-parts":[["2013",10,22]]}}}],"schema":"https://github.com/citation-style-language/schema/raw/master/csl-citation.json"} </w:instrText>
-      </w:r>
-      <w:r>
-        <w:fldChar w:fldCharType="separate"/>
-      </w:r>
-      <w:r>
-        <w:rPr>
-          <w:rFonts w:ascii="Aptos" w:hAnsi="Aptos"/>
-        </w:rPr>
-        <w:t>[37]</w:t>
-      </w:r>
-      <w:r>
-        <w:fldChar w:fldCharType="end"/>
-      </w:r>
-      <w:r>
-        <w:t xml:space="preserve">. Within each accepted block, the systolic peak location is taken as the sample at which y(n) attains its maximum value </w:t>
-      </w:r>
-      <w:r>
-        <w:fldChar w:fldCharType="begin"/>
-      </w:r>
-      <w:r>
-        <w:instrText xml:space="preserve"> ADDIN ZOTERO_ITEM CSL_CITATION {"citationID":"M8WgI11t","properties":{"unsorted":false,"formattedCitation":"[37]","plainCitation":"[37]","noteIndex":0},"citationItems":[{"id":328,"uris":["http://zotero.org/users/19683069/items/X49LCWCB"],"itemData":{"id":328,"type":"article-journal","container-title":"PLoS ONE","DOI":"10.1371/journal.pone.0076585","ISSN":"1932-6203","issue":"10","journalAbbreviation":"PLoS ONE","language":"en","page":"e76585","source":"DOI.org (Crossref)","title":"Systolic Peak Detection in Acceleration Photoplethysmograms Measured from Emergency Responders in Tropical Conditions","volume":"8","author":[{"family":"Elgendi","given":"Mohamed"},{"family":"Norton","given":"Ian"},{"family":"Brearley","given":"Matt"},{"family":"Abbott","given":"Derek"},{"family":"Schuurmans","given":"Dale"}],"editor":[{"family":"Bondarenko","given":"Vladimir E."}],"issued":{"date-parts":[["2013",10,22]]}}}],"schema":"https://github.com/citation-style-language/schema/raw/master/csl-citation.json"} </w:instrText>
-      </w:r>
-      <w:r>
-        <w:fldChar w:fldCharType="separate"/>
-      </w:r>
-      <w:r>
-        <w:rPr>
-          <w:rFonts w:ascii="Aptos" w:hAnsi="Aptos"/>
-        </w:rPr>
-        <w:t>[37]</w:t>
-      </w:r>
-      <w:r>
-        <w:fldChar w:fldCharType="end"/>
-      </w:r>
-      <w:r>
-        <w:t xml:space="preserve">.  The time between two consecutive accepted systolic peaks is the pulse-to-pulse interval (PPI), measured in milliseconds (ms), and is the PPG-derived equivalent of the RR interval. Intervals corresponding to a physiologically implausible instantaneous heart rate (below 40bpm or above 180bpm, consistent with the danger thresholds established in the Literature Review) are rejected as likely motion-artefact detections rather than genuine pulses [33]. Instantaneous heart rate, HR (measured in beats per minute, bpm), is then computed from each accepted pulse-to-pulse interval as:  </w:t>
-      </w:r>
-      <w:r>
-        <w:rPr>
-          <w:highlight w:val="green"/>
-        </w:rPr>
-        <w:t>HR = 60,000 / PPI</w:t>
-      </w:r>
-      <w:r>
-        <w:t xml:space="preserve">  where PPI is the pulse-to-pulse interval in milliseconds (ms) and 60,000 converts from intervals-per-millisecond to beats-per-minute. The reported heart rate over a monitoring window is the arithmetic mean of the instantaneous heart rate values computed within that window, which reduces the influence of any single mistimed peak on the value reported to the data analysis layer.</w:t>
+      <w:pPr>
+        <w:pStyle w:val="NormalWeb"/>
+        <w:keepNext/>
+      </w:pPr>
+      <w:r>
+        <w:drawing>
+          <wp:inline distT="0" distB="0" distL="0" distR="0" wp14:anchorId="46303CB1" wp14:editId="302DA2DE">
+            <wp:extent cx="5400000" cy="2667470"/>
+            <wp:effectExtent l="0" t="0" r="0" b="0"/>
+            <wp:docPr id="374477275" name="Picture 4"/>
+            <wp:cNvGraphicFramePr>
+              <a:graphicFrameLocks xmlns:a="http://schemas.openxmlformats.org/drawingml/2006/main" noChangeAspect="1"/>
+            </wp:cNvGraphicFramePr>
+            <a:graphic xmlns:a="http://schemas.openxmlformats.org/drawingml/2006/main">
+              <a:graphicData uri="http://schemas.openxmlformats.org/drawingml/2006/picture">
+                <pic:pic xmlns:pic="http://schemas.openxmlformats.org/drawingml/2006/picture">
+                  <pic:nvPicPr>
+                    <pic:cNvPr id="0" name="Picture 13"/>
+                    <pic:cNvPicPr>
+                      <a:picLocks noChangeAspect="1" noChangeArrowheads="1"/>
+                    </pic:cNvPicPr>
+                  </pic:nvPicPr>
+                  <pic:blipFill>
+                    <a:blip r:embed="rId15" cstate="print">
+                      <a:extLst>
+                        <a:ext uri="{28A0092B-C50C-407E-A947-70E740481C1C}">
+                          <a14:useLocalDpi xmlns:a14="http://schemas.microsoft.com/office/drawing/2010/main" val="0"/>
+                        </a:ext>
+                      </a:extLst>
+                    </a:blip>
+                    <a:srcRect/>
+                    <a:stretch>
+                      <a:fillRect/>
+                    </a:stretch>
+                  </pic:blipFill>
+                  <pic:spPr bwMode="auto">
+                    <a:xfrm>
+                      <a:off x="0" y="0"/>
+                      <a:ext cx="5400000" cy="2667470"/>
+                    </a:xfrm>
+                    <a:prstGeom prst="rect">
+                      <a:avLst/>
+                    </a:prstGeom>
+                    <a:noFill/>
+                    <a:ln>
+                      <a:noFill/>
+                    </a:ln>
+                  </pic:spPr>
+                </pic:pic>
+              </a:graphicData>
+            </a:graphic>
+          </wp:inline>
+        </w:drawing>
       </w:r>
     </w:p>
     <w:p>
-      <w:r>
-        <w:t xml:space="preserve">Respiratory rate is extracted from the same PPG waveform used for heart rate, without requiring a separate sensor. Breathing modulates the PPG signal in three known ways: it changes the baseline/DC level of the waveform (respiratory-induced intensity variation), it changes the amplitude of each pulse (respiratory-induced amplitude variation), and it changes the timing between pulses through respiratory sinus arrhythmia (respiratory-induced frequency variation). This project extracts the respiratory-induced intensity variation by low-pass filtering the raw PPG signal to isolate the frequency band in which normal human breathing occurs (approximately 0.1Hz to 0.5Hz, corresponding to 6 to 30 breaths per minute). Peaks in this filtered respiratory waveform are then detected using the same event-related moving-average peak-detection algorithm used for PPG systolic peaks </w:t>
-      </w:r>
-      <w:r>
-        <w:fldChar w:fldCharType="begin"/>
-      </w:r>
-      <w:r>
-        <w:instrText xml:space="preserve"> ADDIN ZOTERO_ITEM CSL_CITATION {"citationID":"SxvRv7GE","properties":{"unsorted":false,"formattedCitation":"[37]","plainCitation":"[37]","noteIndex":0},"citationItems":[{"id":328,"uris":["http://zotero.org/users/19683069/items/X49LCWCB"],"itemData":{"id":328,"type":"article-journal","container-title":"PLoS ONE","DOI":"10.1371/journal.pone.0076585","ISSN":"1932-6203","issue":"10","journalAbbreviation":"PLoS ONE","language":"en","page":"e76585","source":"DOI.org (Crossref)","title":"Systolic Peak Detection in Acceleration Photoplethysmograms Measured from Emergency Responders in Tropical Conditions","volume":"8","author":[{"family":"Elgendi","given":"Mohamed"},{"family":"Norton","given":"Ian"},{"family":"Brearley","given":"Matt"},{"family":"Abbott","given":"Derek"},{"family":"Schuurmans","given":"Dale"}],"editor":[{"family":"Bondarenko","given":"Vladimir E."}],"issued":{"date-parts":[["2013",10,22]]}}}],"schema":"https://github.com/citation-style-language/schema/raw/master/csl-citation.json"} </w:instrText>
-      </w:r>
-      <w:r>
-        <w:fldChar w:fldCharType="separate"/>
-      </w:r>
-      <w:r>
-        <w:rPr>
-          <w:rFonts w:ascii="Aptos" w:hAnsi="Aptos"/>
-        </w:rPr>
-        <w:t>[37]</w:t>
-      </w:r>
-      <w:r>
-        <w:fldChar w:fldCharType="end"/>
-      </w:r>
-      <w:r>
-        <w:t xml:space="preserve">, and the time between consecutive respiratory peaks gives the breath-to-breath interval, T (measured in seconds, s). Respiratory rate, RR (measured in breaths per minute), is then:  </w:t>
-      </w:r>
-      <w:r>
-        <w:rPr>
-          <w:highlight w:val="green"/>
-        </w:rPr>
-        <w:t>RR = 60 / T</w:t>
-      </w:r>
-      <w:r>
-        <w:t xml:space="preserve">  where T is the breath-to-breath interval in seconds and 60 converts from breaths-per-second to breaths-per-minute. As with heart rate, the respiratory rate reported to the data analysis layer is the average of the instantaneous values computed across the monitoring window.</w:t>
-      </w:r>
+      <w:pPr>
+        <w:pStyle w:val="Caption"/>
+        <w:rPr>
+          <w:rFonts w:ascii="Times New Roman" w:eastAsia="Times New Roman" w:hAnsi="Times New Roman" w:cs="Times New Roman"/>
+          <w:kern w:val="0"/>
+          <w:lang w:eastAsia="en-ZA"/>
+          <w14:ligatures w14:val="none"/>
+        </w:rPr>
+      </w:pPr>
+      <w:bookmarkStart w:id="31" w:name="_Toc240378877"/>
+      <w:r>
+        <w:t xml:space="preserve">Figure </w:t>
+      </w:r>
+      <w:fldSimple w:instr=" SEQ Figure \* ARABIC ">
+        <w:r>
+          <w:rPr>
+            <w:noProof/>
+          </w:rPr>
+          <w:t>4</w:t>
+        </w:r>
+      </w:fldSimple>
+      <w:r>
+        <w:t xml:space="preserve"> </w:t>
+      </w:r>
+      <w:r>
+        <w:t>Signal processing layer flow diagram</w:t>
+      </w:r>
+      <w:bookmarkEnd w:id="31"/>
     </w:p>
     <w:p>
-      <w:r>
-        <w:lastRenderedPageBreak/>
-        <w:t xml:space="preserve">Multiple heart rate variability metrics can be obtained from a PPG signal as discussed in the literature review. For this project, a decision tree model is implemented (detailed in subsystem 2 below) to analyse HRV parameters and determine stress </w:t>
+      <w:pPr>
+        <w:pStyle w:val="NormalWeb"/>
+      </w:pPr>
+      <w:r>
+        <w:rPr>
+          <w:rStyle w:val="Strong"/>
+        </w:rPr>
+        <w:t xml:space="preserve">Path </w:t>
+      </w:r>
+      <w:r>
+        <w:rPr>
+          <w:rStyle w:val="Strong"/>
+        </w:rPr>
+        <w:t xml:space="preserve">1 – </w:t>
+      </w:r>
+      <w:r>
+        <w:rPr>
+          <w:rStyle w:val="Strong"/>
+          <w:b w:val="0"/>
+          <w:bCs w:val="0"/>
+        </w:rPr>
+        <w:t>Pulse-interval acquisition for HR and HRV</w:t>
+      </w:r>
+      <w:r>
+        <w:rPr>
+          <w:rStyle w:val="Strong"/>
+          <w:b w:val="0"/>
+          <w:bCs w:val="0"/>
+        </w:rPr>
+        <w:t>.</w:t>
+      </w:r>
+      <w:r>
+        <w:t xml:space="preserve"> The sensor's online streaming interface exposes a pulse-to-pulse interval (PPI) stream, derived on-device from the optical PPG signal using the manufacturer's own validated extraction algorithm </w:t>
       </w:r>
       <w:r>
         <w:fldChar w:fldCharType="begin"/>
       </w:r>
       <w:r>
-        <w:instrText xml:space="preserve"> ADDIN ZOTERO_ITEM CSL_CITATION {"citationID":"tMEbjkkg","properties":{"unsorted":false,"formattedCitation":"[18]","plainCitation":"[18]","noteIndex":0},"citationItems":[{"id":300,"uris":["http://zotero.org/users/19683069/items/WFLMTXV4"],"itemData":{"id":300,"type":"article-journal","abstract":"Prolonged exposure to high-stress environments can lead to mental illnesses such as anxiety disorders, depression, and posttraumatic stress disorder. Here, a wearable device utilizing photoplethysmography (PPG) technology is developed to noninvasively measure physiological signals and analyze heart rate variability (HRV) parameters. Traditional normative HRV databases typically do not account for responses induced by specific stressors such as cognitive tasks. Therefore, machine learning is used to build a more dynamic stress assessment model. Machine learning can capture complex nonlinear relationships among HRV parameters during stress-inducing tasks, adapts to individual stress response variations, and provides real-time stress level predictions. Furthermore, machine learning models can integrate temporal patterns in HRV data to achieve nuanced stress level assessment. This study examines the feasibility of PPG signals and validates the developed stress model. The RR intervals derived from PPG signals were highly positively correlated with those from electrocardiography signals (correlation coefficient</w:instrText>
-      </w:r>
-      <w:r>
-        <w:rPr>
-          <w:rFonts w:ascii="Arial" w:hAnsi="Arial" w:cs="Arial"/>
-        </w:rPr>
-        <w:instrText> </w:instrText>
-      </w:r>
-      <w:r>
-        <w:instrText>=</w:instrText>
-      </w:r>
-      <w:r>
-        <w:rPr>
-          <w:rFonts w:ascii="Arial" w:hAnsi="Arial" w:cs="Arial"/>
-        </w:rPr>
-        <w:instrText> </w:instrText>
-      </w:r>
-      <w:r>
-        <w:instrText>0.9920, R-squared</w:instrText>
-      </w:r>
-      <w:r>
-        <w:rPr>
-          <w:rFonts w:ascii="Arial" w:hAnsi="Arial" w:cs="Arial"/>
-        </w:rPr>
-        <w:instrText> </w:instrText>
-      </w:r>
-      <w:r>
-        <w:instrText>=</w:instrText>
-      </w:r>
-      <w:r>
-        <w:rPr>
-          <w:rFonts w:ascii="Arial" w:hAnsi="Arial" w:cs="Arial"/>
-        </w:rPr>
-        <w:instrText> </w:instrText>
-      </w:r>
-      <w:r>
-        <w:instrText>0.9837); this confirms the usability of PPG signals for HRV analysis. The stress model is constructed via the open-source Swell dataset. In the experiments, participants complete the Depression Anxiety Stress Scales-21-Chinese (DASS-21-C) questionnaire to quantify levels of depression, anxiety, and stress over a week. Baseline and stress-state PPG data are collected, converted into HRV values, and input into the model for stress quantification. The Stroop test is used to elicit stress responses. After the experiment, the DASS-21-C stress scores were compared with the model's baseline, stress state, and combined scores. The highest correlation was observed between the model's baseline score and the DASS-21-C stress score (correlation coefficient</w:instrText>
-      </w:r>
-      <w:r>
-        <w:rPr>
-          <w:rFonts w:ascii="Arial" w:hAnsi="Arial" w:cs="Arial"/>
-        </w:rPr>
-        <w:instrText> </w:instrText>
-      </w:r>
-      <w:r>
-        <w:instrText>=</w:instrText>
-      </w:r>
-      <w:r>
-        <w:rPr>
-          <w:rFonts w:ascii="Arial" w:hAnsi="Arial" w:cs="Arial"/>
-        </w:rPr>
-        <w:instrText> </w:instrText>
-      </w:r>
-      <w:r>
-        <w:instrText>0.92, R-squared</w:instrText>
-      </w:r>
-      <w:r>
-        <w:rPr>
-          <w:rFonts w:ascii="Arial" w:hAnsi="Arial" w:cs="Arial"/>
-        </w:rPr>
-        <w:instrText> </w:instrText>
-      </w:r>
-      <w:r>
-        <w:instrText>=</w:instrText>
-      </w:r>
-      <w:r>
-        <w:rPr>
-          <w:rFonts w:ascii="Arial" w:hAnsi="Arial" w:cs="Arial"/>
-        </w:rPr>
-        <w:instrText>  </w:instrText>
-      </w:r>
-      <w:r>
-        <w:instrText xml:space="preserve">0.8457), supporting the model's psychological significance in quantifying everyday stress. HRV parameter changes across experimental phases are discussed as well as sex differences in stress responses. In the future, this device may be applied in clinical scenarios for further validation and could be integrated with additional physiological indicators for broader application in daily health management and stress warning systems.","container-title":"APL Bioengineering","DOI":"10.1063/5.0256590","ISSN":"2473-2877","issue":"2","language":"en","page":"026103","source":"DOI.org (Crossref)","title":"Photoplethysmography-based HRV analysis and machine learning for real-time stress quantification in mental health applications","volume":"9","author":[{"family":"Tsai","given":"Ying-Ying"},{"family":"Chen","given":"Yu-Jie"},{"family":"Lin","given":"Yen-Feng"},{"family":"Hsiao","given":"Fan-Chi"},{"family":"Hsu","given":"Ching-Han"},{"family":"Liao","given":"Lun-De"}],"issued":{"date-parts":[["2025",6,1]]}}}],"schema":"https://github.com/citation-style-language/schema/raw/master/csl-citation.json"} </w:instrText>
+        <w:instrText xml:space="preserve"> ADDIN ZOTERO_ITEM CSL_CITATION {"citationID":"J3eQbxpD","properties":{"unsorted":false,"formattedCitation":"[35]","plainCitation":"[35]","noteIndex":0},"citationItems":[{"id":335,"uris":["http://zotero.org/users/19683069/items/CZPW3WTC"],"itemData":{"id":335,"type":"webpage","abstract":"Repository includes SDK and code examples. More info https://polar.com/en/developers - polarofficial/polar-ble-sdk","container-title":"GitHub","language":"en","title":"polar-ble-sdk/documentation/products/PolarVeritySense.md at master · polarofficial/polar-ble-sdk","URL":"https://github.com/polarofficial/polar-ble-sdk/blob/master/documentation/products/PolarVeritySense.md","accessed":{"date-parts":[["2026",9,15]]}}}],"schema":"https://github.com/citation-style-language/schema/raw/master/csl-citation.json"} </w:instrText>
       </w:r>
       <w:r>
         <w:fldChar w:fldCharType="separate"/>
       </w:r>
       <w:r>
-        <w:rPr>
-          <w:rFonts w:ascii="Aptos" w:hAnsi="Aptos"/>
-        </w:rPr>
-        <w:t>[18]</w:t>
+        <w:t>[35]</w:t>
       </w:r>
       <w:r>
         <w:fldChar w:fldCharType="end"/>
       </w:r>
       <w:r>
-        <w:t>. This model requires only the following 34 HRV parameters for its analysis:</w:t>
+        <w:t xml:space="preserve">. Rather than duplicating pulse detection </w:t>
+      </w:r>
+      <w:r>
+        <w:rPr>
+          <w:rStyle w:val="Strong"/>
+        </w:rPr>
+        <w:t xml:space="preserve">– </w:t>
+      </w:r>
+      <w:r>
+        <w:t xml:space="preserve">a problem already solved and certified against reference instrumentation by the sensor manufacturer </w:t>
+      </w:r>
+      <w:r>
+        <w:rPr>
+          <w:rStyle w:val="Strong"/>
+        </w:rPr>
+        <w:t xml:space="preserve">– </w:t>
+      </w:r>
+      <w:r>
+        <w:t xml:space="preserve">this subsystem consumes the PPI stream directly, reserving custom development effort for the parts of the pipeline the hardware does not provide natively. Each interval is screened before use: intervals corresponding to a physiologically implausible instantaneous heart rate (below 40bpm or above 131bpm, per the danger thresholds established in the literature review) are tracked and rejected as motion artefacts if not sustained </w:t>
+      </w:r>
+      <w:r>
+        <w:fldChar w:fldCharType="begin"/>
+      </w:r>
+      <w:r>
+        <w:instrText xml:space="preserve"> ADDIN ZOTERO_ITEM CSL_CITATION {"citationID":"NiOEEWJK","properties":{"unsorted":false,"formattedCitation":"[33]","plainCitation":"[33]","noteIndex":0},"citationItems":[{"id":327,"uris":["http://zotero.org/users/19683069/items/UE3F93QN"],"itemData":{"id":327,"type":"paper-conference","container-title":"Proceedings of the 16th International Conference on Multimodal Interaction","DOI":"10.1145/2663204.2663257","event-title":"ICMI '14: INTERNATIONAL CONFERENCE ON MULTIMODAL INTERACTION","ISBN":"978-1-4503-2885-2","language":"en","page":"291-298","publisher":"ACM","publisher-place":"Istanbul Turkey","source":"DOI.org (Crossref)","title":"The SWELL Knowledge Work Dataset for Stress and User Modeling Research","URL":"https://dl.acm.org/doi/10.1145/2663204.2663257","author":[{"family":"Koldijk","given":"Saskia"},{"family":"Sappelli","given":"Maya"},{"family":"Verberne","given":"Suzan"},{"family":"Neerincx","given":"Mark A."},{"family":"Kraaij","given":"Wessel"}],"accessed":{"date-parts":[["2026",9,12]]},"issued":{"date-parts":[["2014",11,12]]}}}],"schema":"https://github.com/citation-style-language/schema/raw/master/csl-citation.json"} </w:instrText>
+      </w:r>
+      <w:r>
+        <w:fldChar w:fldCharType="separate"/>
+      </w:r>
+      <w:r>
+        <w:t>[33]</w:t>
+      </w:r>
+      <w:r>
+        <w:fldChar w:fldCharType="end"/>
+      </w:r>
+      <w:r>
+        <w:t xml:space="preserve">. Instantaneous heart rate is computed as </w:t>
+      </w:r>
+      <m:oMath>
+        <m:r>
+          <m:rPr>
+            <m:sty m:val="p"/>
+          </m:rPr>
+          <w:rPr>
+            <w:rFonts w:ascii="Cambria Math" w:hAnsi="Cambria Math"/>
+          </w:rPr>
+          <m:t>HR =</m:t>
+        </m:r>
+        <m:f>
+          <m:fPr>
+            <m:ctrlPr>
+              <w:rPr>
+                <w:rFonts w:ascii="Cambria Math" w:hAnsi="Cambria Math"/>
+              </w:rPr>
+            </m:ctrlPr>
+          </m:fPr>
+          <m:num>
+            <m:r>
+              <m:rPr>
+                <m:sty m:val="p"/>
+              </m:rPr>
+              <w:rPr>
+                <w:rFonts w:ascii="Cambria Math" w:hAnsi="Cambria Math"/>
+              </w:rPr>
+              <m:t>60,000</m:t>
+            </m:r>
+          </m:num>
+          <m:den>
+            <m:r>
+              <m:rPr>
+                <m:sty m:val="p"/>
+              </m:rPr>
+              <w:rPr>
+                <w:rFonts w:ascii="Cambria Math" w:hAnsi="Cambria Math"/>
+              </w:rPr>
+              <m:t>PPI</m:t>
+            </m:r>
+          </m:den>
+        </m:f>
+        <m:r>
+          <m:rPr>
+            <m:sty m:val="p"/>
+          </m:rPr>
+          <w:rPr>
+            <w:rFonts w:ascii="Cambria Math"/>
+          </w:rPr>
+          <m:t xml:space="preserve"> </m:t>
+        </m:r>
+      </m:oMath>
+      <w:r>
+        <w:t>bpm</w:t>
+      </w:r>
+      <w:r>
+        <w:t xml:space="preserve"> (with</w:t>
+      </w:r>
+      <w:r>
+        <w:t xml:space="preserve"> PPI in ms</w:t>
+      </w:r>
+      <w:r>
+        <w:t>)</w:t>
+      </w:r>
+      <w:r>
+        <w:t>, and the reported value over a window is the arithmetic mean of accepted instantaneous values</w:t>
+      </w:r>
+      <w:r>
+        <w:fldChar w:fldCharType="begin"/>
+      </w:r>
+      <w:r>
+        <w:instrText xml:space="preserve"> ADDIN ZOTERO_ITEM CSL_CITATION {"citationID":"NfKRMRv3","properties":{"unsorted":false,"formattedCitation":"[1]","plainCitation":"[1]","noteIndex":0},"citationItems":[{"id":244,"uris":["http://zotero.org/users/19683069/items/44U4YJ92"],"itemData":{"id":244,"type":"article-journal","abstract":"Beyond its use in the clinical environment, the photoplethysmogram is increasingly used for the purpose of measuring the physiological state of an individual in daily life. This review aims to examine existing research of the photoplethysmogram concerning its generation mechanisms, measurement principles, clinical applications, noise definition, pre-processing techniques, feature detection techniques, and post-processing techniques for photoplethysmogram processing, especially from an engineering point of view. We performed an extensive search of the PubMed, Google Scholar, Institute of Electrical and Electronics Engineers (IEEE), ScienceDirect, and Web of Science databases. The exclusion conditions did not include the year of publication, but articles not published in English were excluded. Based on 118 articles, we identified four main topics of enabling the PPG: (A) PPG waveform, (B) PPG features and clinical applications, including basic features based on the original PPG waveform, combined features of the PPG, and derivative features of the PPG, (C) PPG noise, including motion artifact baseline wandering and hypoperfusion, and (D) PPG signal processing, including PPG preprocessing, PPG peak detection, and signal quality index. The application field of the photoplethysmogram has been extending beyond the clinical to the mobile environment. Although there is no standardized preprocessing pipeline for PPG signal processing, as PPG data is acquired and accumulated in various ways, the recently proposed machine learning-based method is expected to offer a promising solution.","container-title":"Frontiers in Physiology","DOI":"10.3389/fphys.2021.808451","ISSN":"1664-042X","journalAbbreviation":"Front. Physiol.","language":"English","publisher":"Frontiers","source":"Frontiers","title":"Photoplethysmogram Analysis and Applications: An Integrative Review","title-short":"Photoplethysmogram Analysis and Applications","URL":"https://www.frontiersin.org/journals/physiology/articles/10.3389/fphys.2021.808451/full","volume":"12","author":[{"family":"Park","given":"Junyung"},{"family":"Seok","given":"Hyeon Seok"},{"family":"Kim","given":"Sang-Su"},{"family":"Shin","given":"Hangsik"}],"accessed":{"date-parts":[["2026",7,26]]},"issued":{"date-parts":[["2022",3,1]]}}}],"schema":"https://github.com/citation-style-language/schema/raw/master/csl-citation.json"} </w:instrText>
+      </w:r>
+      <w:r>
+        <w:fldChar w:fldCharType="separate"/>
+      </w:r>
+      <w:r>
+        <w:t>[1]</w:t>
+      </w:r>
+      <w:r>
+        <w:fldChar w:fldCharType="end"/>
+      </w:r>
+      <w:r>
+        <w:t>.</w:t>
       </w:r>
     </w:p>
     <w:p>
       <w:pPr>
-        <w:rPr>
-          <w:b/>
-          <w:bCs/>
-        </w:rPr>
-      </w:pPr>
-      <w:r>
-        <w:rPr>
-          <w:b/>
-          <w:bCs/>
-        </w:rPr>
-        <w:t>Time-domain parameters:</w:t>
+        <w:pStyle w:val="NormalWeb"/>
+      </w:pPr>
+      <w:r>
+        <w:rPr>
+          <w:rStyle w:val="Strong"/>
+        </w:rPr>
+        <w:t xml:space="preserve">Path 2 </w:t>
+      </w:r>
+      <w:r>
+        <w:rPr>
+          <w:rStyle w:val="Strong"/>
+        </w:rPr>
+        <w:t xml:space="preserve">– </w:t>
+      </w:r>
+      <w:r>
+        <w:rPr>
+          <w:rStyle w:val="Strong"/>
+          <w:b w:val="0"/>
+          <w:bCs w:val="0"/>
+        </w:rPr>
+        <w:t xml:space="preserve">Raw PPG acquisition for </w:t>
+      </w:r>
+      <w:r>
+        <w:rPr>
+          <w:rStyle w:val="Strong"/>
+          <w:b w:val="0"/>
+          <w:bCs w:val="0"/>
+        </w:rPr>
+        <w:t>breath rate</w:t>
+      </w:r>
+      <w:r>
+        <w:rPr>
+          <w:rStyle w:val="Strong"/>
+          <w:b w:val="0"/>
+          <w:bCs w:val="0"/>
+        </w:rPr>
+        <w:t>.</w:t>
+      </w:r>
+      <w:r>
+        <w:t xml:space="preserve"> The same online streaming service supplies raw PPG concurrently</w:t>
+      </w:r>
+      <w:r>
+        <w:fldChar w:fldCharType="begin"/>
+      </w:r>
+      <w:r>
+        <w:instrText xml:space="preserve"> ADDIN ZOTERO_ITEM CSL_CITATION {"citationID":"QaNZOZoP","properties":{"unsorted":false,"formattedCitation":"[35]","plainCitation":"[35]","noteIndex":0},"citationItems":[{"id":335,"uris":["http://zotero.org/users/19683069/items/CZPW3WTC"],"itemData":{"id":335,"type":"webpage","abstract":"Repository includes SDK and code examples. More info https://polar.com/en/developers - polarofficial/polar-ble-sdk","container-title":"GitHub","language":"en","title":"polar-ble-sdk/documentation/products/PolarVeritySense.md at master · polarofficial/polar-ble-sdk","URL":"https://github.com/polarofficial/polar-ble-sdk/blob/master/documentation/products/PolarVeritySense.md","accessed":{"date-parts":[["2026",9,15]]}}}],"schema":"https://github.com/citation-style-language/schema/raw/master/csl-citation.json"} </w:instrText>
+      </w:r>
+      <w:r>
+        <w:fldChar w:fldCharType="separate"/>
+      </w:r>
+      <w:r>
+        <w:t>[35]</w:t>
+      </w:r>
+      <w:r>
+        <w:fldChar w:fldCharType="end"/>
+      </w:r>
+      <w:r>
+        <w:t>. B</w:t>
+      </w:r>
+      <w:r>
+        <w:t>reathing modulates the PPG signal in three known ways: respiratory-induced intensity variation (</w:t>
+      </w:r>
+      <m:oMath>
+        <m:r>
+          <m:rPr>
+            <m:sty m:val="p"/>
+          </m:rPr>
+          <w:rPr>
+            <w:rFonts w:ascii="Cambria Math" w:hAnsi="Cambria Math"/>
+          </w:rPr>
+          <m:t>baseline/DC shift</m:t>
+        </m:r>
+      </m:oMath>
+      <w:r>
+        <w:t>), amplitude variation, and frequency variation (via respiratory sinus arrhythmia)</w:t>
+      </w:r>
+      <w:r>
+        <w:fldChar w:fldCharType="begin"/>
+      </w:r>
+      <w:r>
+        <w:instrText xml:space="preserve"> ADDIN ZOTERO_ITEM CSL_CITATION {"citationID":"uOFMHQpL","properties":{"unsorted":false,"formattedCitation":"[10], [36], [37]","plainCitation":"[10], [36], [37]","noteIndex":0},"citationItems":[{"id":301,"uris":["http://zotero.org/users/19683069/items/3UBYU5X8"],"itemData":{"id":301,"type":"paper-conference","container-title":"Proceedings of the 10th IEEE International Conference on Information Technology and Applications in Biomedicine","DOI":"10.1109/ITAB.2010.5687633","event-title":"2010 10th IEEE International Conference on Information Technology and Applications in Biomedicine (ITAB 2010)","ISBN":"978-1-4244-6559-0","page":"1-3","publisher":"IEEE","publisher-place":"Corfu, Greece","source":"DOI.org (Crossref)","title":"The accuracy of respiratory rate estimation using electrocardiography and photoplethysmography","URL":"http://ieeexplore.ieee.org/document/5687633/","author":[{"family":"Wu","given":"Dan"},{"literal":"Guan-Zheng Liu"},{"family":"Wong","given":"Mico Yee Man"},{"family":"Zhang","given":"Yuan-Ting"}],"accessed":{"date-parts":[["2026",9,2]]},"issued":{"date-parts":[["2010",11]]}}},{"id":258,"uris":["http://zotero.org/users/19683069/items/VKHE6VRV"],"itemData":{"id":258,"type":"paper-conference","abstract":"Five time series which are known to be modulated by respiration are derived from the pulse photoplethysmographic (PPG) signal, and they are analyzed for obstructive sleep apnea (OSA) detection: Pulse rate, amplitude, and width variabilities (PRV, PAV, and PWV, respectively), pulse upslopes, and slope transit time (STT). A total of 26 polysomnographic recordings were split in 1-min segments which were manually labeled as OSA (653 segments), normal breathing (7204 segments), or other pulmonary events. For each one of the 5 PPG-derived series, 4 features were extracted: the standard deviation, the power at high and low frequency (PLF) bands, and the normalized PLF. These 20 features were used as input of a least-squares support vector machine classifier using an RBF kernel. Results show an accuracy of 72.66%, suggesting that the analyzed features are promising for the detection of OSA from only the PPG signal.","container-title":"2017 Computing in Cardiology (CinC)","DOI":"10.22489/CinC.2017.273-229","event-title":"2017 Computing in Cardiology (CinC)","ISSN":"2325-887X","note":"ISSN: 2325-887X","page":"1-4","source":"IEEE Xplore","title":"Pulse photoplethysmography derived respiration for obstructive sleep apnea detection","URL":"https://ieeexplore.ieee.org/abstract/document/8331674","author":[{"family":"Lázaro","given":"Jesús"},{"family":"Gil","given":"Eduardo"},{"family":"Deviaene","given":"Margot"},{"family":"Bailón","given":"Raquel"},{"family":"Testelmans","given":"Dries"},{"family":"Buyse","given":"Bertien"},{"family":"Varón","given":"Carolina"},{"family":"Van Huffel","given":"Sabine"}],"accessed":{"date-parts":[["2026",7,26]]},"issued":{"date-parts":[["2017",9]]}}},{"id":231,"uris":["http://zotero.org/users/19683069/items/BAE84DMK"],"itemData":{"id":231,"type":"article-journal","container-title":"IEEE Reviews in Biomedical Engineering","DOI":"10.1109/RBME.2020.3036330","ISSN":"1937-3333, 1941-1189","journalAbbreviation":"IEEE Rev. Biomed. Eng.","license":"https://ieeexplore.ieee.org/Xplorehelp/downloads/license-information/IEEE.html","page":"103-121","source":"DOI.org (Crossref)","title":"Respiratory Monitoring: Current State of the Art and Future Roads","title-short":"Respiratory Monitoring","volume":"15","author":[{"family":"Costanzo","given":"Ian"},{"family":"Sen","given":"Devdip"},{"family":"Rhein","given":"Lawrence"},{"family":"Guler","given":"Ulkuhan"}],"issued":{"date-parts":[["2022"]]}}}],"schema":"https://github.com/citation-style-language/schema/raw/master/csl-citation.json"} </w:instrText>
+      </w:r>
+      <w:r>
+        <w:fldChar w:fldCharType="separate"/>
+      </w:r>
+      <w:r>
+        <w:t>[10], [36], [37]</w:t>
+      </w:r>
+      <w:r>
+        <w:fldChar w:fldCharType="end"/>
+      </w:r>
+      <w:r>
+        <w:t>. This subsystem extracts the intensity-variation component by low-pass filtering the raw PPG signal into the 0.1Hz–0.5Hz band in which normal breathing occurs (6–30 breaths/min)</w:t>
+      </w:r>
+      <w:r>
+        <w:t xml:space="preserve"> </w:t>
+      </w:r>
+      <w:r>
+        <w:fldChar w:fldCharType="begin"/>
+      </w:r>
+      <w:r>
+        <w:instrText xml:space="preserve"> ADDIN ZOTERO_ITEM CSL_CITATION {"citationID":"YjByevfF","properties":{"unsorted":false,"formattedCitation":"[10], [36], [37]","plainCitation":"[10], [36], [37]","noteIndex":0},"citationItems":[{"id":301,"uris":["http://zotero.org/users/19683069/items/3UBYU5X8"],"itemData":{"id":301,"type":"paper-conference","container-title":"Proceedings of the 10th IEEE International Conference on Information Technology and Applications in Biomedicine","DOI":"10.1109/ITAB.2010.5687633","event-title":"2010 10th IEEE International Conference on Information Technology and Applications in Biomedicine (ITAB 2010)","ISBN":"978-1-4244-6559-0","page":"1-3","publisher":"IEEE","publisher-place":"Corfu, Greece","source":"DOI.org (Crossref)","title":"The accuracy of respiratory rate estimation using electrocardiography and photoplethysmography","URL":"http://ieeexplore.ieee.org/document/5687633/","author":[{"family":"Wu","given":"Dan"},{"literal":"Guan-Zheng Liu"},{"family":"Wong","given":"Mico Yee Man"},{"family":"Zhang","given":"Yuan-Ting"}],"accessed":{"date-parts":[["2026",9,2]]},"issued":{"date-parts":[["2010",11]]}}},{"id":258,"uris":["http://zotero.org/users/19683069/items/VKHE6VRV"],"itemData":{"id":258,"type":"paper-conference","abstract":"Five time series which are known to be modulated by respiration are derived from the pulse photoplethysmographic (PPG) signal, and they are analyzed for obstructive sleep apnea (OSA) detection: Pulse rate, amplitude, and width variabilities (PRV, PAV, and PWV, respectively), pulse upslopes, and slope transit time (STT). A total of 26 polysomnographic recordings were split in 1-min segments which were manually labeled as OSA (653 segments), normal breathing (7204 segments), or other pulmonary events. For each one of the 5 PPG-derived series, 4 features were extracted: the standard deviation, the power at high and low frequency (PLF) bands, and the normalized PLF. These 20 features were used as input of a least-squares support vector machine classifier using an RBF kernel. Results show an accuracy of 72.66%, suggesting that the analyzed features are promising for the detection of OSA from only the PPG signal.","container-title":"2017 Computing in Cardiology (CinC)","DOI":"10.22489/CinC.2017.273-229","event-title":"2017 Computing in Cardiology (CinC)","ISSN":"2325-887X","note":"ISSN: 2325-887X","page":"1-4","source":"IEEE Xplore","title":"Pulse photoplethysmography derived respiration for obstructive sleep apnea detection","URL":"https://ieeexplore.ieee.org/abstract/document/8331674","author":[{"family":"Lázaro","given":"Jesús"},{"family":"Gil","given":"Eduardo"},{"family":"Deviaene","given":"Margot"},{"family":"Bailón","given":"Raquel"},{"family":"Testelmans","given":"Dries"},{"family":"Buyse","given":"Bertien"},{"family":"Varón","given":"Carolina"},{"family":"Van Huffel","given":"Sabine"}],"accessed":{"date-parts":[["2026",7,26]]},"issued":{"date-parts":[["2017",9]]}}},{"id":231,"uris":["http://zotero.org/users/19683069/items/BAE84DMK"],"itemData":{"id":231,"type":"article-journal","container-title":"IEEE Reviews in Biomedical Engineering","DOI":"10.1109/RBME.2020.3036330","ISSN":"1937-3333, 1941-1189","journalAbbreviation":"IEEE Rev. Biomed. Eng.","license":"https://ieeexplore.ieee.org/Xplorehelp/downloads/license-information/IEEE.html","page":"103-121","source":"DOI.org (Crossref)","title":"Respiratory Monitoring: Current State of the Art and Future Roads","title-short":"Respiratory Monitoring","volume":"15","author":[{"family":"Costanzo","given":"Ian"},{"family":"Sen","given":"Devdip"},{"family":"Rhein","given":"Lawrence"},{"family":"Guler","given":"Ulkuhan"}],"issued":{"date-parts":[["2022"]]}}}],"schema":"https://github.com/citation-style-language/schema/raw/master/csl-citation.json"} </w:instrText>
+      </w:r>
+      <w:r>
+        <w:fldChar w:fldCharType="separate"/>
+      </w:r>
+      <w:r>
+        <w:t>[10], [36], [37]</w:t>
+      </w:r>
+      <w:r>
+        <w:fldChar w:fldCharType="end"/>
+      </w:r>
+      <w:r>
+        <w:t xml:space="preserve">. Peaks in the filtered respiratory waveform are detected using the event-related moving-average algorithm of Elgendi et al. [37], applied here to the respiratory waveform. Breath-to-breath interval T (s) yields </w:t>
+      </w:r>
+      <w:r>
+        <w:t>breath rate</w:t>
+      </w:r>
+      <w:r>
+        <w:t xml:space="preserve"> </w:t>
+      </w:r>
+      <m:oMath>
+        <m:r>
+          <m:rPr>
+            <m:sty m:val="p"/>
+          </m:rPr>
+          <w:rPr>
+            <w:rFonts w:ascii="Cambria Math" w:hAnsi="Cambria Math"/>
+          </w:rPr>
+          <m:t>BR</m:t>
+        </m:r>
+        <m:r>
+          <m:rPr>
+            <m:sty m:val="p"/>
+          </m:rPr>
+          <w:rPr>
+            <w:rFonts w:ascii="Cambria Math" w:hAnsi="Cambria Math"/>
+          </w:rPr>
+          <m:t xml:space="preserve"> =</m:t>
+        </m:r>
+        <m:f>
+          <m:fPr>
+            <m:ctrlPr>
+              <w:rPr>
+                <w:rFonts w:ascii="Cambria Math" w:hAnsi="Cambria Math"/>
+              </w:rPr>
+            </m:ctrlPr>
+          </m:fPr>
+          <m:num>
+            <m:r>
+              <m:rPr>
+                <m:sty m:val="p"/>
+              </m:rPr>
+              <w:rPr>
+                <w:rFonts w:ascii="Cambria Math" w:hAnsi="Cambria Math"/>
+              </w:rPr>
+              <m:t>60</m:t>
+            </m:r>
+          </m:num>
+          <m:den>
+            <m:r>
+              <m:rPr>
+                <m:sty m:val="p"/>
+              </m:rPr>
+              <w:rPr>
+                <w:rFonts w:ascii="Cambria Math" w:hAnsi="Cambria Math"/>
+              </w:rPr>
+              <m:t>T</m:t>
+            </m:r>
+          </m:den>
+        </m:f>
+      </m:oMath>
+      <w:r>
+        <w:t xml:space="preserve"> </w:t>
+      </w:r>
+      <w:r>
+        <w:t>(breaths/min), reported as a windowed average with the same implausible-value rejection applied to HR</w:t>
+      </w:r>
+      <w:r>
+        <w:t>, with the minimum and maximum values used being 8 and 25 breaths/min, repectively</w:t>
+      </w:r>
+      <w:r>
+        <w:t>.</w:t>
+      </w:r>
+      <w:r>
+        <w:t xml:space="preserve">  </w:t>
       </w:r>
     </w:p>
     <w:p>
-      <w:r>
-        <w:t>Mean NN interval (meanNN), standard deviation of NN intervals (SDNN), root mean square of successive differences (RMSSD), the count and percentage of successive NN intervals differing by more than 50ms (NN50, pNN50), and the standard deviation of successive differences (SDSD).</w:t>
+      <w:pPr>
+        <w:pStyle w:val="NormalWeb"/>
+      </w:pPr>
+      <w:r>
+        <w:rPr>
+          <w:rStyle w:val="Strong"/>
+        </w:rPr>
+        <w:t>HRV computation</w:t>
+      </w:r>
+      <w:r>
+        <w:rPr>
+          <w:rStyle w:val="Strong"/>
+        </w:rPr>
+        <w:t>:</w:t>
+      </w:r>
+      <w:r>
+        <w:t xml:space="preserve"> </w:t>
+      </w:r>
+      <w:r>
+        <w:t xml:space="preserve">The accepted pulse-interval series from Path 1 feeds HRV computation across three domains </w:t>
+      </w:r>
+      <w:r>
+        <w:fldChar w:fldCharType="begin"/>
+      </w:r>
+      <w:r>
+        <w:instrText xml:space="preserve"> ADDIN ZOTERO_ITEM CSL_CITATION {"citationID":"OYQlTUSH","properties":{"unsorted":false,"formattedCitation":"[16], [18], [32]","plainCitation":"[16], [18], [32]","noteIndex":0},"citationItems":[{"id":290,"uris":["http://zotero.org/users/19683069/items/63N3XMCL"],"itemData":{"id":290,"type":"article-journal","container-title":"Computer Methods and Programs in Biomedicine","DOI":"10.1016/j.cmpb.2017.06.018","ISSN":"01692607","journalAbbreviation":"Computer Methods and Programs in Biomedicine","language":"en","page":"71-80","source":"DOI.org (Crossref)","title":"Heart rate variability metrics for fine-grained stress level assessment","volume":"148","author":[{"family":"Pereira","given":"Tânia"},{"family":"Almeida","given":"Pedro R."},{"family":"Cunha","given":"João P.S."},{"family":"Aguiar","given":"Ana"}],"issued":{"date-parts":[["2017",9]]}}},{"id":300,"uris":["http://zotero.org/users/19683069/items/WFLMTXV4"],"itemData":{"id":300,"type":"article-journal","abstract":"Prolonged exposure to high-stress environments can lead to mental illnesses such as anxiety disorders, depression, and posttraumatic stress disorder. Here, a wearable device utilizing photoplethysmography (PPG) technology is developed to noninvasively measure physiological signals and analyze heart rate variability (HRV) parameters. Traditional normative HRV databases typically do not account for responses induced by specific stressors such as cognitive tasks. Therefore, machine learning is used to build a more dynamic stress assessment model. Machine learning can capture complex nonlinear relationships among HRV parameters during stress-inducing tasks, adapts to individual stress response variations, and provides real-time stress level predictions. Furthermore, machine learning models can integrate temporal patterns in HRV data to achieve nuanced stress level assessment. This study examines the feasibility of PPG signals and validates the developed stress model. The RR intervals derived from PPG signals were highly positively correlated with those from electrocardiography signals (correlation coefficient = 0.9920, R-squared = 0.9837); this confirms the usability of PPG signals for HRV analysis. The stress model is constructed via the open-source Swell dataset. In the experiments, participants complete the Depression Anxiety Stress Scales-21-Chinese (DASS-21-C) questionnaire to quantify levels of depression, anxiety, and stress over a week. Baseline and stress-state PPG data are collected, converted into HRV values, and input into the model for stress quantification. The Stroop test is used to elicit stress responses. After the experiment, the DASS-21-C stress scores were compared with the model's baseline, stress state, and combined scores. The highest correlation was observed between the model's baseline score and the DASS-21-C stress score (correlation coefficient = 0.92, R-squared =  0.8457), supporting the model's psychological significance in quantifying everyday stress. HRV parameter changes across experimental phases are discussed as well as sex differences in stress responses. In the future, this device may be applied in clinical scenarios for further validation and could be integrated with additional physiological indicators for broader application in daily health management and stress warning systems.","container-title":"APL Bioengineering","DOI":"10.1063/5.0256590","ISSN":"2473-2877","issue":"2","language":"en","page":"026103","source":"DOI.org (Crossref)","title":"Photoplethysmography-based HRV analysis and machine learning for real-time stress quantification in mental health applications","volume":"9","author":[{"family":"Tsai","given":"Ying-Ying"},{"family":"Chen","given":"Yu-Jie"},{"family":"Lin","given":"Yen-Feng"},{"family":"Hsiao","given":"Fan-Chi"},{"family":"Hsu","given":"Ching-Han"},{"family":"Liao","given":"Lun-De"}],"issued":{"date-parts":[["2025",6,1]]}}},{"id":287,"uris":["http://zotero.org/users/19683069/items/U96GRIIK"],"itemData":{"id":287,"type":"article-journal","abstract":"The article presents the main provisions of the methodology for the analysis of heart rate variability (HRV), which is now actively and widely implemented in many fields of medicine and applied physiology. This methodology was first developed in space medicine, where, already during the first manned spaceflights, there was a need in operative assessment of the person's reactions and abilities to maintain high performance and good level of health under different stress conditions.","container-title":"Cardiometry","DOI":"10.12710/cardiometry.2017.10.6676","ISSN":"23047232","issue":"10","journalAbbreviation":"Cardiometry","language":"en","note":"Has useful ranges for calculated metrics from HRV","page":"66-76","publisher-place":"Institute of Biomedical Problems of the Russian Academy of Sciences","source":"DOI.org (Crossref)","title":"Heart rate variability analysis: physiological foundations and main methods","title-short":"Heart rate variability analysis","author":[{"literal":"Roman М. Baevsky"},{"literal":"Anna G. Chernikova"}],"issued":{"date-parts":[["2017",5]]}}}],"schema":"https://github.com/citation-style-language/schema/raw/master/csl-citation.json"} </w:instrText>
+      </w:r>
+      <w:r>
+        <w:fldChar w:fldCharType="separate"/>
+      </w:r>
+      <w:r>
+        <w:t>[16], [18], [32]</w:t>
+      </w:r>
+      <w:r>
+        <w:fldChar w:fldCharType="end"/>
+      </w:r>
+      <w:r>
+        <w:t>:</w:t>
+      </w:r>
+      <w:r>
+        <w:t xml:space="preserve"> </w:t>
+      </w:r>
+      <w:r>
+        <w:t xml:space="preserve">time-domain (meanNN, SDNN, RMSSD, </w:t>
+      </w:r>
+      <w:r>
+        <w:lastRenderedPageBreak/>
+        <w:t>NN50/pNN50, SDSD, and relative measures normalised against meanNN); frequency-domain (VLF, LF, HF power, normalised LF/HF, LF/HF ratio); and nonlinear (Poincaré SD1/SD2, ApEn, SampEn, DFA scaling exponents). Because R</w:t>
+      </w:r>
+      <w:r>
+        <w:t>R</w:t>
+      </w:r>
+      <w:r>
+        <w:t xml:space="preserve"> intervals are not evenly sampled in time, frequency-domain estimation requires interpolating the interval series onto a uniform time base before spectral analysis can be applied</w:t>
+      </w:r>
+      <w:r>
+        <w:fldChar w:fldCharType="begin"/>
+      </w:r>
+      <w:r>
+        <w:instrText xml:space="preserve"> ADDIN ZOTERO_ITEM CSL_CITATION {"citationID":"rwAPgaTh","properties":{"unsorted":false,"formattedCitation":"[38]","plainCitation":"[38]","noteIndex":0},"citationItems":[{"id":337,"uris":["http://zotero.org/users/19683069/items/EHYF4WNR"],"itemData":{"id":337,"type":"article-journal","container-title":"European Heart Journal","DOI":"10.1093/oxfordjournals.eurheartj.a014868","ISSN":"0195-668X, 1522-9645","issue":"3","journalAbbreviation":"European Heart Journal","language":"en","page":"354-381","source":"DOI.org (Crossref)","title":"Heart rate variability: Standards of measurement, physiological interpretation, and clinical use","title-short":"Heart rate variability","volume":"17","author":[{"family":"Malik","given":"M."},{"family":"Bigger","given":"J. T."},{"family":"Camm","given":"A. J."},{"family":"Kleiger","given":"R. E."},{"family":"Malliani","given":"A."},{"family":"Moss","given":"A. J."},{"family":"Schwartz","given":"P. J."}],"issued":{"date-parts":[["1996",3,1]]}}}],"schema":"https://github.com/citation-style-language/schema/raw/master/csl-citation.json"} </w:instrText>
+      </w:r>
+      <w:r>
+        <w:fldChar w:fldCharType="separate"/>
+      </w:r>
+      <w:r>
+        <w:t>[38]</w:t>
+      </w:r>
+      <w:r>
+        <w:fldChar w:fldCharType="end"/>
+      </w:r>
+      <w:r>
+        <w:t>.</w:t>
+      </w:r>
+      <w:r>
+        <w:t xml:space="preserve"> </w:t>
       </w:r>
     </w:p>
     <w:p>
       <w:pPr>
-        <w:rPr>
-          <w:b/>
-          <w:bCs/>
-        </w:rPr>
-      </w:pPr>
-      <w:r>
-        <w:rPr>
-          <w:b/>
-          <w:bCs/>
-        </w:rPr>
-        <w:t>Relative time-domain parameters:</w:t>
-      </w:r>
-    </w:p>
-    <w:p>
-      <w:r>
-        <w:t>Time-domain measures expressed relative to the mean NN interval or a resting baseline (e.g. RMSSD/meanNN, SDNN/meanNN), used to normalise HRV magnitude across users with different baseline heart rates.</w:t>
-      </w:r>
-    </w:p>
-    <w:p>
-      <w:pPr>
-        <w:rPr>
-          <w:b/>
-          <w:bCs/>
-        </w:rPr>
-      </w:pPr>
-      <w:r>
-        <w:rPr>
-          <w:b/>
-          <w:bCs/>
-        </w:rPr>
-        <w:t>Frequency-domain parameters:</w:t>
-      </w:r>
-    </w:p>
-    <w:p>
-      <w:r>
-        <w:t>Very-low-frequency power (VLF), low-frequency power (LF), high-frequency power (HF), normalised LF and HF power (LFnorm, HFnorm), and the LF/HF ratio.</w:t>
-      </w:r>
-    </w:p>
-    <w:p>
-      <w:pPr>
-        <w:rPr>
-          <w:b/>
-          <w:bCs/>
-        </w:rPr>
-      </w:pPr>
-      <w:r>
-        <w:rPr>
-          <w:b/>
-          <w:bCs/>
-        </w:rPr>
-        <w:t>Nonlinear parameters:</w:t>
-      </w:r>
-    </w:p>
-    <w:p>
-      <w:r>
-        <w:t>Poincaré plot descriptors SD1 and SD2, approximate entropy (ApEn), sample entropy (SampEn), and detrended fluctuation analysis (DFA) scaling exponents.</w:t>
-      </w:r>
-    </w:p>
-    <w:p>
-      <w:r>
-        <w:t xml:space="preserve">Rather than deriving further equations for each of the parameters above, two signal processing choices most strongly affect the accuracy of every downstream metric produced by this layer (heart rate, respiratory rate and every HRV parameter): the PPG sampling frequency and the analysis window size, both of which must be balanced against the hardware and computational-overhead constraints established earlier in this report.  Sampling frequency, fs (measured in samples per second, sps), sets the timing resolution with which pulse peaks, and therefore pulse-to-pulse intervals, can be located. Too low an fs introduces quantisation error into every PPI measurement, which propagates directly into the heart rate and every time-domain HRV parameter calculated from it; RMSSD in particular is highly sensitive to small interval-timing errors since it is computed from successive differences [33]. </w:t>
-      </w:r>
-      <w:r>
-        <w:t>This project will</w:t>
-      </w:r>
-      <w:r>
-        <w:t xml:space="preserve"> sample at 100sps, a rate commonly used in wearable PPG heart-rate applications that provides sufficient timing resolution for reliable PPI measurement without the additional power draw of a substantially higher sampling rate </w:t>
+        <w:pStyle w:val="NormalWeb"/>
+      </w:pPr>
+      <w:r>
+        <w:rPr>
+          <w:rStyle w:val="Strong"/>
+        </w:rPr>
+        <w:t>Sampling rate and window size</w:t>
+      </w:r>
+      <w:r>
+        <w:rPr>
+          <w:rStyle w:val="Strong"/>
+        </w:rPr>
+        <w:t>:</w:t>
+      </w:r>
+      <w:r>
+        <w:t xml:space="preserve"> Because PP-interval extraction for HR is performed by the sensor's own validated algorithm rather than by peak detection on raw samples within this subsystem, the timing precision of each interval is fixed upstream and is not sensitive to this subsystem's own processing choices. For the respiratory path, the target band (0.1Hz–0.5Hz) requires a Nyquist minimum under 1Hz, which the sensor's default PPG streaming rate exceeds comfortably </w:t>
       </w:r>
       <w:r>
         <w:fldChar w:fldCharType="begin"/>
       </w:r>
       <w:r>
-        <w:instrText xml:space="preserve"> ADDIN ZOTERO_ITEM CSL_CITATION {"citationID":"PnQioQH7","properties":{"unsorted":false,"formattedCitation":"[38]","plainCitation":"[38]","noteIndex":0},"citationItems":[{"id":332,"uris":["http://zotero.org/users/19683069/items/UHD56H73"],"itemData":{"id":332,"type":"article-journal","container-title":"Biomedical Signal Processing and Control","DOI":"10.1016/j.bspc.2021.102589","ISSN":"17468094","journalAbbreviation":"Biomedical Signal Processing and Control","language":"en","page":"102589","source":"DOI.org (Crossref)","title":"The minimal sampling frequency of the photoplethysmogram for accurate pulse rate variability parameters in healthy volunteers","volume":"68","author":[{"family":"Béres","given":"Szabolcs"},{"family":"Hejjel","given":"László"}],"issued":{"date-parts":[["2021",7]]}}}],"schema":"https://github.com/citation-style-language/schema/raw/master/csl-citation.json"} </w:instrText>
+        <w:instrText xml:space="preserve"> ADDIN ZOTERO_ITEM CSL_CITATION {"citationID":"abzIo6k7","properties":{"unsorted":false,"formattedCitation":"[35]","plainCitation":"[35]","noteIndex":0},"citationItems":[{"id":335,"uris":["http://zotero.org/users/19683069/items/CZPW3WTC"],"itemData":{"id":335,"type":"webpage","abstract":"Repository includes SDK and code examples. More info https://polar.com/en/developers - polarofficial/polar-ble-sdk","container-title":"GitHub","language":"en","title":"polar-ble-sdk/documentation/products/PolarVeritySense.md at master · polarofficial/polar-ble-sdk","URL":"https://github.com/polarofficial/polar-ble-sdk/blob/master/documentation/products/PolarVeritySense.md","accessed":{"date-parts":[["2026",9,15]]}}}],"schema":"https://github.com/citation-style-language/schema/raw/master/csl-citation.json"} </w:instrText>
       </w:r>
       <w:r>
         <w:fldChar w:fldCharType="separate"/>
       </w:r>
       <w:r>
+        <w:t>[35]</w:t>
+      </w:r>
+      <w:r>
+        <w:fldChar w:fldCharType="end"/>
+      </w:r>
+      <w:r>
+        <w:t xml:space="preserve">; sampling rate is therefore not a limiting factor for respiratory extraction. Window size remains the binding constraint on HRV quality: heart rate and time-domain HRV parameters are reliable from ~10s windows </w:t>
+      </w:r>
+      <w:r>
         <w:rPr>
           <w:rFonts w:ascii="Aptos" w:hAnsi="Aptos"/>
         </w:rPr>
-        <w:t>[38]</w:t>
+        <w:t>[20]</w:t>
+      </w:r>
+      <w:r>
+        <w:t xml:space="preserve">, while frequency-domain parameters </w:t>
+      </w:r>
+      <w:r>
+        <w:t xml:space="preserve">– </w:t>
+      </w:r>
+      <w:r>
+        <w:t xml:space="preserve">particularly LF power </w:t>
+      </w:r>
+      <w:r>
+        <w:t xml:space="preserve">– </w:t>
+      </w:r>
+      <w:r>
+        <w:t xml:space="preserve">need ~50s or longer to capture enough low-frequency cycles without spectral leakage </w:t>
+      </w:r>
+      <w:r>
+        <w:rPr>
+          <w:rFonts w:ascii="Aptos" w:hAnsi="Aptos"/>
+        </w:rPr>
+        <w:t>[20]</w:t>
+      </w:r>
+      <w:r>
+        <w:t xml:space="preserve">. A sliding, overlapping window update is used so metrics refresh faster than the window length itself, and windows containing artefact-corrupted or missing samples are handled by pulse rejection, since including them introduces significant error into ultra-short-term HRV estimates </w:t>
+      </w:r>
+      <w:r>
+        <w:fldChar w:fldCharType="begin"/>
+      </w:r>
+      <w:r>
+        <w:instrText xml:space="preserve"> ADDIN ZOTERO_ITEM CSL_CITATION {"citationID":"fvjocJbG","properties":{"unsorted":false,"formattedCitation":"[33]","plainCitation":"[33]","noteIndex":0},"citationItems":[{"id":327,"uris":["http://zotero.org/users/19683069/items/UE3F93QN"],"itemData":{"id":327,"type":"paper-conference","container-title":"Proceedings of the 16th International Conference on Multimodal Interaction","DOI":"10.1145/2663204.2663257","event-title":"ICMI '14: INTERNATIONAL CONFERENCE ON MULTIMODAL INTERACTION","ISBN":"978-1-4503-2885-2","language":"en","page":"291-298","publisher":"ACM","publisher-place":"Istanbul Turkey","source":"DOI.org (Crossref)","title":"The SWELL Knowledge Work Dataset for Stress and User Modeling Research","URL":"https://dl.acm.org/doi/10.1145/2663204.2663257","author":[{"family":"Koldijk","given":"Saskia"},{"family":"Sappelli","given":"Maya"},{"family":"Verberne","given":"Suzan"},{"family":"Neerincx","given":"Mark A."},{"family":"Kraaij","given":"Wessel"}],"accessed":{"date-parts":[["2026",9,12]]},"issued":{"date-parts":[["2014",11,12]]}}}],"schema":"https://github.com/citation-style-language/schema/raw/master/csl-citation.json"} </w:instrText>
+      </w:r>
+      <w:r>
+        <w:fldChar w:fldCharType="separate"/>
+      </w:r>
+      <w:r>
+        <w:rPr>
+          <w:rFonts w:ascii="Aptos" w:hAnsi="Aptos"/>
+        </w:rPr>
+        <w:t>[33]</w:t>
       </w:r>
       <w:r>
         <w:fldChar w:fldCharType="end"/>
       </w:r>
       <w:r>
-        <w:t xml:space="preserve">.  Window size determines how many pulses are available for each reported metric, and different metric types require different minimum windows. Heart rate itself, and most time-domain HRV parameters, can be reliably estimated from windows of about 10s [20]. Frequency-domain parameters, particularly LF power, need enough samples to capture several full </w:t>
-      </w:r>
-      <w:r>
-        <w:lastRenderedPageBreak/>
-        <w:t>oscillation cycles at low frequency and are only reliably estimated using windows of roughly 50s or longer [20]; using a shorter window for these parameters risks spectral leakage and an unstable LF/HF ratio. This window requirement consumes part of the 60s alert-latency budget established in the Requirements and specifications section, leaving the remaining time for classification and alert dispatch. To keep pace with continuous monitoring, the analysis window is advanced using a sliding, overlapping update (rather than being recomputed from scratch after every full window), so that metrics are refreshed more often than the window length itself. Windows containing motion-artefact-corrupted or missing samples are handled by rejecting the affected pulses at the peak-detection stage, since including them has been shown to introduce significant error into ultra-short-term HRV estimates [33].</w:t>
+        <w:t>.</w:t>
       </w:r>
     </w:p>
     <w:p>
@@ -7597,15 +7943,20 @@
           <w:numId w:val="2"/>
         </w:numPr>
       </w:pPr>
-      <w:bookmarkStart w:id="29" w:name="_Toc240213132"/>
       <w:r>
         <w:t>Subsystem 2: Data Analysis layer</w:t>
       </w:r>
-      <w:bookmarkEnd w:id="29"/>
+      <w:bookmarkEnd w:id="30"/>
     </w:p>
     <w:p>
       <w:r>
-        <w:t xml:space="preserve">This layer provides analytical services to be used by the danger alert system. It takes in the values derived (heart rate, respiratory rate, rMSSD..) from the signal produced by the signal processing layer and utilizes a lightweight machine learning model to analyse them. A decision tree was chosen as the machine learning model as it provided high accuracies (99.96%) </w:t>
+        <w:t xml:space="preserve">This layer provides analytical services to be used by the danger alert system. It takes in the values derived (heart rate, </w:t>
+      </w:r>
+      <w:r>
+        <w:t>breath rate</w:t>
+      </w:r>
+      <w:r>
+        <w:t xml:space="preserve">, rMSSD..) from the signal produced by the signal processing layer and utilizes a lightweight machine learning model to analyse them. A decision tree was chosen as the machine learning model as it provided high accuracies (99.96%) </w:t>
       </w:r>
       <w:r>
         <w:fldChar w:fldCharType="begin"/>
@@ -7698,29 +8049,16 @@
         <w:fldChar w:fldCharType="end"/>
       </w:r>
       <w:r>
-        <w:t xml:space="preserve"> while remaining lightweight. This project will attempt to achieve an accuracy of </w:t>
-      </w:r>
-      <w:commentRangeStart w:id="30"/>
-      <w:r>
-        <w:t>70%</w:t>
-      </w:r>
-      <w:commentRangeEnd w:id="30"/>
-      <w:r>
-        <w:rPr>
-          <w:rStyle w:val="CommentReference"/>
-          <w:sz w:val="24"/>
-          <w:szCs w:val="24"/>
-        </w:rPr>
-        <w:commentReference w:id="30"/>
-      </w:r>
-      <w:r>
-        <w:t xml:space="preserve"> due signal processing being done </w:t>
-      </w:r>
-      <w:r>
-        <w:rPr>
-          <w:highlight w:val="yellow"/>
-        </w:rPr>
-        <w:t>from first principles</w:t>
+        <w:t xml:space="preserve"> while remaining lightweight. This project will attempt to achieve an accuracy of 70% due</w:t>
+      </w:r>
+      <w:r>
+        <w:t xml:space="preserve"> majority of</w:t>
+      </w:r>
+      <w:r>
+        <w:t xml:space="preserve"> signal</w:t>
+      </w:r>
+      <w:r>
+        <w:t xml:space="preserve"> processing being done from first principles and due to the other justifications presented in the literature review</w:t>
       </w:r>
       <w:r>
         <w:t>.</w:t>
@@ -7728,35 +8066,818 @@
     </w:p>
     <w:p>
       <w:r>
-        <w:t xml:space="preserve">Two independent methods are implemented in this layer to determine a wearer’s stress state, matching the two categories of approach identified in the Literature Review.  The first method is the personalised heart-rate-deviation-from-baseline rule. A resting baseline heart rate, HR_baseline (measured in beats per minute, bpm), is established for each user during an initial calibration period, and is periodically updated to account for gradual physiological change over time. For each new heart rate reading, HR_current (bpm), the percentage deviation from baseline, D (measured in %), is calculated as:  </w:t>
+        <w:t xml:space="preserve">Two independent methods are implemented in this layer to determine a wearer’s stress state, matching the two categories of approach identified in the Literature Review.  The first method is the personalised heart-rate-deviation-from-baseline rule. A resting baseline heart rate, </w:t>
+      </w:r>
+      <m:oMath>
+        <m:sSub>
+          <m:sSubPr>
+            <m:ctrlPr>
+              <w:rPr>
+                <w:rFonts w:ascii="Cambria Math" w:hAnsi="Cambria Math"/>
+              </w:rPr>
+            </m:ctrlPr>
+          </m:sSubPr>
+          <m:e>
+            <m:r>
+              <m:rPr>
+                <m:sty m:val="p"/>
+              </m:rPr>
+              <w:rPr>
+                <w:rFonts w:ascii="Cambria Math" w:hAnsi="Cambria Math"/>
+              </w:rPr>
+              <m:t>H</m:t>
+            </m:r>
+            <m:r>
+              <m:rPr>
+                <m:sty m:val="p"/>
+              </m:rPr>
+              <w:rPr>
+                <w:rFonts w:ascii="Cambria Math" w:hAnsi="Cambria Math"/>
+              </w:rPr>
+              <m:t>R</m:t>
+            </m:r>
+          </m:e>
+          <m:sub>
+            <m:r>
+              <m:rPr>
+                <m:sty m:val="p"/>
+              </m:rPr>
+              <w:rPr>
+                <w:rFonts w:ascii="Cambria Math" w:hAnsi="Cambria Math"/>
+              </w:rPr>
+              <m:t>baseline</m:t>
+            </m:r>
+          </m:sub>
+        </m:sSub>
+      </m:oMath>
+      <w:r>
+        <w:t xml:space="preserve"> </w:t>
+      </w:r>
+      <w:r>
+        <w:t xml:space="preserve">(measured in beats per minute, bpm), is established for each user during an initial calibration </w:t>
+      </w:r>
+      <w:r>
+        <w:t>period and</w:t>
+      </w:r>
+      <w:r>
+        <w:t xml:space="preserve"> is periodically updated to account for gradual physiological change over time. </w:t>
+      </w:r>
+      <w:r>
+        <w:t xml:space="preserve">The time taken to record a resting baseline heart rate is 5 minutes, informed by the </w:t>
+      </w:r>
+      <w:r>
+        <w:t xml:space="preserve">standard physiological benchmark </w:t>
+      </w:r>
+      <w:r>
+        <w:t xml:space="preserve">set by Malik et al </w:t>
+      </w:r>
+      <w:r>
+        <w:fldChar w:fldCharType="begin"/>
+      </w:r>
+      <w:r>
+        <w:instrText xml:space="preserve"> ADDIN ZOTERO_ITEM CSL_CITATION {"citationID":"hCaifuGx","properties":{"unsorted":false,"formattedCitation":"[38]","plainCitation":"[38]","noteIndex":0},"citationItems":[{"id":337,"uris":["http://zotero.org/users/19683069/items/EHYF4WNR"],"itemData":{"id":337,"type":"article-journal","container-title":"European Heart Journal","DOI":"10.1093/oxfordjournals.eurheartj.a014868","ISSN":"0195-668X, 1522-9645","issue":"3","journalAbbreviation":"European Heart Journal","language":"en","page":"354-381","source":"DOI.org (Crossref)","title":"Heart rate variability: Standards of measurement, physiological interpretation, and clinical use","title-short":"Heart rate variability","volume":"17","author":[{"family":"Malik","given":"M."},{"family":"Bigger","given":"J. T."},{"family":"Camm","given":"A. J."},{"family":"Kleiger","given":"R. E."},{"family":"Malliani","given":"A."},{"family":"Moss","given":"A. J."},{"family":"Schwartz","given":"P. J."}],"issued":{"date-parts":[["1996",3,1]]}}}],"schema":"https://github.com/citation-style-language/schema/raw/master/csl-citation.json"} </w:instrText>
+      </w:r>
+      <w:r>
+        <w:fldChar w:fldCharType="separate"/>
+      </w:r>
+      <w:r>
+        <w:rPr>
+          <w:rFonts w:ascii="Aptos" w:hAnsi="Aptos"/>
+        </w:rPr>
+        <w:t>[38]</w:t>
+      </w:r>
+      <w:r>
+        <w:fldChar w:fldCharType="end"/>
+      </w:r>
+      <w:r>
+        <w:t xml:space="preserve"> to accurately calculate and determine a stable average resting heartrate values and </w:t>
+      </w:r>
+      <w:r>
+        <w:t>to accurately calculate time</w:t>
+      </w:r>
+      <w:r>
+        <w:t>/frequency</w:t>
+      </w:r>
+      <w:r>
+        <w:t>-domain metrics</w:t>
+      </w:r>
+      <w:r>
+        <w:t xml:space="preserve"> sued for HRV calculations. </w:t>
+      </w:r>
+    </w:p>
+    <w:p>
+      <w:r>
+        <w:t xml:space="preserve">For each new heart rate reading, </w:t>
+      </w:r>
+      <m:oMath>
+        <m:sSub>
+          <m:sSubPr>
+            <m:ctrlPr>
+              <w:rPr>
+                <w:rFonts w:ascii="Cambria Math" w:hAnsi="Cambria Math"/>
+              </w:rPr>
+            </m:ctrlPr>
+          </m:sSubPr>
+          <m:e>
+            <m:r>
+              <m:rPr>
+                <m:sty m:val="p"/>
+              </m:rPr>
+              <w:rPr>
+                <w:rFonts w:ascii="Cambria Math" w:hAnsi="Cambria Math"/>
+              </w:rPr>
+              <m:t>B</m:t>
+            </m:r>
+            <m:r>
+              <m:rPr>
+                <m:sty m:val="p"/>
+              </m:rPr>
+              <w:rPr>
+                <w:rFonts w:ascii="Cambria Math" w:hAnsi="Cambria Math"/>
+              </w:rPr>
+              <m:t>R</m:t>
+            </m:r>
+          </m:e>
+          <m:sub>
+            <m:r>
+              <m:rPr>
+                <m:sty m:val="p"/>
+              </m:rPr>
+              <w:rPr>
+                <w:rFonts w:ascii="Cambria Math" w:hAnsi="Cambria Math"/>
+              </w:rPr>
+              <m:t>current</m:t>
+            </m:r>
+          </m:sub>
+        </m:sSub>
+      </m:oMath>
+      <w:r>
+        <w:t xml:space="preserve"> </w:t>
+      </w:r>
+      <w:r>
+        <w:t xml:space="preserve">(bpm), the percentage deviation from baseline, D (measured in %), is calculated as: </w:t>
+      </w:r>
+    </w:p>
+    <w:p>
+      <w:r>
+        <w:t xml:space="preserve"> </w:t>
+      </w:r>
+      <m:oMath>
+        <m:r>
+          <m:rPr>
+            <m:sty m:val="p"/>
+          </m:rPr>
+          <w:rPr>
+            <w:rFonts w:ascii="Cambria Math" w:hAnsi="Cambria Math"/>
+            <w:highlight w:val="yellow"/>
+          </w:rPr>
+          <m:t xml:space="preserve">D = </m:t>
+        </m:r>
+        <m:d>
+          <m:dPr>
+            <m:ctrlPr>
+              <w:rPr>
+                <w:rFonts w:ascii="Cambria Math" w:hAnsi="Cambria Math"/>
+                <w:highlight w:val="yellow"/>
+              </w:rPr>
+            </m:ctrlPr>
+          </m:dPr>
+          <m:e>
+            <m:f>
+              <m:fPr>
+                <m:ctrlPr>
+                  <w:rPr>
+                    <w:rFonts w:ascii="Cambria Math" w:hAnsi="Cambria Math"/>
+                    <w:highlight w:val="yellow"/>
+                  </w:rPr>
+                </m:ctrlPr>
+              </m:fPr>
+              <m:num>
+                <m:r>
+                  <m:rPr>
+                    <m:sty m:val="p"/>
+                  </m:rPr>
+                  <w:rPr>
+                    <w:rFonts w:ascii="Cambria Math" w:hAnsi="Cambria Math"/>
+                    <w:highlight w:val="yellow"/>
+                  </w:rPr>
+                  <m:t xml:space="preserve"> </m:t>
+                </m:r>
+                <m:d>
+                  <m:dPr>
+                    <m:begChr m:val="|"/>
+                    <m:endChr m:val="|"/>
+                    <m:ctrlPr>
+                      <w:rPr>
+                        <w:rFonts w:ascii="Cambria Math" w:hAnsi="Cambria Math"/>
+                        <w:highlight w:val="yellow"/>
+                      </w:rPr>
+                    </m:ctrlPr>
+                  </m:dPr>
+                  <m:e>
+                    <m:sSub>
+                      <m:sSubPr>
+                        <m:ctrlPr>
+                          <w:rPr>
+                            <w:rFonts w:ascii="Cambria Math" w:hAnsi="Cambria Math"/>
+                            <w:highlight w:val="yellow"/>
+                          </w:rPr>
+                        </m:ctrlPr>
+                      </m:sSubPr>
+                      <m:e>
+                        <m:r>
+                          <m:rPr>
+                            <m:sty m:val="p"/>
+                          </m:rPr>
+                          <w:rPr>
+                            <w:rFonts w:ascii="Cambria Math" w:hAnsi="Cambria Math"/>
+                            <w:highlight w:val="yellow"/>
+                          </w:rPr>
+                          <m:t>HR</m:t>
+                        </m:r>
+                      </m:e>
+                      <m:sub>
+                        <m:r>
+                          <m:rPr>
+                            <m:sty m:val="p"/>
+                          </m:rPr>
+                          <w:rPr>
+                            <w:rFonts w:ascii="Cambria Math" w:hAnsi="Cambria Math"/>
+                            <w:highlight w:val="yellow"/>
+                          </w:rPr>
+                          <m:t>current</m:t>
+                        </m:r>
+                      </m:sub>
+                    </m:sSub>
+                    <m:r>
+                      <m:rPr>
+                        <m:sty m:val="p"/>
+                      </m:rPr>
+                      <w:rPr>
+                        <w:rFonts w:ascii="Cambria Math" w:hAnsi="Cambria Math"/>
+                        <w:highlight w:val="yellow"/>
+                      </w:rPr>
+                      <m:t xml:space="preserve">- </m:t>
+                    </m:r>
+                    <m:sSub>
+                      <m:sSubPr>
+                        <m:ctrlPr>
+                          <w:rPr>
+                            <w:rFonts w:ascii="Cambria Math" w:hAnsi="Cambria Math"/>
+                            <w:highlight w:val="yellow"/>
+                          </w:rPr>
+                        </m:ctrlPr>
+                      </m:sSubPr>
+                      <m:e>
+                        <m:r>
+                          <m:rPr>
+                            <m:sty m:val="p"/>
+                          </m:rPr>
+                          <w:rPr>
+                            <w:rFonts w:ascii="Cambria Math" w:hAnsi="Cambria Math"/>
+                            <w:highlight w:val="yellow"/>
+                          </w:rPr>
+                          <m:t>HR</m:t>
+                        </m:r>
+                      </m:e>
+                      <m:sub>
+                        <m:r>
+                          <m:rPr>
+                            <m:sty m:val="p"/>
+                          </m:rPr>
+                          <w:rPr>
+                            <w:rFonts w:ascii="Cambria Math" w:hAnsi="Cambria Math"/>
+                            <w:highlight w:val="yellow"/>
+                          </w:rPr>
+                          <m:t>baseline</m:t>
+                        </m:r>
+                      </m:sub>
+                    </m:sSub>
+                  </m:e>
+                </m:d>
+              </m:num>
+              <m:den>
+                <m:sSub>
+                  <m:sSubPr>
+                    <m:ctrlPr>
+                      <w:rPr>
+                        <w:rFonts w:ascii="Cambria Math" w:hAnsi="Cambria Math"/>
+                        <w:highlight w:val="yellow"/>
+                      </w:rPr>
+                    </m:ctrlPr>
+                  </m:sSubPr>
+                  <m:e>
+                    <m:r>
+                      <m:rPr>
+                        <m:sty m:val="p"/>
+                      </m:rPr>
+                      <w:rPr>
+                        <w:rFonts w:ascii="Cambria Math" w:hAnsi="Cambria Math"/>
+                        <w:highlight w:val="yellow"/>
+                      </w:rPr>
+                      <m:t>HR</m:t>
+                    </m:r>
+                  </m:e>
+                  <m:sub>
+                    <m:r>
+                      <m:rPr>
+                        <m:sty m:val="p"/>
+                      </m:rPr>
+                      <w:rPr>
+                        <w:rFonts w:ascii="Cambria Math" w:hAnsi="Cambria Math"/>
+                        <w:highlight w:val="yellow"/>
+                      </w:rPr>
+                      <m:t>baseline</m:t>
+                    </m:r>
+                  </m:sub>
+                </m:sSub>
+              </m:den>
+            </m:f>
+          </m:e>
+        </m:d>
+        <m:r>
+          <m:rPr>
+            <m:sty m:val="p"/>
+          </m:rPr>
+          <w:rPr>
+            <w:rFonts w:ascii="Cambria Math" w:hAnsi="Cambria Math"/>
+            <w:highlight w:val="yellow"/>
+          </w:rPr>
+          <m:t>× 100</m:t>
+        </m:r>
+      </m:oMath>
+      <w:r>
+        <w:rPr>
+          <w:highlight w:val="yellow"/>
+        </w:rPr>
+        <w:t>.</w:t>
+      </w:r>
+      <w:r>
+        <w:t xml:space="preserve"> </w:t>
+      </w:r>
+    </w:p>
+    <w:p>
+      <w:r>
+        <w:lastRenderedPageBreak/>
+        <w:t xml:space="preserve">Following the danger tiers established in the Literature Review, a deviation sustained for the 5-minute alarm window is classified as: 0–14% – safe/unstressed; 15–20% – moderately dangerous/moderately stressed; and greater than 20% – severely dangerous/severely stressed. Independently of this deviation calculation, any </w:t>
+      </w:r>
+      <w:r>
+        <w:t xml:space="preserve">valid </w:t>
+      </w:r>
+      <w:r>
+        <w:t xml:space="preserve">instantaneous heart rate below 40bpm or above 131bpm is classified directly as extremely dangerous/extremely stressed, since at those extremes the absolute heart rate is dangerous regardless of the wearer’s personal baseline. This method is fully algorithmic and deterministic: it requires no training data and produces the same classification for the same inputs every time, which keeps it computationally lightweight and easy to verify. </w:t>
+      </w:r>
+    </w:p>
+    <w:p>
+      <w:r>
+        <w:t xml:space="preserve">For breath rate </w:t>
+      </w:r>
+      <w:r>
+        <w:t>deviation</w:t>
+      </w:r>
+      <w:r>
+        <w:t xml:space="preserve">, the exact same process and calculations are used </w:t>
+      </w:r>
+      <w:r>
+        <w:t>but with the breath rate instead of heart rate</w:t>
+      </w:r>
+      <w:r>
+        <w:t>:</w:t>
+      </w:r>
+    </w:p>
+    <w:p>
+      <w:pPr>
+        <w:rPr>
+          <w:rFonts w:eastAsiaTheme="minorEastAsia"/>
+        </w:rPr>
+      </w:pPr>
+      <w:r>
+        <w:t xml:space="preserve"> </w:t>
+      </w:r>
+      <m:oMath>
+        <m:r>
+          <m:rPr>
+            <m:sty m:val="p"/>
+          </m:rPr>
+          <w:rPr>
+            <w:rFonts w:ascii="Cambria Math" w:hAnsi="Cambria Math"/>
+            <w:highlight w:val="yellow"/>
+          </w:rPr>
+          <m:t xml:space="preserve">D = </m:t>
+        </m:r>
+        <m:d>
+          <m:dPr>
+            <m:ctrlPr>
+              <w:rPr>
+                <w:rFonts w:ascii="Cambria Math" w:hAnsi="Cambria Math"/>
+                <w:highlight w:val="yellow"/>
+              </w:rPr>
+            </m:ctrlPr>
+          </m:dPr>
+          <m:e>
+            <m:f>
+              <m:fPr>
+                <m:ctrlPr>
+                  <w:rPr>
+                    <w:rFonts w:ascii="Cambria Math" w:hAnsi="Cambria Math"/>
+                    <w:highlight w:val="yellow"/>
+                  </w:rPr>
+                </m:ctrlPr>
+              </m:fPr>
+              <m:num>
+                <m:r>
+                  <m:rPr>
+                    <m:sty m:val="p"/>
+                  </m:rPr>
+                  <w:rPr>
+                    <w:rFonts w:ascii="Cambria Math" w:hAnsi="Cambria Math"/>
+                    <w:highlight w:val="yellow"/>
+                  </w:rPr>
+                  <m:t xml:space="preserve"> </m:t>
+                </m:r>
+                <m:d>
+                  <m:dPr>
+                    <m:begChr m:val="|"/>
+                    <m:endChr m:val="|"/>
+                    <m:ctrlPr>
+                      <w:rPr>
+                        <w:rFonts w:ascii="Cambria Math" w:hAnsi="Cambria Math"/>
+                        <w:highlight w:val="yellow"/>
+                      </w:rPr>
+                    </m:ctrlPr>
+                  </m:dPr>
+                  <m:e>
+                    <m:sSub>
+                      <m:sSubPr>
+                        <m:ctrlPr>
+                          <w:rPr>
+                            <w:rFonts w:ascii="Cambria Math" w:hAnsi="Cambria Math"/>
+                            <w:highlight w:val="yellow"/>
+                          </w:rPr>
+                        </m:ctrlPr>
+                      </m:sSubPr>
+                      <m:e>
+                        <m:r>
+                          <m:rPr>
+                            <m:sty m:val="p"/>
+                          </m:rPr>
+                          <w:rPr>
+                            <w:rFonts w:ascii="Cambria Math" w:hAnsi="Cambria Math"/>
+                            <w:highlight w:val="yellow"/>
+                          </w:rPr>
+                          <m:t>B</m:t>
+                        </m:r>
+                        <m:r>
+                          <m:rPr>
+                            <m:sty m:val="p"/>
+                          </m:rPr>
+                          <w:rPr>
+                            <w:rFonts w:ascii="Cambria Math" w:hAnsi="Cambria Math"/>
+                            <w:highlight w:val="yellow"/>
+                          </w:rPr>
+                          <m:t>R</m:t>
+                        </m:r>
+                      </m:e>
+                      <m:sub>
+                        <m:r>
+                          <m:rPr>
+                            <m:sty m:val="p"/>
+                          </m:rPr>
+                          <w:rPr>
+                            <w:rFonts w:ascii="Cambria Math" w:hAnsi="Cambria Math"/>
+                            <w:highlight w:val="yellow"/>
+                          </w:rPr>
+                          <m:t>current</m:t>
+                        </m:r>
+                      </m:sub>
+                    </m:sSub>
+                    <m:r>
+                      <m:rPr>
+                        <m:sty m:val="p"/>
+                      </m:rPr>
+                      <w:rPr>
+                        <w:rFonts w:ascii="Cambria Math" w:hAnsi="Cambria Math"/>
+                        <w:highlight w:val="yellow"/>
+                      </w:rPr>
+                      <m:t xml:space="preserve">- </m:t>
+                    </m:r>
+                    <m:sSub>
+                      <m:sSubPr>
+                        <m:ctrlPr>
+                          <w:rPr>
+                            <w:rFonts w:ascii="Cambria Math" w:hAnsi="Cambria Math"/>
+                            <w:highlight w:val="yellow"/>
+                          </w:rPr>
+                        </m:ctrlPr>
+                      </m:sSubPr>
+                      <m:e>
+                        <m:r>
+                          <m:rPr>
+                            <m:sty m:val="p"/>
+                          </m:rPr>
+                          <w:rPr>
+                            <w:rFonts w:ascii="Cambria Math" w:hAnsi="Cambria Math"/>
+                            <w:highlight w:val="yellow"/>
+                          </w:rPr>
+                          <m:t>B</m:t>
+                        </m:r>
+                        <m:r>
+                          <m:rPr>
+                            <m:sty m:val="p"/>
+                          </m:rPr>
+                          <w:rPr>
+                            <w:rFonts w:ascii="Cambria Math" w:hAnsi="Cambria Math"/>
+                            <w:highlight w:val="yellow"/>
+                          </w:rPr>
+                          <m:t>R</m:t>
+                        </m:r>
+                      </m:e>
+                      <m:sub>
+                        <m:r>
+                          <m:rPr>
+                            <m:sty m:val="p"/>
+                          </m:rPr>
+                          <w:rPr>
+                            <w:rFonts w:ascii="Cambria Math" w:hAnsi="Cambria Math"/>
+                            <w:highlight w:val="yellow"/>
+                          </w:rPr>
+                          <m:t>baseline</m:t>
+                        </m:r>
+                      </m:sub>
+                    </m:sSub>
+                  </m:e>
+                </m:d>
+              </m:num>
+              <m:den>
+                <m:sSub>
+                  <m:sSubPr>
+                    <m:ctrlPr>
+                      <w:rPr>
+                        <w:rFonts w:ascii="Cambria Math" w:hAnsi="Cambria Math"/>
+                        <w:highlight w:val="yellow"/>
+                      </w:rPr>
+                    </m:ctrlPr>
+                  </m:sSubPr>
+                  <m:e>
+                    <m:r>
+                      <m:rPr>
+                        <m:sty m:val="p"/>
+                      </m:rPr>
+                      <w:rPr>
+                        <w:rFonts w:ascii="Cambria Math" w:hAnsi="Cambria Math"/>
+                        <w:highlight w:val="yellow"/>
+                      </w:rPr>
+                      <m:t>B</m:t>
+                    </m:r>
+                    <m:r>
+                      <m:rPr>
+                        <m:sty m:val="p"/>
+                      </m:rPr>
+                      <w:rPr>
+                        <w:rFonts w:ascii="Cambria Math" w:hAnsi="Cambria Math"/>
+                        <w:highlight w:val="yellow"/>
+                      </w:rPr>
+                      <m:t>R</m:t>
+                    </m:r>
+                  </m:e>
+                  <m:sub>
+                    <m:r>
+                      <m:rPr>
+                        <m:sty m:val="p"/>
+                      </m:rPr>
+                      <w:rPr>
+                        <w:rFonts w:ascii="Cambria Math" w:hAnsi="Cambria Math"/>
+                        <w:highlight w:val="yellow"/>
+                      </w:rPr>
+                      <m:t>baseline</m:t>
+                    </m:r>
+                  </m:sub>
+                </m:sSub>
+              </m:den>
+            </m:f>
+          </m:e>
+        </m:d>
+        <m:r>
+          <m:rPr>
+            <m:sty m:val="p"/>
+          </m:rPr>
+          <w:rPr>
+            <w:rFonts w:ascii="Cambria Math" w:hAnsi="Cambria Math"/>
+            <w:highlight w:val="yellow"/>
+          </w:rPr>
+          <m:t>× 100</m:t>
+        </m:r>
+      </m:oMath>
+    </w:p>
+    <w:p>
+      <w:pPr>
+        <w:rPr>
+          <w:rFonts w:eastAsiaTheme="minorEastAsia"/>
+        </w:rPr>
+      </w:pPr>
+      <w:r>
+        <w:rPr>
+          <w:rFonts w:eastAsiaTheme="minorEastAsia"/>
+        </w:rPr>
+        <w:t xml:space="preserve">where </w:t>
+      </w:r>
+      <m:oMath>
+        <m:sSub>
+          <m:sSubPr>
+            <m:ctrlPr>
+              <w:rPr>
+                <w:rFonts w:ascii="Cambria Math" w:hAnsi="Cambria Math"/>
+              </w:rPr>
+            </m:ctrlPr>
+          </m:sSubPr>
+          <m:e>
+            <m:r>
+              <m:rPr>
+                <m:sty m:val="p"/>
+              </m:rPr>
+              <w:rPr>
+                <w:rFonts w:ascii="Cambria Math" w:hAnsi="Cambria Math"/>
+              </w:rPr>
+              <m:t>B</m:t>
+            </m:r>
+            <m:r>
+              <m:rPr>
+                <m:sty m:val="p"/>
+              </m:rPr>
+              <w:rPr>
+                <w:rFonts w:ascii="Cambria Math" w:hAnsi="Cambria Math"/>
+              </w:rPr>
+              <m:t>R</m:t>
+            </m:r>
+          </m:e>
+          <m:sub>
+            <m:r>
+              <m:rPr>
+                <m:sty m:val="p"/>
+              </m:rPr>
+              <w:rPr>
+                <w:rFonts w:ascii="Cambria Math" w:hAnsi="Cambria Math"/>
+              </w:rPr>
+              <m:t>current</m:t>
+            </m:r>
+          </m:sub>
+        </m:sSub>
+      </m:oMath>
+      <w:r>
+        <w:rPr>
+          <w:rFonts w:eastAsiaTheme="minorEastAsia"/>
+        </w:rPr>
+        <w:t xml:space="preserve"> = current breath rate and </w:t>
+      </w:r>
+      <m:oMath>
+        <m:sSub>
+          <m:sSubPr>
+            <m:ctrlPr>
+              <w:rPr>
+                <w:rFonts w:ascii="Cambria Math" w:hAnsi="Cambria Math"/>
+              </w:rPr>
+            </m:ctrlPr>
+          </m:sSubPr>
+          <m:e>
+            <m:r>
+              <m:rPr>
+                <m:sty m:val="p"/>
+              </m:rPr>
+              <w:rPr>
+                <w:rFonts w:ascii="Cambria Math" w:hAnsi="Cambria Math"/>
+              </w:rPr>
+              <m:t>B</m:t>
+            </m:r>
+            <m:r>
+              <m:rPr>
+                <m:sty m:val="p"/>
+              </m:rPr>
+              <w:rPr>
+                <w:rFonts w:ascii="Cambria Math" w:hAnsi="Cambria Math"/>
+              </w:rPr>
+              <m:t>R</m:t>
+            </m:r>
+          </m:e>
+          <m:sub>
+            <m:r>
+              <m:rPr>
+                <m:sty m:val="p"/>
+              </m:rPr>
+              <w:rPr>
+                <w:rFonts w:ascii="Cambria Math" w:hAnsi="Cambria Math"/>
+              </w:rPr>
+              <m:t>baseline</m:t>
+            </m:r>
+          </m:sub>
+        </m:sSub>
+      </m:oMath>
+      <w:r>
+        <w:rPr>
+          <w:rFonts w:eastAsiaTheme="minorEastAsia"/>
+        </w:rPr>
+        <w:t>= resting baseline breath rate.</w:t>
+      </w:r>
+    </w:p>
+    <w:p>
+      <w:pPr>
+        <w:rPr>
+          <w:rFonts w:eastAsiaTheme="minorEastAsia"/>
+        </w:rPr>
+      </w:pPr>
+      <w:r>
+        <w:rPr>
+          <w:rFonts w:eastAsiaTheme="minorEastAsia"/>
+        </w:rPr>
+        <w:t xml:space="preserve">The same danger tiers previously established are used, with the same stress classifications. </w:t>
+      </w:r>
+      <w:r>
+        <w:rPr>
+          <w:rFonts w:eastAsiaTheme="minorEastAsia"/>
+        </w:rPr>
+        <w:t>I</w:t>
+      </w:r>
+      <w:r>
+        <w:rPr>
+          <w:rFonts w:eastAsiaTheme="minorEastAsia"/>
+        </w:rPr>
+        <w:t xml:space="preserve">ndependent of deviation calculations, any valid </w:t>
+      </w:r>
+      <w:r>
+        <w:rPr>
+          <w:rFonts w:eastAsiaTheme="minorEastAsia"/>
+        </w:rPr>
+        <w:t xml:space="preserve">instantaneous </w:t>
+      </w:r>
+      <w:r>
+        <w:rPr>
+          <w:rFonts w:eastAsiaTheme="minorEastAsia"/>
+        </w:rPr>
+        <w:t xml:space="preserve">breath rate </w:t>
+      </w:r>
+      <w:r>
+        <w:rPr>
+          <w:rFonts w:eastAsiaTheme="minorEastAsia"/>
+        </w:rPr>
+        <w:t xml:space="preserve">below 8 or above 25 breaths/min is classified as </w:t>
+      </w:r>
+      <w:r>
+        <w:t>extremely dangerous/extremely stressed</w:t>
+      </w:r>
+      <w:r>
+        <w:t>, similar to absolute extreme heart rates.</w:t>
+      </w:r>
+    </w:p>
+    <w:p>
+      <w:r>
+        <w:t xml:space="preserve">The second method is a decision-tree classifier, trained offline on the 34 HRV parameters described </w:t>
+      </w:r>
+      <w:r>
+        <w:t>previously</w:t>
+      </w:r>
+      <w:r>
+        <w:t xml:space="preserve">, that determines whether the wearer is in a state of no stress, moderate stress or severe stress. A decision tree makes its classification by asking a sequence of yes/no questions of the form “is parameter X above threshold T?”, arranged as a binary tree: starting at the root node, each new set of HRV parameter values is compared against the threshold stored at that node and directed to the corresponding child node, and this process repeats until a leaf node is reached. Each leaf node stores a class label (no stress, moderate stress or severe stress), which becomes the model’s output for that input.  The tree structure and thresholds are not hand-designed; they are learned from labelled training data (the SWELL dataset, as discussed in the Feasibility study) using a recursive splitting algorithm. At each node, the algorithm considers every candidate (parameter, threshold) pair across the 34 HRV parameters and selects the split that produces the greatest reduction in class impurity between the parent node and its two children. Impurity at a node is commonly measured using the Gini impurity:  </w:t>
       </w:r>
       <w:r>
         <w:rPr>
           <w:highlight w:val="green"/>
         </w:rPr>
-        <w:t>D = ( |HR_current – HR_baseline| / HR_baseline ) × 100</w:t>
-      </w:r>
-      <w:r>
-        <w:t xml:space="preserve">  Following the danger tiers established in the Literature Review, a deviation sustained for the 5-minute alarm window is classified as: 0–14% – safe/unstressed; 15–20% – moderately dangerous/moderately stressed; and greater than 20% – severely dangerous/severely stressed. Independently of this deviation calculation, any instantaneous heart rate below 40bpm or above 131bpm is classified directly as extremely dangerous/extremely stressed, since at those extremes the absolute heart rate is dangerous regardless of the wearer’s personal baseline. This method is fully algorithmic and deterministic: it requires no training data and produces the same classification for the same inputs every time, which keeps it computationally lightweight and easy to verify.  The second method is a decision-tree classifier, trained offline on the 34 HRV parameters described in Subsystem 1, that determines whether the wearer is in a state of no stress, moderate stress or severe stress. A decision tree makes its classification by asking a sequence of yes/no questions of the form “is parameter X above threshold T?”, arranged as a binary </w:t>
+        <w:t>Gini = 1 – Σ p_i²</w:t>
+      </w:r>
+      <w:r>
+        <w:t xml:space="preserve">  where p_i is the proportion of training samples at that node belonging to class i, and the sum is taken over all stress classes present (no stress, moderate stress, severe stress). A node containing only one class has a Gini impurity of 0, while a node with an even mix of classes has a higher impurity value. The algorithm selects, at each node, the split that minimises the weighted average Gini impurity of the resulting child nodes, and repeats this process recursively </w:t>
       </w:r>
       <w:r>
         <w:lastRenderedPageBreak/>
-        <w:t xml:space="preserve">tree: starting at the root node, each new set of HRV parameter values is compared against the threshold stored at that node and directed to the corresponding child node, and this process repeats until a leaf node is reached. Each leaf node stores a class label (no stress, moderate stress or severe stress), which becomes the model’s output for that input.  The tree structure and thresholds are not hand-designed; they are learned from labelled training data (the SWELL dataset, as discussed in the Feasibility study) using a recursive splitting algorithm. At each node, the algorithm considers every candidate (parameter, threshold) pair across the 34 HRV parameters and selects the split that produces the greatest reduction in class impurity between the parent node and its two children. Impurity at a node is commonly measured using the Gini impurity:  </w:t>
-      </w:r>
-      <w:r>
-        <w:rPr>
+        <w:t>on each child until a stopping condition is reached (a maximum tree depth, a minimum number of samples remaining at a node, or a node containing only one class). This recursive splitting is what allows the tree to separate stress classes using combinations of HRV parameters rather than any single parameter alone.  Because classification only requires following a path from the root to a leaf, comparing one parameter against one threshold at each node, inference time scales with the depth of the tree rather than the size of the training set. This is what allows the classifier to run locally on a mobile device in real time, supporting the feasibility argument</w:t>
+      </w:r>
+      <w:r>
+        <w:t xml:space="preserve"> </w:t>
+      </w:r>
+      <w:r>
+        <w:t>regarding computational cost.</w:t>
+      </w:r>
+    </w:p>
+    <w:p>
+      <w:pPr>
+        <w:rPr>
+          <w:rFonts w:eastAsiaTheme="minorEastAsia"/>
           <w:highlight w:val="green"/>
         </w:rPr>
-        <w:t>Gini = 1 – Σ p_i²</w:t>
-      </w:r>
-      <w:r>
-        <w:t xml:space="preserve">  where p_i is the proportion of training samples at that node belonging to class i, and the sum is taken over all stress classes present (no stress, moderate stress, severe stress). A node containing only one class has a Gini impurity of 0, while a node with an even mix of classes has a higher impurity value. The algorithm selects, at each node, the split that minimises the weighted average Gini impurity of the resulting child nodes, and repeats this process recursively on each child until a stopping condition is reached (a maximum tree depth, a minimum number of samples remaining at a node, or a node containing only one class). This recursive splitting is what allows the tree to separate stress classes using combinations of HRV parameters rather than any single parameter alone.  Because classification only requires following a path from the root to a leaf, comparing one parameter against one threshold at each node, inference time scales with the depth of the tree rather than the size of the training set. This is what allows the classifier to run locally on a mobile device in real time, supporting the feasibility argument made earlier regarding computational cost.  The outputs of the two methods are combined conservatively: the alert subsystem is passed whichever of the two classifications is more severe, so that either a </w:t>
+      </w:pPr>
+      <w:r>
+        <w:t xml:space="preserve">The outputs of the two methods are combined conservatively: the alert subsystem is passed whichever of the two classifications is more severe, so that either a </w:t>
       </w:r>
       <w:r>
         <w:t>large, sustained</w:t>
       </w:r>
       <w:r>
-        <w:t xml:space="preserve"> heart-rate deviation or a decision-tree-flagged stress state is sufficient to trigger the corresponding alert tier. This redundancy is intended to reduce the chance that a genuine dangerous state is missed because only one of the two methods detected it.</w:t>
+        <w:t xml:space="preserve"> heart</w:t>
+      </w:r>
+      <w:r>
+        <w:t>/breath</w:t>
+      </w:r>
+      <w:r>
+        <w:t>-rate deviation or a decision-tree-flagged stress state is sufficient to trigger the corresponding alert tier. This redundancy is intended to reduce the chance that a genuine dangerous state is missed because only one of the two methods detected it.</w:t>
       </w:r>
     </w:p>
     <w:p>
@@ -7767,70 +8888,160 @@
           <w:numId w:val="2"/>
         </w:numPr>
       </w:pPr>
-      <w:bookmarkStart w:id="31" w:name="_Toc240213133"/>
+      <w:bookmarkStart w:id="32" w:name="_Toc240213133"/>
       <w:r>
         <w:t xml:space="preserve">Subsystem 3: </w:t>
       </w:r>
-      <w:bookmarkEnd w:id="26"/>
+      <w:bookmarkEnd w:id="28"/>
       <w:r>
         <w:t xml:space="preserve">Alert </w:t>
       </w:r>
-      <w:bookmarkEnd w:id="31"/>
+      <w:bookmarkEnd w:id="32"/>
       <w:r>
         <w:t>and response layer</w:t>
       </w:r>
     </w:p>
     <w:p>
       <w:r>
-        <w:t>This subsystem deals with human-machine-interaction. It provides the ability to inform the user of their stress state that is determined by the data analysis layer. It fulfils its functions by first notifying the user (via push notifications from the mobile application) of their stress state when they are determined to be moderately stressed. When they are detected to be severely stressed, however, this subsystem will provide physical and auditory feedback to the user. Auditory feedback is given through the users device’s phone speakers and physical feedback is provided by a haptic feedback cuff that incorporates a vibration motor, a coin cell battery to provide power to the circuit and a microcontroller to detect the incoming signal and toggle the vibration motor.</w:t>
+        <w:t xml:space="preserve">This subsystem deals with human-machine-interaction. It provides the ability to inform the user of their stress state that is determined by the data analysis layer. It fulfils its functions by first notifying the user (via push notifications from the mobile application) of their stress state when they are determined to be moderately stressed. When they are detected to be severely stressed, however, this subsystem will provide physical and auditory feedback to the user. Auditory feedback is given through the users device’s phone speakers and physical feedback is provided by a haptic feedback cuff that incorporates a </w:t>
+      </w:r>
+      <w:r>
+        <w:t xml:space="preserve">5V </w:t>
+      </w:r>
+      <w:r>
+        <w:t>vibration motor</w:t>
+      </w:r>
+      <w:r>
+        <w:t xml:space="preserve"> </w:t>
+      </w:r>
+      <w:r>
+        <w:t xml:space="preserve">integrated </w:t>
+      </w:r>
+      <w:r>
+        <w:t>module</w:t>
+      </w:r>
+      <w:r>
+        <w:t xml:space="preserve">, a </w:t>
+      </w:r>
+      <w:r>
+        <w:t xml:space="preserve">5V </w:t>
+      </w:r>
+      <w:r>
+        <w:t>coin cell battery to provide power to the circuit</w:t>
+      </w:r>
+      <w:r>
+        <w:t>, a MOSFET switch and</w:t>
+      </w:r>
+      <w:r>
+        <w:t xml:space="preserve"> a microcontroller to detect the incoming signal and </w:t>
+      </w:r>
+      <w:r>
+        <w:t>trigger</w:t>
+      </w:r>
+      <w:r>
+        <w:t xml:space="preserve"> the vibration motor</w:t>
+      </w:r>
+      <w:r>
+        <w:t xml:space="preserve"> module through the switch</w:t>
+      </w:r>
+      <w:r>
+        <w:t>, which can be visualised in the circuit diagram below</w:t>
+      </w:r>
+      <w:r>
+        <w:t>.</w:t>
+      </w:r>
+      <w:r>
+        <w:t xml:space="preserve"> </w:t>
       </w:r>
     </w:p>
     <w:p>
-      <w:r>
-        <w:rPr>
-          <w:highlight w:val="yellow"/>
-        </w:rPr>
+      <w:pPr>
+        <w:keepNext/>
+      </w:pPr>
+      <w:r>
         <w:lastRenderedPageBreak/>
-        <w:t xml:space="preserve">Communication between the mobile application and the wearable haptic cuff is handled over a short-range wireless link, established once when the cuff is first paired with the user’s phone and maintained automatically thereafter. Bluetooth and Wi-Fi </w:t>
-      </w:r>
-      <w:r>
-        <w:rPr>
-          <w:highlight w:val="yellow"/>
-        </w:rPr>
-        <w:t>are</w:t>
-      </w:r>
-      <w:r>
-        <w:rPr>
-          <w:highlight w:val="yellow"/>
-        </w:rPr>
-        <w:t xml:space="preserve"> consider</w:t>
-      </w:r>
-      <w:r>
-        <w:rPr>
-          <w:highlight w:val="yellow"/>
-        </w:rPr>
-        <w:t>ations</w:t>
-      </w:r>
-      <w:r>
-        <w:rPr>
-          <w:highlight w:val="yellow"/>
-        </w:rPr>
-        <w:t xml:space="preserve"> for this link. Once a severely or extremely stressed state is classified by the data analysis layer, the mobile application transmits a short alert-tier message over this link to the wearable microcontroller, which drives the vibration actuator on the cuff for the specified duration. For remote notifications, the same mobile application instead uses the phone’s existing cellular or Wi-Fi internet connection to reach the user’s pre-selected emergency contacts once an extreme stress state is detected, since this requires reaching contacts who are not necessarily nearby.</w:t>
+        <w:drawing>
+          <wp:inline distT="0" distB="0" distL="0" distR="0" wp14:anchorId="308604E1" wp14:editId="0F5FF2A0">
+            <wp:extent cx="5731510" cy="3867150"/>
+            <wp:effectExtent l="0" t="0" r="2540" b="0"/>
+            <wp:docPr id="800577867" name="Picture 1"/>
+            <wp:cNvGraphicFramePr>
+              <a:graphicFrameLocks xmlns:a="http://schemas.openxmlformats.org/drawingml/2006/main" noChangeAspect="1"/>
+            </wp:cNvGraphicFramePr>
+            <a:graphic xmlns:a="http://schemas.openxmlformats.org/drawingml/2006/main">
+              <a:graphicData uri="http://schemas.openxmlformats.org/drawingml/2006/picture">
+                <pic:pic xmlns:pic="http://schemas.openxmlformats.org/drawingml/2006/picture">
+                  <pic:nvPicPr>
+                    <pic:cNvPr id="800577867" name=""/>
+                    <pic:cNvPicPr/>
+                  </pic:nvPicPr>
+                  <pic:blipFill>
+                    <a:blip r:embed="rId16"/>
+                    <a:stretch>
+                      <a:fillRect/>
+                    </a:stretch>
+                  </pic:blipFill>
+                  <pic:spPr>
+                    <a:xfrm>
+                      <a:off x="0" y="0"/>
+                      <a:ext cx="5731510" cy="3867150"/>
+                    </a:xfrm>
+                    <a:prstGeom prst="rect">
+                      <a:avLst/>
+                    </a:prstGeom>
+                  </pic:spPr>
+                </pic:pic>
+              </a:graphicData>
+            </a:graphic>
+          </wp:inline>
+        </w:drawing>
       </w:r>
     </w:p>
     <w:p>
-      <w:r>
-        <w:t>The circuit diagram of this implementation as well as the cuff design can be seen in the figures below:</w:t>
+      <w:pPr>
+        <w:pStyle w:val="Caption"/>
+      </w:pPr>
+      <w:r>
+        <w:t xml:space="preserve">Figure </w:t>
+      </w:r>
+      <w:fldSimple w:instr=" SEQ Figure \* ARABIC ">
+        <w:r>
+          <w:rPr>
+            <w:noProof/>
+          </w:rPr>
+          <w:t>5</w:t>
+        </w:r>
+      </w:fldSimple>
+      <w:r>
+        <w:t xml:space="preserve"> circuit diagram for the haptic feedback cuff</w:t>
       </w:r>
     </w:p>
     <w:p>
       <w:r>
-        <w:t>//insert figures</w:t>
+        <w:t xml:space="preserve">Communication between the mobile application and the wearable haptic cuff is handled over a short-range wireless link, established once when the cuff is first paired with the user’s phone and maintained automatically thereafter. Bluetooth and Wi-Fi </w:t>
+      </w:r>
+      <w:r>
+        <w:t>are</w:t>
+      </w:r>
+      <w:r>
+        <w:t xml:space="preserve"> consider</w:t>
+      </w:r>
+      <w:r>
+        <w:t>ations</w:t>
+      </w:r>
+      <w:r>
+        <w:t xml:space="preserve"> for this link. Once a severely or extremely stressed state is classified by the data analysis layer, the mobile application transmits a short alert-tier message over this link to the wearable microcontroller, which drives the vibration actuator on the cuff for the specified duration. For remote notifications, the same mobile application instead uses the phone’s existing cellular or Wi-Fi internet connection to reach the user’s pre-selected emergency contacts once an extreme stress state is detected, since this requires reaching contacts who are not necessarily nearby.</w:t>
       </w:r>
     </w:p>
     <w:p>
       <w:r>
-        <w:t xml:space="preserve">Two general categories of vibration actuator were considered for the cuff: eccentric rotating mass (ERM) motors, which spin an offset weight to produce vibration, and linear resonant actuators (LRA), which oscillate a mass along a single axis. An LRA-type actuator was favoured for this design, as this category of actuator starts and stops vibrating more quickly than ERM motors, which better suits the short, discrete 5–10 second alert pulses specified for this system, and this category is also generally more power-efficient at the vibration frequencies used for haptic alerting </w:t>
+        <w:t xml:space="preserve">Two general categories of vibration actuator were considered for the cuff: eccentric rotating mass (ERM) motors, which spin an offset weight to produce vibration, and linear resonant actuators (LRA), which oscillate a mass along a single axis. An LRA-type actuator </w:t>
+      </w:r>
+      <w:r>
+        <w:t>is</w:t>
+      </w:r>
+      <w:r>
+        <w:t xml:space="preserve"> favoured for this design, as this category of actuator starts and stops vibrating more quickly than ERM motors, which better suits the short, discrete 5–10 second alert pulses specified for this system, and this category is also generally more power-efficient at the vibration frequencies used for haptic alerting </w:t>
       </w:r>
       <w:r>
         <w:fldChar w:fldCharType="begin"/>
@@ -7853,10 +9064,8 @@
       <w:r>
         <w:t>.</w:t>
       </w:r>
-    </w:p>
-    <w:p>
-      <w:r>
-        <w:t>Bringing the three subsystems together, the overall design reflects a non-procedural synthesis in which independently-justified component choices are combined into a single coherent system rather than treated as isolated decisions. The PPG sensor’s 100sps sampling rate and 0.5–8Hz band-pass filtering (Subsystem 1) were chosen specifically to satisfy the timing-resolution and motion-artefact-rejection requirements of both the heart-rate/respiratory-rate pipeline and the 34-parameter HRV feature set consumed by the decision-tree classifier (Subsystem 2); the classifier’s lightweight, on-device inference was in turn selected so that its output could be combined conservatively with the personalised baseline-deviation rule without exceeding the 60s alert-latency budget; and the Bluetooth-based link and LRA actuator (Subsystem 3) were selected so that the alert-dispatch latency contributed by communication (approximately 0.1s, per the Feasibility of system analysis) remains negligible against that same budget. Each subsystem’s design parameters were therefore not fixed independently, but synthesised against the shared constraints of alert latency, on-device computational cost, and power consumption established across the Requirements and specifications, Literature Review and Feasibility study sections, producing a single integrated wearable system rather than three separately-optimised components.</w:t>
+      <w:r>
+        <w:t xml:space="preserve"> Since this project is not focused on core electronic circuit design, an integrated module (with drivers and protective circuitry) is a stronger implementation choice as opposed to designing all circuitry from first principles.</w:t>
       </w:r>
     </w:p>
     <w:p>
@@ -7870,7 +9079,7 @@
           <w:highlight w:val="yellow"/>
         </w:rPr>
       </w:pPr>
-      <w:bookmarkStart w:id="32" w:name="_Toc240213134"/>
+      <w:bookmarkStart w:id="33" w:name="_Toc240213134"/>
       <w:r>
         <w:rPr>
           <w:highlight w:val="yellow"/>
@@ -7878,7 +9087,7 @@
         <w:lastRenderedPageBreak/>
         <w:t>Target/Performance metrics</w:t>
       </w:r>
-      <w:bookmarkEnd w:id="32"/>
+      <w:bookmarkEnd w:id="33"/>
     </w:p>
     <w:p>
       <w:r>
@@ -7896,14 +9105,14 @@
           <w:highlight w:val="yellow"/>
         </w:rPr>
       </w:pPr>
-      <w:bookmarkStart w:id="33" w:name="_Toc240213135"/>
+      <w:bookmarkStart w:id="34" w:name="_Toc240213135"/>
       <w:r>
         <w:rPr>
           <w:highlight w:val="yellow"/>
         </w:rPr>
         <w:t>Preliminary Testing</w:t>
       </w:r>
-      <w:bookmarkEnd w:id="33"/>
+      <w:bookmarkEnd w:id="34"/>
     </w:p>
     <w:p>
       <w:pPr>
@@ -7916,14 +9125,14 @@
           <w:highlight w:val="yellow"/>
         </w:rPr>
       </w:pPr>
-      <w:bookmarkStart w:id="34" w:name="_Toc240213136"/>
+      <w:bookmarkStart w:id="35" w:name="_Toc240213136"/>
       <w:r>
         <w:rPr>
           <w:highlight w:val="yellow"/>
         </w:rPr>
         <w:t>Preliminary testing methods</w:t>
       </w:r>
-      <w:bookmarkEnd w:id="34"/>
+      <w:bookmarkEnd w:id="35"/>
     </w:p>
     <w:p>
       <w:pPr>
@@ -7936,14 +9145,14 @@
           <w:highlight w:val="yellow"/>
         </w:rPr>
       </w:pPr>
-      <w:bookmarkStart w:id="35" w:name="_Toc240213137"/>
+      <w:bookmarkStart w:id="36" w:name="_Toc240213137"/>
       <w:r>
         <w:rPr>
           <w:highlight w:val="yellow"/>
         </w:rPr>
         <w:t>Preliminary testing results</w:t>
       </w:r>
-      <w:bookmarkEnd w:id="35"/>
+      <w:bookmarkEnd w:id="36"/>
     </w:p>
     <w:p>
       <w:pPr>
@@ -7953,19 +9162,760 @@
           <w:numId w:val="2"/>
         </w:numPr>
       </w:pPr>
-      <w:bookmarkStart w:id="36" w:name="_Toc239699088"/>
-      <w:bookmarkStart w:id="37" w:name="_Toc240213138"/>
+      <w:bookmarkStart w:id="37" w:name="_Toc239699088"/>
+      <w:bookmarkStart w:id="38" w:name="_Toc240213138"/>
       <w:r>
         <w:t>Feasibility of system</w:t>
       </w:r>
     </w:p>
     <w:p>
       <w:r>
-        <w:t xml:space="preserve">Beyond the sensing and computational feasibility discussed in the Feasibility study of the proposed solution, the feasibility of the system as a whole is considered here in terms of alert-dispatch latency, since the wireless link between the mobile application and the wearable cuff (Subsystem 3) introduces an additional delay that must still fit within the alert-timing specifications established earlier.  The total time between a dangerous state being classified and the corresponding alert reaching the user, t_total (measured in seconds, s), can be broken down into three components:  t_total = t_process + t_transmit + t_wait  where t_process (s) is the time already budgeted for signal processing and classification (Subsystems 1 and 2), t_transmit (s) is the time taken to transmit the short alert-tier message from the phone to the cuff over the chosen wireless link, and t_wait (s) is the worst-case time spent waiting for the next scheduled communication opportunity on that link, which is governed by the connection interval, I_conn (measured in seconds, s), negotiated between the phone and the cuff.  Because the alert message itself is small (only a few bytes are needed to represent the alert tier and duration), t_transmit is negligible relative to I_conn, so t_wait ≈ I_conn dominates the communication delay. Configuring a conservative connection interval of I_conn = 0.1s means the wireless link contributes on the order of 0.1s to the total alert latency, which is negligible compared to the roughly 10-second margin left over after signal processing and classification within the overall 60-second alert-dispatch specification (see Literature Review and Requirements and specifications). This shows that the choice between a Bluetooth-based or Wi-Fi-based link for the cuff </w:t>
+        <w:t>Beyond the sensing and computational feasibility discussed in the Feasibility study of the proposed solution, the feasibility of the system as a whole is considered here in terms of alert-dispatch latency, since the wireless link between the mobile application and the wearable cuff (Subsystem 3) introduces an additional delay that must still fit within the alert-timing specifications established earlier.  The total time between a dangerous state being classified and the corresponding alert reaching the user</w:t>
+      </w:r>
+      <w:r>
+        <w:rPr>
+          <w:highlight w:val="yellow"/>
+        </w:rPr>
+        <w:t>, t_total (measured in seconds, s), can be broken down into three components:  t_total = t_process + t_transmit + t_wait  where t_process (s) is the time already budgeted for signal processing and classification (Subsystems 1 and 2), t_transmit (s) is</w:t>
+      </w:r>
+      <w:r>
+        <w:t xml:space="preserve"> the time taken to transmit the short alert-tier message from the phone to the cuff over the chosen wireless link, and t_wait (s) is the worst-case time spent waiting for the next scheduled communication opportunity on that link, which is governed by the connection </w:t>
+      </w:r>
+      <w:r>
+        <w:rPr>
+          <w:highlight w:val="yellow"/>
+        </w:rPr>
+        <w:t>interval, I_conn (measured in seconds, s), negotiated between the phone and the cuff.  Because the alert message itself is small (only a few bytes are needed to represent the alert tier and duration), t_transmit is negligible relative to I_conn, so t_wait ≈ I_conn dominates the communication delay. Configuring a conservative connection interval of I_conn = 0.</w:t>
+      </w:r>
+      <w:r>
+        <w:rPr>
+          <w:highlight w:val="yellow"/>
+        </w:rPr>
+        <w:t>2</w:t>
+      </w:r>
+      <w:r>
+        <w:rPr>
+          <w:highlight w:val="yellow"/>
+        </w:rPr>
+        <w:t>s means the wireless link contributes on the order of 0.</w:t>
+      </w:r>
+      <w:r>
+        <w:rPr>
+          <w:highlight w:val="yellow"/>
+        </w:rPr>
+        <w:t>2</w:t>
+      </w:r>
+      <w:r>
+        <w:rPr>
+          <w:highlight w:val="yellow"/>
+        </w:rPr>
+        <w:t>s to the total alert latency, which is negligible compared to the roughly 10-second margin left over after signal processing</w:t>
+      </w:r>
+      <w:r>
+        <w:t xml:space="preserve"> and classification within the overall 60-second alert-dispatch specification (see Literature Review and Requirements and specifications). This shows that the choice between a Bluetooth-based or Wi-Fi-based link for the cuff </w:t>
       </w:r>
       <w:r>
         <w:lastRenderedPageBreak/>
         <w:t>does not threaten the system's ability to meet its alert-timing specification; either is feasible from a latency perspective, which supports selecting between them primarily on power-consumption and range grounds instead (Subsystem 3).</w:t>
+      </w:r>
+    </w:p>
+    <w:p>
+      <w:r>
+        <w:t xml:space="preserve">The optical sensor device (Polar Verity Sense) is chosen primarily for its cost factor, presenting itself as the most budget-friendly option within the list presented earlier in the report. In addition to this, Polar provides an official repository of their software development kit, that </w:t>
+      </w:r>
+      <w:r>
+        <w:t>contains multiple classes and functions to interact with their sensor devices</w:t>
+      </w:r>
+      <w:r>
+        <w:fldChar w:fldCharType="begin"/>
+      </w:r>
+      <w:r>
+        <w:instrText xml:space="preserve"> ADDIN ZOTERO_ITEM CSL_CITATION {"citationID":"8mL1kWF2","properties":{"unsorted":false,"formattedCitation":"[35]","plainCitation":"[35]","noteIndex":0},"citationItems":[{"id":335,"uris":["http://zotero.org/users/19683069/items/CZPW3WTC"],"itemData":{"id":335,"type":"webpage","abstract":"Repository includes SDK and code examples. More info https://polar.com/en/developers - polarofficial/polar-ble-sdk","container-title":"GitHub","language":"en","title":"polar-ble-sdk/documentation/products/PolarVeritySense.md at master · polarofficial/polar-ble-sdk","URL":"https://github.com/polarofficial/polar-ble-sdk/blob/master/documentation/products/PolarVeritySense.md","accessed":{"date-parts":[["2026",9,15]]}}}],"schema":"https://github.com/citation-style-language/schema/raw/master/csl-citation.json"} </w:instrText>
+      </w:r>
+      <w:r>
+        <w:fldChar w:fldCharType="separate"/>
+      </w:r>
+      <w:r>
+        <w:rPr>
+          <w:rFonts w:ascii="Aptos" w:hAnsi="Aptos"/>
+        </w:rPr>
+        <w:t>[35]</w:t>
+      </w:r>
+      <w:r>
+        <w:fldChar w:fldCharType="end"/>
+      </w:r>
+      <w:r>
+        <w:t>; other commercial devices, such as Apple</w:t>
+      </w:r>
+      <w:r>
+        <w:fldChar w:fldCharType="begin"/>
+      </w:r>
+      <w:r>
+        <w:instrText xml:space="preserve"> ADDIN ZOTERO_ITEM CSL_CITATION {"citationID":"KIVRHZZQ","properties":{"unsorted":false,"formattedCitation":"[40], [41]","plainCitation":"[40], [41]","noteIndex":0},"citationItems":[{"id":348,"uris":["http://zotero.org/users/19683069/items/L2XGPEV2"],"itemData":{"id":348,"type":"webpage","title":"SensorKit | Apple Developer Documentation","URL":"https://developer.apple.com/documentation/sensorkit","accessed":{"date-parts":[["2026",9,15]]}}},{"id":246,"uris":["http://zotero.org/users/19683069/items/ZKMXVNIZ"],"itemData":{"id":246,"type":"webpage","abstract":"Shop the latest Apple Watch models and bands. Create your own style. Save with Apple Trade In and flexible monthly payment options. Get online help.","container-title":"Apple","language":"en-US","title":"Buy Apple Watch","URL":"https://www.apple.com/shop/buy-watch","accessed":{"date-parts":[["2026",7,26]]}}}],"schema":"https://github.com/citation-style-language/schema/raw/master/csl-citation.json"} </w:instrText>
+      </w:r>
+      <w:r>
+        <w:fldChar w:fldCharType="separate"/>
+      </w:r>
+      <w:r>
+        <w:rPr>
+          <w:rFonts w:ascii="Aptos" w:hAnsi="Aptos"/>
+        </w:rPr>
+        <w:t>[40], [41]</w:t>
+      </w:r>
+      <w:r>
+        <w:fldChar w:fldCharType="end"/>
+      </w:r>
+      <w:r>
+        <w:t xml:space="preserve">, do not provide this level of access to their device’s firmware to the general public, limited access to </w:t>
+      </w:r>
+      <w:r>
+        <w:t>heart rate values, high-level HRV metrics like SDNN, step counts, and ambient motion metrics</w:t>
+      </w:r>
+      <w:r>
+        <w:t xml:space="preserve"> are provided only</w:t>
+      </w:r>
+      <w:r>
+        <w:t xml:space="preserve"> </w:t>
+      </w:r>
+      <w:r>
+        <w:fldChar w:fldCharType="begin"/>
+      </w:r>
+      <w:r>
+        <w:instrText xml:space="preserve"> ADDIN ZOTERO_ITEM CSL_CITATION {"citationID":"rcXuMRjC","properties":{"unsorted":false,"formattedCitation":"[40]","plainCitation":"[40]","noteIndex":0},"citationItems":[{"id":348,"uris":["http://zotero.org/users/19683069/items/L2XGPEV2"],"itemData":{"id":348,"type":"webpage","title":"SensorKit | Apple Developer Documentation","URL":"https://developer.apple.com/documentation/sensorkit","accessed":{"date-parts":[["2026",9,15]]}}}],"schema":"https://github.com/citation-style-language/schema/raw/master/csl-citation.json"} </w:instrText>
+      </w:r>
+      <w:r>
+        <w:fldChar w:fldCharType="separate"/>
+      </w:r>
+      <w:r>
+        <w:rPr>
+          <w:rFonts w:ascii="Aptos" w:hAnsi="Aptos"/>
+        </w:rPr>
+        <w:t>[40]</w:t>
+      </w:r>
+      <w:r>
+        <w:fldChar w:fldCharType="end"/>
+      </w:r>
+      <w:r>
+        <w:t xml:space="preserve">; full access is restricted </w:t>
+      </w:r>
+      <w:r>
+        <w:t>exclusively to approved academic research studies</w:t>
+      </w:r>
+      <w:r>
+        <w:t xml:space="preserve"> and</w:t>
+      </w:r>
+      <w:r>
+        <w:t xml:space="preserve"> through an explicit entitlement proc</w:t>
+      </w:r>
+      <w:r>
+        <w:t>ess, and data acquisition is strictly batch-oriented – making it unsuitable for low-latency applications</w:t>
+      </w:r>
+      <w:r>
+        <w:fldChar w:fldCharType="begin"/>
+      </w:r>
+      <w:r>
+        <w:instrText xml:space="preserve"> ADDIN ZOTERO_ITEM CSL_CITATION {"citationID":"ifFjHpW9","properties":{"unsorted":false,"formattedCitation":"[40]","plainCitation":"[40]","noteIndex":0},"citationItems":[{"id":348,"uris":["http://zotero.org/users/19683069/items/L2XGPEV2"],"itemData":{"id":348,"type":"webpage","title":"SensorKit | Apple Developer Documentation","URL":"https://developer.apple.com/documentation/sensorkit","accessed":{"date-parts":[["2026",9,15]]}}}],"schema":"https://github.com/citation-style-language/schema/raw/master/csl-citation.json"} </w:instrText>
+      </w:r>
+      <w:r>
+        <w:fldChar w:fldCharType="separate"/>
+      </w:r>
+      <w:r>
+        <w:rPr>
+          <w:rFonts w:ascii="Aptos" w:hAnsi="Aptos"/>
+        </w:rPr>
+        <w:t>[40]</w:t>
+      </w:r>
+      <w:r>
+        <w:fldChar w:fldCharType="end"/>
+      </w:r>
+      <w:r>
+        <w:t xml:space="preserve">. It should be noted that these classes and functions (particularly for the Verity </w:t>
+      </w:r>
+      <w:r>
+        <w:t>S</w:t>
+      </w:r>
+      <w:r>
+        <w:t xml:space="preserve">ense) do not have capabilities of directly extracting heart rate variability metrics nor breath rate from the sensor, making this sensor choice highly applicable to this project where these features are calculated from </w:t>
+      </w:r>
+      <w:r>
+        <w:t>first principles</w:t>
+      </w:r>
+      <w:r>
+        <w:t xml:space="preserve">. </w:t>
+      </w:r>
+      <w:r>
+        <w:t>Other</w:t>
+      </w:r>
+      <w:r>
+        <w:t xml:space="preserve"> aspect</w:t>
+      </w:r>
+      <w:r>
+        <w:t>s</w:t>
+      </w:r>
+      <w:r>
+        <w:t xml:space="preserve"> that improved the favourability of the Polar Verity Sense over other optical sensors </w:t>
+      </w:r>
+      <w:r>
+        <w:t>such as Garmin</w:t>
+      </w:r>
+      <w:r>
+        <w:fldChar w:fldCharType="begin"/>
+      </w:r>
+      <w:r>
+        <w:instrText xml:space="preserve"> ADDIN ZOTERO_ITEM CSL_CITATION {"citationID":"vseJWPod","properties":{"unsorted":false,"formattedCitation":"[42]","plainCitation":"[42]","noteIndex":0},"citationItems":[{"id":346,"uris":["http://zotero.org/users/19683069/items/HYA9EW7G"],"itemData":{"id":346,"type":"webpage","title":"Garmin Official Site","URL":"https://www.garmin.com/en-US/","accessed":{"date-parts":[["2026",9,15]]}}}],"schema":"https://github.com/citation-style-language/schema/raw/master/csl-citation.json"} </w:instrText>
+      </w:r>
+      <w:r>
+        <w:fldChar w:fldCharType="separate"/>
+      </w:r>
+      <w:r>
+        <w:rPr>
+          <w:rFonts w:ascii="Aptos" w:hAnsi="Aptos"/>
+        </w:rPr>
+        <w:t>[42]</w:t>
+      </w:r>
+      <w:r>
+        <w:fldChar w:fldCharType="end"/>
+      </w:r>
+      <w:r>
+        <w:t xml:space="preserve"> </w:t>
+      </w:r>
+      <w:r>
+        <w:t>are</w:t>
+      </w:r>
+      <w:r>
+        <w:t xml:space="preserve"> that </w:t>
+      </w:r>
+      <w:r>
+        <w:t>the Verity Sense allows for upper-arm placement, which provides a much higher signal-to-noise ratio (especially due to MA’s), as opposed to wrist placed devices, which Garmin watches are limited by</w:t>
+      </w:r>
+      <w:r>
+        <w:t xml:space="preserve"> </w:t>
+      </w:r>
+      <w:r>
+        <w:fldChar w:fldCharType="begin"/>
+      </w:r>
+      <w:r>
+        <w:instrText xml:space="preserve"> ADDIN ZOTERO_ITEM CSL_CITATION {"citationID":"PzkHoyP3","properties":{"unsorted":false,"formattedCitation":"[43]","plainCitation":"[43]","noteIndex":0},"citationItems":[{"id":344,"uris":["http://zotero.org/users/19683069/items/SHJZKPRY"],"itemData":{"id":344,"type":"article-journal","container-title":"Measurement in Physical Education and Exercise Science","DOI":"10.1080/1091367X.2022.2161820","ISSN":"1091-367X, 1532-7841","issue":"3","journalAbbreviation":"Measurement in Physical Education and Exercise Science","language":"en","page":"234-247","source":"DOI.org (Crossref)","title":"Validation of Garmin and Polar Devices for Continuous Heart Rate Monitoring During Common Training Movements in Tactical Populations","volume":"27","author":[{"family":"Merrigan","given":"Justin J."},{"family":"Stovall","given":"J. Hannah"},{"family":"Stone","given":"Jason D."},{"family":"Stephenson","given":"Mark"},{"family":"Finomore","given":"Victor S."},{"family":"Hagen","given":"Joshua A."}],"issued":{"date-parts":[["2023",7,3]]}}}],"schema":"https://github.com/citation-style-language/schema/raw/master/csl-citation.json"} </w:instrText>
+      </w:r>
+      <w:r>
+        <w:fldChar w:fldCharType="separate"/>
+      </w:r>
+      <w:r>
+        <w:rPr>
+          <w:rFonts w:ascii="Aptos" w:hAnsi="Aptos"/>
+        </w:rPr>
+        <w:t>[43]</w:t>
+      </w:r>
+      <w:r>
+        <w:fldChar w:fldCharType="end"/>
+      </w:r>
+      <w:r>
+        <w:t>; and that</w:t>
+      </w:r>
+      <w:r>
+        <w:t xml:space="preserve"> the device’s form factor is more compact and lighter </w:t>
+      </w:r>
+      <w:r>
+        <w:t xml:space="preserve">(weighing only 5 grams) </w:t>
+      </w:r>
+      <w:r>
+        <w:t>than competitors such as Apple</w:t>
+      </w:r>
+      <w:r>
+        <w:fldChar w:fldCharType="begin"/>
+      </w:r>
+      <w:r>
+        <w:instrText xml:space="preserve"> ADDIN ZOTERO_ITEM CSL_CITATION {"citationID":"WhlqNRTY","properties":{"unsorted":false,"formattedCitation":"[41]","plainCitation":"[41]","noteIndex":0},"citationItems":[{"id":246,"uris":["http://zotero.org/users/19683069/items/ZKMXVNIZ"],"itemData":{"id":246,"type":"webpage","abstract":"Shop the latest Apple Watch models and bands. Create your own style. Save with Apple Trade In and flexible monthly payment options. Get online help.","container-title":"Apple","language":"en-US","title":"Buy Apple Watch","URL":"https://www.apple.com/shop/buy-watch","accessed":{"date-parts":[["2026",7,26]]}}}],"schema":"https://github.com/citation-style-language/schema/raw/master/csl-citation.json"} </w:instrText>
+      </w:r>
+      <w:r>
+        <w:fldChar w:fldCharType="separate"/>
+      </w:r>
+      <w:r>
+        <w:rPr>
+          <w:rFonts w:ascii="Aptos" w:hAnsi="Aptos"/>
+        </w:rPr>
+        <w:t>[41]</w:t>
+      </w:r>
+      <w:r>
+        <w:fldChar w:fldCharType="end"/>
+      </w:r>
+      <w:r>
+        <w:t xml:space="preserve"> or Garmin</w:t>
+      </w:r>
+      <w:r>
+        <w:fldChar w:fldCharType="begin"/>
+      </w:r>
+      <w:r>
+        <w:instrText xml:space="preserve"> ADDIN ZOTERO_ITEM CSL_CITATION {"citationID":"56L9Wiqn","properties":{"unsorted":false,"formattedCitation":"[4], [42]","plainCitation":"[4], [42]","noteIndex":0},"citationItems":[{"id":249,"uris":["http://zotero.org/users/19683069/items/6GG62V98"],"itemData":{"id":249,"type":"webpage","abstract":"Black","container-title":"Garmin","language":"en-US","title":"vívosmart® 5","URL":"https://www.garmin.com/en-US/p/782585/pn/010-02645-00/","author":[{"family":"Garmin","given":""},{"family":"subsidiaries","given":"Garmin Ltd","dropping-particle":"or its"}],"accessed":{"date-parts":[["2026",7,26]]}}},{"id":346,"uris":["http://zotero.org/users/19683069/items/HYA9EW7G"],"itemData":{"id":346,"type":"webpage","title":"Garmin Official Site","URL":"https://www.garmin.com/en-US/","accessed":{"date-parts":[["2026",9,15]]}}}],"schema":"https://github.com/citation-style-language/schema/raw/master/csl-citation.json"} </w:instrText>
+      </w:r>
+      <w:r>
+        <w:fldChar w:fldCharType="separate"/>
+      </w:r>
+      <w:r>
+        <w:rPr>
+          <w:rFonts w:ascii="Aptos" w:hAnsi="Aptos"/>
+        </w:rPr>
+        <w:t>[4], [42]</w:t>
+      </w:r>
+      <w:r>
+        <w:fldChar w:fldCharType="end"/>
+      </w:r>
+      <w:r>
+        <w:t>, resulting in a more ergonomic design.</w:t>
+      </w:r>
+    </w:p>
+    <w:p>
+      <w:r>
+        <w:t>All of the components required for this project can be sourced locally from electronic suppliers such as Mantech Electronics</w:t>
+      </w:r>
+      <w:r>
+        <w:t>/DIY electronics/RS components (vibration motor modules, resistors, microcontrollers etc)</w:t>
+      </w:r>
+      <w:r>
+        <w:t xml:space="preserve">, </w:t>
+      </w:r>
+      <w:r>
+        <w:t>and the polar device can be sourced from dedicated sporting retail stores (such as Sportsman’s warehouse etc).</w:t>
+      </w:r>
+    </w:p>
+    <w:p>
+      <w:pPr>
+        <w:spacing w:after="0" w:line="240" w:lineRule="auto"/>
+        <w:rPr>
+          <w:rFonts w:ascii="Times New Roman" w:eastAsia="Times New Roman" w:hAnsi="Times New Roman" w:cs="Times New Roman"/>
+          <w:kern w:val="0"/>
+          <w:lang w:eastAsia="en-ZA"/>
+          <w14:ligatures w14:val="none"/>
+        </w:rPr>
+      </w:pPr>
+      <w:r>
+        <w:rPr>
+          <w:rFonts w:ascii="Times New Roman" w:eastAsia="Times New Roman" w:hAnsi="Times New Roman" w:cs="Times New Roman"/>
+          <w:kern w:val="0"/>
+          <w:lang w:eastAsia="en-ZA"/>
+          <w14:ligatures w14:val="none"/>
+        </w:rPr>
+        <w:t>The ethical feasibility of evaluating the Vitality Watchdog hinges on implementing low-risk, controlled stress-induction protocols that prioritize participant safety while generating valid physiological data. Standard, ethically validated methodologies from literature</w:t>
+      </w:r>
+      <w:r>
+        <w:rPr>
+          <w:rFonts w:ascii="Times New Roman" w:eastAsia="Times New Roman" w:hAnsi="Times New Roman" w:cs="Times New Roman"/>
+          <w:kern w:val="0"/>
+          <w:lang w:eastAsia="en-ZA"/>
+          <w14:ligatures w14:val="none"/>
+        </w:rPr>
+        <w:t xml:space="preserve"> include numerous ways to do this – </w:t>
+      </w:r>
+      <w:r>
+        <w:rPr>
+          <w:rFonts w:ascii="Times New Roman" w:eastAsia="Times New Roman" w:hAnsi="Times New Roman" w:cs="Times New Roman"/>
+          <w:kern w:val="0"/>
+          <w:lang w:eastAsia="en-ZA"/>
+          <w14:ligatures w14:val="none"/>
+        </w:rPr>
+        <w:t>such as the Trier Social Stress Test (TSST)</w:t>
+      </w:r>
+      <w:r>
+        <w:rPr>
+          <w:rFonts w:ascii="Times New Roman" w:eastAsia="Times New Roman" w:hAnsi="Times New Roman" w:cs="Times New Roman"/>
+          <w:kern w:val="0"/>
+          <w:lang w:eastAsia="en-ZA"/>
+          <w14:ligatures w14:val="none"/>
+        </w:rPr>
+        <w:fldChar w:fldCharType="begin"/>
+      </w:r>
+      <w:r>
+        <w:rPr>
+          <w:rFonts w:ascii="Times New Roman" w:eastAsia="Times New Roman" w:hAnsi="Times New Roman" w:cs="Times New Roman"/>
+          <w:kern w:val="0"/>
+          <w:lang w:eastAsia="en-ZA"/>
+          <w14:ligatures w14:val="none"/>
+        </w:rPr>
+        <w:instrText xml:space="preserve"> ADDIN ZOTERO_ITEM CSL_CITATION {"citationID":"6Hitdgtc","properties":{"unsorted":false,"formattedCitation":"[44]","plainCitation":"[44]","noteIndex":0},"citationItems":[{"id":350,"uris":["http://zotero.org/users/19683069/items/QG5IEWUQ"],"itemData":{"id":350,"type":"article-journal","container-title":"Neurobiology of Stress","DOI":"10.1016/j.ynstr.2016.11.001","ISSN":"23522895","journalAbbreviation":"Neurobiology of Stress","language":"en","page":"113-126","source":"DOI.org (Crossref)","title":"The Trier Social Stress Test: Principles and practice","title-short":"The Trier Social Stress Test","volume":"6","author":[{"family":"Allen","given":"Andrew P."},{"family":"Kennedy","given":"Paul J."},{"family":"Dockray","given":"Samantha"},{"family":"Cryan","given":"John F."},{"family":"Dinan","given":"Timothy G."},{"family":"Clarke","given":"Gerard"}],"issued":{"date-parts":[["2017",2]]}}}],"schema":"https://github.com/citation-style-language/schema/raw/master/csl-citation.json"} </w:instrText>
+      </w:r>
+      <w:r>
+        <w:rPr>
+          <w:rFonts w:ascii="Times New Roman" w:eastAsia="Times New Roman" w:hAnsi="Times New Roman" w:cs="Times New Roman"/>
+          <w:kern w:val="0"/>
+          <w:lang w:eastAsia="en-ZA"/>
+          <w14:ligatures w14:val="none"/>
+        </w:rPr>
+        <w:fldChar w:fldCharType="separate"/>
+      </w:r>
+      <w:r>
+        <w:rPr>
+          <w:rFonts w:ascii="Times New Roman" w:hAnsi="Times New Roman" w:cs="Times New Roman"/>
+          <w:lang w:eastAsia="en-ZA"/>
+        </w:rPr>
+        <w:t>[44]</w:t>
+      </w:r>
+      <w:r>
+        <w:rPr>
+          <w:rFonts w:ascii="Times New Roman" w:eastAsia="Times New Roman" w:hAnsi="Times New Roman" w:cs="Times New Roman"/>
+          <w:kern w:val="0"/>
+          <w:lang w:eastAsia="en-ZA"/>
+          <w14:ligatures w14:val="none"/>
+        </w:rPr>
+        <w:fldChar w:fldCharType="end"/>
+      </w:r>
+      <w:r>
+        <w:rPr>
+          <w:rFonts w:ascii="Times New Roman" w:eastAsia="Times New Roman" w:hAnsi="Times New Roman" w:cs="Times New Roman"/>
+          <w:kern w:val="0"/>
+          <w:lang w:eastAsia="en-ZA"/>
+          <w14:ligatures w14:val="none"/>
+        </w:rPr>
+        <w:t>, the Stroop color-word interference task</w:t>
+      </w:r>
+      <w:r>
+        <w:rPr>
+          <w:rFonts w:ascii="Times New Roman" w:eastAsia="Times New Roman" w:hAnsi="Times New Roman" w:cs="Times New Roman"/>
+          <w:kern w:val="0"/>
+          <w:lang w:eastAsia="en-ZA"/>
+          <w14:ligatures w14:val="none"/>
+        </w:rPr>
+        <w:fldChar w:fldCharType="begin"/>
+      </w:r>
+      <w:r>
+        <w:rPr>
+          <w:rFonts w:ascii="Times New Roman" w:eastAsia="Times New Roman" w:hAnsi="Times New Roman" w:cs="Times New Roman"/>
+          <w:kern w:val="0"/>
+          <w:lang w:eastAsia="en-ZA"/>
+          <w14:ligatures w14:val="none"/>
+        </w:rPr>
+        <w:instrText xml:space="preserve"> ADDIN ZOTERO_ITEM CSL_CITATION {"citationID":"QlzgrunN","properties":{"unsorted":false,"formattedCitation":"[45]","plainCitation":"[45]","noteIndex":0},"citationItems":[{"id":352,"uris":["http://zotero.org/users/19683069/items/HMVLWR4F"],"itemData":{"id":352,"type":"webpage","abstract":"Take the famous Stroop Test online for free. Test your attention and cognitive control with this classic psychology experiment. Instant results and scientific accuracy.","container-title":"StroopTest.run","language":"en","title":"Free Online Stroop Test - Test Your Cognitive Control","URL":"https://strooptest.run","author":[{"family":"StroopTest.run","given":""}],"accessed":{"date-parts":[["2026",9,15]]}}}],"schema":"https://github.com/citation-style-language/schema/raw/master/csl-citation.json"} </w:instrText>
+      </w:r>
+      <w:r>
+        <w:rPr>
+          <w:rFonts w:ascii="Times New Roman" w:eastAsia="Times New Roman" w:hAnsi="Times New Roman" w:cs="Times New Roman"/>
+          <w:kern w:val="0"/>
+          <w:lang w:eastAsia="en-ZA"/>
+          <w14:ligatures w14:val="none"/>
+        </w:rPr>
+        <w:fldChar w:fldCharType="separate"/>
+      </w:r>
+      <w:r>
+        <w:rPr>
+          <w:rFonts w:ascii="Times New Roman" w:hAnsi="Times New Roman" w:cs="Times New Roman"/>
+          <w:lang w:eastAsia="en-ZA"/>
+        </w:rPr>
+        <w:t>[45]</w:t>
+      </w:r>
+      <w:r>
+        <w:rPr>
+          <w:rFonts w:ascii="Times New Roman" w:eastAsia="Times New Roman" w:hAnsi="Times New Roman" w:cs="Times New Roman"/>
+          <w:kern w:val="0"/>
+          <w:lang w:eastAsia="en-ZA"/>
+          <w14:ligatures w14:val="none"/>
+        </w:rPr>
+        <w:fldChar w:fldCharType="end"/>
+      </w:r>
+      <w:r>
+        <w:rPr>
+          <w:rFonts w:ascii="Times New Roman" w:eastAsia="Times New Roman" w:hAnsi="Times New Roman" w:cs="Times New Roman"/>
+          <w:kern w:val="0"/>
+          <w:lang w:eastAsia="en-ZA"/>
+          <w14:ligatures w14:val="none"/>
+        </w:rPr>
+        <w:t xml:space="preserve">, </w:t>
+      </w:r>
+      <w:r>
+        <w:rPr>
+          <w:rFonts w:ascii="Times New Roman" w:eastAsia="Times New Roman" w:hAnsi="Times New Roman" w:cs="Times New Roman"/>
+          <w:kern w:val="0"/>
+          <w:lang w:eastAsia="en-ZA"/>
+          <w14:ligatures w14:val="none"/>
+        </w:rPr>
+        <w:t>continuous mental calculations</w:t>
+      </w:r>
+      <w:r>
+        <w:rPr>
+          <w:rFonts w:ascii="Times New Roman" w:eastAsia="Times New Roman" w:hAnsi="Times New Roman" w:cs="Times New Roman"/>
+          <w:kern w:val="0"/>
+          <w:lang w:eastAsia="en-ZA"/>
+          <w14:ligatures w14:val="none"/>
+        </w:rPr>
+        <w:fldChar w:fldCharType="begin"/>
+      </w:r>
+      <w:r>
+        <w:rPr>
+          <w:rFonts w:ascii="Times New Roman" w:eastAsia="Times New Roman" w:hAnsi="Times New Roman" w:cs="Times New Roman"/>
+          <w:kern w:val="0"/>
+          <w:lang w:eastAsia="en-ZA"/>
+          <w14:ligatures w14:val="none"/>
+        </w:rPr>
+        <w:instrText xml:space="preserve"> ADDIN ZOTERO_ITEM CSL_CITATION {"citationID":"FaFbWrPa","properties":{"unsorted":false,"formattedCitation":"[15]","plainCitation":"[15]","noteIndex":0},"citationItems":[{"id":294,"uris":["http://zotero.org/users/19683069/items/5SMFVX9Q"],"itemData":{"id":294,"type":"article-journal","abstract":"Abstract\n            \n              Objective.\n              Time–frequency (TF) analysis is used to identify oscillatory patterns in complex signals. Cardiac signals under stress conditions are highly dynamic, yet heart rate variability (HRV) is often analysed using classical methods that assume stationarity or linearity. This study applied TF analyses to beat-to-beat RR time-series data extracted from electrocardiograms of 30 healthy adults during three stress tasks: mental calculation, noise exposure, and cold pressor test.\n              Approach.\n              Continuous wavelet transform (CWT), and ensemble empirical mode decomposition (EEMD) were compared to the standard short-term Fourier transform (STFT). Signals were divided into anticipation, stress, and recovery periods.\n              Main results.\n              When analysed in 30 s windows, all three methods detected dynamic time variations in standard frequency bands (low-frequency (LF) [0.04–0.15 Hz], high-frequency (HF) [0.15–0.40 Hz]) during stress compared to baseline. Compared to SFFT, EEMD and CWT showed greater sensitivity than STFT to identify LF and HF differences. Spectrograms identified regions of interest outside standard frequency bands, where CWT provided superior temporal and frequency resolution, especially at low frequencies. While EEMD spectrograms were uninterpretable, analysis of individual EEMD modes enabled tracking instantaneous changes in both frequency and amplitude.\n              Significance.\n              In conclusion, CWT and EEMD proved most valuable for identifying patterns in stress-evoked HRV and providing information on autonomic nervous system activation latency, responsiveness, and adaptability.","container-title":"Physiological Measurement","DOI":"10.1088/1361-6579/ae3ec7","ISSN":"0967-3334, 1361-6579","issue":"3","journalAbbreviation":"Physiol. Meas.","page":"035001","source":"DOI.org (Crossref)","title":"Heart rate variability (HRV) during acute stress: a comparison of three methods for time–frequency analysis","title-short":"Heart rate variability (HRV) during acute stress","volume":"47","author":[{"family":"Villatte","given":"Bérangère"},{"family":"Kizuk","given":"Sayeed A D"},{"family":"Lina","given":"Jean-Marc"},{"family":"Vinet","given":"Alain"},{"family":"Hébert","given":"Sylvie"}],"issued":{"date-parts":[["2026",3,31]]}}}],"schema":"https://github.com/citation-style-language/schema/raw/master/csl-citation.json"} </w:instrText>
+      </w:r>
+      <w:r>
+        <w:rPr>
+          <w:rFonts w:ascii="Times New Roman" w:eastAsia="Times New Roman" w:hAnsi="Times New Roman" w:cs="Times New Roman"/>
+          <w:kern w:val="0"/>
+          <w:lang w:eastAsia="en-ZA"/>
+          <w14:ligatures w14:val="none"/>
+        </w:rPr>
+        <w:fldChar w:fldCharType="separate"/>
+      </w:r>
+      <w:r>
+        <w:rPr>
+          <w:rFonts w:ascii="Times New Roman" w:hAnsi="Times New Roman" w:cs="Times New Roman"/>
+          <w:lang w:eastAsia="en-ZA"/>
+        </w:rPr>
+        <w:t>[15]</w:t>
+      </w:r>
+      <w:r>
+        <w:rPr>
+          <w:rFonts w:ascii="Times New Roman" w:eastAsia="Times New Roman" w:hAnsi="Times New Roman" w:cs="Times New Roman"/>
+          <w:kern w:val="0"/>
+          <w:lang w:eastAsia="en-ZA"/>
+          <w14:ligatures w14:val="none"/>
+        </w:rPr>
+        <w:fldChar w:fldCharType="end"/>
+      </w:r>
+      <w:r>
+        <w:rPr>
+          <w:rFonts w:ascii="Times New Roman" w:eastAsia="Times New Roman" w:hAnsi="Times New Roman" w:cs="Times New Roman"/>
+          <w:kern w:val="0"/>
+          <w:lang w:eastAsia="en-ZA"/>
+          <w14:ligatures w14:val="none"/>
+        </w:rPr>
+        <w:t xml:space="preserve">, </w:t>
+      </w:r>
+      <w:r>
+        <w:rPr>
+          <w:rFonts w:ascii="Times New Roman" w:eastAsia="Times New Roman" w:hAnsi="Times New Roman" w:cs="Times New Roman"/>
+          <w:kern w:val="0"/>
+          <w:lang w:eastAsia="en-ZA"/>
+          <w14:ligatures w14:val="none"/>
+        </w:rPr>
+        <w:t>mild cold pressor tests</w:t>
+      </w:r>
+      <w:r>
+        <w:rPr>
+          <w:rFonts w:ascii="Times New Roman" w:eastAsia="Times New Roman" w:hAnsi="Times New Roman" w:cs="Times New Roman"/>
+          <w:kern w:val="0"/>
+          <w:lang w:eastAsia="en-ZA"/>
+          <w14:ligatures w14:val="none"/>
+        </w:rPr>
+        <w:fldChar w:fldCharType="begin"/>
+      </w:r>
+      <w:r>
+        <w:rPr>
+          <w:rFonts w:ascii="Times New Roman" w:eastAsia="Times New Roman" w:hAnsi="Times New Roman" w:cs="Times New Roman"/>
+          <w:kern w:val="0"/>
+          <w:lang w:eastAsia="en-ZA"/>
+          <w14:ligatures w14:val="none"/>
+        </w:rPr>
+        <w:instrText xml:space="preserve"> ADDIN ZOTERO_ITEM CSL_CITATION {"citationID":"bi9V9nmt","properties":{"unsorted":false,"formattedCitation":"[15]","plainCitation":"[15]","noteIndex":0},"citationItems":[{"id":294,"uris":["http://zotero.org/users/19683069/items/5SMFVX9Q"],"itemData":{"id":294,"type":"article-journal","abstract":"Abstract\n            \n              Objective.\n              Time–frequency (TF) analysis is used to identify oscillatory patterns in complex signals. Cardiac signals under stress conditions are highly dynamic, yet heart rate variability (HRV) is often analysed using classical methods that assume stationarity or linearity. This study applied TF analyses to beat-to-beat RR time-series data extracted from electrocardiograms of 30 healthy adults during three stress tasks: mental calculation, noise exposure, and cold pressor test.\n              Approach.\n              Continuous wavelet transform (CWT), and ensemble empirical mode decomposition (EEMD) were compared to the standard short-term Fourier transform (STFT). Signals were divided into anticipation, stress, and recovery periods.\n              Main results.\n              When analysed in 30 s windows, all three methods detected dynamic time variations in standard frequency bands (low-frequency (LF) [0.04–0.15 Hz], high-frequency (HF) [0.15–0.40 Hz]) during stress compared to baseline. Compared to SFFT, EEMD and CWT showed greater sensitivity than STFT to identify LF and HF differences. Spectrograms identified regions of interest outside standard frequency bands, where CWT provided superior temporal and frequency resolution, especially at low frequencies. While EEMD spectrograms were uninterpretable, analysis of individual EEMD modes enabled tracking instantaneous changes in both frequency and amplitude.\n              Significance.\n              In conclusion, CWT and EEMD proved most valuable for identifying patterns in stress-evoked HRV and providing information on autonomic nervous system activation latency, responsiveness, and adaptability.","container-title":"Physiological Measurement","DOI":"10.1088/1361-6579/ae3ec7","ISSN":"0967-3334, 1361-6579","issue":"3","journalAbbreviation":"Physiol. Meas.","page":"035001","source":"DOI.org (Crossref)","title":"Heart rate variability (HRV) during acute stress: a comparison of three methods for time–frequency analysis","title-short":"Heart rate variability (HRV) during acute stress","volume":"47","author":[{"family":"Villatte","given":"Bérangère"},{"family":"Kizuk","given":"Sayeed A D"},{"family":"Lina","given":"Jean-Marc"},{"family":"Vinet","given":"Alain"},{"family":"Hébert","given":"Sylvie"}],"issued":{"date-parts":[["2026",3,31]]}}}],"schema":"https://github.com/citation-style-language/schema/raw/master/csl-citation.json"} </w:instrText>
+      </w:r>
+      <w:r>
+        <w:rPr>
+          <w:rFonts w:ascii="Times New Roman" w:eastAsia="Times New Roman" w:hAnsi="Times New Roman" w:cs="Times New Roman"/>
+          <w:kern w:val="0"/>
+          <w:lang w:eastAsia="en-ZA"/>
+          <w14:ligatures w14:val="none"/>
+        </w:rPr>
+        <w:fldChar w:fldCharType="separate"/>
+      </w:r>
+      <w:r>
+        <w:rPr>
+          <w:rFonts w:ascii="Times New Roman" w:hAnsi="Times New Roman" w:cs="Times New Roman"/>
+          <w:lang w:eastAsia="en-ZA"/>
+        </w:rPr>
+        <w:t>[15]</w:t>
+      </w:r>
+      <w:r>
+        <w:rPr>
+          <w:rFonts w:ascii="Times New Roman" w:eastAsia="Times New Roman" w:hAnsi="Times New Roman" w:cs="Times New Roman"/>
+          <w:kern w:val="0"/>
+          <w:lang w:eastAsia="en-ZA"/>
+          <w14:ligatures w14:val="none"/>
+        </w:rPr>
+        <w:fldChar w:fldCharType="end"/>
+      </w:r>
+      <w:r>
+        <w:rPr>
+          <w:rFonts w:ascii="Times New Roman" w:eastAsia="Times New Roman" w:hAnsi="Times New Roman" w:cs="Times New Roman"/>
+          <w:kern w:val="0"/>
+          <w:lang w:eastAsia="en-ZA"/>
+          <w14:ligatures w14:val="none"/>
+        </w:rPr>
+        <w:t xml:space="preserve"> or noise exposure </w:t>
+      </w:r>
+      <w:r>
+        <w:rPr>
+          <w:rFonts w:ascii="Times New Roman" w:eastAsia="Times New Roman" w:hAnsi="Times New Roman" w:cs="Times New Roman"/>
+          <w:kern w:val="0"/>
+          <w:lang w:eastAsia="en-ZA"/>
+          <w14:ligatures w14:val="none"/>
+        </w:rPr>
+        <w:fldChar w:fldCharType="begin"/>
+      </w:r>
+      <w:r>
+        <w:rPr>
+          <w:rFonts w:ascii="Times New Roman" w:eastAsia="Times New Roman" w:hAnsi="Times New Roman" w:cs="Times New Roman"/>
+          <w:kern w:val="0"/>
+          <w:lang w:eastAsia="en-ZA"/>
+          <w14:ligatures w14:val="none"/>
+        </w:rPr>
+        <w:instrText xml:space="preserve"> ADDIN ZOTERO_ITEM CSL_CITATION {"citationID":"Wk9xqg6F","properties":{"unsorted":false,"formattedCitation":"[15]","plainCitation":"[15]","noteIndex":0},"citationItems":[{"id":294,"uris":["http://zotero.org/users/19683069/items/5SMFVX9Q"],"itemData":{"id":294,"type":"article-journal","abstract":"Abstract\n            \n              Objective.\n              Time–frequency (TF) analysis is used to identify oscillatory patterns in complex signals. Cardiac signals under stress conditions are highly dynamic, yet heart rate variability (HRV) is often analysed using classical methods that assume stationarity or linearity. This study applied TF analyses to beat-to-beat RR time-series data extracted from electrocardiograms of 30 healthy adults during three stress tasks: mental calculation, noise exposure, and cold pressor test.\n              Approach.\n              Continuous wavelet transform (CWT), and ensemble empirical mode decomposition (EEMD) were compared to the standard short-term Fourier transform (STFT). Signals were divided into anticipation, stress, and recovery periods.\n              Main results.\n              When analysed in 30 s windows, all three methods detected dynamic time variations in standard frequency bands (low-frequency (LF) [0.04–0.15 Hz], high-frequency (HF) [0.15–0.40 Hz]) during stress compared to baseline. Compared to SFFT, EEMD and CWT showed greater sensitivity than STFT to identify LF and HF differences. Spectrograms identified regions of interest outside standard frequency bands, where CWT provided superior temporal and frequency resolution, especially at low frequencies. While EEMD spectrograms were uninterpretable, analysis of individual EEMD modes enabled tracking instantaneous changes in both frequency and amplitude.\n              Significance.\n              In conclusion, CWT and EEMD proved most valuable for identifying patterns in stress-evoked HRV and providing information on autonomic nervous system activation latency, responsiveness, and adaptability.","container-title":"Physiological Measurement","DOI":"10.1088/1361-6579/ae3ec7","ISSN":"0967-3334, 1361-6579","issue":"3","journalAbbreviation":"Physiol. Meas.","page":"035001","source":"DOI.org (Crossref)","title":"Heart rate variability (HRV) during acute stress: a comparison of three methods for time–frequency analysis","title-short":"Heart rate variability (HRV) during acute stress","volume":"47","author":[{"family":"Villatte","given":"Bérangère"},{"family":"Kizuk","given":"Sayeed A D"},{"family":"Lina","given":"Jean-Marc"},{"family":"Vinet","given":"Alain"},{"family":"Hébert","given":"Sylvie"}],"issued":{"date-parts":[["2026",3,31]]}}}],"schema":"https://github.com/citation-style-language/schema/raw/master/csl-citation.json"} </w:instrText>
+      </w:r>
+      <w:r>
+        <w:rPr>
+          <w:rFonts w:ascii="Times New Roman" w:eastAsia="Times New Roman" w:hAnsi="Times New Roman" w:cs="Times New Roman"/>
+          <w:kern w:val="0"/>
+          <w:lang w:eastAsia="en-ZA"/>
+          <w14:ligatures w14:val="none"/>
+        </w:rPr>
+        <w:fldChar w:fldCharType="separate"/>
+      </w:r>
+      <w:r>
+        <w:rPr>
+          <w:rFonts w:ascii="Times New Roman" w:hAnsi="Times New Roman" w:cs="Times New Roman"/>
+          <w:lang w:eastAsia="en-ZA"/>
+        </w:rPr>
+        <w:t>[15]</w:t>
+      </w:r>
+      <w:r>
+        <w:rPr>
+          <w:rFonts w:ascii="Times New Roman" w:eastAsia="Times New Roman" w:hAnsi="Times New Roman" w:cs="Times New Roman"/>
+          <w:kern w:val="0"/>
+          <w:lang w:eastAsia="en-ZA"/>
+          <w14:ligatures w14:val="none"/>
+        </w:rPr>
+        <w:fldChar w:fldCharType="end"/>
+      </w:r>
+      <w:r>
+        <w:rPr>
+          <w:rFonts w:ascii="Times New Roman" w:eastAsia="Times New Roman" w:hAnsi="Times New Roman" w:cs="Times New Roman"/>
+          <w:kern w:val="0"/>
+          <w:lang w:eastAsia="en-ZA"/>
+          <w14:ligatures w14:val="none"/>
+        </w:rPr>
+        <w:t xml:space="preserve"> </w:t>
+      </w:r>
+      <w:r>
+        <w:rPr>
+          <w:rFonts w:ascii="Times New Roman" w:eastAsia="Times New Roman" w:hAnsi="Times New Roman" w:cs="Times New Roman"/>
+          <w:kern w:val="0"/>
+          <w:lang w:eastAsia="en-ZA"/>
+          <w14:ligatures w14:val="none"/>
+        </w:rPr>
+        <w:t xml:space="preserve">can safely induce transient autonomic arousal without causing psychological or physical harm. To conduct testing responsibly, all trial procedures </w:t>
+      </w:r>
+      <w:r>
+        <w:rPr>
+          <w:rFonts w:ascii="Times New Roman" w:eastAsia="Times New Roman" w:hAnsi="Times New Roman" w:cs="Times New Roman"/>
+          <w:kern w:val="0"/>
+          <w:lang w:eastAsia="en-ZA"/>
+          <w14:ligatures w14:val="none"/>
+        </w:rPr>
+        <w:t>should</w:t>
+      </w:r>
+      <w:r>
+        <w:rPr>
+          <w:rFonts w:ascii="Times New Roman" w:eastAsia="Times New Roman" w:hAnsi="Times New Roman" w:cs="Times New Roman"/>
+          <w:kern w:val="0"/>
+          <w:lang w:eastAsia="en-ZA"/>
+          <w14:ligatures w14:val="none"/>
+        </w:rPr>
+        <w:t xml:space="preserve"> be governed by strict ethical protocols: participants must provide fully informed, voluntary consent with the explicit right to withdraw at any point without penalty. Furthermore, real-time safety monitoring must be maintained throughout testing; continuous tracking of absolute physiological thresholds (e.g., heart rate exceeding </w:t>
+      </w:r>
+      <w:r>
+        <w:rPr>
+          <w:rFonts w:ascii="Times New Roman" w:eastAsia="Times New Roman" w:hAnsi="Times New Roman" w:cs="Times New Roman"/>
+          <w:kern w:val="0"/>
+          <w:lang w:eastAsia="en-ZA"/>
+          <w14:ligatures w14:val="none"/>
+        </w:rPr>
+        <w:t>131bpm</w:t>
+      </w:r>
+      <w:r>
+        <w:rPr>
+          <w:rFonts w:ascii="Times New Roman" w:eastAsia="Times New Roman" w:hAnsi="Times New Roman" w:cs="Times New Roman"/>
+          <w:kern w:val="0"/>
+          <w:lang w:eastAsia="en-ZA"/>
+          <w14:ligatures w14:val="none"/>
+        </w:rPr>
+        <w:t>) serves as an automated safety cutoff to terminate the task immediately if extreme stress is detected. All collected biometric streams</w:t>
+      </w:r>
+      <w:r>
+        <w:rPr>
+          <w:rFonts w:ascii="Times New Roman" w:eastAsia="Times New Roman" w:hAnsi="Times New Roman" w:cs="Times New Roman"/>
+          <w:kern w:val="0"/>
+          <w:lang w:eastAsia="en-ZA"/>
+          <w14:ligatures w14:val="none"/>
+        </w:rPr>
+        <w:t xml:space="preserve"> and user personal information</w:t>
+      </w:r>
+      <w:r>
+        <w:rPr>
+          <w:rFonts w:ascii="Times New Roman" w:eastAsia="Times New Roman" w:hAnsi="Times New Roman" w:cs="Times New Roman"/>
+          <w:kern w:val="0"/>
+          <w:lang w:eastAsia="en-ZA"/>
+          <w14:ligatures w14:val="none"/>
+        </w:rPr>
+        <w:t xml:space="preserve"> must be </w:t>
+      </w:r>
+      <w:r>
+        <w:rPr>
+          <w:rFonts w:ascii="Times New Roman" w:eastAsia="Times New Roman" w:hAnsi="Times New Roman" w:cs="Times New Roman"/>
+          <w:kern w:val="0"/>
+          <w:lang w:eastAsia="en-ZA"/>
+          <w14:ligatures w14:val="none"/>
+        </w:rPr>
+        <w:t xml:space="preserve">kept private and stored locally on the user’s device for this project to comply with the Protection of Personal Information Act (POPIA) of South Africa </w:t>
+      </w:r>
+      <w:r>
+        <w:rPr>
+          <w:rFonts w:ascii="Times New Roman" w:eastAsia="Times New Roman" w:hAnsi="Times New Roman" w:cs="Times New Roman"/>
+          <w:kern w:val="0"/>
+          <w:lang w:eastAsia="en-ZA"/>
+          <w14:ligatures w14:val="none"/>
+        </w:rPr>
+        <w:fldChar w:fldCharType="begin"/>
+      </w:r>
+      <w:r>
+        <w:rPr>
+          <w:rFonts w:ascii="Times New Roman" w:eastAsia="Times New Roman" w:hAnsi="Times New Roman" w:cs="Times New Roman"/>
+          <w:kern w:val="0"/>
+          <w:lang w:eastAsia="en-ZA"/>
+          <w14:ligatures w14:val="none"/>
+        </w:rPr>
+        <w:instrText xml:space="preserve"> ADDIN ZOTERO_ITEM CSL_CITATION {"citationID":"cVEId7gL","properties":{"unsorted":false,"formattedCitation":"[46]","plainCitation":"[46]","noteIndex":0},"citationItems":[{"id":354,"uris":["http://zotero.org/users/19683069/items/65ASLFP2"],"itemData":{"id":354,"type":"webpage","abstract":"Welcome to the Protection of Personal Information Act (often called the POPI Act or POPIA) in the form of a website so everyone can access it quickly.","container-title":"POPIA","language":"en-ZA","title":"Protection of Personal Information Act (POPI Act)","URL":"https://popia.co.za/","accessed":{"date-parts":[["2026",9,15]]}}}],"schema":"https://github.com/citation-style-language/schema/raw/master/csl-citation.json"} </w:instrText>
+      </w:r>
+      <w:r>
+        <w:rPr>
+          <w:rFonts w:ascii="Times New Roman" w:eastAsia="Times New Roman" w:hAnsi="Times New Roman" w:cs="Times New Roman"/>
+          <w:kern w:val="0"/>
+          <w:lang w:eastAsia="en-ZA"/>
+          <w14:ligatures w14:val="none"/>
+        </w:rPr>
+        <w:fldChar w:fldCharType="separate"/>
+      </w:r>
+      <w:r>
+        <w:rPr>
+          <w:rFonts w:ascii="Times New Roman" w:hAnsi="Times New Roman" w:cs="Times New Roman"/>
+          <w:lang w:eastAsia="en-ZA"/>
+        </w:rPr>
+        <w:t>[46]</w:t>
+      </w:r>
+      <w:r>
+        <w:rPr>
+          <w:rFonts w:ascii="Times New Roman" w:eastAsia="Times New Roman" w:hAnsi="Times New Roman" w:cs="Times New Roman"/>
+          <w:kern w:val="0"/>
+          <w:lang w:eastAsia="en-ZA"/>
+          <w14:ligatures w14:val="none"/>
+        </w:rPr>
+        <w:fldChar w:fldCharType="end"/>
+      </w:r>
+      <w:r>
+        <w:rPr>
+          <w:rFonts w:ascii="Times New Roman" w:eastAsia="Times New Roman" w:hAnsi="Times New Roman" w:cs="Times New Roman"/>
+          <w:kern w:val="0"/>
+          <w:lang w:eastAsia="en-ZA"/>
+          <w14:ligatures w14:val="none"/>
+        </w:rPr>
+        <w:t>.</w:t>
       </w:r>
     </w:p>
     <w:p>
@@ -7977,10 +9927,11 @@
         </w:numPr>
       </w:pPr>
       <w:r>
+        <w:lastRenderedPageBreak/>
         <w:t>Overview of progress</w:t>
       </w:r>
-      <w:bookmarkEnd w:id="36"/>
       <w:bookmarkEnd w:id="37"/>
+      <w:bookmarkEnd w:id="38"/>
     </w:p>
     <w:p>
       <w:r>
@@ -7988,7 +9939,7 @@
       </w:r>
     </w:p>
     <w:p>
-      <w:bookmarkStart w:id="38" w:name="_Toc239699089"/>
+      <w:bookmarkStart w:id="39" w:name="_Toc239699089"/>
       <w:r>
         <w:t xml:space="preserve">The project is on track with 50% of all specifications being met. The mobile application successfully builds on an android device, pairs with a heart rate sensor and obtains data from it with accuracies and errors within acceptable tolerances. Further work is needed on the stress detection model’s implementation and, signal pre-processing and local notification/alert generation to achieve 75% of the project specs. To meet all project specs, future work should focus on implementing physical feedback to the alerts, remote notifications, implementing the app on devices running iOS and refining the analysis of data to cater to multiple age ranges, not to the averages currently used. </w:t>
       </w:r>
@@ -8004,15 +9955,15 @@
           <w:highlight w:val="yellow"/>
         </w:rPr>
       </w:pPr>
-      <w:bookmarkStart w:id="39" w:name="_Toc240213139"/>
+      <w:bookmarkStart w:id="40" w:name="_Toc240213139"/>
       <w:r>
         <w:rPr>
           <w:highlight w:val="yellow"/>
         </w:rPr>
         <w:t>Conclusion</w:t>
       </w:r>
-      <w:bookmarkEnd w:id="38"/>
       <w:bookmarkEnd w:id="39"/>
+      <w:bookmarkEnd w:id="40"/>
     </w:p>
     <w:p>
       <w:pPr>
@@ -8022,858 +9973,13 @@
           <w:numId w:val="2"/>
         </w:numPr>
       </w:pPr>
-      <w:bookmarkStart w:id="40" w:name="_Toc239699090"/>
-      <w:bookmarkStart w:id="41" w:name="_Toc240213140"/>
+      <w:bookmarkStart w:id="41" w:name="_Toc239699090"/>
+      <w:bookmarkStart w:id="42" w:name="_Toc240213140"/>
       <w:r>
         <w:t>References</w:t>
       </w:r>
-      <w:bookmarkEnd w:id="40"/>
       <w:bookmarkEnd w:id="41"/>
-    </w:p>
-    <w:p>
-      <w:pPr>
-        <w:pStyle w:val="Bibliography"/>
-      </w:pPr>
-      <w:r>
-        <w:fldChar w:fldCharType="begin"/>
-      </w:r>
-      <w:r>
-        <w:instrText xml:space="preserve"> ADDIN ZOTERO_BIBL {"uncited":[],"omitted":[],"custom":[]} CSL_BIBLIOGRAPHY </w:instrText>
-      </w:r>
-      <w:r>
-        <w:fldChar w:fldCharType="separate"/>
-      </w:r>
-      <w:r>
-        <w:t>[1]</w:t>
-      </w:r>
-      <w:r>
-        <w:tab/>
-        <w:t xml:space="preserve">J. Park, H. S. Seok, S.-S. Kim, and H. Shin, “Photoplethysmogram Analysis and Applications: An Integrative Review,” </w:t>
-      </w:r>
-      <w:r>
-        <w:rPr>
-          <w:i/>
-          <w:iCs/>
-        </w:rPr>
-        <w:t>Front. Physiol.</w:t>
-      </w:r>
-      <w:r>
-        <w:t>, vol. 12, Mar. 2022, doi: 10.3389/fphys.2021.808451.</w:t>
-      </w:r>
-    </w:p>
-    <w:p>
-      <w:pPr>
-        <w:pStyle w:val="Bibliography"/>
-      </w:pPr>
-      <w:r>
-        <w:t>[2]</w:t>
-      </w:r>
-      <w:r>
-        <w:tab/>
-        <w:t xml:space="preserve">A. Rossi, D. Pedreschi, D. A. Clifton, and D. Morelli, “Error Estimation of Ultra-Short Heart Rate Variability Parameters: Effect of Missing Data Caused by Motion Artifacts,” </w:t>
-      </w:r>
-      <w:r>
-        <w:rPr>
-          <w:i/>
-          <w:iCs/>
-        </w:rPr>
-        <w:t>Sensors</w:t>
-      </w:r>
-      <w:r>
-        <w:t>, vol. 20, no. 24, p. 7122, Dec. 2020, doi: 10.3390/s20247122.</w:t>
-      </w:r>
-    </w:p>
-    <w:p>
-      <w:pPr>
-        <w:pStyle w:val="Bibliography"/>
-      </w:pPr>
-      <w:r>
-        <w:t>[3]</w:t>
-      </w:r>
-      <w:r>
-        <w:tab/>
-        <w:t>“Google Fitbit Versa 4.” Accessed: Jul. 26, 2026. [Online]. Available: https://store.google.com/us/product/fitbit_versa_4?hl=en-US&amp;pli=1</w:t>
-      </w:r>
-    </w:p>
-    <w:p>
-      <w:pPr>
-        <w:pStyle w:val="Bibliography"/>
-      </w:pPr>
-      <w:r>
-        <w:t>[4]</w:t>
-      </w:r>
-      <w:r>
-        <w:tab/>
-        <w:t>Garmin and G. L. or its subsidiaries, “vívosmart® 5,” Garmin. Accessed: Jul. 26, 2026. [Online]. Available: https://www.garmin.com/en-US/p/782585/pn/010-02645-00/</w:t>
-      </w:r>
-    </w:p>
-    <w:p>
-      <w:pPr>
-        <w:pStyle w:val="Bibliography"/>
-      </w:pPr>
-      <w:r>
-        <w:t>[5]</w:t>
-      </w:r>
-      <w:r>
-        <w:tab/>
-        <w:t>“Wellue O2Ring Smart Ring Pulse Oximeter. Overnight Tracking.,” Wellue. Accessed: Jul. 06, 2026. [Online]. Available: https://getwellue.com/pages/o2ring-oxygen-monitor</w:t>
-      </w:r>
-    </w:p>
-    <w:p>
-      <w:pPr>
-        <w:pStyle w:val="Bibliography"/>
-      </w:pPr>
-      <w:r>
-        <w:t>[6]</w:t>
-      </w:r>
-      <w:r>
-        <w:tab/>
-        <w:t>“Polar H10 | Polar USA.” Accessed: Jul. 23, 2026. [Online]. Available: https://www.polar.com/us-en/sensors/h10-heart-rate-sensor</w:t>
-      </w:r>
-    </w:p>
-    <w:p>
-      <w:pPr>
-        <w:pStyle w:val="Bibliography"/>
-      </w:pPr>
-      <w:r>
-        <w:t>[7]</w:t>
-      </w:r>
-      <w:r>
-        <w:tab/>
-        <w:t>“Polar Verity Sense | Polar USA.” Accessed: Jul. 23, 2026. [Online]. Available: https://www.polar.com/us-en/products/accessories/polar-verity-sense</w:t>
-      </w:r>
-    </w:p>
-    <w:p>
-      <w:pPr>
-        <w:pStyle w:val="Bibliography"/>
-      </w:pPr>
-      <w:r>
-        <w:t>[8]</w:t>
-      </w:r>
-      <w:r>
-        <w:tab/>
-        <w:t xml:space="preserve">Q. Yong, L. Yang, A. Kardos, and Y. Zhao, “Non-invasive cardiovascular and vital signs monitoring techniques: review, challenges, and perspectives,” </w:t>
-      </w:r>
-      <w:r>
-        <w:rPr>
-          <w:i/>
-          <w:iCs/>
-        </w:rPr>
-        <w:t>Measurement</w:t>
-      </w:r>
-      <w:r>
-        <w:t>, vol. 258, p. 119472, Jan. 2026, doi: 10.1016/j.measurement.2025.119472.</w:t>
-      </w:r>
-    </w:p>
-    <w:p>
-      <w:pPr>
-        <w:pStyle w:val="Bibliography"/>
-      </w:pPr>
-      <w:r>
-        <w:t>[9]</w:t>
-      </w:r>
-      <w:r>
-        <w:tab/>
-        <w:t>“Electrocardiogram (ECG),” nhs.uk. Accessed: Jul. 23, 2026. [Online]. Available: https://www.nhs.uk/tests-and-treatments/electrocardiogram/</w:t>
-      </w:r>
-    </w:p>
-    <w:p>
-      <w:pPr>
-        <w:pStyle w:val="Bibliography"/>
-      </w:pPr>
-      <w:r>
-        <w:lastRenderedPageBreak/>
-        <w:t>[10]</w:t>
-      </w:r>
-      <w:r>
-        <w:tab/>
-        <w:t xml:space="preserve">D. Wu, Guan-Zheng Liu, M. Y. M. Wong, and Y.-T. Zhang, “The accuracy of respiratory rate estimation using electrocardiography and photoplethysmography,” in </w:t>
-      </w:r>
-      <w:r>
-        <w:rPr>
-          <w:i/>
-          <w:iCs/>
-        </w:rPr>
-        <w:t>Proceedings of the 10th IEEE International Conference on Information Technology and Applications in Biomedicine</w:t>
-      </w:r>
-      <w:r>
-        <w:t>, Corfu, Greece: IEEE, Nov. 2010, pp. 1–3. doi: 10.1109/ITAB.2010.5687633.</w:t>
-      </w:r>
-    </w:p>
-    <w:p>
-      <w:pPr>
-        <w:pStyle w:val="Bibliography"/>
-      </w:pPr>
-      <w:r>
-        <w:t>[11]</w:t>
-      </w:r>
-      <w:r>
-        <w:tab/>
-        <w:t xml:space="preserve">N. Molinaro </w:t>
-      </w:r>
-      <w:r>
-        <w:rPr>
-          <w:i/>
-          <w:iCs/>
-        </w:rPr>
-        <w:t>et al.</w:t>
-      </w:r>
-      <w:r>
-        <w:t xml:space="preserve">, “Contactless Vital Signs Monitoring From Videos Recorded With Digital Cameras: An Overview,” </w:t>
-      </w:r>
-      <w:r>
-        <w:rPr>
-          <w:i/>
-          <w:iCs/>
-        </w:rPr>
-        <w:t>Front. Physiol.</w:t>
-      </w:r>
-      <w:r>
-        <w:t>, vol. 13, p. 801709, Feb. 2022, doi: 10.3389/fphys.2022.801709.</w:t>
-      </w:r>
-    </w:p>
-    <w:p>
-      <w:pPr>
-        <w:pStyle w:val="Bibliography"/>
-      </w:pPr>
-      <w:r>
-        <w:t>[12]</w:t>
-      </w:r>
-      <w:r>
-        <w:tab/>
-        <w:t xml:space="preserve">D. Dias and J. Paulo Silva Cunha, “Wearable Health Devices—Vital Sign Monitoring, Systems and Technologies,” </w:t>
-      </w:r>
-      <w:r>
-        <w:rPr>
-          <w:i/>
-          <w:iCs/>
-        </w:rPr>
-        <w:t>Sensors</w:t>
-      </w:r>
-      <w:r>
-        <w:t>, vol. 18, no. 8, p. 2414, Jul. 2018, doi: 10.3390/s18082414.</w:t>
-      </w:r>
-    </w:p>
-    <w:p>
-      <w:pPr>
-        <w:pStyle w:val="Bibliography"/>
-      </w:pPr>
-      <w:r>
-        <w:t>[13]</w:t>
-      </w:r>
-      <w:r>
-        <w:tab/>
-        <w:t xml:space="preserve">J. Sacha, “Interaction between Heart Rate and Heart Rate Variability,” </w:t>
-      </w:r>
-      <w:r>
-        <w:rPr>
-          <w:i/>
-          <w:iCs/>
-        </w:rPr>
-        <w:t>Noninvasive Electrocardiol</w:t>
-      </w:r>
-      <w:r>
-        <w:t>, vol. 19, no. 3, pp. 207–216, May 2014, doi: 10.1111/anec.12148.</w:t>
-      </w:r>
-    </w:p>
-    <w:p>
-      <w:pPr>
-        <w:pStyle w:val="Bibliography"/>
-      </w:pPr>
-      <w:r>
-        <w:t>[14]</w:t>
-      </w:r>
-      <w:r>
-        <w:tab/>
-        <w:t xml:space="preserve">J. S. Burma </w:t>
-      </w:r>
-      <w:r>
-        <w:rPr>
-          <w:i/>
-          <w:iCs/>
-        </w:rPr>
-        <w:t>et al.</w:t>
-      </w:r>
-      <w:r>
-        <w:t xml:space="preserve">, “Heart Rate Variability and Pulse Rate Variability: Do Anatomical Location and Sampling Rate Matter?,” </w:t>
-      </w:r>
-      <w:r>
-        <w:rPr>
-          <w:i/>
-          <w:iCs/>
-        </w:rPr>
-        <w:t>Sensors</w:t>
-      </w:r>
-      <w:r>
-        <w:t>, vol. 24, no. 7, p. 2048, Mar. 2024, doi: 10.3390/s24072048.</w:t>
-      </w:r>
-    </w:p>
-    <w:p>
-      <w:pPr>
-        <w:pStyle w:val="Bibliography"/>
-      </w:pPr>
-      <w:r>
-        <w:t>[15]</w:t>
-      </w:r>
-      <w:r>
-        <w:tab/>
-        <w:t xml:space="preserve">B. Villatte, S. A. D. Kizuk, J.-M. Lina, A. Vinet, and S. Hébert, “Heart rate variability (HRV) during acute stress: a comparison of three methods for time–frequency analysis,” </w:t>
-      </w:r>
-      <w:r>
-        <w:rPr>
-          <w:i/>
-          <w:iCs/>
-        </w:rPr>
-        <w:t>Physiol. Meas.</w:t>
-      </w:r>
-      <w:r>
-        <w:t>, vol. 47, no. 3, p. 035001, Mar. 2026, doi: 10.1088/1361-6579/ae3ec7.</w:t>
-      </w:r>
-    </w:p>
-    <w:p>
-      <w:pPr>
-        <w:pStyle w:val="Bibliography"/>
-      </w:pPr>
-      <w:r>
-        <w:t>[16]</w:t>
-      </w:r>
-      <w:r>
-        <w:tab/>
-        <w:t xml:space="preserve">T. Pereira, P. R. Almeida, J. P. S. Cunha, and A. Aguiar, “Heart rate variability metrics for fine-grained stress level assessment,” </w:t>
-      </w:r>
-      <w:r>
-        <w:rPr>
-          <w:i/>
-          <w:iCs/>
-        </w:rPr>
-        <w:t>Computer Methods and Programs in Biomedicine</w:t>
-      </w:r>
-      <w:r>
-        <w:t>, vol. 148, pp. 71–80, Sep. 2017, doi: 10.1016/j.cmpb.2017.06.018.</w:t>
-      </w:r>
-    </w:p>
-    <w:p>
-      <w:pPr>
-        <w:pStyle w:val="Bibliography"/>
-      </w:pPr>
-      <w:r>
-        <w:t>[17]</w:t>
-      </w:r>
-      <w:r>
-        <w:tab/>
-        <w:t xml:space="preserve">A. Hernando </w:t>
-      </w:r>
-      <w:r>
-        <w:rPr>
-          <w:i/>
-          <w:iCs/>
-        </w:rPr>
-        <w:t>et al.</w:t>
-      </w:r>
-      <w:r>
-        <w:t xml:space="preserve">, “Inclusion of Respiratory Frequency Information in Heart Rate Variability Analysis for Stress Assessment,” </w:t>
-      </w:r>
-      <w:r>
-        <w:rPr>
-          <w:i/>
-          <w:iCs/>
-        </w:rPr>
-        <w:t>IEEE J. Biomed. Health Inform.</w:t>
-      </w:r>
-      <w:r>
-        <w:t>, vol. 20, no. 4, pp. 1016–1025, Jul. 2016, doi: 10.1109/JBHI.2016.2553578.</w:t>
-      </w:r>
-    </w:p>
-    <w:p>
-      <w:pPr>
-        <w:pStyle w:val="Bibliography"/>
-      </w:pPr>
-      <w:r>
-        <w:t>[18]</w:t>
-      </w:r>
-      <w:r>
-        <w:tab/>
-        <w:t xml:space="preserve">Y.-Y. Tsai, Y.-J. Chen, Y.-F. Lin, F.-C. Hsiao, C.-H. Hsu, and L.-D. Liao, “Photoplethysmography-based HRV analysis and machine learning for real-time stress quantification in mental health applications,” </w:t>
-      </w:r>
-      <w:r>
-        <w:rPr>
-          <w:i/>
-          <w:iCs/>
-        </w:rPr>
-        <w:t>APL Bioengineering</w:t>
-      </w:r>
-      <w:r>
-        <w:t>, vol. 9, no. 2, p. 026103, Jun. 2025, doi: 10.1063/5.0256590.</w:t>
-      </w:r>
-    </w:p>
-    <w:p>
-      <w:pPr>
-        <w:pStyle w:val="Bibliography"/>
-      </w:pPr>
-      <w:r>
-        <w:t>[19]</w:t>
-      </w:r>
-      <w:r>
-        <w:tab/>
-        <w:t xml:space="preserve">J. Luo </w:t>
-      </w:r>
-      <w:r>
-        <w:rPr>
-          <w:i/>
-          <w:iCs/>
-        </w:rPr>
-        <w:t>et al.</w:t>
-      </w:r>
-      <w:r>
-        <w:t xml:space="preserve">, “Quantitative analysis of heart rate variability parameter and mental stress index,” </w:t>
-      </w:r>
-      <w:r>
-        <w:rPr>
-          <w:i/>
-          <w:iCs/>
-        </w:rPr>
-        <w:t>Front. Cardiovasc. Med.</w:t>
-      </w:r>
-      <w:r>
-        <w:t>, vol. 9, p. 930745, Jul. 2022, doi: 10.3389/fcvm.2022.930745.</w:t>
-      </w:r>
-    </w:p>
-    <w:p>
-      <w:pPr>
-        <w:pStyle w:val="Bibliography"/>
-      </w:pPr>
-      <w:r>
-        <w:t>[20]</w:t>
-      </w:r>
-      <w:r>
-        <w:tab/>
-        <w:t xml:space="preserve">W. Von Rosenberg, T. Chanwimalueang, T. Adjei, U. Jaffer, V. Goverdovsky, and D. P. Mandic, “Resolving Ambiguities in the LF/HF Ratio: LF-HF Scatter Plots for the Categorization of Mental and Physical Stress from HRV,” </w:t>
-      </w:r>
-      <w:r>
-        <w:rPr>
-          <w:i/>
-          <w:iCs/>
-        </w:rPr>
-        <w:t>Front. Physiol.</w:t>
-      </w:r>
-      <w:r>
-        <w:t>, vol. 8, p. 360, Jun. 2017, doi: 10.3389/fphys.2017.00360.</w:t>
-      </w:r>
-    </w:p>
-    <w:p>
-      <w:pPr>
-        <w:pStyle w:val="Bibliography"/>
-      </w:pPr>
-      <w:r>
-        <w:t>[21]</w:t>
-      </w:r>
-      <w:r>
-        <w:tab/>
-        <w:t xml:space="preserve">L. Salahuddin, J. Cho, M. G. Jeong, and D. Kim, “Ultra Short Term Analysis of Heart Rate Variability for Monitoring Mental Stress in Mobile Settings,” in </w:t>
-      </w:r>
-      <w:r>
-        <w:rPr>
-          <w:i/>
-          <w:iCs/>
-        </w:rPr>
-        <w:t>2007 29th Annual International Conference of the IEEE Engineering in Medicine and Biology Society</w:t>
-      </w:r>
-      <w:r>
-        <w:t>, Lyon, France: IEEE, Aug. 2007, pp. 4656–4659. doi: 10.1109/IEMBS.2007.4353378.</w:t>
-      </w:r>
-    </w:p>
-    <w:p>
-      <w:pPr>
-        <w:pStyle w:val="Bibliography"/>
-      </w:pPr>
-      <w:r>
-        <w:t>[22]</w:t>
-      </w:r>
-      <w:r>
-        <w:tab/>
-        <w:t xml:space="preserve">A. Arsalan, M. Majid, I. F. Nizami, W. Manzoor, S. M. Anwar, and J. Ryu, “Human Stress Assessment: A Comprehensive Review of Methods Using Wearable Sensors and Non-wearable Techniques,” 2022, </w:t>
-      </w:r>
-      <w:r>
-        <w:rPr>
-          <w:i/>
-          <w:iCs/>
-        </w:rPr>
-        <w:t>arXiv</w:t>
-      </w:r>
-      <w:r>
-        <w:t>. doi: 10.48550/ARXIV.2202.03033.</w:t>
-      </w:r>
-    </w:p>
-    <w:p>
-      <w:pPr>
-        <w:pStyle w:val="Bibliography"/>
-      </w:pPr>
-      <w:r>
-        <w:lastRenderedPageBreak/>
-        <w:t>[23]</w:t>
-      </w:r>
-      <w:r>
-        <w:tab/>
-        <w:t xml:space="preserve">D. M. Presby, S. R. Jasinski, and E. R. Capodilupo, “Wearable derived cardiovascular responses to stressors in free-living conditions,” </w:t>
-      </w:r>
-      <w:r>
-        <w:rPr>
-          <w:i/>
-          <w:iCs/>
-        </w:rPr>
-        <w:t>PLoS ONE</w:t>
-      </w:r>
-      <w:r>
-        <w:t>, vol. 18, no. 6, p. e0285332, Jun. 2023, doi: 10.1371/journal.pone.0285332.</w:t>
-      </w:r>
-    </w:p>
-    <w:p>
-      <w:pPr>
-        <w:pStyle w:val="Bibliography"/>
-      </w:pPr>
-      <w:r>
-        <w:t>[24]</w:t>
-      </w:r>
-      <w:r>
-        <w:tab/>
-        <w:t>R. Chen, “Wearable Medical Devices: Regulatory Pathway Guide (FDA, EU MDR 2026).” Accessed: Jul. 17, 2026. [Online]. Available: https://meddeviceguide.com/blog/wearable-medical-devices-regulatory-pathway-guide</w:t>
-      </w:r>
-    </w:p>
-    <w:p>
-      <w:pPr>
-        <w:pStyle w:val="Bibliography"/>
-      </w:pPr>
-      <w:r>
-        <w:t>[25]</w:t>
-      </w:r>
-      <w:r>
-        <w:tab/>
-        <w:t xml:space="preserve">A. Aliverti, “Wearable technology: role in respiratory health and disease,” </w:t>
-      </w:r>
-      <w:r>
-        <w:rPr>
-          <w:i/>
-          <w:iCs/>
-        </w:rPr>
-        <w:t>Breathe</w:t>
-      </w:r>
-      <w:r>
-        <w:t>, vol. 13, no. 2, pp. e27–e36, Jun. 2017, doi: 10.1183/20734735.008417.</w:t>
-      </w:r>
-    </w:p>
-    <w:p>
-      <w:pPr>
-        <w:pStyle w:val="Bibliography"/>
-      </w:pPr>
-      <w:r>
-        <w:t>[26]</w:t>
-      </w:r>
-      <w:r>
-        <w:tab/>
-        <w:t xml:space="preserve">M. Harford, J. Catherall, S. Gerry, J. Young, and P. Watkinson, “Availability and performance of image-based, non-contact methods of monitoring heart rate, blood pressure, respiratory rate, and oxygen saturation: a systematic review,” </w:t>
-      </w:r>
-      <w:r>
-        <w:rPr>
-          <w:i/>
-          <w:iCs/>
-        </w:rPr>
-        <w:t>Physiol. Meas.</w:t>
-      </w:r>
-      <w:r>
-        <w:t>, vol. 40, no. 6, p. 06TR01, Jun. 2019, doi: 10.1088/1361-6579/ab1f1d.</w:t>
-      </w:r>
-    </w:p>
-    <w:p>
-      <w:pPr>
-        <w:pStyle w:val="Bibliography"/>
-      </w:pPr>
-      <w:r>
-        <w:t>[27]</w:t>
-      </w:r>
-      <w:r>
-        <w:tab/>
-        <w:t xml:space="preserve">J. E. Sharman </w:t>
-      </w:r>
-      <w:r>
-        <w:rPr>
-          <w:i/>
-          <w:iCs/>
-        </w:rPr>
-        <w:t>et al.</w:t>
-      </w:r>
-      <w:r>
-        <w:t xml:space="preserve">, “Automated ‘oscillometric’ blood pressure measuring devices: how they work and what they measure,” </w:t>
-      </w:r>
-      <w:r>
-        <w:rPr>
-          <w:i/>
-          <w:iCs/>
-        </w:rPr>
-        <w:t>J Hum Hypertens</w:t>
-      </w:r>
-      <w:r>
-        <w:t>, vol. 37, no. 2, pp. 93–100, Feb. 2023, doi: 10.1038/s41371-022-00693-x.</w:t>
-      </w:r>
-    </w:p>
-    <w:p>
-      <w:pPr>
-        <w:pStyle w:val="Bibliography"/>
-      </w:pPr>
-      <w:r>
-        <w:t>[28]</w:t>
-      </w:r>
-      <w:r>
-        <w:tab/>
-        <w:t xml:space="preserve">A. Natarajan, A. Pantelopoulos, H. Emir-Farinas, and P. Natarajan, “Heart rate variability with photoplethysmography in 8 million individuals: a cross-sectional study,” </w:t>
-      </w:r>
-      <w:r>
-        <w:rPr>
-          <w:i/>
-          <w:iCs/>
-        </w:rPr>
-        <w:t>The Lancet Digital Health</w:t>
-      </w:r>
-      <w:r>
-        <w:t>, vol. 2, no. 12, pp. e650–e657, Dec. 2020, doi: 10.1016/S2589-7500(20)30246-6.</w:t>
-      </w:r>
-    </w:p>
-    <w:p>
-      <w:pPr>
-        <w:pStyle w:val="Bibliography"/>
-      </w:pPr>
-      <w:r>
-        <w:t>[29]</w:t>
-      </w:r>
-      <w:r>
-        <w:tab/>
-        <w:t xml:space="preserve">G. M. Peters, R. V. Peelen, V. J. Gilissen, M. V. Koning, W. H. Van Harten, and C. J. M. Doggen, “Detecting Patient Deterioration Early Using Continuous Heart rate and Respiratory rate Measurements in Hospitalized COVID-19 Patients,” </w:t>
-      </w:r>
-      <w:r>
-        <w:rPr>
-          <w:i/>
-          <w:iCs/>
-        </w:rPr>
-        <w:t>J Med Syst</w:t>
-      </w:r>
-      <w:r>
-        <w:t>, vol. 47, no. 1, p. 12, Jan. 2023, doi: 10.1007/s10916-022-01898-w.</w:t>
-      </w:r>
-    </w:p>
-    <w:p>
-      <w:pPr>
-        <w:pStyle w:val="Bibliography"/>
-      </w:pPr>
-      <w:r>
-        <w:t>[30]</w:t>
-      </w:r>
-      <w:r>
-        <w:tab/>
-        <w:t>Royal College of Physicians, “National Early Warning Score (NEWS) 2: Standardising the assessment of acute-illness severity in the NHS,” Royal COllege of Physicians. [Online]. Available: 10.1007/s10916-022-01898-w</w:t>
-      </w:r>
-    </w:p>
-    <w:p>
-      <w:pPr>
-        <w:pStyle w:val="Bibliography"/>
-      </w:pPr>
-      <w:r>
-        <w:t>[31]</w:t>
-      </w:r>
-      <w:r>
-        <w:tab/>
-        <w:t xml:space="preserve">J. Nedoma </w:t>
-      </w:r>
-      <w:r>
-        <w:rPr>
-          <w:i/>
-          <w:iCs/>
-        </w:rPr>
-        <w:t>et al.</w:t>
-      </w:r>
-      <w:r>
-        <w:t xml:space="preserve">, “Comparison of BCG, PCG and ECG signals in application of heart rate monitoring of the human body,” in </w:t>
-      </w:r>
-      <w:r>
-        <w:rPr>
-          <w:i/>
-          <w:iCs/>
-        </w:rPr>
-        <w:t>2017 40th International Conference on Telecommunications and Signal Processing (TSP)</w:t>
-      </w:r>
-      <w:r>
-        <w:t>, Jul. 2017, pp. 420–424. doi: 10.1109/TSP.2017.8076019.</w:t>
-      </w:r>
-    </w:p>
-    <w:p>
-      <w:pPr>
-        <w:pStyle w:val="Bibliography"/>
-      </w:pPr>
-      <w:r>
-        <w:t>[32]</w:t>
-      </w:r>
-      <w:r>
-        <w:tab/>
-        <w:t xml:space="preserve">Roman М. Baevsky and Anna G. Chernikova, “Heart rate variability analysis: physiological foundations and main methods,” </w:t>
-      </w:r>
-      <w:r>
-        <w:rPr>
-          <w:i/>
-          <w:iCs/>
-        </w:rPr>
-        <w:t>Cardiometry</w:t>
-      </w:r>
-      <w:r>
-        <w:t>, no. 10, pp. 66–76, May 2017, doi: 10.12710/cardiometry.2017.10.6676.</w:t>
-      </w:r>
-    </w:p>
-    <w:p>
-      <w:pPr>
-        <w:pStyle w:val="Bibliography"/>
-      </w:pPr>
-      <w:r>
-        <w:t>[33]</w:t>
-      </w:r>
-      <w:r>
-        <w:tab/>
-        <w:t xml:space="preserve">S. Koldijk, M. Sappelli, S. Verberne, M. A. Neerincx, and W. Kraaij, “The SWELL Knowledge Work Dataset for Stress and User Modeling Research,” in </w:t>
-      </w:r>
-      <w:r>
-        <w:rPr>
-          <w:i/>
-          <w:iCs/>
-        </w:rPr>
-        <w:t>Proceedings of the 16th International Conference on Multimodal Interaction</w:t>
-      </w:r>
-      <w:r>
-        <w:t>, Istanbul Turkey: ACM, Nov. 2014, pp. 291–298. doi: 10.1145/2663204.2663257.</w:t>
-      </w:r>
-    </w:p>
-    <w:p>
-      <w:pPr>
-        <w:pStyle w:val="Bibliography"/>
-      </w:pPr>
-      <w:r>
-        <w:t>[34]</w:t>
-      </w:r>
-      <w:r>
-        <w:tab/>
-        <w:t xml:space="preserve">I. Costanzo, D. Sen, L. Rhein, and U. Guler, “Respiratory Monitoring: Current State of the Art and Future Roads,” </w:t>
-      </w:r>
-      <w:r>
-        <w:rPr>
-          <w:i/>
-          <w:iCs/>
-        </w:rPr>
-        <w:t>IEEE Rev. Biomed. Eng.</w:t>
-      </w:r>
-      <w:r>
-        <w:t>, vol. 15, pp. 103–121, 2022, doi: 10.1109/RBME.2020.3036330.</w:t>
-      </w:r>
-    </w:p>
-    <w:p>
-      <w:pPr>
-        <w:pStyle w:val="Bibliography"/>
-      </w:pPr>
-      <w:r>
-        <w:t>[35]</w:t>
-      </w:r>
-      <w:r>
-        <w:tab/>
-        <w:t xml:space="preserve">J. Lázaro </w:t>
-      </w:r>
-      <w:r>
-        <w:rPr>
-          <w:i/>
-          <w:iCs/>
-        </w:rPr>
-        <w:t>et al.</w:t>
-      </w:r>
-      <w:r>
-        <w:t xml:space="preserve">, “Pulse photoplethysmography derived respiration for obstructive sleep apnea detection,” in </w:t>
-      </w:r>
-      <w:r>
-        <w:rPr>
-          <w:i/>
-          <w:iCs/>
-        </w:rPr>
-        <w:t>2017 Computing in Cardiology (CinC)</w:t>
-      </w:r>
-      <w:r>
-        <w:t>, Sep. 2017, pp. 1–4. doi: 10.22489/CinC.2017.273-229.</w:t>
-      </w:r>
-    </w:p>
-    <w:p>
-      <w:pPr>
-        <w:pStyle w:val="Bibliography"/>
-      </w:pPr>
-      <w:r>
-        <w:t>[36]</w:t>
-      </w:r>
-      <w:r>
-        <w:tab/>
-        <w:t>N. J. Harrington and C. Narayanaswami, “Method and system for improving driver safety and situational awareness,” US7692552B2, Apr. 06, 2010 Accessed: Sep. 12, 2026. [Online]. Available: https://patents.google.com/patent/US7692552B2/en</w:t>
-      </w:r>
-    </w:p>
-    <w:p>
-      <w:pPr>
-        <w:pStyle w:val="Bibliography"/>
-      </w:pPr>
-      <w:r>
-        <w:lastRenderedPageBreak/>
-        <w:t>[37]</w:t>
-      </w:r>
-      <w:r>
-        <w:tab/>
-        <w:t xml:space="preserve">M. Elgendi, I. Norton, M. Brearley, D. Abbott, and D. Schuurmans, “Systolic Peak Detection in Acceleration Photoplethysmograms Measured from Emergency Responders in Tropical Conditions,” </w:t>
-      </w:r>
-      <w:r>
-        <w:rPr>
-          <w:i/>
-          <w:iCs/>
-        </w:rPr>
-        <w:t>PLoS ONE</w:t>
-      </w:r>
-      <w:r>
-        <w:t>, vol. 8, no. 10, p. e76585, Oct. 2013, doi: 10.1371/journal.pone.0076585.</w:t>
-      </w:r>
-    </w:p>
-    <w:p>
-      <w:pPr>
-        <w:pStyle w:val="Bibliography"/>
-      </w:pPr>
-      <w:r>
-        <w:t>[38]</w:t>
-      </w:r>
-      <w:r>
-        <w:tab/>
-        <w:t xml:space="preserve">S. Béres and L. Hejjel, “The minimal sampling frequency of the photoplethysmogram for accurate pulse rate variability parameters in healthy volunteers,” </w:t>
-      </w:r>
-      <w:r>
-        <w:rPr>
-          <w:i/>
-          <w:iCs/>
-        </w:rPr>
-        <w:t>Biomedical Signal Processing and Control</w:t>
-      </w:r>
-      <w:r>
-        <w:t>, vol. 68, p. 102589, Jul. 2021, doi: 10.1016/j.bspc.2021.102589.</w:t>
-      </w:r>
-    </w:p>
-    <w:p>
-      <w:pPr>
-        <w:pStyle w:val="Bibliography"/>
-      </w:pPr>
-      <w:r>
-        <w:t>[39]</w:t>
-      </w:r>
-      <w:r>
-        <w:tab/>
-        <w:t>“Haptic Technology 101: A Beginner’s Guide to the Different Types of Vibration Motors,” TITAN Haptics. Accessed: Sep. 13, 2026. [Online]. Available: https://titanhaptics.com/haptic-technology-101-a-beginners-guide-to-the-different-types-of-vibration-motors/</w:t>
-      </w:r>
-    </w:p>
-    <w:p>
-      <w:r>
-        <w:fldChar w:fldCharType="end"/>
-      </w:r>
+      <w:bookmarkEnd w:id="42"/>
     </w:p>
     <w:p>
       <w:pPr>
@@ -8927,7 +10033,7 @@
       </w:r>
     </w:p>
   </w:comment>
-  <w:comment w:id="9" w:author="Orien Harichand (222012115)" w:date="2026-09-13T20:07:00Z" w:initials="OH">
+  <w:comment w:id="11" w:author="Orien Harichand (222012115)" w:date="2026-09-13T20:07:00Z" w:initials="OH">
     <w:p>
       <w:pPr>
         <w:pStyle w:val="CommentText"/>
@@ -8943,7 +10049,7 @@
       </w:r>
     </w:p>
   </w:comment>
-  <w:comment w:id="20" w:author="Orien Harichand (222012115)" w:date="2026-09-09T13:03:00Z" w:initials="OH">
+  <w:comment w:id="22" w:author="Orien Harichand (222012115)" w:date="2026-09-09T13:03:00Z" w:initials="OH">
     <w:p>
       <w:pPr>
         <w:pStyle w:val="CommentText"/>
@@ -8956,38 +10062,6 @@
       </w:r>
       <w:r>
         <w:t xml:space="preserve">Talk about popi compliance and testing </w:t>
-      </w:r>
-    </w:p>
-  </w:comment>
-  <w:comment w:id="28" w:author="Orien Harichand (222012115)" w:date="2026-09-09T21:28:00Z" w:initials="OH">
-    <w:p>
-      <w:pPr>
-        <w:pStyle w:val="CommentText"/>
-      </w:pPr>
-      <w:r>
-        <w:rPr>
-          <w:rStyle w:val="CommentReference"/>
-        </w:rPr>
-        <w:annotationRef/>
-      </w:r>
-      <w:r>
-        <w:t>Define up</w:t>
-      </w:r>
-    </w:p>
-  </w:comment>
-  <w:comment w:id="30" w:author="Orien Harichand (222012115)" w:date="2026-09-09T22:10:00Z" w:initials="OH">
-    <w:p>
-      <w:pPr>
-        <w:pStyle w:val="CommentText"/>
-      </w:pPr>
-      <w:r>
-        <w:rPr>
-          <w:rStyle w:val="CommentReference"/>
-        </w:rPr>
-        <w:annotationRef/>
-      </w:r>
-      <w:r>
-        <w:t>Double check before final</w:t>
       </w:r>
     </w:p>
   </w:comment>
@@ -9000,8 +10074,6 @@
   <w15:commentEx w15:paraId="147D9B55" w15:done="0"/>
   <w15:commentEx w15:paraId="57B27EDC" w15:done="0"/>
   <w15:commentEx w15:paraId="16439057" w15:done="0"/>
-  <w15:commentEx w15:paraId="472D2744" w15:done="0"/>
-  <w15:commentEx w15:paraId="1C467BFE" w15:done="0"/>
 </w15:commentsEx>
 </file>
 
@@ -9011,8 +10083,6 @@
   <w16cex:commentExtensible w16cex:durableId="7F509177" w16cex:dateUtc="2026-09-08T11:42:00Z"/>
   <w16cex:commentExtensible w16cex:durableId="3E2333E2" w16cex:dateUtc="2026-09-13T18:07:00Z"/>
   <w16cex:commentExtensible w16cex:durableId="24C78A6A" w16cex:dateUtc="2026-09-09T11:03:00Z"/>
-  <w16cex:commentExtensible w16cex:durableId="1CC089BD" w16cex:dateUtc="2026-09-09T19:28:00Z"/>
-  <w16cex:commentExtensible w16cex:durableId="5DB4FAF7" w16cex:dateUtc="2026-09-09T20:10:00Z"/>
 </w16cex:commentsExtensible>
 </file>
 
@@ -9022,8 +10092,6 @@
   <w16cid:commentId w16cid:paraId="147D9B55" w16cid:durableId="7F509177"/>
   <w16cid:commentId w16cid:paraId="57B27EDC" w16cid:durableId="3E2333E2"/>
   <w16cid:commentId w16cid:paraId="16439057" w16cid:durableId="24C78A6A"/>
-  <w16cid:commentId w16cid:paraId="472D2744" w16cid:durableId="1CC089BD"/>
-  <w16cid:commentId w16cid:paraId="1C467BFE" w16cid:durableId="5DB4FAF7"/>
 </w16cid:commentsIds>
 </file>
 
@@ -11631,6 +12699,28 @@
       <w:color w:val="666666"/>
     </w:rPr>
   </w:style>
+  <w:style w:type="character" w:styleId="Strong">
+    <w:name w:val="Strong"/>
+    <w:basedOn w:val="DefaultParagraphFont"/>
+    <w:uiPriority w:val="22"/>
+    <w:qFormat/>
+    <w:rsid w:val="00D90385"/>
+    <w:rPr>
+      <w:b/>
+      <w:bCs/>
+    </w:rPr>
+  </w:style>
+  <w:style w:type="paragraph" w:styleId="TableofFigures">
+    <w:name w:val="table of figures"/>
+    <w:basedOn w:val="Normal"/>
+    <w:next w:val="Normal"/>
+    <w:uiPriority w:val="99"/>
+    <w:unhideWhenUsed/>
+    <w:rsid w:val="008E4A1A"/>
+    <w:pPr>
+      <w:spacing w:after="0"/>
+    </w:pPr>
+  </w:style>
 </w:styles>
 </file>
 

--- a/P2/P2 draft c2v5.docx
+++ b/P2/P2 draft c2v5.docx
@@ -62,7 +62,7 @@
                     </pic:cNvPicPr>
                   </pic:nvPicPr>
                   <pic:blipFill>
-                    <a:blip r:embed="rId6" cstate="print">
+                    <a:blip r:embed="rId8" cstate="print">
                       <a:extLst>
                         <a:ext uri="{28A0092B-C50C-407E-A947-70E740481C1C}">
                           <a14:useLocalDpi xmlns:a14="http://schemas.microsoft.com/office/drawing/2010/main" val="0"/>
@@ -655,7 +655,7 @@
                     <pic:cNvPicPr/>
                   </pic:nvPicPr>
                   <pic:blipFill>
-                    <a:blip r:embed="rId7"/>
+                    <a:blip r:embed="rId9"/>
                     <a:stretch>
                       <a:fillRect/>
                     </a:stretch>
@@ -711,18 +711,16 @@
           <w:sz w:val="28"/>
           <w:szCs w:val="28"/>
         </w:rPr>
-      </w:pPr>
-    </w:p>
-    <w:p>
-      <w:pPr>
-        <w:jc w:val="center"/>
-        <w:rPr>
-          <w:rFonts w:ascii="Times New Roman" w:hAnsi="Times New Roman" w:cs="Times New Roman"/>
-          <w:b/>
-          <w:bCs/>
-          <w:sz w:val="28"/>
-          <w:szCs w:val="28"/>
-        </w:rPr>
+        <w:sectPr>
+          <w:footerReference w:type="default" r:id="rId10"/>
+          <w:footerReference w:type="first" r:id="rId11"/>
+          <w:pgSz w:w="11906" w:h="16838"/>
+          <w:pgMar w:top="1440" w:right="1440" w:bottom="1440" w:left="1440" w:header="708" w:footer="708" w:gutter="0"/>
+          <w:pgNumType w:fmt="lowerRoman" w:start="1"/>
+          <w:cols w:space="708"/>
+          <w:titlePg/>
+          <w:docGrid w:linePitch="360"/>
+        </w:sectPr>
       </w:pPr>
     </w:p>
     <w:p>
@@ -1247,22 +1245,30 @@
         <w:pStyle w:val="Heading1"/>
       </w:pPr>
       <w:bookmarkStart w:id="1" w:name="_Toc239699077"/>
-      <w:bookmarkStart w:id="2" w:name="_Toc240213116"/>
-      <w:commentRangeStart w:id="3"/>
+      <w:bookmarkStart w:id="2" w:name="_Toc240400471"/>
       <w:r>
         <w:lastRenderedPageBreak/>
         <w:t>Abstract</w:t>
       </w:r>
       <w:bookmarkEnd w:id="1"/>
       <w:bookmarkEnd w:id="2"/>
-      <w:commentRangeEnd w:id="3"/>
-      <w:r>
-        <w:rPr>
-          <w:rStyle w:val="CommentReference"/>
-          <w:sz w:val="40"/>
-          <w:szCs w:val="40"/>
-        </w:rPr>
-        <w:commentReference w:id="3"/>
+    </w:p>
+    <w:p>
+      <w:r>
+        <w:rPr>
+          <w:i/>
+          <w:iCs/>
+        </w:rPr>
+        <w:t>The Vitality Watchdog System</w:t>
+      </w:r>
+      <w:r>
+        <w:t xml:space="preserve"> is a low-cost wearable that continuously monitors heart rate (HR), breath rate (BR), and heart rate variability (HRV) from a photoplethysmography (PPG) signal, to detect dangerous physiological or stress states and automatically alert the wearer and their emergency contacts </w:t>
+      </w:r>
+      <w:r>
+        <w:t xml:space="preserve">– </w:t>
+      </w:r>
+      <w:r>
+        <w:t xml:space="preserve"> addressing a gap in existing devices, which are either costly or lack automated alerting. A mobile application receives the PPG signal via Bluetooth Low Energy (BLE) from an optical sensor, filters motion artifacts (MA), and classifies the wearer's state using a baseline-deviation rule and an on-device decision-tree classifier trained on the SWELL dataset; detected severe states trigger local haptic/auditory alerts and remote notifications, with no cloud dependency. This report covers Phase 2 progress: functional Bluetooth pairing with the chosen sensor (Polar Verity Sense), partial SDK feature implementation, a feasibility analysis of alert latency, sensor and component selection, and ethical testing protocols under South Africa's Protection of Personal Information Act (POPIA). Remaining work for Phase 3 includes completing stress-classification, building the haptic-cuff hardware, and validating system accuracy, latency, and false-alert rate.</w:t>
       </w:r>
     </w:p>
     <w:sdt>
@@ -1319,7 +1325,7 @@
           <w:r>
             <w:fldChar w:fldCharType="separate"/>
           </w:r>
-          <w:hyperlink w:anchor="_Toc240213116" w:history="1">
+          <w:hyperlink w:anchor="_Toc240400471" w:history="1">
             <w:r>
               <w:rPr>
                 <w:rStyle w:val="Hyperlink"/>
@@ -1346,7 +1352,7 @@
                 <w:noProof/>
                 <w:webHidden/>
               </w:rPr>
-              <w:instrText xml:space="preserve"> PAGEREF _Toc240213116 \h </w:instrText>
+              <w:instrText xml:space="preserve"> PAGEREF _Toc240400471 \h </w:instrText>
             </w:r>
             <w:r>
               <w:rPr>
@@ -1366,7 +1372,78 @@
                 <w:noProof/>
                 <w:webHidden/>
               </w:rPr>
-              <w:t>2</w:t>
+              <w:t>ii</w:t>
+            </w:r>
+            <w:r>
+              <w:rPr>
+                <w:noProof/>
+                <w:webHidden/>
+              </w:rPr>
+              <w:fldChar w:fldCharType="end"/>
+            </w:r>
+          </w:hyperlink>
+        </w:p>
+        <w:p>
+          <w:pPr>
+            <w:pStyle w:val="TOC1"/>
+            <w:tabs>
+              <w:tab w:val="right" w:leader="dot" w:pos="9016"/>
+            </w:tabs>
+            <w:rPr>
+              <w:rFonts w:eastAsiaTheme="minorEastAsia"/>
+              <w:noProof/>
+              <w:lang w:eastAsia="en-ZA"/>
+            </w:rPr>
+          </w:pPr>
+          <w:hyperlink w:anchor="_Toc240400472" w:history="1">
+            <w:r>
+              <w:rPr>
+                <w:rStyle w:val="Hyperlink"/>
+                <w:rFonts w:eastAsia="Times New Roman"/>
+                <w:noProof/>
+              </w:rPr>
+              <w:t>Table of figures</w:t>
+            </w:r>
+            <w:r>
+              <w:rPr>
+                <w:noProof/>
+                <w:webHidden/>
+              </w:rPr>
+              <w:tab/>
+            </w:r>
+            <w:r>
+              <w:rPr>
+                <w:noProof/>
+                <w:webHidden/>
+              </w:rPr>
+              <w:fldChar w:fldCharType="begin"/>
+            </w:r>
+            <w:r>
+              <w:rPr>
+                <w:noProof/>
+                <w:webHidden/>
+              </w:rPr>
+              <w:instrText xml:space="preserve"> PAGEREF _Toc240400472 \h </w:instrText>
+            </w:r>
+            <w:r>
+              <w:rPr>
+                <w:noProof/>
+                <w:webHidden/>
+              </w:rPr>
+            </w:r>
+            <w:r>
+              <w:rPr>
+                <w:noProof/>
+                <w:webHidden/>
+              </w:rPr>
+              <w:fldChar w:fldCharType="separate"/>
+            </w:r>
+            <w:r>
+              <w:rPr>
+                <w:noProof/>
+                <w:webHidden/>
+              </w:rPr>
+              <w:t>iii</w:t>
             </w:r>
             <w:r>
               <w:rPr>
@@ -1390,10 +1467,11 @@
               <w:lang w:eastAsia="en-ZA"/>
             </w:rPr>
           </w:pPr>
-          <w:hyperlink w:anchor="_Toc240213117" w:history="1">
+          <w:hyperlink w:anchor="_Toc240400473" w:history="1">
             <w:r>
               <w:rPr>
                 <w:rStyle w:val="Hyperlink"/>
+                <w:rFonts w:eastAsia="Times New Roman"/>
                 <w:noProof/>
               </w:rPr>
               <w:t>1.</w:t>
@@ -1409,6 +1487,7 @@
             <w:r>
               <w:rPr>
                 <w:rStyle w:val="Hyperlink"/>
+                <w:rFonts w:eastAsia="Times New Roman"/>
                 <w:noProof/>
               </w:rPr>
               <w:t>Introduction</w:t>
@@ -1432,7 +1511,7 @@
                 <w:noProof/>
                 <w:webHidden/>
               </w:rPr>
-              <w:instrText xml:space="preserve"> PAGEREF _Toc240213117 \h </w:instrText>
+              <w:instrText xml:space="preserve"> PAGEREF _Toc240400473 \h </w:instrText>
             </w:r>
             <w:r>
               <w:rPr>
@@ -1452,7 +1531,179 @@
                 <w:noProof/>
                 <w:webHidden/>
               </w:rPr>
-              <w:t>3</w:t>
+              <w:t>1</w:t>
+            </w:r>
+            <w:r>
+              <w:rPr>
+                <w:noProof/>
+                <w:webHidden/>
+              </w:rPr>
+              <w:fldChar w:fldCharType="end"/>
+            </w:r>
+          </w:hyperlink>
+        </w:p>
+        <w:p>
+          <w:pPr>
+            <w:pStyle w:val="TOC2"/>
+            <w:tabs>
+              <w:tab w:val="left" w:pos="960"/>
+              <w:tab w:val="right" w:leader="dot" w:pos="9016"/>
+            </w:tabs>
+            <w:rPr>
+              <w:rFonts w:eastAsiaTheme="minorEastAsia"/>
+              <w:noProof/>
+              <w:lang w:eastAsia="en-ZA"/>
+            </w:rPr>
+          </w:pPr>
+          <w:hyperlink w:anchor="_Toc240400474" w:history="1">
+            <w:r>
+              <w:rPr>
+                <w:rStyle w:val="Hyperlink"/>
+                <w:noProof/>
+              </w:rPr>
+              <w:t>1.1.</w:t>
+            </w:r>
+            <w:r>
+              <w:rPr>
+                <w:rFonts w:eastAsiaTheme="minorEastAsia"/>
+                <w:noProof/>
+                <w:lang w:eastAsia="en-ZA"/>
+              </w:rPr>
+              <w:tab/>
+            </w:r>
+            <w:r>
+              <w:rPr>
+                <w:rStyle w:val="Hyperlink"/>
+                <w:noProof/>
+              </w:rPr>
+              <w:t>Conceptual Block diagram</w:t>
+            </w:r>
+            <w:r>
+              <w:rPr>
+                <w:noProof/>
+                <w:webHidden/>
+              </w:rPr>
+              <w:tab/>
+            </w:r>
+            <w:r>
+              <w:rPr>
+                <w:noProof/>
+                <w:webHidden/>
+              </w:rPr>
+              <w:fldChar w:fldCharType="begin"/>
+            </w:r>
+            <w:r>
+              <w:rPr>
+                <w:noProof/>
+                <w:webHidden/>
+              </w:rPr>
+              <w:instrText xml:space="preserve"> PAGEREF _Toc240400474 \h </w:instrText>
+            </w:r>
+            <w:r>
+              <w:rPr>
+                <w:noProof/>
+                <w:webHidden/>
+              </w:rPr>
+            </w:r>
+            <w:r>
+              <w:rPr>
+                <w:noProof/>
+                <w:webHidden/>
+              </w:rPr>
+              <w:fldChar w:fldCharType="separate"/>
+            </w:r>
+            <w:r>
+              <w:rPr>
+                <w:noProof/>
+                <w:webHidden/>
+              </w:rPr>
+              <w:t>1</w:t>
+            </w:r>
+            <w:r>
+              <w:rPr>
+                <w:noProof/>
+                <w:webHidden/>
+              </w:rPr>
+              <w:fldChar w:fldCharType="end"/>
+            </w:r>
+          </w:hyperlink>
+        </w:p>
+        <w:p>
+          <w:pPr>
+            <w:pStyle w:val="TOC2"/>
+            <w:tabs>
+              <w:tab w:val="left" w:pos="960"/>
+              <w:tab w:val="right" w:leader="dot" w:pos="9016"/>
+            </w:tabs>
+            <w:rPr>
+              <w:rFonts w:eastAsiaTheme="minorEastAsia"/>
+              <w:noProof/>
+              <w:lang w:eastAsia="en-ZA"/>
+            </w:rPr>
+          </w:pPr>
+          <w:hyperlink w:anchor="_Toc240400475" w:history="1">
+            <w:r>
+              <w:rPr>
+                <w:rStyle w:val="Hyperlink"/>
+                <w:noProof/>
+              </w:rPr>
+              <w:t>1.2.</w:t>
+            </w:r>
+            <w:r>
+              <w:rPr>
+                <w:rFonts w:eastAsiaTheme="minorEastAsia"/>
+                <w:noProof/>
+                <w:lang w:eastAsia="en-ZA"/>
+              </w:rPr>
+              <w:tab/>
+            </w:r>
+            <w:r>
+              <w:rPr>
+                <w:rStyle w:val="Hyperlink"/>
+                <w:noProof/>
+              </w:rPr>
+              <w:t>Functional block diagram</w:t>
+            </w:r>
+            <w:r>
+              <w:rPr>
+                <w:noProof/>
+                <w:webHidden/>
+              </w:rPr>
+              <w:tab/>
+            </w:r>
+            <w:r>
+              <w:rPr>
+                <w:noProof/>
+                <w:webHidden/>
+              </w:rPr>
+              <w:fldChar w:fldCharType="begin"/>
+            </w:r>
+            <w:r>
+              <w:rPr>
+                <w:noProof/>
+                <w:webHidden/>
+              </w:rPr>
+              <w:instrText xml:space="preserve"> PAGEREF _Toc240400475 \h </w:instrText>
+            </w:r>
+            <w:r>
+              <w:rPr>
+                <w:noProof/>
+                <w:webHidden/>
+              </w:rPr>
+            </w:r>
+            <w:r>
+              <w:rPr>
+                <w:noProof/>
+                <w:webHidden/>
+              </w:rPr>
+              <w:fldChar w:fldCharType="separate"/>
+            </w:r>
+            <w:r>
+              <w:rPr>
+                <w:noProof/>
+                <w:webHidden/>
+              </w:rPr>
+              <w:t>2</w:t>
             </w:r>
             <w:r>
               <w:rPr>
@@ -1476,7 +1727,7 @@
               <w:lang w:eastAsia="en-ZA"/>
             </w:rPr>
           </w:pPr>
-          <w:hyperlink w:anchor="_Toc240213118" w:history="1">
+          <w:hyperlink w:anchor="_Toc240400476" w:history="1">
             <w:r>
               <w:rPr>
                 <w:rStyle w:val="Hyperlink"/>
@@ -1518,7 +1769,7 @@
                 <w:noProof/>
                 <w:webHidden/>
               </w:rPr>
-              <w:instrText xml:space="preserve"> PAGEREF _Toc240213118 \h </w:instrText>
+              <w:instrText xml:space="preserve"> PAGEREF _Toc240400476 \h </w:instrText>
             </w:r>
             <w:r>
               <w:rPr>
@@ -1538,93 +1789,7 @@
                 <w:noProof/>
                 <w:webHidden/>
               </w:rPr>
-              <w:t>4</w:t>
-            </w:r>
-            <w:r>
-              <w:rPr>
-                <w:noProof/>
-                <w:webHidden/>
-              </w:rPr>
-              <w:fldChar w:fldCharType="end"/>
-            </w:r>
-          </w:hyperlink>
-        </w:p>
-        <w:p>
-          <w:pPr>
-            <w:pStyle w:val="TOC1"/>
-            <w:tabs>
-              <w:tab w:val="left" w:pos="720"/>
-              <w:tab w:val="right" w:leader="dot" w:pos="9016"/>
-            </w:tabs>
-            <w:rPr>
-              <w:rFonts w:eastAsiaTheme="minorEastAsia"/>
-              <w:noProof/>
-              <w:lang w:eastAsia="en-ZA"/>
-            </w:rPr>
-          </w:pPr>
-          <w:hyperlink w:anchor="_Toc240213119" w:history="1">
-            <w:r>
-              <w:rPr>
-                <w:rStyle w:val="Hyperlink"/>
-                <w:noProof/>
-              </w:rPr>
-              <w:t>2.1.</w:t>
-            </w:r>
-            <w:r>
-              <w:rPr>
-                <w:rFonts w:eastAsiaTheme="minorEastAsia"/>
-                <w:noProof/>
-                <w:lang w:eastAsia="en-ZA"/>
-              </w:rPr>
-              <w:tab/>
-            </w:r>
-            <w:r>
-              <w:rPr>
-                <w:rStyle w:val="Hyperlink"/>
-                <w:noProof/>
-              </w:rPr>
-              <w:t>Problem identification</w:t>
-            </w:r>
-            <w:r>
-              <w:rPr>
-                <w:noProof/>
-                <w:webHidden/>
-              </w:rPr>
-              <w:tab/>
-            </w:r>
-            <w:r>
-              <w:rPr>
-                <w:noProof/>
-                <w:webHidden/>
-              </w:rPr>
-              <w:fldChar w:fldCharType="begin"/>
-            </w:r>
-            <w:r>
-              <w:rPr>
-                <w:noProof/>
-                <w:webHidden/>
-              </w:rPr>
-              <w:instrText xml:space="preserve"> PAGEREF _Toc240213119 \h </w:instrText>
-            </w:r>
-            <w:r>
-              <w:rPr>
-                <w:noProof/>
-                <w:webHidden/>
-              </w:rPr>
-            </w:r>
-            <w:r>
-              <w:rPr>
-                <w:noProof/>
-                <w:webHidden/>
-              </w:rPr>
-              <w:fldChar w:fldCharType="separate"/>
-            </w:r>
-            <w:r>
-              <w:rPr>
-                <w:noProof/>
-                <w:webHidden/>
-              </w:rPr>
-              <w:t>4</w:t>
+              <w:t>3</w:t>
             </w:r>
             <w:r>
               <w:rPr>
@@ -1648,13 +1813,13 @@
               <w:lang w:eastAsia="en-ZA"/>
             </w:rPr>
           </w:pPr>
-          <w:hyperlink w:anchor="_Toc240213120" w:history="1">
+          <w:hyperlink w:anchor="_Toc240400477" w:history="1">
             <w:r>
               <w:rPr>
                 <w:rStyle w:val="Hyperlink"/>
                 <w:noProof/>
               </w:rPr>
-              <w:t>2.2.</w:t>
+              <w:t>2.1.</w:t>
             </w:r>
             <w:r>
               <w:rPr>
@@ -1669,7 +1834,7 @@
                 <w:rStyle w:val="Hyperlink"/>
                 <w:noProof/>
               </w:rPr>
-              <w:t>Requirements and specifications</w:t>
+              <w:t>Problem identification</w:t>
             </w:r>
             <w:r>
               <w:rPr>
@@ -1690,7 +1855,7 @@
                 <w:noProof/>
                 <w:webHidden/>
               </w:rPr>
-              <w:instrText xml:space="preserve"> PAGEREF _Toc240213120 \h </w:instrText>
+              <w:instrText xml:space="preserve"> PAGEREF _Toc240400477 \h </w:instrText>
             </w:r>
             <w:r>
               <w:rPr>
@@ -1710,7 +1875,7 @@
                 <w:noProof/>
                 <w:webHidden/>
               </w:rPr>
-              <w:t>5</w:t>
+              <w:t>3</w:t>
             </w:r>
             <w:r>
               <w:rPr>
@@ -1734,14 +1899,13 @@
               <w:lang w:eastAsia="en-ZA"/>
             </w:rPr>
           </w:pPr>
-          <w:hyperlink w:anchor="_Toc240213121" w:history="1">
+          <w:hyperlink w:anchor="_Toc240400478" w:history="1">
             <w:r>
               <w:rPr>
                 <w:rStyle w:val="Hyperlink"/>
                 <w:noProof/>
-                <w:highlight w:val="yellow"/>
-              </w:rPr>
-              <w:t>2.3.</w:t>
+              </w:rPr>
+              <w:t>2.2.</w:t>
             </w:r>
             <w:r>
               <w:rPr>
@@ -1755,9 +1919,8 @@
               <w:rPr>
                 <w:rStyle w:val="Hyperlink"/>
                 <w:noProof/>
-                <w:highlight w:val="yellow"/>
-              </w:rPr>
-              <w:t>Constraints</w:t>
+              </w:rPr>
+              <w:t>Requirements and specifications</w:t>
             </w:r>
             <w:r>
               <w:rPr>
@@ -1778,7 +1941,7 @@
                 <w:noProof/>
                 <w:webHidden/>
               </w:rPr>
-              <w:instrText xml:space="preserve"> PAGEREF _Toc240213121 \h </w:instrText>
+              <w:instrText xml:space="preserve"> PAGEREF _Toc240400478 \h </w:instrText>
             </w:r>
             <w:r>
               <w:rPr>
@@ -1798,7 +1961,7 @@
                 <w:noProof/>
                 <w:webHidden/>
               </w:rPr>
-              <w:t>7</w:t>
+              <w:t>5</w:t>
             </w:r>
             <w:r>
               <w:rPr>
@@ -1822,12 +1985,98 @@
               <w:lang w:eastAsia="en-ZA"/>
             </w:rPr>
           </w:pPr>
-          <w:hyperlink w:anchor="_Toc240213122" w:history="1">
+          <w:hyperlink w:anchor="_Toc240400479" w:history="1">
             <w:r>
               <w:rPr>
                 <w:rStyle w:val="Hyperlink"/>
                 <w:noProof/>
               </w:rPr>
+              <w:t>2.3.</w:t>
+            </w:r>
+            <w:r>
+              <w:rPr>
+                <w:rFonts w:eastAsiaTheme="minorEastAsia"/>
+                <w:noProof/>
+                <w:lang w:eastAsia="en-ZA"/>
+              </w:rPr>
+              <w:tab/>
+            </w:r>
+            <w:r>
+              <w:rPr>
+                <w:rStyle w:val="Hyperlink"/>
+                <w:noProof/>
+              </w:rPr>
+              <w:t>Constraints</w:t>
+            </w:r>
+            <w:r>
+              <w:rPr>
+                <w:noProof/>
+                <w:webHidden/>
+              </w:rPr>
+              <w:tab/>
+            </w:r>
+            <w:r>
+              <w:rPr>
+                <w:noProof/>
+                <w:webHidden/>
+              </w:rPr>
+              <w:fldChar w:fldCharType="begin"/>
+            </w:r>
+            <w:r>
+              <w:rPr>
+                <w:noProof/>
+                <w:webHidden/>
+              </w:rPr>
+              <w:instrText xml:space="preserve"> PAGEREF _Toc240400479 \h </w:instrText>
+            </w:r>
+            <w:r>
+              <w:rPr>
+                <w:noProof/>
+                <w:webHidden/>
+              </w:rPr>
+            </w:r>
+            <w:r>
+              <w:rPr>
+                <w:noProof/>
+                <w:webHidden/>
+              </w:rPr>
+              <w:fldChar w:fldCharType="separate"/>
+            </w:r>
+            <w:r>
+              <w:rPr>
+                <w:noProof/>
+                <w:webHidden/>
+              </w:rPr>
+              <w:t>6</w:t>
+            </w:r>
+            <w:r>
+              <w:rPr>
+                <w:noProof/>
+                <w:webHidden/>
+              </w:rPr>
+              <w:fldChar w:fldCharType="end"/>
+            </w:r>
+          </w:hyperlink>
+        </w:p>
+        <w:p>
+          <w:pPr>
+            <w:pStyle w:val="TOC2"/>
+            <w:tabs>
+              <w:tab w:val="left" w:pos="960"/>
+              <w:tab w:val="right" w:leader="dot" w:pos="9016"/>
+            </w:tabs>
+            <w:rPr>
+              <w:rFonts w:eastAsiaTheme="minorEastAsia"/>
+              <w:noProof/>
+              <w:lang w:eastAsia="en-ZA"/>
+            </w:rPr>
+          </w:pPr>
+          <w:hyperlink w:anchor="_Toc240400480" w:history="1">
+            <w:r>
+              <w:rPr>
+                <w:rStyle w:val="Hyperlink"/>
+                <w:noProof/>
+              </w:rPr>
               <w:t>2.4.</w:t>
             </w:r>
             <w:r>
@@ -1864,7 +2113,7 @@
                 <w:noProof/>
                 <w:webHidden/>
               </w:rPr>
-              <w:instrText xml:space="preserve"> PAGEREF _Toc240213122 \h </w:instrText>
+              <w:instrText xml:space="preserve"> PAGEREF _Toc240400480 \h </w:instrText>
             </w:r>
             <w:r>
               <w:rPr>
@@ -1884,7 +2133,7 @@
                 <w:noProof/>
                 <w:webHidden/>
               </w:rPr>
-              <w:t>7</w:t>
+              <w:t>6</w:t>
             </w:r>
             <w:r>
               <w:rPr>
@@ -1908,7 +2157,7 @@
               <w:lang w:eastAsia="en-ZA"/>
             </w:rPr>
           </w:pPr>
-          <w:hyperlink w:anchor="_Toc240213123" w:history="1">
+          <w:hyperlink w:anchor="_Toc240400481" w:history="1">
             <w:r>
               <w:rPr>
                 <w:rStyle w:val="Hyperlink"/>
@@ -1950,7 +2199,7 @@
                 <w:noProof/>
                 <w:webHidden/>
               </w:rPr>
-              <w:instrText xml:space="preserve"> PAGEREF _Toc240213123 \h </w:instrText>
+              <w:instrText xml:space="preserve"> PAGEREF _Toc240400481 \h </w:instrText>
             </w:r>
             <w:r>
               <w:rPr>
@@ -1970,7 +2219,7 @@
                 <w:noProof/>
                 <w:webHidden/>
               </w:rPr>
-              <w:t>7</w:t>
+              <w:t>6</w:t>
             </w:r>
             <w:r>
               <w:rPr>
@@ -1994,7 +2243,7 @@
               <w:lang w:eastAsia="en-ZA"/>
             </w:rPr>
           </w:pPr>
-          <w:hyperlink w:anchor="_Toc240213124" w:history="1">
+          <w:hyperlink w:anchor="_Toc240400482" w:history="1">
             <w:r>
               <w:rPr>
                 <w:rStyle w:val="Hyperlink"/>
@@ -2036,7 +2285,7 @@
                 <w:noProof/>
                 <w:webHidden/>
               </w:rPr>
-              <w:instrText xml:space="preserve"> PAGEREF _Toc240213124 \h </w:instrText>
+              <w:instrText xml:space="preserve"> PAGEREF _Toc240400482 \h </w:instrText>
             </w:r>
             <w:r>
               <w:rPr>
@@ -2069,9 +2318,9 @@
         </w:p>
         <w:p>
           <w:pPr>
-            <w:pStyle w:val="TOC1"/>
+            <w:pStyle w:val="TOC2"/>
             <w:tabs>
-              <w:tab w:val="left" w:pos="720"/>
+              <w:tab w:val="left" w:pos="960"/>
               <w:tab w:val="right" w:leader="dot" w:pos="9016"/>
             </w:tabs>
             <w:rPr>
@@ -2080,7 +2329,7 @@
               <w:lang w:eastAsia="en-ZA"/>
             </w:rPr>
           </w:pPr>
-          <w:hyperlink w:anchor="_Toc240213125" w:history="1">
+          <w:hyperlink w:anchor="_Toc240400483" w:history="1">
             <w:r>
               <w:rPr>
                 <w:rStyle w:val="Hyperlink"/>
@@ -2122,7 +2371,7 @@
                 <w:noProof/>
                 <w:webHidden/>
               </w:rPr>
-              <w:instrText xml:space="preserve"> PAGEREF _Toc240213125 \h </w:instrText>
+              <w:instrText xml:space="preserve"> PAGEREF _Toc240400483 \h </w:instrText>
             </w:r>
             <w:r>
               <w:rPr>
@@ -2155,9 +2404,9 @@
         </w:p>
         <w:p>
           <w:pPr>
-            <w:pStyle w:val="TOC1"/>
+            <w:pStyle w:val="TOC2"/>
             <w:tabs>
-              <w:tab w:val="left" w:pos="720"/>
+              <w:tab w:val="left" w:pos="960"/>
               <w:tab w:val="right" w:leader="dot" w:pos="9016"/>
             </w:tabs>
             <w:rPr>
@@ -2166,7 +2415,7 @@
               <w:lang w:eastAsia="en-ZA"/>
             </w:rPr>
           </w:pPr>
-          <w:hyperlink w:anchor="_Toc240213126" w:history="1">
+          <w:hyperlink w:anchor="_Toc240400484" w:history="1">
             <w:r>
               <w:rPr>
                 <w:rStyle w:val="Hyperlink"/>
@@ -2208,7 +2457,7 @@
                 <w:noProof/>
                 <w:webHidden/>
               </w:rPr>
-              <w:instrText xml:space="preserve"> PAGEREF _Toc240213126 \h </w:instrText>
+              <w:instrText xml:space="preserve"> PAGEREF _Toc240400484 \h </w:instrText>
             </w:r>
             <w:r>
               <w:rPr>
@@ -2229,6 +2478,92 @@
                 <w:webHidden/>
               </w:rPr>
               <w:t>10</w:t>
+            </w:r>
+            <w:r>
+              <w:rPr>
+                <w:noProof/>
+                <w:webHidden/>
+              </w:rPr>
+              <w:fldChar w:fldCharType="end"/>
+            </w:r>
+          </w:hyperlink>
+        </w:p>
+        <w:p>
+          <w:pPr>
+            <w:pStyle w:val="TOC2"/>
+            <w:tabs>
+              <w:tab w:val="left" w:pos="960"/>
+              <w:tab w:val="right" w:leader="dot" w:pos="9016"/>
+            </w:tabs>
+            <w:rPr>
+              <w:rFonts w:eastAsiaTheme="minorEastAsia"/>
+              <w:noProof/>
+              <w:lang w:eastAsia="en-ZA"/>
+            </w:rPr>
+          </w:pPr>
+          <w:hyperlink w:anchor="_Toc240400485" w:history="1">
+            <w:r>
+              <w:rPr>
+                <w:rStyle w:val="Hyperlink"/>
+                <w:noProof/>
+              </w:rPr>
+              <w:t>4.3.</w:t>
+            </w:r>
+            <w:r>
+              <w:rPr>
+                <w:rFonts w:eastAsiaTheme="minorEastAsia"/>
+                <w:noProof/>
+                <w:lang w:eastAsia="en-ZA"/>
+              </w:rPr>
+              <w:tab/>
+            </w:r>
+            <w:r>
+              <w:rPr>
+                <w:rStyle w:val="Hyperlink"/>
+                <w:noProof/>
+              </w:rPr>
+              <w:t>Feasibility study of proposed solution</w:t>
+            </w:r>
+            <w:r>
+              <w:rPr>
+                <w:noProof/>
+                <w:webHidden/>
+              </w:rPr>
+              <w:tab/>
+            </w:r>
+            <w:r>
+              <w:rPr>
+                <w:noProof/>
+                <w:webHidden/>
+              </w:rPr>
+              <w:fldChar w:fldCharType="begin"/>
+            </w:r>
+            <w:r>
+              <w:rPr>
+                <w:noProof/>
+                <w:webHidden/>
+              </w:rPr>
+              <w:instrText xml:space="preserve"> PAGEREF _Toc240400485 \h </w:instrText>
+            </w:r>
+            <w:r>
+              <w:rPr>
+                <w:noProof/>
+                <w:webHidden/>
+              </w:rPr>
+            </w:r>
+            <w:r>
+              <w:rPr>
+                <w:noProof/>
+                <w:webHidden/>
+              </w:rPr>
+              <w:fldChar w:fldCharType="separate"/>
+            </w:r>
+            <w:r>
+              <w:rPr>
+                <w:noProof/>
+                <w:webHidden/>
+              </w:rPr>
+              <w:t>11</w:t>
             </w:r>
             <w:r>
               <w:rPr>
@@ -2252,7 +2587,7 @@
               <w:lang w:eastAsia="en-ZA"/>
             </w:rPr>
           </w:pPr>
-          <w:hyperlink w:anchor="_Toc240213127" w:history="1">
+          <w:hyperlink w:anchor="_Toc240400486" w:history="1">
             <w:r>
               <w:rPr>
                 <w:rStyle w:val="Hyperlink"/>
@@ -2273,7 +2608,7 @@
                 <w:rStyle w:val="Hyperlink"/>
                 <w:noProof/>
               </w:rPr>
-              <w:t>Feasibility study</w:t>
+              <w:t>Analysis and design of solution</w:t>
             </w:r>
             <w:r>
               <w:rPr>
@@ -2294,7 +2629,7 @@
                 <w:noProof/>
                 <w:webHidden/>
               </w:rPr>
-              <w:instrText xml:space="preserve"> PAGEREF _Toc240213127 \h </w:instrText>
+              <w:instrText xml:space="preserve"> PAGEREF _Toc240400486 \h </w:instrText>
             </w:r>
             <w:r>
               <w:rPr>
@@ -2314,7 +2649,609 @@
                 <w:noProof/>
                 <w:webHidden/>
               </w:rPr>
-              <w:t>10</w:t>
+              <w:t>11</w:t>
+            </w:r>
+            <w:r>
+              <w:rPr>
+                <w:noProof/>
+                <w:webHidden/>
+              </w:rPr>
+              <w:fldChar w:fldCharType="end"/>
+            </w:r>
+          </w:hyperlink>
+        </w:p>
+        <w:p>
+          <w:pPr>
+            <w:pStyle w:val="TOC2"/>
+            <w:tabs>
+              <w:tab w:val="left" w:pos="960"/>
+              <w:tab w:val="right" w:leader="dot" w:pos="9016"/>
+            </w:tabs>
+            <w:rPr>
+              <w:rFonts w:eastAsiaTheme="minorEastAsia"/>
+              <w:noProof/>
+              <w:lang w:eastAsia="en-ZA"/>
+            </w:rPr>
+          </w:pPr>
+          <w:hyperlink w:anchor="_Toc240400487" w:history="1">
+            <w:r>
+              <w:rPr>
+                <w:rStyle w:val="Hyperlink"/>
+                <w:noProof/>
+              </w:rPr>
+              <w:t>5.1.</w:t>
+            </w:r>
+            <w:r>
+              <w:rPr>
+                <w:rFonts w:eastAsiaTheme="minorEastAsia"/>
+                <w:noProof/>
+                <w:lang w:eastAsia="en-ZA"/>
+              </w:rPr>
+              <w:tab/>
+            </w:r>
+            <w:r>
+              <w:rPr>
+                <w:rStyle w:val="Hyperlink"/>
+                <w:noProof/>
+              </w:rPr>
+              <w:t>System design</w:t>
+            </w:r>
+            <w:r>
+              <w:rPr>
+                <w:noProof/>
+                <w:webHidden/>
+              </w:rPr>
+              <w:tab/>
+            </w:r>
+            <w:r>
+              <w:rPr>
+                <w:noProof/>
+                <w:webHidden/>
+              </w:rPr>
+              <w:fldChar w:fldCharType="begin"/>
+            </w:r>
+            <w:r>
+              <w:rPr>
+                <w:noProof/>
+                <w:webHidden/>
+              </w:rPr>
+              <w:instrText xml:space="preserve"> PAGEREF _Toc240400487 \h </w:instrText>
+            </w:r>
+            <w:r>
+              <w:rPr>
+                <w:noProof/>
+                <w:webHidden/>
+              </w:rPr>
+            </w:r>
+            <w:r>
+              <w:rPr>
+                <w:noProof/>
+                <w:webHidden/>
+              </w:rPr>
+              <w:fldChar w:fldCharType="separate"/>
+            </w:r>
+            <w:r>
+              <w:rPr>
+                <w:noProof/>
+                <w:webHidden/>
+              </w:rPr>
+              <w:t>11</w:t>
+            </w:r>
+            <w:r>
+              <w:rPr>
+                <w:noProof/>
+                <w:webHidden/>
+              </w:rPr>
+              <w:fldChar w:fldCharType="end"/>
+            </w:r>
+          </w:hyperlink>
+        </w:p>
+        <w:p>
+          <w:pPr>
+            <w:pStyle w:val="TOC2"/>
+            <w:tabs>
+              <w:tab w:val="left" w:pos="960"/>
+              <w:tab w:val="right" w:leader="dot" w:pos="9016"/>
+            </w:tabs>
+            <w:rPr>
+              <w:rFonts w:eastAsiaTheme="minorEastAsia"/>
+              <w:noProof/>
+              <w:lang w:eastAsia="en-ZA"/>
+            </w:rPr>
+          </w:pPr>
+          <w:hyperlink w:anchor="_Toc240400488" w:history="1">
+            <w:r>
+              <w:rPr>
+                <w:rStyle w:val="Hyperlink"/>
+                <w:noProof/>
+              </w:rPr>
+              <w:t>5.2.</w:t>
+            </w:r>
+            <w:r>
+              <w:rPr>
+                <w:rFonts w:eastAsiaTheme="minorEastAsia"/>
+                <w:noProof/>
+                <w:lang w:eastAsia="en-ZA"/>
+              </w:rPr>
+              <w:tab/>
+            </w:r>
+            <w:r>
+              <w:rPr>
+                <w:rStyle w:val="Hyperlink"/>
+                <w:noProof/>
+              </w:rPr>
+              <w:t>Subsystem design</w:t>
+            </w:r>
+            <w:r>
+              <w:rPr>
+                <w:noProof/>
+                <w:webHidden/>
+              </w:rPr>
+              <w:tab/>
+            </w:r>
+            <w:r>
+              <w:rPr>
+                <w:noProof/>
+                <w:webHidden/>
+              </w:rPr>
+              <w:fldChar w:fldCharType="begin"/>
+            </w:r>
+            <w:r>
+              <w:rPr>
+                <w:noProof/>
+                <w:webHidden/>
+              </w:rPr>
+              <w:instrText xml:space="preserve"> PAGEREF _Toc240400488 \h </w:instrText>
+            </w:r>
+            <w:r>
+              <w:rPr>
+                <w:noProof/>
+                <w:webHidden/>
+              </w:rPr>
+            </w:r>
+            <w:r>
+              <w:rPr>
+                <w:noProof/>
+                <w:webHidden/>
+              </w:rPr>
+              <w:fldChar w:fldCharType="separate"/>
+            </w:r>
+            <w:r>
+              <w:rPr>
+                <w:noProof/>
+                <w:webHidden/>
+              </w:rPr>
+              <w:t>12</w:t>
+            </w:r>
+            <w:r>
+              <w:rPr>
+                <w:noProof/>
+                <w:webHidden/>
+              </w:rPr>
+              <w:fldChar w:fldCharType="end"/>
+            </w:r>
+          </w:hyperlink>
+        </w:p>
+        <w:p>
+          <w:pPr>
+            <w:pStyle w:val="TOC2"/>
+            <w:tabs>
+              <w:tab w:val="left" w:pos="1200"/>
+              <w:tab w:val="right" w:leader="dot" w:pos="9016"/>
+            </w:tabs>
+            <w:rPr>
+              <w:rFonts w:eastAsiaTheme="minorEastAsia"/>
+              <w:noProof/>
+              <w:lang w:eastAsia="en-ZA"/>
+            </w:rPr>
+          </w:pPr>
+          <w:hyperlink w:anchor="_Toc240400489" w:history="1">
+            <w:r>
+              <w:rPr>
+                <w:rStyle w:val="Hyperlink"/>
+                <w:noProof/>
+              </w:rPr>
+              <w:t>5.2.1.</w:t>
+            </w:r>
+            <w:r>
+              <w:rPr>
+                <w:rFonts w:eastAsiaTheme="minorEastAsia"/>
+                <w:noProof/>
+                <w:lang w:eastAsia="en-ZA"/>
+              </w:rPr>
+              <w:tab/>
+            </w:r>
+            <w:r>
+              <w:rPr>
+                <w:rStyle w:val="Hyperlink"/>
+                <w:noProof/>
+              </w:rPr>
+              <w:t>Subsystem 1: Signal Processing layer</w:t>
+            </w:r>
+            <w:r>
+              <w:rPr>
+                <w:noProof/>
+                <w:webHidden/>
+              </w:rPr>
+              <w:tab/>
+            </w:r>
+            <w:r>
+              <w:rPr>
+                <w:noProof/>
+                <w:webHidden/>
+              </w:rPr>
+              <w:fldChar w:fldCharType="begin"/>
+            </w:r>
+            <w:r>
+              <w:rPr>
+                <w:noProof/>
+                <w:webHidden/>
+              </w:rPr>
+              <w:instrText xml:space="preserve"> PAGEREF _Toc240400489 \h </w:instrText>
+            </w:r>
+            <w:r>
+              <w:rPr>
+                <w:noProof/>
+                <w:webHidden/>
+              </w:rPr>
+            </w:r>
+            <w:r>
+              <w:rPr>
+                <w:noProof/>
+                <w:webHidden/>
+              </w:rPr>
+              <w:fldChar w:fldCharType="separate"/>
+            </w:r>
+            <w:r>
+              <w:rPr>
+                <w:noProof/>
+                <w:webHidden/>
+              </w:rPr>
+              <w:t>12</w:t>
+            </w:r>
+            <w:r>
+              <w:rPr>
+                <w:noProof/>
+                <w:webHidden/>
+              </w:rPr>
+              <w:fldChar w:fldCharType="end"/>
+            </w:r>
+          </w:hyperlink>
+        </w:p>
+        <w:p>
+          <w:pPr>
+            <w:pStyle w:val="TOC2"/>
+            <w:tabs>
+              <w:tab w:val="left" w:pos="1200"/>
+              <w:tab w:val="right" w:leader="dot" w:pos="9016"/>
+            </w:tabs>
+            <w:rPr>
+              <w:rFonts w:eastAsiaTheme="minorEastAsia"/>
+              <w:noProof/>
+              <w:lang w:eastAsia="en-ZA"/>
+            </w:rPr>
+          </w:pPr>
+          <w:hyperlink w:anchor="_Toc240400490" w:history="1">
+            <w:r>
+              <w:rPr>
+                <w:rStyle w:val="Hyperlink"/>
+                <w:noProof/>
+              </w:rPr>
+              <w:t>5.2.2.</w:t>
+            </w:r>
+            <w:r>
+              <w:rPr>
+                <w:rFonts w:eastAsiaTheme="minorEastAsia"/>
+                <w:noProof/>
+                <w:lang w:eastAsia="en-ZA"/>
+              </w:rPr>
+              <w:tab/>
+            </w:r>
+            <w:r>
+              <w:rPr>
+                <w:rStyle w:val="Hyperlink"/>
+                <w:noProof/>
+              </w:rPr>
+              <w:t>Subsystem 2: Data Analysis layer</w:t>
+            </w:r>
+            <w:r>
+              <w:rPr>
+                <w:noProof/>
+                <w:webHidden/>
+              </w:rPr>
+              <w:tab/>
+            </w:r>
+            <w:r>
+              <w:rPr>
+                <w:noProof/>
+                <w:webHidden/>
+              </w:rPr>
+              <w:fldChar w:fldCharType="begin"/>
+            </w:r>
+            <w:r>
+              <w:rPr>
+                <w:noProof/>
+                <w:webHidden/>
+              </w:rPr>
+              <w:instrText xml:space="preserve"> PAGEREF _Toc240400490 \h </w:instrText>
+            </w:r>
+            <w:r>
+              <w:rPr>
+                <w:noProof/>
+                <w:webHidden/>
+              </w:rPr>
+            </w:r>
+            <w:r>
+              <w:rPr>
+                <w:noProof/>
+                <w:webHidden/>
+              </w:rPr>
+              <w:fldChar w:fldCharType="separate"/>
+            </w:r>
+            <w:r>
+              <w:rPr>
+                <w:noProof/>
+                <w:webHidden/>
+              </w:rPr>
+              <w:t>14</w:t>
+            </w:r>
+            <w:r>
+              <w:rPr>
+                <w:noProof/>
+                <w:webHidden/>
+              </w:rPr>
+              <w:fldChar w:fldCharType="end"/>
+            </w:r>
+          </w:hyperlink>
+        </w:p>
+        <w:p>
+          <w:pPr>
+            <w:pStyle w:val="TOC2"/>
+            <w:tabs>
+              <w:tab w:val="left" w:pos="1200"/>
+              <w:tab w:val="right" w:leader="dot" w:pos="9016"/>
+            </w:tabs>
+            <w:rPr>
+              <w:rFonts w:eastAsiaTheme="minorEastAsia"/>
+              <w:noProof/>
+              <w:lang w:eastAsia="en-ZA"/>
+            </w:rPr>
+          </w:pPr>
+          <w:hyperlink w:anchor="_Toc240400491" w:history="1">
+            <w:r>
+              <w:rPr>
+                <w:rStyle w:val="Hyperlink"/>
+                <w:noProof/>
+              </w:rPr>
+              <w:t>5.2.3.</w:t>
+            </w:r>
+            <w:r>
+              <w:rPr>
+                <w:rFonts w:eastAsiaTheme="minorEastAsia"/>
+                <w:noProof/>
+                <w:lang w:eastAsia="en-ZA"/>
+              </w:rPr>
+              <w:tab/>
+            </w:r>
+            <w:r>
+              <w:rPr>
+                <w:rStyle w:val="Hyperlink"/>
+                <w:noProof/>
+              </w:rPr>
+              <w:t>Subsystem 3: Alert and response layer</w:t>
+            </w:r>
+            <w:r>
+              <w:rPr>
+                <w:noProof/>
+                <w:webHidden/>
+              </w:rPr>
+              <w:tab/>
+            </w:r>
+            <w:r>
+              <w:rPr>
+                <w:noProof/>
+                <w:webHidden/>
+              </w:rPr>
+              <w:fldChar w:fldCharType="begin"/>
+            </w:r>
+            <w:r>
+              <w:rPr>
+                <w:noProof/>
+                <w:webHidden/>
+              </w:rPr>
+              <w:instrText xml:space="preserve"> PAGEREF _Toc240400491 \h </w:instrText>
+            </w:r>
+            <w:r>
+              <w:rPr>
+                <w:noProof/>
+                <w:webHidden/>
+              </w:rPr>
+            </w:r>
+            <w:r>
+              <w:rPr>
+                <w:noProof/>
+                <w:webHidden/>
+              </w:rPr>
+              <w:fldChar w:fldCharType="separate"/>
+            </w:r>
+            <w:r>
+              <w:rPr>
+                <w:noProof/>
+                <w:webHidden/>
+              </w:rPr>
+              <w:t>17</w:t>
+            </w:r>
+            <w:r>
+              <w:rPr>
+                <w:noProof/>
+                <w:webHidden/>
+              </w:rPr>
+              <w:fldChar w:fldCharType="end"/>
+            </w:r>
+          </w:hyperlink>
+        </w:p>
+        <w:p>
+          <w:pPr>
+            <w:pStyle w:val="TOC2"/>
+            <w:tabs>
+              <w:tab w:val="left" w:pos="960"/>
+              <w:tab w:val="right" w:leader="dot" w:pos="9016"/>
+            </w:tabs>
+            <w:rPr>
+              <w:rFonts w:eastAsiaTheme="minorEastAsia"/>
+              <w:noProof/>
+              <w:lang w:eastAsia="en-ZA"/>
+            </w:rPr>
+          </w:pPr>
+          <w:hyperlink w:anchor="_Toc240400492" w:history="1">
+            <w:r>
+              <w:rPr>
+                <w:rStyle w:val="Hyperlink"/>
+                <w:noProof/>
+              </w:rPr>
+              <w:t>5.3.</w:t>
+            </w:r>
+            <w:r>
+              <w:rPr>
+                <w:rFonts w:eastAsiaTheme="minorEastAsia"/>
+                <w:noProof/>
+                <w:lang w:eastAsia="en-ZA"/>
+              </w:rPr>
+              <w:tab/>
+            </w:r>
+            <w:r>
+              <w:rPr>
+                <w:rStyle w:val="Hyperlink"/>
+                <w:noProof/>
+              </w:rPr>
+              <w:t>Target/Performance metrics</w:t>
+            </w:r>
+            <w:r>
+              <w:rPr>
+                <w:noProof/>
+                <w:webHidden/>
+              </w:rPr>
+              <w:tab/>
+            </w:r>
+            <w:r>
+              <w:rPr>
+                <w:noProof/>
+                <w:webHidden/>
+              </w:rPr>
+              <w:fldChar w:fldCharType="begin"/>
+            </w:r>
+            <w:r>
+              <w:rPr>
+                <w:noProof/>
+                <w:webHidden/>
+              </w:rPr>
+              <w:instrText xml:space="preserve"> PAGEREF _Toc240400492 \h </w:instrText>
+            </w:r>
+            <w:r>
+              <w:rPr>
+                <w:noProof/>
+                <w:webHidden/>
+              </w:rPr>
+            </w:r>
+            <w:r>
+              <w:rPr>
+                <w:noProof/>
+                <w:webHidden/>
+              </w:rPr>
+              <w:fldChar w:fldCharType="separate"/>
+            </w:r>
+            <w:r>
+              <w:rPr>
+                <w:noProof/>
+                <w:webHidden/>
+              </w:rPr>
+              <w:t>19</w:t>
+            </w:r>
+            <w:r>
+              <w:rPr>
+                <w:noProof/>
+                <w:webHidden/>
+              </w:rPr>
+              <w:fldChar w:fldCharType="end"/>
+            </w:r>
+          </w:hyperlink>
+        </w:p>
+        <w:p>
+          <w:pPr>
+            <w:pStyle w:val="TOC2"/>
+            <w:tabs>
+              <w:tab w:val="left" w:pos="960"/>
+              <w:tab w:val="right" w:leader="dot" w:pos="9016"/>
+            </w:tabs>
+            <w:rPr>
+              <w:rFonts w:eastAsiaTheme="minorEastAsia"/>
+              <w:noProof/>
+              <w:lang w:eastAsia="en-ZA"/>
+            </w:rPr>
+          </w:pPr>
+          <w:hyperlink w:anchor="_Toc240400493" w:history="1">
+            <w:r>
+              <w:rPr>
+                <w:rStyle w:val="Hyperlink"/>
+                <w:noProof/>
+              </w:rPr>
+              <w:t>5.4.</w:t>
+            </w:r>
+            <w:r>
+              <w:rPr>
+                <w:rFonts w:eastAsiaTheme="minorEastAsia"/>
+                <w:noProof/>
+                <w:lang w:eastAsia="en-ZA"/>
+              </w:rPr>
+              <w:tab/>
+            </w:r>
+            <w:r>
+              <w:rPr>
+                <w:rStyle w:val="Hyperlink"/>
+                <w:noProof/>
+              </w:rPr>
+              <w:t>Feasibility of system</w:t>
+            </w:r>
+            <w:r>
+              <w:rPr>
+                <w:noProof/>
+                <w:webHidden/>
+              </w:rPr>
+              <w:tab/>
+            </w:r>
+            <w:r>
+              <w:rPr>
+                <w:noProof/>
+                <w:webHidden/>
+              </w:rPr>
+              <w:fldChar w:fldCharType="begin"/>
+            </w:r>
+            <w:r>
+              <w:rPr>
+                <w:noProof/>
+                <w:webHidden/>
+              </w:rPr>
+              <w:instrText xml:space="preserve"> PAGEREF _Toc240400493 \h </w:instrText>
+            </w:r>
+            <w:r>
+              <w:rPr>
+                <w:noProof/>
+                <w:webHidden/>
+              </w:rPr>
+            </w:r>
+            <w:r>
+              <w:rPr>
+                <w:noProof/>
+                <w:webHidden/>
+              </w:rPr>
+              <w:fldChar w:fldCharType="separate"/>
+            </w:r>
+            <w:r>
+              <w:rPr>
+                <w:noProof/>
+                <w:webHidden/>
+              </w:rPr>
+              <w:t>19</w:t>
             </w:r>
             <w:r>
               <w:rPr>
@@ -2338,7 +3275,7 @@
               <w:lang w:eastAsia="en-ZA"/>
             </w:rPr>
           </w:pPr>
-          <w:hyperlink w:anchor="_Toc240213128" w:history="1">
+          <w:hyperlink w:anchor="_Toc240400494" w:history="1">
             <w:r>
               <w:rPr>
                 <w:rStyle w:val="Hyperlink"/>
@@ -2359,7 +3296,7 @@
                 <w:rStyle w:val="Hyperlink"/>
                 <w:noProof/>
               </w:rPr>
-              <w:t>Analysis and design of solution</w:t>
+              <w:t>Overview of progress</w:t>
             </w:r>
             <w:r>
               <w:rPr>
@@ -2380,7 +3317,7 @@
                 <w:noProof/>
                 <w:webHidden/>
               </w:rPr>
-              <w:instrText xml:space="preserve"> PAGEREF _Toc240213128 \h </w:instrText>
+              <w:instrText xml:space="preserve"> PAGEREF _Toc240400494 \h </w:instrText>
             </w:r>
             <w:r>
               <w:rPr>
@@ -2400,789 +3337,7 @@
                 <w:noProof/>
                 <w:webHidden/>
               </w:rPr>
-              <w:t>11</w:t>
-            </w:r>
-            <w:r>
-              <w:rPr>
-                <w:noProof/>
-                <w:webHidden/>
-              </w:rPr>
-              <w:fldChar w:fldCharType="end"/>
-            </w:r>
-          </w:hyperlink>
-        </w:p>
-        <w:p>
-          <w:pPr>
-            <w:pStyle w:val="TOC2"/>
-            <w:tabs>
-              <w:tab w:val="left" w:pos="960"/>
-              <w:tab w:val="right" w:leader="dot" w:pos="9016"/>
-            </w:tabs>
-            <w:rPr>
-              <w:rFonts w:eastAsiaTheme="minorEastAsia"/>
-              <w:noProof/>
-              <w:lang w:eastAsia="en-ZA"/>
-            </w:rPr>
-          </w:pPr>
-          <w:hyperlink w:anchor="_Toc240213129" w:history="1">
-            <w:r>
-              <w:rPr>
-                <w:rStyle w:val="Hyperlink"/>
-                <w:noProof/>
-              </w:rPr>
-              <w:t>6.1.</w:t>
-            </w:r>
-            <w:r>
-              <w:rPr>
-                <w:rFonts w:eastAsiaTheme="minorEastAsia"/>
-                <w:noProof/>
-                <w:lang w:eastAsia="en-ZA"/>
-              </w:rPr>
-              <w:tab/>
-            </w:r>
-            <w:r>
-              <w:rPr>
-                <w:rStyle w:val="Hyperlink"/>
-                <w:noProof/>
-              </w:rPr>
-              <w:t>System design</w:t>
-            </w:r>
-            <w:r>
-              <w:rPr>
-                <w:noProof/>
-                <w:webHidden/>
-              </w:rPr>
-              <w:tab/>
-            </w:r>
-            <w:r>
-              <w:rPr>
-                <w:noProof/>
-                <w:webHidden/>
-              </w:rPr>
-              <w:fldChar w:fldCharType="begin"/>
-            </w:r>
-            <w:r>
-              <w:rPr>
-                <w:noProof/>
-                <w:webHidden/>
-              </w:rPr>
-              <w:instrText xml:space="preserve"> PAGEREF _Toc240213129 \h </w:instrText>
-            </w:r>
-            <w:r>
-              <w:rPr>
-                <w:noProof/>
-                <w:webHidden/>
-              </w:rPr>
-            </w:r>
-            <w:r>
-              <w:rPr>
-                <w:noProof/>
-                <w:webHidden/>
-              </w:rPr>
-              <w:fldChar w:fldCharType="separate"/>
-            </w:r>
-            <w:r>
-              <w:rPr>
-                <w:noProof/>
-                <w:webHidden/>
-              </w:rPr>
-              <w:t>11</w:t>
-            </w:r>
-            <w:r>
-              <w:rPr>
-                <w:noProof/>
-                <w:webHidden/>
-              </w:rPr>
-              <w:fldChar w:fldCharType="end"/>
-            </w:r>
-          </w:hyperlink>
-        </w:p>
-        <w:p>
-          <w:pPr>
-            <w:pStyle w:val="TOC2"/>
-            <w:tabs>
-              <w:tab w:val="left" w:pos="960"/>
-              <w:tab w:val="right" w:leader="dot" w:pos="9016"/>
-            </w:tabs>
-            <w:rPr>
-              <w:rFonts w:eastAsiaTheme="minorEastAsia"/>
-              <w:noProof/>
-              <w:lang w:eastAsia="en-ZA"/>
-            </w:rPr>
-          </w:pPr>
-          <w:hyperlink w:anchor="_Toc240213130" w:history="1">
-            <w:r>
-              <w:rPr>
-                <w:rStyle w:val="Hyperlink"/>
-                <w:noProof/>
-              </w:rPr>
-              <w:t>6.2.</w:t>
-            </w:r>
-            <w:r>
-              <w:rPr>
-                <w:rFonts w:eastAsiaTheme="minorEastAsia"/>
-                <w:noProof/>
-                <w:lang w:eastAsia="en-ZA"/>
-              </w:rPr>
-              <w:tab/>
-            </w:r>
-            <w:r>
-              <w:rPr>
-                <w:rStyle w:val="Hyperlink"/>
-                <w:noProof/>
-              </w:rPr>
-              <w:t>Subsystem design</w:t>
-            </w:r>
-            <w:r>
-              <w:rPr>
-                <w:noProof/>
-                <w:webHidden/>
-              </w:rPr>
-              <w:tab/>
-            </w:r>
-            <w:r>
-              <w:rPr>
-                <w:noProof/>
-                <w:webHidden/>
-              </w:rPr>
-              <w:fldChar w:fldCharType="begin"/>
-            </w:r>
-            <w:r>
-              <w:rPr>
-                <w:noProof/>
-                <w:webHidden/>
-              </w:rPr>
-              <w:instrText xml:space="preserve"> PAGEREF _Toc240213130 \h </w:instrText>
-            </w:r>
-            <w:r>
-              <w:rPr>
-                <w:noProof/>
-                <w:webHidden/>
-              </w:rPr>
-            </w:r>
-            <w:r>
-              <w:rPr>
-                <w:noProof/>
-                <w:webHidden/>
-              </w:rPr>
-              <w:fldChar w:fldCharType="separate"/>
-            </w:r>
-            <w:r>
-              <w:rPr>
-                <w:noProof/>
-                <w:webHidden/>
-              </w:rPr>
-              <w:t>11</w:t>
-            </w:r>
-            <w:r>
-              <w:rPr>
-                <w:noProof/>
-                <w:webHidden/>
-              </w:rPr>
-              <w:fldChar w:fldCharType="end"/>
-            </w:r>
-          </w:hyperlink>
-        </w:p>
-        <w:p>
-          <w:pPr>
-            <w:pStyle w:val="TOC2"/>
-            <w:tabs>
-              <w:tab w:val="left" w:pos="1200"/>
-              <w:tab w:val="right" w:leader="dot" w:pos="9016"/>
-            </w:tabs>
-            <w:rPr>
-              <w:rFonts w:eastAsiaTheme="minorEastAsia"/>
-              <w:noProof/>
-              <w:lang w:eastAsia="en-ZA"/>
-            </w:rPr>
-          </w:pPr>
-          <w:hyperlink w:anchor="_Toc240213131" w:history="1">
-            <w:r>
-              <w:rPr>
-                <w:rStyle w:val="Hyperlink"/>
-                <w:noProof/>
-              </w:rPr>
-              <w:t>6.2.1.</w:t>
-            </w:r>
-            <w:r>
-              <w:rPr>
-                <w:rFonts w:eastAsiaTheme="minorEastAsia"/>
-                <w:noProof/>
-                <w:lang w:eastAsia="en-ZA"/>
-              </w:rPr>
-              <w:tab/>
-            </w:r>
-            <w:r>
-              <w:rPr>
-                <w:rStyle w:val="Hyperlink"/>
-                <w:noProof/>
-              </w:rPr>
-              <w:t>Subsystem 1: Signal Processing layer</w:t>
-            </w:r>
-            <w:r>
-              <w:rPr>
-                <w:noProof/>
-                <w:webHidden/>
-              </w:rPr>
-              <w:tab/>
-            </w:r>
-            <w:r>
-              <w:rPr>
-                <w:noProof/>
-                <w:webHidden/>
-              </w:rPr>
-              <w:fldChar w:fldCharType="begin"/>
-            </w:r>
-            <w:r>
-              <w:rPr>
-                <w:noProof/>
-                <w:webHidden/>
-              </w:rPr>
-              <w:instrText xml:space="preserve"> PAGEREF _Toc240213131 \h </w:instrText>
-            </w:r>
-            <w:r>
-              <w:rPr>
-                <w:noProof/>
-                <w:webHidden/>
-              </w:rPr>
-            </w:r>
-            <w:r>
-              <w:rPr>
-                <w:noProof/>
-                <w:webHidden/>
-              </w:rPr>
-              <w:fldChar w:fldCharType="separate"/>
-            </w:r>
-            <w:r>
-              <w:rPr>
-                <w:noProof/>
-                <w:webHidden/>
-              </w:rPr>
-              <w:t>11</w:t>
-            </w:r>
-            <w:r>
-              <w:rPr>
-                <w:noProof/>
-                <w:webHidden/>
-              </w:rPr>
-              <w:fldChar w:fldCharType="end"/>
-            </w:r>
-          </w:hyperlink>
-        </w:p>
-        <w:p>
-          <w:pPr>
-            <w:pStyle w:val="TOC2"/>
-            <w:tabs>
-              <w:tab w:val="left" w:pos="1200"/>
-              <w:tab w:val="right" w:leader="dot" w:pos="9016"/>
-            </w:tabs>
-            <w:rPr>
-              <w:rFonts w:eastAsiaTheme="minorEastAsia"/>
-              <w:noProof/>
-              <w:lang w:eastAsia="en-ZA"/>
-            </w:rPr>
-          </w:pPr>
-          <w:hyperlink w:anchor="_Toc240213132" w:history="1">
-            <w:r>
-              <w:rPr>
-                <w:rStyle w:val="Hyperlink"/>
-                <w:noProof/>
-              </w:rPr>
-              <w:t>6.2.2.</w:t>
-            </w:r>
-            <w:r>
-              <w:rPr>
-                <w:rFonts w:eastAsiaTheme="minorEastAsia"/>
-                <w:noProof/>
-                <w:lang w:eastAsia="en-ZA"/>
-              </w:rPr>
-              <w:tab/>
-            </w:r>
-            <w:r>
-              <w:rPr>
-                <w:rStyle w:val="Hyperlink"/>
-                <w:noProof/>
-              </w:rPr>
-              <w:t>Subsystem 2: Data Analysis layer</w:t>
-            </w:r>
-            <w:r>
-              <w:rPr>
-                <w:noProof/>
-                <w:webHidden/>
-              </w:rPr>
-              <w:tab/>
-            </w:r>
-            <w:r>
-              <w:rPr>
-                <w:noProof/>
-                <w:webHidden/>
-              </w:rPr>
-              <w:fldChar w:fldCharType="begin"/>
-            </w:r>
-            <w:r>
-              <w:rPr>
-                <w:noProof/>
-                <w:webHidden/>
-              </w:rPr>
-              <w:instrText xml:space="preserve"> PAGEREF _Toc240213132 \h </w:instrText>
-            </w:r>
-            <w:r>
-              <w:rPr>
-                <w:noProof/>
-                <w:webHidden/>
-              </w:rPr>
-            </w:r>
-            <w:r>
-              <w:rPr>
-                <w:noProof/>
-                <w:webHidden/>
-              </w:rPr>
-              <w:fldChar w:fldCharType="separate"/>
-            </w:r>
-            <w:r>
-              <w:rPr>
-                <w:noProof/>
-                <w:webHidden/>
-              </w:rPr>
-              <w:t>11</w:t>
-            </w:r>
-            <w:r>
-              <w:rPr>
-                <w:noProof/>
-                <w:webHidden/>
-              </w:rPr>
-              <w:fldChar w:fldCharType="end"/>
-            </w:r>
-          </w:hyperlink>
-        </w:p>
-        <w:p>
-          <w:pPr>
-            <w:pStyle w:val="TOC2"/>
-            <w:tabs>
-              <w:tab w:val="left" w:pos="1200"/>
-              <w:tab w:val="right" w:leader="dot" w:pos="9016"/>
-            </w:tabs>
-            <w:rPr>
-              <w:rFonts w:eastAsiaTheme="minorEastAsia"/>
-              <w:noProof/>
-              <w:lang w:eastAsia="en-ZA"/>
-            </w:rPr>
-          </w:pPr>
-          <w:hyperlink w:anchor="_Toc240213133" w:history="1">
-            <w:r>
-              <w:rPr>
-                <w:rStyle w:val="Hyperlink"/>
-                <w:noProof/>
-              </w:rPr>
-              <w:t>6.2.3.</w:t>
-            </w:r>
-            <w:r>
-              <w:rPr>
-                <w:rFonts w:eastAsiaTheme="minorEastAsia"/>
-                <w:noProof/>
-                <w:lang w:eastAsia="en-ZA"/>
-              </w:rPr>
-              <w:tab/>
-            </w:r>
-            <w:r>
-              <w:rPr>
-                <w:rStyle w:val="Hyperlink"/>
-                <w:noProof/>
-              </w:rPr>
-              <w:t>Subsystem 3: Alert system</w:t>
-            </w:r>
-            <w:r>
-              <w:rPr>
-                <w:noProof/>
-                <w:webHidden/>
-              </w:rPr>
-              <w:tab/>
-            </w:r>
-            <w:r>
-              <w:rPr>
-                <w:noProof/>
-                <w:webHidden/>
-              </w:rPr>
-              <w:fldChar w:fldCharType="begin"/>
-            </w:r>
-            <w:r>
-              <w:rPr>
-                <w:noProof/>
-                <w:webHidden/>
-              </w:rPr>
-              <w:instrText xml:space="preserve"> PAGEREF _Toc240213133 \h </w:instrText>
-            </w:r>
-            <w:r>
-              <w:rPr>
-                <w:noProof/>
-                <w:webHidden/>
-              </w:rPr>
-            </w:r>
-            <w:r>
-              <w:rPr>
-                <w:noProof/>
-                <w:webHidden/>
-              </w:rPr>
-              <w:fldChar w:fldCharType="separate"/>
-            </w:r>
-            <w:r>
-              <w:rPr>
-                <w:noProof/>
-                <w:webHidden/>
-              </w:rPr>
-              <w:t>12</w:t>
-            </w:r>
-            <w:r>
-              <w:rPr>
-                <w:noProof/>
-                <w:webHidden/>
-              </w:rPr>
-              <w:fldChar w:fldCharType="end"/>
-            </w:r>
-          </w:hyperlink>
-        </w:p>
-        <w:p>
-          <w:pPr>
-            <w:pStyle w:val="TOC2"/>
-            <w:tabs>
-              <w:tab w:val="left" w:pos="960"/>
-              <w:tab w:val="right" w:leader="dot" w:pos="9016"/>
-            </w:tabs>
-            <w:rPr>
-              <w:rFonts w:eastAsiaTheme="minorEastAsia"/>
-              <w:noProof/>
-              <w:lang w:eastAsia="en-ZA"/>
-            </w:rPr>
-          </w:pPr>
-          <w:hyperlink w:anchor="_Toc240213134" w:history="1">
-            <w:r>
-              <w:rPr>
-                <w:rStyle w:val="Hyperlink"/>
-                <w:noProof/>
-                <w:highlight w:val="yellow"/>
-              </w:rPr>
-              <w:t>6.3.</w:t>
-            </w:r>
-            <w:r>
-              <w:rPr>
-                <w:rFonts w:eastAsiaTheme="minorEastAsia"/>
-                <w:noProof/>
-                <w:lang w:eastAsia="en-ZA"/>
-              </w:rPr>
-              <w:tab/>
-            </w:r>
-            <w:r>
-              <w:rPr>
-                <w:rStyle w:val="Hyperlink"/>
-                <w:noProof/>
-                <w:highlight w:val="yellow"/>
-              </w:rPr>
-              <w:t>Target/Performance metrics</w:t>
-            </w:r>
-            <w:r>
-              <w:rPr>
-                <w:noProof/>
-                <w:webHidden/>
-              </w:rPr>
-              <w:tab/>
-            </w:r>
-            <w:r>
-              <w:rPr>
-                <w:noProof/>
-                <w:webHidden/>
-              </w:rPr>
-              <w:fldChar w:fldCharType="begin"/>
-            </w:r>
-            <w:r>
-              <w:rPr>
-                <w:noProof/>
-                <w:webHidden/>
-              </w:rPr>
-              <w:instrText xml:space="preserve"> PAGEREF _Toc240213134 \h </w:instrText>
-            </w:r>
-            <w:r>
-              <w:rPr>
-                <w:noProof/>
-                <w:webHidden/>
-              </w:rPr>
-            </w:r>
-            <w:r>
-              <w:rPr>
-                <w:noProof/>
-                <w:webHidden/>
-              </w:rPr>
-              <w:fldChar w:fldCharType="separate"/>
-            </w:r>
-            <w:r>
-              <w:rPr>
-                <w:noProof/>
-                <w:webHidden/>
-              </w:rPr>
-              <w:t>12</w:t>
-            </w:r>
-            <w:r>
-              <w:rPr>
-                <w:noProof/>
-                <w:webHidden/>
-              </w:rPr>
-              <w:fldChar w:fldCharType="end"/>
-            </w:r>
-          </w:hyperlink>
-        </w:p>
-        <w:p>
-          <w:pPr>
-            <w:pStyle w:val="TOC2"/>
-            <w:tabs>
-              <w:tab w:val="left" w:pos="960"/>
-              <w:tab w:val="right" w:leader="dot" w:pos="9016"/>
-            </w:tabs>
-            <w:rPr>
-              <w:rFonts w:eastAsiaTheme="minorEastAsia"/>
-              <w:noProof/>
-              <w:lang w:eastAsia="en-ZA"/>
-            </w:rPr>
-          </w:pPr>
-          <w:hyperlink w:anchor="_Toc240213135" w:history="1">
-            <w:r>
-              <w:rPr>
-                <w:rStyle w:val="Hyperlink"/>
-                <w:noProof/>
-                <w:highlight w:val="yellow"/>
-              </w:rPr>
-              <w:t>6.4.</w:t>
-            </w:r>
-            <w:r>
-              <w:rPr>
-                <w:rFonts w:eastAsiaTheme="minorEastAsia"/>
-                <w:noProof/>
-                <w:lang w:eastAsia="en-ZA"/>
-              </w:rPr>
-              <w:tab/>
-            </w:r>
-            <w:r>
-              <w:rPr>
-                <w:rStyle w:val="Hyperlink"/>
-                <w:noProof/>
-                <w:highlight w:val="yellow"/>
-              </w:rPr>
-              <w:t>Preliminary Testing</w:t>
-            </w:r>
-            <w:r>
-              <w:rPr>
-                <w:noProof/>
-                <w:webHidden/>
-              </w:rPr>
-              <w:tab/>
-            </w:r>
-            <w:r>
-              <w:rPr>
-                <w:noProof/>
-                <w:webHidden/>
-              </w:rPr>
-              <w:fldChar w:fldCharType="begin"/>
-            </w:r>
-            <w:r>
-              <w:rPr>
-                <w:noProof/>
-                <w:webHidden/>
-              </w:rPr>
-              <w:instrText xml:space="preserve"> PAGEREF _Toc240213135 \h </w:instrText>
-            </w:r>
-            <w:r>
-              <w:rPr>
-                <w:noProof/>
-                <w:webHidden/>
-              </w:rPr>
-            </w:r>
-            <w:r>
-              <w:rPr>
-                <w:noProof/>
-                <w:webHidden/>
-              </w:rPr>
-              <w:fldChar w:fldCharType="separate"/>
-            </w:r>
-            <w:r>
-              <w:rPr>
-                <w:noProof/>
-                <w:webHidden/>
-              </w:rPr>
-              <w:t>12</w:t>
-            </w:r>
-            <w:r>
-              <w:rPr>
-                <w:noProof/>
-                <w:webHidden/>
-              </w:rPr>
-              <w:fldChar w:fldCharType="end"/>
-            </w:r>
-          </w:hyperlink>
-        </w:p>
-        <w:p>
-          <w:pPr>
-            <w:pStyle w:val="TOC2"/>
-            <w:tabs>
-              <w:tab w:val="left" w:pos="1200"/>
-              <w:tab w:val="right" w:leader="dot" w:pos="9016"/>
-            </w:tabs>
-            <w:rPr>
-              <w:rFonts w:eastAsiaTheme="minorEastAsia"/>
-              <w:noProof/>
-              <w:lang w:eastAsia="en-ZA"/>
-            </w:rPr>
-          </w:pPr>
-          <w:hyperlink w:anchor="_Toc240213136" w:history="1">
-            <w:r>
-              <w:rPr>
-                <w:rStyle w:val="Hyperlink"/>
-                <w:noProof/>
-                <w:highlight w:val="yellow"/>
-              </w:rPr>
-              <w:t>6.4.1.</w:t>
-            </w:r>
-            <w:r>
-              <w:rPr>
-                <w:rFonts w:eastAsiaTheme="minorEastAsia"/>
-                <w:noProof/>
-                <w:lang w:eastAsia="en-ZA"/>
-              </w:rPr>
-              <w:tab/>
-            </w:r>
-            <w:r>
-              <w:rPr>
-                <w:rStyle w:val="Hyperlink"/>
-                <w:noProof/>
-                <w:highlight w:val="yellow"/>
-              </w:rPr>
-              <w:t>Preliminary testing methods</w:t>
-            </w:r>
-            <w:r>
-              <w:rPr>
-                <w:noProof/>
-                <w:webHidden/>
-              </w:rPr>
-              <w:tab/>
-            </w:r>
-            <w:r>
-              <w:rPr>
-                <w:noProof/>
-                <w:webHidden/>
-              </w:rPr>
-              <w:fldChar w:fldCharType="begin"/>
-            </w:r>
-            <w:r>
-              <w:rPr>
-                <w:noProof/>
-                <w:webHidden/>
-              </w:rPr>
-              <w:instrText xml:space="preserve"> PAGEREF _Toc240213136 \h </w:instrText>
-            </w:r>
-            <w:r>
-              <w:rPr>
-                <w:noProof/>
-                <w:webHidden/>
-              </w:rPr>
-            </w:r>
-            <w:r>
-              <w:rPr>
-                <w:noProof/>
-                <w:webHidden/>
-              </w:rPr>
-              <w:fldChar w:fldCharType="separate"/>
-            </w:r>
-            <w:r>
-              <w:rPr>
-                <w:noProof/>
-                <w:webHidden/>
-              </w:rPr>
-              <w:t>12</w:t>
-            </w:r>
-            <w:r>
-              <w:rPr>
-                <w:noProof/>
-                <w:webHidden/>
-              </w:rPr>
-              <w:fldChar w:fldCharType="end"/>
-            </w:r>
-          </w:hyperlink>
-        </w:p>
-        <w:p>
-          <w:pPr>
-            <w:pStyle w:val="TOC2"/>
-            <w:tabs>
-              <w:tab w:val="left" w:pos="1200"/>
-              <w:tab w:val="right" w:leader="dot" w:pos="9016"/>
-            </w:tabs>
-            <w:rPr>
-              <w:rFonts w:eastAsiaTheme="minorEastAsia"/>
-              <w:noProof/>
-              <w:lang w:eastAsia="en-ZA"/>
-            </w:rPr>
-          </w:pPr>
-          <w:hyperlink w:anchor="_Toc240213137" w:history="1">
-            <w:r>
-              <w:rPr>
-                <w:rStyle w:val="Hyperlink"/>
-                <w:noProof/>
-                <w:highlight w:val="yellow"/>
-              </w:rPr>
-              <w:t>6.4.2.</w:t>
-            </w:r>
-            <w:r>
-              <w:rPr>
-                <w:rFonts w:eastAsiaTheme="minorEastAsia"/>
-                <w:noProof/>
-                <w:lang w:eastAsia="en-ZA"/>
-              </w:rPr>
-              <w:tab/>
-            </w:r>
-            <w:r>
-              <w:rPr>
-                <w:rStyle w:val="Hyperlink"/>
-                <w:noProof/>
-                <w:highlight w:val="yellow"/>
-              </w:rPr>
-              <w:t>Preliminary testing results</w:t>
-            </w:r>
-            <w:r>
-              <w:rPr>
-                <w:noProof/>
-                <w:webHidden/>
-              </w:rPr>
-              <w:tab/>
-            </w:r>
-            <w:r>
-              <w:rPr>
-                <w:noProof/>
-                <w:webHidden/>
-              </w:rPr>
-              <w:fldChar w:fldCharType="begin"/>
-            </w:r>
-            <w:r>
-              <w:rPr>
-                <w:noProof/>
-                <w:webHidden/>
-              </w:rPr>
-              <w:instrText xml:space="preserve"> PAGEREF _Toc240213137 \h </w:instrText>
-            </w:r>
-            <w:r>
-              <w:rPr>
-                <w:noProof/>
-                <w:webHidden/>
-              </w:rPr>
-            </w:r>
-            <w:r>
-              <w:rPr>
-                <w:noProof/>
-                <w:webHidden/>
-              </w:rPr>
-              <w:fldChar w:fldCharType="separate"/>
-            </w:r>
-            <w:r>
-              <w:rPr>
-                <w:noProof/>
-                <w:webHidden/>
-              </w:rPr>
-              <w:t>12</w:t>
+              <w:t>21</w:t>
             </w:r>
             <w:r>
               <w:rPr>
@@ -3206,7 +3361,7 @@
               <w:lang w:eastAsia="en-ZA"/>
             </w:rPr>
           </w:pPr>
-          <w:hyperlink w:anchor="_Toc240213138" w:history="1">
+          <w:hyperlink w:anchor="_Toc240400495" w:history="1">
             <w:r>
               <w:rPr>
                 <w:rStyle w:val="Hyperlink"/>
@@ -3227,7 +3382,7 @@
                 <w:rStyle w:val="Hyperlink"/>
                 <w:noProof/>
               </w:rPr>
-              <w:t>Overview of progress</w:t>
+              <w:t>Conclusion</w:t>
             </w:r>
             <w:r>
               <w:rPr>
@@ -3248,7 +3403,7 @@
                 <w:noProof/>
                 <w:webHidden/>
               </w:rPr>
-              <w:instrText xml:space="preserve"> PAGEREF _Toc240213138 \h </w:instrText>
+              <w:instrText xml:space="preserve"> PAGEREF _Toc240400495 \h </w:instrText>
             </w:r>
             <w:r>
               <w:rPr>
@@ -3268,7 +3423,7 @@
                 <w:noProof/>
                 <w:webHidden/>
               </w:rPr>
-              <w:t>12</w:t>
+              <w:t>21</w:t>
             </w:r>
             <w:r>
               <w:rPr>
@@ -3292,12 +3447,11 @@
               <w:lang w:eastAsia="en-ZA"/>
             </w:rPr>
           </w:pPr>
-          <w:hyperlink w:anchor="_Toc240213139" w:history="1">
+          <w:hyperlink w:anchor="_Toc240400496" w:history="1">
             <w:r>
               <w:rPr>
                 <w:rStyle w:val="Hyperlink"/>
                 <w:noProof/>
-                <w:highlight w:val="yellow"/>
               </w:rPr>
               <w:t>8.</w:t>
             </w:r>
@@ -3313,9 +3467,8 @@
               <w:rPr>
                 <w:rStyle w:val="Hyperlink"/>
                 <w:noProof/>
-                <w:highlight w:val="yellow"/>
-              </w:rPr>
-              <w:t>Conclusion</w:t>
+              </w:rPr>
+              <w:t>References</w:t>
             </w:r>
             <w:r>
               <w:rPr>
@@ -3336,7 +3489,7 @@
                 <w:noProof/>
                 <w:webHidden/>
               </w:rPr>
-              <w:instrText xml:space="preserve"> PAGEREF _Toc240213139 \h </w:instrText>
+              <w:instrText xml:space="preserve"> PAGEREF _Toc240400496 \h </w:instrText>
             </w:r>
             <w:r>
               <w:rPr>
@@ -3356,7 +3509,7 @@
                 <w:noProof/>
                 <w:webHidden/>
               </w:rPr>
-              <w:t>13</w:t>
+              <w:t>22</w:t>
             </w:r>
             <w:r>
               <w:rPr>
@@ -3371,7 +3524,6 @@
           <w:pPr>
             <w:pStyle w:val="TOC1"/>
             <w:tabs>
-              <w:tab w:val="left" w:pos="480"/>
               <w:tab w:val="right" w:leader="dot" w:pos="9016"/>
             </w:tabs>
             <w:rPr>
@@ -3380,38 +3532,23 @@
               <w:lang w:eastAsia="en-ZA"/>
             </w:rPr>
           </w:pPr>
-          <w:hyperlink w:anchor="_Toc240213140" w:history="1">
+          <w:hyperlink w:anchor="_Toc240400497" w:history="1">
             <w:r>
               <w:rPr>
                 <w:rStyle w:val="Hyperlink"/>
                 <w:noProof/>
               </w:rPr>
-              <w:t>9.</w:t>
-            </w:r>
-            <w:r>
-              <w:rPr>
-                <w:rFonts w:eastAsiaTheme="minorEastAsia"/>
-                <w:noProof/>
-                <w:lang w:eastAsia="en-ZA"/>
+              <w:t>APPENDIX A</w:t>
+            </w:r>
+            <w:r>
+              <w:rPr>
+                <w:noProof/>
+                <w:webHidden/>
               </w:rPr>
               <w:tab/>
             </w:r>
             <w:r>
               <w:rPr>
-                <w:rStyle w:val="Hyperlink"/>
-                <w:noProof/>
-              </w:rPr>
-              <w:t>References</w:t>
-            </w:r>
-            <w:r>
-              <w:rPr>
-                <w:noProof/>
-                <w:webHidden/>
-              </w:rPr>
-              <w:tab/>
-            </w:r>
-            <w:r>
-              <w:rPr>
                 <w:noProof/>
                 <w:webHidden/>
               </w:rPr>
@@ -3422,7 +3559,7 @@
                 <w:noProof/>
                 <w:webHidden/>
               </w:rPr>
-              <w:instrText xml:space="preserve"> PAGEREF _Toc240213140 \h </w:instrText>
+              <w:instrText xml:space="preserve"> PAGEREF _Toc240400497 \h </w:instrText>
             </w:r>
             <w:r>
               <w:rPr>
@@ -3442,7 +3579,7 @@
                 <w:noProof/>
                 <w:webHidden/>
               </w:rPr>
-              <w:t>13</w:t>
+              <w:t>25</w:t>
             </w:r>
             <w:r>
               <w:rPr>
@@ -3472,12 +3609,14 @@
           <w:rFonts w:eastAsia="Times New Roman"/>
         </w:rPr>
       </w:pPr>
+      <w:bookmarkStart w:id="3" w:name="_Toc240400472"/>
       <w:r>
         <w:rPr>
           <w:rFonts w:eastAsia="Times New Roman"/>
         </w:rPr>
         <w:t>Table of figures</w:t>
       </w:r>
+      <w:bookmarkEnd w:id="3"/>
     </w:p>
     <w:p>
       <w:pPr>
@@ -3486,7 +3625,9 @@
           <w:tab w:val="right" w:leader="dot" w:pos="9016"/>
         </w:tabs>
         <w:rPr>
+          <w:rFonts w:eastAsiaTheme="minorEastAsia"/>
           <w:noProof/>
+          <w:lang w:eastAsia="en-ZA"/>
         </w:rPr>
       </w:pPr>
       <w:r>
@@ -3498,7 +3639,7 @@
       <w:r>
         <w:fldChar w:fldCharType="separate"/>
       </w:r>
-      <w:hyperlink w:anchor="_Toc240378874" w:history="1">
+      <w:hyperlink w:anchor="_Toc240400464" w:history="1">
         <w:r>
           <w:rPr>
             <w:rStyle w:val="Hyperlink"/>
@@ -3525,7 +3666,7 @@
             <w:noProof/>
             <w:webHidden/>
           </w:rPr>
-          <w:instrText xml:space="preserve"> PAGEREF _Toc240378874 \h </w:instrText>
+          <w:instrText xml:space="preserve"> PAGEREF _Toc240400464 \h </w:instrText>
         </w:r>
         <w:r>
           <w:rPr>
@@ -3545,7 +3686,7 @@
             <w:noProof/>
             <w:webHidden/>
           </w:rPr>
-          <w:t>5</w:t>
+          <w:t>2</w:t>
         </w:r>
         <w:r>
           <w:rPr>
@@ -3563,10 +3704,12 @@
           <w:tab w:val="right" w:leader="dot" w:pos="9016"/>
         </w:tabs>
         <w:rPr>
+          <w:rFonts w:eastAsiaTheme="minorEastAsia"/>
           <w:noProof/>
-        </w:rPr>
-      </w:pPr>
-      <w:hyperlink w:anchor="_Toc240378875" w:history="1">
+          <w:lang w:eastAsia="en-ZA"/>
+        </w:rPr>
+      </w:pPr>
+      <w:hyperlink w:anchor="_Toc240400465" w:history="1">
         <w:r>
           <w:rPr>
             <w:rStyle w:val="Hyperlink"/>
@@ -3593,7 +3736,7 @@
             <w:noProof/>
             <w:webHidden/>
           </w:rPr>
-          <w:instrText xml:space="preserve"> PAGEREF _Toc240378875 \h </w:instrText>
+          <w:instrText xml:space="preserve"> PAGEREF _Toc240400465 \h </w:instrText>
         </w:r>
         <w:r>
           <w:rPr>
@@ -3613,7 +3756,7 @@
             <w:noProof/>
             <w:webHidden/>
           </w:rPr>
-          <w:t>6</w:t>
+          <w:t>3</w:t>
         </w:r>
         <w:r>
           <w:rPr>
@@ -3631,10 +3774,12 @@
           <w:tab w:val="right" w:leader="dot" w:pos="9016"/>
         </w:tabs>
         <w:rPr>
+          <w:rFonts w:eastAsiaTheme="minorEastAsia"/>
           <w:noProof/>
-        </w:rPr>
-      </w:pPr>
-      <w:hyperlink w:anchor="_Toc240378876" w:history="1">
+          <w:lang w:eastAsia="en-ZA"/>
+        </w:rPr>
+      </w:pPr>
+      <w:hyperlink w:anchor="_Toc240400466" w:history="1">
         <w:r>
           <w:rPr>
             <w:rStyle w:val="Hyperlink"/>
@@ -3661,7 +3806,7 @@
             <w:noProof/>
             <w:webHidden/>
           </w:rPr>
-          <w:instrText xml:space="preserve"> PAGEREF _Toc240378876 \h </w:instrText>
+          <w:instrText xml:space="preserve"> PAGEREF _Toc240400466 \h </w:instrText>
         </w:r>
         <w:r>
           <w:rPr>
@@ -3681,7 +3826,7 @@
             <w:noProof/>
             <w:webHidden/>
           </w:rPr>
-          <w:t>16</w:t>
+          <w:t>12</w:t>
         </w:r>
         <w:r>
           <w:rPr>
@@ -3699,10 +3844,12 @@
           <w:tab w:val="right" w:leader="dot" w:pos="9016"/>
         </w:tabs>
         <w:rPr>
+          <w:rFonts w:eastAsiaTheme="minorEastAsia"/>
           <w:noProof/>
-        </w:rPr>
-      </w:pPr>
-      <w:hyperlink w:anchor="_Toc240378877" w:history="1">
+          <w:lang w:eastAsia="en-ZA"/>
+        </w:rPr>
+      </w:pPr>
+      <w:hyperlink w:anchor="_Toc240400467" w:history="1">
         <w:r>
           <w:rPr>
             <w:rStyle w:val="Hyperlink"/>
@@ -3729,7 +3876,7 @@
             <w:noProof/>
             <w:webHidden/>
           </w:rPr>
-          <w:instrText xml:space="preserve"> PAGEREF _Toc240378877 \h </w:instrText>
+          <w:instrText xml:space="preserve"> PAGEREF _Toc240400467 \h </w:instrText>
         </w:r>
         <w:r>
           <w:rPr>
@@ -3749,7 +3896,7 @@
             <w:noProof/>
             <w:webHidden/>
           </w:rPr>
-          <w:t>17</w:t>
+          <w:t>13</w:t>
         </w:r>
         <w:r>
           <w:rPr>
@@ -3761,6 +3908,226 @@
       </w:hyperlink>
     </w:p>
     <w:p>
+      <w:pPr>
+        <w:pStyle w:val="TableofFigures"/>
+        <w:tabs>
+          <w:tab w:val="right" w:leader="dot" w:pos="9016"/>
+        </w:tabs>
+        <w:rPr>
+          <w:rFonts w:eastAsiaTheme="minorEastAsia"/>
+          <w:noProof/>
+          <w:lang w:eastAsia="en-ZA"/>
+        </w:rPr>
+      </w:pPr>
+      <w:hyperlink w:anchor="_Toc240400468" w:history="1">
+        <w:r>
+          <w:rPr>
+            <w:rStyle w:val="Hyperlink"/>
+            <w:noProof/>
+          </w:rPr>
+          <w:t>Figure 5 Flow diagram representing Subsystem 2</w:t>
+        </w:r>
+        <w:r>
+          <w:rPr>
+            <w:noProof/>
+            <w:webHidden/>
+          </w:rPr>
+          <w:tab/>
+        </w:r>
+        <w:r>
+          <w:rPr>
+            <w:noProof/>
+            <w:webHidden/>
+          </w:rPr>
+          <w:fldChar w:fldCharType="begin"/>
+        </w:r>
+        <w:r>
+          <w:rPr>
+            <w:noProof/>
+            <w:webHidden/>
+          </w:rPr>
+          <w:instrText xml:space="preserve"> PAGEREF _Toc240400468 \h </w:instrText>
+        </w:r>
+        <w:r>
+          <w:rPr>
+            <w:noProof/>
+            <w:webHidden/>
+          </w:rPr>
+        </w:r>
+        <w:r>
+          <w:rPr>
+            <w:noProof/>
+            <w:webHidden/>
+          </w:rPr>
+          <w:fldChar w:fldCharType="separate"/>
+        </w:r>
+        <w:r>
+          <w:rPr>
+            <w:noProof/>
+            <w:webHidden/>
+          </w:rPr>
+          <w:t>15</w:t>
+        </w:r>
+        <w:r>
+          <w:rPr>
+            <w:noProof/>
+            <w:webHidden/>
+          </w:rPr>
+          <w:fldChar w:fldCharType="end"/>
+        </w:r>
+      </w:hyperlink>
+    </w:p>
+    <w:p>
+      <w:pPr>
+        <w:pStyle w:val="TableofFigures"/>
+        <w:tabs>
+          <w:tab w:val="right" w:leader="dot" w:pos="9016"/>
+        </w:tabs>
+        <w:rPr>
+          <w:rFonts w:eastAsiaTheme="minorEastAsia"/>
+          <w:noProof/>
+          <w:lang w:eastAsia="en-ZA"/>
+        </w:rPr>
+      </w:pPr>
+      <w:hyperlink w:anchor="_Toc240400469" w:history="1">
+        <w:r>
+          <w:rPr>
+            <w:rStyle w:val="Hyperlink"/>
+            <w:noProof/>
+          </w:rPr>
+          <w:t>Figure 6 circuit diagram for the haptic feedback cuff</w:t>
+        </w:r>
+        <w:r>
+          <w:rPr>
+            <w:noProof/>
+            <w:webHidden/>
+          </w:rPr>
+          <w:tab/>
+        </w:r>
+        <w:r>
+          <w:rPr>
+            <w:noProof/>
+            <w:webHidden/>
+          </w:rPr>
+          <w:fldChar w:fldCharType="begin"/>
+        </w:r>
+        <w:r>
+          <w:rPr>
+            <w:noProof/>
+            <w:webHidden/>
+          </w:rPr>
+          <w:instrText xml:space="preserve"> PAGEREF _Toc240400469 \h </w:instrText>
+        </w:r>
+        <w:r>
+          <w:rPr>
+            <w:noProof/>
+            <w:webHidden/>
+          </w:rPr>
+        </w:r>
+        <w:r>
+          <w:rPr>
+            <w:noProof/>
+            <w:webHidden/>
+          </w:rPr>
+          <w:fldChar w:fldCharType="separate"/>
+        </w:r>
+        <w:r>
+          <w:rPr>
+            <w:noProof/>
+            <w:webHidden/>
+          </w:rPr>
+          <w:t>18</w:t>
+        </w:r>
+        <w:r>
+          <w:rPr>
+            <w:noProof/>
+            <w:webHidden/>
+          </w:rPr>
+          <w:fldChar w:fldCharType="end"/>
+        </w:r>
+      </w:hyperlink>
+    </w:p>
+    <w:p>
+      <w:pPr>
+        <w:pStyle w:val="TableofFigures"/>
+        <w:tabs>
+          <w:tab w:val="right" w:leader="dot" w:pos="9016"/>
+        </w:tabs>
+        <w:rPr>
+          <w:rFonts w:eastAsiaTheme="minorEastAsia"/>
+          <w:noProof/>
+          <w:lang w:eastAsia="en-ZA"/>
+        </w:rPr>
+      </w:pPr>
+      <w:hyperlink w:anchor="_Toc240400470" w:history="1">
+        <w:r>
+          <w:rPr>
+            <w:rStyle w:val="Hyperlink"/>
+            <w:noProof/>
+          </w:rPr>
+          <w:t>Figure 7 GAANT chart of progress</w:t>
+        </w:r>
+        <w:r>
+          <w:rPr>
+            <w:noProof/>
+            <w:webHidden/>
+          </w:rPr>
+          <w:tab/>
+        </w:r>
+        <w:r>
+          <w:rPr>
+            <w:noProof/>
+            <w:webHidden/>
+          </w:rPr>
+          <w:fldChar w:fldCharType="begin"/>
+        </w:r>
+        <w:r>
+          <w:rPr>
+            <w:noProof/>
+            <w:webHidden/>
+          </w:rPr>
+          <w:instrText xml:space="preserve"> PAGEREF _Toc240400470 \h </w:instrText>
+        </w:r>
+        <w:r>
+          <w:rPr>
+            <w:noProof/>
+            <w:webHidden/>
+          </w:rPr>
+        </w:r>
+        <w:r>
+          <w:rPr>
+            <w:noProof/>
+            <w:webHidden/>
+          </w:rPr>
+          <w:fldChar w:fldCharType="separate"/>
+        </w:r>
+        <w:r>
+          <w:rPr>
+            <w:noProof/>
+            <w:webHidden/>
+          </w:rPr>
+          <w:t>21</w:t>
+        </w:r>
+        <w:r>
+          <w:rPr>
+            <w:noProof/>
+            <w:webHidden/>
+          </w:rPr>
+          <w:fldChar w:fldCharType="end"/>
+        </w:r>
+      </w:hyperlink>
+    </w:p>
+    <w:p>
+      <w:pPr>
+        <w:sectPr>
+          <w:pgSz w:w="11906" w:h="16838"/>
+          <w:pgMar w:top="1440" w:right="1440" w:bottom="1440" w:left="1440" w:header="708" w:footer="708" w:gutter="0"/>
+          <w:pgNumType w:fmt="lowerRoman" w:start="1"/>
+          <w:cols w:space="708"/>
+          <w:titlePg/>
+          <w:docGrid w:linePitch="360"/>
+        </w:sectPr>
+      </w:pPr>
       <w:r>
         <w:fldChar w:fldCharType="end"/>
       </w:r>
@@ -3776,12 +4143,15 @@
           <w:rFonts w:eastAsia="Times New Roman"/>
         </w:rPr>
       </w:pPr>
+      <w:bookmarkStart w:id="4" w:name="_Toc240400473"/>
       <w:r>
         <w:rPr>
           <w:rFonts w:eastAsia="Times New Roman"/>
         </w:rPr>
+        <w:lastRenderedPageBreak/>
         <w:t>Introduction</w:t>
       </w:r>
+      <w:bookmarkEnd w:id="4"/>
     </w:p>
     <w:p>
       <w:pPr>
@@ -3980,39 +4350,38 @@
           <w:numId w:val="2"/>
         </w:numPr>
       </w:pPr>
+      <w:bookmarkStart w:id="5" w:name="_Toc240400474"/>
       <w:r>
         <w:t>Conceptual Block diagram</w:t>
       </w:r>
+      <w:bookmarkEnd w:id="5"/>
     </w:p>
     <w:p>
       <w:r>
         <w:t xml:space="preserve">Below is a visual representation of how the system will work in operation. </w:t>
       </w:r>
       <w:r>
-        <w:t xml:space="preserve">Heart rate data (for example) is streamed by the wearable sensor to the persons mobile phone </w:t>
-      </w:r>
-      <w:r>
+        <w:t xml:space="preserve">Heart rate data (for example) is streamed by the wearable sensor to the persons mobile phone where it is processed. </w:t>
+      </w:r>
+      <w:r>
+        <w:t xml:space="preserve">When </w:t>
+      </w:r>
+      <w:r>
+        <w:t>an individual experiences severe cardiac issues such as a very rapid or retarded heart rate, it is regarded as dangerous and the phone displays this state, actuates a haptic feedback cuff (also worn by the individual), creates audible alarms and remotely notifies selected contacts.</w:t>
+      </w:r>
+      <w:r>
+        <w:t xml:space="preserve"> </w:t>
+      </w:r>
+    </w:p>
+    <w:p>
+      <w:pPr>
+        <w:keepNext/>
+      </w:pPr>
+      <w:r>
+        <w:rPr>
+          <w:noProof/>
+        </w:rPr>
         <w:lastRenderedPageBreak/>
-        <w:t xml:space="preserve">where it is processed. </w:t>
-      </w:r>
-      <w:r>
-        <w:t xml:space="preserve">When </w:t>
-      </w:r>
-      <w:r>
-        <w:t>an individual experiences severe cardiac issues such as a very rapid or retarded heart rate, it is regarded as dangerous and the phone displays this state, actuates a haptic feedback cuff (also worn by the individual), creates audible alarms and remotely notifies selected contacts.</w:t>
-      </w:r>
-      <w:r>
-        <w:t xml:space="preserve"> </w:t>
-      </w:r>
-    </w:p>
-    <w:p>
-      <w:pPr>
-        <w:keepNext/>
-      </w:pPr>
-      <w:r>
-        <w:rPr>
-          <w:noProof/>
-        </w:rPr>
         <w:drawing>
           <wp:inline distT="0" distB="0" distL="0" distR="0" wp14:anchorId="574AF7AC" wp14:editId="57A38C25">
             <wp:extent cx="5731510" cy="4041140"/>
@@ -4029,7 +4398,7 @@
                     <pic:cNvPicPr/>
                   </pic:nvPicPr>
                   <pic:blipFill>
-                    <a:blip r:embed="rId12"/>
+                    <a:blip r:embed="rId16"/>
                     <a:stretch>
                       <a:fillRect/>
                     </a:stretch>
@@ -4054,7 +4423,7 @@
       <w:pPr>
         <w:pStyle w:val="Caption"/>
       </w:pPr>
-      <w:bookmarkStart w:id="4" w:name="_Toc240378874"/>
+      <w:bookmarkStart w:id="6" w:name="_Toc240400464"/>
       <w:r>
         <w:t xml:space="preserve">Figure </w:t>
       </w:r>
@@ -4072,7 +4441,7 @@
       <w:r>
         <w:t>Conceptual block diagram of system</w:t>
       </w:r>
-      <w:bookmarkEnd w:id="4"/>
+      <w:bookmarkEnd w:id="6"/>
     </w:p>
     <w:p>
       <w:pPr>
@@ -4082,9 +4451,11 @@
           <w:numId w:val="2"/>
         </w:numPr>
       </w:pPr>
+      <w:bookmarkStart w:id="7" w:name="_Toc240400475"/>
       <w:r>
         <w:t>Functional block diagram</w:t>
       </w:r>
+      <w:bookmarkEnd w:id="7"/>
     </w:p>
     <w:p>
       <w:r>
@@ -4191,7 +4562,7 @@
                     </pic:cNvPicPr>
                   </pic:nvPicPr>
                   <pic:blipFill>
-                    <a:blip r:embed="rId13" cstate="print">
+                    <a:blip r:embed="rId17" cstate="print">
                       <a:extLst>
                         <a:ext uri="{28A0092B-C50C-407E-A947-70E740481C1C}">
                           <a14:useLocalDpi xmlns:a14="http://schemas.microsoft.com/office/drawing/2010/main" val="0"/>
@@ -4233,7 +4604,7 @@
           <w14:ligatures w14:val="none"/>
         </w:rPr>
       </w:pPr>
-      <w:bookmarkStart w:id="5" w:name="_Toc240378875"/>
+      <w:bookmarkStart w:id="8" w:name="_Toc240400465"/>
       <w:r>
         <w:t xml:space="preserve">Figure </w:t>
       </w:r>
@@ -4248,7 +4619,7 @@
       <w:r>
         <w:t xml:space="preserve"> Functional block diagram of system</w:t>
       </w:r>
-      <w:bookmarkEnd w:id="5"/>
+      <w:bookmarkEnd w:id="8"/>
     </w:p>
     <w:p>
       <w:pPr>
@@ -4258,11 +4629,11 @@
           <w:numId w:val="2"/>
         </w:numPr>
       </w:pPr>
-      <w:bookmarkStart w:id="6" w:name="_Toc240213118"/>
+      <w:bookmarkStart w:id="9" w:name="_Toc240400476"/>
       <w:r>
         <w:t>The Problem</w:t>
       </w:r>
-      <w:bookmarkEnd w:id="6"/>
+      <w:bookmarkEnd w:id="9"/>
     </w:p>
     <w:p>
       <w:r>
@@ -4283,11 +4654,11 @@
           <w:numId w:val="2"/>
         </w:numPr>
       </w:pPr>
-      <w:bookmarkStart w:id="7" w:name="_Toc240213119"/>
+      <w:bookmarkStart w:id="10" w:name="_Toc240400477"/>
       <w:r>
         <w:t>Problem identification</w:t>
       </w:r>
-      <w:bookmarkEnd w:id="7"/>
+      <w:bookmarkEnd w:id="10"/>
     </w:p>
     <w:p>
       <w:r>
@@ -4759,44 +5130,22 @@
           <w:numId w:val="2"/>
         </w:numPr>
       </w:pPr>
-      <w:bookmarkStart w:id="8" w:name="_Toc239699080"/>
-      <w:bookmarkStart w:id="9" w:name="_Toc240213120"/>
+      <w:bookmarkStart w:id="11" w:name="_Toc239699080"/>
+      <w:bookmarkStart w:id="12" w:name="_Toc240400478"/>
       <w:r>
         <w:lastRenderedPageBreak/>
         <w:t xml:space="preserve">Requirements </w:t>
       </w:r>
-      <w:bookmarkStart w:id="10" w:name="_Toc239699081"/>
-      <w:bookmarkEnd w:id="8"/>
-      <w:r>
-        <w:t xml:space="preserve">and </w:t>
-      </w:r>
-      <w:commentRangeStart w:id="11"/>
-      <w:r>
-        <w:t>specifications</w:t>
-      </w:r>
-      <w:bookmarkEnd w:id="9"/>
-      <w:commentRangeEnd w:id="11"/>
-      <w:r>
-        <w:rPr>
-          <w:rStyle w:val="CommentReference"/>
-          <w:sz w:val="32"/>
-          <w:szCs w:val="32"/>
-        </w:rPr>
-        <w:commentReference w:id="11"/>
-      </w:r>
+      <w:bookmarkStart w:id="13" w:name="_Toc239699081"/>
+      <w:bookmarkEnd w:id="11"/>
+      <w:r>
+        <w:t>and specifications</w:t>
+      </w:r>
+      <w:bookmarkEnd w:id="12"/>
     </w:p>
     <w:p>
       <w:r>
         <w:t xml:space="preserve">Below is a table of the requirements derived from the problem statement, complex problem identification and literature reviewed further down in the report. The project specifications are derived from the requirements. </w:t>
-      </w:r>
-      <w:r>
-        <w:t xml:space="preserve">It should be noted that </w:t>
-      </w:r>
-      <w:r>
-        <w:t>breath rate</w:t>
-      </w:r>
-      <w:r>
-        <w:t xml:space="preserve"> specifications are not included in this table as it does not form part of the core specifications and is considered an “extra” feature at this stage – further details of this can be found in the //bm</w:t>
       </w:r>
     </w:p>
     <w:tbl>
@@ -5393,11 +5742,7 @@
           </w:tcPr>
           <w:p>
             <w:r>
-              <w:t xml:space="preserve">A physical feedback (haptic feedback) device is triggered </w:t>
-            </w:r>
-            <w:r>
-              <w:lastRenderedPageBreak/>
-              <w:t>for 5 to 10s upon detection of severe/extreme heart rates/stress.</w:t>
+              <w:t>A physical feedback (haptic feedback) device is triggered for 5 to 10s upon detection of severe/extreme heart rates/stress.</w:t>
             </w:r>
           </w:p>
         </w:tc>
@@ -5559,11 +5904,11 @@
           <w:numId w:val="2"/>
         </w:numPr>
       </w:pPr>
-      <w:bookmarkStart w:id="12" w:name="_Toc240213121"/>
+      <w:bookmarkStart w:id="14" w:name="_Toc240400479"/>
       <w:r>
         <w:t>Constraints</w:t>
       </w:r>
-      <w:bookmarkEnd w:id="12"/>
+      <w:bookmarkEnd w:id="14"/>
       <w:r>
         <w:t xml:space="preserve"> </w:t>
       </w:r>
@@ -5592,12 +5937,12 @@
           <w:numId w:val="2"/>
         </w:numPr>
       </w:pPr>
-      <w:bookmarkStart w:id="13" w:name="_Toc240213122"/>
+      <w:bookmarkStart w:id="15" w:name="_Toc240400480"/>
       <w:r>
         <w:t>Assumptions</w:t>
       </w:r>
-      <w:bookmarkEnd w:id="10"/>
       <w:bookmarkEnd w:id="13"/>
+      <w:bookmarkEnd w:id="15"/>
     </w:p>
     <w:p>
       <w:r>
@@ -5653,13 +5998,13 @@
           <w:numId w:val="2"/>
         </w:numPr>
       </w:pPr>
-      <w:bookmarkStart w:id="14" w:name="_Toc239699082"/>
-      <w:bookmarkStart w:id="15" w:name="_Toc240213123"/>
+      <w:bookmarkStart w:id="16" w:name="_Toc239699082"/>
+      <w:bookmarkStart w:id="17" w:name="_Toc240400481"/>
       <w:r>
         <w:t>Literature Review</w:t>
       </w:r>
-      <w:bookmarkEnd w:id="14"/>
-      <w:bookmarkEnd w:id="15"/>
+      <w:bookmarkEnd w:id="16"/>
+      <w:bookmarkEnd w:id="17"/>
     </w:p>
     <w:p>
       <w:r>
@@ -5894,11 +6239,11 @@
         <w:fldChar w:fldCharType="end"/>
       </w:r>
       <w:r>
-        <w:t>. Reported classification accuracies for stressed-versus-relaxed states, using only heart-</w:t>
+        <w:t xml:space="preserve">. Reported classification accuracies for stressed-versus-relaxed states, using only heart-rate features and simple classifiers such as AdaBoost, discriminant-function analysis, </w:t>
       </w:r>
       <w:r>
         <w:lastRenderedPageBreak/>
-        <w:t xml:space="preserve">rate features and simple classifiers such as AdaBoost, discriminant-function analysis, or SVM, range from roughly 83% to 92% </w:t>
+        <w:t xml:space="preserve">or SVM, range from roughly 83% to 92% </w:t>
       </w:r>
       <w:r>
         <w:fldChar w:fldCharType="begin"/>
@@ -6198,29 +6543,32 @@
     </w:p>
     <w:p>
       <w:r>
+        <w:t xml:space="preserve">Heart rate has traditionally been measured using the electrocardiogram (ECG), still the clinical reference standard for the heart's electrical activity </w:t>
+      </w:r>
+      <w:r>
+        <w:fldChar w:fldCharType="begin"/>
+      </w:r>
+      <w:r>
+        <w:instrText xml:space="preserve"> ADDIN ZOTERO_ITEM CSL_CITATION {"citationID":"RVZZnv0R","properties":{"unsorted":false,"formattedCitation":"[9]","plainCitation":"[9]","noteIndex":0},"citationItems":[{"id":211,"uris":["http://zotero.org/users/19683069/items/32N7HU3N"],"itemData":{"id":211,"type":"webpage","abstract":"Find out more about ECGs (electrocardiograms), including why they're done, the different types, and what happens.","container-title":"nhs.uk","language":"en","note":"section: conditions","title":"Electrocardiogram (ECG)","URL":"https://www.nhs.uk/tests-and-treatments/electrocardiogram/","accessed":{"date-parts":[["2026",7,23]]},"issued":{"date-parts":[["2017",10,18]]}}}],"schema":"https://github.com/citation-style-language/schema/raw/master/csl-citation.json"} </w:instrText>
+      </w:r>
+      <w:r>
+        <w:fldChar w:fldCharType="separate"/>
+      </w:r>
+      <w:r>
+        <w:rPr>
+          <w:rFonts w:ascii="Aptos" w:hAnsi="Aptos"/>
+        </w:rPr>
+        <w:t>[9]</w:t>
+      </w:r>
+      <w:r>
+        <w:fldChar w:fldCharType="end"/>
+      </w:r>
+      <w:r>
+        <w:t>. Its wired, multi-</w:t>
+      </w:r>
+      <w:r>
         <w:lastRenderedPageBreak/>
-        <w:t xml:space="preserve">Heart rate has traditionally been measured using the electrocardiogram (ECG), still the clinical reference standard for the heart's electrical activity </w:t>
-      </w:r>
-      <w:r>
-        <w:fldChar w:fldCharType="begin"/>
-      </w:r>
-      <w:r>
-        <w:instrText xml:space="preserve"> ADDIN ZOTERO_ITEM CSL_CITATION {"citationID":"RVZZnv0R","properties":{"unsorted":false,"formattedCitation":"[9]","plainCitation":"[9]","noteIndex":0},"citationItems":[{"id":211,"uris":["http://zotero.org/users/19683069/items/32N7HU3N"],"itemData":{"id":211,"type":"webpage","abstract":"Find out more about ECGs (electrocardiograms), including why they're done, the different types, and what happens.","container-title":"nhs.uk","language":"en","note":"section: conditions","title":"Electrocardiogram (ECG)","URL":"https://www.nhs.uk/tests-and-treatments/electrocardiogram/","accessed":{"date-parts":[["2026",7,23]]},"issued":{"date-parts":[["2017",10,18]]}}}],"schema":"https://github.com/citation-style-language/schema/raw/master/csl-citation.json"} </w:instrText>
-      </w:r>
-      <w:r>
-        <w:fldChar w:fldCharType="separate"/>
-      </w:r>
-      <w:r>
-        <w:rPr>
-          <w:rFonts w:ascii="Aptos" w:hAnsi="Aptos"/>
-        </w:rPr>
-        <w:t>[9]</w:t>
-      </w:r>
-      <w:r>
-        <w:fldChar w:fldCharType="end"/>
-      </w:r>
-      <w:r>
-        <w:t>. Its wired, multi-electrode setup, however, is not practical for a device that is worn continuously</w:t>
+        <w:t>electrode setup, however, is not practical for a device that is worn continuously</w:t>
       </w:r>
       <w:r>
         <w:fldChar w:fldCharType="begin"/>
@@ -6735,108 +7083,105 @@
         <w:fldChar w:fldCharType="end"/>
       </w:r>
       <w:r>
-        <w:t xml:space="preserve">, and validated it against psychological questionnaire scores. The model reached 99.96% classification accuracy under lab conditions, with precision, recall, and F1 all around 0.999, and was compared directly against several alternatives on related tasks: a support vector machine (79.54%), a decision tree using voice and skin-conductance data instead of HRV (92.60%), a random forest (90.01%), and a </w:t>
-      </w:r>
+        <w:t xml:space="preserve">, and validated it against psychological questionnaire scores. The model reached 99.96% classification accuracy under lab conditions, with precision, recall, and F1 all around 0.999, and was compared directly against several alternatives on related tasks: a support vector machine (79.54%), a decision tree using voice and skin-conductance data instead of HRV (92.60%), a random forest (90.01%), and a convolutional neural network (94.8%) </w:t>
+      </w:r>
+      <w:r>
+        <w:fldChar w:fldCharType="begin"/>
+      </w:r>
+      <w:r>
+        <w:instrText xml:space="preserve"> ADDIN ZOTERO_ITEM CSL_CITATION {"citationID":"G07Dn1Iq","properties":{"unsorted":false,"formattedCitation":"[18]","plainCitation":"[18]","noteIndex":0},"citationItems":[{"id":300,"uris":["http://zotero.org/users/19683069/items/WFLMTXV4"],"itemData":{"id":300,"type":"article-journal","abstract":"Prolonged exposure to high-stress environments can lead to mental illnesses such as anxiety disorders, depression, and posttraumatic stress disorder. Here, a wearable device utilizing photoplethysmography (PPG) technology is developed to noninvasively measure physiological signals and analyze heart rate variability (HRV) parameters. Traditional normative HRV databases typically do not account for responses induced by specific stressors such as cognitive tasks. Therefore, machine learning is used to build a more dynamic stress assessment model. Machine learning can capture complex nonlinear relationships among HRV parameters during stress-inducing tasks, adapts to individual stress response variations, and provides real-time stress level predictions. Furthermore, machine learning models can integrate temporal patterns in HRV data to achieve nuanced stress level assessment. This study examines the feasibility of PPG signals and validates the developed stress model. The RR intervals derived from PPG signals were highly positively correlated with those from electrocardiography signals (correlation coefficient</w:instrText>
+      </w:r>
+      <w:r>
+        <w:rPr>
+          <w:rFonts w:ascii="Arial" w:hAnsi="Arial" w:cs="Arial"/>
+        </w:rPr>
+        <w:instrText> </w:instrText>
+      </w:r>
+      <w:r>
+        <w:instrText>=</w:instrText>
+      </w:r>
+      <w:r>
+        <w:rPr>
+          <w:rFonts w:ascii="Arial" w:hAnsi="Arial" w:cs="Arial"/>
+        </w:rPr>
+        <w:instrText> </w:instrText>
+      </w:r>
+      <w:r>
+        <w:instrText>0.9920, R-squared</w:instrText>
+      </w:r>
+      <w:r>
+        <w:rPr>
+          <w:rFonts w:ascii="Arial" w:hAnsi="Arial" w:cs="Arial"/>
+        </w:rPr>
+        <w:instrText> </w:instrText>
+      </w:r>
+      <w:r>
+        <w:instrText>=</w:instrText>
+      </w:r>
+      <w:r>
+        <w:rPr>
+          <w:rFonts w:ascii="Arial" w:hAnsi="Arial" w:cs="Arial"/>
+        </w:rPr>
+        <w:instrText> </w:instrText>
+      </w:r>
+      <w:r>
+        <w:instrText>0.9837); this confirms the usability of PPG signals for HRV analysis. The stress model is constructed via the open-source Swell dataset. In the experiments, participants complete the Depression Anxiety Stress Scales-21-Chinese (DASS-21-C) questionnaire to quantify levels of depression, anxiety, and stress over a week. Baseline and stress-state PPG data are collected, converted into HRV values, and input into the model for stress quantification. The Stroop test is used to elicit stress responses. After the experiment, the DASS-21-C stress scores were compared with the model's baseline, stress state, and combined scores. The highest correlation was observed between the model's baseline score and the DASS-21-C stress score (correlation coefficient</w:instrText>
+      </w:r>
+      <w:r>
+        <w:rPr>
+          <w:rFonts w:ascii="Arial" w:hAnsi="Arial" w:cs="Arial"/>
+        </w:rPr>
+        <w:instrText> </w:instrText>
+      </w:r>
+      <w:r>
+        <w:instrText>=</w:instrText>
+      </w:r>
+      <w:r>
+        <w:rPr>
+          <w:rFonts w:ascii="Arial" w:hAnsi="Arial" w:cs="Arial"/>
+        </w:rPr>
+        <w:instrText> </w:instrText>
+      </w:r>
+      <w:r>
+        <w:instrText>0.92, R-squared</w:instrText>
+      </w:r>
+      <w:r>
+        <w:rPr>
+          <w:rFonts w:ascii="Arial" w:hAnsi="Arial" w:cs="Arial"/>
+        </w:rPr>
+        <w:instrText> </w:instrText>
+      </w:r>
+      <w:r>
+        <w:instrText>=</w:instrText>
+      </w:r>
+      <w:r>
+        <w:rPr>
+          <w:rFonts w:ascii="Arial" w:hAnsi="Arial" w:cs="Arial"/>
+        </w:rPr>
+        <w:instrText>  </w:instrText>
+      </w:r>
+      <w:r>
+        <w:instrText xml:space="preserve">0.8457), supporting the model's psychological significance in quantifying everyday stress. HRV parameter changes across experimental phases are discussed as well as sex differences in stress responses. In the future, this device may be applied in clinical scenarios for further validation and could be integrated with additional physiological indicators for broader application in daily health management and stress warning systems.","container-title":"APL Bioengineering","DOI":"10.1063/5.0256590","ISSN":"2473-2877","issue":"2","language":"en","page":"026103","source":"DOI.org (Crossref)","title":"Photoplethysmography-based HRV analysis and machine learning for real-time stress quantification in mental health applications","volume":"9","author":[{"family":"Tsai","given":"Ying-Ying"},{"family":"Chen","given":"Yu-Jie"},{"family":"Lin","given":"Yen-Feng"},{"family":"Hsiao","given":"Fan-Chi"},{"family":"Hsu","given":"Ching-Han"},{"family":"Liao","given":"Lun-De"}],"issued":{"date-parts":[["2025",6,1]]}}}],"schema":"https://github.com/citation-style-language/schema/raw/master/csl-citation.json"} </w:instrText>
+      </w:r>
+      <w:r>
+        <w:fldChar w:fldCharType="separate"/>
+      </w:r>
+      <w:r>
+        <w:rPr>
+          <w:rFonts w:ascii="Aptos" w:hAnsi="Aptos"/>
+        </w:rPr>
+        <w:t>[18]</w:t>
+      </w:r>
+      <w:r>
+        <w:fldChar w:fldCharType="end"/>
+      </w:r>
+      <w:r>
+        <w:t>. Tsai et al.’s classifier organises stress states either no stress, moderate stress or severe stress.</w:t>
+      </w:r>
+    </w:p>
+    <w:p>
       <w:r>
         <w:lastRenderedPageBreak/>
-        <w:t xml:space="preserve">convolutional neural network (94.8%) </w:t>
-      </w:r>
-      <w:r>
-        <w:fldChar w:fldCharType="begin"/>
-      </w:r>
-      <w:r>
-        <w:instrText xml:space="preserve"> ADDIN ZOTERO_ITEM CSL_CITATION {"citationID":"G07Dn1Iq","properties":{"unsorted":false,"formattedCitation":"[18]","plainCitation":"[18]","noteIndex":0},"citationItems":[{"id":300,"uris":["http://zotero.org/users/19683069/items/WFLMTXV4"],"itemData":{"id":300,"type":"article-journal","abstract":"Prolonged exposure to high-stress environments can lead to mental illnesses such as anxiety disorders, depression, and posttraumatic stress disorder. Here, a wearable device utilizing photoplethysmography (PPG) technology is developed to noninvasively measure physiological signals and analyze heart rate variability (HRV) parameters. Traditional normative HRV databases typically do not account for responses induced by specific stressors such as cognitive tasks. Therefore, machine learning is used to build a more dynamic stress assessment model. Machine learning can capture complex nonlinear relationships among HRV parameters during stress-inducing tasks, adapts to individual stress response variations, and provides real-time stress level predictions. Furthermore, machine learning models can integrate temporal patterns in HRV data to achieve nuanced stress level assessment. This study examines the feasibility of PPG signals and validates the developed stress model. The RR intervals derived from PPG signals were highly positively correlated with those from electrocardiography signals (correlation coefficient</w:instrText>
-      </w:r>
-      <w:r>
-        <w:rPr>
-          <w:rFonts w:ascii="Arial" w:hAnsi="Arial" w:cs="Arial"/>
-        </w:rPr>
-        <w:instrText> </w:instrText>
-      </w:r>
-      <w:r>
-        <w:instrText>=</w:instrText>
-      </w:r>
-      <w:r>
-        <w:rPr>
-          <w:rFonts w:ascii="Arial" w:hAnsi="Arial" w:cs="Arial"/>
-        </w:rPr>
-        <w:instrText> </w:instrText>
-      </w:r>
-      <w:r>
-        <w:instrText>0.9920, R-squared</w:instrText>
-      </w:r>
-      <w:r>
-        <w:rPr>
-          <w:rFonts w:ascii="Arial" w:hAnsi="Arial" w:cs="Arial"/>
-        </w:rPr>
-        <w:instrText> </w:instrText>
-      </w:r>
-      <w:r>
-        <w:instrText>=</w:instrText>
-      </w:r>
-      <w:r>
-        <w:rPr>
-          <w:rFonts w:ascii="Arial" w:hAnsi="Arial" w:cs="Arial"/>
-        </w:rPr>
-        <w:instrText> </w:instrText>
-      </w:r>
-      <w:r>
-        <w:instrText>0.9837); this confirms the usability of PPG signals for HRV analysis. The stress model is constructed via the open-source Swell dataset. In the experiments, participants complete the Depression Anxiety Stress Scales-21-Chinese (DASS-21-C) questionnaire to quantify levels of depression, anxiety, and stress over a week. Baseline and stress-state PPG data are collected, converted into HRV values, and input into the model for stress quantification. The Stroop test is used to elicit stress responses. After the experiment, the DASS-21-C stress scores were compared with the model's baseline, stress state, and combined scores. The highest correlation was observed between the model's baseline score and the DASS-21-C stress score (correlation coefficient</w:instrText>
-      </w:r>
-      <w:r>
-        <w:rPr>
-          <w:rFonts w:ascii="Arial" w:hAnsi="Arial" w:cs="Arial"/>
-        </w:rPr>
-        <w:instrText> </w:instrText>
-      </w:r>
-      <w:r>
-        <w:instrText>=</w:instrText>
-      </w:r>
-      <w:r>
-        <w:rPr>
-          <w:rFonts w:ascii="Arial" w:hAnsi="Arial" w:cs="Arial"/>
-        </w:rPr>
-        <w:instrText> </w:instrText>
-      </w:r>
-      <w:r>
-        <w:instrText>0.92, R-squared</w:instrText>
-      </w:r>
-      <w:r>
-        <w:rPr>
-          <w:rFonts w:ascii="Arial" w:hAnsi="Arial" w:cs="Arial"/>
-        </w:rPr>
-        <w:instrText> </w:instrText>
-      </w:r>
-      <w:r>
-        <w:instrText>=</w:instrText>
-      </w:r>
-      <w:r>
-        <w:rPr>
-          <w:rFonts w:ascii="Arial" w:hAnsi="Arial" w:cs="Arial"/>
-        </w:rPr>
-        <w:instrText>  </w:instrText>
-      </w:r>
-      <w:r>
-        <w:instrText xml:space="preserve">0.8457), supporting the model's psychological significance in quantifying everyday stress. HRV parameter changes across experimental phases are discussed as well as sex differences in stress responses. In the future, this device may be applied in clinical scenarios for further validation and could be integrated with additional physiological indicators for broader application in daily health management and stress warning systems.","container-title":"APL Bioengineering","DOI":"10.1063/5.0256590","ISSN":"2473-2877","issue":"2","language":"en","page":"026103","source":"DOI.org (Crossref)","title":"Photoplethysmography-based HRV analysis and machine learning for real-time stress quantification in mental health applications","volume":"9","author":[{"family":"Tsai","given":"Ying-Ying"},{"family":"Chen","given":"Yu-Jie"},{"family":"Lin","given":"Yen-Feng"},{"family":"Hsiao","given":"Fan-Chi"},{"family":"Hsu","given":"Ching-Han"},{"family":"Liao","given":"Lun-De"}],"issued":{"date-parts":[["2025",6,1]]}}}],"schema":"https://github.com/citation-style-language/schema/raw/master/csl-citation.json"} </w:instrText>
-      </w:r>
-      <w:r>
-        <w:fldChar w:fldCharType="separate"/>
-      </w:r>
-      <w:r>
-        <w:rPr>
-          <w:rFonts w:ascii="Aptos" w:hAnsi="Aptos"/>
-        </w:rPr>
-        <w:t>[18]</w:t>
-      </w:r>
-      <w:r>
-        <w:fldChar w:fldCharType="end"/>
-      </w:r>
-      <w:r>
-        <w:t>. Tsai et al.’s classifier organises stress states either no stress, moderate stress or severe stress.</w:t>
-      </w:r>
-    </w:p>
-    <w:p>
-      <w:r>
         <w:t xml:space="preserve">All of these alternatives’ accuracies were obtained on carefully curated datasets rather than real-world wearable data. PPG is sensitive to physical movement which makes it highly vulnerable to motion artifacts in wearable applications </w:t>
       </w:r>
       <w:r>
@@ -6956,17 +7301,41 @@
     </w:p>
     <w:p>
       <w:r>
-        <w:rPr>
-          <w:highlight w:val="yellow"/>
-        </w:rPr>
-        <w:t xml:space="preserve">Taken together, this literature review establishes several criteria that an acceptable solution for this project must satisfy. It must be low-cost and non-invasive, since consumer affordability was identified as a key gap in existing devices; it must sense heart-related metrics using a wearable-compatible modality (PPG rather than ECG) while addressing PPG’s known susceptibility to motion artefacts; it must classify stress relative to a personalised baseline rather than a single population-wide threshold, since resting heart rate and HRV vary meaningfully between individuals; it must perform signal processing and classification locally on-device rather than relying on a cloud connection, avoiding the added latency, connectivity dependence and privacy risk of transmitting continuous physiological data off-device; and it must meet defined accuracy and timing targets – heart-rate and stress-classification accuracy of at least 70%, and alert dispatch within 60 seconds of a dangerous state being identified – that remain achievable within the computational constraints of a mobile device. These </w:t>
-      </w:r>
-      <w:r>
-        <w:rPr>
-          <w:highlight w:val="yellow"/>
-        </w:rPr>
+        <w:t>Taken together, this literature review establishes several criteria that an acceptable solution for this project must satisfy. It must be low-cost and non-invasive, since consumer affordability was identified as a key gap in existing devices; it must sense heart-related metrics using a wearable-compatible modality (PPG rather than ECG) while addressing PPG’s known susceptibility to motion artefacts; it must classify stress relative to a personalised baseline rather than a single population-wide threshold, since resting heart</w:t>
+      </w:r>
+      <w:r>
+        <w:t>/breath</w:t>
+      </w:r>
+      <w:r>
+        <w:t xml:space="preserve"> rate and HRV vary meaningfully between individuals; it must perform signal processing and classification locally on-device rather than relying on a cloud connection, avoiding the added latency, connectivity dependence and privacy risk of transmitting continuous physiological data off-device; and it must meet defined accuracy and timing targets </w:t>
+      </w:r>
+      <w:r>
+        <w:t>(</w:t>
+      </w:r>
+      <w:r>
+        <w:t>heart</w:t>
+      </w:r>
+      <w:r>
+        <w:t xml:space="preserve">/breath </w:t>
+      </w:r>
+      <w:r>
+        <w:t xml:space="preserve">rate </w:t>
+      </w:r>
+      <w:r>
+        <w:t xml:space="preserve">accuracy of 65-70% </w:t>
+      </w:r>
+      <w:r>
+        <w:t>and stress-classification accuracy of at least 70%, and alert dispatch within 60 seconds of a dangerous state being identified</w:t>
+      </w:r>
+      <w:r>
+        <w:t>)</w:t>
+      </w:r>
+      <w:r>
+        <w:t xml:space="preserve"> that remain achievable within the computational constraints of a mobile device. These criteria, derived directly from the gaps and trade-</w:t>
+      </w:r>
+      <w:r>
         <w:lastRenderedPageBreak/>
-        <w:t>criteria, derived directly from the gaps and trade-offs identified above, inform the requirements and specifications already established and the solution proposed in the following section.</w:t>
+        <w:t>offs identified above, inform the requirements and specifications already established and the solution proposed in the following section.</w:t>
       </w:r>
     </w:p>
     <w:p>
@@ -6977,12 +7346,12 @@
           <w:numId w:val="2"/>
         </w:numPr>
       </w:pPr>
-      <w:bookmarkStart w:id="16" w:name="_Toc240213124"/>
-      <w:bookmarkStart w:id="17" w:name="_Toc239699083"/>
+      <w:bookmarkStart w:id="18" w:name="_Toc239699083"/>
+      <w:bookmarkStart w:id="19" w:name="_Toc240400482"/>
       <w:r>
         <w:t>The solution</w:t>
       </w:r>
-      <w:bookmarkEnd w:id="16"/>
+      <w:bookmarkEnd w:id="19"/>
     </w:p>
     <w:p>
       <w:pPr>
@@ -6992,11 +7361,11 @@
           <w:numId w:val="2"/>
         </w:numPr>
       </w:pPr>
-      <w:bookmarkStart w:id="18" w:name="_Toc240213125"/>
+      <w:bookmarkStart w:id="20" w:name="_Toc240400483"/>
       <w:r>
         <w:t>Proposed solution</w:t>
       </w:r>
-      <w:bookmarkEnd w:id="18"/>
+      <w:bookmarkEnd w:id="20"/>
     </w:p>
     <w:p>
       <w:r>
@@ -7017,29 +7386,29 @@
           <w:numId w:val="2"/>
         </w:numPr>
       </w:pPr>
-      <w:bookmarkStart w:id="19" w:name="_Toc240213126"/>
+      <w:bookmarkStart w:id="21" w:name="_Toc240400484"/>
       <w:r>
         <w:t>Alternative</w:t>
       </w:r>
-      <w:bookmarkEnd w:id="17"/>
+      <w:bookmarkEnd w:id="18"/>
       <w:r>
         <w:t xml:space="preserve"> solutions</w:t>
       </w:r>
-      <w:bookmarkEnd w:id="19"/>
-    </w:p>
-    <w:p>
-      <w:r>
-        <w:t xml:space="preserve">While the proposed solution uses PPG as its sensing modality, alternative sensing technologies could achieve comparable heart-monitoring capability. Chest-worn ECG straps, provide the clinical-reference electrical signal directly and are less susceptible to motion artefacts than PPG sensors, but require multi-point electrode contact and a chest-strap form factor that is less comfortable for continuous, all-day wear than a wrist- or finger-based PPG sensor. Ballistocardiography and phonocardiography, which sense the heart’s mechanical motion or acoustic signature respectively, are further non-invasive alternatives, but require more specialised hardware that is not yet mature for low-cost consumer wearables.  On the software side, an alternative to a locally-run mobile application would be a cloud-based analysis pipeline, where raw PPG data is streamed to a remote server for processing and classification. This would allow more computationally demanding models to be used, but introduces a dependency on network connectivity that undermines the system’s reliability during an emergency, along with additional latency and privacy considerations around transmitting continuous physiological data off-device.  Alternative alert mechanisms considered </w:t>
+      <w:bookmarkEnd w:id="21"/>
+    </w:p>
+    <w:p>
+      <w:r>
+        <w:t xml:space="preserve">While the proposed solution uses PPG as its sensing modality, alternative sensing technologies could achieve comparable heart-monitoring capability. Chest-worn ECG straps, provide the clinical-reference electrical signal directly and are less susceptible to motion artefacts than PPG sensors, but require multi-point electrode contact and a chest-strap form factor that is less comfortable for continuous, all-day wear than a wrist- or finger-based PPG sensor. Ballistocardiography and phonocardiography, which sense the heart’s mechanical motion or acoustic signature respectively, are further non-invasive alternatives, but require more specialised hardware that is not yet mature for low-cost consumer wearables.  On the software side, an alternative to a locally-run mobile application would be a cloud-based analysis pipeline, where raw PPG data is streamed to a remote server for processing and classification. This would allow more computationally demanding models to be used, but introduces a dependency on network connectivity that undermines the system’s reliability during an emergency, along with additional latency and privacy considerations around transmitting continuous physiological data off-device.  Alternative alert mechanisms considered include continuous audible-only alerting without haptic feedback. </w:t>
+      </w:r>
+      <w:r>
+        <w:t>A</w:t>
+      </w:r>
+      <w:r>
+        <w:t xml:space="preserve">udible-only alerting </w:t>
       </w:r>
       <w:r>
         <w:lastRenderedPageBreak/>
-        <w:t xml:space="preserve">include continuous audible-only alerting without haptic feedback. </w:t>
-      </w:r>
-      <w:r>
-        <w:t>A</w:t>
-      </w:r>
-      <w:r>
-        <w:t>udible-only alerting risks being missed in noisy environments or by users with hearing impairments, both of which motivated the combined haptic-and-audible approach adopted in the proposed solution.</w:t>
+        <w:t>risks being missed in noisy environments or by users with hearing impairments, both of which motivated the combined haptic-and-audible approach adopted in the proposed solution.</w:t>
       </w:r>
     </w:p>
     <w:p>
@@ -7050,26 +7419,16 @@
           <w:numId w:val="2"/>
         </w:numPr>
       </w:pPr>
-      <w:bookmarkStart w:id="20" w:name="_Toc239699084"/>
-      <w:bookmarkStart w:id="21" w:name="_Toc240213127"/>
-      <w:commentRangeStart w:id="22"/>
+      <w:bookmarkStart w:id="22" w:name="_Toc239699084"/>
+      <w:bookmarkStart w:id="23" w:name="_Toc240400485"/>
       <w:r>
         <w:t>Feasibility study</w:t>
       </w:r>
-      <w:bookmarkEnd w:id="20"/>
-      <w:bookmarkEnd w:id="21"/>
-      <w:commentRangeEnd w:id="22"/>
-      <w:r>
-        <w:rPr>
-          <w:rStyle w:val="CommentReference"/>
-          <w:sz w:val="32"/>
-          <w:szCs w:val="32"/>
-        </w:rPr>
-        <w:commentReference w:id="22"/>
-      </w:r>
+      <w:bookmarkEnd w:id="22"/>
       <w:r>
         <w:t xml:space="preserve"> of proposed solution</w:t>
       </w:r>
+      <w:bookmarkEnd w:id="23"/>
     </w:p>
     <w:p>
       <w:r>
@@ -7090,13 +7449,13 @@
           <w:numId w:val="2"/>
         </w:numPr>
       </w:pPr>
-      <w:bookmarkStart w:id="23" w:name="_Toc239699085"/>
-      <w:bookmarkStart w:id="24" w:name="_Toc240213128"/>
+      <w:bookmarkStart w:id="24" w:name="_Toc239699085"/>
+      <w:bookmarkStart w:id="25" w:name="_Toc240400486"/>
       <w:r>
         <w:t>Analysis and design of solution</w:t>
       </w:r>
-      <w:bookmarkEnd w:id="23"/>
       <w:bookmarkEnd w:id="24"/>
+      <w:bookmarkEnd w:id="25"/>
     </w:p>
     <w:p>
       <w:pPr>
@@ -7106,29 +7465,32 @@
           <w:numId w:val="2"/>
         </w:numPr>
       </w:pPr>
-      <w:bookmarkStart w:id="25" w:name="_Toc240213129"/>
       <w:bookmarkStart w:id="26" w:name="_Toc239699086"/>
+      <w:bookmarkStart w:id="27" w:name="_Toc240400487"/>
       <w:r>
         <w:t>System design</w:t>
       </w:r>
-      <w:bookmarkEnd w:id="25"/>
-    </w:p>
-    <w:p>
-      <w:r>
-        <w:t xml:space="preserve">At a system level, the Vitality Watchdog is organised into three layers: a signal processing layer that converts the raw PPG waveform into heart rate, </w:t>
+      <w:bookmarkEnd w:id="27"/>
+    </w:p>
+    <w:p>
+      <w:r>
+        <w:t>At a system level, the Vitality Watchdog is organised into three layers</w:t>
+      </w:r>
+      <w:r>
+        <w:t xml:space="preserve"> (as seen in the figure hereafter)</w:t>
+      </w:r>
+      <w:r>
+        <w:t xml:space="preserve">: a signal processing layer that converts the raw PPG waveform into heart rate, </w:t>
       </w:r>
       <w:r>
         <w:t>breath rate</w:t>
       </w:r>
       <w:r>
-        <w:t xml:space="preserve"> and </w:t>
+        <w:t xml:space="preserve"> and heart rate variability metrics; a data analysis layer that </w:t>
       </w:r>
       <w:r>
         <w:lastRenderedPageBreak/>
-        <w:t xml:space="preserve">heart rate variability metrics; a data analysis layer that evaluates these metrics using both a personalised baseline-deviation rule for </w:t>
-      </w:r>
-      <w:r>
-        <w:t>HR/</w:t>
+        <w:t>evaluates these metrics using both a personalised baseline-deviation rule for HR/</w:t>
       </w:r>
       <w:r>
         <w:t>BR</w:t>
@@ -7143,6 +7505,9 @@
         <w:spacing w:after="0" w:line="240" w:lineRule="auto"/>
       </w:pPr>
       <w:r>
+        <w:rPr>
+          <w:noProof/>
+        </w:rPr>
         <w:drawing>
           <wp:inline distT="0" distB="0" distL="0" distR="0" wp14:anchorId="410DA8CC" wp14:editId="40532001">
             <wp:extent cx="5137622" cy="5206429"/>
@@ -7161,7 +7526,7 @@
                     </pic:cNvPicPr>
                   </pic:nvPicPr>
                   <pic:blipFill>
-                    <a:blip r:embed="rId14" cstate="print">
+                    <a:blip r:embed="rId18" cstate="print">
                       <a:extLst>
                         <a:ext uri="{28A0092B-C50C-407E-A947-70E740481C1C}">
                           <a14:useLocalDpi xmlns:a14="http://schemas.microsoft.com/office/drawing/2010/main" val="0"/>
@@ -7197,6 +7562,7 @@
       <w:pPr>
         <w:pStyle w:val="Caption"/>
       </w:pPr>
+      <w:bookmarkStart w:id="28" w:name="_Toc240400466"/>
       <w:r>
         <w:t xml:space="preserve">Figure </w:t>
       </w:r>
@@ -7214,6 +7580,7 @@
       <w:r>
         <w:t>Layered system architecture model</w:t>
       </w:r>
+      <w:bookmarkEnd w:id="28"/>
     </w:p>
     <w:p>
       <w:pPr>
@@ -7223,13 +7590,13 @@
           <w:numId w:val="2"/>
         </w:numPr>
       </w:pPr>
-      <w:bookmarkStart w:id="27" w:name="_Toc240213130"/>
-      <w:bookmarkStart w:id="28" w:name="_Toc239699087"/>
+      <w:bookmarkStart w:id="29" w:name="_Toc239699087"/>
+      <w:bookmarkStart w:id="30" w:name="_Toc240400488"/>
       <w:bookmarkEnd w:id="26"/>
       <w:r>
         <w:t>Subsystem design</w:t>
       </w:r>
-      <w:bookmarkEnd w:id="27"/>
+      <w:bookmarkEnd w:id="30"/>
     </w:p>
     <w:p>
       <w:pPr>
@@ -7239,17 +7606,16 @@
           <w:numId w:val="2"/>
         </w:numPr>
       </w:pPr>
-      <w:bookmarkStart w:id="29" w:name="_Toc240213131"/>
+      <w:bookmarkStart w:id="31" w:name="_Toc240400489"/>
       <w:r>
         <w:t>Subsystem 1: Signal Processing layer</w:t>
       </w:r>
-      <w:bookmarkEnd w:id="29"/>
+      <w:bookmarkEnd w:id="31"/>
     </w:p>
     <w:p>
       <w:pPr>
         <w:pStyle w:val="NormalWeb"/>
       </w:pPr>
-      <w:bookmarkStart w:id="30" w:name="_Toc240213132"/>
       <w:r>
         <w:t xml:space="preserve">This subsystem converts data made available by the wearable sensor into the outputs required by the data analysis layer: heart rate, heart rate variability metrics, and </w:t>
       </w:r>
@@ -7257,10 +7623,7 @@
         <w:t>breath rate</w:t>
       </w:r>
       <w:r>
-        <w:t xml:space="preserve">. </w:t>
-      </w:r>
-      <w:r>
-        <w:t>The intended hardware choice is a Polar verity sense</w:t>
+        <w:t>. The intended hardware choice is a Polar verity sense</w:t>
       </w:r>
       <w:r>
         <w:fldChar w:fldCharType="begin"/>
@@ -7278,16 +7641,7 @@
         <w:fldChar w:fldCharType="end"/>
       </w:r>
       <w:r>
-        <w:t xml:space="preserve"> – the full justification can be found in the system feasibility further in the report. </w:t>
-      </w:r>
-      <w:r>
-        <w:t>Th</w:t>
-      </w:r>
-      <w:r>
-        <w:t>is</w:t>
-      </w:r>
-      <w:r>
-        <w:t xml:space="preserve"> subsystem is structured around two concurrent </w:t>
+        <w:t xml:space="preserve"> – the full justification can be found in the system feasibility further in the report. This subsystem is structured around two concurrent </w:t>
       </w:r>
       <w:r>
         <w:lastRenderedPageBreak/>
@@ -7324,6 +7678,9 @@
         <w:keepNext/>
       </w:pPr>
       <w:r>
+        <w:rPr>
+          <w:noProof/>
+        </w:rPr>
         <w:drawing>
           <wp:inline distT="0" distB="0" distL="0" distR="0" wp14:anchorId="46303CB1" wp14:editId="302DA2DE">
             <wp:extent cx="5400000" cy="2667470"/>
@@ -7342,7 +7699,7 @@
                     </pic:cNvPicPr>
                   </pic:nvPicPr>
                   <pic:blipFill>
-                    <a:blip r:embed="rId15" cstate="print">
+                    <a:blip r:embed="rId19" cstate="print">
                       <a:extLst>
                         <a:ext uri="{28A0092B-C50C-407E-A947-70E740481C1C}">
                           <a14:useLocalDpi xmlns:a14="http://schemas.microsoft.com/office/drawing/2010/main" val="0"/>
@@ -7384,7 +7741,7 @@
           <w14:ligatures w14:val="none"/>
         </w:rPr>
       </w:pPr>
-      <w:bookmarkStart w:id="31" w:name="_Toc240378877"/>
+      <w:bookmarkStart w:id="32" w:name="_Toc240400467"/>
       <w:r>
         <w:t xml:space="preserve">Figure </w:t>
       </w:r>
@@ -7402,7 +7759,7 @@
       <w:r>
         <w:t>Signal processing layer flow diagram</w:t>
       </w:r>
-      <w:bookmarkEnd w:id="31"/>
+      <w:bookmarkEnd w:id="32"/>
     </w:p>
     <w:p>
       <w:pPr>
@@ -7412,13 +7769,7 @@
         <w:rPr>
           <w:rStyle w:val="Strong"/>
         </w:rPr>
-        <w:t xml:space="preserve">Path </w:t>
-      </w:r>
-      <w:r>
-        <w:rPr>
-          <w:rStyle w:val="Strong"/>
-        </w:rPr>
-        <w:t xml:space="preserve">1 – </w:t>
+        <w:t xml:space="preserve">Path 1 – </w:t>
       </w:r>
       <w:r>
         <w:rPr>
@@ -7426,72 +7777,75 @@
           <w:b w:val="0"/>
           <w:bCs w:val="0"/>
         </w:rPr>
-        <w:t>Pulse-interval acquisition for HR and HRV</w:t>
+        <w:t>Pulse-interval acquisition for HR and HRV.</w:t>
+      </w:r>
+      <w:r>
+        <w:t xml:space="preserve"> The sensor's online streaming interface exposes a pulse-to-pulse interval (PPI) stream, derived on-device from the optical PPG signal using the manufacturer's own validated extraction algorithm </w:t>
+      </w:r>
+      <w:r>
+        <w:fldChar w:fldCharType="begin"/>
+      </w:r>
+      <w:r>
+        <w:instrText xml:space="preserve"> ADDIN ZOTERO_ITEM CSL_CITATION {"citationID":"J3eQbxpD","properties":{"unsorted":false,"formattedCitation":"[35]","plainCitation":"[35]","noteIndex":0},"citationItems":[{"id":335,"uris":["http://zotero.org/users/19683069/items/CZPW3WTC"],"itemData":{"id":335,"type":"webpage","abstract":"Repository includes SDK and code examples. More info https://polar.com/en/developers - polarofficial/polar-ble-sdk","container-title":"GitHub","language":"en","title":"polar-ble-sdk/documentation/products/PolarVeritySense.md at master · polarofficial/polar-ble-sdk","URL":"https://github.com/polarofficial/polar-ble-sdk/blob/master/documentation/products/PolarVeritySense.md","accessed":{"date-parts":[["2026",9,15]]}}}],"schema":"https://github.com/citation-style-language/schema/raw/master/csl-citation.json"} </w:instrText>
+      </w:r>
+      <w:r>
+        <w:fldChar w:fldCharType="separate"/>
+      </w:r>
+      <w:r>
+        <w:t>[35]</w:t>
+      </w:r>
+      <w:r>
+        <w:fldChar w:fldCharType="end"/>
+      </w:r>
+      <w:r>
+        <w:t xml:space="preserve">. Rather than duplicating pulse detection </w:t>
       </w:r>
       <w:r>
         <w:rPr>
           <w:rStyle w:val="Strong"/>
-          <w:b w:val="0"/>
-          <w:bCs w:val="0"/>
-        </w:rPr>
-        <w:t>.</w:t>
-      </w:r>
-      <w:r>
-        <w:t xml:space="preserve"> The sensor's online streaming interface exposes a pulse-to-pulse interval (PPI) stream, derived on-device from the optical PPG signal using the manufacturer's own validated extraction algorithm </w:t>
+        </w:rPr>
+        <w:t xml:space="preserve">– </w:t>
+      </w:r>
+      <w:r>
+        <w:t xml:space="preserve">a problem already solved and certified against reference instrumentation by the sensor manufacturer </w:t>
+      </w:r>
+      <w:r>
+        <w:rPr>
+          <w:rStyle w:val="Strong"/>
+        </w:rPr>
+        <w:t xml:space="preserve">– </w:t>
+      </w:r>
+      <w:r>
+        <w:t xml:space="preserve">this subsystem consumes the PPI stream directly, reserving custom development effort for the parts of the pipeline the hardware does not provide natively. Each interval is screened before use: intervals corresponding to a physiologically implausible instantaneous heart rate (below 40bpm or above 131bpm, per the danger thresholds established in the literature review) are tracked and rejected as motion artefacts if not sustained </w:t>
       </w:r>
       <w:r>
         <w:fldChar w:fldCharType="begin"/>
       </w:r>
       <w:r>
-        <w:instrText xml:space="preserve"> ADDIN ZOTERO_ITEM CSL_CITATION {"citationID":"J3eQbxpD","properties":{"unsorted":false,"formattedCitation":"[35]","plainCitation":"[35]","noteIndex":0},"citationItems":[{"id":335,"uris":["http://zotero.org/users/19683069/items/CZPW3WTC"],"itemData":{"id":335,"type":"webpage","abstract":"Repository includes SDK and code examples. More info https://polar.com/en/developers - polarofficial/polar-ble-sdk","container-title":"GitHub","language":"en","title":"polar-ble-sdk/documentation/products/PolarVeritySense.md at master · polarofficial/polar-ble-sdk","URL":"https://github.com/polarofficial/polar-ble-sdk/blob/master/documentation/products/PolarVeritySense.md","accessed":{"date-parts":[["2026",9,15]]}}}],"schema":"https://github.com/citation-style-language/schema/raw/master/csl-citation.json"} </w:instrText>
+        <w:instrText xml:space="preserve"> ADDIN ZOTERO_ITEM CSL_CITATION {"citationID":"NiOEEWJK","properties":{"unsorted":false,"formattedCitation":"[33]","plainCitation":"[33]","noteIndex":0},"citationItems":[{"id":327,"uris":["http://zotero.org/users/19683069/items/UE3F93QN"],"itemData":{"id":327,"type":"paper-conference","container-title":"Proceedings of the 16th International Conference on Multimodal Interaction","DOI":"10.1145/2663204.2663257","event-title":"ICMI '14: INTERNATIONAL CONFERENCE ON MULTIMODAL INTERACTION","ISBN":"978-1-4503-2885-2","language":"en","page":"291-298","publisher":"ACM","publisher-place":"Istanbul Turkey","source":"DOI.org (Crossref)","title":"The SWELL Knowledge Work Dataset for Stress and User Modeling Research","URL":"https://dl.acm.org/doi/10.1145/2663204.2663257","author":[{"family":"Koldijk","given":"Saskia"},{"family":"Sappelli","given":"Maya"},{"family":"Verberne","given":"Suzan"},{"family":"Neerincx","given":"Mark A."},{"family":"Kraaij","given":"Wessel"}],"accessed":{"date-parts":[["2026",9,12]]},"issued":{"date-parts":[["2014",11,12]]}}}],"schema":"https://github.com/citation-style-language/schema/raw/master/csl-citation.json"} </w:instrText>
       </w:r>
       <w:r>
         <w:fldChar w:fldCharType="separate"/>
       </w:r>
       <w:r>
-        <w:t>[35]</w:t>
+        <w:t>[33]</w:t>
       </w:r>
       <w:r>
         <w:fldChar w:fldCharType="end"/>
       </w:r>
       <w:r>
-        <w:t xml:space="preserve">. Rather than duplicating pulse detection </w:t>
-      </w:r>
-      <w:r>
-        <w:rPr>
-          <w:rStyle w:val="Strong"/>
-        </w:rPr>
-        <w:t xml:space="preserve">– </w:t>
-      </w:r>
-      <w:r>
-        <w:t xml:space="preserve">a problem already solved and certified against reference instrumentation by the sensor manufacturer </w:t>
-      </w:r>
-      <w:r>
-        <w:rPr>
-          <w:rStyle w:val="Strong"/>
-        </w:rPr>
-        <w:t xml:space="preserve">– </w:t>
-      </w:r>
-      <w:r>
-        <w:t xml:space="preserve">this subsystem consumes the PPI stream directly, reserving custom development effort for the parts of the pipeline the hardware does not provide natively. Each interval is screened before use: intervals corresponding to a physiologically implausible instantaneous heart rate (below 40bpm or above 131bpm, per the danger thresholds established in the literature review) are tracked and rejected as motion artefacts if not sustained </w:t>
-      </w:r>
-      <w:r>
-        <w:fldChar w:fldCharType="begin"/>
-      </w:r>
-      <w:r>
-        <w:instrText xml:space="preserve"> ADDIN ZOTERO_ITEM CSL_CITATION {"citationID":"NiOEEWJK","properties":{"unsorted":false,"formattedCitation":"[33]","plainCitation":"[33]","noteIndex":0},"citationItems":[{"id":327,"uris":["http://zotero.org/users/19683069/items/UE3F93QN"],"itemData":{"id":327,"type":"paper-conference","container-title":"Proceedings of the 16th International Conference on Multimodal Interaction","DOI":"10.1145/2663204.2663257","event-title":"ICMI '14: INTERNATIONAL CONFERENCE ON MULTIMODAL INTERACTION","ISBN":"978-1-4503-2885-2","language":"en","page":"291-298","publisher":"ACM","publisher-place":"Istanbul Turkey","source":"DOI.org (Crossref)","title":"The SWELL Knowledge Work Dataset for Stress and User Modeling Research","URL":"https://dl.acm.org/doi/10.1145/2663204.2663257","author":[{"family":"Koldijk","given":"Saskia"},{"family":"Sappelli","given":"Maya"},{"family":"Verberne","given":"Suzan"},{"family":"Neerincx","given":"Mark A."},{"family":"Kraaij","given":"Wessel"}],"accessed":{"date-parts":[["2026",9,12]]},"issued":{"date-parts":[["2014",11,12]]}}}],"schema":"https://github.com/citation-style-language/schema/raw/master/csl-citation.json"} </w:instrText>
-      </w:r>
-      <w:r>
-        <w:fldChar w:fldCharType="separate"/>
-      </w:r>
-      <w:r>
-        <w:t>[33]</w:t>
-      </w:r>
-      <w:r>
-        <w:fldChar w:fldCharType="end"/>
-      </w:r>
-      <w:r>
-        <w:t xml:space="preserve">. Instantaneous heart rate is computed as </w:t>
+        <w:t>. Instantaneous heart rate is computed as</w:t>
+      </w:r>
+      <w:r>
+        <w:t>:</w:t>
+      </w:r>
+    </w:p>
+    <w:p>
+      <w:pPr>
+        <w:pStyle w:val="NormalWeb"/>
+      </w:pPr>
+      <w:r>
+        <w:t xml:space="preserve"> </w:t>
       </w:r>
       <m:oMath>
         <m:r>
@@ -7545,19 +7899,46 @@
         </m:r>
       </m:oMath>
       <w:r>
-        <w:t>bpm</w:t>
-      </w:r>
-      <w:r>
-        <w:t xml:space="preserve"> (with</w:t>
-      </w:r>
-      <w:r>
-        <w:t xml:space="preserve"> PPI in ms</w:t>
-      </w:r>
-      <w:r>
-        <w:t>)</w:t>
-      </w:r>
-      <w:r>
-        <w:t>, and the reported value over a window is the arithmetic mean of accepted instantaneous values</w:t>
+        <w:t xml:space="preserve">bpm </w:t>
+      </w:r>
+      <w:r>
+        <w:tab/>
+      </w:r>
+      <w:r>
+        <w:tab/>
+      </w:r>
+      <w:r>
+        <w:tab/>
+      </w:r>
+      <w:r>
+        <w:tab/>
+      </w:r>
+      <w:r>
+        <w:tab/>
+      </w:r>
+      <w:r>
+        <w:tab/>
+      </w:r>
+      <w:r>
+        <w:tab/>
+      </w:r>
+      <w:r>
+        <w:tab/>
+      </w:r>
+      <w:r>
+        <w:tab/>
+      </w:r>
+      <w:r>
+        <w:tab/>
+        <w:t>(1)</w:t>
+      </w:r>
+    </w:p>
+    <w:p>
+      <w:pPr>
+        <w:pStyle w:val="NormalWeb"/>
+      </w:pPr>
+      <w:r>
+        <w:t>(with PPI in ms), and the reported value over a window is the arithmetic mean of accepted instantaneous values</w:t>
       </w:r>
       <w:r>
         <w:fldChar w:fldCharType="begin"/>
@@ -7595,52 +7976,984 @@
         <w:t xml:space="preserve">– </w:t>
       </w:r>
       <w:r>
+        <w:t xml:space="preserve">Raw PPG acquisition for breath rate. The same online streaming service supplies raw PPG concurrently [35]. Breathing modulates the PPG signal in three known ways: respiratory-induced intensity variation (baseline/DC shift), amplitude variation, and frequency variation (via respiratory sinus arrhythmia) [10], [36], [37]. This subsystem extracts the intensity-variation component by band-pass filtering the raw PPG signal into the 0.1Hz–0.5Hz band in which normal breathing occurs (6–30 breaths/min) [10], [36], [37]. A fourth-order Butterworth filter is used for this band-pass stage, consistent with the filter order and near-identical cut-off frequencies reported in PPG-derived respiration literature [10], [36]; the Butterworth response is chosen for its maximally flat passband, which preserves the relative amplitude of the extracted respiratory waveform rather than distorting it with passband ripple. The filter is implemented as a cascade of two second-order sections, since a direct-form fourth-order implementation is numerically unstable at cut-off frequencies this </w:t>
+      </w:r>
+      <w:r>
+        <w:lastRenderedPageBreak/>
+        <w:t>low relative to the sensor's sampling rate. Each second-order section takes the standard digital form:</w:t>
+      </w:r>
+    </w:p>
+    <w:p>
+      <w:pPr>
+        <w:pStyle w:val="NormalWeb"/>
+      </w:pPr>
+      <m:oMath>
+        <m:r>
+          <w:rPr>
+            <w:rFonts w:ascii="Cambria Math" w:hAnsi="Cambria Math"/>
+          </w:rPr>
+          <m:t>y[n]=​</m:t>
+        </m:r>
+        <m:sSub>
+          <m:sSubPr>
+            <m:ctrlPr>
+              <w:rPr>
+                <w:rFonts w:ascii="Cambria Math" w:hAnsi="Cambria Math"/>
+                <w:i/>
+              </w:rPr>
+            </m:ctrlPr>
+          </m:sSubPr>
+          <m:e>
+            <m:r>
+              <w:rPr>
+                <w:rFonts w:ascii="Cambria Math" w:hAnsi="Cambria Math"/>
+              </w:rPr>
+              <m:t>b</m:t>
+            </m:r>
+          </m:e>
+          <m:sub>
+            <m:r>
+              <w:rPr>
+                <w:rFonts w:ascii="Cambria Math" w:hAnsi="Cambria Math"/>
+              </w:rPr>
+              <m:t>0</m:t>
+            </m:r>
+          </m:sub>
+        </m:sSub>
+        <m:r>
+          <w:rPr>
+            <w:rFonts w:ascii="Cambria Math" w:hAnsi="Cambria Math"/>
+          </w:rPr>
+          <m:t>x[n]+</m:t>
+        </m:r>
+        <m:sSub>
+          <m:sSubPr>
+            <m:ctrlPr>
+              <w:rPr>
+                <w:rFonts w:ascii="Cambria Math" w:hAnsi="Cambria Math"/>
+                <w:i/>
+              </w:rPr>
+            </m:ctrlPr>
+          </m:sSubPr>
+          <m:e>
+            <m:r>
+              <w:rPr>
+                <w:rFonts w:ascii="Cambria Math" w:hAnsi="Cambria Math"/>
+              </w:rPr>
+              <m:t>b</m:t>
+            </m:r>
+          </m:e>
+          <m:sub>
+            <m:r>
+              <w:rPr>
+                <w:rFonts w:ascii="Cambria Math" w:hAnsi="Cambria Math"/>
+              </w:rPr>
+              <m:t>1</m:t>
+            </m:r>
+          </m:sub>
+        </m:sSub>
+        <m:r>
+          <w:rPr>
+            <w:rFonts w:ascii="Cambria Math" w:hAnsi="Cambria Math"/>
+          </w:rPr>
+          <m:t>​x[n-1]+</m:t>
+        </m:r>
+        <m:sSub>
+          <m:sSubPr>
+            <m:ctrlPr>
+              <w:rPr>
+                <w:rFonts w:ascii="Cambria Math" w:hAnsi="Cambria Math"/>
+                <w:i/>
+              </w:rPr>
+            </m:ctrlPr>
+          </m:sSubPr>
+          <m:e>
+            <m:r>
+              <w:rPr>
+                <w:rFonts w:ascii="Cambria Math" w:hAnsi="Cambria Math"/>
+              </w:rPr>
+              <m:t>b</m:t>
+            </m:r>
+          </m:e>
+          <m:sub>
+            <m:r>
+              <w:rPr>
+                <w:rFonts w:ascii="Cambria Math" w:hAnsi="Cambria Math"/>
+              </w:rPr>
+              <m:t>2</m:t>
+            </m:r>
+          </m:sub>
+        </m:sSub>
+        <m:r>
+          <w:rPr>
+            <w:rFonts w:ascii="Cambria Math" w:hAnsi="Cambria Math"/>
+          </w:rPr>
+          <m:t>​x[n-2]-</m:t>
+        </m:r>
+        <m:sSub>
+          <m:sSubPr>
+            <m:ctrlPr>
+              <w:rPr>
+                <w:rFonts w:ascii="Cambria Math" w:hAnsi="Cambria Math"/>
+                <w:i/>
+              </w:rPr>
+            </m:ctrlPr>
+          </m:sSubPr>
+          <m:e>
+            <m:r>
+              <w:rPr>
+                <w:rFonts w:ascii="Cambria Math" w:hAnsi="Cambria Math"/>
+              </w:rPr>
+              <m:t>a</m:t>
+            </m:r>
+          </m:e>
+          <m:sub>
+            <m:r>
+              <w:rPr>
+                <w:rFonts w:ascii="Cambria Math" w:hAnsi="Cambria Math"/>
+              </w:rPr>
+              <m:t>1</m:t>
+            </m:r>
+          </m:sub>
+        </m:sSub>
+        <m:r>
+          <w:rPr>
+            <w:rFonts w:ascii="Cambria Math" w:hAnsi="Cambria Math"/>
+          </w:rPr>
+          <m:t>​y[n-1]-</m:t>
+        </m:r>
+        <m:sSub>
+          <m:sSubPr>
+            <m:ctrlPr>
+              <w:rPr>
+                <w:rFonts w:ascii="Cambria Math" w:hAnsi="Cambria Math"/>
+                <w:i/>
+              </w:rPr>
+            </m:ctrlPr>
+          </m:sSubPr>
+          <m:e>
+            <m:r>
+              <w:rPr>
+                <w:rFonts w:ascii="Cambria Math" w:hAnsi="Cambria Math"/>
+              </w:rPr>
+              <m:t>a</m:t>
+            </m:r>
+          </m:e>
+          <m:sub>
+            <m:r>
+              <w:rPr>
+                <w:rFonts w:ascii="Cambria Math" w:hAnsi="Cambria Math"/>
+              </w:rPr>
+              <m:t>2</m:t>
+            </m:r>
+          </m:sub>
+        </m:sSub>
+        <m:r>
+          <w:rPr>
+            <w:rFonts w:ascii="Cambria Math" w:hAnsi="Cambria Math"/>
+          </w:rPr>
+          <m:t>​y[n-2]</m:t>
+        </m:r>
+      </m:oMath>
+      <w:r>
+        <w:t xml:space="preserve"> </w:t>
+      </w:r>
+      <w:r>
+        <w:tab/>
+      </w:r>
+      <w:r>
+        <w:tab/>
+      </w:r>
+      <w:r>
+        <w:tab/>
+        <w:t>(2)</w:t>
+      </w:r>
+    </w:p>
+    <w:p>
+      <w:pPr>
+        <w:pStyle w:val="NormalWeb"/>
+      </w:pPr>
+      <w:r>
+        <w:t xml:space="preserve">with coefficients </w:t>
+      </w:r>
+      <m:oMath>
+        <m:sSub>
+          <m:sSubPr>
+            <m:ctrlPr>
+              <w:rPr>
+                <w:rFonts w:ascii="Cambria Math" w:hAnsi="Cambria Math"/>
+              </w:rPr>
+            </m:ctrlPr>
+          </m:sSubPr>
+          <m:e>
+            <m:r>
+              <w:rPr>
+                <w:rFonts w:ascii="Cambria Math" w:hAnsi="Cambria Math"/>
+              </w:rPr>
+              <m:t>b</m:t>
+            </m:r>
+          </m:e>
+          <m:sub>
+            <m:r>
+              <w:rPr>
+                <w:rFonts w:ascii="Cambria Math" w:hAnsi="Cambria Math"/>
+              </w:rPr>
+              <m:t>k</m:t>
+            </m:r>
+          </m:sub>
+        </m:sSub>
+      </m:oMath>
+      <w:r>
+        <w:t xml:space="preserve">​, </w:t>
+      </w:r>
+      <m:oMath>
+        <m:sSub>
+          <m:sSubPr>
+            <m:ctrlPr>
+              <w:rPr>
+                <w:rFonts w:ascii="Cambria Math" w:hAnsi="Cambria Math"/>
+              </w:rPr>
+            </m:ctrlPr>
+          </m:sSubPr>
+          <m:e>
+            <m:r>
+              <w:rPr>
+                <w:rFonts w:ascii="Cambria Math" w:hAnsi="Cambria Math"/>
+              </w:rPr>
+              <m:t>a</m:t>
+            </m:r>
+          </m:e>
+          <m:sub>
+            <m:r>
+              <w:rPr>
+                <w:rFonts w:ascii="Cambria Math" w:hAnsi="Cambria Math"/>
+              </w:rPr>
+              <m:t>k</m:t>
+            </m:r>
+          </m:sub>
+        </m:sSub>
+      </m:oMath>
+      <w:r>
+        <w:t xml:space="preserve"> </w:t>
+      </w:r>
+      <w:r>
+        <w:t xml:space="preserve">obtained by applying the bilinear transform to the analog Butterworth band-pass prototype for </w:t>
+      </w:r>
+      <m:oMath>
+        <m:sSub>
+          <m:sSubPr>
+            <m:ctrlPr>
+              <w:rPr>
+                <w:rFonts w:ascii="Cambria Math" w:hAnsi="Cambria Math"/>
+              </w:rPr>
+            </m:ctrlPr>
+          </m:sSubPr>
+          <m:e>
+            <m:r>
+              <w:rPr>
+                <w:rFonts w:ascii="Cambria Math" w:hAnsi="Cambria Math"/>
+              </w:rPr>
+              <m:t>f</m:t>
+            </m:r>
+          </m:e>
+          <m:sub>
+            <m:r>
+              <w:rPr>
+                <w:rFonts w:ascii="Cambria Math" w:hAnsi="Cambria Math"/>
+              </w:rPr>
+              <m:t>low</m:t>
+            </m:r>
+          </m:sub>
+        </m:sSub>
+        <m:r>
+          <w:rPr>
+            <w:rFonts w:ascii="Cambria Math" w:hAnsi="Cambria Math"/>
+          </w:rPr>
+          <m:t>=0.1</m:t>
+        </m:r>
+      </m:oMath>
+      <w:r>
+        <w:t>Hz</w:t>
+      </w:r>
+      <w:r>
+        <w:t xml:space="preserve"> and </w:t>
+      </w:r>
+      <m:oMath>
+        <m:sSub>
+          <m:sSubPr>
+            <m:ctrlPr>
+              <w:rPr>
+                <w:rFonts w:ascii="Cambria Math" w:hAnsi="Cambria Math"/>
+              </w:rPr>
+            </m:ctrlPr>
+          </m:sSubPr>
+          <m:e>
+            <m:r>
+              <w:rPr>
+                <w:rFonts w:ascii="Cambria Math" w:hAnsi="Cambria Math"/>
+              </w:rPr>
+              <m:t>f</m:t>
+            </m:r>
+          </m:e>
+          <m:sub>
+            <m:r>
+              <w:rPr>
+                <w:rFonts w:ascii="Cambria Math" w:hAnsi="Cambria Math"/>
+              </w:rPr>
+              <m:t>high</m:t>
+            </m:r>
+          </m:sub>
+        </m:sSub>
+        <m:r>
+          <w:rPr>
+            <w:rFonts w:ascii="Cambria Math" w:hAnsi="Cambria Math"/>
+          </w:rPr>
+          <m:t>=0.5</m:t>
+        </m:r>
+      </m:oMath>
+      <w:r>
+        <w:t xml:space="preserve">Hz, at the sensor's PPG streaming rate. Peaks in the filtered respiratory waveform are detected using the event-related moving-average algorithm of Elgendi et al. [37], applied here to the respiratory waveform. Breath-to-breath interval </w:t>
+      </w:r>
+      <m:oMath>
+        <m:r>
+          <w:rPr>
+            <w:rFonts w:ascii="Cambria Math" w:hAnsi="Cambria Math"/>
+          </w:rPr>
+          <m:t>T</m:t>
+        </m:r>
+      </m:oMath>
+      <w:r>
+        <w:t>(s) yields breath rate</w:t>
+      </w:r>
+    </w:p>
+    <w:p>
+      <w:pPr>
+        <w:pStyle w:val="NormalWeb"/>
+      </w:pPr>
+      <m:oMath>
+        <m:r>
+          <w:rPr>
+            <w:rFonts w:ascii="Cambria Math" w:hAnsi="Cambria Math"/>
+          </w:rPr>
+          <m:t>BR=</m:t>
+        </m:r>
+        <m:f>
+          <m:fPr>
+            <m:ctrlPr>
+              <w:rPr>
+                <w:rFonts w:ascii="Cambria Math" w:hAnsi="Cambria Math"/>
+                <w:i/>
+              </w:rPr>
+            </m:ctrlPr>
+          </m:fPr>
+          <m:num>
+            <m:r>
+              <w:rPr>
+                <w:rFonts w:ascii="Cambria Math" w:hAnsi="Cambria Math"/>
+              </w:rPr>
+              <m:t>60</m:t>
+            </m:r>
+          </m:num>
+          <m:den>
+            <m:r>
+              <w:rPr>
+                <w:rFonts w:ascii="Cambria Math" w:hAnsi="Cambria Math"/>
+              </w:rPr>
+              <m:t>T</m:t>
+            </m:r>
+          </m:den>
+        </m:f>
+        <m:r>
+          <w:rPr>
+            <w:rFonts w:ascii="Cambria Math" w:hAnsi="Cambria Math"/>
+          </w:rPr>
+          <m:t xml:space="preserve">​ (breaths / min) </m:t>
+        </m:r>
+      </m:oMath>
+      <w:r>
+        <w:tab/>
+      </w:r>
+      <w:r>
+        <w:tab/>
+      </w:r>
+      <w:r>
+        <w:tab/>
+      </w:r>
+      <w:r>
+        <w:tab/>
+      </w:r>
+      <w:r>
+        <w:tab/>
+      </w:r>
+      <w:r>
+        <w:tab/>
+      </w:r>
+      <w:r>
+        <w:tab/>
+      </w:r>
+      <w:r>
+        <w:tab/>
+      </w:r>
+      <w:r>
+        <w:tab/>
+        <w:t>(3)</w:t>
+      </w:r>
+    </w:p>
+    <w:p>
+      <w:pPr>
+        <w:pStyle w:val="NormalWeb"/>
+      </w:pPr>
+      <w:r>
+        <w:t>reported as a windowed average with the same implausible-value rejection applied to HR, with the minimum and maximum values used being 8 and 25 breaths/min, respectively</w:t>
+      </w:r>
+    </w:p>
+    <w:p>
+      <w:pPr>
+        <w:pStyle w:val="NormalWeb"/>
+      </w:pPr>
+      <w:r>
         <w:rPr>
           <w:rStyle w:val="Strong"/>
-          <w:b w:val="0"/>
-          <w:bCs w:val="0"/>
-        </w:rPr>
-        <w:t xml:space="preserve">Raw PPG acquisition for </w:t>
+        </w:rPr>
+        <w:t>HRV computation</w:t>
       </w:r>
       <w:r>
         <w:rPr>
           <w:rStyle w:val="Strong"/>
-          <w:b w:val="0"/>
-          <w:bCs w:val="0"/>
-        </w:rPr>
+        </w:rPr>
+        <w:t>:</w:t>
+      </w:r>
+      <w:r>
+        <w:t xml:space="preserve"> </w:t>
+      </w:r>
+      <w:r>
+        <w:t xml:space="preserve">The accepted pulse-interval series from Path 1 feeds HRV computation across three domains </w:t>
+      </w:r>
+      <w:r>
+        <w:fldChar w:fldCharType="begin"/>
+      </w:r>
+      <w:r>
+        <w:instrText xml:space="preserve"> ADDIN ZOTERO_ITEM CSL_CITATION {"citationID":"OYQlTUSH","properties":{"unsorted":false,"formattedCitation":"[16], [18], [32]","plainCitation":"[16], [18], [32]","noteIndex":0},"citationItems":[{"id":290,"uris":["http://zotero.org/users/19683069/items/63N3XMCL"],"itemData":{"id":290,"type":"article-journal","container-title":"Computer Methods and Programs in Biomedicine","DOI":"10.1016/j.cmpb.2017.06.018","ISSN":"01692607","journalAbbreviation":"Computer Methods and Programs in Biomedicine","language":"en","page":"71-80","source":"DOI.org (Crossref)","title":"Heart rate variability metrics for fine-grained stress level assessment","volume":"148","author":[{"family":"Pereira","given":"Tânia"},{"family":"Almeida","given":"Pedro R."},{"family":"Cunha","given":"João P.S."},{"family":"Aguiar","given":"Ana"}],"issued":{"date-parts":[["2017",9]]}}},{"id":300,"uris":["http://zotero.org/users/19683069/items/WFLMTXV4"],"itemData":{"id":300,"type":"article-journal","abstract":"Prolonged exposure to high-stress environments can lead to mental illnesses such as anxiety disorders, depression, and posttraumatic stress disorder. Here, a wearable device utilizing photoplethysmography (PPG) technology is developed to noninvasively measure physiological signals and analyze heart rate variability (HRV) parameters. Traditional normative HRV databases typically do not account for responses induced by specific stressors such as cognitive tasks. Therefore, machine learning is used to build a more dynamic stress assessment model. Machine learning can capture complex nonlinear relationships among HRV parameters during stress-inducing tasks, adapts to individual stress response variations, and provides real-time stress level predictions. Furthermore, machine learning models can integrate temporal patterns in HRV data to achieve nuanced stress level assessment. This study examines the feasibility of PPG signals and validates the developed stress model. The RR intervals derived from PPG signals were highly positively correlated with those from electrocardiography signals (correlation coefficient = 0.9920, R-squared = 0.9837); this confirms the usability of PPG signals for HRV analysis. The stress model is constructed via the open-source Swell dataset. In the experiments, participants complete the Depression Anxiety Stress Scales-21-Chinese (DASS-21-C) questionnaire to quantify levels of depression, anxiety, and stress over a week. Baseline and stress-state PPG data are collected, converted into HRV values, and input into the model for stress quantification. The Stroop test is used to elicit stress responses. After the experiment, the DASS-21-C stress scores were compared with the model's baseline, stress state, and combined scores. The highest correlation was observed between the model's baseline score and the DASS-21-C stress score (correlation coefficient = 0.92, R-squared =  0.8457), supporting the model's psychological significance in quantifying everyday stress. HRV parameter changes across experimental phases are discussed as well as sex differences in stress responses. In the future, this device may be applied in clinical scenarios for further validation and could be integrated with additional physiological indicators for broader application in daily health management and stress warning systems.","container-title":"APL Bioengineering","DOI":"10.1063/5.0256590","ISSN":"2473-2877","issue":"2","language":"en","page":"026103","source":"DOI.org (Crossref)","title":"Photoplethysmography-based HRV analysis and machine learning for real-time stress quantification in mental health applications","volume":"9","author":[{"family":"Tsai","given":"Ying-Ying"},{"family":"Chen","given":"Yu-Jie"},{"family":"Lin","given":"Yen-Feng"},{"family":"Hsiao","given":"Fan-Chi"},{"family":"Hsu","given":"Ching-Han"},{"family":"Liao","given":"Lun-De"}],"issued":{"date-parts":[["2025",6,1]]}}},{"id":287,"uris":["http://zotero.org/users/19683069/items/U96GRIIK"],"itemData":{"id":287,"type":"article-journal","abstract":"The article presents the main provisions of the methodology for the analysis of heart rate variability (HRV), which is now actively and widely implemented in many fields of medicine and applied physiology. This methodology was first developed in space medicine, where, already during the first manned spaceflights, there was a need in operative assessment of the person's reactions and abilities to maintain high performance and good level of health under different stress conditions.","container-title":"Cardiometry","DOI":"10.12710/cardiometry.2017.10.6676","ISSN":"23047232","issue":"10","journalAbbreviation":"Cardiometry","language":"en","note":"Has useful ranges for calculated metrics from HRV","page":"66-76","publisher-place":"Institute of Biomedical Problems of the Russian Academy of Sciences","source":"DOI.org (Crossref)","title":"Heart rate variability analysis: physiological foundations and main methods","title-short":"Heart rate variability analysis","author":[{"literal":"Roman М. Baevsky"},{"literal":"Anna G. Chernikova"}],"issued":{"date-parts":[["2017",5]]}}}],"schema":"https://github.com/citation-style-language/schema/raw/master/csl-citation.json"} </w:instrText>
+      </w:r>
+      <w:r>
+        <w:fldChar w:fldCharType="separate"/>
+      </w:r>
+      <w:r>
+        <w:t>[16], [18], [32]</w:t>
+      </w:r>
+      <w:r>
+        <w:fldChar w:fldCharType="end"/>
+      </w:r>
+      <w:r>
+        <w:t>: T</w:t>
+      </w:r>
+      <w:r>
+        <w:t>ime-domain (meanNN, SDNN, RMSSD, NN50/pNN50, SDSD, and relative measures normalised against meanNN)</w:t>
+      </w:r>
+      <w:r>
+        <w:t>; F</w:t>
+      </w:r>
+      <w:r>
+        <w:t>requency-domain (VLF, LF, HF power, normalised LF/HF, LF/HF ratio)</w:t>
+      </w:r>
+      <w:r>
+        <w:t>; N</w:t>
+      </w:r>
+      <w:r>
+        <w:t>onlinear (Poincaré SD1/SD2, ApEn, SampEn, DFA scaling exponents)</w:t>
+      </w:r>
+      <w:r>
+        <w:t xml:space="preserve">. Details of these calculations can be found in Malik et al.’s paper </w:t>
+      </w:r>
+      <w:r>
+        <w:fldChar w:fldCharType="begin"/>
+      </w:r>
+      <w:r>
+        <w:instrText xml:space="preserve"> ADDIN ZOTERO_ITEM CSL_CITATION {"citationID":"Cvor2o0y","properties":{"unsorted":false,"formattedCitation":"[38]","plainCitation":"[38]","noteIndex":0},"citationItems":[{"id":337,"uris":["http://zotero.org/users/19683069/items/EHYF4WNR"],"itemData":{"id":337,"type":"article-journal","container-title":"European Heart Journal","DOI":"10.1093/oxfordjournals.eurheartj.a014868","ISSN":"0195-668X, 1522-9645","issue":"3","journalAbbreviation":"European Heart Journal","language":"en","page":"354-381","source":"DOI.org (Crossref)","title":"Heart rate variability: Standards of measurement, physiological interpretation, and clinical use","title-short":"Heart rate variability","volume":"17","author":[{"family":"Malik","given":"M."},{"family":"Bigger","given":"J. T."},{"family":"Camm","given":"A. J."},{"family":"Kleiger","given":"R. E."},{"family":"Malliani","given":"A."},{"family":"Moss","given":"A. J."},{"family":"Schwartz","given":"P. J."}],"issued":{"date-parts":[["1996",3,1]]}}}],"schema":"https://github.com/citation-style-language/schema/raw/master/csl-citation.json"} </w:instrText>
+      </w:r>
+      <w:r>
+        <w:fldChar w:fldCharType="separate"/>
+      </w:r>
+      <w:r>
+        <w:t>[38]</w:t>
+      </w:r>
+      <w:r>
+        <w:fldChar w:fldCharType="end"/>
+      </w:r>
+      <w:r>
+        <w:t xml:space="preserve">. </w:t>
+      </w:r>
+      <w:r>
+        <w:t>Because R</w:t>
+      </w:r>
+      <w:r>
+        <w:t>R</w:t>
+      </w:r>
+      <w:r>
+        <w:t xml:space="preserve"> intervals are not evenly sampled in time, frequency-domain estimation requires interpolating the interval series onto a uniform time base before spectral analysis can be applied</w:t>
+      </w:r>
+      <w:r>
+        <w:fldChar w:fldCharType="begin"/>
+      </w:r>
+      <w:r>
+        <w:instrText xml:space="preserve"> ADDIN ZOTERO_ITEM CSL_CITATION {"citationID":"rwAPgaTh","properties":{"unsorted":false,"formattedCitation":"[38]","plainCitation":"[38]","noteIndex":0},"citationItems":[{"id":337,"uris":["http://zotero.org/users/19683069/items/EHYF4WNR"],"itemData":{"id":337,"type":"article-journal","container-title":"European Heart Journal","DOI":"10.1093/oxfordjournals.eurheartj.a014868","ISSN":"0195-668X, 1522-9645","issue":"3","journalAbbreviation":"European Heart Journal","language":"en","page":"354-381","source":"DOI.org (Crossref)","title":"Heart rate variability: Standards of measurement, physiological interpretation, and clinical use","title-short":"Heart rate variability","volume":"17","author":[{"family":"Malik","given":"M."},{"family":"Bigger","given":"J. T."},{"family":"Camm","given":"A. J."},{"family":"Kleiger","given":"R. E."},{"family":"Malliani","given":"A."},{"family":"Moss","given":"A. J."},{"family":"Schwartz","given":"P. J."}],"issued":{"date-parts":[["1996",3,1]]}}}],"schema":"https://github.com/citation-style-language/schema/raw/master/csl-citation.json"} </w:instrText>
+      </w:r>
+      <w:r>
+        <w:fldChar w:fldCharType="separate"/>
+      </w:r>
+      <w:r>
+        <w:t>[38]</w:t>
+      </w:r>
+      <w:r>
+        <w:fldChar w:fldCharType="end"/>
+      </w:r>
+      <w:r>
+        <w:t>.</w:t>
+      </w:r>
+      <w:r>
+        <w:t xml:space="preserve"> </w:t>
+      </w:r>
+    </w:p>
+    <w:p>
+      <w:pPr>
+        <w:pStyle w:val="NormalWeb"/>
+      </w:pPr>
+      <w:r>
+        <w:rPr>
+          <w:rStyle w:val="Strong"/>
+        </w:rPr>
+        <w:t>Sampling rate and window size</w:t>
+      </w:r>
+      <w:r>
+        <w:rPr>
+          <w:rStyle w:val="Strong"/>
+        </w:rPr>
+        <w:t>:</w:t>
+      </w:r>
+      <w:r>
+        <w:t xml:space="preserve"> Because PP-interval extraction for HR is performed by the sensor's own validated algorithm rather than by peak detection on raw samples within this subsystem, the timing precision of each interval is fixed upstream and is not sensitive to this subsystem's own processing choices. For the respiratory path, the target band (0.1Hz–0.5Hz) requires a Nyquist minimum under 1Hz, which the sensor's default PPG streaming rate exceeds comfortably </w:t>
+      </w:r>
+      <w:r>
+        <w:fldChar w:fldCharType="begin"/>
+      </w:r>
+      <w:r>
+        <w:instrText xml:space="preserve"> ADDIN ZOTERO_ITEM CSL_CITATION {"citationID":"abzIo6k7","properties":{"unsorted":false,"formattedCitation":"[35]","plainCitation":"[35]","noteIndex":0},"citationItems":[{"id":335,"uris":["http://zotero.org/users/19683069/items/CZPW3WTC"],"itemData":{"id":335,"type":"webpage","abstract":"Repository includes SDK and code examples. More info https://polar.com/en/developers - polarofficial/polar-ble-sdk","container-title":"GitHub","language":"en","title":"polar-ble-sdk/documentation/products/PolarVeritySense.md at master · polarofficial/polar-ble-sdk","URL":"https://github.com/polarofficial/polar-ble-sdk/blob/master/documentation/products/PolarVeritySense.md","accessed":{"date-parts":[["2026",9,15]]}}}],"schema":"https://github.com/citation-style-language/schema/raw/master/csl-citation.json"} </w:instrText>
+      </w:r>
+      <w:r>
+        <w:fldChar w:fldCharType="separate"/>
+      </w:r>
+      <w:r>
+        <w:t>[35]</w:t>
+      </w:r>
+      <w:r>
+        <w:fldChar w:fldCharType="end"/>
+      </w:r>
+      <w:r>
+        <w:t xml:space="preserve">; sampling rate is therefore not a limiting factor for respiratory extraction. Window size remains the binding constraint on HRV quality: heart rate and time-domain HRV parameters are reliable from ~10s windows </w:t>
+      </w:r>
+      <w:r>
+        <w:rPr>
+          <w:rFonts w:ascii="Aptos" w:hAnsi="Aptos"/>
+        </w:rPr>
+        <w:t>[20]</w:t>
+      </w:r>
+      <w:r>
+        <w:t xml:space="preserve">, while frequency-domain parameters </w:t>
+      </w:r>
+      <w:r>
+        <w:t xml:space="preserve">– </w:t>
+      </w:r>
+      <w:r>
+        <w:t xml:space="preserve">particularly LF power </w:t>
+      </w:r>
+      <w:r>
+        <w:t xml:space="preserve">– </w:t>
+      </w:r>
+      <w:r>
+        <w:t xml:space="preserve">need ~50s or longer to capture enough low-frequency cycles without spectral leakage </w:t>
+      </w:r>
+      <w:r>
+        <w:rPr>
+          <w:rFonts w:ascii="Aptos" w:hAnsi="Aptos"/>
+        </w:rPr>
+        <w:t>[20]</w:t>
+      </w:r>
+      <w:r>
+        <w:t xml:space="preserve">. A sliding, overlapping window update is used so metrics refresh faster than the window length itself, and windows containing artefact-corrupted or missing samples are handled by pulse rejection, since including them introduces significant error into ultra-short-term HRV estimates </w:t>
+      </w:r>
+      <w:r>
+        <w:fldChar w:fldCharType="begin"/>
+      </w:r>
+      <w:r>
+        <w:instrText xml:space="preserve"> ADDIN ZOTERO_ITEM CSL_CITATION {"citationID":"fvjocJbG","properties":{"unsorted":false,"formattedCitation":"[33]","plainCitation":"[33]","noteIndex":0},"citationItems":[{"id":327,"uris":["http://zotero.org/users/19683069/items/UE3F93QN"],"itemData":{"id":327,"type":"paper-conference","container-title":"Proceedings of the 16th International Conference on Multimodal Interaction","DOI":"10.1145/2663204.2663257","event-title":"ICMI '14: INTERNATIONAL CONFERENCE ON MULTIMODAL INTERACTION","ISBN":"978-1-4503-2885-2","language":"en","page":"291-298","publisher":"ACM","publisher-place":"Istanbul Turkey","source":"DOI.org (Crossref)","title":"The SWELL Knowledge Work Dataset for Stress and User Modeling Research","URL":"https://dl.acm.org/doi/10.1145/2663204.2663257","author":[{"family":"Koldijk","given":"Saskia"},{"family":"Sappelli","given":"Maya"},{"family":"Verberne","given":"Suzan"},{"family":"Neerincx","given":"Mark A."},{"family":"Kraaij","given":"Wessel"}],"accessed":{"date-parts":[["2026",9,12]]},"issued":{"date-parts":[["2014",11,12]]}}}],"schema":"https://github.com/citation-style-language/schema/raw/master/csl-citation.json"} </w:instrText>
+      </w:r>
+      <w:r>
+        <w:fldChar w:fldCharType="separate"/>
+      </w:r>
+      <w:r>
+        <w:rPr>
+          <w:rFonts w:ascii="Aptos" w:hAnsi="Aptos"/>
+        </w:rPr>
+        <w:t>[33]</w:t>
+      </w:r>
+      <w:r>
+        <w:fldChar w:fldCharType="end"/>
+      </w:r>
+      <w:r>
+        <w:t>.</w:t>
+      </w:r>
+    </w:p>
+    <w:p>
+      <w:pPr>
+        <w:pStyle w:val="Heading2"/>
+        <w:numPr>
+          <w:ilvl w:val="2"/>
+          <w:numId w:val="2"/>
+        </w:numPr>
+      </w:pPr>
+      <w:bookmarkStart w:id="33" w:name="_Toc240400490"/>
+      <w:r>
+        <w:t>Subsystem 2: Data Analysis layer</w:t>
+      </w:r>
+      <w:bookmarkEnd w:id="33"/>
+    </w:p>
+    <w:p>
+      <w:r>
+        <w:t xml:space="preserve">This layer provides analytical services to be used by the danger alert system. It takes in the values derived (heart rate, </w:t>
+      </w:r>
+      <w:r>
         <w:t>breath rate</w:t>
       </w:r>
       <w:r>
-        <w:rPr>
-          <w:rStyle w:val="Strong"/>
-          <w:b w:val="0"/>
-          <w:bCs w:val="0"/>
-        </w:rPr>
+        <w:t xml:space="preserve">, rMSSD..) from the signal produced by the signal processing layer and utilizes </w:t>
+      </w:r>
+      <w:r>
+        <w:t xml:space="preserve">deviation rules and a </w:t>
+      </w:r>
+      <w:r>
+        <w:t>lightweight machine learning model to analyse them</w:t>
+      </w:r>
+      <w:r>
+        <w:t>, visualised in the figure below)</w:t>
+      </w:r>
+      <w:r>
+        <w:t xml:space="preserve">. A decision tree was chosen as the machine learning model as it provided high accuracies (99.96%) </w:t>
+      </w:r>
+      <w:r>
+        <w:fldChar w:fldCharType="begin"/>
+      </w:r>
+      <w:r>
+        <w:instrText xml:space="preserve"> ADDIN ZOTERO_ITEM CSL_CITATION {"citationID":"iFnrPa47","properties":{"unsorted":false,"formattedCitation":"[18]","plainCitation":"[18]","noteIndex":0},"citationItems":[{"id":300,"uris":["http://zotero.org/users/19683069/items/WFLMTXV4"],"itemData":{"id":300,"type":"article-journal","abstract":"Prolonged exposure to high-stress environments can lead to mental illnesses such as anxiety disorders, depression, and posttraumatic stress disorder. Here, a wearable device utilizing photoplethysmography (PPG) technology is developed to noninvasively measure physiological signals and analyze heart rate variability (HRV) parameters. Traditional normative HRV databases typically do not account for responses induced by specific stressors such as cognitive tasks. Therefore, machine learning is used to build a more dynamic stress assessment model. Machine learning can capture complex nonlinear relationships among HRV parameters during stress-inducing tasks, adapts to individual stress response variations, and provides real-time stress level predictions. Furthermore, machine learning models can integrate temporal patterns in HRV data to achieve nuanced stress level assessment. This study examines the feasibility of PPG signals and validates the developed stress model. The RR intervals derived from PPG signals were highly positively correlated with those from electrocardiography signals (correlation coefficient</w:instrText>
+      </w:r>
+      <w:r>
+        <w:rPr>
+          <w:rFonts w:ascii="Arial" w:hAnsi="Arial" w:cs="Arial"/>
+        </w:rPr>
+        <w:instrText> </w:instrText>
+      </w:r>
+      <w:r>
+        <w:instrText>=</w:instrText>
+      </w:r>
+      <w:r>
+        <w:rPr>
+          <w:rFonts w:ascii="Arial" w:hAnsi="Arial" w:cs="Arial"/>
+        </w:rPr>
+        <w:instrText> </w:instrText>
+      </w:r>
+      <w:r>
+        <w:instrText>0.9920, R-squared</w:instrText>
+      </w:r>
+      <w:r>
+        <w:rPr>
+          <w:rFonts w:ascii="Arial" w:hAnsi="Arial" w:cs="Arial"/>
+        </w:rPr>
+        <w:instrText> </w:instrText>
+      </w:r>
+      <w:r>
+        <w:instrText>=</w:instrText>
+      </w:r>
+      <w:r>
+        <w:rPr>
+          <w:rFonts w:ascii="Arial" w:hAnsi="Arial" w:cs="Arial"/>
+        </w:rPr>
+        <w:instrText> </w:instrText>
+      </w:r>
+      <w:r>
+        <w:instrText>0.9837); this confirms the usability of PPG signals for HRV analysis. The stress model is constructed via the open-source Swell dataset. In the experiments, participants complete the Depression Anxiety Stress Scales-21-Chinese (DASS-21-C) questionnaire to quantify levels of depression, anxiety, and stress over a week. Baseline and stress-state PPG data are collected, converted into HRV values, and input into the model for stress quantification. The Stroop test is used to elicit stress responses. After the experiment, the DASS-21-C stress scores were compared with the model's baseline, stress state, and combined scores. The highest correlation was observed between the model's baseline score and the DASS-21-C stress score (correlation coefficient</w:instrText>
+      </w:r>
+      <w:r>
+        <w:rPr>
+          <w:rFonts w:ascii="Arial" w:hAnsi="Arial" w:cs="Arial"/>
+        </w:rPr>
+        <w:instrText> </w:instrText>
+      </w:r>
+      <w:r>
+        <w:instrText>=</w:instrText>
+      </w:r>
+      <w:r>
+        <w:rPr>
+          <w:rFonts w:ascii="Arial" w:hAnsi="Arial" w:cs="Arial"/>
+        </w:rPr>
+        <w:instrText> </w:instrText>
+      </w:r>
+      <w:r>
+        <w:instrText>0.92, R-squared</w:instrText>
+      </w:r>
+      <w:r>
+        <w:rPr>
+          <w:rFonts w:ascii="Arial" w:hAnsi="Arial" w:cs="Arial"/>
+        </w:rPr>
+        <w:instrText> </w:instrText>
+      </w:r>
+      <w:r>
+        <w:instrText>=</w:instrText>
+      </w:r>
+      <w:r>
+        <w:rPr>
+          <w:rFonts w:ascii="Arial" w:hAnsi="Arial" w:cs="Arial"/>
+        </w:rPr>
+        <w:instrText>  </w:instrText>
+      </w:r>
+      <w:r>
+        <w:instrText xml:space="preserve">0.8457), supporting the model's psychological significance in quantifying everyday stress. HRV parameter changes across experimental phases are discussed as well as sex differences in stress responses. In the future, this device may be applied in clinical scenarios for further validation and could be integrated with additional physiological indicators for broader application in daily health management and stress warning systems.","container-title":"APL Bioengineering","DOI":"10.1063/5.0256590","ISSN":"2473-2877","issue":"2","language":"en","page":"026103","source":"DOI.org (Crossref)","title":"Photoplethysmography-based HRV analysis and machine learning for real-time stress quantification in mental health applications","volume":"9","author":[{"family":"Tsai","given":"Ying-Ying"},{"family":"Chen","given":"Yu-Jie"},{"family":"Lin","given":"Yen-Feng"},{"family":"Hsiao","given":"Fan-Chi"},{"family":"Hsu","given":"Ching-Han"},{"family":"Liao","given":"Lun-De"}],"issued":{"date-parts":[["2025",6,1]]}}}],"schema":"https://github.com/citation-style-language/schema/raw/master/csl-citation.json"} </w:instrText>
+      </w:r>
+      <w:r>
+        <w:fldChar w:fldCharType="separate"/>
+      </w:r>
+      <w:r>
+        <w:rPr>
+          <w:rFonts w:ascii="Aptos" w:hAnsi="Aptos"/>
+        </w:rPr>
+        <w:t>[18]</w:t>
+      </w:r>
+      <w:r>
+        <w:fldChar w:fldCharType="end"/>
+      </w:r>
+      <w:r>
+        <w:t xml:space="preserve"> while remaining lightweight. This project will attempt to achieve an accuracy of 70% due</w:t>
+      </w:r>
+      <w:r>
+        <w:t xml:space="preserve"> </w:t>
+      </w:r>
+      <w:r>
+        <w:lastRenderedPageBreak/>
+        <w:t>majority of</w:t>
+      </w:r>
+      <w:r>
+        <w:t xml:space="preserve"> signal</w:t>
+      </w:r>
+      <w:r>
+        <w:t xml:space="preserve"> processing being done from first principles and due to the other justifications presented in the literature review</w:t>
+      </w:r>
+      <w:r>
         <w:t>.</w:t>
       </w:r>
-      <w:r>
-        <w:t xml:space="preserve"> The same online streaming service supplies raw PPG concurrently</w:t>
+    </w:p>
+    <w:p>
+      <w:pPr>
+        <w:keepNext/>
+      </w:pPr>
+      <w:r>
+        <w:rPr>
+          <w:noProof/>
+        </w:rPr>
+        <w:drawing>
+          <wp:inline distT="0" distB="0" distL="0" distR="0" wp14:anchorId="0C7038B6" wp14:editId="34880B13">
+            <wp:extent cx="5731510" cy="2912745"/>
+            <wp:effectExtent l="0" t="0" r="0" b="0"/>
+            <wp:docPr id="2011918387" name="Picture 1"/>
+            <wp:cNvGraphicFramePr>
+              <a:graphicFrameLocks xmlns:a="http://schemas.openxmlformats.org/drawingml/2006/main" noChangeAspect="1"/>
+            </wp:cNvGraphicFramePr>
+            <a:graphic xmlns:a="http://schemas.openxmlformats.org/drawingml/2006/main">
+              <a:graphicData uri="http://schemas.openxmlformats.org/drawingml/2006/picture">
+                <pic:pic xmlns:pic="http://schemas.openxmlformats.org/drawingml/2006/picture">
+                  <pic:nvPicPr>
+                    <pic:cNvPr id="2011918387" name=""/>
+                    <pic:cNvPicPr/>
+                  </pic:nvPicPr>
+                  <pic:blipFill>
+                    <a:blip r:embed="rId20"/>
+                    <a:stretch>
+                      <a:fillRect/>
+                    </a:stretch>
+                  </pic:blipFill>
+                  <pic:spPr>
+                    <a:xfrm>
+                      <a:off x="0" y="0"/>
+                      <a:ext cx="5731510" cy="2912745"/>
+                    </a:xfrm>
+                    <a:prstGeom prst="rect">
+                      <a:avLst/>
+                    </a:prstGeom>
+                  </pic:spPr>
+                </pic:pic>
+              </a:graphicData>
+            </a:graphic>
+          </wp:inline>
+        </w:drawing>
+      </w:r>
+    </w:p>
+    <w:p>
+      <w:pPr>
+        <w:pStyle w:val="Caption"/>
+      </w:pPr>
+      <w:bookmarkStart w:id="34" w:name="_Toc240400468"/>
+      <w:r>
+        <w:t xml:space="preserve">Figure </w:t>
+      </w:r>
+      <w:fldSimple w:instr=" SEQ Figure \* ARABIC ">
+        <w:r>
+          <w:rPr>
+            <w:noProof/>
+          </w:rPr>
+          <w:t>5</w:t>
+        </w:r>
+      </w:fldSimple>
+      <w:r>
+        <w:t xml:space="preserve"> Flow diagram representing Subsystem 2</w:t>
+      </w:r>
+      <w:bookmarkEnd w:id="34"/>
+    </w:p>
+    <w:p>
+      <w:r>
+        <w:t xml:space="preserve">Two independent methods are implemented in this layer to determine a wearer’s stress state, matching the two categories of approach identified in the Literature Review.  The first method is the personalised heart-rate-deviation-from-baseline rule. A resting baseline heart rate, </w:t>
+      </w:r>
+      <m:oMath>
+        <m:sSub>
+          <m:sSubPr>
+            <m:ctrlPr>
+              <w:rPr>
+                <w:rFonts w:ascii="Cambria Math" w:hAnsi="Cambria Math"/>
+              </w:rPr>
+            </m:ctrlPr>
+          </m:sSubPr>
+          <m:e>
+            <m:r>
+              <m:rPr>
+                <m:sty m:val="p"/>
+              </m:rPr>
+              <w:rPr>
+                <w:rFonts w:ascii="Cambria Math" w:hAnsi="Cambria Math"/>
+              </w:rPr>
+              <m:t>HR</m:t>
+            </m:r>
+          </m:e>
+          <m:sub>
+            <m:r>
+              <m:rPr>
+                <m:sty m:val="p"/>
+              </m:rPr>
+              <w:rPr>
+                <w:rFonts w:ascii="Cambria Math" w:hAnsi="Cambria Math"/>
+              </w:rPr>
+              <m:t>baseline</m:t>
+            </m:r>
+          </m:sub>
+        </m:sSub>
+      </m:oMath>
+      <w:r>
+        <w:t xml:space="preserve"> </w:t>
+      </w:r>
+      <w:r>
+        <w:t xml:space="preserve">(measured in beats per minute, bpm), is established for each user during an initial calibration </w:t>
+      </w:r>
+      <w:r>
+        <w:t>period and</w:t>
+      </w:r>
+      <w:r>
+        <w:t xml:space="preserve"> is periodically updated to account for gradual physiological change over time. </w:t>
+      </w:r>
+      <w:r>
+        <w:t xml:space="preserve">The time taken to record a resting baseline heart rate is 5 minutes, informed by the </w:t>
+      </w:r>
+      <w:r>
+        <w:t xml:space="preserve">standard physiological benchmark </w:t>
+      </w:r>
+      <w:r>
+        <w:t xml:space="preserve">set by Malik et al </w:t>
       </w:r>
       <w:r>
         <w:fldChar w:fldCharType="begin"/>
       </w:r>
       <w:r>
-        <w:instrText xml:space="preserve"> ADDIN ZOTERO_ITEM CSL_CITATION {"citationID":"QaNZOZoP","properties":{"unsorted":false,"formattedCitation":"[35]","plainCitation":"[35]","noteIndex":0},"citationItems":[{"id":335,"uris":["http://zotero.org/users/19683069/items/CZPW3WTC"],"itemData":{"id":335,"type":"webpage","abstract":"Repository includes SDK and code examples. More info https://polar.com/en/developers - polarofficial/polar-ble-sdk","container-title":"GitHub","language":"en","title":"polar-ble-sdk/documentation/products/PolarVeritySense.md at master · polarofficial/polar-ble-sdk","URL":"https://github.com/polarofficial/polar-ble-sdk/blob/master/documentation/products/PolarVeritySense.md","accessed":{"date-parts":[["2026",9,15]]}}}],"schema":"https://github.com/citation-style-language/schema/raw/master/csl-citation.json"} </w:instrText>
+        <w:instrText xml:space="preserve"> ADDIN ZOTERO_ITEM CSL_CITATION {"citationID":"hCaifuGx","properties":{"unsorted":false,"formattedCitation":"[38]","plainCitation":"[38]","noteIndex":0},"citationItems":[{"id":337,"uris":["http://zotero.org/users/19683069/items/EHYF4WNR"],"itemData":{"id":337,"type":"article-journal","container-title":"European Heart Journal","DOI":"10.1093/oxfordjournals.eurheartj.a014868","ISSN":"0195-668X, 1522-9645","issue":"3","journalAbbreviation":"European Heart Journal","language":"en","page":"354-381","source":"DOI.org (Crossref)","title":"Heart rate variability: Standards of measurement, physiological interpretation, and clinical use","title-short":"Heart rate variability","volume":"17","author":[{"family":"Malik","given":"M."},{"family":"Bigger","given":"J. T."},{"family":"Camm","given":"A. J."},{"family":"Kleiger","given":"R. E."},{"family":"Malliani","given":"A."},{"family":"Moss","given":"A. J."},{"family":"Schwartz","given":"P. J."}],"issued":{"date-parts":[["1996",3,1]]}}}],"schema":"https://github.com/citation-style-language/schema/raw/master/csl-citation.json"} </w:instrText>
       </w:r>
       <w:r>
         <w:fldChar w:fldCharType="separate"/>
       </w:r>
       <w:r>
-        <w:t>[35]</w:t>
+        <w:rPr>
+          <w:rFonts w:ascii="Aptos" w:hAnsi="Aptos"/>
+        </w:rPr>
+        <w:t>[38]</w:t>
       </w:r>
       <w:r>
         <w:fldChar w:fldCharType="end"/>
       </w:r>
       <w:r>
-        <w:t>. B</w:t>
-      </w:r>
-      <w:r>
-        <w:t>reathing modulates the PPG signal in three known ways: respiratory-induced intensity variation (</w:t>
+        <w:t xml:space="preserve"> to accurately calculate and determine a stable average resting heartrate values and </w:t>
+      </w:r>
+      <w:r>
+        <w:t>to accurately calculate time</w:t>
+      </w:r>
+      <w:r>
+        <w:t>/frequency</w:t>
+      </w:r>
+      <w:r>
+        <w:t>-domain metrics</w:t>
+      </w:r>
+      <w:r>
+        <w:t xml:space="preserve"> sued for HRV calculations. </w:t>
+      </w:r>
+    </w:p>
+    <w:p>
+      <w:r>
+        <w:t xml:space="preserve">For each new heart rate reading, </w:t>
+      </w:r>
+      <m:oMath>
+        <m:sSub>
+          <m:sSubPr>
+            <m:ctrlPr>
+              <w:rPr>
+                <w:rFonts w:ascii="Cambria Math" w:hAnsi="Cambria Math"/>
+              </w:rPr>
+            </m:ctrlPr>
+          </m:sSubPr>
+          <m:e>
+            <m:r>
+              <m:rPr>
+                <m:sty m:val="p"/>
+              </m:rPr>
+              <w:rPr>
+                <w:rFonts w:ascii="Cambria Math" w:hAnsi="Cambria Math"/>
+              </w:rPr>
+              <m:t>BR</m:t>
+            </m:r>
+          </m:e>
+          <m:sub>
+            <m:r>
+              <m:rPr>
+                <m:sty m:val="p"/>
+              </m:rPr>
+              <w:rPr>
+                <w:rFonts w:ascii="Cambria Math" w:hAnsi="Cambria Math"/>
+              </w:rPr>
+              <m:t>current</m:t>
+            </m:r>
+          </m:sub>
+        </m:sSub>
+      </m:oMath>
+      <w:r>
+        <w:t xml:space="preserve"> </w:t>
+      </w:r>
+      <w:r>
+        <w:t xml:space="preserve">(bpm), the percentage deviation from baseline, D (measured in %), is calculated as: </w:t>
+      </w:r>
+    </w:p>
+    <w:p>
+      <w:r>
+        <w:t xml:space="preserve"> </w:t>
       </w:r>
       <m:oMath>
         <m:r>
@@ -7650,587 +8963,6 @@
           <w:rPr>
             <w:rFonts w:ascii="Cambria Math" w:hAnsi="Cambria Math"/>
           </w:rPr>
-          <m:t>baseline/DC shift</m:t>
-        </m:r>
-      </m:oMath>
-      <w:r>
-        <w:t>), amplitude variation, and frequency variation (via respiratory sinus arrhythmia)</w:t>
-      </w:r>
-      <w:r>
-        <w:fldChar w:fldCharType="begin"/>
-      </w:r>
-      <w:r>
-        <w:instrText xml:space="preserve"> ADDIN ZOTERO_ITEM CSL_CITATION {"citationID":"uOFMHQpL","properties":{"unsorted":false,"formattedCitation":"[10], [36], [37]","plainCitation":"[10], [36], [37]","noteIndex":0},"citationItems":[{"id":301,"uris":["http://zotero.org/users/19683069/items/3UBYU5X8"],"itemData":{"id":301,"type":"paper-conference","container-title":"Proceedings of the 10th IEEE International Conference on Information Technology and Applications in Biomedicine","DOI":"10.1109/ITAB.2010.5687633","event-title":"2010 10th IEEE International Conference on Information Technology and Applications in Biomedicine (ITAB 2010)","ISBN":"978-1-4244-6559-0","page":"1-3","publisher":"IEEE","publisher-place":"Corfu, Greece","source":"DOI.org (Crossref)","title":"The accuracy of respiratory rate estimation using electrocardiography and photoplethysmography","URL":"http://ieeexplore.ieee.org/document/5687633/","author":[{"family":"Wu","given":"Dan"},{"literal":"Guan-Zheng Liu"},{"family":"Wong","given":"Mico Yee Man"},{"family":"Zhang","given":"Yuan-Ting"}],"accessed":{"date-parts":[["2026",9,2]]},"issued":{"date-parts":[["2010",11]]}}},{"id":258,"uris":["http://zotero.org/users/19683069/items/VKHE6VRV"],"itemData":{"id":258,"type":"paper-conference","abstract":"Five time series which are known to be modulated by respiration are derived from the pulse photoplethysmographic (PPG) signal, and they are analyzed for obstructive sleep apnea (OSA) detection: Pulse rate, amplitude, and width variabilities (PRV, PAV, and PWV, respectively), pulse upslopes, and slope transit time (STT). A total of 26 polysomnographic recordings were split in 1-min segments which were manually labeled as OSA (653 segments), normal breathing (7204 segments), or other pulmonary events. For each one of the 5 PPG-derived series, 4 features were extracted: the standard deviation, the power at high and low frequency (PLF) bands, and the normalized PLF. These 20 features were used as input of a least-squares support vector machine classifier using an RBF kernel. Results show an accuracy of 72.66%, suggesting that the analyzed features are promising for the detection of OSA from only the PPG signal.","container-title":"2017 Computing in Cardiology (CinC)","DOI":"10.22489/CinC.2017.273-229","event-title":"2017 Computing in Cardiology (CinC)","ISSN":"2325-887X","note":"ISSN: 2325-887X","page":"1-4","source":"IEEE Xplore","title":"Pulse photoplethysmography derived respiration for obstructive sleep apnea detection","URL":"https://ieeexplore.ieee.org/abstract/document/8331674","author":[{"family":"Lázaro","given":"Jesús"},{"family":"Gil","given":"Eduardo"},{"family":"Deviaene","given":"Margot"},{"family":"Bailón","given":"Raquel"},{"family":"Testelmans","given":"Dries"},{"family":"Buyse","given":"Bertien"},{"family":"Varón","given":"Carolina"},{"family":"Van Huffel","given":"Sabine"}],"accessed":{"date-parts":[["2026",7,26]]},"issued":{"date-parts":[["2017",9]]}}},{"id":231,"uris":["http://zotero.org/users/19683069/items/BAE84DMK"],"itemData":{"id":231,"type":"article-journal","container-title":"IEEE Reviews in Biomedical Engineering","DOI":"10.1109/RBME.2020.3036330","ISSN":"1937-3333, 1941-1189","journalAbbreviation":"IEEE Rev. Biomed. Eng.","license":"https://ieeexplore.ieee.org/Xplorehelp/downloads/license-information/IEEE.html","page":"103-121","source":"DOI.org (Crossref)","title":"Respiratory Monitoring: Current State of the Art and Future Roads","title-short":"Respiratory Monitoring","volume":"15","author":[{"family":"Costanzo","given":"Ian"},{"family":"Sen","given":"Devdip"},{"family":"Rhein","given":"Lawrence"},{"family":"Guler","given":"Ulkuhan"}],"issued":{"date-parts":[["2022"]]}}}],"schema":"https://github.com/citation-style-language/schema/raw/master/csl-citation.json"} </w:instrText>
-      </w:r>
-      <w:r>
-        <w:fldChar w:fldCharType="separate"/>
-      </w:r>
-      <w:r>
-        <w:t>[10], [36], [37]</w:t>
-      </w:r>
-      <w:r>
-        <w:fldChar w:fldCharType="end"/>
-      </w:r>
-      <w:r>
-        <w:t>. This subsystem extracts the intensity-variation component by low-pass filtering the raw PPG signal into the 0.1Hz–0.5Hz band in which normal breathing occurs (6–30 breaths/min)</w:t>
-      </w:r>
-      <w:r>
-        <w:t xml:space="preserve"> </w:t>
-      </w:r>
-      <w:r>
-        <w:fldChar w:fldCharType="begin"/>
-      </w:r>
-      <w:r>
-        <w:instrText xml:space="preserve"> ADDIN ZOTERO_ITEM CSL_CITATION {"citationID":"YjByevfF","properties":{"unsorted":false,"formattedCitation":"[10], [36], [37]","plainCitation":"[10], [36], [37]","noteIndex":0},"citationItems":[{"id":301,"uris":["http://zotero.org/users/19683069/items/3UBYU5X8"],"itemData":{"id":301,"type":"paper-conference","container-title":"Proceedings of the 10th IEEE International Conference on Information Technology and Applications in Biomedicine","DOI":"10.1109/ITAB.2010.5687633","event-title":"2010 10th IEEE International Conference on Information Technology and Applications in Biomedicine (ITAB 2010)","ISBN":"978-1-4244-6559-0","page":"1-3","publisher":"IEEE","publisher-place":"Corfu, Greece","source":"DOI.org (Crossref)","title":"The accuracy of respiratory rate estimation using electrocardiography and photoplethysmography","URL":"http://ieeexplore.ieee.org/document/5687633/","author":[{"family":"Wu","given":"Dan"},{"literal":"Guan-Zheng Liu"},{"family":"Wong","given":"Mico Yee Man"},{"family":"Zhang","given":"Yuan-Ting"}],"accessed":{"date-parts":[["2026",9,2]]},"issued":{"date-parts":[["2010",11]]}}},{"id":258,"uris":["http://zotero.org/users/19683069/items/VKHE6VRV"],"itemData":{"id":258,"type":"paper-conference","abstract":"Five time series which are known to be modulated by respiration are derived from the pulse photoplethysmographic (PPG) signal, and they are analyzed for obstructive sleep apnea (OSA) detection: Pulse rate, amplitude, and width variabilities (PRV, PAV, and PWV, respectively), pulse upslopes, and slope transit time (STT). A total of 26 polysomnographic recordings were split in 1-min segments which were manually labeled as OSA (653 segments), normal breathing (7204 segments), or other pulmonary events. For each one of the 5 PPG-derived series, 4 features were extracted: the standard deviation, the power at high and low frequency (PLF) bands, and the normalized PLF. These 20 features were used as input of a least-squares support vector machine classifier using an RBF kernel. Results show an accuracy of 72.66%, suggesting that the analyzed features are promising for the detection of OSA from only the PPG signal.","container-title":"2017 Computing in Cardiology (CinC)","DOI":"10.22489/CinC.2017.273-229","event-title":"2017 Computing in Cardiology (CinC)","ISSN":"2325-887X","note":"ISSN: 2325-887X","page":"1-4","source":"IEEE Xplore","title":"Pulse photoplethysmography derived respiration for obstructive sleep apnea detection","URL":"https://ieeexplore.ieee.org/abstract/document/8331674","author":[{"family":"Lázaro","given":"Jesús"},{"family":"Gil","given":"Eduardo"},{"family":"Deviaene","given":"Margot"},{"family":"Bailón","given":"Raquel"},{"family":"Testelmans","given":"Dries"},{"family":"Buyse","given":"Bertien"},{"family":"Varón","given":"Carolina"},{"family":"Van Huffel","given":"Sabine"}],"accessed":{"date-parts":[["2026",7,26]]},"issued":{"date-parts":[["2017",9]]}}},{"id":231,"uris":["http://zotero.org/users/19683069/items/BAE84DMK"],"itemData":{"id":231,"type":"article-journal","container-title":"IEEE Reviews in Biomedical Engineering","DOI":"10.1109/RBME.2020.3036330","ISSN":"1937-3333, 1941-1189","journalAbbreviation":"IEEE Rev. Biomed. Eng.","license":"https://ieeexplore.ieee.org/Xplorehelp/downloads/license-information/IEEE.html","page":"103-121","source":"DOI.org (Crossref)","title":"Respiratory Monitoring: Current State of the Art and Future Roads","title-short":"Respiratory Monitoring","volume":"15","author":[{"family":"Costanzo","given":"Ian"},{"family":"Sen","given":"Devdip"},{"family":"Rhein","given":"Lawrence"},{"family":"Guler","given":"Ulkuhan"}],"issued":{"date-parts":[["2022"]]}}}],"schema":"https://github.com/citation-style-language/schema/raw/master/csl-citation.json"} </w:instrText>
-      </w:r>
-      <w:r>
-        <w:fldChar w:fldCharType="separate"/>
-      </w:r>
-      <w:r>
-        <w:t>[10], [36], [37]</w:t>
-      </w:r>
-      <w:r>
-        <w:fldChar w:fldCharType="end"/>
-      </w:r>
-      <w:r>
-        <w:t xml:space="preserve">. Peaks in the filtered respiratory waveform are detected using the event-related moving-average algorithm of Elgendi et al. [37], applied here to the respiratory waveform. Breath-to-breath interval T (s) yields </w:t>
-      </w:r>
-      <w:r>
-        <w:t>breath rate</w:t>
-      </w:r>
-      <w:r>
-        <w:t xml:space="preserve"> </w:t>
-      </w:r>
-      <m:oMath>
-        <m:r>
-          <m:rPr>
-            <m:sty m:val="p"/>
-          </m:rPr>
-          <w:rPr>
-            <w:rFonts w:ascii="Cambria Math" w:hAnsi="Cambria Math"/>
-          </w:rPr>
-          <m:t>BR</m:t>
-        </m:r>
-        <m:r>
-          <m:rPr>
-            <m:sty m:val="p"/>
-          </m:rPr>
-          <w:rPr>
-            <w:rFonts w:ascii="Cambria Math" w:hAnsi="Cambria Math"/>
-          </w:rPr>
-          <m:t xml:space="preserve"> =</m:t>
-        </m:r>
-        <m:f>
-          <m:fPr>
-            <m:ctrlPr>
-              <w:rPr>
-                <w:rFonts w:ascii="Cambria Math" w:hAnsi="Cambria Math"/>
-              </w:rPr>
-            </m:ctrlPr>
-          </m:fPr>
-          <m:num>
-            <m:r>
-              <m:rPr>
-                <m:sty m:val="p"/>
-              </m:rPr>
-              <w:rPr>
-                <w:rFonts w:ascii="Cambria Math" w:hAnsi="Cambria Math"/>
-              </w:rPr>
-              <m:t>60</m:t>
-            </m:r>
-          </m:num>
-          <m:den>
-            <m:r>
-              <m:rPr>
-                <m:sty m:val="p"/>
-              </m:rPr>
-              <w:rPr>
-                <w:rFonts w:ascii="Cambria Math" w:hAnsi="Cambria Math"/>
-              </w:rPr>
-              <m:t>T</m:t>
-            </m:r>
-          </m:den>
-        </m:f>
-      </m:oMath>
-      <w:r>
-        <w:t xml:space="preserve"> </w:t>
-      </w:r>
-      <w:r>
-        <w:t>(breaths/min), reported as a windowed average with the same implausible-value rejection applied to HR</w:t>
-      </w:r>
-      <w:r>
-        <w:t>, with the minimum and maximum values used being 8 and 25 breaths/min, repectively</w:t>
-      </w:r>
-      <w:r>
-        <w:t>.</w:t>
-      </w:r>
-      <w:r>
-        <w:t xml:space="preserve">  </w:t>
-      </w:r>
-    </w:p>
-    <w:p>
-      <w:pPr>
-        <w:pStyle w:val="NormalWeb"/>
-      </w:pPr>
-      <w:r>
-        <w:rPr>
-          <w:rStyle w:val="Strong"/>
-        </w:rPr>
-        <w:t>HRV computation</w:t>
-      </w:r>
-      <w:r>
-        <w:rPr>
-          <w:rStyle w:val="Strong"/>
-        </w:rPr>
-        <w:t>:</w:t>
-      </w:r>
-      <w:r>
-        <w:t xml:space="preserve"> </w:t>
-      </w:r>
-      <w:r>
-        <w:t xml:space="preserve">The accepted pulse-interval series from Path 1 feeds HRV computation across three domains </w:t>
-      </w:r>
-      <w:r>
-        <w:fldChar w:fldCharType="begin"/>
-      </w:r>
-      <w:r>
-        <w:instrText xml:space="preserve"> ADDIN ZOTERO_ITEM CSL_CITATION {"citationID":"OYQlTUSH","properties":{"unsorted":false,"formattedCitation":"[16], [18], [32]","plainCitation":"[16], [18], [32]","noteIndex":0},"citationItems":[{"id":290,"uris":["http://zotero.org/users/19683069/items/63N3XMCL"],"itemData":{"id":290,"type":"article-journal","container-title":"Computer Methods and Programs in Biomedicine","DOI":"10.1016/j.cmpb.2017.06.018","ISSN":"01692607","journalAbbreviation":"Computer Methods and Programs in Biomedicine","language":"en","page":"71-80","source":"DOI.org (Crossref)","title":"Heart rate variability metrics for fine-grained stress level assessment","volume":"148","author":[{"family":"Pereira","given":"Tânia"},{"family":"Almeida","given":"Pedro R."},{"family":"Cunha","given":"João P.S."},{"family":"Aguiar","given":"Ana"}],"issued":{"date-parts":[["2017",9]]}}},{"id":300,"uris":["http://zotero.org/users/19683069/items/WFLMTXV4"],"itemData":{"id":300,"type":"article-journal","abstract":"Prolonged exposure to high-stress environments can lead to mental illnesses such as anxiety disorders, depression, and posttraumatic stress disorder. Here, a wearable device utilizing photoplethysmography (PPG) technology is developed to noninvasively measure physiological signals and analyze heart rate variability (HRV) parameters. Traditional normative HRV databases typically do not account for responses induced by specific stressors such as cognitive tasks. Therefore, machine learning is used to build a more dynamic stress assessment model. Machine learning can capture complex nonlinear relationships among HRV parameters during stress-inducing tasks, adapts to individual stress response variations, and provides real-time stress level predictions. Furthermore, machine learning models can integrate temporal patterns in HRV data to achieve nuanced stress level assessment. This study examines the feasibility of PPG signals and validates the developed stress model. The RR intervals derived from PPG signals were highly positively correlated with those from electrocardiography signals (correlation coefficient = 0.9920, R-squared = 0.9837); this confirms the usability of PPG signals for HRV analysis. The stress model is constructed via the open-source Swell dataset. In the experiments, participants complete the Depression Anxiety Stress Scales-21-Chinese (DASS-21-C) questionnaire to quantify levels of depression, anxiety, and stress over a week. Baseline and stress-state PPG data are collected, converted into HRV values, and input into the model for stress quantification. The Stroop test is used to elicit stress responses. After the experiment, the DASS-21-C stress scores were compared with the model's baseline, stress state, and combined scores. The highest correlation was observed between the model's baseline score and the DASS-21-C stress score (correlation coefficient = 0.92, R-squared =  0.8457), supporting the model's psychological significance in quantifying everyday stress. HRV parameter changes across experimental phases are discussed as well as sex differences in stress responses. In the future, this device may be applied in clinical scenarios for further validation and could be integrated with additional physiological indicators for broader application in daily health management and stress warning systems.","container-title":"APL Bioengineering","DOI":"10.1063/5.0256590","ISSN":"2473-2877","issue":"2","language":"en","page":"026103","source":"DOI.org (Crossref)","title":"Photoplethysmography-based HRV analysis and machine learning for real-time stress quantification in mental health applications","volume":"9","author":[{"family":"Tsai","given":"Ying-Ying"},{"family":"Chen","given":"Yu-Jie"},{"family":"Lin","given":"Yen-Feng"},{"family":"Hsiao","given":"Fan-Chi"},{"family":"Hsu","given":"Ching-Han"},{"family":"Liao","given":"Lun-De"}],"issued":{"date-parts":[["2025",6,1]]}}},{"id":287,"uris":["http://zotero.org/users/19683069/items/U96GRIIK"],"itemData":{"id":287,"type":"article-journal","abstract":"The article presents the main provisions of the methodology for the analysis of heart rate variability (HRV), which is now actively and widely implemented in many fields of medicine and applied physiology. This methodology was first developed in space medicine, where, already during the first manned spaceflights, there was a need in operative assessment of the person's reactions and abilities to maintain high performance and good level of health under different stress conditions.","container-title":"Cardiometry","DOI":"10.12710/cardiometry.2017.10.6676","ISSN":"23047232","issue":"10","journalAbbreviation":"Cardiometry","language":"en","note":"Has useful ranges for calculated metrics from HRV","page":"66-76","publisher-place":"Institute of Biomedical Problems of the Russian Academy of Sciences","source":"DOI.org (Crossref)","title":"Heart rate variability analysis: physiological foundations and main methods","title-short":"Heart rate variability analysis","author":[{"literal":"Roman М. Baevsky"},{"literal":"Anna G. Chernikova"}],"issued":{"date-parts":[["2017",5]]}}}],"schema":"https://github.com/citation-style-language/schema/raw/master/csl-citation.json"} </w:instrText>
-      </w:r>
-      <w:r>
-        <w:fldChar w:fldCharType="separate"/>
-      </w:r>
-      <w:r>
-        <w:t>[16], [18], [32]</w:t>
-      </w:r>
-      <w:r>
-        <w:fldChar w:fldCharType="end"/>
-      </w:r>
-      <w:r>
-        <w:t>:</w:t>
-      </w:r>
-      <w:r>
-        <w:t xml:space="preserve"> </w:t>
-      </w:r>
-      <w:r>
-        <w:t xml:space="preserve">time-domain (meanNN, SDNN, RMSSD, </w:t>
-      </w:r>
-      <w:r>
-        <w:lastRenderedPageBreak/>
-        <w:t>NN50/pNN50, SDSD, and relative measures normalised against meanNN); frequency-domain (VLF, LF, HF power, normalised LF/HF, LF/HF ratio); and nonlinear (Poincaré SD1/SD2, ApEn, SampEn, DFA scaling exponents). Because R</w:t>
-      </w:r>
-      <w:r>
-        <w:t>R</w:t>
-      </w:r>
-      <w:r>
-        <w:t xml:space="preserve"> intervals are not evenly sampled in time, frequency-domain estimation requires interpolating the interval series onto a uniform time base before spectral analysis can be applied</w:t>
-      </w:r>
-      <w:r>
-        <w:fldChar w:fldCharType="begin"/>
-      </w:r>
-      <w:r>
-        <w:instrText xml:space="preserve"> ADDIN ZOTERO_ITEM CSL_CITATION {"citationID":"rwAPgaTh","properties":{"unsorted":false,"formattedCitation":"[38]","plainCitation":"[38]","noteIndex":0},"citationItems":[{"id":337,"uris":["http://zotero.org/users/19683069/items/EHYF4WNR"],"itemData":{"id":337,"type":"article-journal","container-title":"European Heart Journal","DOI":"10.1093/oxfordjournals.eurheartj.a014868","ISSN":"0195-668X, 1522-9645","issue":"3","journalAbbreviation":"European Heart Journal","language":"en","page":"354-381","source":"DOI.org (Crossref)","title":"Heart rate variability: Standards of measurement, physiological interpretation, and clinical use","title-short":"Heart rate variability","volume":"17","author":[{"family":"Malik","given":"M."},{"family":"Bigger","given":"J. T."},{"family":"Camm","given":"A. J."},{"family":"Kleiger","given":"R. E."},{"family":"Malliani","given":"A."},{"family":"Moss","given":"A. J."},{"family":"Schwartz","given":"P. J."}],"issued":{"date-parts":[["1996",3,1]]}}}],"schema":"https://github.com/citation-style-language/schema/raw/master/csl-citation.json"} </w:instrText>
-      </w:r>
-      <w:r>
-        <w:fldChar w:fldCharType="separate"/>
-      </w:r>
-      <w:r>
-        <w:t>[38]</w:t>
-      </w:r>
-      <w:r>
-        <w:fldChar w:fldCharType="end"/>
-      </w:r>
-      <w:r>
-        <w:t>.</w:t>
-      </w:r>
-      <w:r>
-        <w:t xml:space="preserve"> </w:t>
-      </w:r>
-    </w:p>
-    <w:p>
-      <w:pPr>
-        <w:pStyle w:val="NormalWeb"/>
-      </w:pPr>
-      <w:r>
-        <w:rPr>
-          <w:rStyle w:val="Strong"/>
-        </w:rPr>
-        <w:t>Sampling rate and window size</w:t>
-      </w:r>
-      <w:r>
-        <w:rPr>
-          <w:rStyle w:val="Strong"/>
-        </w:rPr>
-        <w:t>:</w:t>
-      </w:r>
-      <w:r>
-        <w:t xml:space="preserve"> Because PP-interval extraction for HR is performed by the sensor's own validated algorithm rather than by peak detection on raw samples within this subsystem, the timing precision of each interval is fixed upstream and is not sensitive to this subsystem's own processing choices. For the respiratory path, the target band (0.1Hz–0.5Hz) requires a Nyquist minimum under 1Hz, which the sensor's default PPG streaming rate exceeds comfortably </w:t>
-      </w:r>
-      <w:r>
-        <w:fldChar w:fldCharType="begin"/>
-      </w:r>
-      <w:r>
-        <w:instrText xml:space="preserve"> ADDIN ZOTERO_ITEM CSL_CITATION {"citationID":"abzIo6k7","properties":{"unsorted":false,"formattedCitation":"[35]","plainCitation":"[35]","noteIndex":0},"citationItems":[{"id":335,"uris":["http://zotero.org/users/19683069/items/CZPW3WTC"],"itemData":{"id":335,"type":"webpage","abstract":"Repository includes SDK and code examples. More info https://polar.com/en/developers - polarofficial/polar-ble-sdk","container-title":"GitHub","language":"en","title":"polar-ble-sdk/documentation/products/PolarVeritySense.md at master · polarofficial/polar-ble-sdk","URL":"https://github.com/polarofficial/polar-ble-sdk/blob/master/documentation/products/PolarVeritySense.md","accessed":{"date-parts":[["2026",9,15]]}}}],"schema":"https://github.com/citation-style-language/schema/raw/master/csl-citation.json"} </w:instrText>
-      </w:r>
-      <w:r>
-        <w:fldChar w:fldCharType="separate"/>
-      </w:r>
-      <w:r>
-        <w:t>[35]</w:t>
-      </w:r>
-      <w:r>
-        <w:fldChar w:fldCharType="end"/>
-      </w:r>
-      <w:r>
-        <w:t xml:space="preserve">; sampling rate is therefore not a limiting factor for respiratory extraction. Window size remains the binding constraint on HRV quality: heart rate and time-domain HRV parameters are reliable from ~10s windows </w:t>
-      </w:r>
-      <w:r>
-        <w:rPr>
-          <w:rFonts w:ascii="Aptos" w:hAnsi="Aptos"/>
-        </w:rPr>
-        <w:t>[20]</w:t>
-      </w:r>
-      <w:r>
-        <w:t xml:space="preserve">, while frequency-domain parameters </w:t>
-      </w:r>
-      <w:r>
-        <w:t xml:space="preserve">– </w:t>
-      </w:r>
-      <w:r>
-        <w:t xml:space="preserve">particularly LF power </w:t>
-      </w:r>
-      <w:r>
-        <w:t xml:space="preserve">– </w:t>
-      </w:r>
-      <w:r>
-        <w:t xml:space="preserve">need ~50s or longer to capture enough low-frequency cycles without spectral leakage </w:t>
-      </w:r>
-      <w:r>
-        <w:rPr>
-          <w:rFonts w:ascii="Aptos" w:hAnsi="Aptos"/>
-        </w:rPr>
-        <w:t>[20]</w:t>
-      </w:r>
-      <w:r>
-        <w:t xml:space="preserve">. A sliding, overlapping window update is used so metrics refresh faster than the window length itself, and windows containing artefact-corrupted or missing samples are handled by pulse rejection, since including them introduces significant error into ultra-short-term HRV estimates </w:t>
-      </w:r>
-      <w:r>
-        <w:fldChar w:fldCharType="begin"/>
-      </w:r>
-      <w:r>
-        <w:instrText xml:space="preserve"> ADDIN ZOTERO_ITEM CSL_CITATION {"citationID":"fvjocJbG","properties":{"unsorted":false,"formattedCitation":"[33]","plainCitation":"[33]","noteIndex":0},"citationItems":[{"id":327,"uris":["http://zotero.org/users/19683069/items/UE3F93QN"],"itemData":{"id":327,"type":"paper-conference","container-title":"Proceedings of the 16th International Conference on Multimodal Interaction","DOI":"10.1145/2663204.2663257","event-title":"ICMI '14: INTERNATIONAL CONFERENCE ON MULTIMODAL INTERACTION","ISBN":"978-1-4503-2885-2","language":"en","page":"291-298","publisher":"ACM","publisher-place":"Istanbul Turkey","source":"DOI.org (Crossref)","title":"The SWELL Knowledge Work Dataset for Stress and User Modeling Research","URL":"https://dl.acm.org/doi/10.1145/2663204.2663257","author":[{"family":"Koldijk","given":"Saskia"},{"family":"Sappelli","given":"Maya"},{"family":"Verberne","given":"Suzan"},{"family":"Neerincx","given":"Mark A."},{"family":"Kraaij","given":"Wessel"}],"accessed":{"date-parts":[["2026",9,12]]},"issued":{"date-parts":[["2014",11,12]]}}}],"schema":"https://github.com/citation-style-language/schema/raw/master/csl-citation.json"} </w:instrText>
-      </w:r>
-      <w:r>
-        <w:fldChar w:fldCharType="separate"/>
-      </w:r>
-      <w:r>
-        <w:rPr>
-          <w:rFonts w:ascii="Aptos" w:hAnsi="Aptos"/>
-        </w:rPr>
-        <w:t>[33]</w:t>
-      </w:r>
-      <w:r>
-        <w:fldChar w:fldCharType="end"/>
-      </w:r>
-      <w:r>
-        <w:t>.</w:t>
-      </w:r>
-    </w:p>
-    <w:p>
-      <w:pPr>
-        <w:pStyle w:val="Heading2"/>
-        <w:numPr>
-          <w:ilvl w:val="2"/>
-          <w:numId w:val="2"/>
-        </w:numPr>
-      </w:pPr>
-      <w:r>
-        <w:t>Subsystem 2: Data Analysis layer</w:t>
-      </w:r>
-      <w:bookmarkEnd w:id="30"/>
-    </w:p>
-    <w:p>
-      <w:r>
-        <w:t xml:space="preserve">This layer provides analytical services to be used by the danger alert system. It takes in the values derived (heart rate, </w:t>
-      </w:r>
-      <w:r>
-        <w:t>breath rate</w:t>
-      </w:r>
-      <w:r>
-        <w:t xml:space="preserve">, rMSSD..) from the signal produced by the signal processing layer and utilizes a lightweight machine learning model to analyse them. A decision tree was chosen as the machine learning model as it provided high accuracies (99.96%) </w:t>
-      </w:r>
-      <w:r>
-        <w:fldChar w:fldCharType="begin"/>
-      </w:r>
-      <w:r>
-        <w:instrText xml:space="preserve"> ADDIN ZOTERO_ITEM CSL_CITATION {"citationID":"iFnrPa47","properties":{"unsorted":false,"formattedCitation":"[18]","plainCitation":"[18]","noteIndex":0},"citationItems":[{"id":300,"uris":["http://zotero.org/users/19683069/items/WFLMTXV4"],"itemData":{"id":300,"type":"article-journal","abstract":"Prolonged exposure to high-stress environments can lead to mental illnesses such as anxiety disorders, depression, and posttraumatic stress disorder. Here, a wearable device utilizing photoplethysmography (PPG) technology is developed to noninvasively measure physiological signals and analyze heart rate variability (HRV) parameters. Traditional normative HRV databases typically do not account for responses induced by specific stressors such as cognitive tasks. Therefore, machine learning is used to build a more dynamic stress assessment model. Machine learning can capture complex nonlinear relationships among HRV parameters during stress-inducing tasks, adapts to individual stress response variations, and provides real-time stress level predictions. Furthermore, machine learning models can integrate temporal patterns in HRV data to achieve nuanced stress level assessment. This study examines the feasibility of PPG signals and validates the developed stress model. The RR intervals derived from PPG signals were highly positively correlated with those from electrocardiography signals (correlation coefficient</w:instrText>
-      </w:r>
-      <w:r>
-        <w:rPr>
-          <w:rFonts w:ascii="Arial" w:hAnsi="Arial" w:cs="Arial"/>
-        </w:rPr>
-        <w:instrText> </w:instrText>
-      </w:r>
-      <w:r>
-        <w:instrText>=</w:instrText>
-      </w:r>
-      <w:r>
-        <w:rPr>
-          <w:rFonts w:ascii="Arial" w:hAnsi="Arial" w:cs="Arial"/>
-        </w:rPr>
-        <w:instrText> </w:instrText>
-      </w:r>
-      <w:r>
-        <w:instrText>0.9920, R-squared</w:instrText>
-      </w:r>
-      <w:r>
-        <w:rPr>
-          <w:rFonts w:ascii="Arial" w:hAnsi="Arial" w:cs="Arial"/>
-        </w:rPr>
-        <w:instrText> </w:instrText>
-      </w:r>
-      <w:r>
-        <w:instrText>=</w:instrText>
-      </w:r>
-      <w:r>
-        <w:rPr>
-          <w:rFonts w:ascii="Arial" w:hAnsi="Arial" w:cs="Arial"/>
-        </w:rPr>
-        <w:instrText> </w:instrText>
-      </w:r>
-      <w:r>
-        <w:instrText>0.9837); this confirms the usability of PPG signals for HRV analysis. The stress model is constructed via the open-source Swell dataset. In the experiments, participants complete the Depression Anxiety Stress Scales-21-Chinese (DASS-21-C) questionnaire to quantify levels of depression, anxiety, and stress over a week. Baseline and stress-state PPG data are collected, converted into HRV values, and input into the model for stress quantification. The Stroop test is used to elicit stress responses. After the experiment, the DASS-21-C stress scores were compared with the model's baseline, stress state, and combined scores. The highest correlation was observed between the model's baseline score and the DASS-21-C stress score (correlation coefficient</w:instrText>
-      </w:r>
-      <w:r>
-        <w:rPr>
-          <w:rFonts w:ascii="Arial" w:hAnsi="Arial" w:cs="Arial"/>
-        </w:rPr>
-        <w:instrText> </w:instrText>
-      </w:r>
-      <w:r>
-        <w:instrText>=</w:instrText>
-      </w:r>
-      <w:r>
-        <w:rPr>
-          <w:rFonts w:ascii="Arial" w:hAnsi="Arial" w:cs="Arial"/>
-        </w:rPr>
-        <w:instrText> </w:instrText>
-      </w:r>
-      <w:r>
-        <w:instrText>0.92, R-squared</w:instrText>
-      </w:r>
-      <w:r>
-        <w:rPr>
-          <w:rFonts w:ascii="Arial" w:hAnsi="Arial" w:cs="Arial"/>
-        </w:rPr>
-        <w:instrText> </w:instrText>
-      </w:r>
-      <w:r>
-        <w:instrText>=</w:instrText>
-      </w:r>
-      <w:r>
-        <w:rPr>
-          <w:rFonts w:ascii="Arial" w:hAnsi="Arial" w:cs="Arial"/>
-        </w:rPr>
-        <w:instrText>  </w:instrText>
-      </w:r>
-      <w:r>
-        <w:instrText xml:space="preserve">0.8457), supporting the model's psychological significance in quantifying everyday stress. HRV parameter changes across experimental phases are discussed as well as sex differences in stress responses. In the future, this device may be applied in clinical scenarios for further validation and could be integrated with additional physiological indicators for broader application in daily health management and stress warning systems.","container-title":"APL Bioengineering","DOI":"10.1063/5.0256590","ISSN":"2473-2877","issue":"2","language":"en","page":"026103","source":"DOI.org (Crossref)","title":"Photoplethysmography-based HRV analysis and machine learning for real-time stress quantification in mental health applications","volume":"9","author":[{"family":"Tsai","given":"Ying-Ying"},{"family":"Chen","given":"Yu-Jie"},{"family":"Lin","given":"Yen-Feng"},{"family":"Hsiao","given":"Fan-Chi"},{"family":"Hsu","given":"Ching-Han"},{"family":"Liao","given":"Lun-De"}],"issued":{"date-parts":[["2025",6,1]]}}}],"schema":"https://github.com/citation-style-language/schema/raw/master/csl-citation.json"} </w:instrText>
-      </w:r>
-      <w:r>
-        <w:fldChar w:fldCharType="separate"/>
-      </w:r>
-      <w:r>
-        <w:rPr>
-          <w:rFonts w:ascii="Aptos" w:hAnsi="Aptos"/>
-        </w:rPr>
-        <w:t>[18]</w:t>
-      </w:r>
-      <w:r>
-        <w:fldChar w:fldCharType="end"/>
-      </w:r>
-      <w:r>
-        <w:t xml:space="preserve"> while remaining lightweight. This project will attempt to achieve an accuracy of 70% due</w:t>
-      </w:r>
-      <w:r>
-        <w:t xml:space="preserve"> majority of</w:t>
-      </w:r>
-      <w:r>
-        <w:t xml:space="preserve"> signal</w:t>
-      </w:r>
-      <w:r>
-        <w:t xml:space="preserve"> processing being done from first principles and due to the other justifications presented in the literature review</w:t>
-      </w:r>
-      <w:r>
-        <w:t>.</w:t>
-      </w:r>
-    </w:p>
-    <w:p>
-      <w:r>
-        <w:t xml:space="preserve">Two independent methods are implemented in this layer to determine a wearer’s stress state, matching the two categories of approach identified in the Literature Review.  The first method is the personalised heart-rate-deviation-from-baseline rule. A resting baseline heart rate, </w:t>
-      </w:r>
-      <m:oMath>
-        <m:sSub>
-          <m:sSubPr>
-            <m:ctrlPr>
-              <w:rPr>
-                <w:rFonts w:ascii="Cambria Math" w:hAnsi="Cambria Math"/>
-              </w:rPr>
-            </m:ctrlPr>
-          </m:sSubPr>
-          <m:e>
-            <m:r>
-              <m:rPr>
-                <m:sty m:val="p"/>
-              </m:rPr>
-              <w:rPr>
-                <w:rFonts w:ascii="Cambria Math" w:hAnsi="Cambria Math"/>
-              </w:rPr>
-              <m:t>H</m:t>
-            </m:r>
-            <m:r>
-              <m:rPr>
-                <m:sty m:val="p"/>
-              </m:rPr>
-              <w:rPr>
-                <w:rFonts w:ascii="Cambria Math" w:hAnsi="Cambria Math"/>
-              </w:rPr>
-              <m:t>R</m:t>
-            </m:r>
-          </m:e>
-          <m:sub>
-            <m:r>
-              <m:rPr>
-                <m:sty m:val="p"/>
-              </m:rPr>
-              <w:rPr>
-                <w:rFonts w:ascii="Cambria Math" w:hAnsi="Cambria Math"/>
-              </w:rPr>
-              <m:t>baseline</m:t>
-            </m:r>
-          </m:sub>
-        </m:sSub>
-      </m:oMath>
-      <w:r>
-        <w:t xml:space="preserve"> </w:t>
-      </w:r>
-      <w:r>
-        <w:t xml:space="preserve">(measured in beats per minute, bpm), is established for each user during an initial calibration </w:t>
-      </w:r>
-      <w:r>
-        <w:t>period and</w:t>
-      </w:r>
-      <w:r>
-        <w:t xml:space="preserve"> is periodically updated to account for gradual physiological change over time. </w:t>
-      </w:r>
-      <w:r>
-        <w:t xml:space="preserve">The time taken to record a resting baseline heart rate is 5 minutes, informed by the </w:t>
-      </w:r>
-      <w:r>
-        <w:t xml:space="preserve">standard physiological benchmark </w:t>
-      </w:r>
-      <w:r>
-        <w:t xml:space="preserve">set by Malik et al </w:t>
-      </w:r>
-      <w:r>
-        <w:fldChar w:fldCharType="begin"/>
-      </w:r>
-      <w:r>
-        <w:instrText xml:space="preserve"> ADDIN ZOTERO_ITEM CSL_CITATION {"citationID":"hCaifuGx","properties":{"unsorted":false,"formattedCitation":"[38]","plainCitation":"[38]","noteIndex":0},"citationItems":[{"id":337,"uris":["http://zotero.org/users/19683069/items/EHYF4WNR"],"itemData":{"id":337,"type":"article-journal","container-title":"European Heart Journal","DOI":"10.1093/oxfordjournals.eurheartj.a014868","ISSN":"0195-668X, 1522-9645","issue":"3","journalAbbreviation":"European Heart Journal","language":"en","page":"354-381","source":"DOI.org (Crossref)","title":"Heart rate variability: Standards of measurement, physiological interpretation, and clinical use","title-short":"Heart rate variability","volume":"17","author":[{"family":"Malik","given":"M."},{"family":"Bigger","given":"J. T."},{"family":"Camm","given":"A. J."},{"family":"Kleiger","given":"R. E."},{"family":"Malliani","given":"A."},{"family":"Moss","given":"A. J."},{"family":"Schwartz","given":"P. J."}],"issued":{"date-parts":[["1996",3,1]]}}}],"schema":"https://github.com/citation-style-language/schema/raw/master/csl-citation.json"} </w:instrText>
-      </w:r>
-      <w:r>
-        <w:fldChar w:fldCharType="separate"/>
-      </w:r>
-      <w:r>
-        <w:rPr>
-          <w:rFonts w:ascii="Aptos" w:hAnsi="Aptos"/>
-        </w:rPr>
-        <w:t>[38]</w:t>
-      </w:r>
-      <w:r>
-        <w:fldChar w:fldCharType="end"/>
-      </w:r>
-      <w:r>
-        <w:t xml:space="preserve"> to accurately calculate and determine a stable average resting heartrate values and </w:t>
-      </w:r>
-      <w:r>
-        <w:t>to accurately calculate time</w:t>
-      </w:r>
-      <w:r>
-        <w:t>/frequency</w:t>
-      </w:r>
-      <w:r>
-        <w:t>-domain metrics</w:t>
-      </w:r>
-      <w:r>
-        <w:t xml:space="preserve"> sued for HRV calculations. </w:t>
-      </w:r>
-    </w:p>
-    <w:p>
-      <w:r>
-        <w:t xml:space="preserve">For each new heart rate reading, </w:t>
-      </w:r>
-      <m:oMath>
-        <m:sSub>
-          <m:sSubPr>
-            <m:ctrlPr>
-              <w:rPr>
-                <w:rFonts w:ascii="Cambria Math" w:hAnsi="Cambria Math"/>
-              </w:rPr>
-            </m:ctrlPr>
-          </m:sSubPr>
-          <m:e>
-            <m:r>
-              <m:rPr>
-                <m:sty m:val="p"/>
-              </m:rPr>
-              <w:rPr>
-                <w:rFonts w:ascii="Cambria Math" w:hAnsi="Cambria Math"/>
-              </w:rPr>
-              <m:t>B</m:t>
-            </m:r>
-            <m:r>
-              <m:rPr>
-                <m:sty m:val="p"/>
-              </m:rPr>
-              <w:rPr>
-                <w:rFonts w:ascii="Cambria Math" w:hAnsi="Cambria Math"/>
-              </w:rPr>
-              <m:t>R</m:t>
-            </m:r>
-          </m:e>
-          <m:sub>
-            <m:r>
-              <m:rPr>
-                <m:sty m:val="p"/>
-              </m:rPr>
-              <w:rPr>
-                <w:rFonts w:ascii="Cambria Math" w:hAnsi="Cambria Math"/>
-              </w:rPr>
-              <m:t>current</m:t>
-            </m:r>
-          </m:sub>
-        </m:sSub>
-      </m:oMath>
-      <w:r>
-        <w:t xml:space="preserve"> </w:t>
-      </w:r>
-      <w:r>
-        <w:t xml:space="preserve">(bpm), the percentage deviation from baseline, D (measured in %), is calculated as: </w:t>
-      </w:r>
-    </w:p>
-    <w:p>
-      <w:r>
-        <w:t xml:space="preserve"> </w:t>
-      </w:r>
-      <m:oMath>
-        <m:r>
-          <m:rPr>
-            <m:sty m:val="p"/>
-          </m:rPr>
-          <w:rPr>
-            <w:rFonts w:ascii="Cambria Math" w:hAnsi="Cambria Math"/>
-            <w:highlight w:val="yellow"/>
-          </w:rPr>
           <m:t xml:space="preserve">D = </m:t>
         </m:r>
         <m:d>
@@ -8238,7 +8970,6 @@
             <m:ctrlPr>
               <w:rPr>
                 <w:rFonts w:ascii="Cambria Math" w:hAnsi="Cambria Math"/>
-                <w:highlight w:val="yellow"/>
               </w:rPr>
             </m:ctrlPr>
           </m:dPr>
@@ -8248,7 +8979,6 @@
                 <m:ctrlPr>
                   <w:rPr>
                     <w:rFonts w:ascii="Cambria Math" w:hAnsi="Cambria Math"/>
-                    <w:highlight w:val="yellow"/>
                   </w:rPr>
                 </m:ctrlPr>
               </m:fPr>
@@ -8259,7 +8989,6 @@
                   </m:rPr>
                   <w:rPr>
                     <w:rFonts w:ascii="Cambria Math" w:hAnsi="Cambria Math"/>
-                    <w:highlight w:val="yellow"/>
                   </w:rPr>
                   <m:t xml:space="preserve"> </m:t>
                 </m:r>
@@ -8270,7 +8999,6 @@
                     <m:ctrlPr>
                       <w:rPr>
                         <w:rFonts w:ascii="Cambria Math" w:hAnsi="Cambria Math"/>
-                        <w:highlight w:val="yellow"/>
                       </w:rPr>
                     </m:ctrlPr>
                   </m:dPr>
@@ -8280,7 +9008,6 @@
                         <m:ctrlPr>
                           <w:rPr>
                             <w:rFonts w:ascii="Cambria Math" w:hAnsi="Cambria Math"/>
-                            <w:highlight w:val="yellow"/>
                           </w:rPr>
                         </m:ctrlPr>
                       </m:sSubPr>
@@ -8291,7 +9018,6 @@
                           </m:rPr>
                           <w:rPr>
                             <w:rFonts w:ascii="Cambria Math" w:hAnsi="Cambria Math"/>
-                            <w:highlight w:val="yellow"/>
                           </w:rPr>
                           <m:t>HR</m:t>
                         </m:r>
@@ -8303,7 +9029,6 @@
                           </m:rPr>
                           <w:rPr>
                             <w:rFonts w:ascii="Cambria Math" w:hAnsi="Cambria Math"/>
-                            <w:highlight w:val="yellow"/>
                           </w:rPr>
                           <m:t>current</m:t>
                         </m:r>
@@ -8315,7 +9040,6 @@
                       </m:rPr>
                       <w:rPr>
                         <w:rFonts w:ascii="Cambria Math" w:hAnsi="Cambria Math"/>
-                        <w:highlight w:val="yellow"/>
                       </w:rPr>
                       <m:t xml:space="preserve">- </m:t>
                     </m:r>
@@ -8324,7 +9048,6 @@
                         <m:ctrlPr>
                           <w:rPr>
                             <w:rFonts w:ascii="Cambria Math" w:hAnsi="Cambria Math"/>
-                            <w:highlight w:val="yellow"/>
                           </w:rPr>
                         </m:ctrlPr>
                       </m:sSubPr>
@@ -8335,7 +9058,6 @@
                           </m:rPr>
                           <w:rPr>
                             <w:rFonts w:ascii="Cambria Math" w:hAnsi="Cambria Math"/>
-                            <w:highlight w:val="yellow"/>
                           </w:rPr>
                           <m:t>HR</m:t>
                         </m:r>
@@ -8347,7 +9069,6 @@
                           </m:rPr>
                           <w:rPr>
                             <w:rFonts w:ascii="Cambria Math" w:hAnsi="Cambria Math"/>
-                            <w:highlight w:val="yellow"/>
                           </w:rPr>
                           <m:t>baseline</m:t>
                         </m:r>
@@ -8362,7 +9083,6 @@
                     <m:ctrlPr>
                       <w:rPr>
                         <w:rFonts w:ascii="Cambria Math" w:hAnsi="Cambria Math"/>
-                        <w:highlight w:val="yellow"/>
                       </w:rPr>
                     </m:ctrlPr>
                   </m:sSubPr>
@@ -8373,7 +9093,6 @@
                       </m:rPr>
                       <w:rPr>
                         <w:rFonts w:ascii="Cambria Math" w:hAnsi="Cambria Math"/>
-                        <w:highlight w:val="yellow"/>
                       </w:rPr>
                       <m:t>HR</m:t>
                     </m:r>
@@ -8385,7 +9104,6 @@
                       </m:rPr>
                       <w:rPr>
                         <w:rFonts w:ascii="Cambria Math" w:hAnsi="Cambria Math"/>
-                        <w:highlight w:val="yellow"/>
                       </w:rPr>
                       <m:t>baseline</m:t>
                     </m:r>
@@ -8401,31 +9119,52 @@
           </m:rPr>
           <w:rPr>
             <w:rFonts w:ascii="Cambria Math" w:hAnsi="Cambria Math"/>
-            <w:highlight w:val="yellow"/>
           </w:rPr>
           <m:t>× 100</m:t>
         </m:r>
       </m:oMath>
       <w:r>
-        <w:rPr>
-          <w:highlight w:val="yellow"/>
-        </w:rPr>
         <w:t>.</w:t>
       </w:r>
       <w:r>
+        <w:tab/>
+      </w:r>
+      <w:r>
+        <w:tab/>
+      </w:r>
+      <w:r>
+        <w:tab/>
+      </w:r>
+      <w:r>
+        <w:tab/>
+      </w:r>
+      <w:r>
+        <w:tab/>
+      </w:r>
+      <w:r>
+        <w:tab/>
+      </w:r>
+      <w:r>
+        <w:tab/>
+        <w:t>(4)</w:t>
+      </w:r>
+      <w:r>
         <w:t xml:space="preserve"> </w:t>
       </w:r>
     </w:p>
     <w:p>
       <w:r>
+        <w:t xml:space="preserve">Following the danger tiers established in the Literature Review, a deviation sustained for the 5-minute alarm window is classified as: 0–14% – safe/unstressed; 15–20% – moderately dangerous/moderately stressed; and greater than 20% – severely dangerous/severely stressed. Independently of this deviation calculation, any </w:t>
+      </w:r>
+      <w:r>
+        <w:t xml:space="preserve">valid </w:t>
+      </w:r>
+      <w:r>
+        <w:t xml:space="preserve">instantaneous heart rate below 40bpm or above 131bpm is classified directly as extremely dangerous/extremely stressed, since at those extremes the absolute heart rate is dangerous regardless of the wearer’s personal baseline. This method is fully algorithmic and deterministic: it requires no training data and produces the same </w:t>
+      </w:r>
+      <w:r>
         <w:lastRenderedPageBreak/>
-        <w:t xml:space="preserve">Following the danger tiers established in the Literature Review, a deviation sustained for the 5-minute alarm window is classified as: 0–14% – safe/unstressed; 15–20% – moderately dangerous/moderately stressed; and greater than 20% – severely dangerous/severely stressed. Independently of this deviation calculation, any </w:t>
-      </w:r>
-      <w:r>
-        <w:t xml:space="preserve">valid </w:t>
-      </w:r>
-      <w:r>
-        <w:t xml:space="preserve">instantaneous heart rate below 40bpm or above 131bpm is classified directly as extremely dangerous/extremely stressed, since at those extremes the absolute heart rate is dangerous regardless of the wearer’s personal baseline. This method is fully algorithmic and deterministic: it requires no training data and produces the same classification for the same inputs every time, which keeps it computationally lightweight and easy to verify. </w:t>
+        <w:t xml:space="preserve">classification for the same inputs every time, which keeps it computationally lightweight and easy to verify. </w:t>
       </w:r>
     </w:p>
     <w:p>
@@ -8461,7 +9200,6 @@
           </m:rPr>
           <w:rPr>
             <w:rFonts w:ascii="Cambria Math" w:hAnsi="Cambria Math"/>
-            <w:highlight w:val="yellow"/>
           </w:rPr>
           <m:t xml:space="preserve">D = </m:t>
         </m:r>
@@ -8470,7 +9208,6 @@
             <m:ctrlPr>
               <w:rPr>
                 <w:rFonts w:ascii="Cambria Math" w:hAnsi="Cambria Math"/>
-                <w:highlight w:val="yellow"/>
               </w:rPr>
             </m:ctrlPr>
           </m:dPr>
@@ -8480,7 +9217,6 @@
                 <m:ctrlPr>
                   <w:rPr>
                     <w:rFonts w:ascii="Cambria Math" w:hAnsi="Cambria Math"/>
-                    <w:highlight w:val="yellow"/>
                   </w:rPr>
                 </m:ctrlPr>
               </m:fPr>
@@ -8491,7 +9227,6 @@
                   </m:rPr>
                   <w:rPr>
                     <w:rFonts w:ascii="Cambria Math" w:hAnsi="Cambria Math"/>
-                    <w:highlight w:val="yellow"/>
                   </w:rPr>
                   <m:t xml:space="preserve"> </m:t>
                 </m:r>
@@ -8502,7 +9237,6 @@
                     <m:ctrlPr>
                       <w:rPr>
                         <w:rFonts w:ascii="Cambria Math" w:hAnsi="Cambria Math"/>
-                        <w:highlight w:val="yellow"/>
                       </w:rPr>
                     </m:ctrlPr>
                   </m:dPr>
@@ -8512,7 +9246,6 @@
                         <m:ctrlPr>
                           <w:rPr>
                             <w:rFonts w:ascii="Cambria Math" w:hAnsi="Cambria Math"/>
-                            <w:highlight w:val="yellow"/>
                           </w:rPr>
                         </m:ctrlPr>
                       </m:sSubPr>
@@ -8523,19 +9256,8 @@
                           </m:rPr>
                           <w:rPr>
                             <w:rFonts w:ascii="Cambria Math" w:hAnsi="Cambria Math"/>
-                            <w:highlight w:val="yellow"/>
                           </w:rPr>
-                          <m:t>B</m:t>
-                        </m:r>
-                        <m:r>
-                          <m:rPr>
-                            <m:sty m:val="p"/>
-                          </m:rPr>
-                          <w:rPr>
-                            <w:rFonts w:ascii="Cambria Math" w:hAnsi="Cambria Math"/>
-                            <w:highlight w:val="yellow"/>
-                          </w:rPr>
-                          <m:t>R</m:t>
+                          <m:t>BR</m:t>
                         </m:r>
                       </m:e>
                       <m:sub>
@@ -8545,7 +9267,6 @@
                           </m:rPr>
                           <w:rPr>
                             <w:rFonts w:ascii="Cambria Math" w:hAnsi="Cambria Math"/>
-                            <w:highlight w:val="yellow"/>
                           </w:rPr>
                           <m:t>current</m:t>
                         </m:r>
@@ -8557,7 +9278,6 @@
                       </m:rPr>
                       <w:rPr>
                         <w:rFonts w:ascii="Cambria Math" w:hAnsi="Cambria Math"/>
-                        <w:highlight w:val="yellow"/>
                       </w:rPr>
                       <m:t xml:space="preserve">- </m:t>
                     </m:r>
@@ -8566,7 +9286,6 @@
                         <m:ctrlPr>
                           <w:rPr>
                             <w:rFonts w:ascii="Cambria Math" w:hAnsi="Cambria Math"/>
-                            <w:highlight w:val="yellow"/>
                           </w:rPr>
                         </m:ctrlPr>
                       </m:sSubPr>
@@ -8577,19 +9296,8 @@
                           </m:rPr>
                           <w:rPr>
                             <w:rFonts w:ascii="Cambria Math" w:hAnsi="Cambria Math"/>
-                            <w:highlight w:val="yellow"/>
                           </w:rPr>
-                          <m:t>B</m:t>
-                        </m:r>
-                        <m:r>
-                          <m:rPr>
-                            <m:sty m:val="p"/>
-                          </m:rPr>
-                          <w:rPr>
-                            <w:rFonts w:ascii="Cambria Math" w:hAnsi="Cambria Math"/>
-                            <w:highlight w:val="yellow"/>
-                          </w:rPr>
-                          <m:t>R</m:t>
+                          <m:t>BR</m:t>
                         </m:r>
                       </m:e>
                       <m:sub>
@@ -8599,7 +9307,6 @@
                           </m:rPr>
                           <w:rPr>
                             <w:rFonts w:ascii="Cambria Math" w:hAnsi="Cambria Math"/>
-                            <w:highlight w:val="yellow"/>
                           </w:rPr>
                           <m:t>baseline</m:t>
                         </m:r>
@@ -8614,7 +9321,6 @@
                     <m:ctrlPr>
                       <w:rPr>
                         <w:rFonts w:ascii="Cambria Math" w:hAnsi="Cambria Math"/>
-                        <w:highlight w:val="yellow"/>
                       </w:rPr>
                     </m:ctrlPr>
                   </m:sSubPr>
@@ -8625,19 +9331,8 @@
                       </m:rPr>
                       <w:rPr>
                         <w:rFonts w:ascii="Cambria Math" w:hAnsi="Cambria Math"/>
-                        <w:highlight w:val="yellow"/>
                       </w:rPr>
-                      <m:t>B</m:t>
-                    </m:r>
-                    <m:r>
-                      <m:rPr>
-                        <m:sty m:val="p"/>
-                      </m:rPr>
-                      <w:rPr>
-                        <w:rFonts w:ascii="Cambria Math" w:hAnsi="Cambria Math"/>
-                        <w:highlight w:val="yellow"/>
-                      </w:rPr>
-                      <m:t>R</m:t>
+                      <m:t>BR</m:t>
                     </m:r>
                   </m:e>
                   <m:sub>
@@ -8647,7 +9342,6 @@
                       </m:rPr>
                       <w:rPr>
                         <w:rFonts w:ascii="Cambria Math" w:hAnsi="Cambria Math"/>
-                        <w:highlight w:val="yellow"/>
                       </w:rPr>
                       <m:t>baseline</m:t>
                     </m:r>
@@ -8663,11 +9357,59 @@
           </m:rPr>
           <w:rPr>
             <w:rFonts w:ascii="Cambria Math" w:hAnsi="Cambria Math"/>
-            <w:highlight w:val="yellow"/>
           </w:rPr>
           <m:t>× 100</m:t>
         </m:r>
       </m:oMath>
+      <w:r>
+        <w:rPr>
+          <w:rFonts w:eastAsiaTheme="minorEastAsia"/>
+        </w:rPr>
+        <w:tab/>
+      </w:r>
+      <w:r>
+        <w:rPr>
+          <w:rFonts w:eastAsiaTheme="minorEastAsia"/>
+        </w:rPr>
+        <w:tab/>
+      </w:r>
+      <w:r>
+        <w:rPr>
+          <w:rFonts w:eastAsiaTheme="minorEastAsia"/>
+        </w:rPr>
+        <w:tab/>
+      </w:r>
+      <w:r>
+        <w:rPr>
+          <w:rFonts w:eastAsiaTheme="minorEastAsia"/>
+        </w:rPr>
+        <w:tab/>
+      </w:r>
+      <w:r>
+        <w:rPr>
+          <w:rFonts w:eastAsiaTheme="minorEastAsia"/>
+        </w:rPr>
+        <w:tab/>
+      </w:r>
+      <w:r>
+        <w:rPr>
+          <w:rFonts w:eastAsiaTheme="minorEastAsia"/>
+        </w:rPr>
+        <w:tab/>
+      </w:r>
+      <w:r>
+        <w:rPr>
+          <w:rFonts w:eastAsiaTheme="minorEastAsia"/>
+        </w:rPr>
+        <w:tab/>
+      </w:r>
+      <w:r>
+        <w:rPr>
+          <w:rFonts w:eastAsiaTheme="minorEastAsia"/>
+        </w:rPr>
+        <w:tab/>
+        <w:t>(5)</w:t>
+      </w:r>
     </w:p>
     <w:p>
       <w:pPr>
@@ -8698,16 +9440,7 @@
               <w:rPr>
                 <w:rFonts w:ascii="Cambria Math" w:hAnsi="Cambria Math"/>
               </w:rPr>
-              <m:t>B</m:t>
-            </m:r>
-            <m:r>
-              <m:rPr>
-                <m:sty m:val="p"/>
-              </m:rPr>
-              <w:rPr>
-                <w:rFonts w:ascii="Cambria Math" w:hAnsi="Cambria Math"/>
-              </w:rPr>
-              <m:t>R</m:t>
+              <m:t>BR</m:t>
             </m:r>
           </m:e>
           <m:sub>
@@ -8746,16 +9479,7 @@
               <w:rPr>
                 <w:rFonts w:ascii="Cambria Math" w:hAnsi="Cambria Math"/>
               </w:rPr>
-              <m:t>B</m:t>
-            </m:r>
-            <m:r>
-              <m:rPr>
-                <m:sty m:val="p"/>
-              </m:rPr>
-              <w:rPr>
-                <w:rFonts w:ascii="Cambria Math" w:hAnsi="Cambria Math"/>
-              </w:rPr>
-              <m:t>R</m:t>
+              <m:t>BR</m:t>
             </m:r>
           </m:e>
           <m:sub>
@@ -8821,10 +9545,7 @@
         <w:t xml:space="preserve">below 8 or above 25 breaths/min is classified as </w:t>
       </w:r>
       <w:r>
-        <w:t>extremely dangerous/extremely stressed</w:t>
-      </w:r>
-      <w:r>
-        <w:t>, similar to absolute extreme heart rates.</w:t>
+        <w:t>extremely dangerous/extremely stressed, similar to absolute extreme heart rates.</w:t>
       </w:r>
     </w:p>
     <w:p>
@@ -8835,20 +9556,162 @@
         <w:t>previously</w:t>
       </w:r>
       <w:r>
-        <w:t xml:space="preserve">, that determines whether the wearer is in a state of no stress, moderate stress or severe stress. A decision tree makes its classification by asking a sequence of yes/no questions of the form “is parameter X above threshold T?”, arranged as a binary tree: starting at the root node, each new set of HRV parameter values is compared against the threshold stored at that node and directed to the corresponding child node, and this process repeats until a leaf node is reached. Each leaf node stores a class label (no stress, moderate stress or severe stress), which becomes the model’s output for that input.  The tree structure and thresholds are not hand-designed; they are learned from labelled training data (the SWELL dataset, as discussed in the Feasibility study) using a recursive splitting algorithm. At each node, the algorithm considers every candidate (parameter, threshold) pair across the 34 HRV parameters and selects the split that produces the greatest reduction in class impurity between the parent node and its two children. Impurity at a node is commonly measured using the Gini impurity:  </w:t>
-      </w:r>
-      <w:r>
-        <w:rPr>
-          <w:highlight w:val="green"/>
-        </w:rPr>
-        <w:t>Gini = 1 – Σ p_i²</w:t>
-      </w:r>
-      <w:r>
-        <w:t xml:space="preserve">  where p_i is the proportion of training samples at that node belonging to class i, and the sum is taken over all stress classes present (no stress, moderate stress, severe stress). A node containing only one class has a Gini impurity of 0, while a node with an even mix of classes has a higher impurity value. The algorithm selects, at each node, the split that minimises the weighted average Gini impurity of the resulting child nodes, and repeats this process recursively </w:t>
+        <w:t xml:space="preserve">, that determines whether the wearer is in a state of no stress, moderate stress or severe stress. A decision tree makes its classification by asking a sequence of yes/no questions of the form “is parameter X above threshold T?”, arranged as a binary tree: starting at the root node, each new set of HRV parameter values is compared against the threshold stored at that node and directed to the corresponding child node, and this process repeats until a leaf node is reached. Each leaf node stores a class label (no stress, moderate stress or severe stress), which becomes the model’s output for that input.  The tree structure and thresholds are not hand-designed; they are learned from labelled training data (the SWELL dataset, as discussed in the Feasibility study) using a recursive splitting algorithm. At each node, the algorithm considers every candidate (parameter, threshold) pair across the 34 HRV parameters and selects the split that produces the greatest reduction in class impurity between the parent node and its two children. Impurity at a node is commonly measured using the Gini impurity: </w:t>
+      </w:r>
+    </w:p>
+    <w:p>
+      <w:pPr>
+        <w:rPr>
+          <w:rFonts w:eastAsiaTheme="minorEastAsia"/>
+        </w:rPr>
+      </w:pPr>
+      <w:r>
+        <w:t xml:space="preserve"> </w:t>
+      </w:r>
+      <m:oMath>
+        <m:r>
+          <m:rPr>
+            <m:sty m:val="p"/>
+          </m:rPr>
+          <w:rPr>
+            <w:rFonts w:ascii="Cambria Math" w:hAnsi="Cambria Math"/>
+          </w:rPr>
+          <m:t xml:space="preserve">Gini = 1 - Σ </m:t>
+        </m:r>
+        <m:sSub>
+          <m:sSubPr>
+            <m:ctrlPr>
+              <w:rPr>
+                <w:rFonts w:ascii="Cambria Math" w:hAnsi="Cambria Math"/>
+              </w:rPr>
+            </m:ctrlPr>
+          </m:sSubPr>
+          <m:e>
+            <m:r>
+              <w:rPr>
+                <w:rFonts w:ascii="Cambria Math" w:hAnsi="Cambria Math"/>
+              </w:rPr>
+              <m:t>p</m:t>
+            </m:r>
+          </m:e>
+          <m:sub>
+            <m:r>
+              <w:rPr>
+                <w:rFonts w:ascii="Cambria Math" w:hAnsi="Cambria Math"/>
+              </w:rPr>
+              <m:t>i</m:t>
+            </m:r>
+          </m:sub>
+        </m:sSub>
+        <m:r>
+          <m:rPr>
+            <m:sty m:val="p"/>
+          </m:rPr>
+          <w:rPr>
+            <w:rFonts w:ascii="Cambria Math" w:hAnsi="Cambria Math"/>
+          </w:rPr>
+          <m:t xml:space="preserve">²  </m:t>
+        </m:r>
+      </m:oMath>
+      <w:r>
+        <w:rPr>
+          <w:rFonts w:eastAsiaTheme="minorEastAsia"/>
+        </w:rPr>
+        <w:tab/>
+      </w:r>
+      <w:r>
+        <w:rPr>
+          <w:rFonts w:eastAsiaTheme="minorEastAsia"/>
+        </w:rPr>
+        <w:tab/>
+      </w:r>
+      <w:r>
+        <w:rPr>
+          <w:rFonts w:eastAsiaTheme="minorEastAsia"/>
+        </w:rPr>
+        <w:tab/>
+      </w:r>
+      <w:r>
+        <w:rPr>
+          <w:rFonts w:eastAsiaTheme="minorEastAsia"/>
+        </w:rPr>
+        <w:tab/>
+      </w:r>
+      <w:r>
+        <w:rPr>
+          <w:rFonts w:eastAsiaTheme="minorEastAsia"/>
+        </w:rPr>
+        <w:tab/>
+      </w:r>
+      <w:r>
+        <w:rPr>
+          <w:rFonts w:eastAsiaTheme="minorEastAsia"/>
+        </w:rPr>
+        <w:tab/>
+      </w:r>
+      <w:r>
+        <w:rPr>
+          <w:rFonts w:eastAsiaTheme="minorEastAsia"/>
+        </w:rPr>
+        <w:tab/>
+      </w:r>
+      <w:r>
+        <w:rPr>
+          <w:rFonts w:eastAsiaTheme="minorEastAsia"/>
+        </w:rPr>
+        <w:tab/>
+      </w:r>
+      <w:r>
+        <w:rPr>
+          <w:rFonts w:eastAsiaTheme="minorEastAsia"/>
+        </w:rPr>
+        <w:tab/>
+      </w:r>
+      <w:r>
+        <w:rPr>
+          <w:rFonts w:eastAsiaTheme="minorEastAsia"/>
+        </w:rPr>
+        <w:tab/>
+        <w:t>(6)</w:t>
+      </w:r>
+    </w:p>
+    <w:p>
+      <w:r>
+        <w:t xml:space="preserve">where </w:t>
+      </w:r>
+      <m:oMath>
+        <m:sSub>
+          <m:sSubPr>
+            <m:ctrlPr>
+              <w:rPr>
+                <w:rFonts w:ascii="Cambria Math" w:hAnsi="Cambria Math"/>
+              </w:rPr>
+            </m:ctrlPr>
+          </m:sSubPr>
+          <m:e>
+            <m:r>
+              <w:rPr>
+                <w:rFonts w:ascii="Cambria Math" w:hAnsi="Cambria Math"/>
+              </w:rPr>
+              <m:t>p</m:t>
+            </m:r>
+          </m:e>
+          <m:sub>
+            <m:r>
+              <w:rPr>
+                <w:rFonts w:ascii="Cambria Math" w:hAnsi="Cambria Math"/>
+              </w:rPr>
+              <m:t>i</m:t>
+            </m:r>
+          </m:sub>
+        </m:sSub>
+      </m:oMath>
+      <w:r>
+        <w:t xml:space="preserve"> is the proportion of training samples at that node belonging to class i, and the sum is taken over all stress classes present (no stress, moderate stress, severe stress). A node containing only one class has a Gini impurity of 0, while a node with an even mix of classes has a higher impurity value. The algorithm selects, at each node, the split that minimises the weighted average Gini impurity of the resulting child nodes and repeats this process recursively on each child until a stopping condition is reached (a maximum tree depth, a minimum number of samples remaining at a node, or a node containing only one class). This recursive splitting is what allows the tree to separate stress classes using combinations of HRV parameters rather than any single parameter alone.  Because classification only requires following a path from the root to a leaf, comparing one parameter against one threshold at each node, inference time scales with the </w:t>
       </w:r>
       <w:r>
         <w:lastRenderedPageBreak/>
-        <w:t>on each child until a stopping condition is reached (a maximum tree depth, a minimum number of samples remaining at a node, or a node containing only one class). This recursive splitting is what allows the tree to separate stress classes using combinations of HRV parameters rather than any single parameter alone.  Because classification only requires following a path from the root to a leaf, comparing one parameter against one threshold at each node, inference time scales with the depth of the tree rather than the size of the training set. This is what allows the classifier to run locally on a mobile device in real time, supporting the feasibility argument</w:t>
+        <w:t>depth of the tree rather than the size of the training set. This is what allows the classifier to run locally on a mobile device in real time, supporting the feasibility argument</w:t>
       </w:r>
       <w:r>
         <w:t xml:space="preserve"> </w:t>
@@ -8888,18 +9751,18 @@
           <w:numId w:val="2"/>
         </w:numPr>
       </w:pPr>
-      <w:bookmarkStart w:id="32" w:name="_Toc240213133"/>
+      <w:bookmarkStart w:id="35" w:name="_Toc240400491"/>
       <w:r>
         <w:t xml:space="preserve">Subsystem 3: </w:t>
       </w:r>
-      <w:bookmarkEnd w:id="28"/>
+      <w:bookmarkEnd w:id="29"/>
       <w:r>
         <w:t xml:space="preserve">Alert </w:t>
       </w:r>
-      <w:bookmarkEnd w:id="32"/>
       <w:r>
         <w:t>and response layer</w:t>
       </w:r>
+      <w:bookmarkEnd w:id="35"/>
     </w:p>
     <w:p>
       <w:r>
@@ -8959,6 +9822,9 @@
         <w:keepNext/>
       </w:pPr>
       <w:r>
+        <w:rPr>
+          <w:noProof/>
+        </w:rPr>
         <w:lastRenderedPageBreak/>
         <w:drawing>
           <wp:inline distT="0" distB="0" distL="0" distR="0" wp14:anchorId="308604E1" wp14:editId="0F5FF2A0">
@@ -8976,7 +9842,7 @@
                     <pic:cNvPicPr/>
                   </pic:nvPicPr>
                   <pic:blipFill>
-                    <a:blip r:embed="rId16"/>
+                    <a:blip r:embed="rId21"/>
                     <a:stretch>
                       <a:fillRect/>
                     </a:stretch>
@@ -9001,6 +9867,7 @@
       <w:pPr>
         <w:pStyle w:val="Caption"/>
       </w:pPr>
+      <w:bookmarkStart w:id="36" w:name="_Toc240400469"/>
       <w:r>
         <w:t xml:space="preserve">Figure </w:t>
       </w:r>
@@ -9009,12 +9876,13 @@
           <w:rPr>
             <w:noProof/>
           </w:rPr>
-          <w:t>5</w:t>
+          <w:t>6</w:t>
         </w:r>
       </w:fldSimple>
       <w:r>
         <w:t xml:space="preserve"> circuit diagram for the haptic feedback cuff</w:t>
       </w:r>
+      <w:bookmarkEnd w:id="36"/>
     </w:p>
     <w:p>
       <w:r>
@@ -9075,23 +9943,98 @@
           <w:ilvl w:val="1"/>
           <w:numId w:val="2"/>
         </w:numPr>
-        <w:rPr>
-          <w:highlight w:val="yellow"/>
-        </w:rPr>
-      </w:pPr>
-      <w:bookmarkStart w:id="33" w:name="_Toc240213134"/>
-      <w:r>
-        <w:rPr>
-          <w:highlight w:val="yellow"/>
-        </w:rPr>
+      </w:pPr>
+      <w:bookmarkStart w:id="37" w:name="_Toc240400492"/>
+      <w:r>
         <w:lastRenderedPageBreak/>
         <w:t>Target/Performance metrics</w:t>
       </w:r>
-      <w:bookmarkEnd w:id="33"/>
-    </w:p>
-    <w:p>
-      <w:r>
-        <w:t>In addition to the heart-rate, HRV-based stress classification and alert-timing specifications listed above, the following metrics are used to evaluate the system: end-to-end alert latency, defined as the time between a dangerous state being classified and a notification reaching the user or emergency contact, targeted at under 60s; signal-processing throughput, requiring the signal processing layer to output metrics at least as fast as raw PPG data is streamed in, so that no backlog accumulates during continuous monitoring; false-alert rate, the rate at which alerts are triggered with no genuine dangerous physiological event present, which is to be minimised so that trust in the alerting subsystem is maintained; and wireless-link reliability, the proportion of alert-tier messages successfully delivered from the mobile application to the wearable cuff on the first attempt.</w:t>
+      <w:bookmarkEnd w:id="37"/>
+    </w:p>
+    <w:p>
+      <w:r>
+        <w:t>In addition to the heart-</w:t>
+      </w:r>
+      <w:r>
+        <w:t xml:space="preserve"> and breath rate accuracies of 65-70%,</w:t>
+      </w:r>
+      <w:r>
+        <w:t xml:space="preserve"> HRV-based stress classification</w:t>
+      </w:r>
+      <w:r>
+        <w:t xml:space="preserve"> accuracy of 70%</w:t>
+      </w:r>
+      <w:r>
+        <w:t xml:space="preserve"> and alert-timing specifications </w:t>
+      </w:r>
+      <w:r>
+        <w:t>previously noted</w:t>
+      </w:r>
+      <w:r>
+        <w:t xml:space="preserve">, the following metrics are used to evaluate the system: </w:t>
+      </w:r>
+    </w:p>
+    <w:p>
+      <w:pPr>
+        <w:pStyle w:val="ListParagraph"/>
+        <w:numPr>
+          <w:ilvl w:val="0"/>
+          <w:numId w:val="17"/>
+        </w:numPr>
+      </w:pPr>
+      <w:r>
+        <w:t>End-to-end alert latency, defined as the time between a dangerous state being classified and a push notification reaching the user, targeted at under 60s</w:t>
+      </w:r>
+    </w:p>
+    <w:p>
+      <w:pPr>
+        <w:pStyle w:val="ListParagraph"/>
+        <w:numPr>
+          <w:ilvl w:val="0"/>
+          <w:numId w:val="17"/>
+        </w:numPr>
+      </w:pPr>
+      <w:r>
+        <w:t>False-alert rate, the rate at which alerts are triggered with no genuine dangerous physiological event present</w:t>
+      </w:r>
+      <w:r>
+        <w:t>. Koldijk et al.’s model</w:t>
+      </w:r>
+      <w:r>
+        <w:fldChar w:fldCharType="begin"/>
+      </w:r>
+      <w:r>
+        <w:instrText xml:space="preserve"> ADDIN ZOTERO_ITEM CSL_CITATION {"citationID":"fLDFdd1o","properties":{"unsorted":false,"formattedCitation":"[33]","plainCitation":"[33]","noteIndex":0},"citationItems":[{"id":327,"uris":["http://zotero.org/users/19683069/items/UE3F93QN"],"itemData":{"id":327,"type":"paper-conference","container-title":"Proceedings of the 16th International Conference on Multimodal Interaction","DOI":"10.1145/2663204.2663257","event-title":"ICMI '14: INTERNATIONAL CONFERENCE ON MULTIMODAL INTERACTION","ISBN":"978-1-4503-2885-2","language":"en","page":"291-298","publisher":"ACM","publisher-place":"Istanbul Turkey","source":"DOI.org (Crossref)","title":"The SWELL Knowledge Work Dataset for Stress and User Modeling Research","URL":"https://dl.acm.org/doi/10.1145/2663204.2663257","author":[{"family":"Koldijk","given":"Saskia"},{"family":"Sappelli","given":"Maya"},{"family":"Verberne","given":"Suzan"},{"family":"Neerincx","given":"Mark A."},{"family":"Kraaij","given":"Wessel"}],"accessed":{"date-parts":[["2026",9,12]]},"issued":{"date-parts":[["2014",11,12]]}}}],"schema":"https://github.com/citation-style-language/schema/raw/master/csl-citation.json"} </w:instrText>
+      </w:r>
+      <w:r>
+        <w:fldChar w:fldCharType="separate"/>
+      </w:r>
+      <w:r>
+        <w:rPr>
+          <w:rFonts w:ascii="Aptos" w:hAnsi="Aptos"/>
+        </w:rPr>
+        <w:t>[33]</w:t>
+      </w:r>
+      <w:r>
+        <w:fldChar w:fldCharType="end"/>
+      </w:r>
+      <w:r>
+        <w:t xml:space="preserve"> achieved a false-positive stress rate of 25-35% when considering standalone physiological features in non-clinical controlled settings; therefore this project will aim for a maximum false-alert rate of 35-40%</w:t>
+      </w:r>
+      <w:r>
+        <w:t>.</w:t>
+      </w:r>
+    </w:p>
+    <w:p>
+      <w:pPr>
+        <w:pStyle w:val="ListParagraph"/>
+        <w:numPr>
+          <w:ilvl w:val="0"/>
+          <w:numId w:val="17"/>
+        </w:numPr>
+      </w:pPr>
+      <w:r>
+        <w:t>Wireless-link reliability, the proportion of alert-tier messages successfully delivered from the mobile application to the wearable cuff on the first attempt.</w:t>
       </w:r>
     </w:p>
     <w:p>
@@ -9101,122 +10044,233 @@
           <w:ilvl w:val="1"/>
           <w:numId w:val="2"/>
         </w:numPr>
-        <w:rPr>
-          <w:highlight w:val="yellow"/>
-        </w:rPr>
-      </w:pPr>
-      <w:bookmarkStart w:id="34" w:name="_Toc240213135"/>
-      <w:r>
-        <w:rPr>
-          <w:highlight w:val="yellow"/>
-        </w:rPr>
-        <w:t>Preliminary Testing</w:t>
-      </w:r>
-      <w:bookmarkEnd w:id="34"/>
-    </w:p>
-    <w:p>
-      <w:pPr>
-        <w:pStyle w:val="Heading2"/>
-        <w:numPr>
-          <w:ilvl w:val="2"/>
-          <w:numId w:val="2"/>
-        </w:numPr>
-        <w:rPr>
-          <w:highlight w:val="yellow"/>
-        </w:rPr>
-      </w:pPr>
-      <w:bookmarkStart w:id="35" w:name="_Toc240213136"/>
-      <w:r>
-        <w:rPr>
-          <w:highlight w:val="yellow"/>
-        </w:rPr>
-        <w:t>Preliminary testing methods</w:t>
-      </w:r>
-      <w:bookmarkEnd w:id="35"/>
-    </w:p>
-    <w:p>
-      <w:pPr>
-        <w:pStyle w:val="Heading2"/>
-        <w:numPr>
-          <w:ilvl w:val="2"/>
-          <w:numId w:val="2"/>
-        </w:numPr>
-        <w:rPr>
-          <w:highlight w:val="yellow"/>
-        </w:rPr>
-      </w:pPr>
-      <w:bookmarkStart w:id="36" w:name="_Toc240213137"/>
-      <w:r>
-        <w:rPr>
-          <w:highlight w:val="yellow"/>
-        </w:rPr>
-        <w:t>Preliminary testing results</w:t>
-      </w:r>
-      <w:bookmarkEnd w:id="36"/>
-    </w:p>
-    <w:p>
-      <w:pPr>
-        <w:pStyle w:val="Heading2"/>
-        <w:numPr>
-          <w:ilvl w:val="1"/>
-          <w:numId w:val="2"/>
-        </w:numPr>
-      </w:pPr>
-      <w:bookmarkStart w:id="37" w:name="_Toc239699088"/>
-      <w:bookmarkStart w:id="38" w:name="_Toc240213138"/>
+      </w:pPr>
+      <w:bookmarkStart w:id="38" w:name="_Toc239699088"/>
+      <w:bookmarkStart w:id="39" w:name="_Toc240400493"/>
       <w:r>
         <w:t>Feasibility of system</w:t>
       </w:r>
+      <w:bookmarkEnd w:id="39"/>
     </w:p>
     <w:p>
       <w:r>
         <w:t>Beyond the sensing and computational feasibility discussed in the Feasibility study of the proposed solution, the feasibility of the system as a whole is considered here in terms of alert-dispatch latency, since the wireless link between the mobile application and the wearable cuff (Subsystem 3) introduces an additional delay that must still fit within the alert-timing specifications established earlier.  The total time between a dangerous state being classified and the corresponding alert reaching the user</w:t>
       </w:r>
       <w:r>
-        <w:rPr>
-          <w:highlight w:val="yellow"/>
-        </w:rPr>
-        <w:t>, t_total (measured in seconds, s), can be broken down into three components:  t_total = t_process + t_transmit + t_wait  where t_process (s) is the time already budgeted for signal processing and classification (Subsystems 1 and 2), t_transmit (s) is</w:t>
-      </w:r>
-      <w:r>
-        <w:t xml:space="preserve"> the time taken to transmit the short alert-tier message from the phone to the cuff over the chosen wireless link, and t_wait (s) is the worst-case time spent waiting for the next scheduled communication opportunity on that link, which is governed by the connection </w:t>
-      </w:r>
-      <w:r>
-        <w:rPr>
-          <w:highlight w:val="yellow"/>
-        </w:rPr>
-        <w:t>interval, I_conn (measured in seconds, s), negotiated between the phone and the cuff.  Because the alert message itself is small (only a few bytes are needed to represent the alert tier and duration), t_transmit is negligible relative to I_conn, so t_wait ≈ I_conn dominates the communication delay. Configuring a conservative connection interval of I_conn = 0.</w:t>
-      </w:r>
-      <w:r>
-        <w:rPr>
-          <w:highlight w:val="yellow"/>
-        </w:rPr>
+        <w:t xml:space="preserve"> </w:t>
+      </w:r>
+      <m:oMath>
+        <m:r>
+          <w:rPr>
+            <w:rFonts w:ascii="Cambria Math" w:hAnsi="Cambria Math"/>
+          </w:rPr>
+          <m:t>t_total</m:t>
+        </m:r>
+      </m:oMath>
+      <w:r>
+        <w:t xml:space="preserve"> (measured in seconds), can be broken down into three components: </w:t>
+      </w:r>
+    </w:p>
+    <w:p>
+      <m:oMath>
+        <m:r>
+          <m:rPr>
+            <m:sty m:val="p"/>
+          </m:rPr>
+          <w:rPr>
+            <w:rFonts w:ascii="Cambria Math" w:hAnsi="Cambria Math"/>
+          </w:rPr>
+          <m:t>t_total = t_process + t_transmit + t_wait</m:t>
+        </m:r>
+      </m:oMath>
+      <w:r>
+        <w:t xml:space="preserve">  </w:t>
+      </w:r>
+      <w:r>
+        <w:tab/>
+      </w:r>
+      <w:r>
+        <w:tab/>
+      </w:r>
+      <w:r>
+        <w:tab/>
+      </w:r>
+      <w:r>
+        <w:tab/>
+      </w:r>
+      <w:r>
+        <w:tab/>
+      </w:r>
+      <w:r>
+        <w:tab/>
+        <w:t>(7)</w:t>
+      </w:r>
+    </w:p>
+    <w:p>
+      <w:r>
+        <w:t xml:space="preserve">where </w:t>
+      </w:r>
+      <m:oMath>
+        <m:r>
+          <m:rPr>
+            <m:sty m:val="p"/>
+          </m:rPr>
+          <w:rPr>
+            <w:rFonts w:ascii="Cambria Math" w:hAnsi="Cambria Math"/>
+          </w:rPr>
+          <m:t xml:space="preserve">t_process </m:t>
+        </m:r>
+      </m:oMath>
+      <w:r>
+        <w:t>(s) is the time already budgeted for signal processing and classification (Subsystems 1 and 2), t_transmit (s) is the</w:t>
+      </w:r>
+      <w:r>
+        <w:t xml:space="preserve"> time taken to transmit the short alert-tier message from the phone to the cuff over the chosen wireless link, and </w:t>
+      </w:r>
+      <m:oMath>
+        <m:r>
+          <m:rPr>
+            <m:sty m:val="p"/>
+          </m:rPr>
+          <w:rPr>
+            <w:rFonts w:ascii="Cambria Math" w:hAnsi="Cambria Math"/>
+          </w:rPr>
+          <m:t xml:space="preserve">t_wait </m:t>
+        </m:r>
+      </m:oMath>
+      <w:r>
+        <w:t xml:space="preserve">(s) is the worst-case time spent waiting for the next scheduled communication opportunity on that link, which is governed by the connection </w:t>
+      </w:r>
+      <w:r>
+        <w:t xml:space="preserve">interval, </w:t>
+      </w:r>
+      <m:oMath>
+        <m:r>
+          <m:rPr>
+            <m:sty m:val="p"/>
+          </m:rPr>
+          <w:rPr>
+            <w:rFonts w:ascii="Cambria Math" w:hAnsi="Cambria Math"/>
+          </w:rPr>
+          <m:t xml:space="preserve">I_conn </m:t>
+        </m:r>
+      </m:oMath>
+      <w:r>
+        <w:t xml:space="preserve">(measured in seconds, s), negotiated between the phone and the cuff.  Because the alert message itself is small (only a few bytes are needed to represent the alert tier and duration), </w:t>
+      </w:r>
+      <m:oMath>
+        <m:r>
+          <m:rPr>
+            <m:sty m:val="p"/>
+          </m:rPr>
+          <w:rPr>
+            <w:rFonts w:ascii="Cambria Math" w:hAnsi="Cambria Math"/>
+          </w:rPr>
+          <m:t xml:space="preserve">t_transmit </m:t>
+        </m:r>
+      </m:oMath>
+      <w:r>
+        <w:t xml:space="preserve">is negligible relative to </w:t>
+      </w:r>
+      <m:oMath>
+        <m:r>
+          <m:rPr>
+            <m:sty m:val="p"/>
+          </m:rPr>
+          <w:rPr>
+            <w:rFonts w:ascii="Cambria Math" w:hAnsi="Cambria Math"/>
+          </w:rPr>
+          <m:t>I_conn</m:t>
+        </m:r>
+      </m:oMath>
+      <w:r>
+        <w:t xml:space="preserve">, so </w:t>
+      </w:r>
+      <m:oMath>
+        <m:r>
+          <m:rPr>
+            <m:sty m:val="p"/>
+          </m:rPr>
+          <w:rPr>
+            <w:rFonts w:ascii="Cambria Math" w:hAnsi="Cambria Math"/>
+          </w:rPr>
+          <m:t xml:space="preserve">t_wait </m:t>
+        </m:r>
+      </m:oMath>
+      <w:r>
+        <w:t xml:space="preserve">≈ </w:t>
+      </w:r>
+      <m:oMath>
+        <m:r>
+          <m:rPr>
+            <m:sty m:val="p"/>
+          </m:rPr>
+          <w:rPr>
+            <w:rFonts w:ascii="Cambria Math" w:hAnsi="Cambria Math"/>
+          </w:rPr>
+          <m:t xml:space="preserve">I_conn </m:t>
+        </m:r>
+      </m:oMath>
+      <w:r>
+        <w:t xml:space="preserve">dominates the communication delay. Configuring a conservative connection interval of </w:t>
+      </w:r>
+      <m:oMath>
+        <m:sSub>
+          <m:sSubPr>
+            <m:ctrlPr>
+              <w:rPr>
+                <w:rFonts w:ascii="Cambria Math" w:hAnsi="Cambria Math"/>
+              </w:rPr>
+            </m:ctrlPr>
+          </m:sSubPr>
+          <m:e>
+            <m:r>
+              <m:rPr>
+                <m:sty m:val="p"/>
+              </m:rPr>
+              <w:rPr>
+                <w:rFonts w:ascii="Cambria Math" w:hAnsi="Cambria Math"/>
+              </w:rPr>
+              <m:t>I</m:t>
+            </m:r>
+          </m:e>
+          <m:sub>
+            <m:r>
+              <m:rPr>
+                <m:sty m:val="p"/>
+              </m:rPr>
+              <w:rPr>
+                <w:rFonts w:ascii="Cambria Math" w:hAnsi="Cambria Math"/>
+              </w:rPr>
+              <m:t>conn</m:t>
+            </m:r>
+          </m:sub>
+        </m:sSub>
+        <m:r>
+          <m:rPr>
+            <m:sty m:val="p"/>
+          </m:rPr>
+          <w:rPr>
+            <w:rFonts w:ascii="Cambria Math" w:hAnsi="Cambria Math"/>
+          </w:rPr>
+          <m:t>=0.2s</m:t>
+        </m:r>
+      </m:oMath>
+      <w:r>
+        <w:t xml:space="preserve"> means the wireless link contributes on the order of 0.</w:t>
+      </w:r>
+      <w:r>
         <w:t>2</w:t>
       </w:r>
       <w:r>
-        <w:rPr>
-          <w:highlight w:val="yellow"/>
-        </w:rPr>
-        <w:t>s means the wireless link contributes on the order of 0.</w:t>
-      </w:r>
-      <w:r>
-        <w:rPr>
-          <w:highlight w:val="yellow"/>
-        </w:rPr>
-        <w:t>2</w:t>
-      </w:r>
-      <w:r>
-        <w:rPr>
-          <w:highlight w:val="yellow"/>
-        </w:rPr>
         <w:t>s to the total alert latency, which is negligible compared to the roughly 10-second margin left over after signal processing</w:t>
       </w:r>
       <w:r>
-        <w:t xml:space="preserve"> and classification within the overall 60-second alert-dispatch specification (see Literature Review and Requirements and specifications). This shows that the choice between a Bluetooth-based or Wi-Fi-based link for the cuff </w:t>
+        <w:t xml:space="preserve"> and classification within the overall 60-second alert-dispatch specification (see Literature Review and Requirements and specifications). This shows that the choice between a Bluetooth-based or Wi-Fi-based link for the cuff does not threaten the system's ability to meet its alert-timing specification; either is feasible from a latency perspective, which supports </w:t>
       </w:r>
       <w:r>
         <w:lastRenderedPageBreak/>
-        <w:t>does not threaten the system's ability to meet its alert-timing specification; either is feasible from a latency perspective, which supports selecting between them primarily on power-consumption and range grounds instead (Subsystem 3).</w:t>
+        <w:t>selecting between them primarily on power-consumption and range grounds instead (Subsystem 3).</w:t>
       </w:r>
     </w:p>
     <w:p>
@@ -9926,22 +10980,447 @@
           <w:numId w:val="2"/>
         </w:numPr>
       </w:pPr>
+      <w:bookmarkStart w:id="40" w:name="_Toc240400494"/>
       <w:r>
         <w:lastRenderedPageBreak/>
         <w:t>Overview of progress</w:t>
       </w:r>
-      <w:bookmarkEnd w:id="37"/>
       <w:bookmarkEnd w:id="38"/>
-    </w:p>
-    <w:p>
-      <w:r>
-        <w:t>//gaant chart/timeline</w:t>
-      </w:r>
-    </w:p>
-    <w:p>
-      <w:bookmarkStart w:id="39" w:name="_Toc239699089"/>
-      <w:r>
-        <w:t xml:space="preserve">The project is on track with 50% of all specifications being met. The mobile application successfully builds on an android device, pairs with a heart rate sensor and obtains data from it with accuracies and errors within acceptable tolerances. Further work is needed on the stress detection model’s implementation and, signal pre-processing and local notification/alert generation to achieve 75% of the project specs. To meet all project specs, future work should focus on implementing physical feedback to the alerts, remote notifications, implementing the app on devices running iOS and refining the analysis of data to cater to multiple age ranges, not to the averages currently used. </w:t>
+      <w:bookmarkEnd w:id="40"/>
+    </w:p>
+    <w:p>
+      <w:r>
+        <w:t>Below is a visualisation of the progress thus far and what aspects of the progress are yet to be completed:</w:t>
+      </w:r>
+    </w:p>
+    <w:p>
+      <w:pPr>
+        <w:keepNext/>
+      </w:pPr>
+      <w:bookmarkStart w:id="41" w:name="_Toc239699089"/>
+      <w:r>
+        <w:rPr>
+          <w:noProof/>
+        </w:rPr>
+        <mc:AlternateContent>
+          <mc:Choice Requires="wps">
+            <w:drawing>
+              <wp:anchor distT="45720" distB="45720" distL="114300" distR="114300" simplePos="0" relativeHeight="251661312" behindDoc="0" locked="0" layoutInCell="1" allowOverlap="1" wp14:anchorId="6DEC87A2" wp14:editId="0E7E333E">
+                <wp:simplePos x="0" y="0"/>
+                <wp:positionH relativeFrom="column">
+                  <wp:posOffset>3352588</wp:posOffset>
+                </wp:positionH>
+                <wp:positionV relativeFrom="paragraph">
+                  <wp:posOffset>2286071</wp:posOffset>
+                </wp:positionV>
+                <wp:extent cx="1529644" cy="383823"/>
+                <wp:effectExtent l="0" t="0" r="13970" b="16510"/>
+                <wp:wrapNone/>
+                <wp:docPr id="217" name="Text Box 2"/>
+                <wp:cNvGraphicFramePr>
+                  <a:graphicFrameLocks xmlns:a="http://schemas.openxmlformats.org/drawingml/2006/main"/>
+                </wp:cNvGraphicFramePr>
+                <a:graphic xmlns:a="http://schemas.openxmlformats.org/drawingml/2006/main">
+                  <a:graphicData uri="http://schemas.microsoft.com/office/word/2010/wordprocessingShape">
+                    <wps:wsp>
+                      <wps:cNvSpPr txBox="1">
+                        <a:spLocks noChangeArrowheads="1"/>
+                      </wps:cNvSpPr>
+                      <wps:spPr bwMode="auto">
+                        <a:xfrm>
+                          <a:off x="0" y="0"/>
+                          <a:ext cx="1529644" cy="383823"/>
+                        </a:xfrm>
+                        <a:prstGeom prst="rect">
+                          <a:avLst/>
+                        </a:prstGeom>
+                        <a:solidFill>
+                          <a:srgbClr val="FFFFFF"/>
+                        </a:solidFill>
+                        <a:ln w="9525">
+                          <a:solidFill>
+                            <a:schemeClr val="bg1"/>
+                          </a:solidFill>
+                          <a:miter lim="800000"/>
+                          <a:headEnd/>
+                          <a:tailEnd/>
+                        </a:ln>
+                      </wps:spPr>
+                      <wps:txbx>
+                        <w:txbxContent>
+                          <w:p>
+                            <w:pPr>
+                              <w:rPr>
+                                <w:sz w:val="16"/>
+                                <w:szCs w:val="16"/>
+                              </w:rPr>
+                            </w:pPr>
+                            <w:r>
+                              <w:rPr>
+                                <w:sz w:val="16"/>
+                                <w:szCs w:val="16"/>
+                              </w:rPr>
+                              <w:t xml:space="preserve">30 Oct - accuracy, latency, </w:t>
+                            </w:r>
+                            <w:r>
+                              <w:rPr>
+                                <w:sz w:val="16"/>
+                                <w:szCs w:val="16"/>
+                              </w:rPr>
+                              <w:t xml:space="preserve"> --&gt; </w:t>
+                            </w:r>
+                            <w:r>
+                              <w:rPr>
+                                <w:sz w:val="16"/>
+                                <w:szCs w:val="16"/>
+                              </w:rPr>
+                              <w:t>false-alert rate determined</w:t>
+                            </w:r>
+                          </w:p>
+                        </w:txbxContent>
+                      </wps:txbx>
+                      <wps:bodyPr rot="0" vert="horz" wrap="square" lIns="91440" tIns="45720" rIns="91440" bIns="45720" anchor="t" anchorCtr="0">
+                        <a:noAutofit/>
+                      </wps:bodyPr>
+                    </wps:wsp>
+                  </a:graphicData>
+                </a:graphic>
+                <wp14:sizeRelH relativeFrom="margin">
+                  <wp14:pctWidth>0</wp14:pctWidth>
+                </wp14:sizeRelH>
+                <wp14:sizeRelV relativeFrom="margin">
+                  <wp14:pctHeight>0</wp14:pctHeight>
+                </wp14:sizeRelV>
+              </wp:anchor>
+            </w:drawing>
+          </mc:Choice>
+          <mc:Fallback>
+            <w:pict>
+              <v:shapetype w14:anchorId="6DEC87A2" id="_x0000_t202" coordsize="21600,21600" o:spt="202" path="m,l,21600r21600,l21600,xe">
+                <v:stroke joinstyle="miter"/>
+                <v:path gradientshapeok="t" o:connecttype="rect"/>
+              </v:shapetype>
+              <v:shape id="Text Box 2" o:spid="_x0000_s1026" type="#_x0000_t202" style="position:absolute;margin-left:264pt;margin-top:180pt;width:120.45pt;height:30.2pt;z-index:251661312;visibility:visible;mso-wrap-style:square;mso-width-percent:0;mso-height-percent:0;mso-wrap-distance-left:9pt;mso-wrap-distance-top:3.6pt;mso-wrap-distance-right:9pt;mso-wrap-distance-bottom:3.6pt;mso-position-horizontal:absolute;mso-position-horizontal-relative:text;mso-position-vertical:absolute;mso-position-vertical-relative:text;mso-width-percent:0;mso-height-percent:0;mso-width-relative:margin;mso-height-relative:margin;v-text-anchor:top" o:gfxdata="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" strokecolor="white [3212]">
+                <v:textbox>
+                  <w:txbxContent>
+                    <w:p>
+                      <w:pPr>
+                        <w:rPr>
+                          <w:sz w:val="16"/>
+                          <w:szCs w:val="16"/>
+                        </w:rPr>
+                      </w:pPr>
+                      <w:r>
+                        <w:rPr>
+                          <w:sz w:val="16"/>
+                          <w:szCs w:val="16"/>
+                        </w:rPr>
+                        <w:t xml:space="preserve">30 Oct - accuracy, latency, </w:t>
+                      </w:r>
+                      <w:r>
+                        <w:rPr>
+                          <w:sz w:val="16"/>
+                          <w:szCs w:val="16"/>
+                        </w:rPr>
+                        <w:t xml:space="preserve"> --&gt; </w:t>
+                      </w:r>
+                      <w:r>
+                        <w:rPr>
+                          <w:sz w:val="16"/>
+                          <w:szCs w:val="16"/>
+                        </w:rPr>
+                        <w:t>false-alert rate determined</w:t>
+                      </w:r>
+                    </w:p>
+                  </w:txbxContent>
+                </v:textbox>
+              </v:shape>
+            </w:pict>
+          </mc:Fallback>
+        </mc:AlternateContent>
+      </w:r>
+      <w:r>
+        <w:rPr>
+          <w:noProof/>
+        </w:rPr>
+        <mc:AlternateContent>
+          <mc:Choice Requires="wps">
+            <w:drawing>
+              <wp:anchor distT="0" distB="0" distL="114300" distR="114300" simplePos="0" relativeHeight="251659264" behindDoc="0" locked="0" layoutInCell="1" allowOverlap="1" wp14:anchorId="6AFA851A" wp14:editId="69D0F705">
+                <wp:simplePos x="0" y="0"/>
+                <wp:positionH relativeFrom="column">
+                  <wp:posOffset>930769</wp:posOffset>
+                </wp:positionH>
+                <wp:positionV relativeFrom="paragraph">
+                  <wp:posOffset>2277110</wp:posOffset>
+                </wp:positionV>
+                <wp:extent cx="3138312" cy="360000"/>
+                <wp:effectExtent l="0" t="19050" r="24130" b="21590"/>
+                <wp:wrapNone/>
+                <wp:docPr id="1068949536" name="Freeform: Shape 7"/>
+                <wp:cNvGraphicFramePr/>
+                <a:graphic xmlns:a="http://schemas.openxmlformats.org/drawingml/2006/main">
+                  <a:graphicData uri="http://schemas.microsoft.com/office/word/2010/wordprocessingShape">
+                    <wps:wsp>
+                      <wps:cNvSpPr/>
+                      <wps:spPr>
+                        <a:xfrm>
+                          <a:off x="0" y="0"/>
+                          <a:ext cx="3138312" cy="360000"/>
+                        </a:xfrm>
+                        <a:custGeom>
+                          <a:avLst/>
+                          <a:gdLst>
+                            <a:gd name="csX0" fmla="*/ 0 w 2269066"/>
+                            <a:gd name="csY0" fmla="*/ 33867 h 50800"/>
+                            <a:gd name="csX1" fmla="*/ 1947333 w 2269066"/>
+                            <a:gd name="csY1" fmla="*/ 22578 h 50800"/>
+                            <a:gd name="csX2" fmla="*/ 2020711 w 2269066"/>
+                            <a:gd name="csY2" fmla="*/ 11289 h 50800"/>
+                            <a:gd name="csX3" fmla="*/ 2156177 w 2269066"/>
+                            <a:gd name="csY3" fmla="*/ 0 h 50800"/>
+                            <a:gd name="csX4" fmla="*/ 2201333 w 2269066"/>
+                            <a:gd name="csY4" fmla="*/ 5644 h 50800"/>
+                            <a:gd name="csX5" fmla="*/ 2223911 w 2269066"/>
+                            <a:gd name="csY5" fmla="*/ 22578 h 50800"/>
+                            <a:gd name="csX6" fmla="*/ 2240844 w 2269066"/>
+                            <a:gd name="csY6" fmla="*/ 33867 h 50800"/>
+                            <a:gd name="csX7" fmla="*/ 2269066 w 2269066"/>
+                            <a:gd name="csY7" fmla="*/ 50800 h 50800"/>
+                          </a:gdLst>
+                          <a:ahLst/>
+                          <a:cxnLst>
+                            <a:cxn ang="0">
+                              <a:pos x="csX0" y="csY0"/>
+                            </a:cxn>
+                            <a:cxn ang="0">
+                              <a:pos x="csX1" y="csY1"/>
+                            </a:cxn>
+                            <a:cxn ang="0">
+                              <a:pos x="csX2" y="csY2"/>
+                            </a:cxn>
+                            <a:cxn ang="0">
+                              <a:pos x="csX3" y="csY3"/>
+                            </a:cxn>
+                            <a:cxn ang="0">
+                              <a:pos x="csX4" y="csY4"/>
+                            </a:cxn>
+                            <a:cxn ang="0">
+                              <a:pos x="csX5" y="csY5"/>
+                            </a:cxn>
+                            <a:cxn ang="0">
+                              <a:pos x="csX6" y="csY6"/>
+                            </a:cxn>
+                            <a:cxn ang="0">
+                              <a:pos x="csX7" y="csY7"/>
+                            </a:cxn>
+                          </a:cxnLst>
+                          <a:rect l="l" t="t" r="r" b="b"/>
+                          <a:pathLst>
+                            <a:path w="2269066" h="50800">
+                              <a:moveTo>
+                                <a:pt x="0" y="33867"/>
+                              </a:moveTo>
+                              <a:lnTo>
+                                <a:pt x="1947333" y="22578"/>
+                              </a:lnTo>
+                              <a:cubicBezTo>
+                                <a:pt x="1972075" y="22083"/>
+                                <a:pt x="1996107" y="13949"/>
+                                <a:pt x="2020711" y="11289"/>
+                              </a:cubicBezTo>
+                              <a:cubicBezTo>
+                                <a:pt x="2065760" y="6419"/>
+                                <a:pt x="2111022" y="3763"/>
+                                <a:pt x="2156177" y="0"/>
+                              </a:cubicBezTo>
+                              <a:cubicBezTo>
+                                <a:pt x="2171229" y="1881"/>
+                                <a:pt x="2186942" y="847"/>
+                                <a:pt x="2201333" y="5644"/>
+                              </a:cubicBezTo>
+                              <a:cubicBezTo>
+                                <a:pt x="2210258" y="8619"/>
+                                <a:pt x="2216256" y="17110"/>
+                                <a:pt x="2223911" y="22578"/>
+                              </a:cubicBezTo>
+                              <a:cubicBezTo>
+                                <a:pt x="2229431" y="26521"/>
+                                <a:pt x="2234954" y="30501"/>
+                                <a:pt x="2240844" y="33867"/>
+                              </a:cubicBezTo>
+                              <a:cubicBezTo>
+                                <a:pt x="2269961" y="50505"/>
+                                <a:pt x="2256157" y="37889"/>
+                                <a:pt x="2269066" y="50800"/>
+                              </a:cubicBezTo>
+                            </a:path>
+                          </a:pathLst>
+                        </a:custGeom>
+                        <a:solidFill>
+                          <a:schemeClr val="bg1"/>
+                        </a:solidFill>
+                        <a:ln>
+                          <a:solidFill>
+                            <a:schemeClr val="bg1"/>
+                          </a:solidFill>
+                        </a:ln>
+                      </wps:spPr>
+                      <wps:style>
+                        <a:lnRef idx="1">
+                          <a:schemeClr val="dk1"/>
+                        </a:lnRef>
+                        <a:fillRef idx="0">
+                          <a:schemeClr val="dk1"/>
+                        </a:fillRef>
+                        <a:effectRef idx="0">
+                          <a:schemeClr val="dk1"/>
+                        </a:effectRef>
+                        <a:fontRef idx="minor">
+                          <a:schemeClr val="tx1"/>
+                        </a:fontRef>
+                      </wps:style>
+                      <wps:bodyPr rot="0" spcFirstLastPara="0" vertOverflow="overflow" horzOverflow="overflow" vert="horz" wrap="square" lIns="91440" tIns="45720" rIns="91440" bIns="45720" numCol="1" spcCol="0" rtlCol="0" fromWordArt="0" anchor="ctr" anchorCtr="0" forceAA="0" compatLnSpc="1">
+                        <a:prstTxWarp prst="textNoShape">
+                          <a:avLst/>
+                        </a:prstTxWarp>
+                        <a:noAutofit/>
+                      </wps:bodyPr>
+                    </wps:wsp>
+                  </a:graphicData>
+                </a:graphic>
+                <wp14:sizeRelH relativeFrom="margin">
+                  <wp14:pctWidth>0</wp14:pctWidth>
+                </wp14:sizeRelH>
+                <wp14:sizeRelV relativeFrom="margin">
+                  <wp14:pctHeight>0</wp14:pctHeight>
+                </wp14:sizeRelV>
+              </wp:anchor>
+            </w:drawing>
+          </mc:Choice>
+          <mc:Fallback>
+            <w:pict>
+              <v:shape w14:anchorId="65720702" id="Freeform: Shape 7" o:spid="_x0000_s1026" style="position:absolute;margin-left:73.3pt;margin-top:179.3pt;width:247.1pt;height:28.35pt;z-index:251659264;visibility:visible;mso-wrap-style:square;mso-width-percent:0;mso-height-percent:0;mso-wrap-distance-left:9pt;mso-wrap-distance-top:0;mso-wrap-distance-right:9pt;mso-wrap-distance-bottom:0;mso-position-horizontal:absolute;mso-position-horizontal-relative:text;mso-position-vertical:absolute;mso-position-vertical-relative:text;mso-width-percent:0;mso-height-percent:0;mso-width-relative:margin;mso-height-relative:margin;v-text-anchor:middle" coordsize="2269066,50800" o:gfxdata="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" path="m,33867l1947333,22578v24742,-495,48774,-8629,73378,-11289c2065760,6419,2111022,3763,2156177,v15052,1881,30765,847,45156,5644c2210258,8619,2216256,17110,2223911,22578v5520,3943,11043,7923,16933,11289c2269961,50505,2256157,37889,2269066,50800e" fillcolor="white [3212]" strokecolor="white [3212]" strokeweight="1pt">
+                <v:stroke joinstyle="miter"/>
+                <v:path arrowok="t" o:connecttype="custom" o:connectlocs="0,240002;2693328,160002;2794816,80001;2982177,0;3044631,39997;3075859,160002;3099279,240002;3138312,360000" o:connectangles="0,0,0,0,0,0,0,0"/>
+              </v:shape>
+            </w:pict>
+          </mc:Fallback>
+        </mc:AlternateContent>
+      </w:r>
+      <w:r>
+        <w:rPr>
+          <w:noProof/>
+        </w:rPr>
+        <w:drawing>
+          <wp:inline distT="0" distB="0" distL="0" distR="0" wp14:anchorId="65FE3266" wp14:editId="1E28AF40">
+            <wp:extent cx="5731510" cy="2624455"/>
+            <wp:effectExtent l="228600" t="228600" r="231140" b="233045"/>
+            <wp:docPr id="1686055893" name="Picture 1"/>
+            <wp:cNvGraphicFramePr>
+              <a:graphicFrameLocks xmlns:a="http://schemas.openxmlformats.org/drawingml/2006/main" noChangeAspect="1"/>
+            </wp:cNvGraphicFramePr>
+            <a:graphic xmlns:a="http://schemas.openxmlformats.org/drawingml/2006/main">
+              <a:graphicData uri="http://schemas.openxmlformats.org/drawingml/2006/picture">
+                <pic:pic xmlns:pic="http://schemas.openxmlformats.org/drawingml/2006/picture">
+                  <pic:nvPicPr>
+                    <pic:cNvPr id="1686055893" name=""/>
+                    <pic:cNvPicPr/>
+                  </pic:nvPicPr>
+                  <pic:blipFill>
+                    <a:blip r:embed="rId22"/>
+                    <a:stretch>
+                      <a:fillRect/>
+                    </a:stretch>
+                  </pic:blipFill>
+                  <pic:spPr>
+                    <a:xfrm>
+                      <a:off x="0" y="0"/>
+                      <a:ext cx="5731510" cy="2624455"/>
+                    </a:xfrm>
+                    <a:prstGeom prst="rect">
+                      <a:avLst/>
+                    </a:prstGeom>
+                    <a:ln w="228600" cap="sq" cmpd="thickThin">
+                      <a:solidFill>
+                        <a:srgbClr val="000000"/>
+                      </a:solidFill>
+                      <a:prstDash val="solid"/>
+                      <a:miter lim="800000"/>
+                    </a:ln>
+                    <a:effectLst>
+                      <a:innerShdw blurRad="76200">
+                        <a:srgbClr val="000000"/>
+                      </a:innerShdw>
+                    </a:effectLst>
+                  </pic:spPr>
+                </pic:pic>
+              </a:graphicData>
+            </a:graphic>
+          </wp:inline>
+        </w:drawing>
+      </w:r>
+    </w:p>
+    <w:p>
+      <w:pPr>
+        <w:pStyle w:val="Caption"/>
+      </w:pPr>
+      <w:bookmarkStart w:id="42" w:name="_Toc240400470"/>
+      <w:r>
+        <w:t xml:space="preserve">Figure </w:t>
+      </w:r>
+      <w:fldSimple w:instr=" SEQ Figure \* ARABIC ">
+        <w:r>
+          <w:rPr>
+            <w:noProof/>
+          </w:rPr>
+          <w:t>7</w:t>
+        </w:r>
+      </w:fldSimple>
+      <w:r>
+        <w:t xml:space="preserve"> GAANT chart of progress</w:t>
+      </w:r>
+      <w:bookmarkEnd w:id="42"/>
+    </w:p>
+    <w:p>
+      <w:r>
+        <w:t xml:space="preserve">The mobile application successfully builds on an android </w:t>
+      </w:r>
+      <w:r>
+        <w:t xml:space="preserve">device and can detect nearby Bluetooth devices. It also </w:t>
+      </w:r>
+      <w:r>
+        <w:t xml:space="preserve">pairs with a heart rate sensor </w:t>
+      </w:r>
+      <w:r>
+        <w:t xml:space="preserve">recently acquired. The “Polar BLE SDK” has been acquired and some features are currently implemented yet remain untested. </w:t>
+      </w:r>
+      <w:r>
+        <w:t xml:space="preserve">Further work is needed </w:t>
+      </w:r>
+      <w:r>
+        <w:t>to test these and implement the remaining features to meet the other specifications</w:t>
+      </w:r>
+      <w:r>
+        <w:t xml:space="preserve"> of stress detection</w:t>
+      </w:r>
+      <w:r>
+        <w:t xml:space="preserve">; more work is also needed </w:t>
+      </w:r>
+      <w:r>
+        <w:t xml:space="preserve">on the stress detection model’s </w:t>
+      </w:r>
+      <w:r>
+        <w:t>training and implementation</w:t>
+      </w:r>
+      <w:r>
+        <w:t xml:space="preserve"> and alert generation</w:t>
+      </w:r>
+      <w:r>
+        <w:t xml:space="preserve">. Hardware components have been identified and will be acquired soon into the next phase. </w:t>
+      </w:r>
+      <w:r>
+        <w:t>The project remains viable for completion within the remaining timeframe as the focus of the project now shifts towards implementation, as well as keeping within the allocated project budget.</w:t>
       </w:r>
     </w:p>
     <w:p>
@@ -9951,19 +11430,28 @@
           <w:ilvl w:val="0"/>
           <w:numId w:val="2"/>
         </w:numPr>
-        <w:rPr>
-          <w:highlight w:val="yellow"/>
-        </w:rPr>
-      </w:pPr>
-      <w:bookmarkStart w:id="40" w:name="_Toc240213139"/>
-      <w:r>
-        <w:rPr>
-          <w:highlight w:val="yellow"/>
-        </w:rPr>
+      </w:pPr>
+      <w:bookmarkStart w:id="43" w:name="_Toc240400495"/>
+      <w:r>
         <w:t>Conclusion</w:t>
       </w:r>
-      <w:bookmarkEnd w:id="39"/>
-      <w:bookmarkEnd w:id="40"/>
+      <w:bookmarkEnd w:id="41"/>
+      <w:bookmarkEnd w:id="43"/>
+    </w:p>
+    <w:p>
+      <w:r>
+        <w:t xml:space="preserve">Phase 2 of this project has established that a low-cost, privacy-preserving wearable capable of continuous heart-health and stress monitoring is technically feasible within the scope and budget available. The problem identification and literature review confirmed a genuine gap in the market: existing devices are either too expensive, too limited in feature scope, or lack any automated emergency-escalation capability, and the chosen combination of a baseline-deviation rule with a lightweight, dataset-trained decision-tree classifier offers a practical balance between accuracy and the </w:t>
+      </w:r>
+      <w:r>
+        <w:lastRenderedPageBreak/>
+        <w:t>computational constraints of an edge-processed, real-time system. The feasibility analysis further showed that the wireless link between the mobile application and the haptic cuff will not threaten the 60-second alert-dispatch specification, and that the Polar Verity Sense remains the most suitable sensor on cost, form-factor, and data-access grounds. Concrete progress has been made toward this design: Bluetooth pairing between the mobile application and the sensor is working, and initial features of the Polar BLE SDK integration have been implemented, though testing of these features is still outstanding. The core work remaining for Phase 3 is well defined — completing and validating heart</w:t>
+      </w:r>
+      <w:r>
+        <w:t xml:space="preserve"> </w:t>
+      </w:r>
+      <w:r>
+        <w:t>rate and breath-rate stress detection, finishing HRV computation and classifier integration, building and integrating the haptic-cuff hardware, and carrying out full system testing to determine the achieved accuracy, alert latency, and false-alert rate against the specifications set out earlier in this report. Given the progress made and the manageable scope of what remains, the project is on track for completion within the remaining project timeframe.</w:t>
+      </w:r>
     </w:p>
     <w:p>
       <w:pPr>
@@ -9973,26 +11461,998 @@
           <w:numId w:val="2"/>
         </w:numPr>
       </w:pPr>
-      <w:bookmarkStart w:id="41" w:name="_Toc239699090"/>
-      <w:bookmarkStart w:id="42" w:name="_Toc240213140"/>
+      <w:bookmarkStart w:id="44" w:name="_Toc239699090"/>
+      <w:bookmarkStart w:id="45" w:name="_Toc240400496"/>
       <w:r>
         <w:t>References</w:t>
       </w:r>
-      <w:bookmarkEnd w:id="41"/>
-      <w:bookmarkEnd w:id="42"/>
+      <w:bookmarkEnd w:id="44"/>
+      <w:bookmarkEnd w:id="45"/>
+    </w:p>
+    <w:p>
+      <w:pPr>
+        <w:pStyle w:val="Bibliography"/>
+      </w:pPr>
+      <w:r>
+        <w:fldChar w:fldCharType="begin"/>
+      </w:r>
+      <w:r>
+        <w:instrText xml:space="preserve"> ADDIN ZOTERO_BIBL {"uncited":[],"omitted":[],"custom":[]} CSL_BIBLIOGRAPHY </w:instrText>
+      </w:r>
+      <w:r>
+        <w:fldChar w:fldCharType="separate"/>
+      </w:r>
+      <w:r>
+        <w:t>[1]</w:t>
+      </w:r>
+      <w:r>
+        <w:tab/>
+        <w:t xml:space="preserve">J. Park, H. S. Seok, S.-S. Kim, and H. Shin, “Photoplethysmogram Analysis and Applications: An Integrative Review,” </w:t>
+      </w:r>
+      <w:r>
+        <w:rPr>
+          <w:i/>
+          <w:iCs/>
+        </w:rPr>
+        <w:t>Front. Physiol.</w:t>
+      </w:r>
+      <w:r>
+        <w:t>, vol. 12, Mar. 2022, doi: 10.3389/fphys.2021.808451.</w:t>
+      </w:r>
+    </w:p>
+    <w:p>
+      <w:pPr>
+        <w:pStyle w:val="Bibliography"/>
+      </w:pPr>
+      <w:r>
+        <w:t>[2]</w:t>
+      </w:r>
+      <w:r>
+        <w:tab/>
+        <w:t xml:space="preserve">A. Rossi, D. Pedreschi, D. A. Clifton, and D. Morelli, “Error Estimation of Ultra-Short Heart Rate Variability Parameters: Effect of Missing Data Caused by Motion Artifacts,” </w:t>
+      </w:r>
+      <w:r>
+        <w:rPr>
+          <w:i/>
+          <w:iCs/>
+        </w:rPr>
+        <w:t>Sensors</w:t>
+      </w:r>
+      <w:r>
+        <w:t>, vol. 20, no. 24, p. 7122, Dec. 2020, doi: 10.3390/s20247122.</w:t>
+      </w:r>
+    </w:p>
+    <w:p>
+      <w:pPr>
+        <w:pStyle w:val="Bibliography"/>
+      </w:pPr>
+      <w:r>
+        <w:t>[3]</w:t>
+      </w:r>
+      <w:r>
+        <w:tab/>
+        <w:t>“Google Fitbit Versa 4.” Accessed: Jul. 26, 2026. [Online]. Available: https://store.google.com/us/product/fitbit_versa_4?hl=en-US&amp;pli=1</w:t>
+      </w:r>
+    </w:p>
+    <w:p>
+      <w:pPr>
+        <w:pStyle w:val="Bibliography"/>
+      </w:pPr>
+      <w:r>
+        <w:t>[4]</w:t>
+      </w:r>
+      <w:r>
+        <w:tab/>
+        <w:t>Garmin and G. L. or its subsidiaries, “vívosmart® 5,” Garmin. Accessed: Jul. 26, 2026. [Online]. Available: https://www.garmin.com/en-US/p/782585/pn/010-02645-00/</w:t>
+      </w:r>
+    </w:p>
+    <w:p>
+      <w:pPr>
+        <w:pStyle w:val="Bibliography"/>
+      </w:pPr>
+      <w:r>
+        <w:t>[5]</w:t>
+      </w:r>
+      <w:r>
+        <w:tab/>
+        <w:t>“Wellue O2Ring Smart Ring Pulse Oximeter. Overnight Tracking.,” Wellue. Accessed: Jul. 06, 2026. [Online]. Available: https://getwellue.com/pages/o2ring-oxygen-monitor</w:t>
+      </w:r>
+    </w:p>
+    <w:p>
+      <w:pPr>
+        <w:pStyle w:val="Bibliography"/>
+      </w:pPr>
+      <w:r>
+        <w:t>[6]</w:t>
+      </w:r>
+      <w:r>
+        <w:tab/>
+        <w:t>“Polar H10 | Polar USA.” Accessed: Jul. 23, 2026. [Online]. Available: https://www.polar.com/us-en/sensors/h10-heart-rate-sensor</w:t>
+      </w:r>
+    </w:p>
+    <w:p>
+      <w:pPr>
+        <w:pStyle w:val="Bibliography"/>
+      </w:pPr>
+      <w:r>
+        <w:t>[7]</w:t>
+      </w:r>
+      <w:r>
+        <w:tab/>
+        <w:t>“Polar Verity Sense | Polar USA.” Accessed: Jul. 23, 2026. [Online]. Available: https://www.polar.com/us-en/products/accessories/polar-verity-sense</w:t>
+      </w:r>
+    </w:p>
+    <w:p>
+      <w:pPr>
+        <w:pStyle w:val="Bibliography"/>
+      </w:pPr>
+      <w:r>
+        <w:t>[8]</w:t>
+      </w:r>
+      <w:r>
+        <w:tab/>
+        <w:t xml:space="preserve">Q. Yong, L. Yang, A. Kardos, and Y. Zhao, “Non-invasive cardiovascular and vital signs monitoring techniques: review, challenges, and perspectives,” </w:t>
+      </w:r>
+      <w:r>
+        <w:rPr>
+          <w:i/>
+          <w:iCs/>
+        </w:rPr>
+        <w:t>Measurement</w:t>
+      </w:r>
+      <w:r>
+        <w:t>, vol. 258, p. 119472, Jan. 2026, doi: 10.1016/j.measurement.2025.119472.</w:t>
+      </w:r>
+    </w:p>
+    <w:p>
+      <w:pPr>
+        <w:pStyle w:val="Bibliography"/>
+      </w:pPr>
+      <w:r>
+        <w:t>[9]</w:t>
+      </w:r>
+      <w:r>
+        <w:tab/>
+        <w:t>“Electrocardiogram (ECG),” nhs.uk. Accessed: Jul. 23, 2026. [Online]. Available: https://www.nhs.uk/tests-and-treatments/electrocardiogram/</w:t>
+      </w:r>
+    </w:p>
+    <w:p>
+      <w:pPr>
+        <w:pStyle w:val="Bibliography"/>
+      </w:pPr>
+      <w:r>
+        <w:t>[10]</w:t>
+      </w:r>
+      <w:r>
+        <w:tab/>
+        <w:t xml:space="preserve">D. Wu, Guan-Zheng Liu, M. Y. M. Wong, and Y.-T. Zhang, “The accuracy of respiratory rate estimation using electrocardiography and photoplethysmography,” in </w:t>
+      </w:r>
+      <w:r>
+        <w:rPr>
+          <w:i/>
+          <w:iCs/>
+        </w:rPr>
+        <w:t xml:space="preserve">Proceedings of the 10th IEEE International Conference on Information Technology </w:t>
+      </w:r>
+      <w:r>
+        <w:rPr>
+          <w:i/>
+          <w:iCs/>
+        </w:rPr>
+        <w:lastRenderedPageBreak/>
+        <w:t>and Applications in Biomedicine</w:t>
+      </w:r>
+      <w:r>
+        <w:t>, Corfu, Greece: IEEE, Nov. 2010, pp. 1–3. doi: 10.1109/ITAB.2010.5687633.</w:t>
+      </w:r>
+    </w:p>
+    <w:p>
+      <w:pPr>
+        <w:pStyle w:val="Bibliography"/>
+      </w:pPr>
+      <w:r>
+        <w:t>[11]</w:t>
+      </w:r>
+      <w:r>
+        <w:tab/>
+        <w:t xml:space="preserve">N. Molinaro </w:t>
+      </w:r>
+      <w:r>
+        <w:rPr>
+          <w:i/>
+          <w:iCs/>
+        </w:rPr>
+        <w:t>et al.</w:t>
+      </w:r>
+      <w:r>
+        <w:t xml:space="preserve">, “Contactless Vital Signs Monitoring From Videos Recorded With Digital Cameras: An Overview,” </w:t>
+      </w:r>
+      <w:r>
+        <w:rPr>
+          <w:i/>
+          <w:iCs/>
+        </w:rPr>
+        <w:t>Front. Physiol.</w:t>
+      </w:r>
+      <w:r>
+        <w:t>, vol. 13, p. 801709, Feb. 2022, doi: 10.3389/fphys.2022.801709.</w:t>
+      </w:r>
+    </w:p>
+    <w:p>
+      <w:pPr>
+        <w:pStyle w:val="Bibliography"/>
+      </w:pPr>
+      <w:r>
+        <w:t>[12]</w:t>
+      </w:r>
+      <w:r>
+        <w:tab/>
+        <w:t xml:space="preserve">D. Dias and J. Paulo Silva Cunha, “Wearable Health Devices—Vital Sign Monitoring, Systems and Technologies,” </w:t>
+      </w:r>
+      <w:r>
+        <w:rPr>
+          <w:i/>
+          <w:iCs/>
+        </w:rPr>
+        <w:t>Sensors</w:t>
+      </w:r>
+      <w:r>
+        <w:t>, vol. 18, no. 8, p. 2414, Jul. 2018, doi: 10.3390/s18082414.</w:t>
+      </w:r>
+    </w:p>
+    <w:p>
+      <w:pPr>
+        <w:pStyle w:val="Bibliography"/>
+      </w:pPr>
+      <w:r>
+        <w:t>[13]</w:t>
+      </w:r>
+      <w:r>
+        <w:tab/>
+        <w:t xml:space="preserve">J. Sacha, “Interaction between Heart Rate and Heart Rate Variability,” </w:t>
+      </w:r>
+      <w:r>
+        <w:rPr>
+          <w:i/>
+          <w:iCs/>
+        </w:rPr>
+        <w:t>Noninvasive Electrocardiol</w:t>
+      </w:r>
+      <w:r>
+        <w:t>, vol. 19, no. 3, pp. 207–216, May 2014, doi: 10.1111/anec.12148.</w:t>
+      </w:r>
+    </w:p>
+    <w:p>
+      <w:pPr>
+        <w:pStyle w:val="Bibliography"/>
+      </w:pPr>
+      <w:r>
+        <w:t>[14]</w:t>
+      </w:r>
+      <w:r>
+        <w:tab/>
+        <w:t xml:space="preserve">J. S. Burma </w:t>
+      </w:r>
+      <w:r>
+        <w:rPr>
+          <w:i/>
+          <w:iCs/>
+        </w:rPr>
+        <w:t>et al.</w:t>
+      </w:r>
+      <w:r>
+        <w:t xml:space="preserve">, “Heart Rate Variability and Pulse Rate Variability: Do Anatomical Location and Sampling Rate Matter?,” </w:t>
+      </w:r>
+      <w:r>
+        <w:rPr>
+          <w:i/>
+          <w:iCs/>
+        </w:rPr>
+        <w:t>Sensors</w:t>
+      </w:r>
+      <w:r>
+        <w:t>, vol. 24, no. 7, p. 2048, Mar. 2024, doi: 10.3390/s24072048.</w:t>
+      </w:r>
+    </w:p>
+    <w:p>
+      <w:pPr>
+        <w:pStyle w:val="Bibliography"/>
+      </w:pPr>
+      <w:r>
+        <w:t>[15]</w:t>
+      </w:r>
+      <w:r>
+        <w:tab/>
+        <w:t xml:space="preserve">B. Villatte, S. A. D. Kizuk, J.-M. Lina, A. Vinet, and S. Hébert, “Heart rate variability (HRV) during acute stress: a comparison of three methods for time–frequency analysis,” </w:t>
+      </w:r>
+      <w:r>
+        <w:rPr>
+          <w:i/>
+          <w:iCs/>
+        </w:rPr>
+        <w:t>Physiol. Meas.</w:t>
+      </w:r>
+      <w:r>
+        <w:t>, vol. 47, no. 3, p. 035001, Mar. 2026, doi: 10.1088/1361-6579/ae3ec7.</w:t>
+      </w:r>
+    </w:p>
+    <w:p>
+      <w:pPr>
+        <w:pStyle w:val="Bibliography"/>
+      </w:pPr>
+      <w:r>
+        <w:t>[16]</w:t>
+      </w:r>
+      <w:r>
+        <w:tab/>
+        <w:t xml:space="preserve">T. Pereira, P. R. Almeida, J. P. S. Cunha, and A. Aguiar, “Heart rate variability metrics for fine-grained stress level assessment,” </w:t>
+      </w:r>
+      <w:r>
+        <w:rPr>
+          <w:i/>
+          <w:iCs/>
+        </w:rPr>
+        <w:t>Computer Methods and Programs in Biomedicine</w:t>
+      </w:r>
+      <w:r>
+        <w:t>, vol. 148, pp. 71–80, Sep. 2017, doi: 10.1016/j.cmpb.2017.06.018.</w:t>
+      </w:r>
+    </w:p>
+    <w:p>
+      <w:pPr>
+        <w:pStyle w:val="Bibliography"/>
+      </w:pPr>
+      <w:r>
+        <w:t>[17]</w:t>
+      </w:r>
+      <w:r>
+        <w:tab/>
+        <w:t xml:space="preserve">A. Hernando </w:t>
+      </w:r>
+      <w:r>
+        <w:rPr>
+          <w:i/>
+          <w:iCs/>
+        </w:rPr>
+        <w:t>et al.</w:t>
+      </w:r>
+      <w:r>
+        <w:t xml:space="preserve">, “Inclusion of Respiratory Frequency Information in Heart Rate Variability Analysis for Stress Assessment,” </w:t>
+      </w:r>
+      <w:r>
+        <w:rPr>
+          <w:i/>
+          <w:iCs/>
+        </w:rPr>
+        <w:t>IEEE J. Biomed. Health Inform.</w:t>
+      </w:r>
+      <w:r>
+        <w:t>, vol. 20, no. 4, pp. 1016–1025, Jul. 2016, doi: 10.1109/JBHI.2016.2553578.</w:t>
+      </w:r>
+    </w:p>
+    <w:p>
+      <w:pPr>
+        <w:pStyle w:val="Bibliography"/>
+      </w:pPr>
+      <w:r>
+        <w:t>[18]</w:t>
+      </w:r>
+      <w:r>
+        <w:tab/>
+        <w:t xml:space="preserve">Y.-Y. Tsai, Y.-J. Chen, Y.-F. Lin, F.-C. Hsiao, C.-H. Hsu, and L.-D. Liao, “Photoplethysmography-based HRV analysis and machine learning for real-time stress quantification in mental health applications,” </w:t>
+      </w:r>
+      <w:r>
+        <w:rPr>
+          <w:i/>
+          <w:iCs/>
+        </w:rPr>
+        <w:t>APL Bioengineering</w:t>
+      </w:r>
+      <w:r>
+        <w:t>, vol. 9, no. 2, p. 026103, Jun. 2025, doi: 10.1063/5.0256590.</w:t>
+      </w:r>
+    </w:p>
+    <w:p>
+      <w:pPr>
+        <w:pStyle w:val="Bibliography"/>
+      </w:pPr>
+      <w:r>
+        <w:t>[19]</w:t>
+      </w:r>
+      <w:r>
+        <w:tab/>
+        <w:t xml:space="preserve">J. Luo </w:t>
+      </w:r>
+      <w:r>
+        <w:rPr>
+          <w:i/>
+          <w:iCs/>
+        </w:rPr>
+        <w:t>et al.</w:t>
+      </w:r>
+      <w:r>
+        <w:t xml:space="preserve">, “Quantitative analysis of heart rate variability parameter and mental stress index,” </w:t>
+      </w:r>
+      <w:r>
+        <w:rPr>
+          <w:i/>
+          <w:iCs/>
+        </w:rPr>
+        <w:t>Front. Cardiovasc. Med.</w:t>
+      </w:r>
+      <w:r>
+        <w:t>, vol. 9, p. 930745, Jul. 2022, doi: 10.3389/fcvm.2022.930745.</w:t>
+      </w:r>
+    </w:p>
+    <w:p>
+      <w:pPr>
+        <w:pStyle w:val="Bibliography"/>
+      </w:pPr>
+      <w:r>
+        <w:t>[20]</w:t>
+      </w:r>
+      <w:r>
+        <w:tab/>
+        <w:t xml:space="preserve">W. Von Rosenberg, T. Chanwimalueang, T. Adjei, U. Jaffer, V. Goverdovsky, and D. P. Mandic, “Resolving Ambiguities in the LF/HF Ratio: LF-HF Scatter Plots for the Categorization of Mental and Physical Stress from HRV,” </w:t>
+      </w:r>
+      <w:r>
+        <w:rPr>
+          <w:i/>
+          <w:iCs/>
+        </w:rPr>
+        <w:t>Front. Physiol.</w:t>
+      </w:r>
+      <w:r>
+        <w:t>, vol. 8, p. 360, Jun. 2017, doi: 10.3389/fphys.2017.00360.</w:t>
+      </w:r>
+    </w:p>
+    <w:p>
+      <w:pPr>
+        <w:pStyle w:val="Bibliography"/>
+      </w:pPr>
+      <w:r>
+        <w:t>[21]</w:t>
+      </w:r>
+      <w:r>
+        <w:tab/>
+        <w:t xml:space="preserve">L. Salahuddin, J. Cho, M. G. Jeong, and D. Kim, “Ultra Short Term Analysis of Heart Rate Variability for Monitoring Mental Stress in Mobile Settings,” in </w:t>
+      </w:r>
+      <w:r>
+        <w:rPr>
+          <w:i/>
+          <w:iCs/>
+        </w:rPr>
+        <w:t>2007 29th Annual International Conference of the IEEE Engineering in Medicine and Biology Society</w:t>
+      </w:r>
+      <w:r>
+        <w:t>, Lyon, France: IEEE, Aug. 2007, pp. 4656–4659. doi: 10.1109/IEMBS.2007.4353378.</w:t>
+      </w:r>
+    </w:p>
+    <w:p>
+      <w:pPr>
+        <w:pStyle w:val="Bibliography"/>
+      </w:pPr>
+      <w:r>
+        <w:t>[22]</w:t>
+      </w:r>
+      <w:r>
+        <w:tab/>
+        <w:t xml:space="preserve">A. Arsalan, M. Majid, I. F. Nizami, W. Manzoor, S. M. Anwar, and J. Ryu, “Human Stress Assessment: A Comprehensive Review of Methods Using Wearable Sensors and Non-wearable Techniques,” 2022, </w:t>
+      </w:r>
+      <w:r>
+        <w:rPr>
+          <w:i/>
+          <w:iCs/>
+        </w:rPr>
+        <w:t>arXiv</w:t>
+      </w:r>
+      <w:r>
+        <w:t>. doi: 10.48550/ARXIV.2202.03033.</w:t>
+      </w:r>
+    </w:p>
+    <w:p>
+      <w:pPr>
+        <w:pStyle w:val="Bibliography"/>
+      </w:pPr>
+      <w:r>
+        <w:t>[23]</w:t>
+      </w:r>
+      <w:r>
+        <w:tab/>
+        <w:t xml:space="preserve">D. M. Presby, S. R. Jasinski, and E. R. Capodilupo, “Wearable derived cardiovascular responses to stressors in free-living conditions,” </w:t>
+      </w:r>
+      <w:r>
+        <w:rPr>
+          <w:i/>
+          <w:iCs/>
+        </w:rPr>
+        <w:t>PLoS ONE</w:t>
+      </w:r>
+      <w:r>
+        <w:t>, vol. 18, no. 6, p. e0285332, Jun. 2023, doi: 10.1371/journal.pone.0285332.</w:t>
+      </w:r>
+    </w:p>
+    <w:p>
+      <w:pPr>
+        <w:pStyle w:val="Bibliography"/>
+      </w:pPr>
+      <w:r>
+        <w:lastRenderedPageBreak/>
+        <w:t>[24]</w:t>
+      </w:r>
+      <w:r>
+        <w:tab/>
+        <w:t>R. Chen, “Wearable Medical Devices: Regulatory Pathway Guide (FDA, EU MDR 2026).” Accessed: Jul. 17, 2026. [Online]. Available: https://meddeviceguide.com/blog/wearable-medical-devices-regulatory-pathway-guide</w:t>
+      </w:r>
+    </w:p>
+    <w:p>
+      <w:pPr>
+        <w:pStyle w:val="Bibliography"/>
+      </w:pPr>
+      <w:r>
+        <w:t>[25]</w:t>
+      </w:r>
+      <w:r>
+        <w:tab/>
+        <w:t xml:space="preserve">A. Aliverti, “Wearable technology: role in respiratory health and disease,” </w:t>
+      </w:r>
+      <w:r>
+        <w:rPr>
+          <w:i/>
+          <w:iCs/>
+        </w:rPr>
+        <w:t>Breathe</w:t>
+      </w:r>
+      <w:r>
+        <w:t>, vol. 13, no. 2, pp. e27–e36, Jun. 2017, doi: 10.1183/20734735.008417.</w:t>
+      </w:r>
+    </w:p>
+    <w:p>
+      <w:pPr>
+        <w:pStyle w:val="Bibliography"/>
+      </w:pPr>
+      <w:r>
+        <w:t>[26]</w:t>
+      </w:r>
+      <w:r>
+        <w:tab/>
+        <w:t xml:space="preserve">M. Harford, J. Catherall, S. Gerry, J. Young, and P. Watkinson, “Availability and performance of image-based, non-contact methods of monitoring heart rate, blood pressure, respiratory rate, and oxygen saturation: a systematic review,” </w:t>
+      </w:r>
+      <w:r>
+        <w:rPr>
+          <w:i/>
+          <w:iCs/>
+        </w:rPr>
+        <w:t>Physiol. Meas.</w:t>
+      </w:r>
+      <w:r>
+        <w:t>, vol. 40, no. 6, p. 06TR01, Jun. 2019, doi: 10.1088/1361-6579/ab1f1d.</w:t>
+      </w:r>
+    </w:p>
+    <w:p>
+      <w:pPr>
+        <w:pStyle w:val="Bibliography"/>
+      </w:pPr>
+      <w:r>
+        <w:t>[27]</w:t>
+      </w:r>
+      <w:r>
+        <w:tab/>
+        <w:t xml:space="preserve">J. E. Sharman </w:t>
+      </w:r>
+      <w:r>
+        <w:rPr>
+          <w:i/>
+          <w:iCs/>
+        </w:rPr>
+        <w:t>et al.</w:t>
+      </w:r>
+      <w:r>
+        <w:t xml:space="preserve">, “Automated ‘oscillometric’ blood pressure measuring devices: how they work and what they measure,” </w:t>
+      </w:r>
+      <w:r>
+        <w:rPr>
+          <w:i/>
+          <w:iCs/>
+        </w:rPr>
+        <w:t>J Hum Hypertens</w:t>
+      </w:r>
+      <w:r>
+        <w:t>, vol. 37, no. 2, pp. 93–100, Feb. 2023, doi: 10.1038/s41371-022-00693-x.</w:t>
+      </w:r>
+    </w:p>
+    <w:p>
+      <w:pPr>
+        <w:pStyle w:val="Bibliography"/>
+      </w:pPr>
+      <w:r>
+        <w:t>[28]</w:t>
+      </w:r>
+      <w:r>
+        <w:tab/>
+        <w:t xml:space="preserve">A. Natarajan, A. Pantelopoulos, H. Emir-Farinas, and P. Natarajan, “Heart rate variability with photoplethysmography in 8 million individuals: a cross-sectional study,” </w:t>
+      </w:r>
+      <w:r>
+        <w:rPr>
+          <w:i/>
+          <w:iCs/>
+        </w:rPr>
+        <w:t>The Lancet Digital Health</w:t>
+      </w:r>
+      <w:r>
+        <w:t>, vol. 2, no. 12, pp. e650–e657, Dec. 2020, doi: 10.1016/S2589-7500(20)30246-6.</w:t>
+      </w:r>
+    </w:p>
+    <w:p>
+      <w:pPr>
+        <w:pStyle w:val="Bibliography"/>
+      </w:pPr>
+      <w:r>
+        <w:t>[29]</w:t>
+      </w:r>
+      <w:r>
+        <w:tab/>
+        <w:t xml:space="preserve">G. M. Peters, R. V. Peelen, V. J. Gilissen, M. V. Koning, W. H. Van Harten, and C. J. M. Doggen, “Detecting Patient Deterioration Early Using Continuous Heart rate and Respiratory rate Measurements in Hospitalized COVID-19 Patients,” </w:t>
+      </w:r>
+      <w:r>
+        <w:rPr>
+          <w:i/>
+          <w:iCs/>
+        </w:rPr>
+        <w:t>J Med Syst</w:t>
+      </w:r>
+      <w:r>
+        <w:t>, vol. 47, no. 1, p. 12, Jan. 2023, doi: 10.1007/s10916-022-01898-w.</w:t>
+      </w:r>
+    </w:p>
+    <w:p>
+      <w:pPr>
+        <w:pStyle w:val="Bibliography"/>
+      </w:pPr>
+      <w:r>
+        <w:t>[30]</w:t>
+      </w:r>
+      <w:r>
+        <w:tab/>
+        <w:t>Royal College of Physicians, “National Early Warning Score (NEWS) 2: Standardising the assessment of acute-illness severity in the NHS,” Royal COllege of Physicians. [Online]. Available: 10.1007/s10916-022-01898-w</w:t>
+      </w:r>
+    </w:p>
+    <w:p>
+      <w:pPr>
+        <w:pStyle w:val="Bibliography"/>
+      </w:pPr>
+      <w:r>
+        <w:t>[31]</w:t>
+      </w:r>
+      <w:r>
+        <w:tab/>
+        <w:t xml:space="preserve">J. Nedoma </w:t>
+      </w:r>
+      <w:r>
+        <w:rPr>
+          <w:i/>
+          <w:iCs/>
+        </w:rPr>
+        <w:t>et al.</w:t>
+      </w:r>
+      <w:r>
+        <w:t xml:space="preserve">, “Comparison of BCG, PCG and ECG signals in application of heart rate monitoring of the human body,” in </w:t>
+      </w:r>
+      <w:r>
+        <w:rPr>
+          <w:i/>
+          <w:iCs/>
+        </w:rPr>
+        <w:t>2017 40th International Conference on Telecommunications and Signal Processing (TSP)</w:t>
+      </w:r>
+      <w:r>
+        <w:t>, Jul. 2017, pp. 420–424. doi: 10.1109/TSP.2017.8076019.</w:t>
+      </w:r>
+    </w:p>
+    <w:p>
+      <w:pPr>
+        <w:pStyle w:val="Bibliography"/>
+      </w:pPr>
+      <w:r>
+        <w:t>[32]</w:t>
+      </w:r>
+      <w:r>
+        <w:tab/>
+        <w:t xml:space="preserve">Roman М. Baevsky and Anna G. Chernikova, “Heart rate variability analysis: physiological foundations and main methods,” </w:t>
+      </w:r>
+      <w:r>
+        <w:rPr>
+          <w:i/>
+          <w:iCs/>
+        </w:rPr>
+        <w:t>Cardiometry</w:t>
+      </w:r>
+      <w:r>
+        <w:t>, no. 10, pp. 66–76, May 2017, doi: 10.12710/cardiometry.2017.10.6676.</w:t>
+      </w:r>
+    </w:p>
+    <w:p>
+      <w:pPr>
+        <w:pStyle w:val="Bibliography"/>
+      </w:pPr>
+      <w:r>
+        <w:t>[33]</w:t>
+      </w:r>
+      <w:r>
+        <w:tab/>
+        <w:t xml:space="preserve">S. Koldijk, M. Sappelli, S. Verberne, M. A. Neerincx, and W. Kraaij, “The SWELL Knowledge Work Dataset for Stress and User Modeling Research,” in </w:t>
+      </w:r>
+      <w:r>
+        <w:rPr>
+          <w:i/>
+          <w:iCs/>
+        </w:rPr>
+        <w:t>Proceedings of the 16th International Conference on Multimodal Interaction</w:t>
+      </w:r>
+      <w:r>
+        <w:t>, Istanbul Turkey: ACM, Nov. 2014, pp. 291–298. doi: 10.1145/2663204.2663257.</w:t>
+      </w:r>
+    </w:p>
+    <w:p>
+      <w:pPr>
+        <w:pStyle w:val="Bibliography"/>
+      </w:pPr>
+      <w:r>
+        <w:t>[34]</w:t>
+      </w:r>
+      <w:r>
+        <w:tab/>
+        <w:t>N. J. Harrington and C. Narayanaswami, “Method and system for improving driver safety and situational awareness,” US7692552B2, Apr. 06, 2010 Accessed: Sep. 12, 2026. [Online]. Available: https://patents.google.com/patent/US7692552B2/en</w:t>
+      </w:r>
+    </w:p>
+    <w:p>
+      <w:pPr>
+        <w:pStyle w:val="Bibliography"/>
+      </w:pPr>
+      <w:r>
+        <w:t>[35]</w:t>
+      </w:r>
+      <w:r>
+        <w:tab/>
+        <w:t>“polar-ble-sdk/documentation/products/PolarVeritySense.md at master · polarofficial/polar-ble-sdk,” GitHub. Accessed: Sep. 15, 2026. [Online]. Available: https://github.com/polarofficial/polar-ble-sdk/blob/master/documentation/products/PolarVeritySense.md</w:t>
+      </w:r>
+    </w:p>
+    <w:p>
+      <w:pPr>
+        <w:pStyle w:val="Bibliography"/>
+      </w:pPr>
+      <w:r>
+        <w:t>[36]</w:t>
+      </w:r>
+      <w:r>
+        <w:tab/>
+        <w:t xml:space="preserve">J. Lázaro </w:t>
+      </w:r>
+      <w:r>
+        <w:rPr>
+          <w:i/>
+          <w:iCs/>
+        </w:rPr>
+        <w:t>et al.</w:t>
+      </w:r>
+      <w:r>
+        <w:t xml:space="preserve">, “Pulse photoplethysmography derived respiration for obstructive sleep apnea detection,” in </w:t>
+      </w:r>
+      <w:r>
+        <w:rPr>
+          <w:i/>
+          <w:iCs/>
+        </w:rPr>
+        <w:t>2017 Computing in Cardiology (CinC)</w:t>
+      </w:r>
+      <w:r>
+        <w:t>, Sep. 2017, pp. 1–4. doi: 10.22489/CinC.2017.273-229.</w:t>
+      </w:r>
+    </w:p>
+    <w:p>
+      <w:pPr>
+        <w:pStyle w:val="Bibliography"/>
+      </w:pPr>
+      <w:r>
+        <w:lastRenderedPageBreak/>
+        <w:t>[37]</w:t>
+      </w:r>
+      <w:r>
+        <w:tab/>
+        <w:t xml:space="preserve">I. Costanzo, D. Sen, L. Rhein, and U. Guler, “Respiratory Monitoring: Current State of the Art and Future Roads,” </w:t>
+      </w:r>
+      <w:r>
+        <w:rPr>
+          <w:i/>
+          <w:iCs/>
+        </w:rPr>
+        <w:t>IEEE Rev. Biomed. Eng.</w:t>
+      </w:r>
+      <w:r>
+        <w:t>, vol. 15, pp. 103–121, 2022, doi: 10.1109/RBME.2020.3036330.</w:t>
+      </w:r>
+    </w:p>
+    <w:p>
+      <w:pPr>
+        <w:pStyle w:val="Bibliography"/>
+      </w:pPr>
+      <w:r>
+        <w:t>[38]</w:t>
+      </w:r>
+      <w:r>
+        <w:tab/>
+        <w:t xml:space="preserve">M. Malik </w:t>
+      </w:r>
+      <w:r>
+        <w:rPr>
+          <w:i/>
+          <w:iCs/>
+        </w:rPr>
+        <w:t>et al.</w:t>
+      </w:r>
+      <w:r>
+        <w:t xml:space="preserve">, “Heart rate variability: Standards of measurement, physiological interpretation, and clinical use,” </w:t>
+      </w:r>
+      <w:r>
+        <w:rPr>
+          <w:i/>
+          <w:iCs/>
+        </w:rPr>
+        <w:t>European Heart Journal</w:t>
+      </w:r>
+      <w:r>
+        <w:t>, vol. 17, no. 3, pp. 354–381, Mar. 1996, doi: 10.1093/oxfordjournals.eurheartj.a014868.</w:t>
+      </w:r>
+    </w:p>
+    <w:p>
+      <w:pPr>
+        <w:pStyle w:val="Bibliography"/>
+      </w:pPr>
+      <w:r>
+        <w:t>[39]</w:t>
+      </w:r>
+      <w:r>
+        <w:tab/>
+        <w:t>“Haptic Technology 101: A Beginner’s Guide to the Different Types of Vibration Motors,” TITAN Haptics. Accessed: Sep. 13, 2026. [Online]. Available: https://titanhaptics.com/haptic-technology-101-a-beginners-guide-to-the-different-types-of-vibration-motors/</w:t>
+      </w:r>
+    </w:p>
+    <w:p>
+      <w:pPr>
+        <w:pStyle w:val="Bibliography"/>
+      </w:pPr>
+      <w:r>
+        <w:t>[40]</w:t>
+      </w:r>
+      <w:r>
+        <w:tab/>
+        <w:t>“SensorKit | Apple Developer Documentation.” Accessed: Sep. 15, 2026. [Online]. Available: https://developer.apple.com/documentation/sensorkit</w:t>
+      </w:r>
+    </w:p>
+    <w:p>
+      <w:pPr>
+        <w:pStyle w:val="Bibliography"/>
+      </w:pPr>
+      <w:r>
+        <w:t>[41]</w:t>
+      </w:r>
+      <w:r>
+        <w:tab/>
+        <w:t>“Buy Apple Watch,” Apple. Accessed: Jul. 26, 2026. [Online]. Available: https://www.apple.com/shop/buy-watch</w:t>
+      </w:r>
+    </w:p>
+    <w:p>
+      <w:pPr>
+        <w:pStyle w:val="Bibliography"/>
+      </w:pPr>
+      <w:r>
+        <w:t>[42]</w:t>
+      </w:r>
+      <w:r>
+        <w:tab/>
+        <w:t>“Garmin Official Site.” Accessed: Sep. 15, 2026. [Online]. Available: https://www.garmin.com/en-US/</w:t>
+      </w:r>
+    </w:p>
+    <w:p>
+      <w:pPr>
+        <w:pStyle w:val="Bibliography"/>
+      </w:pPr>
+      <w:r>
+        <w:t>[43]</w:t>
+      </w:r>
+      <w:r>
+        <w:tab/>
+        <w:t xml:space="preserve">J. J. Merrigan, J. H. Stovall, J. D. Stone, M. Stephenson, V. S. Finomore, and J. A. Hagen, “Validation of Garmin and Polar Devices for Continuous Heart Rate Monitoring During Common Training Movements in Tactical Populations,” </w:t>
+      </w:r>
+      <w:r>
+        <w:rPr>
+          <w:i/>
+          <w:iCs/>
+        </w:rPr>
+        <w:t>Measurement in Physical Education and Exercise Science</w:t>
+      </w:r>
+      <w:r>
+        <w:t>, vol. 27, no. 3, pp. 234–247, Jul. 2023, doi: 10.1080/1091367X.2022.2161820.</w:t>
+      </w:r>
+    </w:p>
+    <w:p>
+      <w:pPr>
+        <w:pStyle w:val="Bibliography"/>
+      </w:pPr>
+      <w:r>
+        <w:t>[44]</w:t>
+      </w:r>
+      <w:r>
+        <w:tab/>
+        <w:t xml:space="preserve">A. P. Allen, P. J. Kennedy, S. Dockray, J. F. Cryan, T. G. Dinan, and G. Clarke, “The Trier Social Stress Test: Principles and practice,” </w:t>
+      </w:r>
+      <w:r>
+        <w:rPr>
+          <w:i/>
+          <w:iCs/>
+        </w:rPr>
+        <w:t>Neurobiology of Stress</w:t>
+      </w:r>
+      <w:r>
+        <w:t>, vol. 6, pp. 113–126, Feb. 2017, doi: 10.1016/j.ynstr.2016.11.001.</w:t>
+      </w:r>
+    </w:p>
+    <w:p>
+      <w:pPr>
+        <w:pStyle w:val="Bibliography"/>
+      </w:pPr>
+      <w:r>
+        <w:t>[45]</w:t>
+      </w:r>
+      <w:r>
+        <w:tab/>
+        <w:t>StroopTest.run, “Free Online Stroop Test - Test Your Cognitive Control,” StroopTest.run. Accessed: Sep. 15, 2026. [Online]. Available: https://strooptest.run</w:t>
+      </w:r>
+    </w:p>
+    <w:p>
+      <w:pPr>
+        <w:pStyle w:val="Bibliography"/>
+      </w:pPr>
+      <w:r>
+        <w:t>[46]</w:t>
+      </w:r>
+      <w:r>
+        <w:tab/>
+        <w:t>“Protection of Personal Information Act (POPI Act),” POPIA. Accessed: Sep. 15, 2026. [Online]. Available: https://popia.co.za/</w:t>
+      </w:r>
+    </w:p>
+    <w:p>
+      <w:pPr>
+        <w:sectPr>
+          <w:pgSz w:w="11906" w:h="16838"/>
+          <w:pgMar w:top="1440" w:right="1440" w:bottom="1440" w:left="1440" w:header="708" w:footer="708" w:gutter="0"/>
+          <w:pgNumType w:start="1"/>
+          <w:cols w:space="708"/>
+          <w:titlePg/>
+          <w:docGrid w:linePitch="360"/>
+        </w:sectPr>
+      </w:pPr>
+      <w:r>
+        <w:fldChar w:fldCharType="end"/>
+      </w:r>
     </w:p>
     <w:p>
       <w:pPr>
         <w:pStyle w:val="Heading1"/>
       </w:pPr>
-      <w:r>
+      <w:bookmarkStart w:id="46" w:name="_Toc240400497"/>
+      <w:r>
+        <w:lastRenderedPageBreak/>
         <w:t>APPENDIX A</w:t>
       </w:r>
-    </w:p>
+      <w:bookmarkEnd w:id="46"/>
+    </w:p>
+    <w:p/>
     <w:sectPr>
       <w:pgSz w:w="11906" w:h="16838"/>
       <w:pgMar w:top="1440" w:right="1440" w:bottom="1440" w:left="1440" w:header="708" w:footer="708" w:gutter="0"/>
+      <w:pgNumType w:fmt="lowerLetter" w:start="1"/>
       <w:cols w:space="708"/>
+      <w:titlePg/>
       <w:docGrid w:linePitch="360"/>
     </w:sectPr>
   </w:body>
@@ -10017,82 +12477,181 @@
       </w:r>
     </w:p>
   </w:comment>
-  <w:comment w:id="3" w:author="Orien Harichand (222012115)" w:date="2026-09-08T13:42:00Z" w:initials="OH">
-    <w:p>
-      <w:pPr>
-        <w:pStyle w:val="CommentText"/>
-      </w:pPr>
-      <w:r>
-        <w:rPr>
-          <w:rStyle w:val="CommentReference"/>
-        </w:rPr>
-        <w:annotationRef/>
-      </w:r>
-      <w:r>
-        <w:t>Do last</w:t>
-      </w:r>
-    </w:p>
-  </w:comment>
-  <w:comment w:id="11" w:author="Orien Harichand (222012115)" w:date="2026-09-13T20:07:00Z" w:initials="OH">
-    <w:p>
-      <w:pPr>
-        <w:pStyle w:val="CommentText"/>
-      </w:pPr>
-      <w:r>
-        <w:rPr>
-          <w:rStyle w:val="CommentReference"/>
-        </w:rPr>
-        <w:annotationRef/>
-      </w:r>
-      <w:r>
-        <w:t>Smol paragraph</w:t>
-      </w:r>
-    </w:p>
-  </w:comment>
-  <w:comment w:id="22" w:author="Orien Harichand (222012115)" w:date="2026-09-09T13:03:00Z" w:initials="OH">
-    <w:p>
-      <w:pPr>
-        <w:pStyle w:val="CommentText"/>
-      </w:pPr>
-      <w:r>
-        <w:rPr>
-          <w:rStyle w:val="CommentReference"/>
-        </w:rPr>
-        <w:annotationRef/>
-      </w:r>
-      <w:r>
-        <w:t xml:space="preserve">Talk about popi compliance and testing </w:t>
-      </w:r>
-    </w:p>
-  </w:comment>
 </w:comments>
 </file>
 
 <file path=word/commentsExtended.xml><?xml version="1.0" encoding="utf-8"?>
 <w15:commentsEx xmlns:wpc="http://schemas.microsoft.com/office/word/2010/wordprocessingCanvas" xmlns:cx="http://schemas.microsoft.com/office/drawing/2014/chartex" xmlns:cx1="http://schemas.microsoft.com/office/drawing/2015/9/8/chartex" xmlns:cx2="http://schemas.microsoft.com/office/drawing/2015/10/21/chartex" xmlns:cx3="http://schemas.microsoft.com/office/drawing/2016/5/9/chartex" xmlns:cx4="http://schemas.microsoft.com/office/drawing/2016/5/10/chartex" xmlns:cx5="http://schemas.microsoft.com/office/drawing/2016/5/11/chartex" xmlns:cx6="http://schemas.microsoft.com/office/drawing/2016/5/12/chartex" xmlns:cx7="http://schemas.microsoft.com/office/drawing/2016/5/13/chartex" xmlns:cx8="http://schemas.microsoft.com/office/drawing/2016/5/14/chartex" xmlns:mc="http://schemas.openxmlformats.org/markup-compatibility/2006" xmlns:aink="http://schemas.microsoft.com/office/drawing/2016/ink" xmlns:am3d="http://schemas.microsoft.com/office/drawing/2017/model3d" xmlns:o="urn:schemas-microsoft-com:office:office" xmlns:oel="http://schemas.microsoft.com/office/2019/extlst" xmlns:r="http://schemas.openxmlformats.org/officeDocument/2006/relationships" xmlns:m="http://schemas.openxmlformats.org/officeDocument/2006/math" xmlns:v="urn:schemas-microsoft-com:vml" xmlns:wp14="http://schemas.microsoft.com/office/word/2010/wordprocessingDrawing" xmlns:wp="http://schemas.openxmlformats.org/drawingml/2006/wordprocessingDrawing" xmlns:w10="urn:schemas-microsoft-com:office:word" xmlns:w="http://schemas.openxmlformats.org/wordprocessingml/2006/main" xmlns:w14="http://schemas.microsoft.com/office/word/2010/wordml" xmlns:w15="http://schemas.microsoft.com/office/word/2012/wordml" xmlns:w16cei="http://schemas.microsoft.com/office/word/2026/wordml/cei" xmlns:w16cex="http://schemas.microsoft.com/office/word/2018/wordml/cex" xmlns:w16cid="http://schemas.microsoft.com/office/word/2016/wordml/cid" xmlns:w16="http://schemas.microsoft.com/office/word/2018/wordml" xmlns:w16du="http://schemas.microsoft.com/office/word/2023/wordml/word16du" xmlns:w16sdtdh="http://schemas.microsoft.com/office/word/2020/wordml/sdtdatahash" xmlns:w16sdtfl="http://schemas.microsoft.com/office/word/2024/wordml/sdtformatlock" xmlns:w16se="http://schemas.microsoft.com/office/word/2015/wordml/symex" xmlns:wpg="http://schemas.microsoft.com/office/word/2010/wordprocessingGroup" xmlns:wpi="http://schemas.microsoft.com/office/word/2010/wordprocessingInk" xmlns:wne="http://schemas.microsoft.com/office/word/2006/wordml" xmlns:wps="http://schemas.microsoft.com/office/word/2010/wordprocessingShape" mc:Ignorable="w14 w15 w16se w16cid w16 w16cex w16sdtdh w16sdtfl w16du wp14">
   <w15:commentEx w15:paraId="48006F8A" w15:done="0"/>
-  <w15:commentEx w15:paraId="147D9B55" w15:done="0"/>
-  <w15:commentEx w15:paraId="57B27EDC" w15:done="0"/>
-  <w15:commentEx w15:paraId="16439057" w15:done="0"/>
 </w15:commentsEx>
 </file>
 
 <file path=word/commentsExtensible.xml><?xml version="1.0" encoding="utf-8"?>
 <w16cex:commentsExtensible xmlns:wpc="http://schemas.microsoft.com/office/word/2010/wordprocessingCanvas" xmlns:cx="http://schemas.microsoft.com/office/drawing/2014/chartex" xmlns:cx1="http://schemas.microsoft.com/office/drawing/2015/9/8/chartex" xmlns:cx2="http://schemas.microsoft.com/office/drawing/2015/10/21/chartex" xmlns:cx3="http://schemas.microsoft.com/office/drawing/2016/5/9/chartex" xmlns:cx4="http://schemas.microsoft.com/office/drawing/2016/5/10/chartex" xmlns:cx5="http://schemas.microsoft.com/office/drawing/2016/5/11/chartex" xmlns:cx6="http://schemas.microsoft.com/office/drawing/2016/5/12/chartex" xmlns:cx7="http://schemas.microsoft.com/office/drawing/2016/5/13/chartex" xmlns:cx8="http://schemas.microsoft.com/office/drawing/2016/5/14/chartex" xmlns:cr="http://schemas.microsoft.com/office/comments/2020/reactions" xmlns:mc="http://schemas.openxmlformats.org/markup-compatibility/2006" xmlns:aink="http://schemas.microsoft.com/office/drawing/2016/ink" xmlns:am3d="http://schemas.microsoft.com/office/drawing/2017/model3d" xmlns:o="urn:schemas-microsoft-com:office:office" xmlns:oel="http://schemas.microsoft.com/office/2019/extlst" xmlns:r="http://schemas.openxmlformats.org/officeDocument/2006/relationships" xmlns:m="http://schemas.openxmlformats.org/officeDocument/2006/math" xmlns:v="urn:schemas-microsoft-com:vml" xmlns:wp14="http://schemas.microsoft.com/office/word/2010/wordprocessingDrawing" xmlns:wp="http://schemas.openxmlformats.org/drawingml/2006/wordprocessingDrawing" xmlns:w10="urn:schemas-microsoft-com:office:word" xmlns:w="http://schemas.openxmlformats.org/wordprocessingml/2006/main" xmlns:w14="http://schemas.microsoft.com/office/word/2010/wordml" xmlns:w15="http://schemas.microsoft.com/office/word/2012/wordml" xmlns:w16cei="http://schemas.microsoft.com/office/word/2026/wordml/cei" xmlns:w16cex="http://schemas.microsoft.com/office/word/2018/wordml/cex" xmlns:w16cid="http://schemas.microsoft.com/office/word/2016/wordml/cid" xmlns:w16="http://schemas.microsoft.com/office/word/2018/wordml" xmlns:w16du="http://schemas.microsoft.com/office/word/2023/wordml/word16du" xmlns:w16sdtdh="http://schemas.microsoft.com/office/word/2020/wordml/sdtdatahash" xmlns:w16sdtfl="http://schemas.microsoft.com/office/word/2024/wordml/sdtformatlock" xmlns:w16se="http://schemas.microsoft.com/office/word/2015/wordml/symex" xmlns:wpg="http://schemas.microsoft.com/office/word/2010/wordprocessingGroup" xmlns:wpi="http://schemas.microsoft.com/office/word/2010/wordprocessingInk" xmlns:wne="http://schemas.microsoft.com/office/word/2006/wordml" xmlns:wps="http://schemas.microsoft.com/office/word/2010/wordprocessingShape" mc:Ignorable="w14 w15 w16se w16cid w16 w16cex w16sdtdh w16sdtfl cr w16du wp14">
   <w16cex:commentExtensible w16cex:durableId="7C214169" w16cex:dateUtc="2026-09-07T16:08:00Z"/>
-  <w16cex:commentExtensible w16cex:durableId="7F509177" w16cex:dateUtc="2026-09-08T11:42:00Z"/>
-  <w16cex:commentExtensible w16cex:durableId="3E2333E2" w16cex:dateUtc="2026-09-13T18:07:00Z"/>
-  <w16cex:commentExtensible w16cex:durableId="24C78A6A" w16cex:dateUtc="2026-09-09T11:03:00Z"/>
 </w16cex:commentsExtensible>
 </file>
 
 <file path=word/commentsIds.xml><?xml version="1.0" encoding="utf-8"?>
 <w16cid:commentsIds xmlns:wpc="http://schemas.microsoft.com/office/word/2010/wordprocessingCanvas" xmlns:cx="http://schemas.microsoft.com/office/drawing/2014/chartex" xmlns:cx1="http://schemas.microsoft.com/office/drawing/2015/9/8/chartex" xmlns:cx2="http://schemas.microsoft.com/office/drawing/2015/10/21/chartex" xmlns:cx3="http://schemas.microsoft.com/office/drawing/2016/5/9/chartex" xmlns:cx4="http://schemas.microsoft.com/office/drawing/2016/5/10/chartex" xmlns:cx5="http://schemas.microsoft.com/office/drawing/2016/5/11/chartex" xmlns:cx6="http://schemas.microsoft.com/office/drawing/2016/5/12/chartex" xmlns:cx7="http://schemas.microsoft.com/office/drawing/2016/5/13/chartex" xmlns:cx8="http://schemas.microsoft.com/office/drawing/2016/5/14/chartex" xmlns:mc="http://schemas.openxmlformats.org/markup-compatibility/2006" xmlns:aink="http://schemas.microsoft.com/office/drawing/2016/ink" xmlns:am3d="http://schemas.microsoft.com/office/drawing/2017/model3d" xmlns:o="urn:schemas-microsoft-com:office:office" xmlns:oel="http://schemas.microsoft.com/office/2019/extlst" xmlns:r="http://schemas.openxmlformats.org/officeDocument/2006/relationships" xmlns:m="http://schemas.openxmlformats.org/officeDocument/2006/math" xmlns:v="urn:schemas-microsoft-com:vml" xmlns:wp14="http://schemas.microsoft.com/office/word/2010/wordprocessingDrawing" xmlns:wp="http://schemas.openxmlformats.org/drawingml/2006/wordprocessingDrawing" xmlns:w10="urn:schemas-microsoft-com:office:word" xmlns:w="http://schemas.openxmlformats.org/wordprocessingml/2006/main" xmlns:w14="http://schemas.microsoft.com/office/word/2010/wordml" xmlns:w15="http://schemas.microsoft.com/office/word/2012/wordml" xmlns:w16cei="http://schemas.microsoft.com/office/word/2026/wordml/cei" xmlns:w16cex="http://schemas.microsoft.com/office/word/2018/wordml/cex" xmlns:w16cid="http://schemas.microsoft.com/office/word/2016/wordml/cid" xmlns:w16="http://schemas.microsoft.com/office/word/2018/wordml" xmlns:w16du="http://schemas.microsoft.com/office/word/2023/wordml/word16du" xmlns:w16sdtdh="http://schemas.microsoft.com/office/word/2020/wordml/sdtdatahash" xmlns:w16sdtfl="http://schemas.microsoft.com/office/word/2024/wordml/sdtformatlock" xmlns:w16se="http://schemas.microsoft.com/office/word/2015/wordml/symex" xmlns:wpg="http://schemas.microsoft.com/office/word/2010/wordprocessingGroup" xmlns:wpi="http://schemas.microsoft.com/office/word/2010/wordprocessingInk" xmlns:wne="http://schemas.microsoft.com/office/word/2006/wordml" xmlns:wps="http://schemas.microsoft.com/office/word/2010/wordprocessingShape" mc:Ignorable="w14 w15 w16se w16cid w16 w16cex w16sdtdh w16sdtfl w16du wp14">
   <w16cid:commentId w16cid:paraId="48006F8A" w16cid:durableId="7C214169"/>
-  <w16cid:commentId w16cid:paraId="147D9B55" w16cid:durableId="7F509177"/>
-  <w16cid:commentId w16cid:paraId="57B27EDC" w16cid:durableId="3E2333E2"/>
-  <w16cid:commentId w16cid:paraId="16439057" w16cid:durableId="24C78A6A"/>
 </w16cid:commentsIds>
+</file>
+
+<file path=word/endnotes.xml><?xml version="1.0" encoding="utf-8"?>
+<w:endnotes xmlns:wpc="http://schemas.microsoft.com/office/word/2010/wordprocessingCanvas" xmlns:cx="http://schemas.microsoft.com/office/drawing/2014/chartex" xmlns:cx1="http://schemas.microsoft.com/office/drawing/2015/9/8/chartex" xmlns:cx2="http://schemas.microsoft.com/office/drawing/2015/10/21/chartex" xmlns:cx3="http://schemas.microsoft.com/office/drawing/2016/5/9/chartex" xmlns:cx4="http://schemas.microsoft.com/office/drawing/2016/5/10/chartex" xmlns:cx5="http://schemas.microsoft.com/office/drawing/2016/5/11/chartex" xmlns:cx6="http://schemas.microsoft.com/office/drawing/2016/5/12/chartex" xmlns:cx7="http://schemas.microsoft.com/office/drawing/2016/5/13/chartex" xmlns:cx8="http://schemas.microsoft.com/office/drawing/2016/5/14/chartex" xmlns:mc="http://schemas.openxmlformats.org/markup-compatibility/2006" xmlns:aink="http://schemas.microsoft.com/office/drawing/2016/ink" xmlns:am3d="http://schemas.microsoft.com/office/drawing/2017/model3d" xmlns:o="urn:schemas-microsoft-com:office:office" xmlns:oel="http://schemas.microsoft.com/office/2019/extlst" xmlns:r="http://schemas.openxmlformats.org/officeDocument/2006/relationships" xmlns:m="http://schemas.openxmlformats.org/officeDocument/2006/math" xmlns:v="urn:schemas-microsoft-com:vml" xmlns:wp14="http://schemas.microsoft.com/office/word/2010/wordprocessingDrawing" xmlns:wp="http://schemas.openxmlformats.org/drawingml/2006/wordprocessingDrawing" xmlns:w10="urn:schemas-microsoft-com:office:word" xmlns:w="http://schemas.openxmlformats.org/wordprocessingml/2006/main" xmlns:w14="http://schemas.microsoft.com/office/word/2010/wordml" xmlns:w15="http://schemas.microsoft.com/office/word/2012/wordml" xmlns:w16cei="http://schemas.microsoft.com/office/word/2026/wordml/cei" xmlns:w16cex="http://schemas.microsoft.com/office/word/2018/wordml/cex" xmlns:w16cid="http://schemas.microsoft.com/office/word/2016/wordml/cid" xmlns:w16="http://schemas.microsoft.com/office/word/2018/wordml" xmlns:w16du="http://schemas.microsoft.com/office/word/2023/wordml/word16du" xmlns:w16sdtdh="http://schemas.microsoft.com/office/word/2020/wordml/sdtdatahash" xmlns:w16sdtfl="http://schemas.microsoft.com/office/word/2024/wordml/sdtformatlock" xmlns:w16se="http://schemas.microsoft.com/office/word/2015/wordml/symex" xmlns:wpg="http://schemas.microsoft.com/office/word/2010/wordprocessingGroup" xmlns:wpi="http://schemas.microsoft.com/office/word/2010/wordprocessingInk" xmlns:wne="http://schemas.microsoft.com/office/word/2006/wordml" xmlns:wps="http://schemas.microsoft.com/office/word/2010/wordprocessingShape" mc:Ignorable="w14 w15 w16se w16cid w16 w16cex w16sdtdh w16sdtfl w16du wp14">
+  <w:endnote w:type="separator" w:id="-1">
+    <w:p>
+      <w:pPr>
+        <w:spacing w:after="0" w:line="240" w:lineRule="auto"/>
+      </w:pPr>
+      <w:r>
+        <w:separator/>
+      </w:r>
+    </w:p>
+  </w:endnote>
+  <w:endnote w:type="continuationSeparator" w:id="0">
+    <w:p>
+      <w:pPr>
+        <w:spacing w:after="0" w:line="240" w:lineRule="auto"/>
+      </w:pPr>
+      <w:r>
+        <w:continuationSeparator/>
+      </w:r>
+    </w:p>
+  </w:endnote>
+</w:endnotes>
+</file>
+
+<file path=word/footer1.xml><?xml version="1.0" encoding="utf-8"?>
+<w:ftr xmlns:wpc="http://schemas.microsoft.com/office/word/2010/wordprocessingCanvas" xmlns:cx="http://schemas.microsoft.com/office/drawing/2014/chartex" xmlns:cx1="http://schemas.microsoft.com/office/drawing/2015/9/8/chartex" xmlns:cx2="http://schemas.microsoft.com/office/drawing/2015/10/21/chartex" xmlns:cx3="http://schemas.microsoft.com/office/drawing/2016/5/9/chartex" xmlns:cx4="http://schemas.microsoft.com/office/drawing/2016/5/10/chartex" xmlns:cx5="http://schemas.microsoft.com/office/drawing/2016/5/11/chartex" xmlns:cx6="http://schemas.microsoft.com/office/drawing/2016/5/12/chartex" xmlns:cx7="http://schemas.microsoft.com/office/drawing/2016/5/13/chartex" xmlns:cx8="http://schemas.microsoft.com/office/drawing/2016/5/14/chartex" xmlns:mc="http://schemas.openxmlformats.org/markup-compatibility/2006" xmlns:aink="http://schemas.microsoft.com/office/drawing/2016/ink" xmlns:am3d="http://schemas.microsoft.com/office/drawing/2017/model3d" xmlns:o="urn:schemas-microsoft-com:office:office" xmlns:oel="http://schemas.microsoft.com/office/2019/extlst" xmlns:r="http://schemas.openxmlformats.org/officeDocument/2006/relationships" xmlns:m="http://schemas.openxmlformats.org/officeDocument/2006/math" xmlns:v="urn:schemas-microsoft-com:vml" xmlns:wp14="http://schemas.microsoft.com/office/word/2010/wordprocessingDrawing" xmlns:wp="http://schemas.openxmlformats.org/drawingml/2006/wordprocessingDrawing" xmlns:w10="urn:schemas-microsoft-com:office:word" xmlns:w="http://schemas.openxmlformats.org/wordprocessingml/2006/main" xmlns:w14="http://schemas.microsoft.com/office/word/2010/wordml" xmlns:w15="http://schemas.microsoft.com/office/word/2012/wordml" xmlns:w16cei="http://schemas.microsoft.com/office/word/2026/wordml/cei" xmlns:w16cex="http://schemas.microsoft.com/office/word/2018/wordml/cex" xmlns:w16cid="http://schemas.microsoft.com/office/word/2016/wordml/cid" xmlns:w16="http://schemas.microsoft.com/office/word/2018/wordml" xmlns:w16du="http://schemas.microsoft.com/office/word/2023/wordml/word16du" xmlns:w16sdtdh="http://schemas.microsoft.com/office/word/2020/wordml/sdtdatahash" xmlns:w16sdtfl="http://schemas.microsoft.com/office/word/2024/wordml/sdtformatlock" xmlns:w16se="http://schemas.microsoft.com/office/word/2015/wordml/symex" xmlns:wpg="http://schemas.microsoft.com/office/word/2010/wordprocessingGroup" xmlns:wpi="http://schemas.microsoft.com/office/word/2010/wordprocessingInk" xmlns:wne="http://schemas.microsoft.com/office/word/2006/wordml" xmlns:wps="http://schemas.microsoft.com/office/word/2010/wordprocessingShape" mc:Ignorable="w14 w15 w16se w16cid w16 w16cex w16sdtdh w16sdtfl w16du wp14">
+  <w:sdt>
+    <w:sdtPr>
+      <w:id w:val="-2091540595"/>
+      <w:docPartObj>
+        <w:docPartGallery w:val="Page Numbers (Bottom of Page)"/>
+        <w:docPartUnique/>
+      </w:docPartObj>
+    </w:sdtPr>
+    <w:sdtEndPr>
+      <w:rPr>
+        <w:noProof/>
+      </w:rPr>
+    </w:sdtEndPr>
+    <w:sdtContent>
+      <w:p>
+        <w:pPr>
+          <w:pStyle w:val="Footer"/>
+          <w:jc w:val="center"/>
+        </w:pPr>
+        <w:r>
+          <w:fldChar w:fldCharType="begin"/>
+        </w:r>
+        <w:r>
+          <w:instrText xml:space="preserve"> PAGE   \* MERGEFORMAT </w:instrText>
+        </w:r>
+        <w:r>
+          <w:fldChar w:fldCharType="separate"/>
+        </w:r>
+        <w:r>
+          <w:rPr>
+            <w:noProof/>
+          </w:rPr>
+          <w:t>2</w:t>
+        </w:r>
+        <w:r>
+          <w:rPr>
+            <w:noProof/>
+          </w:rPr>
+          <w:fldChar w:fldCharType="end"/>
+        </w:r>
+      </w:p>
+    </w:sdtContent>
+  </w:sdt>
+  <w:p>
+    <w:pPr>
+      <w:pStyle w:val="Footer"/>
+    </w:pPr>
+  </w:p>
+</w:ftr>
+</file>
+
+<file path=word/footer2.xml><?xml version="1.0" encoding="utf-8"?>
+<w:ftr xmlns:wpc="http://schemas.microsoft.com/office/word/2010/wordprocessingCanvas" xmlns:cx="http://schemas.microsoft.com/office/drawing/2014/chartex" xmlns:cx1="http://schemas.microsoft.com/office/drawing/2015/9/8/chartex" xmlns:cx2="http://schemas.microsoft.com/office/drawing/2015/10/21/chartex" xmlns:cx3="http://schemas.microsoft.com/office/drawing/2016/5/9/chartex" xmlns:cx4="http://schemas.microsoft.com/office/drawing/2016/5/10/chartex" xmlns:cx5="http://schemas.microsoft.com/office/drawing/2016/5/11/chartex" xmlns:cx6="http://schemas.microsoft.com/office/drawing/2016/5/12/chartex" xmlns:cx7="http://schemas.microsoft.com/office/drawing/2016/5/13/chartex" xmlns:cx8="http://schemas.microsoft.com/office/drawing/2016/5/14/chartex" xmlns:mc="http://schemas.openxmlformats.org/markup-compatibility/2006" xmlns:aink="http://schemas.microsoft.com/office/drawing/2016/ink" xmlns:am3d="http://schemas.microsoft.com/office/drawing/2017/model3d" xmlns:o="urn:schemas-microsoft-com:office:office" xmlns:oel="http://schemas.microsoft.com/office/2019/extlst" xmlns:r="http://schemas.openxmlformats.org/officeDocument/2006/relationships" xmlns:m="http://schemas.openxmlformats.org/officeDocument/2006/math" xmlns:v="urn:schemas-microsoft-com:vml" xmlns:wp14="http://schemas.microsoft.com/office/word/2010/wordprocessingDrawing" xmlns:wp="http://schemas.openxmlformats.org/drawingml/2006/wordprocessingDrawing" xmlns:w10="urn:schemas-microsoft-com:office:word" xmlns:w="http://schemas.openxmlformats.org/wordprocessingml/2006/main" xmlns:w14="http://schemas.microsoft.com/office/word/2010/wordml" xmlns:w15="http://schemas.microsoft.com/office/word/2012/wordml" xmlns:w16cei="http://schemas.microsoft.com/office/word/2026/wordml/cei" xmlns:w16cex="http://schemas.microsoft.com/office/word/2018/wordml/cex" xmlns:w16cid="http://schemas.microsoft.com/office/word/2016/wordml/cid" xmlns:w16="http://schemas.microsoft.com/office/word/2018/wordml" xmlns:w16du="http://schemas.microsoft.com/office/word/2023/wordml/word16du" xmlns:w16sdtdh="http://schemas.microsoft.com/office/word/2020/wordml/sdtdatahash" xmlns:w16sdtfl="http://schemas.microsoft.com/office/word/2024/wordml/sdtformatlock" xmlns:w16se="http://schemas.microsoft.com/office/word/2015/wordml/symex" xmlns:wpg="http://schemas.microsoft.com/office/word/2010/wordprocessingGroup" xmlns:wpi="http://schemas.microsoft.com/office/word/2010/wordprocessingInk" xmlns:wne="http://schemas.microsoft.com/office/word/2006/wordml" xmlns:wps="http://schemas.microsoft.com/office/word/2010/wordprocessingShape" mc:Ignorable="w14 w15 w16se w16cid w16 w16cex w16sdtdh w16sdtfl w16du wp14">
+  <w:sdt>
+    <w:sdtPr>
+      <w:id w:val="-310403183"/>
+      <w:docPartObj>
+        <w:docPartGallery w:val="Page Numbers (Bottom of Page)"/>
+        <w:docPartUnique/>
+      </w:docPartObj>
+    </w:sdtPr>
+    <w:sdtEndPr>
+      <w:rPr>
+        <w:noProof/>
+      </w:rPr>
+    </w:sdtEndPr>
+    <w:sdtContent>
+      <w:p>
+        <w:pPr>
+          <w:pStyle w:val="Footer"/>
+          <w:jc w:val="center"/>
+        </w:pPr>
+        <w:r>
+          <w:fldChar w:fldCharType="begin"/>
+        </w:r>
+        <w:r>
+          <w:instrText xml:space="preserve"> PAGE   \* MERGEFORMAT </w:instrText>
+        </w:r>
+        <w:r>
+          <w:fldChar w:fldCharType="separate"/>
+        </w:r>
+        <w:r>
+          <w:rPr>
+            <w:noProof/>
+          </w:rPr>
+          <w:t>2</w:t>
+        </w:r>
+        <w:r>
+          <w:rPr>
+            <w:noProof/>
+          </w:rPr>
+          <w:fldChar w:fldCharType="end"/>
+        </w:r>
+      </w:p>
+    </w:sdtContent>
+  </w:sdt>
+  <w:p>
+    <w:pPr>
+      <w:pStyle w:val="Footer"/>
+    </w:pPr>
+  </w:p>
+</w:ftr>
+</file>
+
+<file path=word/footnotes.xml><?xml version="1.0" encoding="utf-8"?>
+<w:footnotes xmlns:wpc="http://schemas.microsoft.com/office/word/2010/wordprocessingCanvas" xmlns:cx="http://schemas.microsoft.com/office/drawing/2014/chartex" xmlns:cx1="http://schemas.microsoft.com/office/drawing/2015/9/8/chartex" xmlns:cx2="http://schemas.microsoft.com/office/drawing/2015/10/21/chartex" xmlns:cx3="http://schemas.microsoft.com/office/drawing/2016/5/9/chartex" xmlns:cx4="http://schemas.microsoft.com/office/drawing/2016/5/10/chartex" xmlns:cx5="http://schemas.microsoft.com/office/drawing/2016/5/11/chartex" xmlns:cx6="http://schemas.microsoft.com/office/drawing/2016/5/12/chartex" xmlns:cx7="http://schemas.microsoft.com/office/drawing/2016/5/13/chartex" xmlns:cx8="http://schemas.microsoft.com/office/drawing/2016/5/14/chartex" xmlns:mc="http://schemas.openxmlformats.org/markup-compatibility/2006" xmlns:aink="http://schemas.microsoft.com/office/drawing/2016/ink" xmlns:am3d="http://schemas.microsoft.com/office/drawing/2017/model3d" xmlns:o="urn:schemas-microsoft-com:office:office" xmlns:oel="http://schemas.microsoft.com/office/2019/extlst" xmlns:r="http://schemas.openxmlformats.org/officeDocument/2006/relationships" xmlns:m="http://schemas.openxmlformats.org/officeDocument/2006/math" xmlns:v="urn:schemas-microsoft-com:vml" xmlns:wp14="http://schemas.microsoft.com/office/word/2010/wordprocessingDrawing" xmlns:wp="http://schemas.openxmlformats.org/drawingml/2006/wordprocessingDrawing" xmlns:w10="urn:schemas-microsoft-com:office:word" xmlns:w="http://schemas.openxmlformats.org/wordprocessingml/2006/main" xmlns:w14="http://schemas.microsoft.com/office/word/2010/wordml" xmlns:w15="http://schemas.microsoft.com/office/word/2012/wordml" xmlns:w16cei="http://schemas.microsoft.com/office/word/2026/wordml/cei" xmlns:w16cex="http://schemas.microsoft.com/office/word/2018/wordml/cex" xmlns:w16cid="http://schemas.microsoft.com/office/word/2016/wordml/cid" xmlns:w16="http://schemas.microsoft.com/office/word/2018/wordml" xmlns:w16du="http://schemas.microsoft.com/office/word/2023/wordml/word16du" xmlns:w16sdtdh="http://schemas.microsoft.com/office/word/2020/wordml/sdtdatahash" xmlns:w16sdtfl="http://schemas.microsoft.com/office/word/2024/wordml/sdtformatlock" xmlns:w16se="http://schemas.microsoft.com/office/word/2015/wordml/symex" xmlns:wpg="http://schemas.microsoft.com/office/word/2010/wordprocessingGroup" xmlns:wpi="http://schemas.microsoft.com/office/word/2010/wordprocessingInk" xmlns:wne="http://schemas.microsoft.com/office/word/2006/wordml" xmlns:wps="http://schemas.microsoft.com/office/word/2010/wordprocessingShape" mc:Ignorable="w14 w15 w16se w16cid w16 w16cex w16sdtdh w16sdtfl w16du wp14">
+  <w:footnote w:type="separator" w:id="-1">
+    <w:p>
+      <w:pPr>
+        <w:spacing w:after="0" w:line="240" w:lineRule="auto"/>
+      </w:pPr>
+      <w:r>
+        <w:separator/>
+      </w:r>
+    </w:p>
+  </w:footnote>
+  <w:footnote w:type="continuationSeparator" w:id="0">
+    <w:p>
+      <w:pPr>
+        <w:spacing w:after="0" w:line="240" w:lineRule="auto"/>
+      </w:pPr>
+      <w:r>
+        <w:continuationSeparator/>
+      </w:r>
+    </w:p>
+  </w:footnote>
+</w:footnotes>
 </file>
 
 <file path=word/numbering.xml><?xml version="1.0" encoding="utf-8"?>
@@ -11071,6 +13630,119 @@
     </w:lvl>
   </w:abstractNum>
   <w:abstractNum w:abstractNumId="11" w15:restartNumberingAfterBreak="0">
+    <w:nsid w:val="433625F3"/>
+    <w:multiLevelType w:val="hybridMultilevel"/>
+    <w:tmpl w:val="3B08F634"/>
+    <w:lvl w:ilvl="0" w:tplc="1C090001">
+      <w:start w:val="1"/>
+      <w:numFmt w:val="bullet"/>
+      <w:lvlText w:val=""/>
+      <w:lvlJc w:val="left"/>
+      <w:pPr>
+        <w:ind w:left="720" w:hanging="360"/>
+      </w:pPr>
+      <w:rPr>
+        <w:rFonts w:ascii="Symbol" w:hAnsi="Symbol" w:hint="default"/>
+      </w:rPr>
+    </w:lvl>
+    <w:lvl w:ilvl="1" w:tplc="1C090003" w:tentative="1">
+      <w:start w:val="1"/>
+      <w:numFmt w:val="bullet"/>
+      <w:lvlText w:val="o"/>
+      <w:lvlJc w:val="left"/>
+      <w:pPr>
+        <w:ind w:left="1440" w:hanging="360"/>
+      </w:pPr>
+      <w:rPr>
+        <w:rFonts w:ascii="Courier New" w:hAnsi="Courier New" w:cs="Courier New" w:hint="default"/>
+      </w:rPr>
+    </w:lvl>
+    <w:lvl w:ilvl="2" w:tplc="1C090005" w:tentative="1">
+      <w:start w:val="1"/>
+      <w:numFmt w:val="bullet"/>
+      <w:lvlText w:val=""/>
+      <w:lvlJc w:val="left"/>
+      <w:pPr>
+        <w:ind w:left="2160" w:hanging="360"/>
+      </w:pPr>
+      <w:rPr>
+        <w:rFonts w:ascii="Wingdings" w:hAnsi="Wingdings" w:hint="default"/>
+      </w:rPr>
+    </w:lvl>
+    <w:lvl w:ilvl="3" w:tplc="1C090001" w:tentative="1">
+      <w:start w:val="1"/>
+      <w:numFmt w:val="bullet"/>
+      <w:lvlText w:val=""/>
+      <w:lvlJc w:val="left"/>
+      <w:pPr>
+        <w:ind w:left="2880" w:hanging="360"/>
+      </w:pPr>
+      <w:rPr>
+        <w:rFonts w:ascii="Symbol" w:hAnsi="Symbol" w:hint="default"/>
+      </w:rPr>
+    </w:lvl>
+    <w:lvl w:ilvl="4" w:tplc="1C090003" w:tentative="1">
+      <w:start w:val="1"/>
+      <w:numFmt w:val="bullet"/>
+      <w:lvlText w:val="o"/>
+      <w:lvlJc w:val="left"/>
+      <w:pPr>
+        <w:ind w:left="3600" w:hanging="360"/>
+      </w:pPr>
+      <w:rPr>
+        <w:rFonts w:ascii="Courier New" w:hAnsi="Courier New" w:cs="Courier New" w:hint="default"/>
+      </w:rPr>
+    </w:lvl>
+    <w:lvl w:ilvl="5" w:tplc="1C090005" w:tentative="1">
+      <w:start w:val="1"/>
+      <w:numFmt w:val="bullet"/>
+      <w:lvlText w:val=""/>
+      <w:lvlJc w:val="left"/>
+      <w:pPr>
+        <w:ind w:left="4320" w:hanging="360"/>
+      </w:pPr>
+      <w:rPr>
+        <w:rFonts w:ascii="Wingdings" w:hAnsi="Wingdings" w:hint="default"/>
+      </w:rPr>
+    </w:lvl>
+    <w:lvl w:ilvl="6" w:tplc="1C090001" w:tentative="1">
+      <w:start w:val="1"/>
+      <w:numFmt w:val="bullet"/>
+      <w:lvlText w:val=""/>
+      <w:lvlJc w:val="left"/>
+      <w:pPr>
+        <w:ind w:left="5040" w:hanging="360"/>
+      </w:pPr>
+      <w:rPr>
+        <w:rFonts w:ascii="Symbol" w:hAnsi="Symbol" w:hint="default"/>
+      </w:rPr>
+    </w:lvl>
+    <w:lvl w:ilvl="7" w:tplc="1C090003" w:tentative="1">
+      <w:start w:val="1"/>
+      <w:numFmt w:val="bullet"/>
+      <w:lvlText w:val="o"/>
+      <w:lvlJc w:val="left"/>
+      <w:pPr>
+        <w:ind w:left="5760" w:hanging="360"/>
+      </w:pPr>
+      <w:rPr>
+        <w:rFonts w:ascii="Courier New" w:hAnsi="Courier New" w:cs="Courier New" w:hint="default"/>
+      </w:rPr>
+    </w:lvl>
+    <w:lvl w:ilvl="8" w:tplc="1C090005" w:tentative="1">
+      <w:start w:val="1"/>
+      <w:numFmt w:val="bullet"/>
+      <w:lvlText w:val=""/>
+      <w:lvlJc w:val="left"/>
+      <w:pPr>
+        <w:ind w:left="6480" w:hanging="360"/>
+      </w:pPr>
+      <w:rPr>
+        <w:rFonts w:ascii="Wingdings" w:hAnsi="Wingdings" w:hint="default"/>
+      </w:rPr>
+    </w:lvl>
+  </w:abstractNum>
+  <w:abstractNum w:abstractNumId="12" w15:restartNumberingAfterBreak="0">
     <w:nsid w:val="4868144D"/>
     <w:multiLevelType w:val="hybridMultilevel"/>
     <w:tmpl w:val="01964962"/>
@@ -11182,7 +13854,7 @@
       </w:rPr>
     </w:lvl>
   </w:abstractNum>
-  <w:abstractNum w:abstractNumId="12" w15:restartNumberingAfterBreak="0">
+  <w:abstractNum w:abstractNumId="13" w15:restartNumberingAfterBreak="0">
     <w:nsid w:val="4ECE6B03"/>
     <w:multiLevelType w:val="multilevel"/>
     <w:tmpl w:val="1C09001F"/>
@@ -11268,7 +13940,7 @@
       </w:pPr>
     </w:lvl>
   </w:abstractNum>
-  <w:abstractNum w:abstractNumId="13" w15:restartNumberingAfterBreak="0">
+  <w:abstractNum w:abstractNumId="14" w15:restartNumberingAfterBreak="0">
     <w:nsid w:val="68E60AFC"/>
     <w:multiLevelType w:val="multilevel"/>
     <w:tmpl w:val="1C09001F"/>
@@ -11354,7 +14026,7 @@
       </w:pPr>
     </w:lvl>
   </w:abstractNum>
-  <w:abstractNum w:abstractNumId="14" w15:restartNumberingAfterBreak="0">
+  <w:abstractNum w:abstractNumId="15" w15:restartNumberingAfterBreak="0">
     <w:nsid w:val="6B4042B9"/>
     <w:multiLevelType w:val="multilevel"/>
     <w:tmpl w:val="1C09001F"/>
@@ -11440,7 +14112,7 @@
       </w:pPr>
     </w:lvl>
   </w:abstractNum>
-  <w:abstractNum w:abstractNumId="15" w15:restartNumberingAfterBreak="0">
+  <w:abstractNum w:abstractNumId="16" w15:restartNumberingAfterBreak="0">
     <w:nsid w:val="7379395D"/>
     <w:multiLevelType w:val="multilevel"/>
     <w:tmpl w:val="1C09001F"/>
@@ -11536,13 +14208,13 @@
     <w:abstractNumId w:val="0"/>
   </w:num>
   <w:num w:numId="4" w16cid:durableId="1291325912">
-    <w:abstractNumId w:val="12"/>
+    <w:abstractNumId w:val="13"/>
   </w:num>
   <w:num w:numId="5" w16cid:durableId="1783257527">
     <w:abstractNumId w:val="2"/>
   </w:num>
   <w:num w:numId="6" w16cid:durableId="908810925">
-    <w:abstractNumId w:val="15"/>
+    <w:abstractNumId w:val="16"/>
   </w:num>
   <w:num w:numId="7" w16cid:durableId="1448163018">
     <w:abstractNumId w:val="6"/>
@@ -11554,7 +14226,7 @@
     <w:abstractNumId w:val="4"/>
   </w:num>
   <w:num w:numId="10" w16cid:durableId="1646427349">
-    <w:abstractNumId w:val="11"/>
+    <w:abstractNumId w:val="12"/>
   </w:num>
   <w:num w:numId="11" w16cid:durableId="2047412618">
     <w:abstractNumId w:val="5"/>
@@ -11566,13 +14238,16 @@
     <w:abstractNumId w:val="1"/>
   </w:num>
   <w:num w:numId="14" w16cid:durableId="1258902943">
-    <w:abstractNumId w:val="14"/>
+    <w:abstractNumId w:val="15"/>
   </w:num>
   <w:num w:numId="15" w16cid:durableId="1031297984">
     <w:abstractNumId w:val="3"/>
   </w:num>
   <w:num w:numId="16" w16cid:durableId="999119593">
-    <w:abstractNumId w:val="13"/>
+    <w:abstractNumId w:val="14"/>
+  </w:num>
+  <w:num w:numId="17" w16cid:durableId="1455058722">
+    <w:abstractNumId w:val="11"/>
   </w:num>
 </w:numbering>
 </file>
@@ -12187,6 +14862,7 @@
   <w:style w:type="character" w:default="1" w:styleId="DefaultParagraphFont">
     <w:name w:val="Default Paragraph Font"/>
     <w:uiPriority w:val="1"/>
+    <w:semiHidden/>
     <w:unhideWhenUsed/>
   </w:style>
   <w:style w:type="table" w:default="1" w:styleId="TableNormal">
@@ -12721,6 +15397,50 @@
       <w:spacing w:after="0"/>
     </w:pPr>
   </w:style>
+  <w:style w:type="paragraph" w:styleId="Header">
+    <w:name w:val="header"/>
+    <w:basedOn w:val="Normal"/>
+    <w:link w:val="HeaderChar"/>
+    <w:uiPriority w:val="99"/>
+    <w:unhideWhenUsed/>
+    <w:rsid w:val="005C226B"/>
+    <w:pPr>
+      <w:tabs>
+        <w:tab w:val="center" w:pos="4513"/>
+        <w:tab w:val="right" w:pos="9026"/>
+      </w:tabs>
+      <w:spacing w:after="0" w:line="240" w:lineRule="auto"/>
+    </w:pPr>
+  </w:style>
+  <w:style w:type="character" w:customStyle="1" w:styleId="HeaderChar">
+    <w:name w:val="Header Char"/>
+    <w:basedOn w:val="DefaultParagraphFont"/>
+    <w:link w:val="Header"/>
+    <w:uiPriority w:val="99"/>
+    <w:rsid w:val="005C226B"/>
+  </w:style>
+  <w:style w:type="paragraph" w:styleId="Footer">
+    <w:name w:val="footer"/>
+    <w:basedOn w:val="Normal"/>
+    <w:link w:val="FooterChar"/>
+    <w:uiPriority w:val="99"/>
+    <w:unhideWhenUsed/>
+    <w:rsid w:val="005C226B"/>
+    <w:pPr>
+      <w:tabs>
+        <w:tab w:val="center" w:pos="4513"/>
+        <w:tab w:val="right" w:pos="9026"/>
+      </w:tabs>
+      <w:spacing w:after="0" w:line="240" w:lineRule="auto"/>
+    </w:pPr>
+  </w:style>
+  <w:style w:type="character" w:customStyle="1" w:styleId="FooterChar">
+    <w:name w:val="Footer Char"/>
+    <w:basedOn w:val="DefaultParagraphFont"/>
+    <w:link w:val="Footer"/>
+    <w:uiPriority w:val="99"/>
+    <w:rsid w:val="005C226B"/>
+  </w:style>
 </w:styles>
 </file>
 
